--- a/docs (kubernetes)/youtube_devops_directive.docx
+++ b/docs (kubernetes)/youtube_devops_directive.docx
@@ -1886,11 +1886,46 @@
       <w:r>
         <w:rPr>
           <w:rFonts w:hint="default" w:ascii="Bodoni MT" w:hAnsi="Bodoni MT" w:eastAsia="等线" w:cs="Bodoni MT"/>
-          <w:sz w:val="22"/>
-          <w:szCs w:val="22"/>
-          <w:lang w:val="en-US"/>
-        </w:rPr>
-        <w:t>Pods crashes → recreate it</w:t>
+          <w:color w:val="C00000"/>
+          <w:sz w:val="22"/>
+          <w:szCs w:val="22"/>
+          <w:shd w:val="clear" w:color="FFFFFF" w:fill="D9D9D9"/>
+          <w:lang w:val="en-IN"/>
+        </w:rPr>
+        <w:t>Its actually a container that contains all the controllers.</w:t>
+      </w:r>
+      <w:r>
+        <w:rPr>
+          <w:rFonts w:hint="default" w:ascii="Bodoni MT" w:hAnsi="Bodoni MT" w:eastAsia="等线" w:cs="Bodoni MT"/>
+          <w:color w:val="C00000"/>
+          <w:sz w:val="22"/>
+          <w:szCs w:val="22"/>
+          <w:shd w:val="clear" w:color="FFFFFF" w:fill="D9D9D9"/>
+          <w:lang w:val="en-IN"/>
+        </w:rPr>
+        <w:br w:type="textWrapping"/>
+      </w:r>
+      <w:r>
+        <w:rPr>
+          <w:rFonts w:hint="default" w:ascii="Bodoni MT" w:hAnsi="Bodoni MT" w:eastAsia="等线" w:cs="Bodoni MT"/>
+          <w:color w:val="C00000"/>
+          <w:sz w:val="22"/>
+          <w:szCs w:val="22"/>
+          <w:shd w:val="clear" w:color="FFFFFF" w:fill="D9D9D9"/>
+          <w:lang w:val="en-IN"/>
+        </w:rPr>
+        <w:t>Controllers are not any separate machine, these are just logic/processes running inside CM</w:t>
+      </w:r>
+      <w:r>
+        <w:rPr>
+          <w:rFonts w:hint="default" w:ascii="Bodoni MT" w:hAnsi="Bodoni MT" w:eastAsia="等线" w:cs="Bodoni MT"/>
+          <w:b w:val="0"/>
+          <w:bCs w:val="0"/>
+          <w:sz w:val="22"/>
+          <w:szCs w:val="22"/>
+          <w:lang w:val="en-IN"/>
+        </w:rPr>
+        <w:t>.</w:t>
       </w:r>
     </w:p>
     <w:p>
@@ -1919,7 +1954,7 @@
           <w:szCs w:val="22"/>
           <w:lang w:val="en-US"/>
         </w:rPr>
-        <w:t>Nodes down → reschedule pods</w:t>
+        <w:t>Pods crashes → recreate it</w:t>
       </w:r>
     </w:p>
     <w:p>
@@ -1948,33 +1983,7 @@
           <w:szCs w:val="22"/>
           <w:lang w:val="en-US"/>
         </w:rPr>
-        <w:t xml:space="preserve">You can think it as a </w:t>
-      </w:r>
-      <w:r>
-        <w:rPr>
-          <w:rFonts w:hint="default" w:ascii="Bodoni MT" w:hAnsi="Bodoni MT" w:eastAsia="等线" w:cs="Bodoni MT"/>
-          <w:b w:val="0"/>
-          <w:bCs w:val="0"/>
-          <w:i/>
-          <w:iCs/>
-          <w:sz w:val="22"/>
-          <w:szCs w:val="22"/>
-          <w:lang w:val="en-US"/>
-        </w:rPr>
-        <w:t>Auto Healing System</w:t>
-      </w:r>
-      <w:r>
-        <w:rPr>
-          <w:rFonts w:hint="default" w:ascii="Bodoni MT" w:hAnsi="Bodoni MT" w:eastAsia="等线" w:cs="Bodoni MT"/>
-          <w:b w:val="0"/>
-          <w:bCs w:val="0"/>
-          <w:i w:val="0"/>
-          <w:iCs w:val="0"/>
-          <w:sz w:val="22"/>
-          <w:szCs w:val="22"/>
-          <w:lang w:val="en-US"/>
-        </w:rPr>
-        <w:t>.</w:t>
+        <w:t>Nodes down → reschedule pods</w:t>
       </w:r>
     </w:p>
     <w:p>
@@ -1999,6 +2008,61 @@
       <w:r>
         <w:rPr>
           <w:rFonts w:hint="default" w:ascii="Bodoni MT" w:hAnsi="Bodoni MT" w:eastAsia="等线" w:cs="Bodoni MT"/>
+          <w:sz w:val="22"/>
+          <w:szCs w:val="22"/>
+          <w:lang w:val="en-US"/>
+        </w:rPr>
+        <w:t xml:space="preserve">You can think it as a </w:t>
+      </w:r>
+      <w:r>
+        <w:rPr>
+          <w:rFonts w:hint="default" w:ascii="Bodoni MT" w:hAnsi="Bodoni MT" w:eastAsia="等线" w:cs="Bodoni MT"/>
+          <w:b w:val="0"/>
+          <w:bCs w:val="0"/>
+          <w:i/>
+          <w:iCs/>
+          <w:sz w:val="22"/>
+          <w:szCs w:val="22"/>
+          <w:lang w:val="en-US"/>
+        </w:rPr>
+        <w:t>Auto Healing System</w:t>
+      </w:r>
+      <w:r>
+        <w:rPr>
+          <w:rFonts w:hint="default" w:ascii="Bodoni MT" w:hAnsi="Bodoni MT" w:eastAsia="等线" w:cs="Bodoni MT"/>
+          <w:b w:val="0"/>
+          <w:bCs w:val="0"/>
+          <w:i w:val="0"/>
+          <w:iCs w:val="0"/>
+          <w:sz w:val="22"/>
+          <w:szCs w:val="22"/>
+          <w:lang w:val="en-US"/>
+        </w:rPr>
+        <w:t>.</w:t>
+      </w:r>
+    </w:p>
+    <w:p>
+      <w:pPr>
+        <w:keepNext w:val="0"/>
+        <w:keepLines w:val="0"/>
+        <w:widowControl/>
+        <w:numPr>
+          <w:ilvl w:val="2"/>
+          <w:numId w:val="11"/>
+        </w:numPr>
+        <w:suppressLineNumbers w:val="0"/>
+        <w:spacing w:before="0" w:beforeAutospacing="0" w:after="0" w:afterAutospacing="0" w:line="360" w:lineRule="auto"/>
+        <w:ind w:left="1260" w:leftChars="0" w:right="0" w:hanging="420" w:firstLineChars="0"/>
+        <w:jc w:val="left"/>
+        <w:rPr>
+          <w:rFonts w:hint="default" w:ascii="Bodoni MT" w:hAnsi="Bodoni MT" w:eastAsia="等线" w:cs="Bodoni MT"/>
+          <w:sz w:val="22"/>
+          <w:szCs w:val="22"/>
+        </w:rPr>
+      </w:pPr>
+      <w:r>
+        <w:rPr>
+          <w:rFonts w:hint="default" w:ascii="Bodoni MT" w:hAnsi="Bodoni MT" w:eastAsia="等线" w:cs="Bodoni MT"/>
           <w:b w:val="0"/>
           <w:bCs w:val="0"/>
           <w:i w:val="0"/>
@@ -2656,12 +2720,62 @@
       <w:r>
         <w:rPr>
           <w:rFonts w:hint="default" w:ascii="Bodoni MT" w:hAnsi="Bodoni MT" w:eastAsia="等线" w:cs="Bodoni MT"/>
-          <w:color w:val="auto"/>
-          <w:sz w:val="22"/>
-          <w:szCs w:val="22"/>
-          <w:lang w:val="en-US"/>
-        </w:rPr>
-        <w:t>Each pod → 1 running instance.</w:t>
+          <w:b/>
+          <w:bCs/>
+          <w:i/>
+          <w:iCs/>
+          <w:color w:val="C00000"/>
+          <w:sz w:val="22"/>
+          <w:szCs w:val="22"/>
+          <w:shd w:val="clear" w:color="FFFFFF" w:fill="D9D9D9"/>
+          <w:lang w:val="en-IN"/>
+        </w:rPr>
+        <w:t>Pods</w:t>
+      </w:r>
+      <w:r>
+        <w:rPr>
+          <w:rFonts w:hint="default" w:ascii="Bodoni MT" w:hAnsi="Bodoni MT" w:eastAsia="等线" w:cs="Bodoni MT"/>
+          <w:b w:val="0"/>
+          <w:bCs w:val="0"/>
+          <w:i w:val="0"/>
+          <w:iCs w:val="0"/>
+          <w:color w:val="C00000"/>
+          <w:sz w:val="22"/>
+          <w:szCs w:val="22"/>
+          <w:shd w:val="clear" w:color="FFFFFF" w:fill="D9D9D9"/>
+          <w:lang w:val="en-IN"/>
+        </w:rPr>
+        <w:t xml:space="preserve"> are just logical units, the </w:t>
+      </w:r>
+      <w:r>
+        <w:rPr>
+          <w:rFonts w:hint="default" w:ascii="Bodoni MT" w:hAnsi="Bodoni MT" w:eastAsia="等线" w:cs="Bodoni MT"/>
+          <w:b/>
+          <w:bCs/>
+          <w:i/>
+          <w:iCs/>
+          <w:color w:val="C00000"/>
+          <w:sz w:val="22"/>
+          <w:szCs w:val="22"/>
+          <w:shd w:val="clear" w:color="FFFFFF" w:fill="D9D9D9"/>
+          <w:lang w:val="en-IN"/>
+        </w:rPr>
+        <w:t>containers</w:t>
+      </w:r>
+      <w:r>
+        <w:rPr>
+          <w:rFonts w:hint="default" w:ascii="Bodoni MT" w:hAnsi="Bodoni MT" w:eastAsia="等线" w:cs="Bodoni MT"/>
+          <w:b w:val="0"/>
+          <w:bCs w:val="0"/>
+          <w:i w:val="0"/>
+          <w:iCs w:val="0"/>
+          <w:color w:val="C00000"/>
+          <w:sz w:val="22"/>
+          <w:szCs w:val="22"/>
+          <w:shd w:val="clear" w:color="FFFFFF" w:fill="D9D9D9"/>
+          <w:lang w:val="en-IN"/>
+        </w:rPr>
+        <w:t xml:space="preserve"> are actual running processes.</w:t>
       </w:r>
     </w:p>
     <w:p>
@@ -2692,6 +2806,37 @@
           <w:szCs w:val="22"/>
           <w:lang w:val="en-US"/>
         </w:rPr>
+        <w:t>Each pod → 1 running instance.</w:t>
+      </w:r>
+    </w:p>
+    <w:p>
+      <w:pPr>
+        <w:keepNext w:val="0"/>
+        <w:keepLines w:val="0"/>
+        <w:widowControl/>
+        <w:numPr>
+          <w:ilvl w:val="2"/>
+          <w:numId w:val="11"/>
+        </w:numPr>
+        <w:suppressLineNumbers w:val="0"/>
+        <w:spacing w:before="0" w:beforeAutospacing="0" w:after="0" w:afterAutospacing="0" w:line="360" w:lineRule="auto"/>
+        <w:ind w:left="1260" w:leftChars="0" w:right="0" w:hanging="420" w:firstLineChars="0"/>
+        <w:jc w:val="left"/>
+        <w:rPr>
+          <w:rFonts w:hint="default" w:ascii="Bodoni MT" w:hAnsi="Bodoni MT" w:eastAsia="等线" w:cs="Bodoni MT"/>
+          <w:color w:val="auto"/>
+          <w:sz w:val="22"/>
+          <w:szCs w:val="22"/>
+        </w:rPr>
+      </w:pPr>
+      <w:r>
+        <w:rPr>
+          <w:rFonts w:hint="default" w:ascii="Bodoni MT" w:hAnsi="Bodoni MT" w:eastAsia="等线" w:cs="Bodoni MT"/>
+          <w:color w:val="auto"/>
+          <w:sz w:val="22"/>
+          <w:szCs w:val="22"/>
+          <w:lang w:val="en-US"/>
+        </w:rPr>
         <w:t>Inside each pod: container (your app), shared network, optional storage.</w:t>
       </w:r>
     </w:p>
@@ -3072,6 +3217,415 @@
           <w:szCs w:val="22"/>
         </w:rPr>
       </w:pPr>
+      <w:r>
+        <w:rPr>
+          <w:rFonts w:hint="default" w:ascii="Bodoni MT" w:hAnsi="Bodoni MT" w:eastAsia="等线" w:cs="Bodoni MT"/>
+          <w:color w:val="auto"/>
+          <w:sz w:val="22"/>
+          <w:szCs w:val="22"/>
+          <w:lang w:val="en-US"/>
+        </w:rPr>
+        <w:t>F</w:t>
+      </w:r>
+    </w:p>
+    <w:p>
+      <w:pPr>
+        <w:keepNext w:val="0"/>
+        <w:keepLines w:val="0"/>
+        <w:widowControl/>
+        <w:numPr>
+          <w:ilvl w:val="0"/>
+          <w:numId w:val="11"/>
+        </w:numPr>
+        <w:suppressLineNumbers w:val="0"/>
+        <w:spacing w:before="0" w:beforeAutospacing="0" w:after="0" w:afterAutospacing="0" w:line="360" w:lineRule="auto"/>
+        <w:ind w:left="420" w:leftChars="0" w:right="0" w:hanging="420" w:firstLineChars="0"/>
+        <w:jc w:val="left"/>
+        <w:rPr>
+          <w:rFonts w:hint="default" w:ascii="Bodoni MT" w:hAnsi="Bodoni MT" w:eastAsia="等线" w:cs="Bodoni MT"/>
+          <w:b/>
+          <w:bCs/>
+          <w:color w:val="FFFFFF" w:themeColor="background1"/>
+          <w:sz w:val="22"/>
+          <w:szCs w:val="22"/>
+          <w:highlight w:val="darkMagenta"/>
+          <w14:textFill>
+            <w14:solidFill>
+              <w14:schemeClr w14:val="bg1"/>
+            </w14:solidFill>
+          </w14:textFill>
+        </w:rPr>
+      </w:pPr>
+      <w:r>
+        <w:rPr>
+          <w:rFonts w:hint="default" w:ascii="Bodoni MT" w:hAnsi="Bodoni MT" w:eastAsia="等线" w:cs="Bodoni MT"/>
+          <w:b/>
+          <w:bCs/>
+          <w:color w:val="FFFFFF" w:themeColor="background1"/>
+          <w:sz w:val="22"/>
+          <w:szCs w:val="22"/>
+          <w:highlight w:val="darkMagenta"/>
+          <w:lang w:val="en-US"/>
+          <w14:textFill>
+            <w14:solidFill>
+              <w14:schemeClr w14:val="bg1"/>
+            </w14:solidFill>
+          </w14:textFill>
+        </w:rPr>
+        <w:t xml:space="preserve">CM and Schd                                                             </w:t>
+      </w:r>
+    </w:p>
+    <w:p>
+      <w:pPr>
+        <w:keepNext w:val="0"/>
+        <w:keepLines w:val="0"/>
+        <w:widowControl/>
+        <w:numPr>
+          <w:ilvl w:val="1"/>
+          <w:numId w:val="11"/>
+        </w:numPr>
+        <w:suppressLineNumbers w:val="0"/>
+        <w:spacing w:before="0" w:beforeAutospacing="0" w:after="0" w:afterAutospacing="0" w:line="360" w:lineRule="auto"/>
+        <w:ind w:left="840" w:leftChars="0" w:right="0" w:hanging="420" w:firstLineChars="0"/>
+        <w:jc w:val="left"/>
+        <w:rPr>
+          <w:rFonts w:hint="default" w:ascii="Bodoni MT" w:hAnsi="Bodoni MT" w:eastAsia="等线" w:cs="Bodoni MT"/>
+          <w:sz w:val="22"/>
+          <w:szCs w:val="22"/>
+        </w:rPr>
+      </w:pPr>
+      <w:r>
+        <w:rPr>
+          <w:rFonts w:hint="default" w:ascii="Bodoni MT" w:hAnsi="Bodoni MT" w:eastAsia="等线" w:cs="Bodoni MT"/>
+          <w:b/>
+          <w:bCs/>
+          <w:color w:val="C00000"/>
+          <w:sz w:val="22"/>
+          <w:szCs w:val="22"/>
+          <w:lang w:val="en-US"/>
+        </w:rPr>
+        <w:t>CM</w:t>
+      </w:r>
+      <w:r>
+        <w:rPr>
+          <w:rFonts w:hint="default" w:ascii="Bodoni MT" w:hAnsi="Bodoni MT" w:eastAsia="等线" w:cs="Bodoni MT"/>
+          <w:sz w:val="22"/>
+          <w:szCs w:val="22"/>
+          <w:lang w:val="en-US"/>
+        </w:rPr>
+        <w:t>: We need 4 pods (create pods objects)</w:t>
+      </w:r>
+    </w:p>
+    <w:p>
+      <w:pPr>
+        <w:keepNext w:val="0"/>
+        <w:keepLines w:val="0"/>
+        <w:widowControl/>
+        <w:numPr>
+          <w:ilvl w:val="1"/>
+          <w:numId w:val="11"/>
+        </w:numPr>
+        <w:suppressLineNumbers w:val="0"/>
+        <w:spacing w:before="0" w:beforeAutospacing="0" w:after="0" w:afterAutospacing="0" w:line="360" w:lineRule="auto"/>
+        <w:ind w:left="840" w:leftChars="0" w:right="0" w:hanging="420" w:firstLineChars="0"/>
+        <w:jc w:val="left"/>
+        <w:rPr>
+          <w:rFonts w:hint="default" w:ascii="Bodoni MT" w:hAnsi="Bodoni MT" w:eastAsia="等线" w:cs="Bodoni MT"/>
+          <w:sz w:val="22"/>
+          <w:szCs w:val="22"/>
+        </w:rPr>
+      </w:pPr>
+      <w:r>
+        <w:rPr>
+          <w:rFonts w:hint="default" w:ascii="Bodoni MT" w:hAnsi="Bodoni MT" w:eastAsia="等线" w:cs="Bodoni MT"/>
+          <w:b/>
+          <w:bCs/>
+          <w:color w:val="C00000"/>
+          <w:sz w:val="22"/>
+          <w:szCs w:val="22"/>
+          <w:lang w:val="en-US"/>
+        </w:rPr>
+        <w:t>SCHD</w:t>
+      </w:r>
+      <w:r>
+        <w:rPr>
+          <w:rFonts w:hint="default" w:ascii="Bodoni MT" w:hAnsi="Bodoni MT" w:eastAsia="等线" w:cs="Bodoni MT"/>
+          <w:sz w:val="22"/>
+          <w:szCs w:val="22"/>
+          <w:lang w:val="en-US"/>
+        </w:rPr>
+        <w:t>: Where should these pods go? Pod-1 → Node-1, Pod-2 → Node-2 ..etc</w:t>
+      </w:r>
+    </w:p>
+    <w:p>
+      <w:pPr>
+        <w:keepNext w:val="0"/>
+        <w:keepLines w:val="0"/>
+        <w:widowControl/>
+        <w:numPr>
+          <w:ilvl w:val="1"/>
+          <w:numId w:val="11"/>
+        </w:numPr>
+        <w:suppressLineNumbers w:val="0"/>
+        <w:spacing w:before="0" w:beforeAutospacing="0" w:after="0" w:afterAutospacing="0" w:line="360" w:lineRule="auto"/>
+        <w:ind w:left="840" w:leftChars="0" w:right="0" w:hanging="420" w:firstLineChars="0"/>
+        <w:jc w:val="left"/>
+        <w:rPr>
+          <w:rFonts w:hint="default" w:ascii="Bodoni MT" w:hAnsi="Bodoni MT" w:eastAsia="等线" w:cs="Bodoni MT"/>
+          <w:sz w:val="22"/>
+          <w:szCs w:val="22"/>
+        </w:rPr>
+      </w:pPr>
+      <w:r>
+        <w:rPr>
+          <w:rFonts w:hint="default" w:ascii="Bodoni MT" w:hAnsi="Bodoni MT" w:eastAsia="等线" w:cs="Bodoni MT"/>
+          <w:b/>
+          <w:bCs/>
+          <w:color w:val="C00000"/>
+          <w:sz w:val="22"/>
+          <w:szCs w:val="22"/>
+          <w:lang w:val="en-US"/>
+        </w:rPr>
+        <w:t>Kubelet</w:t>
+      </w:r>
+      <w:r>
+        <w:rPr>
+          <w:rFonts w:hint="default" w:ascii="Bodoni MT" w:hAnsi="Bodoni MT" w:eastAsia="等线" w:cs="Bodoni MT"/>
+          <w:sz w:val="22"/>
+          <w:szCs w:val="22"/>
+          <w:lang w:val="en-US"/>
+        </w:rPr>
+        <w:t>: Runs on each worker node.</w:t>
+      </w:r>
+      <w:r>
+        <w:rPr>
+          <w:rFonts w:hint="default" w:ascii="Bodoni MT" w:hAnsi="Bodoni MT" w:eastAsia="等线" w:cs="Bodoni MT"/>
+          <w:sz w:val="22"/>
+          <w:szCs w:val="22"/>
+          <w:lang w:val="en-US"/>
+        </w:rPr>
+        <w:br w:type="textWrapping"/>
+      </w:r>
+      <w:r>
+        <w:rPr>
+          <w:rFonts w:hint="default" w:ascii="Bodoni MT" w:hAnsi="Bodoni MT" w:eastAsia="等线" w:cs="Bodoni MT"/>
+          <w:sz w:val="22"/>
+          <w:szCs w:val="22"/>
+          <w:lang w:val="en-US"/>
+        </w:rPr>
+        <w:t>It sees, Pod-1 is assigned to my node, then pull docker image, starts container and keep running.</w:t>
+      </w:r>
+    </w:p>
+    <w:p>
+      <w:pPr>
+        <w:keepNext w:val="0"/>
+        <w:keepLines w:val="0"/>
+        <w:widowControl/>
+        <w:numPr>
+          <w:ilvl w:val="1"/>
+          <w:numId w:val="11"/>
+        </w:numPr>
+        <w:suppressLineNumbers w:val="0"/>
+        <w:spacing w:before="0" w:beforeAutospacing="0" w:after="0" w:afterAutospacing="0" w:line="360" w:lineRule="auto"/>
+        <w:ind w:left="840" w:leftChars="0" w:right="0" w:hanging="420" w:firstLineChars="0"/>
+        <w:jc w:val="left"/>
+        <w:rPr>
+          <w:rFonts w:hint="default" w:ascii="Bodoni MT" w:hAnsi="Bodoni MT" w:eastAsia="等线" w:cs="Bodoni MT"/>
+          <w:color w:val="FFFFFF" w:themeColor="background1"/>
+          <w:sz w:val="22"/>
+          <w:szCs w:val="22"/>
+          <w:highlight w:val="darkMagenta"/>
+          <w14:textFill>
+            <w14:solidFill>
+              <w14:schemeClr w14:val="bg1"/>
+            </w14:solidFill>
+          </w14:textFill>
+        </w:rPr>
+      </w:pPr>
+      <w:r>
+        <w:rPr>
+          <w:rFonts w:hint="default" w:ascii="Bodoni MT" w:hAnsi="Bodoni MT" w:eastAsia="等线" w:cs="Bodoni MT"/>
+          <w:color w:val="FFFFFF" w:themeColor="background1"/>
+          <w:sz w:val="22"/>
+          <w:szCs w:val="22"/>
+          <w:highlight w:val="darkMagenta"/>
+          <w:lang w:val="en-US"/>
+          <w14:textFill>
+            <w14:solidFill>
+              <w14:schemeClr w14:val="bg1"/>
+            </w14:solidFill>
+          </w14:textFill>
+        </w:rPr>
+        <w:t xml:space="preserve">                                                                    </w:t>
+      </w:r>
+    </w:p>
+    <w:p>
+      <w:pPr>
+        <w:keepNext w:val="0"/>
+        <w:keepLines w:val="0"/>
+        <w:widowControl/>
+        <w:numPr>
+          <w:ilvl w:val="0"/>
+          <w:numId w:val="11"/>
+        </w:numPr>
+        <w:suppressLineNumbers w:val="0"/>
+        <w:spacing w:before="0" w:beforeAutospacing="0" w:after="0" w:afterAutospacing="0" w:line="360" w:lineRule="auto"/>
+        <w:ind w:left="420" w:leftChars="0" w:right="0" w:hanging="420" w:firstLineChars="0"/>
+        <w:jc w:val="left"/>
+        <w:rPr>
+          <w:rFonts w:hint="default" w:ascii="Bodoni MT" w:hAnsi="Bodoni MT" w:eastAsia="等线" w:cs="Bodoni MT"/>
+          <w:color w:val="FFFFFF" w:themeColor="background1"/>
+          <w:sz w:val="22"/>
+          <w:szCs w:val="22"/>
+          <w:highlight w:val="darkMagenta"/>
+          <w14:textFill>
+            <w14:solidFill>
+              <w14:schemeClr w14:val="bg1"/>
+            </w14:solidFill>
+          </w14:textFill>
+        </w:rPr>
+      </w:pPr>
+      <w:r>
+        <w:rPr>
+          <w:rFonts w:hint="default" w:ascii="Bodoni MT" w:hAnsi="Bodoni MT" w:eastAsia="等线" w:cs="Bodoni MT"/>
+          <w:b/>
+          <w:bCs/>
+          <w:color w:val="FFFFFF" w:themeColor="background1"/>
+          <w:sz w:val="22"/>
+          <w:szCs w:val="22"/>
+          <w:highlight w:val="darkMagenta"/>
+          <w:lang w:val="en-US"/>
+          <w14:textFill>
+            <w14:solidFill>
+              <w14:schemeClr w14:val="bg1"/>
+            </w14:solidFill>
+          </w14:textFill>
+        </w:rPr>
+        <w:t xml:space="preserve">Nodes </w:t>
+      </w:r>
+      <w:r>
+        <w:rPr>
+          <w:rFonts w:hint="default" w:ascii="Bodoni MT" w:hAnsi="Bodoni MT" w:eastAsia="等线" w:cs="Bodoni MT"/>
+          <w:b w:val="0"/>
+          <w:bCs w:val="0"/>
+          <w:color w:val="FFFFFF" w:themeColor="background1"/>
+          <w:sz w:val="22"/>
+          <w:szCs w:val="22"/>
+          <w:highlight w:val="darkMagenta"/>
+          <w:lang w:val="en-US"/>
+          <w14:textFill>
+            <w14:solidFill>
+              <w14:schemeClr w14:val="bg1"/>
+            </w14:solidFill>
+          </w14:textFill>
+        </w:rPr>
+        <w:t xml:space="preserve">vs </w:t>
+      </w:r>
+      <w:r>
+        <w:rPr>
+          <w:rFonts w:hint="default" w:ascii="Bodoni MT" w:hAnsi="Bodoni MT" w:eastAsia="等线" w:cs="Bodoni MT"/>
+          <w:b/>
+          <w:bCs/>
+          <w:color w:val="FFFFFF" w:themeColor="background1"/>
+          <w:sz w:val="22"/>
+          <w:szCs w:val="22"/>
+          <w:highlight w:val="darkMagenta"/>
+          <w:lang w:val="en-US"/>
+          <w14:textFill>
+            <w14:solidFill>
+              <w14:schemeClr w14:val="bg1"/>
+            </w14:solidFill>
+          </w14:textFill>
+        </w:rPr>
+        <w:t xml:space="preserve">Pods                                                            </w:t>
+      </w:r>
+    </w:p>
+    <w:p>
+      <w:pPr>
+        <w:keepNext w:val="0"/>
+        <w:keepLines w:val="0"/>
+        <w:widowControl/>
+        <w:numPr>
+          <w:ilvl w:val="1"/>
+          <w:numId w:val="11"/>
+        </w:numPr>
+        <w:suppressLineNumbers w:val="0"/>
+        <w:spacing w:before="0" w:beforeAutospacing="0" w:after="0" w:afterAutospacing="0" w:line="360" w:lineRule="auto"/>
+        <w:ind w:left="840" w:leftChars="0" w:right="0" w:hanging="420" w:firstLineChars="0"/>
+        <w:jc w:val="left"/>
+        <w:rPr>
+          <w:rFonts w:hint="default" w:ascii="Bodoni MT" w:hAnsi="Bodoni MT" w:eastAsia="等线" w:cs="Bodoni MT"/>
+          <w:sz w:val="22"/>
+          <w:szCs w:val="22"/>
+        </w:rPr>
+      </w:pPr>
+      <w:r>
+        <w:rPr>
+          <w:rFonts w:hint="default" w:ascii="Bodoni MT" w:hAnsi="Bodoni MT" w:eastAsia="等线" w:cs="Bodoni MT"/>
+          <w:sz w:val="22"/>
+          <w:szCs w:val="22"/>
+          <w:lang w:val="en-US"/>
+        </w:rPr>
+        <w:t>Pod is application level, it is what runs the container.</w:t>
+      </w:r>
+    </w:p>
+    <w:p>
+      <w:pPr>
+        <w:keepNext w:val="0"/>
+        <w:keepLines w:val="0"/>
+        <w:widowControl/>
+        <w:numPr>
+          <w:ilvl w:val="1"/>
+          <w:numId w:val="11"/>
+        </w:numPr>
+        <w:suppressLineNumbers w:val="0"/>
+        <w:spacing w:before="0" w:beforeAutospacing="0" w:after="0" w:afterAutospacing="0" w:line="360" w:lineRule="auto"/>
+        <w:ind w:left="840" w:leftChars="0" w:right="0" w:hanging="420" w:firstLineChars="0"/>
+        <w:jc w:val="left"/>
+        <w:rPr>
+          <w:rFonts w:hint="default" w:ascii="Bodoni MT" w:hAnsi="Bodoni MT" w:eastAsia="等线" w:cs="Bodoni MT"/>
+          <w:sz w:val="22"/>
+          <w:szCs w:val="22"/>
+        </w:rPr>
+      </w:pPr>
+      <w:r>
+        <w:rPr>
+          <w:rFonts w:hint="default" w:ascii="Bodoni MT" w:hAnsi="Bodoni MT" w:eastAsia="等线" w:cs="Bodoni MT"/>
+          <w:sz w:val="22"/>
+          <w:szCs w:val="22"/>
+          <w:lang w:val="en-US"/>
+        </w:rPr>
+        <w:t>Node, you can think of a computer, that can run multiple pods inside it.</w:t>
+      </w:r>
+    </w:p>
+    <w:p>
+      <w:pPr>
+        <w:keepNext w:val="0"/>
+        <w:keepLines w:val="0"/>
+        <w:widowControl/>
+        <w:numPr>
+          <w:ilvl w:val="1"/>
+          <w:numId w:val="11"/>
+        </w:numPr>
+        <w:suppressLineNumbers w:val="0"/>
+        <w:spacing w:before="0" w:beforeAutospacing="0" w:after="0" w:afterAutospacing="0" w:line="360" w:lineRule="auto"/>
+        <w:ind w:left="840" w:leftChars="0" w:right="0" w:hanging="420" w:firstLineChars="0"/>
+        <w:jc w:val="left"/>
+        <w:rPr>
+          <w:rFonts w:hint="default" w:ascii="Bodoni MT" w:hAnsi="Bodoni MT" w:eastAsia="等线" w:cs="Bodoni MT"/>
+          <w:sz w:val="22"/>
+          <w:szCs w:val="22"/>
+        </w:rPr>
+      </w:pPr>
+      <w:r>
+        <w:rPr>
+          <w:rFonts w:hint="default" w:ascii="Bodoni MT" w:hAnsi="Bodoni MT" w:eastAsia="等线" w:cs="Bodoni MT"/>
+          <w:sz w:val="22"/>
+          <w:szCs w:val="22"/>
+          <w:lang w:val="en-US"/>
+        </w:rPr>
+        <w:t>Now the question is, if a Node can run multiple Pods, then why do we need multiple Worker Nodes?</w:t>
+      </w:r>
     </w:p>
     <w:p>
       <w:pPr>
@@ -3088,20 +3642,18 @@
         <w:jc w:val="left"/>
         <w:rPr>
           <w:rFonts w:hint="default" w:ascii="Bodoni MT" w:hAnsi="Bodoni MT" w:eastAsia="等线" w:cs="Bodoni MT"/>
-          <w:color w:val="auto"/>
-          <w:sz w:val="22"/>
-          <w:szCs w:val="22"/>
-        </w:rPr>
-      </w:pPr>
-      <w:r>
-        <w:rPr>
-          <w:rFonts w:hint="default" w:ascii="Bodoni MT" w:hAnsi="Bodoni MT" w:eastAsia="等线" w:cs="Bodoni MT"/>
-          <w:color w:val="auto"/>
+          <w:sz w:val="22"/>
+          <w:szCs w:val="22"/>
+        </w:rPr>
+      </w:pPr>
+      <w:r>
+        <w:rPr>
+          <w:rFonts w:hint="default" w:ascii="Bodoni MT" w:hAnsi="Bodoni MT" w:eastAsia="等线" w:cs="Bodoni MT"/>
           <w:sz w:val="22"/>
           <w:szCs w:val="22"/>
           <w:lang w:val="en-US"/>
         </w:rPr>
-        <w:t>F</w:t>
+        <w:t>First thing is high availability and avoiding single point of failure.</w:t>
       </w:r>
     </w:p>
     <w:p>
@@ -3119,20 +3671,487 @@
         <w:jc w:val="left"/>
         <w:rPr>
           <w:rFonts w:hint="default" w:ascii="Bodoni MT" w:hAnsi="Bodoni MT" w:eastAsia="等线" w:cs="Bodoni MT"/>
+          <w:sz w:val="22"/>
+          <w:szCs w:val="22"/>
+        </w:rPr>
+      </w:pPr>
+      <w:r>
+        <w:rPr>
+          <w:rFonts w:hint="default" w:ascii="Bodoni MT" w:hAnsi="Bodoni MT" w:eastAsia="等线" w:cs="Bodoni MT"/>
+          <w:sz w:val="22"/>
+          <w:szCs w:val="22"/>
+          <w:lang w:val="en-US"/>
+        </w:rPr>
+        <w:t>2</w:t>
+      </w:r>
+      <w:r>
+        <w:rPr>
+          <w:rFonts w:hint="default" w:ascii="Bodoni MT" w:hAnsi="Bodoni MT" w:eastAsia="等线" w:cs="Bodoni MT"/>
+          <w:sz w:val="22"/>
+          <w:szCs w:val="22"/>
+          <w:vertAlign w:val="superscript"/>
+          <w:lang w:val="en-US"/>
+        </w:rPr>
+        <w:t>nd</w:t>
+      </w:r>
+      <w:r>
+        <w:rPr>
+          <w:rFonts w:hint="default" w:ascii="Bodoni MT" w:hAnsi="Bodoni MT" w:eastAsia="等线" w:cs="Bodoni MT"/>
+          <w:sz w:val="22"/>
+          <w:szCs w:val="22"/>
+          <w:lang w:val="en-US"/>
+        </w:rPr>
+        <w:t xml:space="preserve"> reason can be cpu and ram.</w:t>
+      </w:r>
+      <w:r>
+        <w:rPr>
+          <w:rFonts w:hint="default" w:ascii="Bodoni MT" w:hAnsi="Bodoni MT" w:eastAsia="等线" w:cs="Bodoni MT"/>
+          <w:sz w:val="22"/>
+          <w:szCs w:val="22"/>
+          <w:lang w:val="en-US"/>
+        </w:rPr>
+        <w:br w:type="textWrapping"/>
+      </w:r>
+      <w:r>
+        <w:rPr>
+          <w:rFonts w:hint="default" w:ascii="Bodoni MT" w:hAnsi="Bodoni MT" w:eastAsia="等线" w:cs="Bodoni MT"/>
+          <w:sz w:val="22"/>
+          <w:szCs w:val="22"/>
+          <w:lang w:val="en-US"/>
+        </w:rPr>
+        <w:t>Lets say you have one node having 2 cores and 4 GB of ram.</w:t>
+      </w:r>
+      <w:r>
+        <w:rPr>
+          <w:rFonts w:hint="default" w:ascii="Bodoni MT" w:hAnsi="Bodoni MT" w:eastAsia="等线" w:cs="Bodoni MT"/>
+          <w:sz w:val="22"/>
+          <w:szCs w:val="22"/>
+          <w:lang w:val="en-US"/>
+        </w:rPr>
+        <w:br w:type="textWrapping"/>
+      </w:r>
+      <w:r>
+        <w:rPr>
+          <w:rFonts w:hint="default" w:ascii="Bodoni MT" w:hAnsi="Bodoni MT" w:eastAsia="等线" w:cs="Bodoni MT"/>
+          <w:sz w:val="22"/>
+          <w:szCs w:val="22"/>
+          <w:lang w:val="en-US"/>
+        </w:rPr>
+        <w:t>You have to run 4 pods, each will use 1 core and 2 GB of ram.</w:t>
+      </w:r>
+      <w:r>
+        <w:rPr>
+          <w:rFonts w:hint="default" w:ascii="Bodoni MT" w:hAnsi="Bodoni MT" w:eastAsia="等线" w:cs="Bodoni MT"/>
+          <w:sz w:val="22"/>
+          <w:szCs w:val="22"/>
+          <w:lang w:val="en-US"/>
+        </w:rPr>
+        <w:br w:type="textWrapping"/>
+      </w:r>
+      <w:r>
+        <w:rPr>
+          <w:rFonts w:hint="default" w:ascii="Bodoni MT" w:hAnsi="Bodoni MT" w:eastAsia="等线" w:cs="Bodoni MT"/>
+          <w:sz w:val="22"/>
+          <w:szCs w:val="22"/>
+          <w:lang w:val="en-US"/>
+        </w:rPr>
+        <w:t>Here, you need 2 worker node to run 4 pods.</w:t>
+      </w:r>
+      <w:r>
+        <w:rPr>
+          <w:rFonts w:hint="default" w:ascii="Bodoni MT" w:hAnsi="Bodoni MT" w:eastAsia="等线" w:cs="Bodoni MT"/>
+          <w:sz w:val="22"/>
+          <w:szCs w:val="22"/>
+          <w:lang w:val="en-US"/>
+        </w:rPr>
+        <w:br w:type="textWrapping"/>
+      </w:r>
+      <w:r>
+        <w:rPr>
+          <w:rFonts w:hint="default" w:ascii="Bodoni MT" w:hAnsi="Bodoni MT" w:eastAsia="等线" w:cs="Bodoni MT"/>
+          <w:sz w:val="22"/>
+          <w:szCs w:val="22"/>
+          <w:lang w:val="en-US"/>
+        </w:rPr>
+        <w:t>Pod-1, Pod-2 → Node-1, Pod-3, Pod-4 → Node-2</w:t>
+      </w:r>
+    </w:p>
+    <w:p>
+      <w:pPr>
+        <w:keepNext w:val="0"/>
+        <w:keepLines w:val="0"/>
+        <w:widowControl/>
+        <w:numPr>
+          <w:ilvl w:val="1"/>
+          <w:numId w:val="11"/>
+        </w:numPr>
+        <w:suppressLineNumbers w:val="0"/>
+        <w:spacing w:before="0" w:beforeAutospacing="0" w:after="0" w:afterAutospacing="0" w:line="360" w:lineRule="auto"/>
+        <w:ind w:left="840" w:leftChars="0" w:right="0" w:hanging="420" w:firstLineChars="0"/>
+        <w:jc w:val="left"/>
+        <w:rPr>
+          <w:rFonts w:hint="default" w:ascii="Bodoni MT" w:hAnsi="Bodoni MT" w:eastAsia="等线" w:cs="Bodoni MT"/>
+          <w:sz w:val="22"/>
+          <w:szCs w:val="22"/>
+        </w:rPr>
+      </w:pPr>
+      <w:r>
+        <w:rPr>
+          <w:rFonts w:hint="default" w:ascii="Bodoni MT" w:hAnsi="Bodoni MT" w:eastAsia="等线" w:cs="Bodoni MT"/>
+          <w:color w:val="0070C0"/>
+          <w:sz w:val="22"/>
+          <w:szCs w:val="22"/>
+          <w:shd w:val="clear" w:color="FFFFFF" w:fill="D9D9D9"/>
+        </w:rPr>
+        <w:t xml:space="preserve">You define how many app instances you want, and Kubernetes </w:t>
+      </w:r>
+      <w:r>
+        <w:rPr>
+          <w:rFonts w:hint="default" w:ascii="Bodoni MT" w:hAnsi="Bodoni MT" w:eastAsia="等线" w:cs="Bodoni MT"/>
+          <w:b/>
+          <w:bCs/>
+          <w:color w:val="0070C0"/>
+          <w:sz w:val="22"/>
+          <w:szCs w:val="22"/>
+          <w:shd w:val="clear" w:color="FFFFFF" w:fill="D9D9D9"/>
+        </w:rPr>
+        <w:t xml:space="preserve">automatically </w:t>
+      </w:r>
+      <w:r>
+        <w:rPr>
+          <w:rFonts w:hint="default" w:ascii="Bodoni MT" w:hAnsi="Bodoni MT" w:eastAsia="等线" w:cs="Bodoni MT"/>
+          <w:color w:val="0070C0"/>
+          <w:sz w:val="22"/>
+          <w:szCs w:val="22"/>
+          <w:shd w:val="clear" w:color="FFFFFF" w:fill="D9D9D9"/>
+        </w:rPr>
+        <w:t>creates pods and distributes them across nodes based on available resources and load balancing.</w:t>
+      </w:r>
+    </w:p>
+    <w:p>
+      <w:pPr>
+        <w:keepNext w:val="0"/>
+        <w:keepLines w:val="0"/>
+        <w:widowControl/>
+        <w:numPr>
+          <w:ilvl w:val="1"/>
+          <w:numId w:val="11"/>
+        </w:numPr>
+        <w:suppressLineNumbers w:val="0"/>
+        <w:spacing w:before="0" w:beforeAutospacing="0" w:after="0" w:afterAutospacing="0" w:line="360" w:lineRule="auto"/>
+        <w:ind w:left="840" w:leftChars="0" w:right="0" w:hanging="420" w:firstLineChars="0"/>
+        <w:jc w:val="left"/>
+        <w:rPr>
+          <w:rFonts w:hint="default" w:ascii="Bodoni MT" w:hAnsi="Bodoni MT" w:eastAsia="等线" w:cs="Bodoni MT"/>
+          <w:sz w:val="22"/>
+          <w:szCs w:val="22"/>
+        </w:rPr>
+      </w:pPr>
+      <w:r>
+        <w:rPr>
+          <w:rFonts w:hint="default" w:ascii="Bodoni MT" w:hAnsi="Bodoni MT" w:eastAsia="等线" w:cs="Bodoni MT"/>
+          <w:sz w:val="22"/>
+          <w:szCs w:val="22"/>
+          <w:lang w:val="en-US"/>
+        </w:rPr>
+        <w:t>F</w:t>
+      </w:r>
+    </w:p>
+    <w:p>
+      <w:pPr>
+        <w:keepNext w:val="0"/>
+        <w:keepLines w:val="0"/>
+        <w:widowControl/>
+        <w:numPr>
+          <w:ilvl w:val="1"/>
+          <w:numId w:val="11"/>
+        </w:numPr>
+        <w:suppressLineNumbers w:val="0"/>
+        <w:spacing w:before="0" w:beforeAutospacing="0" w:after="0" w:afterAutospacing="0" w:line="360" w:lineRule="auto"/>
+        <w:ind w:left="840" w:leftChars="0" w:right="0" w:hanging="420" w:firstLineChars="0"/>
+        <w:jc w:val="left"/>
+        <w:rPr>
+          <w:rFonts w:hint="default" w:ascii="Bodoni MT" w:hAnsi="Bodoni MT" w:eastAsia="等线" w:cs="Bodoni MT"/>
+          <w:color w:val="FFFFFF" w:themeColor="background1"/>
+          <w:sz w:val="22"/>
+          <w:szCs w:val="22"/>
+          <w:highlight w:val="darkMagenta"/>
+          <w14:textFill>
+            <w14:solidFill>
+              <w14:schemeClr w14:val="bg1"/>
+            </w14:solidFill>
+          </w14:textFill>
+        </w:rPr>
+      </w:pPr>
+      <w:r>
+        <w:rPr>
+          <w:rFonts w:hint="default" w:ascii="Bodoni MT" w:hAnsi="Bodoni MT" w:eastAsia="等线" w:cs="Bodoni MT"/>
+          <w:color w:val="FFFFFF" w:themeColor="background1"/>
+          <w:sz w:val="22"/>
+          <w:szCs w:val="22"/>
+          <w:highlight w:val="darkMagenta"/>
+          <w:lang w:val="en-US"/>
+          <w14:textFill>
+            <w14:solidFill>
+              <w14:schemeClr w14:val="bg1"/>
+            </w14:solidFill>
+          </w14:textFill>
+        </w:rPr>
+        <w:t xml:space="preserve">                                                                    </w:t>
+      </w:r>
+    </w:p>
+    <w:p>
+      <w:pPr>
+        <w:rPr>
+          <w:rFonts w:hint="default" w:ascii="Bodoni MT" w:hAnsi="Bodoni MT" w:eastAsia="等线" w:cs="Bodoni MT"/>
+          <w:sz w:val="22"/>
+          <w:szCs w:val="22"/>
+        </w:rPr>
+      </w:pPr>
+      <w:r>
+        <w:rPr>
+          <w:rFonts w:hint="default" w:ascii="Bodoni MT" w:hAnsi="Bodoni MT" w:eastAsia="等线" w:cs="Bodoni MT"/>
           <w:color w:val="auto"/>
-          <w:sz w:val="22"/>
-          <w:szCs w:val="22"/>
-        </w:rPr>
-      </w:pPr>
-      <w:r>
-        <w:rPr>
-          <w:rFonts w:hint="default" w:ascii="Bodoni MT" w:hAnsi="Bodoni MT" w:eastAsia="等线" w:cs="Bodoni MT"/>
-          <w:color w:val="auto"/>
-          <w:sz w:val="22"/>
-          <w:szCs w:val="22"/>
-          <w:lang w:val="en-US"/>
-        </w:rPr>
-        <w:t>F</w:t>
+          <w:kern w:val="0"/>
+          <w:sz w:val="22"/>
+          <w:szCs w:val="22"/>
+          <w:lang w:val="en-IN" w:eastAsia="zh-CN" w:bidi="ar"/>
+        </w:rPr>
+        <w:br w:type="page"/>
+      </w:r>
+    </w:p>
+    <w:p>
+      <w:pPr>
+        <w:keepNext w:val="0"/>
+        <w:keepLines w:val="0"/>
+        <w:widowControl/>
+        <w:numPr>
+          <w:numId w:val="0"/>
+        </w:numPr>
+        <w:suppressLineNumbers w:val="0"/>
+        <w:spacing w:before="0" w:beforeAutospacing="0" w:after="0" w:afterAutospacing="0" w:line="360" w:lineRule="auto"/>
+        <w:ind w:leftChars="0" w:right="0" w:rightChars="0"/>
+        <w:jc w:val="center"/>
+        <w:rPr>
+          <w:rFonts w:hint="default" w:ascii="Bodoni MT" w:hAnsi="Bodoni MT" w:eastAsia="等线" w:cs="Bodoni MT"/>
+          <w:b/>
+          <w:bCs/>
+          <w:color w:val="002060"/>
+          <w:sz w:val="28"/>
+          <w:szCs w:val="28"/>
+          <w:highlight w:val="lightGray"/>
+          <w:u w:val="single"/>
+          <w:lang w:val="en-IN"/>
+        </w:rPr>
+      </w:pPr>
+      <w:r>
+        <w:rPr>
+          <w:rFonts w:hint="default" w:ascii="Bodoni MT" w:hAnsi="Bodoni MT" w:eastAsia="等线" w:cs="Bodoni MT"/>
+          <w:b/>
+          <w:bCs/>
+          <w:color w:val="002060"/>
+          <w:sz w:val="28"/>
+          <w:szCs w:val="28"/>
+          <w:highlight w:val="lightGray"/>
+          <w:u w:val="single"/>
+          <w:lang w:val="en-IN"/>
+        </w:rPr>
+        <w:t xml:space="preserve">  Node, Kubernetes, VMs (provided by Cloud providers or Bare metal)  </w:t>
+      </w:r>
+    </w:p>
+    <w:p>
+      <w:pPr>
+        <w:keepNext w:val="0"/>
+        <w:keepLines w:val="0"/>
+        <w:widowControl/>
+        <w:numPr>
+          <w:ilvl w:val="0"/>
+          <w:numId w:val="11"/>
+        </w:numPr>
+        <w:suppressLineNumbers w:val="0"/>
+        <w:spacing w:before="0" w:beforeAutospacing="0" w:after="0" w:afterAutospacing="0" w:line="360" w:lineRule="auto"/>
+        <w:ind w:left="420" w:leftChars="0" w:right="0" w:hanging="420" w:firstLineChars="0"/>
+        <w:jc w:val="left"/>
+        <w:rPr>
+          <w:rFonts w:hint="default" w:ascii="Bodoni MT" w:hAnsi="Bodoni MT" w:eastAsia="等线" w:cs="Bodoni MT"/>
+          <w:sz w:val="22"/>
+          <w:szCs w:val="22"/>
+        </w:rPr>
+      </w:pPr>
+      <w:r>
+        <w:rPr>
+          <w:rFonts w:hint="default" w:ascii="Bodoni MT" w:hAnsi="Bodoni MT" w:eastAsia="等线" w:cs="Bodoni MT"/>
+          <w:sz w:val="22"/>
+          <w:szCs w:val="22"/>
+          <w:lang w:val="en-IN"/>
+        </w:rPr>
+        <w:t xml:space="preserve">You must be thinking what is the work of </w:t>
+      </w:r>
+      <w:r>
+        <w:rPr>
+          <w:rFonts w:hint="default" w:ascii="Bodoni MT" w:hAnsi="Bodoni MT" w:eastAsia="等线" w:cs="Bodoni MT"/>
+          <w:b/>
+          <w:bCs/>
+          <w:sz w:val="22"/>
+          <w:szCs w:val="22"/>
+          <w:lang w:val="en-IN"/>
+        </w:rPr>
+        <w:t>c-c-m</w:t>
+      </w:r>
+      <w:r>
+        <w:rPr>
+          <w:rFonts w:hint="default" w:ascii="Bodoni MT" w:hAnsi="Bodoni MT" w:eastAsia="等线" w:cs="Bodoni MT"/>
+          <w:b w:val="0"/>
+          <w:bCs w:val="0"/>
+          <w:sz w:val="22"/>
+          <w:szCs w:val="22"/>
+          <w:lang w:val="en-IN"/>
+        </w:rPr>
+        <w:t xml:space="preserve"> and if all the nodes and things are there inside Kubernetes cluster, then why do we need cloud provider’s VMs.</w:t>
+      </w:r>
+    </w:p>
+    <w:p>
+      <w:pPr>
+        <w:keepNext w:val="0"/>
+        <w:keepLines w:val="0"/>
+        <w:widowControl/>
+        <w:numPr>
+          <w:ilvl w:val="0"/>
+          <w:numId w:val="11"/>
+        </w:numPr>
+        <w:suppressLineNumbers w:val="0"/>
+        <w:spacing w:before="0" w:beforeAutospacing="0" w:after="0" w:afterAutospacing="0" w:line="360" w:lineRule="auto"/>
+        <w:ind w:left="420" w:leftChars="0" w:right="0" w:hanging="420" w:firstLineChars="0"/>
+        <w:jc w:val="left"/>
+        <w:rPr>
+          <w:rFonts w:hint="default" w:ascii="Bodoni MT" w:hAnsi="Bodoni MT" w:eastAsia="等线" w:cs="Bodoni MT"/>
+          <w:sz w:val="22"/>
+          <w:szCs w:val="22"/>
+        </w:rPr>
+      </w:pPr>
+      <w:r>
+        <w:rPr>
+          <w:rFonts w:hint="default" w:ascii="Bodoni MT" w:hAnsi="Bodoni MT" w:eastAsia="等线" w:cs="Bodoni MT"/>
+          <w:b w:val="0"/>
+          <w:bCs w:val="0"/>
+          <w:sz w:val="22"/>
+          <w:szCs w:val="22"/>
+          <w:lang w:val="en-IN"/>
+        </w:rPr>
+        <w:t xml:space="preserve">First, What is a </w:t>
+      </w:r>
+      <w:r>
+        <w:rPr>
+          <w:rFonts w:hint="default" w:ascii="Bodoni MT" w:hAnsi="Bodoni MT" w:eastAsia="等线" w:cs="Bodoni MT"/>
+          <w:b/>
+          <w:bCs/>
+          <w:sz w:val="22"/>
+          <w:szCs w:val="22"/>
+          <w:lang w:val="en-IN"/>
+        </w:rPr>
+        <w:t>Node</w:t>
+      </w:r>
+      <w:r>
+        <w:rPr>
+          <w:rFonts w:hint="default" w:ascii="Bodoni MT" w:hAnsi="Bodoni MT" w:eastAsia="等线" w:cs="Bodoni MT"/>
+          <w:b w:val="0"/>
+          <w:bCs w:val="0"/>
+          <w:sz w:val="22"/>
+          <w:szCs w:val="22"/>
+          <w:lang w:val="en-IN"/>
+        </w:rPr>
+        <w:t>?</w:t>
+      </w:r>
+    </w:p>
+    <w:p>
+      <w:pPr>
+        <w:keepNext w:val="0"/>
+        <w:keepLines w:val="0"/>
+        <w:widowControl/>
+        <w:numPr>
+          <w:ilvl w:val="1"/>
+          <w:numId w:val="11"/>
+        </w:numPr>
+        <w:suppressLineNumbers w:val="0"/>
+        <w:spacing w:before="0" w:beforeAutospacing="0" w:after="0" w:afterAutospacing="0" w:line="360" w:lineRule="auto"/>
+        <w:ind w:left="840" w:leftChars="0" w:right="0" w:hanging="420" w:firstLineChars="0"/>
+        <w:jc w:val="left"/>
+        <w:rPr>
+          <w:rFonts w:hint="default" w:ascii="Bodoni MT" w:hAnsi="Bodoni MT" w:eastAsia="等线" w:cs="Bodoni MT"/>
+          <w:sz w:val="22"/>
+          <w:szCs w:val="22"/>
+        </w:rPr>
+      </w:pPr>
+      <w:r>
+        <w:rPr>
+          <w:rFonts w:hint="default" w:ascii="Bodoni MT" w:hAnsi="Bodoni MT" w:eastAsia="等线" w:cs="Bodoni MT"/>
+          <w:b w:val="0"/>
+          <w:bCs w:val="0"/>
+          <w:sz w:val="22"/>
+          <w:szCs w:val="22"/>
+          <w:lang w:val="en-IN"/>
+        </w:rPr>
+        <w:t>Its just a machine that runs multiple processes (services).</w:t>
+      </w:r>
+    </w:p>
+    <w:p>
+      <w:pPr>
+        <w:keepNext w:val="0"/>
+        <w:keepLines w:val="0"/>
+        <w:widowControl/>
+        <w:numPr>
+          <w:ilvl w:val="1"/>
+          <w:numId w:val="11"/>
+        </w:numPr>
+        <w:suppressLineNumbers w:val="0"/>
+        <w:spacing w:before="0" w:beforeAutospacing="0" w:after="0" w:afterAutospacing="0" w:line="360" w:lineRule="auto"/>
+        <w:ind w:left="840" w:leftChars="0" w:right="0" w:hanging="420" w:firstLineChars="0"/>
+        <w:jc w:val="left"/>
+        <w:rPr>
+          <w:rFonts w:hint="default" w:ascii="Bodoni MT" w:hAnsi="Bodoni MT" w:eastAsia="等线" w:cs="Bodoni MT"/>
+          <w:sz w:val="22"/>
+          <w:szCs w:val="22"/>
+        </w:rPr>
+      </w:pPr>
+      <w:r>
+        <w:rPr>
+          <w:rFonts w:hint="default" w:ascii="Bodoni MT" w:hAnsi="Bodoni MT" w:eastAsia="等线" w:cs="Bodoni MT"/>
+          <w:b w:val="0"/>
+          <w:bCs w:val="0"/>
+          <w:sz w:val="22"/>
+          <w:szCs w:val="22"/>
+          <w:lang w:val="en-IN"/>
+        </w:rPr>
+        <w:t>Its not necessary that the control plane processes and data plane processes will run in different Node, they can run in a single Node as well.</w:t>
+      </w:r>
+    </w:p>
+    <w:p>
+      <w:pPr>
+        <w:keepNext w:val="0"/>
+        <w:keepLines w:val="0"/>
+        <w:widowControl/>
+        <w:numPr>
+          <w:ilvl w:val="1"/>
+          <w:numId w:val="11"/>
+        </w:numPr>
+        <w:suppressLineNumbers w:val="0"/>
+        <w:spacing w:before="0" w:beforeAutospacing="0" w:after="0" w:afterAutospacing="0" w:line="360" w:lineRule="auto"/>
+        <w:ind w:left="840" w:leftChars="0" w:right="0" w:hanging="420" w:firstLineChars="0"/>
+        <w:jc w:val="left"/>
+        <w:rPr>
+          <w:rFonts w:hint="default" w:ascii="Bodoni MT" w:hAnsi="Bodoni MT" w:eastAsia="等线" w:cs="Bodoni MT"/>
+          <w:sz w:val="22"/>
+          <w:szCs w:val="22"/>
+        </w:rPr>
+      </w:pPr>
+      <w:r>
+        <w:rPr>
+          <w:rFonts w:hint="default" w:ascii="Bodoni MT" w:hAnsi="Bodoni MT" w:eastAsia="等线" w:cs="Bodoni MT"/>
+          <w:sz w:val="22"/>
+          <w:szCs w:val="22"/>
+          <w:lang w:val="en-IN"/>
+        </w:rPr>
+        <w:t>Lets say you install all inside one VM.</w:t>
       </w:r>
     </w:p>
     <w:p>
@@ -3150,20 +4169,128 @@
         <w:jc w:val="left"/>
         <w:rPr>
           <w:rFonts w:hint="default" w:ascii="Bodoni MT" w:hAnsi="Bodoni MT" w:eastAsia="等线" w:cs="Bodoni MT"/>
-          <w:color w:val="auto"/>
-          <w:sz w:val="22"/>
-          <w:szCs w:val="22"/>
-        </w:rPr>
-      </w:pPr>
-      <w:r>
-        <w:rPr>
-          <w:rFonts w:hint="default" w:ascii="Bodoni MT" w:hAnsi="Bodoni MT" w:eastAsia="等线" w:cs="Bodoni MT"/>
-          <w:color w:val="auto"/>
-          <w:sz w:val="22"/>
-          <w:szCs w:val="22"/>
-          <w:lang w:val="en-US"/>
-        </w:rPr>
-        <w:t>F</w:t>
+          <w:sz w:val="22"/>
+          <w:szCs w:val="22"/>
+        </w:rPr>
+      </w:pPr>
+      <w:r>
+        <w:rPr>
+          <w:rFonts w:hint="default" w:ascii="Bodoni MT" w:hAnsi="Bodoni MT" w:eastAsia="等线" w:cs="Bodoni MT"/>
+          <w:sz w:val="22"/>
+          <w:szCs w:val="22"/>
+          <w:lang w:val="en-IN"/>
+        </w:rPr>
+        <w:t xml:space="preserve">It’ll have control plane processes like: </w:t>
+      </w:r>
+      <w:r>
+        <w:rPr>
+          <w:rFonts w:hint="default" w:ascii="Bodoni MT" w:hAnsi="Bodoni MT" w:eastAsia="等线" w:cs="Bodoni MT"/>
+          <w:b/>
+          <w:bCs/>
+          <w:sz w:val="22"/>
+          <w:szCs w:val="22"/>
+          <w:lang w:val="en-IN"/>
+        </w:rPr>
+        <w:t>c-c-m</w:t>
+      </w:r>
+      <w:r>
+        <w:rPr>
+          <w:rFonts w:hint="default" w:ascii="Bodoni MT" w:hAnsi="Bodoni MT" w:eastAsia="等线" w:cs="Bodoni MT"/>
+          <w:b w:val="0"/>
+          <w:bCs w:val="0"/>
+          <w:sz w:val="22"/>
+          <w:szCs w:val="22"/>
+          <w:lang w:val="en-IN"/>
+        </w:rPr>
+        <w:t xml:space="preserve"> (only if VM is provided by a cloud provider), </w:t>
+      </w:r>
+      <w:r>
+        <w:rPr>
+          <w:rFonts w:hint="default" w:ascii="Bodoni MT" w:hAnsi="Bodoni MT" w:eastAsia="等线" w:cs="Bodoni MT"/>
+          <w:b/>
+          <w:bCs/>
+          <w:sz w:val="22"/>
+          <w:szCs w:val="22"/>
+          <w:lang w:val="en-IN"/>
+        </w:rPr>
+        <w:t>c-m</w:t>
+      </w:r>
+      <w:r>
+        <w:rPr>
+          <w:rFonts w:hint="default" w:ascii="Bodoni MT" w:hAnsi="Bodoni MT" w:eastAsia="等线" w:cs="Bodoni MT"/>
+          <w:b w:val="0"/>
+          <w:bCs w:val="0"/>
+          <w:sz w:val="22"/>
+          <w:szCs w:val="22"/>
+          <w:lang w:val="en-IN"/>
+        </w:rPr>
+        <w:t xml:space="preserve">, </w:t>
+      </w:r>
+      <w:r>
+        <w:rPr>
+          <w:rFonts w:hint="default" w:ascii="Bodoni MT" w:hAnsi="Bodoni MT" w:eastAsia="等线" w:cs="Bodoni MT"/>
+          <w:b/>
+          <w:bCs/>
+          <w:sz w:val="22"/>
+          <w:szCs w:val="22"/>
+          <w:lang w:val="en-IN"/>
+        </w:rPr>
+        <w:t>etcd</w:t>
+      </w:r>
+      <w:r>
+        <w:rPr>
+          <w:rFonts w:hint="default" w:ascii="Bodoni MT" w:hAnsi="Bodoni MT" w:eastAsia="等线" w:cs="Bodoni MT"/>
+          <w:b w:val="0"/>
+          <w:bCs w:val="0"/>
+          <w:sz w:val="22"/>
+          <w:szCs w:val="22"/>
+          <w:lang w:val="en-IN"/>
+        </w:rPr>
+        <w:t xml:space="preserve">, </w:t>
+      </w:r>
+      <w:r>
+        <w:rPr>
+          <w:rFonts w:hint="default" w:ascii="Bodoni MT" w:hAnsi="Bodoni MT" w:eastAsia="等线" w:cs="Bodoni MT"/>
+          <w:b/>
+          <w:bCs/>
+          <w:sz w:val="22"/>
+          <w:szCs w:val="22"/>
+          <w:lang w:val="en-IN"/>
+        </w:rPr>
+        <w:t>sched</w:t>
+      </w:r>
+      <w:r>
+        <w:rPr>
+          <w:rFonts w:hint="default" w:ascii="Bodoni MT" w:hAnsi="Bodoni MT" w:eastAsia="等线" w:cs="Bodoni MT"/>
+          <w:b w:val="0"/>
+          <w:bCs w:val="0"/>
+          <w:sz w:val="22"/>
+          <w:szCs w:val="22"/>
+          <w:lang w:val="en-IN"/>
+        </w:rPr>
+        <w:t xml:space="preserve">, </w:t>
+      </w:r>
+      <w:r>
+        <w:rPr>
+          <w:rFonts w:hint="default" w:ascii="Bodoni MT" w:hAnsi="Bodoni MT" w:eastAsia="等线" w:cs="Bodoni MT"/>
+          <w:b/>
+          <w:bCs/>
+          <w:sz w:val="22"/>
+          <w:szCs w:val="22"/>
+          <w:lang w:val="en-IN"/>
+        </w:rPr>
+        <w:t>api</w:t>
+      </w:r>
+      <w:r>
+        <w:rPr>
+          <w:rFonts w:hint="default" w:ascii="Bodoni MT" w:hAnsi="Bodoni MT" w:eastAsia="等线" w:cs="Bodoni MT"/>
+          <w:b w:val="0"/>
+          <w:bCs w:val="0"/>
+          <w:sz w:val="22"/>
+          <w:szCs w:val="22"/>
+          <w:lang w:val="en-IN"/>
+        </w:rPr>
+        <w:t>.</w:t>
       </w:r>
     </w:p>
     <w:p>
@@ -3181,11 +4308,226 @@
         <w:jc w:val="left"/>
         <w:rPr>
           <w:rFonts w:hint="default" w:ascii="Bodoni MT" w:hAnsi="Bodoni MT" w:eastAsia="等线" w:cs="Bodoni MT"/>
-          <w:color w:val="auto"/>
-          <w:sz w:val="22"/>
-          <w:szCs w:val="22"/>
-        </w:rPr>
-      </w:pPr>
+          <w:sz w:val="22"/>
+          <w:szCs w:val="22"/>
+        </w:rPr>
+      </w:pPr>
+      <w:r>
+        <w:rPr>
+          <w:rFonts w:hint="default" w:ascii="Bodoni MT" w:hAnsi="Bodoni MT" w:eastAsia="等线" w:cs="Bodoni MT"/>
+          <w:sz w:val="22"/>
+          <w:szCs w:val="22"/>
+          <w:lang w:val="en-IN"/>
+        </w:rPr>
+        <w:t xml:space="preserve">Also, it’ll have data plane processes like: </w:t>
+      </w:r>
+      <w:r>
+        <w:rPr>
+          <w:rFonts w:hint="default" w:ascii="Bodoni MT" w:hAnsi="Bodoni MT" w:eastAsia="等线" w:cs="Bodoni MT"/>
+          <w:b/>
+          <w:bCs/>
+          <w:sz w:val="22"/>
+          <w:szCs w:val="22"/>
+          <w:lang w:val="en-IN"/>
+        </w:rPr>
+        <w:t>pods</w:t>
+      </w:r>
+      <w:r>
+        <w:rPr>
+          <w:rFonts w:hint="default" w:ascii="Bodoni MT" w:hAnsi="Bodoni MT" w:eastAsia="等线" w:cs="Bodoni MT"/>
+          <w:b w:val="0"/>
+          <w:bCs w:val="0"/>
+          <w:sz w:val="22"/>
+          <w:szCs w:val="22"/>
+          <w:lang w:val="en-IN"/>
+        </w:rPr>
+        <w:t xml:space="preserve">, </w:t>
+      </w:r>
+      <w:r>
+        <w:rPr>
+          <w:rFonts w:hint="default" w:ascii="Bodoni MT" w:hAnsi="Bodoni MT" w:eastAsia="等线" w:cs="Bodoni MT"/>
+          <w:b/>
+          <w:bCs/>
+          <w:sz w:val="22"/>
+          <w:szCs w:val="22"/>
+          <w:lang w:val="en-IN"/>
+        </w:rPr>
+        <w:t>kubelet</w:t>
+      </w:r>
+      <w:r>
+        <w:rPr>
+          <w:rFonts w:hint="default" w:ascii="Bodoni MT" w:hAnsi="Bodoni MT" w:eastAsia="等线" w:cs="Bodoni MT"/>
+          <w:b w:val="0"/>
+          <w:bCs w:val="0"/>
+          <w:sz w:val="22"/>
+          <w:szCs w:val="22"/>
+          <w:lang w:val="en-IN"/>
+        </w:rPr>
+        <w:t xml:space="preserve">, </w:t>
+      </w:r>
+      <w:r>
+        <w:rPr>
+          <w:rFonts w:hint="default" w:ascii="Bodoni MT" w:hAnsi="Bodoni MT" w:eastAsia="等线" w:cs="Bodoni MT"/>
+          <w:b/>
+          <w:bCs/>
+          <w:sz w:val="22"/>
+          <w:szCs w:val="22"/>
+          <w:lang w:val="en-IN"/>
+        </w:rPr>
+        <w:t>k-proxy</w:t>
+      </w:r>
+      <w:r>
+        <w:rPr>
+          <w:rFonts w:hint="default" w:ascii="Bodoni MT" w:hAnsi="Bodoni MT" w:eastAsia="等线" w:cs="Bodoni MT"/>
+          <w:b w:val="0"/>
+          <w:bCs w:val="0"/>
+          <w:sz w:val="22"/>
+          <w:szCs w:val="22"/>
+          <w:lang w:val="en-IN"/>
+        </w:rPr>
+        <w:t>.</w:t>
+      </w:r>
+    </w:p>
+    <w:p>
+      <w:pPr>
+        <w:keepNext w:val="0"/>
+        <w:keepLines w:val="0"/>
+        <w:widowControl/>
+        <w:numPr>
+          <w:ilvl w:val="2"/>
+          <w:numId w:val="11"/>
+        </w:numPr>
+        <w:suppressLineNumbers w:val="0"/>
+        <w:spacing w:before="0" w:beforeAutospacing="0" w:after="0" w:afterAutospacing="0" w:line="360" w:lineRule="auto"/>
+        <w:ind w:left="1260" w:leftChars="0" w:right="0" w:hanging="420" w:firstLineChars="0"/>
+        <w:jc w:val="left"/>
+        <w:rPr>
+          <w:rFonts w:hint="default" w:ascii="Bodoni MT" w:hAnsi="Bodoni MT" w:eastAsia="等线" w:cs="Bodoni MT"/>
+          <w:sz w:val="22"/>
+          <w:szCs w:val="22"/>
+        </w:rPr>
+      </w:pPr>
+      <w:r>
+        <w:rPr>
+          <w:rFonts w:hint="default" w:ascii="Bodoni MT" w:hAnsi="Bodoni MT" w:eastAsia="等线" w:cs="Bodoni MT"/>
+          <w:sz w:val="22"/>
+          <w:szCs w:val="22"/>
+          <w:lang w:val="en-IN"/>
+        </w:rPr>
+        <w:t xml:space="preserve">Now, when you tell it the number of instances you want to create, same like before, </w:t>
+      </w:r>
+      <w:r>
+        <w:rPr>
+          <w:rFonts w:hint="default" w:ascii="Bodoni MT" w:hAnsi="Bodoni MT" w:eastAsia="等线" w:cs="Bodoni MT"/>
+          <w:b/>
+          <w:bCs/>
+          <w:sz w:val="22"/>
+          <w:szCs w:val="22"/>
+          <w:lang w:val="en-IN"/>
+        </w:rPr>
+        <w:t>c-m</w:t>
+      </w:r>
+      <w:r>
+        <w:rPr>
+          <w:rFonts w:hint="default" w:ascii="Bodoni MT" w:hAnsi="Bodoni MT" w:eastAsia="等线" w:cs="Bodoni MT"/>
+          <w:b w:val="0"/>
+          <w:bCs w:val="0"/>
+          <w:sz w:val="22"/>
+          <w:szCs w:val="22"/>
+          <w:lang w:val="en-IN"/>
+        </w:rPr>
+        <w:t xml:space="preserve"> will create pods objects, </w:t>
+      </w:r>
+      <w:r>
+        <w:rPr>
+          <w:rFonts w:hint="default" w:ascii="Bodoni MT" w:hAnsi="Bodoni MT" w:eastAsia="等线" w:cs="Bodoni MT"/>
+          <w:b/>
+          <w:bCs/>
+          <w:sz w:val="22"/>
+          <w:szCs w:val="22"/>
+          <w:lang w:val="en-IN"/>
+        </w:rPr>
+        <w:t>sched</w:t>
+      </w:r>
+      <w:r>
+        <w:rPr>
+          <w:rFonts w:hint="default" w:ascii="Bodoni MT" w:hAnsi="Bodoni MT" w:eastAsia="等线" w:cs="Bodoni MT"/>
+          <w:b w:val="0"/>
+          <w:bCs w:val="0"/>
+          <w:sz w:val="22"/>
+          <w:szCs w:val="22"/>
+          <w:lang w:val="en-IN"/>
+        </w:rPr>
+        <w:t xml:space="preserve"> will assign the pods to the node.</w:t>
+      </w:r>
+      <w:r>
+        <w:rPr>
+          <w:rFonts w:hint="default" w:ascii="Bodoni MT" w:hAnsi="Bodoni MT" w:eastAsia="等线" w:cs="Bodoni MT"/>
+          <w:b w:val="0"/>
+          <w:bCs w:val="0"/>
+          <w:sz w:val="22"/>
+          <w:szCs w:val="22"/>
+          <w:lang w:val="en-IN"/>
+        </w:rPr>
+        <w:br w:type="textWrapping"/>
+      </w:r>
+      <w:r>
+        <w:rPr>
+          <w:rFonts w:hint="default" w:ascii="Bodoni MT" w:hAnsi="Bodoni MT" w:eastAsia="等线" w:cs="Bodoni MT"/>
+          <w:b w:val="0"/>
+          <w:bCs w:val="0"/>
+          <w:sz w:val="22"/>
+          <w:szCs w:val="22"/>
+          <w:lang w:val="en-IN"/>
+        </w:rPr>
+        <w:tab/>
+        <w:t xml:space="preserve">As we have only node inside which all processes are running, so </w:t>
+      </w:r>
+      <w:r>
+        <w:rPr>
+          <w:rFonts w:hint="default" w:ascii="Bodoni MT" w:hAnsi="Bodoni MT" w:eastAsia="等线" w:cs="Bodoni MT"/>
+          <w:b/>
+          <w:bCs/>
+          <w:sz w:val="22"/>
+          <w:szCs w:val="22"/>
+          <w:lang w:val="en-IN"/>
+        </w:rPr>
+        <w:t>sched</w:t>
+      </w:r>
+      <w:r>
+        <w:rPr>
+          <w:rFonts w:hint="default" w:ascii="Bodoni MT" w:hAnsi="Bodoni MT" w:eastAsia="等线" w:cs="Bodoni MT"/>
+          <w:b w:val="0"/>
+          <w:bCs w:val="0"/>
+          <w:sz w:val="22"/>
+          <w:szCs w:val="22"/>
+          <w:lang w:val="en-IN"/>
+        </w:rPr>
+        <w:t xml:space="preserve"> will assign this node for all the pods.</w:t>
+      </w:r>
+      <w:r>
+        <w:rPr>
+          <w:rFonts w:hint="default" w:ascii="Bodoni MT" w:hAnsi="Bodoni MT" w:eastAsia="等线" w:cs="Bodoni MT"/>
+          <w:b w:val="0"/>
+          <w:bCs w:val="0"/>
+          <w:sz w:val="22"/>
+          <w:szCs w:val="22"/>
+          <w:lang w:val="en-IN"/>
+        </w:rPr>
+        <w:br w:type="textWrapping"/>
+      </w:r>
+      <w:r>
+        <w:rPr>
+          <w:rFonts w:hint="default" w:ascii="Bodoni MT" w:hAnsi="Bodoni MT" w:eastAsia="等线" w:cs="Bodoni MT"/>
+          <w:b w:val="0"/>
+          <w:bCs w:val="0"/>
+          <w:sz w:val="22"/>
+          <w:szCs w:val="22"/>
+          <w:lang w:val="en-IN"/>
+        </w:rPr>
+        <w:tab/>
+        <w:t>So, all the pods will be running inside the same VM.</w:t>
+      </w:r>
     </w:p>
     <w:p>
       <w:pPr>
@@ -3202,36 +4544,87 @@
         <w:jc w:val="left"/>
         <w:rPr>
           <w:rFonts w:hint="default" w:ascii="Bodoni MT" w:hAnsi="Bodoni MT" w:eastAsia="等线" w:cs="Bodoni MT"/>
+          <w:sz w:val="22"/>
+          <w:szCs w:val="22"/>
+        </w:rPr>
+      </w:pPr>
+      <w:r>
+        <w:rPr>
+          <w:rFonts w:hint="default" w:ascii="Bodoni MT" w:hAnsi="Bodoni MT" w:eastAsia="等线" w:cs="Bodoni MT"/>
+          <w:b w:val="0"/>
+          <w:bCs w:val="0"/>
+          <w:sz w:val="22"/>
+          <w:szCs w:val="22"/>
+          <w:lang w:val="en-IN"/>
+        </w:rPr>
+        <w:t xml:space="preserve">Now, as we saw before, </w:t>
+      </w:r>
+      <w:r>
+        <w:rPr>
+          <w:rFonts w:hint="default" w:ascii="Bodoni MT" w:hAnsi="Bodoni MT" w:eastAsia="等线" w:cs="Bodoni MT"/>
           <w:b/>
           <w:bCs/>
-          <w:color w:val="FFFFFF" w:themeColor="background1"/>
-          <w:sz w:val="22"/>
-          <w:szCs w:val="22"/>
-          <w:highlight w:val="darkMagenta"/>
-          <w14:textFill>
-            <w14:solidFill>
-              <w14:schemeClr w14:val="bg1"/>
-            </w14:solidFill>
-          </w14:textFill>
-        </w:rPr>
-      </w:pPr>
+          <w:sz w:val="22"/>
+          <w:szCs w:val="22"/>
+          <w:lang w:val="en-IN"/>
+        </w:rPr>
+        <w:t>c-m</w:t>
+      </w:r>
+      <w:r>
+        <w:rPr>
+          <w:rFonts w:hint="default" w:ascii="Bodoni MT" w:hAnsi="Bodoni MT" w:eastAsia="等线" w:cs="Bodoni MT"/>
+          <w:b w:val="0"/>
+          <w:bCs w:val="0"/>
+          <w:sz w:val="22"/>
+          <w:szCs w:val="22"/>
+          <w:lang w:val="en-IN"/>
+        </w:rPr>
+        <w:t xml:space="preserve"> checks if pods are gone (when node gets down) then it creates new pods objects to get the desired state and then </w:t>
+      </w:r>
       <w:r>
         <w:rPr>
           <w:rFonts w:hint="default" w:ascii="Bodoni MT" w:hAnsi="Bodoni MT" w:eastAsia="等线" w:cs="Bodoni MT"/>
           <w:b/>
           <w:bCs/>
-          <w:color w:val="FFFFFF" w:themeColor="background1"/>
-          <w:sz w:val="22"/>
-          <w:szCs w:val="22"/>
-          <w:highlight w:val="darkMagenta"/>
-          <w:lang w:val="en-US"/>
-          <w14:textFill>
-            <w14:solidFill>
-              <w14:schemeClr w14:val="bg1"/>
-            </w14:solidFill>
-          </w14:textFill>
-        </w:rPr>
-        <w:t xml:space="preserve">CM and Schd                                                             </w:t>
+          <w:sz w:val="22"/>
+          <w:szCs w:val="22"/>
+          <w:lang w:val="en-IN"/>
+        </w:rPr>
+        <w:t>sched</w:t>
+      </w:r>
+      <w:r>
+        <w:rPr>
+          <w:rFonts w:hint="default" w:ascii="Bodoni MT" w:hAnsi="Bodoni MT" w:eastAsia="等线" w:cs="Bodoni MT"/>
+          <w:b w:val="0"/>
+          <w:bCs w:val="0"/>
+          <w:sz w:val="22"/>
+          <w:szCs w:val="22"/>
+          <w:lang w:val="en-IN"/>
+        </w:rPr>
+        <w:t xml:space="preserve"> will assign those pods to some nodes. So </w:t>
+      </w:r>
+      <w:r>
+        <w:rPr>
+          <w:rFonts w:hint="default" w:ascii="Bodoni MT" w:hAnsi="Bodoni MT" w:eastAsia="等线" w:cs="Bodoni MT"/>
+          <w:b w:val="0"/>
+          <w:bCs w:val="0"/>
+          <w:color w:val="FF0000"/>
+          <w:sz w:val="22"/>
+          <w:szCs w:val="22"/>
+          <w:lang w:val="en-IN"/>
+        </w:rPr>
+        <w:t>“Are the Nodes get created and deleted automatically?”</w:t>
+      </w:r>
+      <w:r>
+        <w:rPr>
+          <w:rFonts w:hint="default" w:ascii="Bodoni MT" w:hAnsi="Bodoni MT" w:eastAsia="等线" w:cs="Bodoni MT"/>
+          <w:b w:val="0"/>
+          <w:bCs w:val="0"/>
+          <w:sz w:val="22"/>
+          <w:szCs w:val="22"/>
+          <w:lang w:val="en-IN"/>
+        </w:rPr>
+        <w:t xml:space="preserve">  </w:t>
       </w:r>
     </w:p>
     <w:p>
@@ -3256,23 +4649,22 @@
       <w:r>
         <w:rPr>
           <w:rFonts w:hint="default" w:ascii="Bodoni MT" w:hAnsi="Bodoni MT" w:eastAsia="等线" w:cs="Bodoni MT"/>
-          <w:b/>
-          <w:bCs/>
-          <w:color w:val="C00000"/>
-          <w:sz w:val="22"/>
-          <w:szCs w:val="22"/>
-          <w:lang w:val="en-US"/>
-        </w:rPr>
-        <w:t>CM</w:t>
-      </w:r>
-      <w:r>
-        <w:rPr>
-          <w:rFonts w:hint="default" w:ascii="Bodoni MT" w:hAnsi="Bodoni MT" w:eastAsia="等线" w:cs="Bodoni MT"/>
-          <w:sz w:val="22"/>
-          <w:szCs w:val="22"/>
-          <w:lang w:val="en-US"/>
-        </w:rPr>
-        <w:t>: We need 4 pods (create pods objects)</w:t>
+          <w:color w:val="00B050"/>
+          <w:sz w:val="22"/>
+          <w:szCs w:val="22"/>
+          <w:shd w:val="clear" w:color="FFFFFF" w:fill="D9D9D9"/>
+          <w:lang w:val="en-IN"/>
+        </w:rPr>
+        <w:t>No, nodes are constant, only the pods are created.</w:t>
+      </w:r>
+      <w:r>
+        <w:rPr>
+          <w:rFonts w:hint="default" w:ascii="Bodoni MT" w:hAnsi="Bodoni MT" w:eastAsia="等线" w:cs="Bodoni MT"/>
+          <w:sz w:val="22"/>
+          <w:szCs w:val="22"/>
+          <w:lang w:val="en-IN"/>
+        </w:rPr>
+        <w:t xml:space="preserve">  </w:t>
       </w:r>
     </w:p>
     <w:p>
@@ -3297,23 +4689,11 @@
       <w:r>
         <w:rPr>
           <w:rFonts w:hint="default" w:ascii="Bodoni MT" w:hAnsi="Bodoni MT" w:eastAsia="等线" w:cs="Bodoni MT"/>
-          <w:b/>
-          <w:bCs/>
-          <w:color w:val="C00000"/>
-          <w:sz w:val="22"/>
-          <w:szCs w:val="22"/>
-          <w:lang w:val="en-US"/>
-        </w:rPr>
-        <w:t>SCHD</w:t>
-      </w:r>
-      <w:r>
-        <w:rPr>
-          <w:rFonts w:hint="default" w:ascii="Bodoni MT" w:hAnsi="Bodoni MT" w:eastAsia="等线" w:cs="Bodoni MT"/>
-          <w:sz w:val="22"/>
-          <w:szCs w:val="22"/>
-          <w:lang w:val="en-US"/>
-        </w:rPr>
-        <w:t>: Where should these pods go? Pod-1 → Node-1, Pod-2 → Node-2 ..etc</w:t>
+          <w:sz w:val="22"/>
+          <w:szCs w:val="22"/>
+          <w:lang w:val="en-IN"/>
+        </w:rPr>
+        <w:t>We create VMs from a cloud provider and assign those to our Kubernetes cluster.</w:t>
       </w:r>
     </w:p>
     <w:p>
@@ -3338,41 +4718,122 @@
       <w:r>
         <w:rPr>
           <w:rFonts w:hint="default" w:ascii="Bodoni MT" w:hAnsi="Bodoni MT" w:eastAsia="等线" w:cs="Bodoni MT"/>
+          <w:sz w:val="22"/>
+          <w:szCs w:val="22"/>
+          <w:lang w:val="en-IN"/>
+        </w:rPr>
+        <w:t xml:space="preserve">Now, the </w:t>
+      </w:r>
+      <w:r>
+        <w:rPr>
+          <w:rFonts w:hint="default" w:ascii="Bodoni MT" w:hAnsi="Bodoni MT" w:eastAsia="等线" w:cs="Bodoni MT"/>
           <w:b/>
           <w:bCs/>
-          <w:color w:val="C00000"/>
-          <w:sz w:val="22"/>
-          <w:szCs w:val="22"/>
-          <w:lang w:val="en-US"/>
-        </w:rPr>
-        <w:t>Kubelet</w:t>
-      </w:r>
-      <w:r>
-        <w:rPr>
-          <w:rFonts w:hint="default" w:ascii="Bodoni MT" w:hAnsi="Bodoni MT" w:eastAsia="等线" w:cs="Bodoni MT"/>
-          <w:sz w:val="22"/>
-          <w:szCs w:val="22"/>
-          <w:lang w:val="en-US"/>
-        </w:rPr>
-        <w:t>: Runs on each worker node.</w:t>
-      </w:r>
-      <w:r>
-        <w:rPr>
-          <w:rFonts w:hint="default" w:ascii="Bodoni MT" w:hAnsi="Bodoni MT" w:eastAsia="等线" w:cs="Bodoni MT"/>
-          <w:sz w:val="22"/>
-          <w:szCs w:val="22"/>
-          <w:lang w:val="en-US"/>
-        </w:rPr>
-        <w:br w:type="textWrapping"/>
-      </w:r>
-      <w:r>
-        <w:rPr>
-          <w:rFonts w:hint="default" w:ascii="Bodoni MT" w:hAnsi="Bodoni MT" w:eastAsia="等线" w:cs="Bodoni MT"/>
-          <w:sz w:val="22"/>
-          <w:szCs w:val="22"/>
-          <w:lang w:val="en-US"/>
-        </w:rPr>
-        <w:t>It sees, Pod-1 is assigned to my node, then pull docker image, starts container and keep running.</w:t>
+          <w:sz w:val="22"/>
+          <w:szCs w:val="22"/>
+          <w:lang w:val="en-IN"/>
+        </w:rPr>
+        <w:t>sched</w:t>
+      </w:r>
+      <w:r>
+        <w:rPr>
+          <w:rFonts w:hint="default" w:ascii="Bodoni MT" w:hAnsi="Bodoni MT" w:eastAsia="等线" w:cs="Bodoni MT"/>
+          <w:b w:val="0"/>
+          <w:bCs w:val="0"/>
+          <w:sz w:val="22"/>
+          <w:szCs w:val="22"/>
+          <w:lang w:val="en-IN"/>
+        </w:rPr>
+        <w:t xml:space="preserve"> will schedule the </w:t>
+      </w:r>
+      <w:r>
+        <w:rPr>
+          <w:rFonts w:hint="default" w:ascii="Bodoni MT" w:hAnsi="Bodoni MT" w:eastAsia="等线" w:cs="Bodoni MT"/>
+          <w:b w:val="0"/>
+          <w:bCs w:val="0"/>
+          <w:i/>
+          <w:iCs/>
+          <w:sz w:val="22"/>
+          <w:szCs w:val="22"/>
+          <w:lang w:val="en-IN"/>
+        </w:rPr>
+        <w:t>pods</w:t>
+      </w:r>
+      <w:r>
+        <w:rPr>
+          <w:rFonts w:hint="default" w:ascii="Bodoni MT" w:hAnsi="Bodoni MT" w:eastAsia="等线" w:cs="Bodoni MT"/>
+          <w:b w:val="0"/>
+          <w:bCs w:val="0"/>
+          <w:i w:val="0"/>
+          <w:iCs w:val="0"/>
+          <w:sz w:val="22"/>
+          <w:szCs w:val="22"/>
+          <w:lang w:val="en-IN"/>
+        </w:rPr>
+        <w:t xml:space="preserve"> to the available nodes only if it is up.</w:t>
+      </w:r>
+    </w:p>
+    <w:p>
+      <w:pPr>
+        <w:keepNext w:val="0"/>
+        <w:keepLines w:val="0"/>
+        <w:widowControl/>
+        <w:numPr>
+          <w:ilvl w:val="0"/>
+          <w:numId w:val="11"/>
+        </w:numPr>
+        <w:suppressLineNumbers w:val="0"/>
+        <w:spacing w:before="0" w:beforeAutospacing="0" w:after="0" w:afterAutospacing="0" w:line="360" w:lineRule="auto"/>
+        <w:ind w:left="420" w:leftChars="0" w:right="0" w:hanging="420" w:firstLineChars="0"/>
+        <w:jc w:val="left"/>
+        <w:rPr>
+          <w:rFonts w:hint="default" w:ascii="Bodoni MT" w:hAnsi="Bodoni MT" w:eastAsia="等线" w:cs="Bodoni MT"/>
+          <w:sz w:val="22"/>
+          <w:szCs w:val="22"/>
+        </w:rPr>
+      </w:pPr>
+      <w:r>
+        <w:rPr>
+          <w:rFonts w:hint="default" w:ascii="Bodoni MT" w:hAnsi="Bodoni MT" w:eastAsia="等线" w:cs="Bodoni MT"/>
+          <w:sz w:val="22"/>
+          <w:szCs w:val="22"/>
+          <w:lang w:val="en-IN"/>
+        </w:rPr>
+        <w:t xml:space="preserve">Now, the question may be, if the nodes are directly assigned to the cluster, then </w:t>
+      </w:r>
+      <w:r>
+        <w:rPr>
+          <w:rFonts w:hint="default" w:ascii="Bodoni MT" w:hAnsi="Bodoni MT" w:eastAsia="等线" w:cs="Bodoni MT"/>
+          <w:color w:val="FF0000"/>
+          <w:sz w:val="22"/>
+          <w:szCs w:val="22"/>
+          <w:lang w:val="en-IN"/>
+        </w:rPr>
+        <w:t xml:space="preserve">what is the use of </w:t>
+      </w:r>
+      <w:r>
+        <w:rPr>
+          <w:rFonts w:hint="default" w:ascii="Bodoni MT" w:hAnsi="Bodoni MT" w:eastAsia="等线" w:cs="Bodoni MT"/>
+          <w:b/>
+          <w:bCs/>
+          <w:color w:val="FF0000"/>
+          <w:sz w:val="22"/>
+          <w:szCs w:val="22"/>
+          <w:lang w:val="en-IN"/>
+        </w:rPr>
+        <w:t>c-c-m</w:t>
+      </w:r>
+      <w:r>
+        <w:rPr>
+          <w:rFonts w:hint="default" w:ascii="Bodoni MT" w:hAnsi="Bodoni MT" w:eastAsia="等线" w:cs="Bodoni MT"/>
+          <w:b w:val="0"/>
+          <w:bCs w:val="0"/>
+          <w:color w:val="FF0000"/>
+          <w:sz w:val="22"/>
+          <w:szCs w:val="22"/>
+          <w:lang w:val="en-IN"/>
+        </w:rPr>
+        <w:t xml:space="preserve"> to talk to cloud provider?</w:t>
       </w:r>
     </w:p>
     <w:p>
@@ -3390,32 +4851,515 @@
         <w:jc w:val="left"/>
         <w:rPr>
           <w:rFonts w:hint="default" w:ascii="Bodoni MT" w:hAnsi="Bodoni MT" w:eastAsia="等线" w:cs="Bodoni MT"/>
-          <w:color w:val="FFFFFF" w:themeColor="background1"/>
-          <w:sz w:val="22"/>
-          <w:szCs w:val="22"/>
-          <w:highlight w:val="darkMagenta"/>
-          <w14:textFill>
-            <w14:solidFill>
-              <w14:schemeClr w14:val="bg1"/>
-            </w14:solidFill>
-          </w14:textFill>
-        </w:rPr>
-      </w:pPr>
-      <w:r>
-        <w:rPr>
-          <w:rFonts w:hint="default" w:ascii="Bodoni MT" w:hAnsi="Bodoni MT" w:eastAsia="等线" w:cs="Bodoni MT"/>
-          <w:color w:val="FFFFFF" w:themeColor="background1"/>
-          <w:sz w:val="22"/>
-          <w:szCs w:val="22"/>
-          <w:highlight w:val="darkMagenta"/>
-          <w:lang w:val="en-US"/>
-          <w14:textFill>
-            <w14:solidFill>
-              <w14:schemeClr w14:val="bg1"/>
-            </w14:solidFill>
-          </w14:textFill>
-        </w:rPr>
-        <w:t xml:space="preserve">                                                                    </w:t>
+          <w:sz w:val="22"/>
+          <w:szCs w:val="22"/>
+        </w:rPr>
+      </w:pPr>
+      <w:r>
+        <w:rPr>
+          <w:rFonts w:hint="default" w:ascii="Bodoni MT" w:hAnsi="Bodoni MT" w:eastAsia="等线" w:cs="Bodoni MT"/>
+          <w:sz w:val="22"/>
+          <w:szCs w:val="22"/>
+          <w:lang w:val="en-IN"/>
+        </w:rPr>
+        <w:t>One of the use-case can be creating Load Balancer (ex: AWS ELB)</w:t>
+      </w:r>
+    </w:p>
+    <w:p>
+      <w:pPr>
+        <w:keepNext w:val="0"/>
+        <w:keepLines w:val="0"/>
+        <w:widowControl/>
+        <w:numPr>
+          <w:ilvl w:val="1"/>
+          <w:numId w:val="11"/>
+        </w:numPr>
+        <w:suppressLineNumbers w:val="0"/>
+        <w:spacing w:before="0" w:beforeAutospacing="0" w:after="0" w:afterAutospacing="0" w:line="360" w:lineRule="auto"/>
+        <w:ind w:left="840" w:leftChars="0" w:right="0" w:hanging="420" w:firstLineChars="0"/>
+        <w:jc w:val="left"/>
+        <w:rPr>
+          <w:rFonts w:hint="default" w:ascii="Bodoni MT" w:hAnsi="Bodoni MT" w:eastAsia="等线" w:cs="Bodoni MT"/>
+          <w:sz w:val="22"/>
+          <w:szCs w:val="22"/>
+        </w:rPr>
+      </w:pPr>
+      <w:r>
+        <w:rPr>
+          <w:rFonts w:hint="default" w:ascii="Bodoni MT" w:hAnsi="Bodoni MT" w:eastAsia="等线" w:cs="Bodoni MT"/>
+          <w:sz w:val="22"/>
+          <w:szCs w:val="22"/>
+          <w:lang w:val="en-IN"/>
+        </w:rPr>
+        <w:t>The flow is like the below:</w:t>
+      </w:r>
+    </w:p>
+    <w:p>
+      <w:pPr>
+        <w:keepNext w:val="0"/>
+        <w:keepLines w:val="0"/>
+        <w:widowControl/>
+        <w:numPr>
+          <w:ilvl w:val="2"/>
+          <w:numId w:val="11"/>
+        </w:numPr>
+        <w:suppressLineNumbers w:val="0"/>
+        <w:spacing w:before="0" w:beforeAutospacing="0" w:after="0" w:afterAutospacing="0" w:line="360" w:lineRule="auto"/>
+        <w:ind w:left="1260" w:leftChars="0" w:right="0" w:hanging="420" w:firstLineChars="0"/>
+        <w:jc w:val="left"/>
+        <w:rPr>
+          <w:rFonts w:hint="default" w:ascii="Bodoni MT" w:hAnsi="Bodoni MT" w:eastAsia="等线" w:cs="Bodoni MT"/>
+          <w:sz w:val="22"/>
+          <w:szCs w:val="22"/>
+        </w:rPr>
+      </w:pPr>
+      <w:r>
+        <w:rPr>
+          <w:rFonts w:hint="default" w:ascii="Bodoni MT" w:hAnsi="Bodoni MT" w:eastAsia="等线" w:cs="Bodoni MT"/>
+          <w:sz w:val="22"/>
+          <w:szCs w:val="22"/>
+          <w:lang w:val="en-IN"/>
+        </w:rPr>
+        <w:t>User will trigger request to the Load Balancer (provided by Cloud Provider, Ex: AWS ELB).</w:t>
+      </w:r>
+    </w:p>
+    <w:p>
+      <w:pPr>
+        <w:keepNext w:val="0"/>
+        <w:keepLines w:val="0"/>
+        <w:widowControl/>
+        <w:numPr>
+          <w:ilvl w:val="2"/>
+          <w:numId w:val="11"/>
+        </w:numPr>
+        <w:suppressLineNumbers w:val="0"/>
+        <w:spacing w:before="0" w:beforeAutospacing="0" w:after="0" w:afterAutospacing="0" w:line="360" w:lineRule="auto"/>
+        <w:ind w:left="1260" w:leftChars="0" w:right="0" w:hanging="420" w:firstLineChars="0"/>
+        <w:jc w:val="left"/>
+        <w:rPr>
+          <w:rFonts w:hint="default" w:ascii="Bodoni MT" w:hAnsi="Bodoni MT" w:eastAsia="等线" w:cs="Bodoni MT"/>
+          <w:sz w:val="22"/>
+          <w:szCs w:val="22"/>
+        </w:rPr>
+      </w:pPr>
+      <w:r>
+        <w:rPr>
+          <w:rFonts w:hint="default" w:ascii="Bodoni MT" w:hAnsi="Bodoni MT" w:eastAsia="等线" w:cs="Bodoni MT"/>
+          <w:sz w:val="22"/>
+          <w:szCs w:val="22"/>
+          <w:lang w:val="en-IN"/>
+        </w:rPr>
+        <w:t>Load Balancer doesn’t know about the pods inside which the containers running our application are present.</w:t>
+      </w:r>
+      <w:r>
+        <w:rPr>
+          <w:rFonts w:hint="default" w:ascii="Bodoni MT" w:hAnsi="Bodoni MT" w:eastAsia="等线" w:cs="Bodoni MT"/>
+          <w:sz w:val="22"/>
+          <w:szCs w:val="22"/>
+          <w:lang w:val="en-IN"/>
+        </w:rPr>
+        <w:br w:type="textWrapping"/>
+      </w:r>
+      <w:r>
+        <w:rPr>
+          <w:rFonts w:hint="default" w:ascii="Bodoni MT" w:hAnsi="Bodoni MT" w:eastAsia="等线" w:cs="Bodoni MT"/>
+          <w:sz w:val="22"/>
+          <w:szCs w:val="22"/>
+          <w:lang w:val="en-IN"/>
+        </w:rPr>
+        <w:tab/>
+        <w:t>It only knows about the nodes. Because the nodes are VMs of the same Cloud Provider only. It can forward the request to those.</w:t>
+      </w:r>
+    </w:p>
+    <w:p>
+      <w:pPr>
+        <w:keepNext w:val="0"/>
+        <w:keepLines w:val="0"/>
+        <w:widowControl/>
+        <w:numPr>
+          <w:ilvl w:val="2"/>
+          <w:numId w:val="11"/>
+        </w:numPr>
+        <w:suppressLineNumbers w:val="0"/>
+        <w:spacing w:before="0" w:beforeAutospacing="0" w:after="0" w:afterAutospacing="0" w:line="360" w:lineRule="auto"/>
+        <w:ind w:left="1260" w:leftChars="0" w:right="0" w:hanging="420" w:firstLineChars="0"/>
+        <w:jc w:val="left"/>
+        <w:rPr>
+          <w:rFonts w:hint="default" w:ascii="Bodoni MT" w:hAnsi="Bodoni MT" w:eastAsia="等线" w:cs="Bodoni MT"/>
+          <w:sz w:val="22"/>
+          <w:szCs w:val="22"/>
+        </w:rPr>
+      </w:pPr>
+      <w:r>
+        <w:rPr>
+          <w:rFonts w:hint="default" w:ascii="Bodoni MT" w:hAnsi="Bodoni MT" w:eastAsia="等线" w:cs="Bodoni MT"/>
+          <w:sz w:val="22"/>
+          <w:szCs w:val="22"/>
+          <w:lang w:val="en-IN"/>
+        </w:rPr>
+        <w:t xml:space="preserve"> Now, lets say the Load Balancer sends the request to one node (Worker Node of course).</w:t>
+      </w:r>
+    </w:p>
+    <w:p>
+      <w:pPr>
+        <w:keepNext w:val="0"/>
+        <w:keepLines w:val="0"/>
+        <w:widowControl/>
+        <w:numPr>
+          <w:ilvl w:val="2"/>
+          <w:numId w:val="11"/>
+        </w:numPr>
+        <w:suppressLineNumbers w:val="0"/>
+        <w:spacing w:before="0" w:beforeAutospacing="0" w:after="0" w:afterAutospacing="0" w:line="360" w:lineRule="auto"/>
+        <w:ind w:left="1260" w:leftChars="0" w:right="0" w:hanging="420" w:firstLineChars="0"/>
+        <w:jc w:val="left"/>
+        <w:rPr>
+          <w:rFonts w:hint="default" w:ascii="Bodoni MT" w:hAnsi="Bodoni MT" w:eastAsia="等线" w:cs="Bodoni MT"/>
+          <w:sz w:val="22"/>
+          <w:szCs w:val="22"/>
+        </w:rPr>
+      </w:pPr>
+      <w:r>
+        <w:rPr>
+          <w:rFonts w:hint="default" w:ascii="Bodoni MT" w:hAnsi="Bodoni MT" w:eastAsia="等线" w:cs="Bodoni MT"/>
+          <w:sz w:val="22"/>
+          <w:szCs w:val="22"/>
+          <w:lang w:val="en-IN"/>
+        </w:rPr>
+        <w:t xml:space="preserve">Now, </w:t>
+      </w:r>
+      <w:r>
+        <w:rPr>
+          <w:rFonts w:hint="default" w:ascii="Bodoni MT" w:hAnsi="Bodoni MT" w:eastAsia="等线" w:cs="Bodoni MT"/>
+          <w:b/>
+          <w:bCs/>
+          <w:sz w:val="22"/>
+          <w:szCs w:val="22"/>
+          <w:lang w:val="en-IN"/>
+        </w:rPr>
+        <w:t>k-proxy</w:t>
+      </w:r>
+      <w:r>
+        <w:rPr>
+          <w:rFonts w:hint="default" w:ascii="Bodoni MT" w:hAnsi="Bodoni MT" w:eastAsia="等线" w:cs="Bodoni MT"/>
+          <w:b w:val="0"/>
+          <w:bCs w:val="0"/>
+          <w:sz w:val="22"/>
+          <w:szCs w:val="22"/>
+          <w:lang w:val="en-IN"/>
+        </w:rPr>
+        <w:t xml:space="preserve"> is there inside the worker node which will decide to which pods the request should go to.</w:t>
+      </w:r>
+      <w:r>
+        <w:rPr>
+          <w:rFonts w:hint="default" w:ascii="Bodoni MT" w:hAnsi="Bodoni MT" w:eastAsia="等线" w:cs="Bodoni MT"/>
+          <w:b w:val="0"/>
+          <w:bCs w:val="0"/>
+          <w:sz w:val="22"/>
+          <w:szCs w:val="22"/>
+          <w:lang w:val="en-IN"/>
+        </w:rPr>
+        <w:br w:type="textWrapping"/>
+      </w:r>
+      <w:r>
+        <w:rPr>
+          <w:rFonts w:hint="default" w:ascii="Bodoni MT" w:hAnsi="Bodoni MT" w:eastAsia="等线" w:cs="Bodoni MT"/>
+          <w:b w:val="0"/>
+          <w:bCs w:val="0"/>
+          <w:sz w:val="22"/>
+          <w:szCs w:val="22"/>
+          <w:lang w:val="en-IN"/>
+        </w:rPr>
+        <w:tab/>
+        <w:t xml:space="preserve">Means, there can be multiple pods running inside the same Node, here </w:t>
+      </w:r>
+      <w:r>
+        <w:rPr>
+          <w:rFonts w:hint="default" w:ascii="Bodoni MT" w:hAnsi="Bodoni MT" w:eastAsia="等线" w:cs="Bodoni MT"/>
+          <w:b/>
+          <w:bCs/>
+          <w:sz w:val="22"/>
+          <w:szCs w:val="22"/>
+          <w:lang w:val="en-IN"/>
+        </w:rPr>
+        <w:t>k-proxy</w:t>
+      </w:r>
+      <w:r>
+        <w:rPr>
+          <w:rFonts w:hint="default" w:ascii="Bodoni MT" w:hAnsi="Bodoni MT" w:eastAsia="等线" w:cs="Bodoni MT"/>
+          <w:b w:val="0"/>
+          <w:bCs w:val="0"/>
+          <w:sz w:val="22"/>
+          <w:szCs w:val="22"/>
+          <w:lang w:val="en-IN"/>
+        </w:rPr>
+        <w:t xml:space="preserve"> does its work.</w:t>
+      </w:r>
+    </w:p>
+    <w:p>
+      <w:pPr>
+        <w:keepNext w:val="0"/>
+        <w:keepLines w:val="0"/>
+        <w:widowControl/>
+        <w:numPr>
+          <w:ilvl w:val="2"/>
+          <w:numId w:val="11"/>
+        </w:numPr>
+        <w:suppressLineNumbers w:val="0"/>
+        <w:spacing w:before="0" w:beforeAutospacing="0" w:after="0" w:afterAutospacing="0" w:line="360" w:lineRule="auto"/>
+        <w:ind w:left="1260" w:leftChars="0" w:right="0" w:hanging="420" w:firstLineChars="0"/>
+        <w:jc w:val="left"/>
+        <w:rPr>
+          <w:rFonts w:hint="default" w:ascii="Bodoni MT" w:hAnsi="Bodoni MT" w:eastAsia="等线" w:cs="Bodoni MT"/>
+          <w:sz w:val="22"/>
+          <w:szCs w:val="22"/>
+        </w:rPr>
+      </w:pPr>
+      <w:r>
+        <w:rPr>
+          <w:rFonts w:hint="default" w:ascii="Bodoni MT" w:hAnsi="Bodoni MT" w:eastAsia="等线" w:cs="Bodoni MT"/>
+          <w:b/>
+          <w:bCs/>
+          <w:sz w:val="22"/>
+          <w:szCs w:val="22"/>
+          <w:lang w:val="en-IN"/>
+        </w:rPr>
+        <w:t>User → Cloud Provider’s Load Balancer → Worker Node (VM) → Pods</w:t>
+      </w:r>
+    </w:p>
+    <w:p>
+      <w:pPr>
+        <w:keepNext w:val="0"/>
+        <w:keepLines w:val="0"/>
+        <w:widowControl/>
+        <w:numPr>
+          <w:ilvl w:val="2"/>
+          <w:numId w:val="11"/>
+        </w:numPr>
+        <w:suppressLineNumbers w:val="0"/>
+        <w:spacing w:before="0" w:beforeAutospacing="0" w:after="0" w:afterAutospacing="0" w:line="360" w:lineRule="auto"/>
+        <w:ind w:left="1260" w:leftChars="0" w:right="0" w:hanging="420" w:firstLineChars="0"/>
+        <w:jc w:val="left"/>
+        <w:rPr>
+          <w:rFonts w:hint="default" w:ascii="Bodoni MT" w:hAnsi="Bodoni MT" w:eastAsia="等线" w:cs="Bodoni MT"/>
+          <w:color w:val="C00000"/>
+          <w:sz w:val="22"/>
+          <w:szCs w:val="22"/>
+          <w:shd w:val="clear" w:color="FFFFFF" w:fill="D9D9D9"/>
+        </w:rPr>
+      </w:pPr>
+      <w:r>
+        <w:rPr>
+          <w:rFonts w:hint="default" w:ascii="Bodoni MT" w:hAnsi="Bodoni MT" w:eastAsia="等线" w:cs="Bodoni MT"/>
+          <w:b w:val="0"/>
+          <w:bCs w:val="0"/>
+          <w:color w:val="C00000"/>
+          <w:sz w:val="22"/>
+          <w:szCs w:val="22"/>
+          <w:shd w:val="clear" w:color="FFFFFF" w:fill="D9D9D9"/>
+          <w:lang w:val="en-IN"/>
+        </w:rPr>
+        <w:t>The user’s request doesn’t go to control plane. Because Control Plane is to manage the data plane, not for user’s traffic.</w:t>
+      </w:r>
+    </w:p>
+    <w:p>
+      <w:pPr>
+        <w:keepNext w:val="0"/>
+        <w:keepLines w:val="0"/>
+        <w:widowControl/>
+        <w:numPr>
+          <w:ilvl w:val="1"/>
+          <w:numId w:val="11"/>
+        </w:numPr>
+        <w:suppressLineNumbers w:val="0"/>
+        <w:spacing w:before="0" w:beforeAutospacing="0" w:after="0" w:afterAutospacing="0" w:line="360" w:lineRule="auto"/>
+        <w:ind w:left="840" w:leftChars="0" w:right="0" w:hanging="420" w:firstLineChars="0"/>
+        <w:jc w:val="left"/>
+        <w:rPr>
+          <w:rFonts w:hint="default" w:ascii="Bodoni MT" w:hAnsi="Bodoni MT" w:eastAsia="等线" w:cs="Bodoni MT"/>
+          <w:sz w:val="22"/>
+          <w:szCs w:val="22"/>
+        </w:rPr>
+      </w:pPr>
+      <w:r>
+        <w:rPr>
+          <w:rFonts w:hint="default" w:ascii="Bodoni MT" w:hAnsi="Bodoni MT" w:eastAsia="等线" w:cs="Bodoni MT"/>
+          <w:sz w:val="22"/>
+          <w:szCs w:val="22"/>
+          <w:lang w:val="en-IN"/>
+        </w:rPr>
+        <w:t xml:space="preserve">Other use cases of </w:t>
+      </w:r>
+      <w:r>
+        <w:rPr>
+          <w:rFonts w:hint="default" w:ascii="Bodoni MT" w:hAnsi="Bodoni MT" w:eastAsia="等线" w:cs="Bodoni MT"/>
+          <w:b/>
+          <w:bCs/>
+          <w:sz w:val="22"/>
+          <w:szCs w:val="22"/>
+          <w:lang w:val="en-IN"/>
+        </w:rPr>
+        <w:t>c-c-m</w:t>
+      </w:r>
+      <w:r>
+        <w:rPr>
+          <w:rFonts w:hint="default" w:ascii="Bodoni MT" w:hAnsi="Bodoni MT" w:eastAsia="等线" w:cs="Bodoni MT"/>
+          <w:b w:val="0"/>
+          <w:bCs w:val="0"/>
+          <w:sz w:val="22"/>
+          <w:szCs w:val="22"/>
+          <w:lang w:val="en-IN"/>
+        </w:rPr>
+        <w:t xml:space="preserve"> are like</w:t>
+      </w:r>
+    </w:p>
+    <w:p>
+      <w:pPr>
+        <w:keepNext w:val="0"/>
+        <w:keepLines w:val="0"/>
+        <w:widowControl/>
+        <w:numPr>
+          <w:ilvl w:val="2"/>
+          <w:numId w:val="11"/>
+        </w:numPr>
+        <w:suppressLineNumbers w:val="0"/>
+        <w:spacing w:before="0" w:beforeAutospacing="0" w:after="0" w:afterAutospacing="0" w:line="360" w:lineRule="auto"/>
+        <w:ind w:left="1260" w:leftChars="0" w:right="0" w:hanging="420" w:firstLineChars="0"/>
+        <w:jc w:val="left"/>
+        <w:rPr>
+          <w:rFonts w:hint="default" w:ascii="Bodoni MT" w:hAnsi="Bodoni MT" w:eastAsia="等线" w:cs="Bodoni MT"/>
+          <w:sz w:val="22"/>
+          <w:szCs w:val="22"/>
+        </w:rPr>
+      </w:pPr>
+      <w:r>
+        <w:rPr>
+          <w:rFonts w:hint="default" w:ascii="Bodoni MT" w:hAnsi="Bodoni MT" w:eastAsia="等线" w:cs="Bodoni MT"/>
+          <w:sz w:val="22"/>
+          <w:szCs w:val="22"/>
+          <w:lang w:val="en-IN"/>
+        </w:rPr>
+        <w:t>Storage (volumes)</w:t>
+      </w:r>
+    </w:p>
+    <w:p>
+      <w:pPr>
+        <w:keepNext w:val="0"/>
+        <w:keepLines w:val="0"/>
+        <w:widowControl/>
+        <w:numPr>
+          <w:ilvl w:val="2"/>
+          <w:numId w:val="11"/>
+        </w:numPr>
+        <w:suppressLineNumbers w:val="0"/>
+        <w:spacing w:before="0" w:beforeAutospacing="0" w:after="0" w:afterAutospacing="0" w:line="360" w:lineRule="auto"/>
+        <w:ind w:left="1260" w:leftChars="0" w:right="0" w:hanging="420" w:firstLineChars="0"/>
+        <w:jc w:val="left"/>
+        <w:rPr>
+          <w:rFonts w:hint="default" w:ascii="Bodoni MT" w:hAnsi="Bodoni MT" w:eastAsia="等线" w:cs="Bodoni MT"/>
+          <w:sz w:val="22"/>
+          <w:szCs w:val="22"/>
+        </w:rPr>
+      </w:pPr>
+      <w:r>
+        <w:rPr>
+          <w:rFonts w:hint="default" w:ascii="Bodoni MT" w:hAnsi="Bodoni MT" w:eastAsia="等线" w:cs="Bodoni MT"/>
+          <w:sz w:val="22"/>
+          <w:szCs w:val="22"/>
+          <w:lang w:val="en-IN"/>
+        </w:rPr>
+        <w:t>Node lifecycle and metadata</w:t>
+      </w:r>
+    </w:p>
+    <w:p>
+      <w:pPr>
+        <w:keepNext w:val="0"/>
+        <w:keepLines w:val="0"/>
+        <w:widowControl/>
+        <w:numPr>
+          <w:ilvl w:val="2"/>
+          <w:numId w:val="11"/>
+        </w:numPr>
+        <w:suppressLineNumbers w:val="0"/>
+        <w:spacing w:before="0" w:beforeAutospacing="0" w:after="0" w:afterAutospacing="0" w:line="360" w:lineRule="auto"/>
+        <w:ind w:left="1260" w:leftChars="0" w:right="0" w:hanging="420" w:firstLineChars="0"/>
+        <w:jc w:val="left"/>
+        <w:rPr>
+          <w:rFonts w:hint="default" w:ascii="Bodoni MT" w:hAnsi="Bodoni MT" w:eastAsia="等线" w:cs="Bodoni MT"/>
+          <w:sz w:val="22"/>
+          <w:szCs w:val="22"/>
+        </w:rPr>
+      </w:pPr>
+      <w:r>
+        <w:rPr>
+          <w:rFonts w:hint="default" w:ascii="Bodoni MT" w:hAnsi="Bodoni MT" w:eastAsia="等线" w:cs="Bodoni MT"/>
+          <w:sz w:val="22"/>
+          <w:szCs w:val="22"/>
+          <w:lang w:val="en-IN"/>
+        </w:rPr>
+        <w:t>Cloud networking (like pods from different nodes can communicate with each other)</w:t>
+      </w:r>
+    </w:p>
+    <w:p>
+      <w:pPr>
+        <w:keepNext w:val="0"/>
+        <w:keepLines w:val="0"/>
+        <w:widowControl/>
+        <w:numPr>
+          <w:ilvl w:val="1"/>
+          <w:numId w:val="11"/>
+        </w:numPr>
+        <w:suppressLineNumbers w:val="0"/>
+        <w:spacing w:before="0" w:beforeAutospacing="0" w:after="0" w:afterAutospacing="0" w:line="360" w:lineRule="auto"/>
+        <w:ind w:left="840" w:leftChars="0" w:right="0" w:hanging="420" w:firstLineChars="0"/>
+        <w:jc w:val="left"/>
+        <w:rPr>
+          <w:rFonts w:hint="default" w:ascii="Bodoni MT" w:hAnsi="Bodoni MT" w:eastAsia="等线" w:cs="Bodoni MT"/>
+          <w:sz w:val="22"/>
+          <w:szCs w:val="22"/>
+        </w:rPr>
+      </w:pPr>
+      <w:r>
+        <w:rPr>
+          <w:rFonts w:hint="default" w:ascii="Bodoni MT" w:hAnsi="Bodoni MT" w:eastAsia="等线" w:cs="Bodoni MT"/>
+          <w:sz w:val="22"/>
+          <w:szCs w:val="22"/>
+          <w:lang w:val="en-IN"/>
+        </w:rPr>
+        <w:t xml:space="preserve">In simple words, </w:t>
+      </w:r>
+      <w:r>
+        <w:rPr>
+          <w:rFonts w:hint="default" w:ascii="Bodoni MT" w:hAnsi="Bodoni MT" w:eastAsia="等线" w:cs="Bodoni MT"/>
+          <w:b/>
+          <w:bCs/>
+          <w:color w:val="C00000"/>
+          <w:sz w:val="22"/>
+          <w:szCs w:val="22"/>
+          <w:shd w:val="clear" w:color="FFFFFF" w:fill="D9D9D9"/>
+          <w:lang w:val="en-IN"/>
+        </w:rPr>
+        <w:t xml:space="preserve">CCM </w:t>
+      </w:r>
+      <w:r>
+        <w:rPr>
+          <w:rFonts w:hint="default" w:ascii="Bodoni MT" w:hAnsi="Bodoni MT" w:eastAsia="等线" w:cs="Bodoni MT"/>
+          <w:color w:val="C00000"/>
+          <w:sz w:val="22"/>
+          <w:szCs w:val="22"/>
+          <w:shd w:val="clear" w:color="FFFFFF" w:fill="D9D9D9"/>
+          <w:lang w:val="en-IN"/>
+        </w:rPr>
+        <w:t>lets Kubernetes use cloud resources like storage, networking, and node info — not just load balancers</w:t>
+      </w:r>
+      <w:r>
+        <w:rPr>
+          <w:rFonts w:hint="default" w:ascii="Bodoni MT" w:hAnsi="Bodoni MT" w:eastAsia="等线" w:cs="Bodoni MT"/>
+          <w:sz w:val="22"/>
+          <w:szCs w:val="22"/>
+          <w:lang w:val="en-IN"/>
+        </w:rPr>
+        <w:t>.</w:t>
       </w:r>
     </w:p>
     <w:p>
@@ -3433,70 +5377,148 @@
         <w:jc w:val="left"/>
         <w:rPr>
           <w:rFonts w:hint="default" w:ascii="Bodoni MT" w:hAnsi="Bodoni MT" w:eastAsia="等线" w:cs="Bodoni MT"/>
-          <w:color w:val="FFFFFF" w:themeColor="background1"/>
-          <w:sz w:val="22"/>
-          <w:szCs w:val="22"/>
-          <w:highlight w:val="darkMagenta"/>
-          <w14:textFill>
-            <w14:solidFill>
-              <w14:schemeClr w14:val="bg1"/>
-            </w14:solidFill>
-          </w14:textFill>
-        </w:rPr>
-      </w:pPr>
-      <w:r>
+          <w:sz w:val="22"/>
+          <w:szCs w:val="22"/>
+        </w:rPr>
+      </w:pPr>
+      <w:r>
+        <w:rPr>
+          <w:rFonts w:hint="default" w:ascii="Bodoni MT" w:hAnsi="Bodoni MT" w:eastAsia="等线" w:cs="Bodoni MT"/>
+          <w:color w:val="auto"/>
+          <w:kern w:val="0"/>
+          <w:sz w:val="22"/>
+          <w:szCs w:val="22"/>
+          <w:lang w:val="en-IN" w:eastAsia="zh-CN" w:bidi="ar"/>
+        </w:rPr>
+        <w:t>F</w:t>
+      </w:r>
+    </w:p>
+    <w:p>
+      <w:pPr>
+        <w:rPr>
+          <w:rFonts w:hint="default" w:ascii="Bodoni MT" w:hAnsi="Bodoni MT" w:eastAsia="等线" w:cs="Bodoni MT"/>
+          <w:sz w:val="22"/>
+          <w:szCs w:val="22"/>
+        </w:rPr>
+      </w:pPr>
+      <w:r>
+        <w:rPr>
+          <w:rFonts w:hint="default" w:ascii="Bodoni MT" w:hAnsi="Bodoni MT" w:eastAsia="等线" w:cs="Bodoni MT"/>
+          <w:color w:val="auto"/>
+          <w:kern w:val="0"/>
+          <w:sz w:val="22"/>
+          <w:szCs w:val="22"/>
+          <w:lang w:val="en-IN" w:eastAsia="zh-CN" w:bidi="ar"/>
+        </w:rPr>
+        <w:br w:type="page"/>
+      </w:r>
+    </w:p>
+    <w:p>
+      <w:pPr>
+        <w:keepNext w:val="0"/>
+        <w:keepLines w:val="0"/>
+        <w:widowControl/>
+        <w:numPr>
+          <w:numId w:val="0"/>
+        </w:numPr>
+        <w:suppressLineNumbers w:val="0"/>
+        <w:spacing w:before="0" w:beforeAutospacing="0" w:after="0" w:afterAutospacing="0" w:line="360" w:lineRule="auto"/>
+        <w:ind w:leftChars="0" w:right="0" w:rightChars="0"/>
+        <w:jc w:val="center"/>
         <w:rPr>
           <w:rFonts w:hint="default" w:ascii="Bodoni MT" w:hAnsi="Bodoni MT" w:eastAsia="等线" w:cs="Bodoni MT"/>
           <w:b/>
           <w:bCs/>
-          <w:color w:val="FFFFFF" w:themeColor="background1"/>
-          <w:sz w:val="22"/>
-          <w:szCs w:val="22"/>
-          <w:highlight w:val="darkMagenta"/>
-          <w:lang w:val="en-US"/>
-          <w14:textFill>
-            <w14:solidFill>
-              <w14:schemeClr w14:val="bg1"/>
-            </w14:solidFill>
-          </w14:textFill>
-        </w:rPr>
-        <w:t xml:space="preserve">Nodes </w:t>
+          <w:color w:val="002060"/>
+          <w:sz w:val="30"/>
+          <w:szCs w:val="30"/>
+          <w:highlight w:val="lightGray"/>
+          <w:u w:val="single"/>
+          <w:lang w:val="en-IN"/>
+        </w:rPr>
+      </w:pPr>
+      <w:r>
+        <w:rPr>
+          <w:rFonts w:hint="default" w:ascii="Bodoni MT" w:hAnsi="Bodoni MT" w:eastAsia="等线" w:cs="Bodoni MT"/>
+          <w:b/>
+          <w:bCs/>
+          <w:color w:val="002060"/>
+          <w:kern w:val="0"/>
+          <w:sz w:val="30"/>
+          <w:szCs w:val="30"/>
+          <w:highlight w:val="lightGray"/>
+          <w:u w:val="single"/>
+          <w:lang w:val="en-IN" w:eastAsia="zh-CN" w:bidi="ar"/>
+        </w:rPr>
+        <w:t xml:space="preserve">  Kubernetes Standard Interfaces  </w:t>
+      </w:r>
+    </w:p>
+    <w:p>
+      <w:pPr>
+        <w:keepNext w:val="0"/>
+        <w:keepLines w:val="0"/>
+        <w:widowControl/>
+        <w:numPr>
+          <w:ilvl w:val="0"/>
+          <w:numId w:val="11"/>
+        </w:numPr>
+        <w:suppressLineNumbers w:val="0"/>
+        <w:spacing w:before="0" w:beforeAutospacing="0" w:after="0" w:afterAutospacing="0" w:line="360" w:lineRule="auto"/>
+        <w:ind w:left="420" w:leftChars="0" w:right="0" w:hanging="420" w:firstLineChars="0"/>
+        <w:jc w:val="left"/>
+        <w:rPr>
+          <w:rFonts w:hint="default" w:ascii="Bodoni MT" w:hAnsi="Bodoni MT" w:eastAsia="等线" w:cs="Bodoni MT"/>
+          <w:sz w:val="22"/>
+          <w:szCs w:val="22"/>
+        </w:rPr>
+      </w:pPr>
+      <w:r>
+        <w:rPr>
+          <w:rFonts w:hint="default" w:ascii="Bodoni MT" w:hAnsi="Bodoni MT" w:eastAsia="等线" w:cs="Bodoni MT"/>
+          <w:b/>
+          <w:bCs/>
+          <w:sz w:val="22"/>
+          <w:szCs w:val="22"/>
+          <w:lang w:val="en-IN"/>
+        </w:rPr>
+        <w:t>interface</w:t>
       </w:r>
       <w:r>
         <w:rPr>
           <w:rFonts w:hint="default" w:ascii="Bodoni MT" w:hAnsi="Bodoni MT" w:eastAsia="等线" w:cs="Bodoni MT"/>
           <w:b w:val="0"/>
           <w:bCs w:val="0"/>
-          <w:color w:val="FFFFFF" w:themeColor="background1"/>
-          <w:sz w:val="22"/>
-          <w:szCs w:val="22"/>
-          <w:highlight w:val="darkMagenta"/>
-          <w:lang w:val="en-US"/>
-          <w14:textFill>
-            <w14:solidFill>
-              <w14:schemeClr w14:val="bg1"/>
-            </w14:solidFill>
-          </w14:textFill>
-        </w:rPr>
-        <w:t xml:space="preserve">vs </w:t>
-      </w:r>
-      <w:r>
-        <w:rPr>
-          <w:rFonts w:hint="default" w:ascii="Bodoni MT" w:hAnsi="Bodoni MT" w:eastAsia="等线" w:cs="Bodoni MT"/>
-          <w:b/>
-          <w:bCs/>
-          <w:color w:val="FFFFFF" w:themeColor="background1"/>
-          <w:sz w:val="22"/>
-          <w:szCs w:val="22"/>
-          <w:highlight w:val="darkMagenta"/>
-          <w:lang w:val="en-US"/>
-          <w14:textFill>
-            <w14:solidFill>
-              <w14:schemeClr w14:val="bg1"/>
-            </w14:solidFill>
-          </w14:textFill>
-        </w:rPr>
-        <w:t xml:space="preserve">Pods                                                            </w:t>
+          <w:sz w:val="22"/>
+          <w:szCs w:val="22"/>
+          <w:lang w:val="en-IN"/>
+        </w:rPr>
+        <w:t xml:space="preserve"> : A standard contract (set of rules/API) that defines </w:t>
+      </w:r>
+      <w:r>
+        <w:rPr>
+          <w:rFonts w:hint="default" w:ascii="Bodoni MT" w:hAnsi="Bodoni MT" w:eastAsia="等线" w:cs="Bodoni MT"/>
+          <w:b w:val="0"/>
+          <w:bCs w:val="0"/>
+          <w:i/>
+          <w:iCs/>
+          <w:sz w:val="22"/>
+          <w:szCs w:val="22"/>
+          <w:lang w:val="en-IN"/>
+        </w:rPr>
+        <w:t>how two systems talk to each other</w:t>
+      </w:r>
+      <w:r>
+        <w:rPr>
+          <w:rFonts w:hint="default" w:ascii="Bodoni MT" w:hAnsi="Bodoni MT" w:eastAsia="等线" w:cs="Bodoni MT"/>
+          <w:b w:val="0"/>
+          <w:bCs w:val="0"/>
+          <w:i w:val="0"/>
+          <w:iCs w:val="0"/>
+          <w:sz w:val="22"/>
+          <w:szCs w:val="22"/>
+          <w:lang w:val="en-IN"/>
+        </w:rPr>
+        <w:t>.</w:t>
       </w:r>
     </w:p>
     <w:p>
@@ -3521,11 +5543,41 @@
       <w:r>
         <w:rPr>
           <w:rFonts w:hint="default" w:ascii="Bodoni MT" w:hAnsi="Bodoni MT" w:eastAsia="等线" w:cs="Bodoni MT"/>
-          <w:sz w:val="22"/>
-          <w:szCs w:val="22"/>
-          <w:lang w:val="en-US"/>
-        </w:rPr>
-        <w:t>Pod is application level, it is what runs the container.</w:t>
+          <w:b w:val="0"/>
+          <w:bCs w:val="0"/>
+          <w:i w:val="0"/>
+          <w:iCs w:val="0"/>
+          <w:sz w:val="22"/>
+          <w:szCs w:val="22"/>
+          <w:lang w:val="en-IN"/>
+        </w:rPr>
+        <w:t xml:space="preserve">It just defines </w:t>
+      </w:r>
+      <w:r>
+        <w:rPr>
+          <w:rFonts w:hint="default" w:ascii="Bodoni MT" w:hAnsi="Bodoni MT" w:eastAsia="等线" w:cs="Bodoni MT"/>
+          <w:b w:val="0"/>
+          <w:bCs w:val="0"/>
+          <w:i/>
+          <w:iCs/>
+          <w:sz w:val="22"/>
+          <w:szCs w:val="22"/>
+          <w:lang w:val="en-IN"/>
+        </w:rPr>
+        <w:t>how to communicate</w:t>
+      </w:r>
+      <w:r>
+        <w:rPr>
+          <w:rFonts w:hint="default" w:ascii="Bodoni MT" w:hAnsi="Bodoni MT" w:eastAsia="等线" w:cs="Bodoni MT"/>
+          <w:b w:val="0"/>
+          <w:bCs w:val="0"/>
+          <w:i w:val="0"/>
+          <w:iCs w:val="0"/>
+          <w:sz w:val="22"/>
+          <w:szCs w:val="22"/>
+          <w:lang w:val="en-IN"/>
+        </w:rPr>
+        <w:t>.</w:t>
       </w:r>
     </w:p>
     <w:p>
@@ -3550,11 +5602,67 @@
       <w:r>
         <w:rPr>
           <w:rFonts w:hint="default" w:ascii="Bodoni MT" w:hAnsi="Bodoni MT" w:eastAsia="等线" w:cs="Bodoni MT"/>
-          <w:sz w:val="22"/>
-          <w:szCs w:val="22"/>
-          <w:lang w:val="en-US"/>
-        </w:rPr>
-        <w:t>Node, you can think of a computer, that can run multiple pods inside it.</w:t>
+          <w:b w:val="0"/>
+          <w:bCs w:val="0"/>
+          <w:i w:val="0"/>
+          <w:iCs w:val="0"/>
+          <w:sz w:val="22"/>
+          <w:szCs w:val="22"/>
+          <w:lang w:val="en-IN"/>
+        </w:rPr>
+        <w:t xml:space="preserve">Interfaces allows Kubernetes to be </w:t>
+      </w:r>
+      <w:r>
+        <w:rPr>
+          <w:rFonts w:hint="default" w:ascii="Bodoni MT" w:hAnsi="Bodoni MT" w:eastAsia="等线" w:cs="Bodoni MT"/>
+          <w:b w:val="0"/>
+          <w:bCs w:val="0"/>
+          <w:i/>
+          <w:iCs/>
+          <w:sz w:val="22"/>
+          <w:szCs w:val="22"/>
+          <w:lang w:val="en-IN"/>
+        </w:rPr>
+        <w:t>modular</w:t>
+      </w:r>
+      <w:r>
+        <w:rPr>
+          <w:rFonts w:hint="default" w:ascii="Bodoni MT" w:hAnsi="Bodoni MT" w:eastAsia="等线" w:cs="Bodoni MT"/>
+          <w:b w:val="0"/>
+          <w:bCs w:val="0"/>
+          <w:i w:val="0"/>
+          <w:iCs w:val="0"/>
+          <w:sz w:val="22"/>
+          <w:szCs w:val="22"/>
+          <w:lang w:val="en-IN"/>
+        </w:rPr>
+        <w:t>.</w:t>
+      </w:r>
+      <w:r>
+        <w:rPr>
+          <w:rFonts w:hint="default" w:ascii="Bodoni MT" w:hAnsi="Bodoni MT" w:eastAsia="等线" w:cs="Bodoni MT"/>
+          <w:b w:val="0"/>
+          <w:bCs w:val="0"/>
+          <w:i w:val="0"/>
+          <w:iCs w:val="0"/>
+          <w:sz w:val="22"/>
+          <w:szCs w:val="22"/>
+          <w:lang w:val="en-IN"/>
+        </w:rPr>
+        <w:br w:type="textWrapping"/>
+      </w:r>
+      <w:r>
+        <w:rPr>
+          <w:rFonts w:hint="default" w:ascii="Bodoni MT" w:hAnsi="Bodoni MT" w:eastAsia="等线" w:cs="Bodoni MT"/>
+          <w:b w:val="0"/>
+          <w:bCs w:val="0"/>
+          <w:i w:val="0"/>
+          <w:iCs w:val="0"/>
+          <w:sz w:val="22"/>
+          <w:szCs w:val="22"/>
+          <w:lang w:val="en-IN"/>
+        </w:rPr>
+        <w:t>Without this, Kubernetes would have tied to only Docker, only one network, only one storage.</w:t>
       </w:r>
     </w:p>
     <w:p>
@@ -3579,11 +5687,15 @@
       <w:r>
         <w:rPr>
           <w:rFonts w:hint="default" w:ascii="Bodoni MT" w:hAnsi="Bodoni MT" w:eastAsia="等线" w:cs="Bodoni MT"/>
-          <w:sz w:val="22"/>
-          <w:szCs w:val="22"/>
-          <w:lang w:val="en-US"/>
-        </w:rPr>
-        <w:t>Now the question is, if a Node can run multiple Pods, then why do we need multiple Worker Nodes?</w:t>
+          <w:b w:val="0"/>
+          <w:bCs w:val="0"/>
+          <w:i w:val="0"/>
+          <w:iCs w:val="0"/>
+          <w:sz w:val="22"/>
+          <w:szCs w:val="22"/>
+          <w:lang w:val="en-IN"/>
+        </w:rPr>
+        <w:t>With interfaces, you can plug anything (just like Spring Boot, you can have loose coupling when you use interfaces)</w:t>
       </w:r>
     </w:p>
     <w:p>
@@ -3606,13 +5718,468 @@
         </w:rPr>
       </w:pPr>
       <w:r>
-        <w:rPr>
-          <w:rFonts w:hint="default" w:ascii="Bodoni MT" w:hAnsi="Bodoni MT" w:eastAsia="等线" w:cs="Bodoni MT"/>
-          <w:sz w:val="22"/>
-          <w:szCs w:val="22"/>
-          <w:lang w:val="en-US"/>
-        </w:rPr>
-        <w:t>First thing is high availability and avoiding single point of failure.</w:t>
+        <w:drawing>
+          <wp:inline distT="0" distB="0" distL="114300" distR="114300">
+            <wp:extent cx="4312920" cy="1626235"/>
+            <wp:effectExtent l="0" t="0" r="5080" b="12065"/>
+            <wp:docPr id="3" name="Picture 3"/>
+            <wp:cNvGraphicFramePr>
+              <a:graphicFrameLocks xmlns:a="http://schemas.openxmlformats.org/drawingml/2006/main" noChangeAspect="1"/>
+            </wp:cNvGraphicFramePr>
+            <a:graphic xmlns:a="http://schemas.openxmlformats.org/drawingml/2006/main">
+              <a:graphicData uri="http://schemas.openxmlformats.org/drawingml/2006/picture">
+                <pic:pic xmlns:pic="http://schemas.openxmlformats.org/drawingml/2006/picture">
+                  <pic:nvPicPr>
+                    <pic:cNvPr id="3" name="Picture 3"/>
+                    <pic:cNvPicPr>
+                      <a:picLocks noChangeAspect="1"/>
+                    </pic:cNvPicPr>
+                  </pic:nvPicPr>
+                  <pic:blipFill>
+                    <a:blip r:embed="rId6"/>
+                    <a:stretch>
+                      <a:fillRect/>
+                    </a:stretch>
+                  </pic:blipFill>
+                  <pic:spPr>
+                    <a:xfrm>
+                      <a:off x="0" y="0"/>
+                      <a:ext cx="4312920" cy="1626235"/>
+                    </a:xfrm>
+                    <a:prstGeom prst="rect">
+                      <a:avLst/>
+                    </a:prstGeom>
+                    <a:noFill/>
+                    <a:ln>
+                      <a:noFill/>
+                    </a:ln>
+                  </pic:spPr>
+                </pic:pic>
+              </a:graphicData>
+            </a:graphic>
+          </wp:inline>
+        </w:drawing>
+      </w:r>
+    </w:p>
+    <w:p>
+      <w:pPr>
+        <w:keepNext w:val="0"/>
+        <w:keepLines w:val="0"/>
+        <w:widowControl/>
+        <w:numPr>
+          <w:ilvl w:val="1"/>
+          <w:numId w:val="11"/>
+        </w:numPr>
+        <w:suppressLineNumbers w:val="0"/>
+        <w:spacing w:before="0" w:beforeAutospacing="0" w:after="0" w:afterAutospacing="0" w:line="360" w:lineRule="auto"/>
+        <w:ind w:left="840" w:leftChars="0" w:right="0" w:hanging="420" w:firstLineChars="0"/>
+        <w:jc w:val="left"/>
+        <w:rPr>
+          <w:rFonts w:hint="default" w:ascii="Bodoni MT" w:hAnsi="Bodoni MT" w:eastAsia="等线" w:cs="Bodoni MT"/>
+          <w:sz w:val="22"/>
+          <w:szCs w:val="22"/>
+        </w:rPr>
+      </w:pPr>
+      <w:r>
+        <w:rPr>
+          <w:rFonts w:hint="default" w:ascii="Bodoni MT" w:hAnsi="Bodoni MT" w:eastAsia="等线" w:cs="Bodoni MT"/>
+          <w:sz w:val="22"/>
+          <w:szCs w:val="22"/>
+          <w:lang w:val="en-IN"/>
+        </w:rPr>
+        <w:t xml:space="preserve">When Kubelet wants to run a container, it doesn’t say use </w:t>
+      </w:r>
+      <w:r>
+        <w:rPr>
+          <w:rFonts w:hint="default" w:ascii="Bodoni MT" w:hAnsi="Bodoni MT" w:eastAsia="等线" w:cs="Bodoni MT"/>
+          <w:i/>
+          <w:iCs/>
+          <w:sz w:val="22"/>
+          <w:szCs w:val="22"/>
+          <w:lang w:val="en-IN"/>
+        </w:rPr>
+        <w:t>Docker</w:t>
+      </w:r>
+      <w:r>
+        <w:rPr>
+          <w:rFonts w:hint="default" w:ascii="Bodoni MT" w:hAnsi="Bodoni MT" w:eastAsia="等线" w:cs="Bodoni MT"/>
+          <w:i w:val="0"/>
+          <w:iCs w:val="0"/>
+          <w:sz w:val="22"/>
+          <w:szCs w:val="22"/>
+          <w:lang w:val="en-IN"/>
+        </w:rPr>
+        <w:t xml:space="preserve"> to run the container.</w:t>
+      </w:r>
+      <w:r>
+        <w:rPr>
+          <w:rFonts w:hint="default" w:ascii="Bodoni MT" w:hAnsi="Bodoni MT" w:eastAsia="等线" w:cs="Bodoni MT"/>
+          <w:i w:val="0"/>
+          <w:iCs w:val="0"/>
+          <w:sz w:val="22"/>
+          <w:szCs w:val="22"/>
+          <w:lang w:val="en-IN"/>
+        </w:rPr>
+        <w:br w:type="textWrapping"/>
+      </w:r>
+      <w:r>
+        <w:rPr>
+          <w:rFonts w:hint="default" w:ascii="Bodoni MT" w:hAnsi="Bodoni MT" w:eastAsia="等线" w:cs="Bodoni MT"/>
+          <w:i w:val="0"/>
+          <w:iCs w:val="0"/>
+          <w:sz w:val="22"/>
+          <w:szCs w:val="22"/>
+          <w:lang w:val="en-IN"/>
+        </w:rPr>
+        <w:t>Rather it says, use CRI (Container Runtime Interface) to run the container.</w:t>
+      </w:r>
+    </w:p>
+    <w:p>
+      <w:pPr>
+        <w:keepNext w:val="0"/>
+        <w:keepLines w:val="0"/>
+        <w:widowControl/>
+        <w:numPr>
+          <w:ilvl w:val="1"/>
+          <w:numId w:val="11"/>
+        </w:numPr>
+        <w:suppressLineNumbers w:val="0"/>
+        <w:spacing w:before="0" w:beforeAutospacing="0" w:after="0" w:afterAutospacing="0" w:line="360" w:lineRule="auto"/>
+        <w:ind w:left="840" w:leftChars="0" w:right="0" w:hanging="420" w:firstLineChars="0"/>
+        <w:jc w:val="left"/>
+        <w:rPr>
+          <w:rFonts w:hint="default" w:ascii="Bodoni MT" w:hAnsi="Bodoni MT" w:eastAsia="等线" w:cs="Bodoni MT"/>
+          <w:sz w:val="22"/>
+          <w:szCs w:val="22"/>
+          <w:shd w:val="clear" w:color="FFFFFF" w:fill="D9D9D9"/>
+        </w:rPr>
+      </w:pPr>
+      <w:r>
+        <w:rPr>
+          <w:rFonts w:hint="default" w:ascii="Bodoni MT" w:hAnsi="Bodoni MT" w:eastAsia="等线" w:cs="Bodoni MT"/>
+          <w:sz w:val="22"/>
+          <w:szCs w:val="22"/>
+          <w:lang w:val="en-IN"/>
+        </w:rPr>
+        <w:t>In one sentence:</w:t>
+      </w:r>
+      <w:r>
+        <w:rPr>
+          <w:rFonts w:hint="default" w:ascii="Bodoni MT" w:hAnsi="Bodoni MT" w:eastAsia="等线" w:cs="Bodoni MT"/>
+          <w:sz w:val="22"/>
+          <w:szCs w:val="22"/>
+          <w:shd w:val="clear" w:color="FFFFFF" w:fill="D9D9D9"/>
+          <w:lang w:val="en-IN"/>
+        </w:rPr>
+        <w:t xml:space="preserve"> Interfaces in Kubernetes are </w:t>
+      </w:r>
+      <w:r>
+        <w:rPr>
+          <w:rFonts w:hint="default" w:ascii="Bodoni MT" w:hAnsi="Bodoni MT" w:eastAsia="等线" w:cs="Bodoni MT"/>
+          <w:color w:val="C00000"/>
+          <w:sz w:val="22"/>
+          <w:szCs w:val="22"/>
+          <w:shd w:val="clear" w:color="FFFFFF" w:fill="D9D9D9"/>
+          <w:lang w:val="en-IN"/>
+        </w:rPr>
+        <w:t>standard ways of communication</w:t>
+      </w:r>
+      <w:r>
+        <w:rPr>
+          <w:rFonts w:hint="default" w:ascii="Bodoni MT" w:hAnsi="Bodoni MT" w:eastAsia="等线" w:cs="Bodoni MT"/>
+          <w:sz w:val="22"/>
+          <w:szCs w:val="22"/>
+          <w:shd w:val="clear" w:color="FFFFFF" w:fill="D9D9D9"/>
+          <w:lang w:val="en-IN"/>
+        </w:rPr>
+        <w:t xml:space="preserve"> that allow it to work with </w:t>
+      </w:r>
+      <w:r>
+        <w:rPr>
+          <w:rFonts w:hint="default" w:ascii="Bodoni MT" w:hAnsi="Bodoni MT" w:eastAsia="等线" w:cs="Bodoni MT"/>
+          <w:color w:val="C00000"/>
+          <w:sz w:val="22"/>
+          <w:szCs w:val="22"/>
+          <w:shd w:val="clear" w:color="FFFFFF" w:fill="D9D9D9"/>
+          <w:lang w:val="en-IN"/>
+        </w:rPr>
+        <w:t xml:space="preserve">different container runtimes, networking systems, storage providers, </w:t>
+      </w:r>
+      <w:r>
+        <w:rPr>
+          <w:rFonts w:hint="default" w:ascii="Bodoni MT" w:hAnsi="Bodoni MT" w:eastAsia="等线" w:cs="Bodoni MT"/>
+          <w:color w:val="auto"/>
+          <w:sz w:val="22"/>
+          <w:szCs w:val="22"/>
+          <w:shd w:val="clear" w:color="FFFFFF" w:fill="D9D9D9"/>
+          <w:lang w:val="en-IN"/>
+        </w:rPr>
+        <w:t xml:space="preserve">and </w:t>
+      </w:r>
+      <w:r>
+        <w:rPr>
+          <w:rFonts w:hint="default" w:ascii="Bodoni MT" w:hAnsi="Bodoni MT" w:eastAsia="等线" w:cs="Bodoni MT"/>
+          <w:color w:val="C00000"/>
+          <w:sz w:val="22"/>
+          <w:szCs w:val="22"/>
+          <w:shd w:val="clear" w:color="FFFFFF" w:fill="D9D9D9"/>
+          <w:lang w:val="en-IN"/>
+        </w:rPr>
+        <w:t>cloud platforms</w:t>
+      </w:r>
+      <w:r>
+        <w:rPr>
+          <w:rFonts w:hint="default" w:ascii="Bodoni MT" w:hAnsi="Bodoni MT" w:eastAsia="等线" w:cs="Bodoni MT"/>
+          <w:sz w:val="22"/>
+          <w:szCs w:val="22"/>
+          <w:shd w:val="clear" w:color="FFFFFF" w:fill="D9D9D9"/>
+          <w:lang w:val="en-IN"/>
+        </w:rPr>
+        <w:t xml:space="preserve"> </w:t>
+      </w:r>
+      <w:r>
+        <w:rPr>
+          <w:rFonts w:hint="default" w:ascii="Bodoni MT" w:hAnsi="Bodoni MT" w:eastAsia="等线" w:cs="Bodoni MT"/>
+          <w:i/>
+          <w:iCs/>
+          <w:sz w:val="22"/>
+          <w:szCs w:val="22"/>
+          <w:shd w:val="clear" w:color="FFFFFF" w:fill="D9D9D9"/>
+          <w:lang w:val="en-IN"/>
+        </w:rPr>
+        <w:t xml:space="preserve">without </w:t>
+      </w:r>
+      <w:r>
+        <w:rPr>
+          <w:rFonts w:hint="default" w:ascii="Bodoni MT" w:hAnsi="Bodoni MT" w:eastAsia="等线" w:cs="Bodoni MT"/>
+          <w:sz w:val="22"/>
+          <w:szCs w:val="22"/>
+          <w:shd w:val="clear" w:color="FFFFFF" w:fill="D9D9D9"/>
+          <w:lang w:val="en-IN"/>
+        </w:rPr>
+        <w:t xml:space="preserve">being </w:t>
+      </w:r>
+      <w:r>
+        <w:rPr>
+          <w:rFonts w:hint="default" w:ascii="Bodoni MT" w:hAnsi="Bodoni MT" w:eastAsia="等线" w:cs="Bodoni MT"/>
+          <w:i/>
+          <w:iCs/>
+          <w:sz w:val="22"/>
+          <w:szCs w:val="22"/>
+          <w:shd w:val="clear" w:color="FFFFFF" w:fill="D9D9D9"/>
+          <w:lang w:val="en-IN"/>
+        </w:rPr>
+        <w:t>tightly coupled</w:t>
+      </w:r>
+      <w:r>
+        <w:rPr>
+          <w:rFonts w:hint="default" w:ascii="Bodoni MT" w:hAnsi="Bodoni MT" w:eastAsia="等线" w:cs="Bodoni MT"/>
+          <w:sz w:val="22"/>
+          <w:szCs w:val="22"/>
+          <w:shd w:val="clear" w:color="FFFFFF" w:fill="D9D9D9"/>
+          <w:lang w:val="en-IN"/>
+        </w:rPr>
+        <w:t xml:space="preserve"> to any one of them.</w:t>
+      </w:r>
+    </w:p>
+    <w:p>
+      <w:pPr>
+        <w:keepNext w:val="0"/>
+        <w:keepLines w:val="0"/>
+        <w:widowControl/>
+        <w:numPr>
+          <w:ilvl w:val="1"/>
+          <w:numId w:val="11"/>
+        </w:numPr>
+        <w:suppressLineNumbers w:val="0"/>
+        <w:spacing w:before="0" w:beforeAutospacing="0" w:after="0" w:afterAutospacing="0" w:line="360" w:lineRule="auto"/>
+        <w:ind w:left="840" w:leftChars="0" w:right="0" w:hanging="420" w:firstLineChars="0"/>
+        <w:jc w:val="left"/>
+        <w:rPr>
+          <w:rFonts w:hint="default" w:ascii="Bodoni MT" w:hAnsi="Bodoni MT" w:eastAsia="等线" w:cs="Bodoni MT"/>
+          <w:sz w:val="22"/>
+          <w:szCs w:val="22"/>
+        </w:rPr>
+      </w:pPr>
+      <w:r>
+        <w:rPr>
+          <w:rFonts w:hint="default" w:ascii="Bodoni MT" w:hAnsi="Bodoni MT" w:eastAsia="等线" w:cs="Bodoni MT"/>
+          <w:sz w:val="22"/>
+          <w:szCs w:val="22"/>
+          <w:lang w:val="en-IN"/>
+        </w:rPr>
+        <w:t xml:space="preserve">The interfaces are: </w:t>
+      </w:r>
+      <w:r>
+        <w:rPr>
+          <w:rFonts w:hint="default" w:ascii="Bodoni MT" w:hAnsi="Bodoni MT" w:eastAsia="等线" w:cs="Bodoni MT"/>
+          <w:b/>
+          <w:bCs/>
+          <w:color w:val="C00000"/>
+          <w:sz w:val="22"/>
+          <w:szCs w:val="22"/>
+          <w:lang w:val="en-IN"/>
+        </w:rPr>
+        <w:t>CRI, CNI, CSI, CCM</w:t>
+      </w:r>
+    </w:p>
+    <w:p>
+      <w:pPr>
+        <w:keepNext w:val="0"/>
+        <w:keepLines w:val="0"/>
+        <w:widowControl/>
+        <w:numPr>
+          <w:ilvl w:val="0"/>
+          <w:numId w:val="11"/>
+        </w:numPr>
+        <w:suppressLineNumbers w:val="0"/>
+        <w:spacing w:before="0" w:beforeAutospacing="0" w:after="0" w:afterAutospacing="0" w:line="360" w:lineRule="auto"/>
+        <w:ind w:left="420" w:leftChars="0" w:right="0" w:hanging="420" w:firstLineChars="0"/>
+        <w:jc w:val="left"/>
+        <w:rPr>
+          <w:rFonts w:hint="default" w:ascii="Bodoni MT" w:hAnsi="Bodoni MT" w:eastAsia="等线" w:cs="Bodoni MT"/>
+          <w:sz w:val="22"/>
+          <w:szCs w:val="22"/>
+          <w:u w:val="single"/>
+        </w:rPr>
+      </w:pPr>
+      <w:r>
+        <w:rPr>
+          <w:rFonts w:hint="default" w:ascii="Bodoni MT" w:hAnsi="Bodoni MT" w:eastAsia="等线" w:cs="Bodoni MT"/>
+          <w:b/>
+          <w:bCs/>
+          <w:sz w:val="22"/>
+          <w:szCs w:val="22"/>
+          <w:u w:val="single"/>
+          <w:lang w:val="en-IN"/>
+        </w:rPr>
+        <w:t>CRI</w:t>
+      </w:r>
+      <w:r>
+        <w:rPr>
+          <w:rFonts w:hint="default" w:ascii="Bodoni MT" w:hAnsi="Bodoni MT" w:eastAsia="等线" w:cs="Bodoni MT"/>
+          <w:b w:val="0"/>
+          <w:bCs w:val="0"/>
+          <w:sz w:val="22"/>
+          <w:szCs w:val="22"/>
+          <w:u w:val="single"/>
+          <w:lang w:val="en-IN"/>
+        </w:rPr>
+        <w:t xml:space="preserve"> (Container Runtime Interface)</w:t>
+      </w:r>
+    </w:p>
+    <w:p>
+      <w:pPr>
+        <w:keepNext w:val="0"/>
+        <w:keepLines w:val="0"/>
+        <w:widowControl/>
+        <w:numPr>
+          <w:ilvl w:val="1"/>
+          <w:numId w:val="11"/>
+        </w:numPr>
+        <w:suppressLineNumbers w:val="0"/>
+        <w:spacing w:before="0" w:beforeAutospacing="0" w:after="0" w:afterAutospacing="0" w:line="360" w:lineRule="auto"/>
+        <w:ind w:left="840" w:leftChars="0" w:right="0" w:hanging="420" w:firstLineChars="0"/>
+        <w:jc w:val="left"/>
+        <w:rPr>
+          <w:rFonts w:hint="default" w:ascii="Bodoni MT" w:hAnsi="Bodoni MT" w:eastAsia="等线" w:cs="Bodoni MT"/>
+          <w:sz w:val="22"/>
+          <w:szCs w:val="22"/>
+        </w:rPr>
+      </w:pPr>
+      <w:r>
+        <w:rPr>
+          <w:rFonts w:hint="default" w:ascii="Bodoni MT" w:hAnsi="Bodoni MT" w:eastAsia="等线" w:cs="Bodoni MT"/>
+          <w:sz w:val="22"/>
+          <w:szCs w:val="22"/>
+          <w:lang w:val="en-IN"/>
+        </w:rPr>
+        <w:t xml:space="preserve">Interface between </w:t>
+      </w:r>
+      <w:r>
+        <w:rPr>
+          <w:rFonts w:hint="default" w:ascii="Bodoni MT" w:hAnsi="Bodoni MT" w:eastAsia="等线" w:cs="Bodoni MT"/>
+          <w:b/>
+          <w:bCs/>
+          <w:i/>
+          <w:iCs/>
+          <w:sz w:val="22"/>
+          <w:szCs w:val="22"/>
+          <w:lang w:val="en-IN"/>
+        </w:rPr>
+        <w:t>kubelet</w:t>
+      </w:r>
+      <w:r>
+        <w:rPr>
+          <w:rFonts w:hint="default" w:ascii="Bodoni MT" w:hAnsi="Bodoni MT" w:eastAsia="等线" w:cs="Bodoni MT"/>
+          <w:b w:val="0"/>
+          <w:bCs w:val="0"/>
+          <w:i w:val="0"/>
+          <w:iCs w:val="0"/>
+          <w:sz w:val="22"/>
+          <w:szCs w:val="22"/>
+          <w:lang w:val="en-IN"/>
+        </w:rPr>
+        <w:t xml:space="preserve"> and </w:t>
+      </w:r>
+      <w:r>
+        <w:rPr>
+          <w:rFonts w:hint="default" w:ascii="Bodoni MT" w:hAnsi="Bodoni MT" w:eastAsia="等线" w:cs="Bodoni MT"/>
+          <w:b/>
+          <w:bCs/>
+          <w:i/>
+          <w:iCs/>
+          <w:sz w:val="22"/>
+          <w:szCs w:val="22"/>
+          <w:lang w:val="en-IN"/>
+        </w:rPr>
+        <w:t>container runtime</w:t>
+      </w:r>
+      <w:r>
+        <w:rPr>
+          <w:rFonts w:hint="default" w:ascii="Bodoni MT" w:hAnsi="Bodoni MT" w:eastAsia="等线" w:cs="Bodoni MT"/>
+          <w:b w:val="0"/>
+          <w:bCs w:val="0"/>
+          <w:i w:val="0"/>
+          <w:iCs w:val="0"/>
+          <w:sz w:val="22"/>
+          <w:szCs w:val="22"/>
+          <w:lang w:val="en-IN"/>
+        </w:rPr>
+        <w:t>.</w:t>
+      </w:r>
+    </w:p>
+    <w:p>
+      <w:pPr>
+        <w:keepNext w:val="0"/>
+        <w:keepLines w:val="0"/>
+        <w:widowControl/>
+        <w:numPr>
+          <w:ilvl w:val="1"/>
+          <w:numId w:val="11"/>
+        </w:numPr>
+        <w:suppressLineNumbers w:val="0"/>
+        <w:spacing w:before="0" w:beforeAutospacing="0" w:after="0" w:afterAutospacing="0" w:line="360" w:lineRule="auto"/>
+        <w:ind w:left="840" w:leftChars="0" w:right="0" w:hanging="420" w:firstLineChars="0"/>
+        <w:jc w:val="left"/>
+        <w:rPr>
+          <w:rFonts w:hint="default" w:ascii="Bodoni MT" w:hAnsi="Bodoni MT" w:eastAsia="等线" w:cs="Bodoni MT"/>
+          <w:sz w:val="22"/>
+          <w:szCs w:val="22"/>
+        </w:rPr>
+      </w:pPr>
+      <w:r>
+        <w:rPr>
+          <w:rFonts w:hint="default" w:ascii="Bodoni MT" w:hAnsi="Bodoni MT" w:eastAsia="等线" w:cs="Bodoni MT"/>
+          <w:b w:val="0"/>
+          <w:bCs w:val="0"/>
+          <w:i w:val="0"/>
+          <w:iCs w:val="0"/>
+          <w:sz w:val="22"/>
+          <w:szCs w:val="22"/>
+          <w:lang w:val="en-IN"/>
+        </w:rPr>
+        <w:t>It defines</w:t>
       </w:r>
     </w:p>
     <w:p>
@@ -3630,109 +6197,131 @@
         <w:jc w:val="left"/>
         <w:rPr>
           <w:rFonts w:hint="default" w:ascii="Bodoni MT" w:hAnsi="Bodoni MT" w:eastAsia="等线" w:cs="Bodoni MT"/>
-          <w:sz w:val="22"/>
-          <w:szCs w:val="22"/>
-        </w:rPr>
-      </w:pPr>
-      <w:r>
-        <w:rPr>
-          <w:rFonts w:hint="default" w:ascii="Bodoni MT" w:hAnsi="Bodoni MT" w:eastAsia="等线" w:cs="Bodoni MT"/>
-          <w:sz w:val="22"/>
-          <w:szCs w:val="22"/>
-          <w:lang w:val="en-US"/>
-        </w:rPr>
-        <w:t>2</w:t>
-      </w:r>
-      <w:r>
-        <w:rPr>
-          <w:rFonts w:hint="default" w:ascii="Bodoni MT" w:hAnsi="Bodoni MT" w:eastAsia="等线" w:cs="Bodoni MT"/>
-          <w:sz w:val="22"/>
-          <w:szCs w:val="22"/>
-          <w:vertAlign w:val="superscript"/>
-          <w:lang w:val="en-US"/>
-        </w:rPr>
-        <w:t>nd</w:t>
-      </w:r>
-      <w:r>
-        <w:rPr>
-          <w:rFonts w:hint="default" w:ascii="Bodoni MT" w:hAnsi="Bodoni MT" w:eastAsia="等线" w:cs="Bodoni MT"/>
-          <w:sz w:val="22"/>
-          <w:szCs w:val="22"/>
-          <w:lang w:val="en-US"/>
-        </w:rPr>
-        <w:t xml:space="preserve"> reason can be cpu and ram.</w:t>
-      </w:r>
-      <w:r>
-        <w:rPr>
-          <w:rFonts w:hint="default" w:ascii="Bodoni MT" w:hAnsi="Bodoni MT" w:eastAsia="等线" w:cs="Bodoni MT"/>
-          <w:sz w:val="22"/>
-          <w:szCs w:val="22"/>
-          <w:lang w:val="en-US"/>
-        </w:rPr>
-        <w:br w:type="textWrapping"/>
-      </w:r>
-      <w:r>
-        <w:rPr>
-          <w:rFonts w:hint="default" w:ascii="Bodoni MT" w:hAnsi="Bodoni MT" w:eastAsia="等线" w:cs="Bodoni MT"/>
-          <w:sz w:val="22"/>
-          <w:szCs w:val="22"/>
-          <w:lang w:val="en-US"/>
-        </w:rPr>
-        <w:t>Lets say you have one node having 2 cores and 4 GB of ram.</w:t>
-      </w:r>
-      <w:r>
-        <w:rPr>
-          <w:rFonts w:hint="default" w:ascii="Bodoni MT" w:hAnsi="Bodoni MT" w:eastAsia="等线" w:cs="Bodoni MT"/>
-          <w:sz w:val="22"/>
-          <w:szCs w:val="22"/>
-          <w:lang w:val="en-US"/>
-        </w:rPr>
-        <w:br w:type="textWrapping"/>
-      </w:r>
-      <w:r>
-        <w:rPr>
-          <w:rFonts w:hint="default" w:ascii="Bodoni MT" w:hAnsi="Bodoni MT" w:eastAsia="等线" w:cs="Bodoni MT"/>
-          <w:sz w:val="22"/>
-          <w:szCs w:val="22"/>
-          <w:lang w:val="en-US"/>
-        </w:rPr>
-        <w:t>You have to run 4 pods, each will use 1 core and 2 GB of ram.</w:t>
-      </w:r>
-      <w:r>
-        <w:rPr>
-          <w:rFonts w:hint="default" w:ascii="Bodoni MT" w:hAnsi="Bodoni MT" w:eastAsia="等线" w:cs="Bodoni MT"/>
-          <w:sz w:val="22"/>
-          <w:szCs w:val="22"/>
-          <w:lang w:val="en-US"/>
-        </w:rPr>
-        <w:br w:type="textWrapping"/>
-      </w:r>
-      <w:r>
-        <w:rPr>
-          <w:rFonts w:hint="default" w:ascii="Bodoni MT" w:hAnsi="Bodoni MT" w:eastAsia="等线" w:cs="Bodoni MT"/>
-          <w:sz w:val="22"/>
-          <w:szCs w:val="22"/>
-          <w:lang w:val="en-US"/>
-        </w:rPr>
-        <w:t>Here, you need 2 worker node to run 4 pods.</w:t>
-      </w:r>
-      <w:r>
-        <w:rPr>
-          <w:rFonts w:hint="default" w:ascii="Bodoni MT" w:hAnsi="Bodoni MT" w:eastAsia="等线" w:cs="Bodoni MT"/>
-          <w:sz w:val="22"/>
-          <w:szCs w:val="22"/>
-          <w:lang w:val="en-US"/>
-        </w:rPr>
-        <w:br w:type="textWrapping"/>
-      </w:r>
-      <w:r>
-        <w:rPr>
-          <w:rFonts w:hint="default" w:ascii="Bodoni MT" w:hAnsi="Bodoni MT" w:eastAsia="等线" w:cs="Bodoni MT"/>
-          <w:sz w:val="22"/>
-          <w:szCs w:val="22"/>
-          <w:lang w:val="en-US"/>
-        </w:rPr>
-        <w:t>Pod-1, Pod-2 → Node-1, Pod-3, Pod-4 → Node-2</w:t>
+          <w:i/>
+          <w:iCs/>
+          <w:sz w:val="22"/>
+          <w:szCs w:val="22"/>
+        </w:rPr>
+      </w:pPr>
+      <w:r>
+        <w:rPr>
+          <w:rFonts w:hint="default" w:ascii="Bodoni MT" w:hAnsi="Bodoni MT" w:eastAsia="等线" w:cs="Bodoni MT"/>
+          <w:b w:val="0"/>
+          <w:bCs w:val="0"/>
+          <w:i w:val="0"/>
+          <w:iCs w:val="0"/>
+          <w:sz w:val="22"/>
+          <w:szCs w:val="22"/>
+          <w:lang w:val="en-IN"/>
+        </w:rPr>
+        <w:t xml:space="preserve">How to </w:t>
+      </w:r>
+      <w:r>
+        <w:rPr>
+          <w:rFonts w:hint="default" w:ascii="Bodoni MT" w:hAnsi="Bodoni MT" w:eastAsia="等线" w:cs="Bodoni MT"/>
+          <w:b w:val="0"/>
+          <w:bCs w:val="0"/>
+          <w:i/>
+          <w:iCs/>
+          <w:sz w:val="22"/>
+          <w:szCs w:val="22"/>
+          <w:lang w:val="en-IN"/>
+        </w:rPr>
+        <w:t>run containers</w:t>
+      </w:r>
+    </w:p>
+    <w:p>
+      <w:pPr>
+        <w:keepNext w:val="0"/>
+        <w:keepLines w:val="0"/>
+        <w:widowControl/>
+        <w:numPr>
+          <w:ilvl w:val="2"/>
+          <w:numId w:val="11"/>
+        </w:numPr>
+        <w:suppressLineNumbers w:val="0"/>
+        <w:spacing w:before="0" w:beforeAutospacing="0" w:after="0" w:afterAutospacing="0" w:line="360" w:lineRule="auto"/>
+        <w:ind w:left="1260" w:leftChars="0" w:right="0" w:hanging="420" w:firstLineChars="0"/>
+        <w:jc w:val="left"/>
+        <w:rPr>
+          <w:rFonts w:hint="default" w:ascii="Bodoni MT" w:hAnsi="Bodoni MT" w:eastAsia="等线" w:cs="Bodoni MT"/>
+          <w:i/>
+          <w:iCs/>
+          <w:sz w:val="22"/>
+          <w:szCs w:val="22"/>
+        </w:rPr>
+      </w:pPr>
+      <w:r>
+        <w:rPr>
+          <w:rFonts w:hint="default" w:ascii="Bodoni MT" w:hAnsi="Bodoni MT" w:eastAsia="等线" w:cs="Bodoni MT"/>
+          <w:b w:val="0"/>
+          <w:bCs w:val="0"/>
+          <w:i w:val="0"/>
+          <w:iCs w:val="0"/>
+          <w:sz w:val="22"/>
+          <w:szCs w:val="22"/>
+          <w:lang w:val="en-IN"/>
+        </w:rPr>
+        <w:t xml:space="preserve">How to </w:t>
+      </w:r>
+      <w:r>
+        <w:rPr>
+          <w:rFonts w:hint="default" w:ascii="Bodoni MT" w:hAnsi="Bodoni MT" w:eastAsia="等线" w:cs="Bodoni MT"/>
+          <w:b w:val="0"/>
+          <w:bCs w:val="0"/>
+          <w:i/>
+          <w:iCs/>
+          <w:sz w:val="22"/>
+          <w:szCs w:val="22"/>
+          <w:lang w:val="en-IN"/>
+        </w:rPr>
+        <w:t>stop containers</w:t>
+      </w:r>
+    </w:p>
+    <w:p>
+      <w:pPr>
+        <w:keepNext w:val="0"/>
+        <w:keepLines w:val="0"/>
+        <w:widowControl/>
+        <w:numPr>
+          <w:ilvl w:val="2"/>
+          <w:numId w:val="11"/>
+        </w:numPr>
+        <w:suppressLineNumbers w:val="0"/>
+        <w:spacing w:before="0" w:beforeAutospacing="0" w:after="0" w:afterAutospacing="0" w:line="360" w:lineRule="auto"/>
+        <w:ind w:left="1260" w:leftChars="0" w:right="0" w:hanging="420" w:firstLineChars="0"/>
+        <w:jc w:val="left"/>
+        <w:rPr>
+          <w:rFonts w:hint="default" w:ascii="Bodoni MT" w:hAnsi="Bodoni MT" w:eastAsia="等线" w:cs="Bodoni MT"/>
+          <w:sz w:val="22"/>
+          <w:szCs w:val="22"/>
+        </w:rPr>
+      </w:pPr>
+      <w:r>
+        <w:rPr>
+          <w:rFonts w:hint="default" w:ascii="Bodoni MT" w:hAnsi="Bodoni MT" w:eastAsia="等线" w:cs="Bodoni MT"/>
+          <w:b w:val="0"/>
+          <w:bCs w:val="0"/>
+          <w:i w:val="0"/>
+          <w:iCs w:val="0"/>
+          <w:sz w:val="22"/>
+          <w:szCs w:val="22"/>
+          <w:lang w:val="en-IN"/>
+        </w:rPr>
+        <w:t xml:space="preserve">How to </w:t>
+      </w:r>
+      <w:r>
+        <w:rPr>
+          <w:rFonts w:hint="default" w:ascii="Bodoni MT" w:hAnsi="Bodoni MT" w:eastAsia="等线" w:cs="Bodoni MT"/>
+          <w:b w:val="0"/>
+          <w:bCs w:val="0"/>
+          <w:i/>
+          <w:iCs/>
+          <w:sz w:val="22"/>
+          <w:szCs w:val="22"/>
+          <w:lang w:val="en-IN"/>
+        </w:rPr>
+        <w:t>check container status</w:t>
       </w:r>
     </w:p>
     <w:p>
@@ -3757,34 +6346,54 @@
       <w:r>
         <w:rPr>
           <w:rFonts w:hint="default" w:ascii="Bodoni MT" w:hAnsi="Bodoni MT" w:eastAsia="等线" w:cs="Bodoni MT"/>
-          <w:color w:val="0070C0"/>
-          <w:sz w:val="22"/>
-          <w:szCs w:val="22"/>
-          <w:shd w:val="clear" w:color="FFFFFF" w:fill="D9D9D9"/>
-        </w:rPr>
-        <w:t xml:space="preserve">You define how many app instances you want, and Kubernetes </w:t>
-      </w:r>
-      <w:r>
-        <w:rPr>
-          <w:rFonts w:hint="default" w:ascii="Bodoni MT" w:hAnsi="Bodoni MT" w:eastAsia="等线" w:cs="Bodoni MT"/>
           <w:b/>
           <w:bCs/>
-          <w:color w:val="0070C0"/>
-          <w:sz w:val="22"/>
-          <w:szCs w:val="22"/>
-          <w:shd w:val="clear" w:color="FFFFFF" w:fill="D9D9D9"/>
-        </w:rPr>
-        <w:t xml:space="preserve">automatically </w:t>
-      </w:r>
-      <w:r>
-        <w:rPr>
-          <w:rFonts w:hint="default" w:ascii="Bodoni MT" w:hAnsi="Bodoni MT" w:eastAsia="等线" w:cs="Bodoni MT"/>
-          <w:color w:val="0070C0"/>
-          <w:sz w:val="22"/>
-          <w:szCs w:val="22"/>
-          <w:shd w:val="clear" w:color="FFFFFF" w:fill="D9D9D9"/>
-        </w:rPr>
-        <w:t>creates pods and distributes them across nodes based on available resources and load balancing.</w:t>
+          <w:i/>
+          <w:iCs/>
+          <w:sz w:val="22"/>
+          <w:szCs w:val="22"/>
+          <w:lang w:val="en-IN"/>
+        </w:rPr>
+        <w:t>kubelet</w:t>
+      </w:r>
+      <w:r>
+        <w:rPr>
+          <w:rFonts w:hint="default" w:ascii="Bodoni MT" w:hAnsi="Bodoni MT" w:eastAsia="等线" w:cs="Bodoni MT"/>
+          <w:b w:val="0"/>
+          <w:bCs w:val="0"/>
+          <w:i w:val="0"/>
+          <w:iCs w:val="0"/>
+          <w:sz w:val="22"/>
+          <w:szCs w:val="22"/>
+          <w:lang w:val="en-IN"/>
+        </w:rPr>
+        <w:t xml:space="preserve"> uses CRI.</w:t>
+      </w:r>
+      <w:r>
+        <w:rPr>
+          <w:rFonts w:hint="default" w:ascii="Bodoni MT" w:hAnsi="Bodoni MT" w:eastAsia="等线" w:cs="Bodoni MT"/>
+          <w:b w:val="0"/>
+          <w:bCs w:val="0"/>
+          <w:i w:val="0"/>
+          <w:iCs w:val="0"/>
+          <w:sz w:val="22"/>
+          <w:szCs w:val="22"/>
+          <w:lang w:val="en-IN"/>
+        </w:rPr>
+        <w:br w:type="textWrapping"/>
+      </w:r>
+      <w:r>
+        <w:rPr>
+          <w:rFonts w:hint="default" w:ascii="Bodoni MT" w:hAnsi="Bodoni MT" w:eastAsia="等线" w:cs="Bodoni MT"/>
+          <w:b w:val="0"/>
+          <w:bCs w:val="0"/>
+          <w:i w:val="0"/>
+          <w:iCs w:val="0"/>
+          <w:sz w:val="22"/>
+          <w:szCs w:val="22"/>
+          <w:lang w:val="en-IN"/>
+        </w:rPr>
+        <w:t>It doesn’t run the containers directly, rather it talks via CRI.</w:t>
       </w:r>
     </w:p>
     <w:p>
@@ -3802,18 +6411,638 @@
         <w:jc w:val="left"/>
         <w:rPr>
           <w:rFonts w:hint="default" w:ascii="Bodoni MT" w:hAnsi="Bodoni MT" w:eastAsia="等线" w:cs="Bodoni MT"/>
-          <w:sz w:val="22"/>
-          <w:szCs w:val="22"/>
-        </w:rPr>
-      </w:pPr>
-      <w:r>
-        <w:rPr>
-          <w:rFonts w:hint="default" w:ascii="Bodoni MT" w:hAnsi="Bodoni MT" w:eastAsia="等线" w:cs="Bodoni MT"/>
-          <w:sz w:val="22"/>
-          <w:szCs w:val="22"/>
-          <w:lang w:val="en-US"/>
-        </w:rPr>
-        <w:t>F</w:t>
+          <w:color w:val="0070C0"/>
+          <w:sz w:val="22"/>
+          <w:szCs w:val="22"/>
+          <w:shd w:val="clear" w:color="FFFFFF" w:fill="D9D9D9"/>
+        </w:rPr>
+      </w:pPr>
+      <w:r>
+        <w:rPr>
+          <w:rFonts w:hint="default" w:ascii="Bodoni MT" w:hAnsi="Bodoni MT" w:eastAsia="等线" w:cs="Bodoni MT"/>
+          <w:sz w:val="22"/>
+          <w:szCs w:val="22"/>
+          <w:lang w:val="en-IN"/>
+        </w:rPr>
+        <w:t xml:space="preserve">One question might be arises, </w:t>
+      </w:r>
+      <w:r>
+        <w:rPr>
+          <w:rFonts w:hint="default" w:ascii="Bodoni MT" w:hAnsi="Bodoni MT" w:eastAsia="等线" w:cs="Bodoni MT"/>
+          <w:b/>
+          <w:bCs/>
+          <w:i/>
+          <w:iCs/>
+          <w:sz w:val="22"/>
+          <w:szCs w:val="22"/>
+          <w:lang w:val="en-IN"/>
+        </w:rPr>
+        <w:t>kubelet</w:t>
+      </w:r>
+      <w:r>
+        <w:rPr>
+          <w:rFonts w:hint="default" w:ascii="Bodoni MT" w:hAnsi="Bodoni MT" w:eastAsia="等线" w:cs="Bodoni MT"/>
+          <w:b w:val="0"/>
+          <w:bCs w:val="0"/>
+          <w:i w:val="0"/>
+          <w:iCs w:val="0"/>
+          <w:sz w:val="22"/>
+          <w:szCs w:val="22"/>
+          <w:lang w:val="en-IN"/>
+        </w:rPr>
+        <w:t xml:space="preserve"> works at </w:t>
+      </w:r>
+      <w:r>
+        <w:rPr>
+          <w:rFonts w:hint="default" w:ascii="Bodoni MT" w:hAnsi="Bodoni MT" w:eastAsia="等线" w:cs="Bodoni MT"/>
+          <w:b/>
+          <w:bCs/>
+          <w:i/>
+          <w:iCs/>
+          <w:sz w:val="22"/>
+          <w:szCs w:val="22"/>
+          <w:lang w:val="en-IN"/>
+        </w:rPr>
+        <w:t>pods</w:t>
+      </w:r>
+      <w:r>
+        <w:rPr>
+          <w:rFonts w:hint="default" w:ascii="Bodoni MT" w:hAnsi="Bodoni MT" w:eastAsia="等线" w:cs="Bodoni MT"/>
+          <w:b w:val="0"/>
+          <w:bCs w:val="0"/>
+          <w:i w:val="0"/>
+          <w:iCs w:val="0"/>
+          <w:sz w:val="22"/>
+          <w:szCs w:val="22"/>
+          <w:lang w:val="en-IN"/>
+        </w:rPr>
+        <w:t xml:space="preserve"> level, then </w:t>
+      </w:r>
+      <w:r>
+        <w:rPr>
+          <w:rFonts w:hint="default" w:ascii="Bodoni MT" w:hAnsi="Bodoni MT" w:eastAsia="等线" w:cs="Bodoni MT"/>
+          <w:b w:val="0"/>
+          <w:bCs w:val="0"/>
+          <w:i w:val="0"/>
+          <w:iCs w:val="0"/>
+          <w:color w:val="C00000"/>
+          <w:sz w:val="22"/>
+          <w:szCs w:val="22"/>
+          <w:lang w:val="en-IN"/>
+        </w:rPr>
+        <w:t>how it interact with containers directly?</w:t>
+      </w:r>
+    </w:p>
+    <w:p>
+      <w:pPr>
+        <w:keepNext w:val="0"/>
+        <w:keepLines w:val="0"/>
+        <w:widowControl/>
+        <w:numPr>
+          <w:ilvl w:val="2"/>
+          <w:numId w:val="11"/>
+        </w:numPr>
+        <w:suppressLineNumbers w:val="0"/>
+        <w:spacing w:before="0" w:beforeAutospacing="0" w:after="0" w:afterAutospacing="0" w:line="360" w:lineRule="auto"/>
+        <w:ind w:left="1260" w:leftChars="0" w:right="0" w:hanging="420" w:firstLineChars="0"/>
+        <w:jc w:val="left"/>
+        <w:rPr>
+          <w:rFonts w:hint="default" w:ascii="Bodoni MT" w:hAnsi="Bodoni MT" w:eastAsia="等线" w:cs="Bodoni MT"/>
+          <w:sz w:val="22"/>
+          <w:szCs w:val="22"/>
+        </w:rPr>
+      </w:pPr>
+      <w:r>
+        <w:rPr>
+          <w:rFonts w:hint="default" w:ascii="Bodoni MT" w:hAnsi="Bodoni MT" w:eastAsia="等线" w:cs="Bodoni MT"/>
+          <w:i/>
+          <w:iCs/>
+          <w:sz w:val="22"/>
+          <w:szCs w:val="22"/>
+          <w:lang w:val="en-IN"/>
+        </w:rPr>
+        <w:t>pod</w:t>
+      </w:r>
+      <w:r>
+        <w:rPr>
+          <w:rFonts w:hint="default" w:ascii="Bodoni MT" w:hAnsi="Bodoni MT" w:eastAsia="等线" w:cs="Bodoni MT"/>
+          <w:i w:val="0"/>
+          <w:iCs w:val="0"/>
+          <w:sz w:val="22"/>
+          <w:szCs w:val="22"/>
+          <w:lang w:val="en-IN"/>
+        </w:rPr>
+        <w:t xml:space="preserve"> is assigned to a Node.</w:t>
+      </w:r>
+    </w:p>
+    <w:p>
+      <w:pPr>
+        <w:keepNext w:val="0"/>
+        <w:keepLines w:val="0"/>
+        <w:widowControl/>
+        <w:numPr>
+          <w:ilvl w:val="2"/>
+          <w:numId w:val="11"/>
+        </w:numPr>
+        <w:suppressLineNumbers w:val="0"/>
+        <w:spacing w:before="0" w:beforeAutospacing="0" w:after="0" w:afterAutospacing="0" w:line="360" w:lineRule="auto"/>
+        <w:ind w:left="1260" w:leftChars="0" w:right="0" w:hanging="420" w:firstLineChars="0"/>
+        <w:jc w:val="left"/>
+        <w:rPr>
+          <w:rFonts w:hint="default" w:ascii="Bodoni MT" w:hAnsi="Bodoni MT" w:eastAsia="等线" w:cs="Bodoni MT"/>
+          <w:sz w:val="22"/>
+          <w:szCs w:val="22"/>
+        </w:rPr>
+      </w:pPr>
+      <w:r>
+        <w:rPr>
+          <w:rFonts w:hint="default" w:ascii="Bodoni MT" w:hAnsi="Bodoni MT" w:eastAsia="等线" w:cs="Bodoni MT"/>
+          <w:b/>
+          <w:bCs/>
+          <w:i/>
+          <w:iCs/>
+          <w:sz w:val="22"/>
+          <w:szCs w:val="22"/>
+          <w:lang w:val="en-IN"/>
+        </w:rPr>
+        <w:t>kubelet</w:t>
+      </w:r>
+      <w:r>
+        <w:rPr>
+          <w:rFonts w:hint="default" w:ascii="Bodoni MT" w:hAnsi="Bodoni MT" w:eastAsia="等线" w:cs="Bodoni MT"/>
+          <w:b/>
+          <w:bCs/>
+          <w:i w:val="0"/>
+          <w:iCs w:val="0"/>
+          <w:sz w:val="22"/>
+          <w:szCs w:val="22"/>
+          <w:lang w:val="en-IN"/>
+        </w:rPr>
+        <w:t xml:space="preserve"> </w:t>
+      </w:r>
+      <w:r>
+        <w:rPr>
+          <w:rFonts w:hint="default" w:ascii="Bodoni MT" w:hAnsi="Bodoni MT" w:eastAsia="等线" w:cs="Bodoni MT"/>
+          <w:i w:val="0"/>
+          <w:iCs w:val="0"/>
+          <w:sz w:val="22"/>
+          <w:szCs w:val="22"/>
+          <w:lang w:val="en-IN"/>
+        </w:rPr>
+        <w:t>present inside that Node will see the Pod details (</w:t>
+      </w:r>
+      <w:r>
+        <w:rPr>
+          <w:rFonts w:hint="default" w:ascii="Bodoni MT" w:hAnsi="Bodoni MT" w:eastAsia="等线" w:cs="Bodoni MT"/>
+          <w:i w:val="0"/>
+          <w:iCs w:val="0"/>
+          <w:color w:val="C00000"/>
+          <w:sz w:val="22"/>
+          <w:szCs w:val="22"/>
+          <w:lang w:val="en-IN"/>
+        </w:rPr>
+        <w:t xml:space="preserve">pod is just a </w:t>
+      </w:r>
+      <w:r>
+        <w:rPr>
+          <w:rFonts w:hint="default" w:ascii="Bodoni MT" w:hAnsi="Bodoni MT" w:eastAsia="等线" w:cs="Bodoni MT"/>
+          <w:i/>
+          <w:iCs/>
+          <w:color w:val="C00000"/>
+          <w:sz w:val="22"/>
+          <w:szCs w:val="22"/>
+          <w:lang w:val="en-IN"/>
+        </w:rPr>
+        <w:t xml:space="preserve">logical </w:t>
+      </w:r>
+      <w:r>
+        <w:rPr>
+          <w:rFonts w:hint="default" w:ascii="Bodoni MT" w:hAnsi="Bodoni MT" w:eastAsia="等线" w:cs="Bodoni MT"/>
+          <w:i w:val="0"/>
+          <w:iCs w:val="0"/>
+          <w:color w:val="C00000"/>
+          <w:sz w:val="22"/>
+          <w:szCs w:val="22"/>
+          <w:lang w:val="en-IN"/>
+        </w:rPr>
+        <w:t>unit</w:t>
+      </w:r>
+      <w:r>
+        <w:rPr>
+          <w:rFonts w:hint="default" w:ascii="Bodoni MT" w:hAnsi="Bodoni MT" w:eastAsia="等线" w:cs="Bodoni MT"/>
+          <w:i w:val="0"/>
+          <w:iCs w:val="0"/>
+          <w:sz w:val="22"/>
+          <w:szCs w:val="22"/>
+          <w:lang w:val="en-IN"/>
+        </w:rPr>
+        <w:t>).</w:t>
+      </w:r>
+    </w:p>
+    <w:p>
+      <w:pPr>
+        <w:keepNext w:val="0"/>
+        <w:keepLines w:val="0"/>
+        <w:widowControl/>
+        <w:numPr>
+          <w:ilvl w:val="3"/>
+          <w:numId w:val="11"/>
+        </w:numPr>
+        <w:suppressLineNumbers w:val="0"/>
+        <w:spacing w:before="0" w:beforeAutospacing="0" w:after="0" w:afterAutospacing="0" w:line="360" w:lineRule="auto"/>
+        <w:ind w:left="1680" w:leftChars="0" w:right="0" w:hanging="420" w:firstLineChars="0"/>
+        <w:jc w:val="left"/>
+        <w:rPr>
+          <w:rFonts w:hint="default" w:ascii="Bodoni MT" w:hAnsi="Bodoni MT" w:eastAsia="等线" w:cs="Bodoni MT"/>
+          <w:sz w:val="22"/>
+          <w:szCs w:val="22"/>
+        </w:rPr>
+      </w:pPr>
+      <w:r>
+        <w:rPr>
+          <w:rFonts w:hint="default" w:ascii="Bodoni MT" w:hAnsi="Bodoni MT" w:eastAsia="等线" w:cs="Bodoni MT"/>
+          <w:i w:val="0"/>
+          <w:iCs w:val="0"/>
+          <w:sz w:val="22"/>
+          <w:szCs w:val="22"/>
+          <w:lang w:val="en-IN"/>
+        </w:rPr>
+        <w:t>Image</w:t>
+      </w:r>
+    </w:p>
+    <w:p>
+      <w:pPr>
+        <w:keepNext w:val="0"/>
+        <w:keepLines w:val="0"/>
+        <w:widowControl/>
+        <w:numPr>
+          <w:ilvl w:val="3"/>
+          <w:numId w:val="11"/>
+        </w:numPr>
+        <w:suppressLineNumbers w:val="0"/>
+        <w:spacing w:before="0" w:beforeAutospacing="0" w:after="0" w:afterAutospacing="0" w:line="360" w:lineRule="auto"/>
+        <w:ind w:left="1680" w:leftChars="0" w:right="0" w:hanging="420" w:firstLineChars="0"/>
+        <w:jc w:val="left"/>
+        <w:rPr>
+          <w:rFonts w:hint="default" w:ascii="Bodoni MT" w:hAnsi="Bodoni MT" w:eastAsia="等线" w:cs="Bodoni MT"/>
+          <w:sz w:val="22"/>
+          <w:szCs w:val="22"/>
+        </w:rPr>
+      </w:pPr>
+      <w:r>
+        <w:rPr>
+          <w:rFonts w:hint="default" w:ascii="Bodoni MT" w:hAnsi="Bodoni MT" w:eastAsia="等线" w:cs="Bodoni MT"/>
+          <w:i w:val="0"/>
+          <w:iCs w:val="0"/>
+          <w:sz w:val="22"/>
+          <w:szCs w:val="22"/>
+          <w:lang w:val="en-IN"/>
+        </w:rPr>
+        <w:t>Ports</w:t>
+      </w:r>
+    </w:p>
+    <w:p>
+      <w:pPr>
+        <w:keepNext w:val="0"/>
+        <w:keepLines w:val="0"/>
+        <w:widowControl/>
+        <w:numPr>
+          <w:ilvl w:val="3"/>
+          <w:numId w:val="11"/>
+        </w:numPr>
+        <w:suppressLineNumbers w:val="0"/>
+        <w:spacing w:before="0" w:beforeAutospacing="0" w:after="0" w:afterAutospacing="0" w:line="360" w:lineRule="auto"/>
+        <w:ind w:left="1680" w:leftChars="0" w:right="0" w:hanging="420" w:firstLineChars="0"/>
+        <w:jc w:val="left"/>
+        <w:rPr>
+          <w:rFonts w:hint="default" w:ascii="Bodoni MT" w:hAnsi="Bodoni MT" w:eastAsia="等线" w:cs="Bodoni MT"/>
+          <w:sz w:val="22"/>
+          <w:szCs w:val="22"/>
+        </w:rPr>
+      </w:pPr>
+      <w:r>
+        <w:rPr>
+          <w:rFonts w:hint="default" w:ascii="Bodoni MT" w:hAnsi="Bodoni MT" w:eastAsia="等线" w:cs="Bodoni MT"/>
+          <w:i w:val="0"/>
+          <w:iCs w:val="0"/>
+          <w:sz w:val="22"/>
+          <w:szCs w:val="22"/>
+          <w:lang w:val="en-IN"/>
+        </w:rPr>
+        <w:t>Number of containers</w:t>
+      </w:r>
+    </w:p>
+    <w:p>
+      <w:pPr>
+        <w:keepNext w:val="0"/>
+        <w:keepLines w:val="0"/>
+        <w:widowControl/>
+        <w:numPr>
+          <w:ilvl w:val="2"/>
+          <w:numId w:val="11"/>
+        </w:numPr>
+        <w:suppressLineNumbers w:val="0"/>
+        <w:spacing w:before="0" w:beforeAutospacing="0" w:after="0" w:afterAutospacing="0" w:line="360" w:lineRule="auto"/>
+        <w:ind w:left="1260" w:leftChars="0" w:right="0" w:hanging="420" w:firstLineChars="0"/>
+        <w:jc w:val="left"/>
+        <w:rPr>
+          <w:rFonts w:hint="default" w:ascii="Bodoni MT" w:hAnsi="Bodoni MT" w:eastAsia="等线" w:cs="Bodoni MT"/>
+          <w:sz w:val="22"/>
+          <w:szCs w:val="22"/>
+        </w:rPr>
+      </w:pPr>
+      <w:r>
+        <w:rPr>
+          <w:rFonts w:hint="default" w:ascii="Bodoni MT" w:hAnsi="Bodoni MT" w:eastAsia="等线" w:cs="Bodoni MT"/>
+          <w:sz w:val="22"/>
+          <w:szCs w:val="22"/>
+          <w:lang w:val="en-IN"/>
+        </w:rPr>
+        <w:t xml:space="preserve">kubelet calls CRI </w:t>
+      </w:r>
+    </w:p>
+    <w:p>
+      <w:pPr>
+        <w:keepNext w:val="0"/>
+        <w:keepLines w:val="0"/>
+        <w:widowControl/>
+        <w:numPr>
+          <w:ilvl w:val="3"/>
+          <w:numId w:val="11"/>
+        </w:numPr>
+        <w:suppressLineNumbers w:val="0"/>
+        <w:spacing w:before="0" w:beforeAutospacing="0" w:after="0" w:afterAutospacing="0" w:line="360" w:lineRule="auto"/>
+        <w:ind w:left="1680" w:leftChars="0" w:right="0" w:hanging="420" w:firstLineChars="0"/>
+        <w:jc w:val="left"/>
+        <w:rPr>
+          <w:rFonts w:hint="default" w:ascii="Bodoni MT" w:hAnsi="Bodoni MT" w:eastAsia="等线" w:cs="Bodoni MT"/>
+          <w:sz w:val="22"/>
+          <w:szCs w:val="22"/>
+        </w:rPr>
+      </w:pPr>
+      <w:r>
+        <w:rPr>
+          <w:rFonts w:hint="default" w:ascii="Bodoni MT" w:hAnsi="Bodoni MT" w:eastAsia="等线" w:cs="Bodoni MT"/>
+          <w:sz w:val="22"/>
+          <w:szCs w:val="22"/>
+          <w:lang w:val="en-IN"/>
+        </w:rPr>
+        <w:t>It just tells the specific runtime (if docker then docker runtime) to create the containers.</w:t>
+      </w:r>
+    </w:p>
+    <w:p>
+      <w:pPr>
+        <w:keepNext w:val="0"/>
+        <w:keepLines w:val="0"/>
+        <w:widowControl/>
+        <w:numPr>
+          <w:ilvl w:val="2"/>
+          <w:numId w:val="11"/>
+        </w:numPr>
+        <w:suppressLineNumbers w:val="0"/>
+        <w:spacing w:before="0" w:beforeAutospacing="0" w:after="0" w:afterAutospacing="0" w:line="360" w:lineRule="auto"/>
+        <w:ind w:left="1260" w:leftChars="0" w:right="0" w:hanging="420" w:firstLineChars="0"/>
+        <w:jc w:val="left"/>
+        <w:rPr>
+          <w:rFonts w:hint="default" w:ascii="Bodoni MT" w:hAnsi="Bodoni MT" w:eastAsia="等线" w:cs="Bodoni MT"/>
+          <w:sz w:val="22"/>
+          <w:szCs w:val="22"/>
+        </w:rPr>
+      </w:pPr>
+      <w:r>
+        <w:rPr>
+          <w:rFonts w:hint="default" w:ascii="Bodoni MT" w:hAnsi="Bodoni MT" w:eastAsia="等线" w:cs="Bodoni MT"/>
+          <w:i/>
+          <w:iCs/>
+          <w:sz w:val="22"/>
+          <w:szCs w:val="22"/>
+          <w:lang w:val="en-IN"/>
+        </w:rPr>
+        <w:t>container runtime</w:t>
+      </w:r>
+      <w:r>
+        <w:rPr>
+          <w:rFonts w:hint="default" w:ascii="Bodoni MT" w:hAnsi="Bodoni MT" w:eastAsia="等线" w:cs="Bodoni MT"/>
+          <w:i w:val="0"/>
+          <w:iCs w:val="0"/>
+          <w:sz w:val="22"/>
+          <w:szCs w:val="22"/>
+          <w:lang w:val="en-IN"/>
+        </w:rPr>
+        <w:t xml:space="preserve"> does the work like pull images, create and start container.</w:t>
+      </w:r>
+    </w:p>
+    <w:p>
+      <w:pPr>
+        <w:keepNext w:val="0"/>
+        <w:keepLines w:val="0"/>
+        <w:widowControl/>
+        <w:numPr>
+          <w:ilvl w:val="2"/>
+          <w:numId w:val="11"/>
+        </w:numPr>
+        <w:suppressLineNumbers w:val="0"/>
+        <w:spacing w:before="0" w:beforeAutospacing="0" w:after="0" w:afterAutospacing="0" w:line="360" w:lineRule="auto"/>
+        <w:ind w:left="1260" w:leftChars="0" w:right="0" w:hanging="420" w:firstLineChars="0"/>
+        <w:jc w:val="left"/>
+        <w:rPr>
+          <w:rFonts w:hint="default" w:ascii="Bodoni MT" w:hAnsi="Bodoni MT" w:eastAsia="等线" w:cs="Bodoni MT"/>
+          <w:sz w:val="22"/>
+          <w:szCs w:val="22"/>
+        </w:rPr>
+      </w:pPr>
+      <w:r>
+        <w:rPr>
+          <w:rFonts w:hint="default" w:ascii="Bodoni MT" w:hAnsi="Bodoni MT" w:eastAsia="等线" w:cs="Bodoni MT"/>
+          <w:b/>
+          <w:bCs/>
+          <w:i/>
+          <w:iCs/>
+          <w:sz w:val="22"/>
+          <w:szCs w:val="22"/>
+          <w:lang w:val="en-IN"/>
+        </w:rPr>
+        <w:t>kubelet</w:t>
+      </w:r>
+      <w:r>
+        <w:rPr>
+          <w:rFonts w:hint="default" w:ascii="Bodoni MT" w:hAnsi="Bodoni MT" w:eastAsia="等线" w:cs="Bodoni MT"/>
+          <w:b/>
+          <w:bCs/>
+          <w:i w:val="0"/>
+          <w:iCs w:val="0"/>
+          <w:sz w:val="22"/>
+          <w:szCs w:val="22"/>
+          <w:lang w:val="en-IN"/>
+        </w:rPr>
+        <w:t xml:space="preserve"> </w:t>
+      </w:r>
+      <w:r>
+        <w:rPr>
+          <w:rFonts w:hint="default" w:ascii="Bodoni MT" w:hAnsi="Bodoni MT" w:eastAsia="等线" w:cs="Bodoni MT"/>
+          <w:i w:val="0"/>
+          <w:iCs w:val="0"/>
+          <w:sz w:val="22"/>
+          <w:szCs w:val="22"/>
+          <w:lang w:val="en-IN"/>
+        </w:rPr>
+        <w:t xml:space="preserve">keeps watching the containers, if crashes then tells the </w:t>
+      </w:r>
+      <w:r>
+        <w:rPr>
+          <w:rFonts w:hint="default" w:ascii="Bodoni MT" w:hAnsi="Bodoni MT" w:eastAsia="等线" w:cs="Bodoni MT"/>
+          <w:b/>
+          <w:bCs/>
+          <w:i/>
+          <w:iCs/>
+          <w:sz w:val="22"/>
+          <w:szCs w:val="22"/>
+          <w:lang w:val="en-IN"/>
+        </w:rPr>
+        <w:t>runtime</w:t>
+      </w:r>
+      <w:r>
+        <w:rPr>
+          <w:rFonts w:hint="default" w:ascii="Bodoni MT" w:hAnsi="Bodoni MT" w:eastAsia="等线" w:cs="Bodoni MT"/>
+          <w:b/>
+          <w:bCs/>
+          <w:i w:val="0"/>
+          <w:iCs w:val="0"/>
+          <w:sz w:val="22"/>
+          <w:szCs w:val="22"/>
+          <w:lang w:val="en-IN"/>
+        </w:rPr>
+        <w:t xml:space="preserve"> </w:t>
+      </w:r>
+      <w:r>
+        <w:rPr>
+          <w:rFonts w:hint="default" w:ascii="Bodoni MT" w:hAnsi="Bodoni MT" w:eastAsia="等线" w:cs="Bodoni MT"/>
+          <w:b w:val="0"/>
+          <w:bCs w:val="0"/>
+          <w:i w:val="0"/>
+          <w:iCs w:val="0"/>
+          <w:sz w:val="22"/>
+          <w:szCs w:val="22"/>
+          <w:lang w:val="en-IN"/>
+        </w:rPr>
+        <w:t>to restart the containers.</w:t>
+      </w:r>
+    </w:p>
+    <w:p>
+      <w:pPr>
+        <w:keepNext w:val="0"/>
+        <w:keepLines w:val="0"/>
+        <w:widowControl/>
+        <w:numPr>
+          <w:ilvl w:val="2"/>
+          <w:numId w:val="11"/>
+        </w:numPr>
+        <w:suppressLineNumbers w:val="0"/>
+        <w:spacing w:before="0" w:beforeAutospacing="0" w:after="0" w:afterAutospacing="0" w:line="360" w:lineRule="auto"/>
+        <w:ind w:left="1260" w:leftChars="0" w:right="0" w:hanging="420" w:firstLineChars="0"/>
+        <w:jc w:val="left"/>
+        <w:rPr>
+          <w:rFonts w:hint="default" w:ascii="Bodoni MT" w:hAnsi="Bodoni MT" w:eastAsia="等线" w:cs="Bodoni MT"/>
+          <w:sz w:val="22"/>
+          <w:szCs w:val="22"/>
+        </w:rPr>
+      </w:pPr>
+      <w:r>
+        <w:rPr>
+          <w:rFonts w:hint="default" w:ascii="Bodoni MT" w:hAnsi="Bodoni MT" w:eastAsia="等线" w:cs="Bodoni MT"/>
+          <w:b w:val="0"/>
+          <w:bCs w:val="0"/>
+          <w:i w:val="0"/>
+          <w:iCs w:val="0"/>
+          <w:sz w:val="22"/>
+          <w:szCs w:val="22"/>
+          <w:lang w:val="en-IN"/>
+        </w:rPr>
+        <w:t xml:space="preserve">So, </w:t>
+      </w:r>
+      <w:r>
+        <w:rPr>
+          <w:rFonts w:hint="default" w:ascii="Bodoni MT" w:hAnsi="Bodoni MT" w:eastAsia="等线" w:cs="Bodoni MT"/>
+          <w:b w:val="0"/>
+          <w:bCs w:val="0"/>
+          <w:i/>
+          <w:iCs/>
+          <w:sz w:val="22"/>
+          <w:szCs w:val="22"/>
+          <w:lang w:val="en-IN"/>
+        </w:rPr>
+        <w:t>kubelet</w:t>
+      </w:r>
+      <w:r>
+        <w:rPr>
+          <w:rFonts w:hint="default" w:ascii="Bodoni MT" w:hAnsi="Bodoni MT" w:eastAsia="等线" w:cs="Bodoni MT"/>
+          <w:b w:val="0"/>
+          <w:bCs w:val="0"/>
+          <w:i w:val="0"/>
+          <w:iCs w:val="0"/>
+          <w:sz w:val="22"/>
+          <w:szCs w:val="22"/>
+          <w:lang w:val="en-IN"/>
+        </w:rPr>
+        <w:t xml:space="preserve"> doesn’t start or create the containers, rather it just get the data from pod specs and tells </w:t>
+      </w:r>
+      <w:r>
+        <w:rPr>
+          <w:rFonts w:hint="default" w:ascii="Bodoni MT" w:hAnsi="Bodoni MT" w:eastAsia="等线" w:cs="Bodoni MT"/>
+          <w:b w:val="0"/>
+          <w:bCs w:val="0"/>
+          <w:i/>
+          <w:iCs/>
+          <w:sz w:val="22"/>
+          <w:szCs w:val="22"/>
+          <w:lang w:val="en-IN"/>
+        </w:rPr>
+        <w:t>container runtime</w:t>
+      </w:r>
+      <w:r>
+        <w:rPr>
+          <w:rFonts w:hint="default" w:ascii="Bodoni MT" w:hAnsi="Bodoni MT" w:eastAsia="等线" w:cs="Bodoni MT"/>
+          <w:b w:val="0"/>
+          <w:bCs w:val="0"/>
+          <w:i w:val="0"/>
+          <w:iCs w:val="0"/>
+          <w:sz w:val="22"/>
+          <w:szCs w:val="22"/>
+          <w:lang w:val="en-IN"/>
+        </w:rPr>
+        <w:t xml:space="preserve"> to create and start the containers.</w:t>
+      </w:r>
+    </w:p>
+    <w:p>
+      <w:pPr>
+        <w:keepNext w:val="0"/>
+        <w:keepLines w:val="0"/>
+        <w:widowControl/>
+        <w:numPr>
+          <w:ilvl w:val="2"/>
+          <w:numId w:val="11"/>
+        </w:numPr>
+        <w:suppressLineNumbers w:val="0"/>
+        <w:spacing w:before="0" w:beforeAutospacing="0" w:after="0" w:afterAutospacing="0" w:line="360" w:lineRule="auto"/>
+        <w:ind w:left="1260" w:leftChars="0" w:right="0" w:hanging="420" w:firstLineChars="0"/>
+        <w:jc w:val="left"/>
+        <w:rPr>
+          <w:rFonts w:hint="default" w:ascii="Bodoni MT" w:hAnsi="Bodoni MT" w:eastAsia="等线" w:cs="Bodoni MT"/>
+          <w:sz w:val="22"/>
+          <w:szCs w:val="22"/>
+        </w:rPr>
+      </w:pPr>
+      <w:r>
+        <w:rPr>
+          <w:rFonts w:hint="default" w:ascii="Bodoni MT" w:hAnsi="Bodoni MT" w:eastAsia="等线" w:cs="Bodoni MT"/>
+          <w:i w:val="0"/>
+          <w:iCs w:val="0"/>
+          <w:color w:val="0070C0"/>
+          <w:sz w:val="22"/>
+          <w:szCs w:val="22"/>
+          <w:shd w:val="clear" w:fill="D9D9D9"/>
+        </w:rPr>
+        <w:t>[ runtime pulls images, create containers, start containers, stop/delete containers; environment(ex: linux) is provided by host OS ]</w:t>
       </w:r>
     </w:p>
     <w:p>
@@ -3831,52 +7060,18 @@
         <w:jc w:val="left"/>
         <w:rPr>
           <w:rFonts w:hint="default" w:ascii="Bodoni MT" w:hAnsi="Bodoni MT" w:eastAsia="等线" w:cs="Bodoni MT"/>
-          <w:color w:val="FFFFFF" w:themeColor="background1"/>
-          <w:sz w:val="22"/>
-          <w:szCs w:val="22"/>
-          <w:highlight w:val="darkMagenta"/>
-          <w14:textFill>
-            <w14:solidFill>
-              <w14:schemeClr w14:val="bg1"/>
-            </w14:solidFill>
-          </w14:textFill>
-        </w:rPr>
-      </w:pPr>
-      <w:r>
-        <w:rPr>
-          <w:rFonts w:hint="default" w:ascii="Bodoni MT" w:hAnsi="Bodoni MT" w:eastAsia="等线" w:cs="Bodoni MT"/>
-          <w:color w:val="FFFFFF" w:themeColor="background1"/>
-          <w:sz w:val="22"/>
-          <w:szCs w:val="22"/>
-          <w:highlight w:val="darkMagenta"/>
-          <w:lang w:val="en-US"/>
-          <w14:textFill>
-            <w14:solidFill>
-              <w14:schemeClr w14:val="bg1"/>
-            </w14:solidFill>
-          </w14:textFill>
-        </w:rPr>
-        <w:t xml:space="preserve">                                                                    </w:t>
-      </w:r>
-    </w:p>
-    <w:p>
-      <w:pPr>
-        <w:rPr>
-          <w:rFonts w:hint="default" w:ascii="Bodoni MT" w:hAnsi="Bodoni MT" w:eastAsia="等线" w:cs="Bodoni MT"/>
-          <w:sz w:val="22"/>
-          <w:szCs w:val="22"/>
-        </w:rPr>
-      </w:pPr>
-      <w:r>
-        <w:rPr>
-          <w:rFonts w:hint="default" w:ascii="Bodoni MT" w:hAnsi="Bodoni MT" w:eastAsia="等线" w:cs="Bodoni MT"/>
-          <w:color w:val="auto"/>
-          <w:kern w:val="0"/>
-          <w:sz w:val="22"/>
-          <w:szCs w:val="22"/>
-          <w:lang w:val="en-IN" w:eastAsia="zh-CN" w:bidi="ar"/>
-        </w:rPr>
-        <w:br w:type="page"/>
+          <w:sz w:val="22"/>
+          <w:szCs w:val="22"/>
+        </w:rPr>
+      </w:pPr>
+      <w:r>
+        <w:rPr>
+          <w:rFonts w:hint="default" w:ascii="Bodoni MT" w:hAnsi="Bodoni MT" w:eastAsia="等线" w:cs="Bodoni MT"/>
+          <w:sz w:val="22"/>
+          <w:szCs w:val="22"/>
+          <w:lang w:val="en-IN"/>
+        </w:rPr>
+        <w:t xml:space="preserve">NOTE: </w:t>
       </w:r>
     </w:p>
     <w:p>
@@ -3885,37 +7080,920 @@
         <w:keepLines w:val="0"/>
         <w:widowControl/>
         <w:numPr>
-          <w:numId w:val="0"/>
+          <w:ilvl w:val="2"/>
+          <w:numId w:val="11"/>
         </w:numPr>
         <w:suppressLineNumbers w:val="0"/>
         <w:spacing w:before="0" w:beforeAutospacing="0" w:after="0" w:afterAutospacing="0" w:line="360" w:lineRule="auto"/>
-        <w:ind w:leftChars="0" w:right="0" w:rightChars="0"/>
-        <w:jc w:val="center"/>
+        <w:ind w:left="1260" w:leftChars="0" w:right="0" w:hanging="420" w:firstLineChars="0"/>
+        <w:jc w:val="left"/>
+        <w:rPr>
+          <w:rFonts w:hint="default" w:ascii="Bodoni MT" w:hAnsi="Bodoni MT" w:eastAsia="等线" w:cs="Bodoni MT"/>
+          <w:sz w:val="22"/>
+          <w:szCs w:val="22"/>
+        </w:rPr>
+      </w:pPr>
+      <w:r>
+        <w:rPr>
+          <w:rFonts w:hint="default" w:ascii="Bodoni MT" w:hAnsi="Bodoni MT" w:eastAsia="等线" w:cs="Bodoni MT"/>
+          <w:sz w:val="22"/>
+          <w:szCs w:val="22"/>
+          <w:lang w:val="en-IN"/>
+        </w:rPr>
+        <w:t>CRI is an interface, and its interface must be there for the runtimes.</w:t>
+      </w:r>
+    </w:p>
+    <w:p>
+      <w:pPr>
+        <w:keepNext w:val="0"/>
+        <w:keepLines w:val="0"/>
+        <w:widowControl/>
+        <w:numPr>
+          <w:ilvl w:val="2"/>
+          <w:numId w:val="11"/>
+        </w:numPr>
+        <w:suppressLineNumbers w:val="0"/>
+        <w:spacing w:before="0" w:beforeAutospacing="0" w:after="0" w:afterAutospacing="0" w:line="360" w:lineRule="auto"/>
+        <w:ind w:left="1260" w:leftChars="0" w:right="0" w:hanging="420" w:firstLineChars="0"/>
+        <w:jc w:val="left"/>
+        <w:rPr>
+          <w:rFonts w:hint="default" w:ascii="Bodoni MT" w:hAnsi="Bodoni MT" w:eastAsia="等线" w:cs="Bodoni MT"/>
+          <w:sz w:val="22"/>
+          <w:szCs w:val="22"/>
+        </w:rPr>
+      </w:pPr>
+      <w:r>
+        <w:rPr>
+          <w:rFonts w:hint="default" w:ascii="Bodoni MT" w:hAnsi="Bodoni MT" w:eastAsia="等线" w:cs="Bodoni MT"/>
+          <w:sz w:val="22"/>
+          <w:szCs w:val="22"/>
+          <w:lang w:val="en-IN"/>
+        </w:rPr>
+        <w:t xml:space="preserve">Its </w:t>
+      </w:r>
+      <w:r>
         <w:rPr>
           <w:rFonts w:hint="default" w:ascii="Bodoni MT" w:hAnsi="Bodoni MT" w:eastAsia="等线" w:cs="Bodoni MT"/>
           <w:b/>
           <w:bCs/>
-          <w:color w:val="002060"/>
-          <w:sz w:val="28"/>
-          <w:szCs w:val="28"/>
-          <w:highlight w:val="lightGray"/>
-          <w:u w:val="single"/>
-          <w:lang w:val="en-IN"/>
-        </w:rPr>
-      </w:pPr>
+          <w:color w:val="C00000"/>
+          <w:sz w:val="22"/>
+          <w:szCs w:val="22"/>
+          <w:lang w:val="en-IN"/>
+        </w:rPr>
+        <w:t xml:space="preserve">not </w:t>
+      </w:r>
+      <w:r>
+        <w:rPr>
+          <w:rFonts w:hint="default" w:ascii="Bodoni MT" w:hAnsi="Bodoni MT" w:eastAsia="等线" w:cs="Bodoni MT"/>
+          <w:sz w:val="22"/>
+          <w:szCs w:val="22"/>
+          <w:lang w:val="en-IN"/>
+        </w:rPr>
+        <w:t xml:space="preserve">that, </w:t>
+      </w:r>
       <w:r>
         <w:rPr>
           <w:rFonts w:hint="default" w:ascii="Bodoni MT" w:hAnsi="Bodoni MT" w:eastAsia="等线" w:cs="Bodoni MT"/>
           <w:b/>
           <w:bCs/>
-          <w:color w:val="002060"/>
-          <w:sz w:val="28"/>
-          <w:szCs w:val="28"/>
-          <w:highlight w:val="lightGray"/>
-          <w:u w:val="single"/>
-          <w:lang w:val="en-IN"/>
-        </w:rPr>
-        <w:t xml:space="preserve">  Node, Kubernetes, VMs (provided by Cloud providers or Bare metal)  </w:t>
+          <w:i/>
+          <w:iCs/>
+          <w:strike/>
+          <w:dstrike w:val="0"/>
+          <w:color w:val="C00000"/>
+          <w:sz w:val="22"/>
+          <w:szCs w:val="22"/>
+          <w:lang w:val="en-IN"/>
+        </w:rPr>
+        <w:t>kubelet</w:t>
+      </w:r>
+      <w:r>
+        <w:rPr>
+          <w:rFonts w:hint="default" w:ascii="Bodoni MT" w:hAnsi="Bodoni MT" w:eastAsia="等线" w:cs="Bodoni MT"/>
+          <w:b w:val="0"/>
+          <w:bCs w:val="0"/>
+          <w:i w:val="0"/>
+          <w:iCs w:val="0"/>
+          <w:strike/>
+          <w:dstrike w:val="0"/>
+          <w:color w:val="C00000"/>
+          <w:sz w:val="22"/>
+          <w:szCs w:val="22"/>
+          <w:lang w:val="en-IN"/>
+        </w:rPr>
+        <w:t xml:space="preserve"> will use an implementation of CRI to talk to runtime</w:t>
+      </w:r>
+      <w:r>
+        <w:rPr>
+          <w:rFonts w:hint="default" w:ascii="Bodoni MT" w:hAnsi="Bodoni MT" w:eastAsia="等线" w:cs="Bodoni MT"/>
+          <w:b w:val="0"/>
+          <w:bCs w:val="0"/>
+          <w:i w:val="0"/>
+          <w:iCs w:val="0"/>
+          <w:sz w:val="22"/>
+          <w:szCs w:val="22"/>
+          <w:lang w:val="en-IN"/>
+        </w:rPr>
+        <w:t>.</w:t>
+      </w:r>
+      <w:r>
+        <w:rPr>
+          <w:rFonts w:hint="default" w:ascii="Bodoni MT" w:hAnsi="Bodoni MT" w:eastAsia="等线" w:cs="Bodoni MT"/>
+          <w:b w:val="0"/>
+          <w:bCs w:val="0"/>
+          <w:i w:val="0"/>
+          <w:iCs w:val="0"/>
+          <w:sz w:val="22"/>
+          <w:szCs w:val="22"/>
+          <w:lang w:val="en-IN"/>
+        </w:rPr>
+        <w:br w:type="textWrapping"/>
+      </w:r>
+      <w:r>
+        <w:rPr>
+          <w:rFonts w:hint="default" w:ascii="Bodoni MT" w:hAnsi="Bodoni MT" w:eastAsia="等线" w:cs="Bodoni MT"/>
+          <w:b w:val="0"/>
+          <w:bCs w:val="0"/>
+          <w:i w:val="0"/>
+          <w:iCs w:val="0"/>
+          <w:sz w:val="22"/>
+          <w:szCs w:val="22"/>
+          <w:lang w:val="en-IN"/>
+        </w:rPr>
+        <w:t>Rather,</w:t>
+      </w:r>
+      <w:r>
+        <w:rPr>
+          <w:rFonts w:hint="default" w:ascii="Bodoni MT" w:hAnsi="Bodoni MT" w:eastAsia="等线" w:cs="Bodoni MT"/>
+          <w:b w:val="0"/>
+          <w:bCs w:val="0"/>
+          <w:i w:val="0"/>
+          <w:iCs w:val="0"/>
+          <w:color w:val="00B050"/>
+          <w:sz w:val="22"/>
+          <w:szCs w:val="22"/>
+          <w:shd w:val="clear" w:color="FFFFFF" w:fill="D9D9D9"/>
+          <w:lang w:val="en-IN"/>
+        </w:rPr>
+        <w:t xml:space="preserve"> </w:t>
+      </w:r>
+      <w:r>
+        <w:rPr>
+          <w:rFonts w:hint="default" w:ascii="Bodoni MT" w:hAnsi="Bodoni MT" w:eastAsia="等线" w:cs="Bodoni MT"/>
+          <w:b/>
+          <w:bCs/>
+          <w:i/>
+          <w:iCs/>
+          <w:color w:val="00B050"/>
+          <w:sz w:val="22"/>
+          <w:szCs w:val="22"/>
+          <w:shd w:val="clear" w:color="FFFFFF" w:fill="D9D9D9"/>
+          <w:lang w:val="en-IN"/>
+        </w:rPr>
+        <w:t>runtime</w:t>
+      </w:r>
+      <w:r>
+        <w:rPr>
+          <w:rFonts w:hint="default" w:ascii="Bodoni MT" w:hAnsi="Bodoni MT" w:eastAsia="等线" w:cs="Bodoni MT"/>
+          <w:b w:val="0"/>
+          <w:bCs w:val="0"/>
+          <w:i/>
+          <w:iCs/>
+          <w:color w:val="00B050"/>
+          <w:sz w:val="22"/>
+          <w:szCs w:val="22"/>
+          <w:shd w:val="clear" w:color="FFFFFF" w:fill="D9D9D9"/>
+          <w:lang w:val="en-IN"/>
+        </w:rPr>
+        <w:t xml:space="preserve"> will have </w:t>
+      </w:r>
+      <w:r>
+        <w:rPr>
+          <w:rFonts w:hint="default" w:ascii="Bodoni MT" w:hAnsi="Bodoni MT" w:eastAsia="等线" w:cs="Bodoni MT"/>
+          <w:b/>
+          <w:bCs/>
+          <w:i/>
+          <w:iCs/>
+          <w:color w:val="00B050"/>
+          <w:sz w:val="22"/>
+          <w:szCs w:val="22"/>
+          <w:shd w:val="clear" w:color="FFFFFF" w:fill="D9D9D9"/>
+          <w:lang w:val="en-IN"/>
+        </w:rPr>
+        <w:t>CRI</w:t>
+      </w:r>
+      <w:r>
+        <w:rPr>
+          <w:rFonts w:hint="default" w:ascii="Bodoni MT" w:hAnsi="Bodoni MT" w:eastAsia="等线" w:cs="Bodoni MT"/>
+          <w:b w:val="0"/>
+          <w:bCs w:val="0"/>
+          <w:i/>
+          <w:iCs/>
+          <w:color w:val="00B050"/>
+          <w:sz w:val="22"/>
+          <w:szCs w:val="22"/>
+          <w:shd w:val="clear" w:color="FFFFFF" w:fill="D9D9D9"/>
+          <w:lang w:val="en-IN"/>
+        </w:rPr>
+        <w:t xml:space="preserve"> implementation within it</w:t>
+      </w:r>
+      <w:r>
+        <w:rPr>
+          <w:rFonts w:hint="default" w:ascii="Bodoni MT" w:hAnsi="Bodoni MT" w:eastAsia="等线" w:cs="Bodoni MT"/>
+          <w:b w:val="0"/>
+          <w:bCs w:val="0"/>
+          <w:i w:val="0"/>
+          <w:iCs w:val="0"/>
+          <w:color w:val="00B050"/>
+          <w:sz w:val="22"/>
+          <w:szCs w:val="22"/>
+          <w:shd w:val="clear" w:color="FFFFFF" w:fill="D9D9D9"/>
+          <w:lang w:val="en-IN"/>
+        </w:rPr>
+        <w:t>.</w:t>
+      </w:r>
+    </w:p>
+    <w:p>
+      <w:pPr>
+        <w:keepNext w:val="0"/>
+        <w:keepLines w:val="0"/>
+        <w:widowControl/>
+        <w:numPr>
+          <w:ilvl w:val="2"/>
+          <w:numId w:val="11"/>
+        </w:numPr>
+        <w:suppressLineNumbers w:val="0"/>
+        <w:spacing w:before="0" w:beforeAutospacing="0" w:after="0" w:afterAutospacing="0" w:line="360" w:lineRule="auto"/>
+        <w:ind w:left="1260" w:leftChars="0" w:right="0" w:hanging="420" w:firstLineChars="0"/>
+        <w:jc w:val="left"/>
+        <w:rPr>
+          <w:rFonts w:hint="default" w:ascii="Bodoni MT" w:hAnsi="Bodoni MT" w:eastAsia="等线" w:cs="Bodoni MT"/>
+          <w:sz w:val="22"/>
+          <w:szCs w:val="22"/>
+        </w:rPr>
+      </w:pPr>
+      <w:r>
+        <w:rPr>
+          <w:rFonts w:hint="default" w:ascii="Bodoni MT" w:hAnsi="Bodoni MT" w:eastAsia="等线" w:cs="Bodoni MT"/>
+          <w:b/>
+          <w:bCs/>
+          <w:i/>
+          <w:iCs/>
+          <w:sz w:val="22"/>
+          <w:szCs w:val="22"/>
+          <w:lang w:val="en-IN"/>
+        </w:rPr>
+        <w:t>kubelet</w:t>
+      </w:r>
+      <w:r>
+        <w:rPr>
+          <w:rFonts w:hint="default" w:ascii="Bodoni MT" w:hAnsi="Bodoni MT" w:eastAsia="等线" w:cs="Bodoni MT"/>
+          <w:b w:val="0"/>
+          <w:bCs w:val="0"/>
+          <w:i w:val="0"/>
+          <w:iCs w:val="0"/>
+          <w:sz w:val="22"/>
+          <w:szCs w:val="22"/>
+          <w:lang w:val="en-IN"/>
+        </w:rPr>
+        <w:t xml:space="preserve"> will send the </w:t>
+      </w:r>
+      <w:r>
+        <w:rPr>
+          <w:rFonts w:hint="default" w:ascii="Bodoni MT" w:hAnsi="Bodoni MT" w:eastAsia="等线" w:cs="Bodoni MT"/>
+          <w:b w:val="0"/>
+          <w:bCs w:val="0"/>
+          <w:i/>
+          <w:iCs/>
+          <w:color w:val="C00000"/>
+          <w:sz w:val="22"/>
+          <w:szCs w:val="22"/>
+          <w:lang w:val="en-IN"/>
+        </w:rPr>
+        <w:t>same type of request</w:t>
+      </w:r>
+      <w:r>
+        <w:rPr>
+          <w:rFonts w:hint="default" w:ascii="Bodoni MT" w:hAnsi="Bodoni MT" w:eastAsia="等线" w:cs="Bodoni MT"/>
+          <w:b w:val="0"/>
+          <w:bCs w:val="0"/>
+          <w:i w:val="0"/>
+          <w:iCs w:val="0"/>
+          <w:sz w:val="22"/>
+          <w:szCs w:val="22"/>
+          <w:lang w:val="en-IN"/>
+        </w:rPr>
+        <w:t xml:space="preserve"> to all the runtime, so it looks like all the </w:t>
+      </w:r>
+      <w:r>
+        <w:rPr>
+          <w:rFonts w:hint="default" w:ascii="Bodoni MT" w:hAnsi="Bodoni MT" w:eastAsia="等线" w:cs="Bodoni MT"/>
+          <w:b/>
+          <w:bCs/>
+          <w:i/>
+          <w:iCs/>
+          <w:sz w:val="22"/>
+          <w:szCs w:val="22"/>
+          <w:lang w:val="en-IN"/>
+        </w:rPr>
+        <w:t>runtimes</w:t>
+      </w:r>
+      <w:r>
+        <w:rPr>
+          <w:rFonts w:hint="default" w:ascii="Bodoni MT" w:hAnsi="Bodoni MT" w:eastAsia="等线" w:cs="Bodoni MT"/>
+          <w:b w:val="0"/>
+          <w:bCs w:val="0"/>
+          <w:i w:val="0"/>
+          <w:iCs w:val="0"/>
+          <w:sz w:val="22"/>
+          <w:szCs w:val="22"/>
+          <w:lang w:val="en-IN"/>
+        </w:rPr>
+        <w:t xml:space="preserve"> are accepting same type of request.</w:t>
+      </w:r>
+      <w:r>
+        <w:rPr>
+          <w:rFonts w:hint="default" w:ascii="Bodoni MT" w:hAnsi="Bodoni MT" w:eastAsia="等线" w:cs="Bodoni MT"/>
+          <w:b w:val="0"/>
+          <w:bCs w:val="0"/>
+          <w:i w:val="0"/>
+          <w:iCs w:val="0"/>
+          <w:sz w:val="22"/>
+          <w:szCs w:val="22"/>
+          <w:lang w:val="en-IN"/>
+        </w:rPr>
+        <w:br w:type="textWrapping"/>
+      </w:r>
+      <w:r>
+        <w:rPr>
+          <w:rFonts w:hint="default" w:ascii="Bodoni MT" w:hAnsi="Bodoni MT" w:eastAsia="等线" w:cs="Bodoni MT"/>
+          <w:b w:val="0"/>
+          <w:bCs w:val="0"/>
+          <w:i w:val="0"/>
+          <w:iCs w:val="0"/>
+          <w:sz w:val="22"/>
+          <w:szCs w:val="22"/>
+          <w:lang w:val="en-IN"/>
+        </w:rPr>
+        <w:t xml:space="preserve">But no, the </w:t>
+      </w:r>
+      <w:r>
+        <w:rPr>
+          <w:rFonts w:hint="default" w:ascii="Bodoni MT" w:hAnsi="Bodoni MT" w:eastAsia="等线" w:cs="Bodoni MT"/>
+          <w:b/>
+          <w:bCs/>
+          <w:i/>
+          <w:iCs/>
+          <w:sz w:val="22"/>
+          <w:szCs w:val="22"/>
+          <w:lang w:val="en-IN"/>
+        </w:rPr>
+        <w:t>CRI</w:t>
+      </w:r>
+      <w:r>
+        <w:rPr>
+          <w:rFonts w:hint="default" w:ascii="Bodoni MT" w:hAnsi="Bodoni MT" w:eastAsia="等线" w:cs="Bodoni MT"/>
+          <w:b w:val="0"/>
+          <w:bCs w:val="0"/>
+          <w:i/>
+          <w:iCs/>
+          <w:sz w:val="22"/>
+          <w:szCs w:val="22"/>
+          <w:lang w:val="en-IN"/>
+        </w:rPr>
+        <w:t>’s implementation</w:t>
+      </w:r>
+      <w:r>
+        <w:rPr>
+          <w:rFonts w:hint="default" w:ascii="Bodoni MT" w:hAnsi="Bodoni MT" w:eastAsia="等线" w:cs="Bodoni MT"/>
+          <w:b w:val="0"/>
+          <w:bCs w:val="0"/>
+          <w:i w:val="0"/>
+          <w:iCs w:val="0"/>
+          <w:sz w:val="22"/>
+          <w:szCs w:val="22"/>
+          <w:lang w:val="en-IN"/>
+        </w:rPr>
+        <w:t xml:space="preserve"> makes it look like that.</w:t>
+      </w:r>
+    </w:p>
+    <w:p>
+      <w:pPr>
+        <w:keepNext w:val="0"/>
+        <w:keepLines w:val="0"/>
+        <w:widowControl/>
+        <w:numPr>
+          <w:ilvl w:val="2"/>
+          <w:numId w:val="11"/>
+        </w:numPr>
+        <w:suppressLineNumbers w:val="0"/>
+        <w:spacing w:before="0" w:beforeAutospacing="0" w:after="0" w:afterAutospacing="0" w:line="360" w:lineRule="auto"/>
+        <w:ind w:left="1260" w:leftChars="0" w:right="0" w:hanging="420" w:firstLineChars="0"/>
+        <w:jc w:val="left"/>
+        <w:rPr>
+          <w:rFonts w:hint="default" w:ascii="Bodoni MT" w:hAnsi="Bodoni MT" w:eastAsia="等线" w:cs="Bodoni MT"/>
+          <w:color w:val="C00000"/>
+          <w:sz w:val="22"/>
+          <w:szCs w:val="22"/>
+          <w:shd w:val="clear" w:color="FFFFFF" w:fill="D9D9D9"/>
+        </w:rPr>
+      </w:pPr>
+      <w:r>
+        <w:rPr>
+          <w:rFonts w:hint="default" w:ascii="Bodoni MT" w:hAnsi="Bodoni MT" w:eastAsia="等线" w:cs="Bodoni MT"/>
+          <w:color w:val="C00000"/>
+          <w:sz w:val="22"/>
+          <w:szCs w:val="22"/>
+          <w:shd w:val="clear" w:color="FFFFFF" w:fill="D9D9D9"/>
+        </w:rPr>
+        <w:t>Kubelet sends the same CRI requests to any runtime</w:t>
+      </w:r>
+      <w:r>
+        <w:rPr>
+          <w:rFonts w:hint="default" w:ascii="Bodoni MT" w:hAnsi="Bodoni MT" w:eastAsia="等线" w:cs="Bodoni MT"/>
+          <w:color w:val="C00000"/>
+          <w:sz w:val="22"/>
+          <w:szCs w:val="22"/>
+          <w:shd w:val="clear" w:color="FFFFFF" w:fill="D9D9D9"/>
+          <w:lang w:val="en-IN"/>
+        </w:rPr>
+        <w:t xml:space="preserve">, </w:t>
+      </w:r>
+      <w:r>
+        <w:rPr>
+          <w:rFonts w:hint="default" w:ascii="Bodoni MT" w:hAnsi="Bodoni MT" w:eastAsia="等线" w:cs="Bodoni MT"/>
+          <w:color w:val="C00000"/>
+          <w:sz w:val="22"/>
+          <w:szCs w:val="22"/>
+          <w:shd w:val="clear" w:color="FFFFFF" w:fill="D9D9D9"/>
+        </w:rPr>
+        <w:t>Each runtime translates those requests internally in its own way</w:t>
+      </w:r>
+      <w:r>
+        <w:rPr>
+          <w:rFonts w:hint="default" w:ascii="Bodoni MT" w:hAnsi="Bodoni MT" w:eastAsia="等线" w:cs="Bodoni MT"/>
+          <w:color w:val="C00000"/>
+          <w:sz w:val="22"/>
+          <w:szCs w:val="22"/>
+          <w:shd w:val="clear" w:color="FFFFFF" w:fill="D9D9D9"/>
+          <w:lang w:val="en-IN"/>
+        </w:rPr>
+        <w:t xml:space="preserve"> (CRI’s implementation does this transalation).</w:t>
+      </w:r>
+    </w:p>
+    <w:p>
+      <w:pPr>
+        <w:keepNext w:val="0"/>
+        <w:keepLines w:val="0"/>
+        <w:widowControl/>
+        <w:numPr>
+          <w:ilvl w:val="1"/>
+          <w:numId w:val="11"/>
+        </w:numPr>
+        <w:suppressLineNumbers w:val="0"/>
+        <w:spacing w:before="0" w:beforeAutospacing="0" w:after="0" w:afterAutospacing="0" w:line="360" w:lineRule="auto"/>
+        <w:ind w:left="840" w:leftChars="0" w:right="0" w:hanging="420" w:firstLineChars="0"/>
+        <w:jc w:val="left"/>
+        <w:rPr>
+          <w:rFonts w:hint="default" w:ascii="Bodoni MT" w:hAnsi="Bodoni MT" w:eastAsia="等线" w:cs="Bodoni MT"/>
+          <w:sz w:val="22"/>
+          <w:szCs w:val="22"/>
+        </w:rPr>
+      </w:pPr>
+      <w:r>
+        <w:rPr>
+          <w:rFonts w:hint="default" w:ascii="Bodoni MT" w:hAnsi="Bodoni MT" w:eastAsia="等线" w:cs="Bodoni MT"/>
+          <w:i/>
+          <w:iCs/>
+          <w:sz w:val="22"/>
+          <w:szCs w:val="22"/>
+          <w:lang w:val="en-IN"/>
+        </w:rPr>
+        <w:t>Docker</w:t>
+      </w:r>
+      <w:r>
+        <w:rPr>
+          <w:rFonts w:hint="default" w:ascii="Bodoni MT" w:hAnsi="Bodoni MT" w:eastAsia="等线" w:cs="Bodoni MT"/>
+          <w:i w:val="0"/>
+          <w:iCs w:val="0"/>
+          <w:sz w:val="22"/>
+          <w:szCs w:val="22"/>
+          <w:lang w:val="en-IN"/>
+        </w:rPr>
+        <w:t xml:space="preserve"> doesn’t have the CRI’s implementation.</w:t>
+      </w:r>
+    </w:p>
+    <w:p>
+      <w:pPr>
+        <w:keepNext w:val="0"/>
+        <w:keepLines w:val="0"/>
+        <w:widowControl/>
+        <w:numPr>
+          <w:ilvl w:val="2"/>
+          <w:numId w:val="11"/>
+        </w:numPr>
+        <w:suppressLineNumbers w:val="0"/>
+        <w:spacing w:before="0" w:beforeAutospacing="0" w:after="0" w:afterAutospacing="0" w:line="360" w:lineRule="auto"/>
+        <w:ind w:left="1260" w:leftChars="0" w:right="0" w:hanging="420" w:firstLineChars="0"/>
+        <w:jc w:val="left"/>
+        <w:rPr>
+          <w:rFonts w:hint="default" w:ascii="Bodoni MT" w:hAnsi="Bodoni MT" w:eastAsia="等线" w:cs="Bodoni MT"/>
+          <w:sz w:val="22"/>
+          <w:szCs w:val="22"/>
+        </w:rPr>
+      </w:pPr>
+      <w:r>
+        <w:rPr>
+          <w:rFonts w:hint="default" w:ascii="Bodoni MT" w:hAnsi="Bodoni MT" w:eastAsia="等线" w:cs="Bodoni MT"/>
+          <w:i w:val="0"/>
+          <w:iCs w:val="0"/>
+          <w:sz w:val="22"/>
+          <w:szCs w:val="22"/>
+          <w:lang w:val="en-IN"/>
+        </w:rPr>
+        <w:t xml:space="preserve">So, Kubernetes used to use one adaptor called </w:t>
+      </w:r>
+      <w:r>
+        <w:rPr>
+          <w:rFonts w:hint="default" w:ascii="Bodoni MT" w:hAnsi="Bodoni MT" w:eastAsia="等线" w:cs="Bodoni MT"/>
+          <w:b/>
+          <w:bCs/>
+          <w:i/>
+          <w:iCs/>
+          <w:sz w:val="22"/>
+          <w:szCs w:val="22"/>
+          <w:lang w:val="en-IN"/>
+        </w:rPr>
+        <w:t>dockershim</w:t>
+      </w:r>
+      <w:r>
+        <w:rPr>
+          <w:rFonts w:hint="default" w:ascii="Bodoni MT" w:hAnsi="Bodoni MT" w:eastAsia="等线" w:cs="Bodoni MT"/>
+          <w:b w:val="0"/>
+          <w:bCs w:val="0"/>
+          <w:i w:val="0"/>
+          <w:iCs w:val="0"/>
+          <w:sz w:val="22"/>
+          <w:szCs w:val="22"/>
+          <w:lang w:val="en-IN"/>
+        </w:rPr>
+        <w:t xml:space="preserve"> which was containing the CRI’s implementation.</w:t>
+      </w:r>
+      <w:r>
+        <w:rPr>
+          <w:rFonts w:hint="default" w:ascii="Bodoni MT" w:hAnsi="Bodoni MT" w:eastAsia="等线" w:cs="Bodoni MT"/>
+          <w:b w:val="0"/>
+          <w:bCs w:val="0"/>
+          <w:i w:val="0"/>
+          <w:iCs w:val="0"/>
+          <w:sz w:val="22"/>
+          <w:szCs w:val="22"/>
+          <w:lang w:val="en-IN"/>
+        </w:rPr>
+        <w:br w:type="textWrapping"/>
+      </w:r>
+      <w:r>
+        <w:drawing>
+          <wp:inline distT="0" distB="0" distL="114300" distR="114300">
+            <wp:extent cx="4806950" cy="228600"/>
+            <wp:effectExtent l="0" t="0" r="6350" b="0"/>
+            <wp:docPr id="4" name="Picture 4"/>
+            <wp:cNvGraphicFramePr>
+              <a:graphicFrameLocks xmlns:a="http://schemas.openxmlformats.org/drawingml/2006/main" noChangeAspect="1"/>
+            </wp:cNvGraphicFramePr>
+            <a:graphic xmlns:a="http://schemas.openxmlformats.org/drawingml/2006/main">
+              <a:graphicData uri="http://schemas.openxmlformats.org/drawingml/2006/picture">
+                <pic:pic xmlns:pic="http://schemas.openxmlformats.org/drawingml/2006/picture">
+                  <pic:nvPicPr>
+                    <pic:cNvPr id="4" name="Picture 4"/>
+                    <pic:cNvPicPr>
+                      <a:picLocks noChangeAspect="1"/>
+                    </pic:cNvPicPr>
+                  </pic:nvPicPr>
+                  <pic:blipFill>
+                    <a:blip r:embed="rId7"/>
+                    <a:stretch>
+                      <a:fillRect/>
+                    </a:stretch>
+                  </pic:blipFill>
+                  <pic:spPr>
+                    <a:xfrm>
+                      <a:off x="0" y="0"/>
+                      <a:ext cx="4806950" cy="228600"/>
+                    </a:xfrm>
+                    <a:prstGeom prst="rect">
+                      <a:avLst/>
+                    </a:prstGeom>
+                    <a:noFill/>
+                    <a:ln>
+                      <a:noFill/>
+                    </a:ln>
+                  </pic:spPr>
+                </pic:pic>
+              </a:graphicData>
+            </a:graphic>
+          </wp:inline>
+        </w:drawing>
+      </w:r>
+    </w:p>
+    <w:p>
+      <w:pPr>
+        <w:keepNext w:val="0"/>
+        <w:keepLines w:val="0"/>
+        <w:widowControl/>
+        <w:numPr>
+          <w:ilvl w:val="2"/>
+          <w:numId w:val="11"/>
+        </w:numPr>
+        <w:suppressLineNumbers w:val="0"/>
+        <w:spacing w:before="0" w:beforeAutospacing="0" w:after="0" w:afterAutospacing="0" w:line="360" w:lineRule="auto"/>
+        <w:ind w:left="1260" w:leftChars="0" w:right="0" w:hanging="420" w:firstLineChars="0"/>
+        <w:jc w:val="left"/>
+        <w:rPr>
+          <w:rFonts w:hint="default" w:ascii="Bodoni MT" w:hAnsi="Bodoni MT" w:eastAsia="等线" w:cs="Bodoni MT"/>
+          <w:sz w:val="22"/>
+          <w:szCs w:val="22"/>
+        </w:rPr>
+      </w:pPr>
+      <w:r>
+        <w:rPr>
+          <w:rFonts w:hint="default" w:ascii="Bodoni MT" w:hAnsi="Bodoni MT" w:eastAsia="等线" w:cs="Bodoni MT"/>
+          <w:sz w:val="22"/>
+          <w:szCs w:val="22"/>
+          <w:lang w:val="en-IN"/>
+        </w:rPr>
+        <w:t xml:space="preserve">This </w:t>
+      </w:r>
+      <w:r>
+        <w:rPr>
+          <w:rFonts w:hint="default" w:ascii="Bodoni MT" w:hAnsi="Bodoni MT" w:eastAsia="等线" w:cs="Bodoni MT"/>
+          <w:b/>
+          <w:bCs/>
+          <w:i/>
+          <w:iCs/>
+          <w:sz w:val="22"/>
+          <w:szCs w:val="22"/>
+          <w:lang w:val="en-IN"/>
+        </w:rPr>
+        <w:t>dockershim</w:t>
+      </w:r>
+      <w:r>
+        <w:rPr>
+          <w:rFonts w:hint="default" w:ascii="Bodoni MT" w:hAnsi="Bodoni MT" w:eastAsia="等线" w:cs="Bodoni MT"/>
+          <w:b w:val="0"/>
+          <w:bCs w:val="0"/>
+          <w:i w:val="0"/>
+          <w:iCs w:val="0"/>
+          <w:sz w:val="22"/>
+          <w:szCs w:val="22"/>
+          <w:lang w:val="en-IN"/>
+        </w:rPr>
+        <w:t xml:space="preserve"> was an extra layer to provide CRI to the docker runtime.</w:t>
+      </w:r>
+    </w:p>
+    <w:p>
+      <w:pPr>
+        <w:keepNext w:val="0"/>
+        <w:keepLines w:val="0"/>
+        <w:widowControl/>
+        <w:numPr>
+          <w:ilvl w:val="2"/>
+          <w:numId w:val="11"/>
+        </w:numPr>
+        <w:suppressLineNumbers w:val="0"/>
+        <w:spacing w:before="0" w:beforeAutospacing="0" w:after="0" w:afterAutospacing="0" w:line="360" w:lineRule="auto"/>
+        <w:ind w:left="1260" w:leftChars="0" w:right="0" w:hanging="420" w:firstLineChars="0"/>
+        <w:jc w:val="left"/>
+        <w:rPr>
+          <w:rFonts w:hint="default" w:ascii="Bodoni MT" w:hAnsi="Bodoni MT" w:eastAsia="等线" w:cs="Bodoni MT"/>
+          <w:sz w:val="22"/>
+          <w:szCs w:val="22"/>
+        </w:rPr>
+      </w:pPr>
+      <w:r>
+        <w:rPr>
+          <w:rFonts w:hint="default" w:ascii="Bodoni MT" w:hAnsi="Bodoni MT" w:eastAsia="等线" w:cs="Bodoni MT"/>
+          <w:b w:val="0"/>
+          <w:bCs w:val="0"/>
+          <w:i w:val="0"/>
+          <w:iCs w:val="0"/>
+          <w:sz w:val="22"/>
+          <w:szCs w:val="22"/>
+          <w:lang w:val="en-IN"/>
+        </w:rPr>
+        <w:t xml:space="preserve">Docker has and always had its runtime called </w:t>
+      </w:r>
+      <w:r>
+        <w:rPr>
+          <w:rFonts w:hint="default" w:ascii="Bodoni MT" w:hAnsi="Bodoni MT" w:eastAsia="等线" w:cs="Bodoni MT"/>
+          <w:b/>
+          <w:bCs/>
+          <w:i w:val="0"/>
+          <w:iCs w:val="0"/>
+          <w:sz w:val="22"/>
+          <w:szCs w:val="22"/>
+          <w:lang w:val="en-IN"/>
+        </w:rPr>
+        <w:t>containerd</w:t>
+      </w:r>
+      <w:r>
+        <w:rPr>
+          <w:rFonts w:hint="default" w:ascii="Bodoni MT" w:hAnsi="Bodoni MT" w:eastAsia="等线" w:cs="Bodoni MT"/>
+          <w:b w:val="0"/>
+          <w:bCs w:val="0"/>
+          <w:i w:val="0"/>
+          <w:iCs w:val="0"/>
+          <w:sz w:val="22"/>
+          <w:szCs w:val="22"/>
+          <w:lang w:val="en-IN"/>
+        </w:rPr>
+        <w:t>.</w:t>
+      </w:r>
+      <w:r>
+        <w:rPr>
+          <w:rFonts w:hint="default" w:ascii="Bodoni MT" w:hAnsi="Bodoni MT" w:eastAsia="等线" w:cs="Bodoni MT"/>
+          <w:b w:val="0"/>
+          <w:bCs w:val="0"/>
+          <w:i w:val="0"/>
+          <w:iCs w:val="0"/>
+          <w:sz w:val="22"/>
+          <w:szCs w:val="22"/>
+          <w:lang w:val="en-IN"/>
+        </w:rPr>
+        <w:br w:type="textWrapping"/>
+      </w:r>
+      <w:r>
+        <w:rPr>
+          <w:rFonts w:hint="default" w:ascii="Bodoni MT" w:hAnsi="Bodoni MT" w:eastAsia="等线" w:cs="Bodoni MT"/>
+          <w:b w:val="0"/>
+          <w:bCs w:val="0"/>
+          <w:i w:val="0"/>
+          <w:iCs w:val="0"/>
+          <w:sz w:val="22"/>
+          <w:szCs w:val="22"/>
+          <w:lang w:val="en-IN"/>
+        </w:rPr>
+        <w:t>[ containerd is not only for docker, it works with all OCI standard containers ]</w:t>
+      </w:r>
+    </w:p>
+    <w:p>
+      <w:pPr>
+        <w:keepNext w:val="0"/>
+        <w:keepLines w:val="0"/>
+        <w:widowControl/>
+        <w:numPr>
+          <w:ilvl w:val="2"/>
+          <w:numId w:val="11"/>
+        </w:numPr>
+        <w:suppressLineNumbers w:val="0"/>
+        <w:spacing w:before="0" w:beforeAutospacing="0" w:after="0" w:afterAutospacing="0" w:line="360" w:lineRule="auto"/>
+        <w:ind w:left="1260" w:leftChars="0" w:right="0" w:hanging="420" w:firstLineChars="0"/>
+        <w:jc w:val="left"/>
+        <w:rPr>
+          <w:rFonts w:hint="default" w:ascii="Bodoni MT" w:hAnsi="Bodoni MT" w:eastAsia="等线" w:cs="Bodoni MT"/>
+          <w:sz w:val="22"/>
+          <w:szCs w:val="22"/>
+        </w:rPr>
+      </w:pPr>
+      <w:r>
+        <w:rPr>
+          <w:rFonts w:hint="default" w:ascii="Bodoni MT" w:hAnsi="Bodoni MT" w:eastAsia="等线" w:cs="Bodoni MT"/>
+          <w:sz w:val="22"/>
+          <w:szCs w:val="22"/>
+          <w:lang w:val="en-IN"/>
+        </w:rPr>
+        <w:t xml:space="preserve">But, </w:t>
+      </w:r>
+      <w:r>
+        <w:rPr>
+          <w:rFonts w:hint="default" w:ascii="Bodoni MT" w:hAnsi="Bodoni MT" w:eastAsia="等线" w:cs="Bodoni MT"/>
+          <w:b/>
+          <w:bCs/>
+          <w:i/>
+          <w:iCs/>
+          <w:sz w:val="22"/>
+          <w:szCs w:val="22"/>
+          <w:lang w:val="en-IN"/>
+        </w:rPr>
+        <w:t>containerd</w:t>
+      </w:r>
+      <w:r>
+        <w:rPr>
+          <w:rFonts w:hint="default" w:ascii="Bodoni MT" w:hAnsi="Bodoni MT" w:eastAsia="等线" w:cs="Bodoni MT"/>
+          <w:b w:val="0"/>
+          <w:bCs w:val="0"/>
+          <w:i w:val="0"/>
+          <w:iCs w:val="0"/>
+          <w:sz w:val="22"/>
+          <w:szCs w:val="22"/>
+          <w:lang w:val="en-IN"/>
+        </w:rPr>
+        <w:t xml:space="preserve"> was not having CRI support before, so </w:t>
+      </w:r>
+      <w:r>
+        <w:rPr>
+          <w:rFonts w:hint="default" w:ascii="Bodoni MT" w:hAnsi="Bodoni MT" w:eastAsia="等线" w:cs="Bodoni MT"/>
+          <w:b/>
+          <w:bCs/>
+          <w:i/>
+          <w:iCs/>
+          <w:sz w:val="22"/>
+          <w:szCs w:val="22"/>
+          <w:lang w:val="en-IN"/>
+        </w:rPr>
+        <w:t>dockershim</w:t>
+      </w:r>
+      <w:r>
+        <w:rPr>
+          <w:rFonts w:hint="default" w:ascii="Bodoni MT" w:hAnsi="Bodoni MT" w:eastAsia="等线" w:cs="Bodoni MT"/>
+          <w:b w:val="0"/>
+          <w:bCs w:val="0"/>
+          <w:i w:val="0"/>
+          <w:iCs w:val="0"/>
+          <w:sz w:val="22"/>
+          <w:szCs w:val="22"/>
+          <w:lang w:val="en-IN"/>
+        </w:rPr>
+        <w:t>was used.</w:t>
+      </w:r>
+      <w:r>
+        <w:rPr>
+          <w:rFonts w:hint="default" w:ascii="Bodoni MT" w:hAnsi="Bodoni MT" w:eastAsia="等线" w:cs="Bodoni MT"/>
+          <w:b w:val="0"/>
+          <w:bCs w:val="0"/>
+          <w:i w:val="0"/>
+          <w:iCs w:val="0"/>
+          <w:sz w:val="22"/>
+          <w:szCs w:val="22"/>
+          <w:lang w:val="en-IN"/>
+        </w:rPr>
+        <w:br w:type="textWrapping"/>
+      </w:r>
+      <w:r>
+        <w:rPr>
+          <w:rFonts w:hint="default" w:ascii="Bodoni MT" w:hAnsi="Bodoni MT" w:eastAsia="等线" w:cs="Bodoni MT"/>
+          <w:b w:val="0"/>
+          <w:bCs w:val="0"/>
+          <w:i w:val="0"/>
+          <w:iCs w:val="0"/>
+          <w:sz w:val="22"/>
+          <w:szCs w:val="22"/>
+          <w:lang w:val="en-IN"/>
+        </w:rPr>
+        <w:t xml:space="preserve">Now, </w:t>
+      </w:r>
+      <w:r>
+        <w:rPr>
+          <w:rFonts w:hint="default" w:ascii="Bodoni MT" w:hAnsi="Bodoni MT" w:eastAsia="等线" w:cs="Bodoni MT"/>
+          <w:b/>
+          <w:bCs/>
+          <w:i/>
+          <w:iCs/>
+          <w:sz w:val="22"/>
+          <w:szCs w:val="22"/>
+          <w:lang w:val="en-IN"/>
+        </w:rPr>
+        <w:t>containerd</w:t>
+      </w:r>
+      <w:r>
+        <w:rPr>
+          <w:rFonts w:hint="default" w:ascii="Bodoni MT" w:hAnsi="Bodoni MT" w:eastAsia="等线" w:cs="Bodoni MT"/>
+          <w:b w:val="0"/>
+          <w:bCs w:val="0"/>
+          <w:i w:val="0"/>
+          <w:iCs w:val="0"/>
+          <w:sz w:val="22"/>
+          <w:szCs w:val="22"/>
+          <w:lang w:val="en-IN"/>
+        </w:rPr>
+        <w:t xml:space="preserve"> is provided with CRI support, so there is no need of using </w:t>
+      </w:r>
+      <w:r>
+        <w:rPr>
+          <w:rFonts w:hint="default" w:ascii="Bodoni MT" w:hAnsi="Bodoni MT" w:eastAsia="等线" w:cs="Bodoni MT"/>
+          <w:b w:val="0"/>
+          <w:bCs w:val="0"/>
+          <w:i/>
+          <w:iCs/>
+          <w:sz w:val="22"/>
+          <w:szCs w:val="22"/>
+          <w:lang w:val="en-IN"/>
+        </w:rPr>
+        <w:t>dockershim</w:t>
+      </w:r>
+      <w:r>
+        <w:rPr>
+          <w:rFonts w:hint="default" w:ascii="Bodoni MT" w:hAnsi="Bodoni MT" w:eastAsia="等线" w:cs="Bodoni MT"/>
+          <w:b w:val="0"/>
+          <w:bCs w:val="0"/>
+          <w:i w:val="0"/>
+          <w:iCs w:val="0"/>
+          <w:sz w:val="22"/>
+          <w:szCs w:val="22"/>
+          <w:lang w:val="en-IN"/>
+        </w:rPr>
+        <w:t>.</w:t>
       </w:r>
     </w:p>
     <w:p>
@@ -3933,40 +8011,984 @@
         <w:jc w:val="left"/>
         <w:rPr>
           <w:rFonts w:hint="default" w:ascii="Bodoni MT" w:hAnsi="Bodoni MT" w:eastAsia="等线" w:cs="Bodoni MT"/>
-          <w:sz w:val="22"/>
-          <w:szCs w:val="22"/>
-        </w:rPr>
-      </w:pPr>
-      <w:r>
-        <w:rPr>
-          <w:rFonts w:hint="default" w:ascii="Bodoni MT" w:hAnsi="Bodoni MT" w:eastAsia="等线" w:cs="Bodoni MT"/>
-          <w:sz w:val="22"/>
-          <w:szCs w:val="22"/>
-          <w:lang w:val="en-IN"/>
-        </w:rPr>
-        <w:t xml:space="preserve">You must be thinking what is the work of </w:t>
-      </w:r>
+          <w:i w:val="0"/>
+          <w:iCs w:val="0"/>
+          <w:sz w:val="22"/>
+          <w:szCs w:val="22"/>
+          <w:u w:val="single"/>
+        </w:rPr>
+      </w:pPr>
       <w:r>
         <w:rPr>
           <w:rFonts w:hint="default" w:ascii="Bodoni MT" w:hAnsi="Bodoni MT" w:eastAsia="等线" w:cs="Bodoni MT"/>
           <w:b/>
           <w:bCs/>
-          <w:sz w:val="22"/>
-          <w:szCs w:val="22"/>
-          <w:lang w:val="en-IN"/>
-        </w:rPr>
-        <w:t>c-c-m</w:t>
+          <w:i w:val="0"/>
+          <w:iCs w:val="0"/>
+          <w:sz w:val="22"/>
+          <w:szCs w:val="22"/>
+          <w:u w:val="single"/>
+          <w:lang w:val="en-IN"/>
+        </w:rPr>
+        <w:t>CNI</w:t>
       </w:r>
       <w:r>
         <w:rPr>
           <w:rFonts w:hint="default" w:ascii="Bodoni MT" w:hAnsi="Bodoni MT" w:eastAsia="等线" w:cs="Bodoni MT"/>
           <w:b w:val="0"/>
           <w:bCs w:val="0"/>
-          <w:sz w:val="22"/>
-          <w:szCs w:val="22"/>
-          <w:lang w:val="en-IN"/>
-        </w:rPr>
-        <w:t xml:space="preserve"> and if all the nodes and things are there inside Kubernetes cluster, then why do we need cloud provider’s VMs.</w:t>
+          <w:i w:val="0"/>
+          <w:iCs w:val="0"/>
+          <w:sz w:val="22"/>
+          <w:szCs w:val="22"/>
+          <w:u w:val="single"/>
+          <w:lang w:val="en-IN"/>
+        </w:rPr>
+        <w:t xml:space="preserve"> (Container Network Interface)</w:t>
+      </w:r>
+    </w:p>
+    <w:p>
+      <w:pPr>
+        <w:keepNext w:val="0"/>
+        <w:keepLines w:val="0"/>
+        <w:widowControl/>
+        <w:numPr>
+          <w:ilvl w:val="1"/>
+          <w:numId w:val="11"/>
+        </w:numPr>
+        <w:suppressLineNumbers w:val="0"/>
+        <w:spacing w:before="0" w:beforeAutospacing="0" w:after="0" w:afterAutospacing="0" w:line="360" w:lineRule="auto"/>
+        <w:ind w:left="840" w:leftChars="0" w:right="0" w:hanging="420" w:firstLineChars="0"/>
+        <w:jc w:val="left"/>
+        <w:rPr>
+          <w:rFonts w:hint="default" w:ascii="Bodoni MT" w:hAnsi="Bodoni MT" w:eastAsia="等线" w:cs="Bodoni MT"/>
+          <w:sz w:val="22"/>
+          <w:szCs w:val="22"/>
+        </w:rPr>
+      </w:pPr>
+      <w:r>
+        <w:rPr>
+          <w:rFonts w:hint="default" w:ascii="Bodoni MT" w:hAnsi="Bodoni MT" w:eastAsia="等线" w:cs="Bodoni MT"/>
+          <w:sz w:val="22"/>
+          <w:szCs w:val="22"/>
+          <w:lang w:val="en-IN"/>
+        </w:rPr>
+        <w:t>Interface between Kubernetes and Networking system.</w:t>
+      </w:r>
+      <w:r>
+        <w:rPr>
+          <w:rFonts w:hint="default" w:ascii="Bodoni MT" w:hAnsi="Bodoni MT" w:eastAsia="等线" w:cs="Bodoni MT"/>
+          <w:sz w:val="22"/>
+          <w:szCs w:val="22"/>
+          <w:lang w:val="en-IN"/>
+        </w:rPr>
+        <w:br w:type="textWrapping"/>
+      </w:r>
+      <w:r>
+        <w:rPr>
+          <w:rFonts w:hint="default" w:ascii="Bodoni MT" w:hAnsi="Bodoni MT" w:eastAsia="等线" w:cs="Bodoni MT"/>
+          <w:sz w:val="22"/>
+          <w:szCs w:val="22"/>
+          <w:lang w:val="en-IN"/>
+        </w:rPr>
+        <w:t xml:space="preserve">[ here Kubernetes means the </w:t>
+      </w:r>
+      <w:r>
+        <w:rPr>
+          <w:rFonts w:hint="default" w:ascii="Bodoni MT" w:hAnsi="Bodoni MT" w:eastAsia="等线" w:cs="Bodoni MT"/>
+          <w:b/>
+          <w:bCs/>
+          <w:i/>
+          <w:iCs/>
+          <w:sz w:val="22"/>
+          <w:szCs w:val="22"/>
+          <w:lang w:val="en-IN"/>
+        </w:rPr>
+        <w:t>kubelet</w:t>
+      </w:r>
+      <w:r>
+        <w:rPr>
+          <w:rFonts w:hint="default" w:ascii="Bodoni MT" w:hAnsi="Bodoni MT" w:eastAsia="等线" w:cs="Bodoni MT"/>
+          <w:b w:val="0"/>
+          <w:bCs w:val="0"/>
+          <w:i w:val="0"/>
+          <w:iCs w:val="0"/>
+          <w:sz w:val="22"/>
+          <w:szCs w:val="22"/>
+          <w:lang w:val="en-IN"/>
+        </w:rPr>
+        <w:t xml:space="preserve"> running inside each worker node ]</w:t>
+      </w:r>
+    </w:p>
+    <w:p>
+      <w:pPr>
+        <w:keepNext w:val="0"/>
+        <w:keepLines w:val="0"/>
+        <w:widowControl/>
+        <w:numPr>
+          <w:ilvl w:val="1"/>
+          <w:numId w:val="11"/>
+        </w:numPr>
+        <w:suppressLineNumbers w:val="0"/>
+        <w:spacing w:before="0" w:beforeAutospacing="0" w:after="0" w:afterAutospacing="0" w:line="360" w:lineRule="auto"/>
+        <w:ind w:left="840" w:leftChars="0" w:right="0" w:hanging="420" w:firstLineChars="0"/>
+        <w:jc w:val="left"/>
+        <w:rPr>
+          <w:rFonts w:hint="default" w:ascii="Bodoni MT" w:hAnsi="Bodoni MT" w:eastAsia="等线" w:cs="Bodoni MT"/>
+          <w:sz w:val="22"/>
+          <w:szCs w:val="22"/>
+        </w:rPr>
+      </w:pPr>
+      <w:r>
+        <w:rPr>
+          <w:rFonts w:hint="default" w:ascii="Bodoni MT" w:hAnsi="Bodoni MT" w:eastAsia="等线" w:cs="Bodoni MT"/>
+          <w:b w:val="0"/>
+          <w:bCs w:val="0"/>
+          <w:i w:val="0"/>
+          <w:iCs w:val="0"/>
+          <w:sz w:val="22"/>
+          <w:szCs w:val="22"/>
+          <w:lang w:val="en-IN"/>
+        </w:rPr>
+        <w:t>It defines</w:t>
+      </w:r>
+    </w:p>
+    <w:p>
+      <w:pPr>
+        <w:keepNext w:val="0"/>
+        <w:keepLines w:val="0"/>
+        <w:widowControl/>
+        <w:numPr>
+          <w:ilvl w:val="2"/>
+          <w:numId w:val="11"/>
+        </w:numPr>
+        <w:suppressLineNumbers w:val="0"/>
+        <w:spacing w:before="0" w:beforeAutospacing="0" w:after="0" w:afterAutospacing="0" w:line="360" w:lineRule="auto"/>
+        <w:ind w:left="1260" w:leftChars="0" w:right="0" w:hanging="420" w:firstLineChars="0"/>
+        <w:jc w:val="left"/>
+        <w:rPr>
+          <w:rFonts w:hint="default" w:ascii="Bodoni MT" w:hAnsi="Bodoni MT" w:eastAsia="等线" w:cs="Bodoni MT"/>
+          <w:i/>
+          <w:iCs/>
+          <w:sz w:val="22"/>
+          <w:szCs w:val="22"/>
+        </w:rPr>
+      </w:pPr>
+      <w:r>
+        <w:rPr>
+          <w:rFonts w:hint="default" w:ascii="Bodoni MT" w:hAnsi="Bodoni MT" w:eastAsia="等线" w:cs="Bodoni MT"/>
+          <w:sz w:val="22"/>
+          <w:szCs w:val="22"/>
+        </w:rPr>
+        <w:t xml:space="preserve">How to </w:t>
+      </w:r>
+      <w:r>
+        <w:rPr>
+          <w:rFonts w:hint="default" w:ascii="Bodoni MT" w:hAnsi="Bodoni MT" w:eastAsia="等线" w:cs="Bodoni MT"/>
+          <w:i/>
+          <w:iCs/>
+          <w:sz w:val="22"/>
+          <w:szCs w:val="22"/>
+        </w:rPr>
+        <w:t>attach a Pod to network</w:t>
+      </w:r>
+    </w:p>
+    <w:p>
+      <w:pPr>
+        <w:keepNext w:val="0"/>
+        <w:keepLines w:val="0"/>
+        <w:widowControl/>
+        <w:numPr>
+          <w:ilvl w:val="2"/>
+          <w:numId w:val="11"/>
+        </w:numPr>
+        <w:suppressLineNumbers w:val="0"/>
+        <w:spacing w:before="0" w:beforeAutospacing="0" w:after="0" w:afterAutospacing="0" w:line="360" w:lineRule="auto"/>
+        <w:ind w:left="1260" w:leftChars="0" w:right="0" w:hanging="420" w:firstLineChars="0"/>
+        <w:jc w:val="left"/>
+        <w:rPr>
+          <w:rFonts w:hint="default" w:ascii="Bodoni MT" w:hAnsi="Bodoni MT" w:eastAsia="等线" w:cs="Bodoni MT"/>
+          <w:i/>
+          <w:iCs/>
+          <w:sz w:val="22"/>
+          <w:szCs w:val="22"/>
+        </w:rPr>
+      </w:pPr>
+      <w:r>
+        <w:rPr>
+          <w:rFonts w:hint="default" w:ascii="Bodoni MT" w:hAnsi="Bodoni MT" w:eastAsia="等线" w:cs="Bodoni MT"/>
+          <w:sz w:val="22"/>
+          <w:szCs w:val="22"/>
+        </w:rPr>
+        <w:t xml:space="preserve">How to </w:t>
+      </w:r>
+      <w:r>
+        <w:rPr>
+          <w:rFonts w:hint="default" w:ascii="Bodoni MT" w:hAnsi="Bodoni MT" w:eastAsia="等线" w:cs="Bodoni MT"/>
+          <w:i/>
+          <w:iCs/>
+          <w:sz w:val="22"/>
+          <w:szCs w:val="22"/>
+        </w:rPr>
+        <w:t>assign IP</w:t>
+      </w:r>
+    </w:p>
+    <w:p>
+      <w:pPr>
+        <w:keepNext w:val="0"/>
+        <w:keepLines w:val="0"/>
+        <w:widowControl/>
+        <w:numPr>
+          <w:ilvl w:val="2"/>
+          <w:numId w:val="11"/>
+        </w:numPr>
+        <w:suppressLineNumbers w:val="0"/>
+        <w:spacing w:before="0" w:beforeAutospacing="0" w:after="0" w:afterAutospacing="0" w:line="360" w:lineRule="auto"/>
+        <w:ind w:left="1260" w:leftChars="0" w:right="0" w:hanging="420" w:firstLineChars="0"/>
+        <w:jc w:val="left"/>
+        <w:rPr>
+          <w:rFonts w:hint="default" w:ascii="Bodoni MT" w:hAnsi="Bodoni MT" w:eastAsia="等线" w:cs="Bodoni MT"/>
+          <w:sz w:val="22"/>
+          <w:szCs w:val="22"/>
+        </w:rPr>
+      </w:pPr>
+      <w:r>
+        <w:rPr>
+          <w:rFonts w:hint="default" w:ascii="Bodoni MT" w:hAnsi="Bodoni MT" w:eastAsia="等线" w:cs="Bodoni MT"/>
+          <w:sz w:val="22"/>
+          <w:szCs w:val="22"/>
+        </w:rPr>
+        <w:t xml:space="preserve">How to </w:t>
+      </w:r>
+      <w:r>
+        <w:rPr>
+          <w:rFonts w:hint="default" w:ascii="Bodoni MT" w:hAnsi="Bodoni MT" w:eastAsia="等线" w:cs="Bodoni MT"/>
+          <w:i/>
+          <w:iCs/>
+          <w:sz w:val="22"/>
+          <w:szCs w:val="22"/>
+        </w:rPr>
+        <w:t>connect it to cluster network</w:t>
+      </w:r>
+    </w:p>
+    <w:p>
+      <w:pPr>
+        <w:keepNext w:val="0"/>
+        <w:keepLines w:val="0"/>
+        <w:widowControl/>
+        <w:numPr>
+          <w:ilvl w:val="1"/>
+          <w:numId w:val="11"/>
+        </w:numPr>
+        <w:suppressLineNumbers w:val="0"/>
+        <w:spacing w:before="0" w:beforeAutospacing="0" w:after="0" w:afterAutospacing="0" w:line="360" w:lineRule="auto"/>
+        <w:ind w:left="840" w:leftChars="0" w:right="0" w:hanging="420" w:firstLineChars="0"/>
+        <w:jc w:val="left"/>
+        <w:rPr>
+          <w:rFonts w:hint="default" w:ascii="Bodoni MT" w:hAnsi="Bodoni MT" w:eastAsia="等线" w:cs="Bodoni MT"/>
+          <w:color w:val="C00000"/>
+          <w:sz w:val="22"/>
+          <w:szCs w:val="22"/>
+          <w:shd w:val="clear" w:color="FFFFFF" w:fill="D9D9D9"/>
+        </w:rPr>
+      </w:pPr>
+      <w:r>
+        <w:rPr>
+          <w:rFonts w:hint="default" w:ascii="Bodoni MT" w:hAnsi="Bodoni MT" w:eastAsia="等线" w:cs="Bodoni MT"/>
+          <w:b/>
+          <w:bCs/>
+          <w:i w:val="0"/>
+          <w:iCs w:val="0"/>
+          <w:color w:val="C00000"/>
+          <w:sz w:val="22"/>
+          <w:szCs w:val="22"/>
+          <w:shd w:val="clear" w:color="FFFFFF" w:fill="D9D9D9"/>
+          <w:lang w:val="en-IN"/>
+        </w:rPr>
+        <w:t>NOTE</w:t>
+      </w:r>
+      <w:r>
+        <w:rPr>
+          <w:rFonts w:hint="default" w:ascii="Bodoni MT" w:hAnsi="Bodoni MT" w:eastAsia="等线" w:cs="Bodoni MT"/>
+          <w:i w:val="0"/>
+          <w:iCs w:val="0"/>
+          <w:color w:val="C00000"/>
+          <w:sz w:val="22"/>
+          <w:szCs w:val="22"/>
+          <w:shd w:val="clear" w:color="FFFFFF" w:fill="D9D9D9"/>
+          <w:lang w:val="en-IN"/>
+        </w:rPr>
+        <w:t>: CNI replaces Docker networks in Kubernetes. No docker network is used here.</w:t>
+      </w:r>
+    </w:p>
+    <w:p>
+      <w:pPr>
+        <w:keepNext w:val="0"/>
+        <w:keepLines w:val="0"/>
+        <w:widowControl/>
+        <w:numPr>
+          <w:ilvl w:val="1"/>
+          <w:numId w:val="11"/>
+        </w:numPr>
+        <w:suppressLineNumbers w:val="0"/>
+        <w:spacing w:before="0" w:beforeAutospacing="0" w:after="0" w:afterAutospacing="0" w:line="360" w:lineRule="auto"/>
+        <w:ind w:left="840" w:leftChars="0" w:right="0" w:hanging="420" w:firstLineChars="0"/>
+        <w:jc w:val="left"/>
+        <w:rPr>
+          <w:rFonts w:hint="default" w:ascii="Bodoni MT" w:hAnsi="Bodoni MT" w:eastAsia="等线" w:cs="Bodoni MT"/>
+          <w:sz w:val="22"/>
+          <w:szCs w:val="22"/>
+        </w:rPr>
+      </w:pPr>
+      <w:r>
+        <w:rPr>
+          <w:rFonts w:hint="default" w:ascii="Bodoni MT" w:hAnsi="Bodoni MT" w:eastAsia="等线" w:cs="Bodoni MT"/>
+          <w:b/>
+          <w:bCs/>
+          <w:i/>
+          <w:iCs/>
+          <w:sz w:val="22"/>
+          <w:szCs w:val="22"/>
+          <w:u w:val="none"/>
+          <w:lang w:val="en-IN"/>
+        </w:rPr>
+        <w:t>kubelet</w:t>
+      </w:r>
+      <w:r>
+        <w:rPr>
+          <w:rFonts w:hint="default" w:ascii="Bodoni MT" w:hAnsi="Bodoni MT" w:eastAsia="等线" w:cs="Bodoni MT"/>
+          <w:b w:val="0"/>
+          <w:bCs w:val="0"/>
+          <w:i w:val="0"/>
+          <w:iCs w:val="0"/>
+          <w:sz w:val="22"/>
+          <w:szCs w:val="22"/>
+          <w:u w:val="none"/>
+          <w:lang w:val="en-IN"/>
+        </w:rPr>
+        <w:t xml:space="preserve"> calls CNI when a Pod is created or deleted.</w:t>
+      </w:r>
+    </w:p>
+    <w:p>
+      <w:pPr>
+        <w:keepNext w:val="0"/>
+        <w:keepLines w:val="0"/>
+        <w:widowControl/>
+        <w:numPr>
+          <w:ilvl w:val="1"/>
+          <w:numId w:val="11"/>
+        </w:numPr>
+        <w:suppressLineNumbers w:val="0"/>
+        <w:spacing w:before="0" w:beforeAutospacing="0" w:after="0" w:afterAutospacing="0" w:line="360" w:lineRule="auto"/>
+        <w:ind w:left="840" w:leftChars="0" w:right="0" w:hanging="420" w:firstLineChars="0"/>
+        <w:jc w:val="left"/>
+        <w:rPr>
+          <w:rFonts w:hint="default" w:ascii="Bodoni MT" w:hAnsi="Bodoni MT" w:eastAsia="等线" w:cs="Bodoni MT"/>
+          <w:sz w:val="22"/>
+          <w:szCs w:val="22"/>
+        </w:rPr>
+      </w:pPr>
+      <w:r>
+        <w:rPr>
+          <w:rFonts w:hint="default" w:ascii="Bodoni MT" w:hAnsi="Bodoni MT" w:eastAsia="等线" w:cs="Bodoni MT"/>
+          <w:b w:val="0"/>
+          <w:bCs w:val="0"/>
+          <w:i w:val="0"/>
+          <w:iCs w:val="0"/>
+          <w:sz w:val="22"/>
+          <w:szCs w:val="22"/>
+          <w:u w:val="none"/>
+          <w:lang w:val="en-IN"/>
+        </w:rPr>
+        <w:t>The flow:</w:t>
+      </w:r>
+    </w:p>
+    <w:p>
+      <w:pPr>
+        <w:keepNext w:val="0"/>
+        <w:keepLines w:val="0"/>
+        <w:widowControl/>
+        <w:numPr>
+          <w:ilvl w:val="2"/>
+          <w:numId w:val="11"/>
+        </w:numPr>
+        <w:suppressLineNumbers w:val="0"/>
+        <w:spacing w:before="0" w:beforeAutospacing="0" w:after="0" w:afterAutospacing="0" w:line="360" w:lineRule="auto"/>
+        <w:ind w:left="1260" w:leftChars="0" w:right="0" w:hanging="420" w:firstLineChars="0"/>
+        <w:jc w:val="left"/>
+        <w:rPr>
+          <w:rFonts w:hint="default" w:ascii="Bodoni MT" w:hAnsi="Bodoni MT" w:eastAsia="等线" w:cs="Bodoni MT"/>
+          <w:sz w:val="22"/>
+          <w:szCs w:val="22"/>
+        </w:rPr>
+      </w:pPr>
+      <w:r>
+        <w:rPr>
+          <w:rFonts w:hint="default" w:ascii="Bodoni MT" w:hAnsi="Bodoni MT" w:eastAsia="等线" w:cs="Bodoni MT"/>
+          <w:b w:val="0"/>
+          <w:bCs w:val="0"/>
+          <w:i w:val="0"/>
+          <w:iCs w:val="0"/>
+          <w:sz w:val="22"/>
+          <w:szCs w:val="22"/>
+          <w:u w:val="none"/>
+          <w:lang w:val="en-IN"/>
+        </w:rPr>
+        <w:t xml:space="preserve">Pod scheduled to a Node by </w:t>
+      </w:r>
+      <w:r>
+        <w:rPr>
+          <w:rFonts w:hint="default" w:ascii="Bodoni MT" w:hAnsi="Bodoni MT" w:eastAsia="等线" w:cs="Bodoni MT"/>
+          <w:b/>
+          <w:bCs/>
+          <w:i/>
+          <w:iCs/>
+          <w:sz w:val="22"/>
+          <w:szCs w:val="22"/>
+          <w:u w:val="none"/>
+          <w:lang w:val="en-IN"/>
+        </w:rPr>
+        <w:t>sched</w:t>
+      </w:r>
+      <w:r>
+        <w:rPr>
+          <w:rFonts w:hint="default" w:ascii="Bodoni MT" w:hAnsi="Bodoni MT" w:eastAsia="等线" w:cs="Bodoni MT"/>
+          <w:b w:val="0"/>
+          <w:bCs w:val="0"/>
+          <w:i w:val="0"/>
+          <w:iCs w:val="0"/>
+          <w:sz w:val="22"/>
+          <w:szCs w:val="22"/>
+          <w:u w:val="none"/>
+          <w:lang w:val="en-IN"/>
+        </w:rPr>
+        <w:t>.</w:t>
+      </w:r>
+    </w:p>
+    <w:p>
+      <w:pPr>
+        <w:keepNext w:val="0"/>
+        <w:keepLines w:val="0"/>
+        <w:widowControl/>
+        <w:numPr>
+          <w:ilvl w:val="2"/>
+          <w:numId w:val="11"/>
+        </w:numPr>
+        <w:suppressLineNumbers w:val="0"/>
+        <w:spacing w:before="0" w:beforeAutospacing="0" w:after="0" w:afterAutospacing="0" w:line="360" w:lineRule="auto"/>
+        <w:ind w:left="1260" w:leftChars="0" w:right="0" w:hanging="420" w:firstLineChars="0"/>
+        <w:jc w:val="left"/>
+        <w:rPr>
+          <w:rFonts w:hint="default" w:ascii="Bodoni MT" w:hAnsi="Bodoni MT" w:eastAsia="等线" w:cs="Bodoni MT"/>
+          <w:sz w:val="22"/>
+          <w:szCs w:val="22"/>
+        </w:rPr>
+      </w:pPr>
+      <w:r>
+        <w:rPr>
+          <w:rFonts w:hint="default" w:ascii="Bodoni MT" w:hAnsi="Bodoni MT" w:eastAsia="等线" w:cs="Bodoni MT"/>
+          <w:b/>
+          <w:bCs/>
+          <w:i/>
+          <w:iCs/>
+          <w:sz w:val="22"/>
+          <w:szCs w:val="22"/>
+          <w:u w:val="none"/>
+          <w:lang w:val="en-IN"/>
+        </w:rPr>
+        <w:t>kubelet</w:t>
+      </w:r>
+      <w:r>
+        <w:rPr>
+          <w:rFonts w:hint="default" w:ascii="Bodoni MT" w:hAnsi="Bodoni MT" w:eastAsia="等线" w:cs="Bodoni MT"/>
+          <w:b w:val="0"/>
+          <w:bCs w:val="0"/>
+          <w:i w:val="0"/>
+          <w:iCs w:val="0"/>
+          <w:sz w:val="22"/>
+          <w:szCs w:val="22"/>
+          <w:u w:val="none"/>
+          <w:lang w:val="en-IN"/>
+        </w:rPr>
+        <w:t xml:space="preserve"> starts the Pod (creates container via CRI)</w:t>
+      </w:r>
+    </w:p>
+    <w:p>
+      <w:pPr>
+        <w:keepNext w:val="0"/>
+        <w:keepLines w:val="0"/>
+        <w:widowControl/>
+        <w:numPr>
+          <w:ilvl w:val="2"/>
+          <w:numId w:val="11"/>
+        </w:numPr>
+        <w:suppressLineNumbers w:val="0"/>
+        <w:spacing w:before="0" w:beforeAutospacing="0" w:after="0" w:afterAutospacing="0" w:line="360" w:lineRule="auto"/>
+        <w:ind w:left="1260" w:leftChars="0" w:right="0" w:hanging="420" w:firstLineChars="0"/>
+        <w:jc w:val="left"/>
+        <w:rPr>
+          <w:rFonts w:hint="default" w:ascii="Bodoni MT" w:hAnsi="Bodoni MT" w:eastAsia="等线" w:cs="Bodoni MT"/>
+          <w:sz w:val="22"/>
+          <w:szCs w:val="22"/>
+        </w:rPr>
+      </w:pPr>
+      <w:r>
+        <w:rPr>
+          <w:rFonts w:hint="default" w:ascii="Bodoni MT" w:hAnsi="Bodoni MT" w:eastAsia="等线" w:cs="Bodoni MT"/>
+          <w:b/>
+          <w:bCs/>
+          <w:i/>
+          <w:iCs/>
+          <w:sz w:val="22"/>
+          <w:szCs w:val="22"/>
+          <w:lang w:val="en-IN"/>
+        </w:rPr>
+        <w:t>kubelet</w:t>
+      </w:r>
+      <w:r>
+        <w:rPr>
+          <w:rFonts w:hint="default" w:ascii="Bodoni MT" w:hAnsi="Bodoni MT" w:eastAsia="等线" w:cs="Bodoni MT"/>
+          <w:b w:val="0"/>
+          <w:bCs w:val="0"/>
+          <w:i w:val="0"/>
+          <w:iCs w:val="0"/>
+          <w:sz w:val="22"/>
+          <w:szCs w:val="22"/>
+          <w:lang w:val="en-IN"/>
+        </w:rPr>
+        <w:t xml:space="preserve"> calls the </w:t>
+      </w:r>
+      <w:r>
+        <w:rPr>
+          <w:rFonts w:hint="default" w:ascii="Bodoni MT" w:hAnsi="Bodoni MT" w:eastAsia="等线" w:cs="Bodoni MT"/>
+          <w:b w:val="0"/>
+          <w:bCs w:val="0"/>
+          <w:i/>
+          <w:iCs/>
+          <w:sz w:val="22"/>
+          <w:szCs w:val="22"/>
+          <w:lang w:val="en-IN"/>
+        </w:rPr>
+        <w:t>CNI plugin</w:t>
+      </w:r>
+    </w:p>
+    <w:p>
+      <w:pPr>
+        <w:keepNext w:val="0"/>
+        <w:keepLines w:val="0"/>
+        <w:widowControl/>
+        <w:numPr>
+          <w:ilvl w:val="3"/>
+          <w:numId w:val="11"/>
+        </w:numPr>
+        <w:suppressLineNumbers w:val="0"/>
+        <w:spacing w:before="0" w:beforeAutospacing="0" w:after="0" w:afterAutospacing="0" w:line="360" w:lineRule="auto"/>
+        <w:ind w:left="1680" w:leftChars="0" w:right="0" w:hanging="420" w:firstLineChars="0"/>
+        <w:jc w:val="left"/>
+        <w:rPr>
+          <w:rFonts w:hint="default" w:ascii="Bodoni MT" w:hAnsi="Bodoni MT" w:eastAsia="等线" w:cs="Bodoni MT"/>
+          <w:sz w:val="22"/>
+          <w:szCs w:val="22"/>
+        </w:rPr>
+      </w:pPr>
+      <w:r>
+        <w:rPr>
+          <w:rFonts w:hint="default" w:ascii="Bodoni MT" w:hAnsi="Bodoni MT" w:eastAsia="等线" w:cs="Bodoni MT"/>
+          <w:b w:val="0"/>
+          <w:bCs w:val="0"/>
+          <w:i w:val="0"/>
+          <w:iCs w:val="0"/>
+          <w:sz w:val="22"/>
+          <w:szCs w:val="22"/>
+          <w:lang w:val="en-IN"/>
+        </w:rPr>
+        <w:t>It sends Pod namespace info, container ID, Network config.</w:t>
+      </w:r>
+    </w:p>
+    <w:p>
+      <w:pPr>
+        <w:keepNext w:val="0"/>
+        <w:keepLines w:val="0"/>
+        <w:widowControl/>
+        <w:numPr>
+          <w:ilvl w:val="2"/>
+          <w:numId w:val="11"/>
+        </w:numPr>
+        <w:suppressLineNumbers w:val="0"/>
+        <w:spacing w:before="0" w:beforeAutospacing="0" w:after="0" w:afterAutospacing="0" w:line="360" w:lineRule="auto"/>
+        <w:ind w:left="1260" w:leftChars="0" w:right="0" w:hanging="420" w:firstLineChars="0"/>
+        <w:jc w:val="left"/>
+        <w:rPr>
+          <w:rFonts w:hint="default" w:ascii="Bodoni MT" w:hAnsi="Bodoni MT" w:eastAsia="等线" w:cs="Bodoni MT"/>
+          <w:sz w:val="22"/>
+          <w:szCs w:val="22"/>
+        </w:rPr>
+      </w:pPr>
+      <w:r>
+        <w:rPr>
+          <w:rFonts w:hint="default" w:ascii="Bodoni MT" w:hAnsi="Bodoni MT" w:eastAsia="等线" w:cs="Bodoni MT"/>
+          <w:b w:val="0"/>
+          <w:bCs w:val="0"/>
+          <w:i w:val="0"/>
+          <w:iCs w:val="0"/>
+          <w:sz w:val="22"/>
+          <w:szCs w:val="22"/>
+          <w:lang w:val="en-IN"/>
+        </w:rPr>
+        <w:t>CNI plugin does networking.</w:t>
+      </w:r>
+    </w:p>
+    <w:p>
+      <w:pPr>
+        <w:keepNext w:val="0"/>
+        <w:keepLines w:val="0"/>
+        <w:widowControl/>
+        <w:numPr>
+          <w:ilvl w:val="3"/>
+          <w:numId w:val="11"/>
+        </w:numPr>
+        <w:suppressLineNumbers w:val="0"/>
+        <w:spacing w:before="0" w:beforeAutospacing="0" w:after="0" w:afterAutospacing="0" w:line="360" w:lineRule="auto"/>
+        <w:ind w:left="1680" w:leftChars="0" w:right="0" w:hanging="420" w:firstLineChars="0"/>
+        <w:jc w:val="left"/>
+        <w:rPr>
+          <w:rFonts w:hint="default" w:ascii="Bodoni MT" w:hAnsi="Bodoni MT" w:eastAsia="等线" w:cs="Bodoni MT"/>
+          <w:sz w:val="22"/>
+          <w:szCs w:val="22"/>
+        </w:rPr>
+      </w:pPr>
+      <w:r>
+        <w:rPr>
+          <w:rFonts w:hint="default" w:ascii="Bodoni MT" w:hAnsi="Bodoni MT" w:eastAsia="等线" w:cs="Bodoni MT"/>
+          <w:b w:val="0"/>
+          <w:bCs w:val="0"/>
+          <w:i w:val="0"/>
+          <w:iCs w:val="0"/>
+          <w:sz w:val="22"/>
+          <w:szCs w:val="22"/>
+          <w:lang w:val="en-IN"/>
+        </w:rPr>
+        <w:t>Depends on plugins like Calico, Flannel, ..etc, but generally it does the below</w:t>
+      </w:r>
+    </w:p>
+    <w:p>
+      <w:pPr>
+        <w:keepNext w:val="0"/>
+        <w:keepLines w:val="0"/>
+        <w:widowControl/>
+        <w:numPr>
+          <w:ilvl w:val="3"/>
+          <w:numId w:val="11"/>
+        </w:numPr>
+        <w:suppressLineNumbers w:val="0"/>
+        <w:spacing w:before="0" w:beforeAutospacing="0" w:after="0" w:afterAutospacing="0" w:line="360" w:lineRule="auto"/>
+        <w:ind w:left="1680" w:leftChars="0" w:right="0" w:hanging="420" w:firstLineChars="0"/>
+        <w:jc w:val="left"/>
+        <w:rPr>
+          <w:rFonts w:hint="default" w:ascii="Bodoni MT" w:hAnsi="Bodoni MT" w:eastAsia="等线" w:cs="Bodoni MT"/>
+          <w:sz w:val="22"/>
+          <w:szCs w:val="22"/>
+        </w:rPr>
+      </w:pPr>
+      <w:r>
+        <w:rPr>
+          <w:rFonts w:hint="default" w:ascii="Bodoni MT" w:hAnsi="Bodoni MT" w:eastAsia="等线" w:cs="Bodoni MT"/>
+          <w:b w:val="0"/>
+          <w:bCs w:val="0"/>
+          <w:i w:val="0"/>
+          <w:iCs w:val="0"/>
+          <w:sz w:val="22"/>
+          <w:szCs w:val="22"/>
+          <w:lang w:val="en-IN"/>
+        </w:rPr>
+        <w:t>Creates network interface (virtual eth pair [veth])</w:t>
+      </w:r>
+      <w:r>
+        <w:rPr>
+          <w:rFonts w:hint="default" w:ascii="Bodoni MT" w:hAnsi="Bodoni MT" w:eastAsia="等线" w:cs="Bodoni MT"/>
+          <w:b w:val="0"/>
+          <w:bCs w:val="0"/>
+          <w:i w:val="0"/>
+          <w:iCs w:val="0"/>
+          <w:sz w:val="22"/>
+          <w:szCs w:val="22"/>
+          <w:lang w:val="en-IN"/>
+        </w:rPr>
+        <w:br w:type="textWrapping"/>
+      </w:r>
+      <w:r>
+        <w:drawing>
+          <wp:inline distT="0" distB="0" distL="114300" distR="114300">
+            <wp:extent cx="2308860" cy="243205"/>
+            <wp:effectExtent l="0" t="0" r="2540" b="10795"/>
+            <wp:docPr id="5" name="Picture 5"/>
+            <wp:cNvGraphicFramePr>
+              <a:graphicFrameLocks xmlns:a="http://schemas.openxmlformats.org/drawingml/2006/main" noChangeAspect="1"/>
+            </wp:cNvGraphicFramePr>
+            <a:graphic xmlns:a="http://schemas.openxmlformats.org/drawingml/2006/main">
+              <a:graphicData uri="http://schemas.openxmlformats.org/drawingml/2006/picture">
+                <pic:pic xmlns:pic="http://schemas.openxmlformats.org/drawingml/2006/picture">
+                  <pic:nvPicPr>
+                    <pic:cNvPr id="5" name="Picture 5"/>
+                    <pic:cNvPicPr>
+                      <a:picLocks noChangeAspect="1"/>
+                    </pic:cNvPicPr>
+                  </pic:nvPicPr>
+                  <pic:blipFill>
+                    <a:blip r:embed="rId8"/>
+                    <a:stretch>
+                      <a:fillRect/>
+                    </a:stretch>
+                  </pic:blipFill>
+                  <pic:spPr>
+                    <a:xfrm>
+                      <a:off x="0" y="0"/>
+                      <a:ext cx="2308860" cy="243205"/>
+                    </a:xfrm>
+                    <a:prstGeom prst="rect">
+                      <a:avLst/>
+                    </a:prstGeom>
+                    <a:noFill/>
+                    <a:ln>
+                      <a:noFill/>
+                    </a:ln>
+                  </pic:spPr>
+                </pic:pic>
+              </a:graphicData>
+            </a:graphic>
+          </wp:inline>
+        </w:drawing>
+      </w:r>
+    </w:p>
+    <w:p>
+      <w:pPr>
+        <w:keepNext w:val="0"/>
+        <w:keepLines w:val="0"/>
+        <w:widowControl/>
+        <w:numPr>
+          <w:ilvl w:val="3"/>
+          <w:numId w:val="11"/>
+        </w:numPr>
+        <w:suppressLineNumbers w:val="0"/>
+        <w:spacing w:before="0" w:beforeAutospacing="0" w:after="0" w:afterAutospacing="0" w:line="360" w:lineRule="auto"/>
+        <w:ind w:left="1680" w:leftChars="0" w:right="0" w:hanging="420" w:firstLineChars="0"/>
+        <w:jc w:val="left"/>
+        <w:rPr>
+          <w:rFonts w:hint="default" w:ascii="Bodoni MT" w:hAnsi="Bodoni MT" w:eastAsia="等线" w:cs="Bodoni MT"/>
+          <w:sz w:val="22"/>
+          <w:szCs w:val="22"/>
+        </w:rPr>
+      </w:pPr>
+      <w:r>
+        <w:rPr>
+          <w:rFonts w:hint="default" w:ascii="Bodoni MT" w:hAnsi="Bodoni MT" w:eastAsia="等线" w:cs="Bodoni MT"/>
+          <w:sz w:val="22"/>
+          <w:szCs w:val="22"/>
+          <w:lang w:val="en-IN"/>
+        </w:rPr>
+        <w:t>Assigns IP to Pod.</w:t>
+      </w:r>
+    </w:p>
+    <w:p>
+      <w:pPr>
+        <w:keepNext w:val="0"/>
+        <w:keepLines w:val="0"/>
+        <w:widowControl/>
+        <w:numPr>
+          <w:ilvl w:val="3"/>
+          <w:numId w:val="11"/>
+        </w:numPr>
+        <w:suppressLineNumbers w:val="0"/>
+        <w:spacing w:before="0" w:beforeAutospacing="0" w:after="0" w:afterAutospacing="0" w:line="360" w:lineRule="auto"/>
+        <w:ind w:left="1680" w:leftChars="0" w:right="0" w:hanging="420" w:firstLineChars="0"/>
+        <w:jc w:val="left"/>
+        <w:rPr>
+          <w:rFonts w:hint="default" w:ascii="Bodoni MT" w:hAnsi="Bodoni MT" w:eastAsia="等线" w:cs="Bodoni MT"/>
+          <w:sz w:val="22"/>
+          <w:szCs w:val="22"/>
+        </w:rPr>
+      </w:pPr>
+      <w:r>
+        <w:rPr>
+          <w:rFonts w:hint="default" w:ascii="Bodoni MT" w:hAnsi="Bodoni MT" w:eastAsia="等线" w:cs="Bodoni MT"/>
+          <w:sz w:val="22"/>
+          <w:szCs w:val="22"/>
+          <w:lang w:val="en-IN"/>
+        </w:rPr>
+        <w:t>Connects Pod to cluster network.</w:t>
+      </w:r>
+    </w:p>
+    <w:p>
+      <w:pPr>
+        <w:keepNext w:val="0"/>
+        <w:keepLines w:val="0"/>
+        <w:widowControl/>
+        <w:numPr>
+          <w:ilvl w:val="4"/>
+          <w:numId w:val="11"/>
+        </w:numPr>
+        <w:suppressLineNumbers w:val="0"/>
+        <w:spacing w:before="0" w:beforeAutospacing="0" w:after="0" w:afterAutospacing="0" w:line="360" w:lineRule="auto"/>
+        <w:ind w:left="2100" w:leftChars="0" w:right="0" w:hanging="420" w:firstLineChars="0"/>
+        <w:jc w:val="left"/>
+        <w:rPr>
+          <w:rFonts w:hint="default" w:ascii="Bodoni MT" w:hAnsi="Bodoni MT" w:eastAsia="等线" w:cs="Bodoni MT"/>
+          <w:sz w:val="22"/>
+          <w:szCs w:val="22"/>
+        </w:rPr>
+      </w:pPr>
+      <w:r>
+        <w:rPr>
+          <w:rFonts w:hint="default" w:ascii="Bodoni MT" w:hAnsi="Bodoni MT" w:eastAsia="等线" w:cs="Bodoni MT"/>
+          <w:sz w:val="22"/>
+          <w:szCs w:val="22"/>
+          <w:lang w:val="en-IN"/>
+        </w:rPr>
+        <w:t>Adds routes/bridges/overlay.</w:t>
+      </w:r>
+    </w:p>
+    <w:p>
+      <w:pPr>
+        <w:keepNext w:val="0"/>
+        <w:keepLines w:val="0"/>
+        <w:widowControl/>
+        <w:numPr>
+          <w:ilvl w:val="3"/>
+          <w:numId w:val="11"/>
+        </w:numPr>
+        <w:suppressLineNumbers w:val="0"/>
+        <w:spacing w:before="0" w:beforeAutospacing="0" w:after="0" w:afterAutospacing="0" w:line="360" w:lineRule="auto"/>
+        <w:ind w:left="1680" w:leftChars="0" w:right="0" w:hanging="420" w:firstLineChars="0"/>
+        <w:jc w:val="left"/>
+        <w:rPr>
+          <w:rFonts w:hint="default" w:ascii="Bodoni MT" w:hAnsi="Bodoni MT" w:eastAsia="等线" w:cs="Bodoni MT"/>
+          <w:sz w:val="22"/>
+          <w:szCs w:val="22"/>
+        </w:rPr>
+      </w:pPr>
+      <w:r>
+        <w:rPr>
+          <w:rFonts w:hint="default" w:ascii="Bodoni MT" w:hAnsi="Bodoni MT" w:eastAsia="等线" w:cs="Bodoni MT"/>
+          <w:sz w:val="22"/>
+          <w:szCs w:val="22"/>
+          <w:lang w:val="en-IN"/>
+        </w:rPr>
+        <w:t>Update routing rules (so other pod can reach it)</w:t>
+      </w:r>
+    </w:p>
+    <w:p>
+      <w:pPr>
+        <w:keepNext w:val="0"/>
+        <w:keepLines w:val="0"/>
+        <w:widowControl/>
+        <w:numPr>
+          <w:ilvl w:val="1"/>
+          <w:numId w:val="11"/>
+        </w:numPr>
+        <w:suppressLineNumbers w:val="0"/>
+        <w:spacing w:before="0" w:beforeAutospacing="0" w:after="0" w:afterAutospacing="0" w:line="360" w:lineRule="auto"/>
+        <w:ind w:left="840" w:leftChars="0" w:right="0" w:hanging="420" w:firstLineChars="0"/>
+        <w:jc w:val="left"/>
+        <w:rPr>
+          <w:rFonts w:hint="default" w:ascii="Bodoni MT" w:hAnsi="Bodoni MT" w:eastAsia="等线" w:cs="Bodoni MT"/>
+          <w:sz w:val="22"/>
+          <w:szCs w:val="22"/>
+        </w:rPr>
+      </w:pPr>
+      <w:r>
+        <w:rPr>
+          <w:rFonts w:hint="default" w:ascii="Bodoni MT" w:hAnsi="Bodoni MT" w:eastAsia="等线" w:cs="Bodoni MT"/>
+          <w:sz w:val="22"/>
+          <w:szCs w:val="22"/>
+          <w:lang w:val="en-IN"/>
+        </w:rPr>
+        <w:t>In simple sentence,</w:t>
+      </w:r>
+      <w:r>
+        <w:rPr>
+          <w:rFonts w:hint="default" w:ascii="Bodoni MT" w:hAnsi="Bodoni MT" w:eastAsia="等线" w:cs="Bodoni MT"/>
+          <w:color w:val="C00000"/>
+          <w:sz w:val="22"/>
+          <w:szCs w:val="22"/>
+          <w:shd w:val="clear" w:color="FFFFFF" w:fill="D9D9D9"/>
+          <w:lang w:val="en-IN"/>
+        </w:rPr>
+        <w:t xml:space="preserve"> CNI is the interface that allows Kubelet to </w:t>
+      </w:r>
+      <w:r>
+        <w:rPr>
+          <w:rFonts w:hint="default" w:ascii="Bodoni MT" w:hAnsi="Bodoni MT" w:eastAsia="等线" w:cs="Bodoni MT"/>
+          <w:i/>
+          <w:iCs/>
+          <w:color w:val="C00000"/>
+          <w:sz w:val="22"/>
+          <w:szCs w:val="22"/>
+          <w:shd w:val="clear" w:color="FFFFFF" w:fill="D9D9D9"/>
+          <w:lang w:val="en-IN"/>
+        </w:rPr>
+        <w:t>configure networking</w:t>
+      </w:r>
+      <w:r>
+        <w:rPr>
+          <w:rFonts w:hint="default" w:ascii="Bodoni MT" w:hAnsi="Bodoni MT" w:eastAsia="等线" w:cs="Bodoni MT"/>
+          <w:color w:val="C00000"/>
+          <w:sz w:val="22"/>
+          <w:szCs w:val="22"/>
+          <w:shd w:val="clear" w:color="FFFFFF" w:fill="D9D9D9"/>
+          <w:lang w:val="en-IN"/>
+        </w:rPr>
+        <w:t xml:space="preserve"> for Pods by assigning IPs, creating </w:t>
+      </w:r>
+      <w:r>
+        <w:rPr>
+          <w:rFonts w:hint="default" w:ascii="Bodoni MT" w:hAnsi="Bodoni MT" w:eastAsia="等线" w:cs="Bodoni MT"/>
+          <w:i/>
+          <w:iCs/>
+          <w:color w:val="C00000"/>
+          <w:sz w:val="22"/>
+          <w:szCs w:val="22"/>
+          <w:shd w:val="clear" w:color="FFFFFF" w:fill="D9D9D9"/>
+          <w:lang w:val="en-IN"/>
+        </w:rPr>
+        <w:t>network interfaces</w:t>
+      </w:r>
+      <w:r>
+        <w:rPr>
+          <w:rFonts w:hint="default" w:ascii="Bodoni MT" w:hAnsi="Bodoni MT" w:eastAsia="等线" w:cs="Bodoni MT"/>
+          <w:color w:val="C00000"/>
+          <w:sz w:val="22"/>
+          <w:szCs w:val="22"/>
+          <w:shd w:val="clear" w:color="FFFFFF" w:fill="D9D9D9"/>
+          <w:lang w:val="en-IN"/>
+        </w:rPr>
+        <w:t xml:space="preserve">, and </w:t>
+      </w:r>
+      <w:bookmarkStart w:id="0" w:name="_GoBack"/>
+      <w:r>
+        <w:rPr>
+          <w:rFonts w:hint="default" w:ascii="Bodoni MT" w:hAnsi="Bodoni MT" w:eastAsia="等线" w:cs="Bodoni MT"/>
+          <w:i/>
+          <w:iCs/>
+          <w:color w:val="C00000"/>
+          <w:sz w:val="22"/>
+          <w:szCs w:val="22"/>
+          <w:u w:val="none"/>
+          <w:shd w:val="clear" w:color="FFFFFF" w:fill="D9D9D9"/>
+          <w:lang w:val="en-IN"/>
+        </w:rPr>
+        <w:t xml:space="preserve">connecting them to the cluster </w:t>
+      </w:r>
+      <w:bookmarkEnd w:id="0"/>
+      <w:r>
+        <w:rPr>
+          <w:rFonts w:hint="default" w:ascii="Bodoni MT" w:hAnsi="Bodoni MT" w:eastAsia="等线" w:cs="Bodoni MT"/>
+          <w:color w:val="C00000"/>
+          <w:sz w:val="22"/>
+          <w:szCs w:val="22"/>
+          <w:shd w:val="clear" w:color="FFFFFF" w:fill="D9D9D9"/>
+          <w:lang w:val="en-IN"/>
+        </w:rPr>
+        <w:t>network using plugins.</w:t>
       </w:r>
     </w:p>
     <w:p>
@@ -3991,501 +9013,13 @@
       <w:r>
         <w:rPr>
           <w:rFonts w:hint="default" w:ascii="Bodoni MT" w:hAnsi="Bodoni MT" w:eastAsia="等线" w:cs="Bodoni MT"/>
-          <w:b w:val="0"/>
-          <w:bCs w:val="0"/>
-          <w:sz w:val="22"/>
-          <w:szCs w:val="22"/>
-          <w:lang w:val="en-IN"/>
-        </w:rPr>
-        <w:t xml:space="preserve">First, What is a </w:t>
-      </w:r>
-      <w:r>
-        <w:rPr>
-          <w:rFonts w:hint="default" w:ascii="Bodoni MT" w:hAnsi="Bodoni MT" w:eastAsia="等线" w:cs="Bodoni MT"/>
-          <w:b/>
-          <w:bCs/>
-          <w:sz w:val="22"/>
-          <w:szCs w:val="22"/>
-          <w:lang w:val="en-IN"/>
-        </w:rPr>
-        <w:t>Node</w:t>
-      </w:r>
-      <w:r>
-        <w:rPr>
-          <w:rFonts w:hint="default" w:ascii="Bodoni MT" w:hAnsi="Bodoni MT" w:eastAsia="等线" w:cs="Bodoni MT"/>
-          <w:b w:val="0"/>
-          <w:bCs w:val="0"/>
-          <w:sz w:val="22"/>
-          <w:szCs w:val="22"/>
-          <w:lang w:val="en-IN"/>
-        </w:rPr>
-        <w:t>?</w:t>
-      </w:r>
-    </w:p>
-    <w:p>
-      <w:pPr>
-        <w:keepNext w:val="0"/>
-        <w:keepLines w:val="0"/>
-        <w:widowControl/>
-        <w:numPr>
-          <w:ilvl w:val="1"/>
-          <w:numId w:val="11"/>
-        </w:numPr>
-        <w:suppressLineNumbers w:val="0"/>
-        <w:spacing w:before="0" w:beforeAutospacing="0" w:after="0" w:afterAutospacing="0" w:line="360" w:lineRule="auto"/>
-        <w:ind w:left="840" w:leftChars="0" w:right="0" w:hanging="420" w:firstLineChars="0"/>
-        <w:jc w:val="left"/>
-        <w:rPr>
-          <w:rFonts w:hint="default" w:ascii="Bodoni MT" w:hAnsi="Bodoni MT" w:eastAsia="等线" w:cs="Bodoni MT"/>
-          <w:sz w:val="22"/>
-          <w:szCs w:val="22"/>
-        </w:rPr>
-      </w:pPr>
-      <w:r>
-        <w:rPr>
-          <w:rFonts w:hint="default" w:ascii="Bodoni MT" w:hAnsi="Bodoni MT" w:eastAsia="等线" w:cs="Bodoni MT"/>
-          <w:b w:val="0"/>
-          <w:bCs w:val="0"/>
-          <w:sz w:val="22"/>
-          <w:szCs w:val="22"/>
-          <w:lang w:val="en-IN"/>
-        </w:rPr>
-        <w:t>Its just a machine that runs multiple processes (services).</w:t>
-      </w:r>
-    </w:p>
-    <w:p>
-      <w:pPr>
-        <w:keepNext w:val="0"/>
-        <w:keepLines w:val="0"/>
-        <w:widowControl/>
-        <w:numPr>
-          <w:ilvl w:val="1"/>
-          <w:numId w:val="11"/>
-        </w:numPr>
-        <w:suppressLineNumbers w:val="0"/>
-        <w:spacing w:before="0" w:beforeAutospacing="0" w:after="0" w:afterAutospacing="0" w:line="360" w:lineRule="auto"/>
-        <w:ind w:left="840" w:leftChars="0" w:right="0" w:hanging="420" w:firstLineChars="0"/>
-        <w:jc w:val="left"/>
-        <w:rPr>
-          <w:rFonts w:hint="default" w:ascii="Bodoni MT" w:hAnsi="Bodoni MT" w:eastAsia="等线" w:cs="Bodoni MT"/>
-          <w:sz w:val="22"/>
-          <w:szCs w:val="22"/>
-        </w:rPr>
-      </w:pPr>
-      <w:r>
-        <w:rPr>
-          <w:rFonts w:hint="default" w:ascii="Bodoni MT" w:hAnsi="Bodoni MT" w:eastAsia="等线" w:cs="Bodoni MT"/>
-          <w:b w:val="0"/>
-          <w:bCs w:val="0"/>
-          <w:sz w:val="22"/>
-          <w:szCs w:val="22"/>
-          <w:lang w:val="en-IN"/>
-        </w:rPr>
-        <w:t>Its not necessary that the control plane processes and data plane processes will run in different Node, they can run in a single Node as well.</w:t>
-      </w:r>
-    </w:p>
-    <w:p>
-      <w:pPr>
-        <w:keepNext w:val="0"/>
-        <w:keepLines w:val="0"/>
-        <w:widowControl/>
-        <w:numPr>
-          <w:ilvl w:val="1"/>
-          <w:numId w:val="11"/>
-        </w:numPr>
-        <w:suppressLineNumbers w:val="0"/>
-        <w:spacing w:before="0" w:beforeAutospacing="0" w:after="0" w:afterAutospacing="0" w:line="360" w:lineRule="auto"/>
-        <w:ind w:left="840" w:leftChars="0" w:right="0" w:hanging="420" w:firstLineChars="0"/>
-        <w:jc w:val="left"/>
-        <w:rPr>
-          <w:rFonts w:hint="default" w:ascii="Bodoni MT" w:hAnsi="Bodoni MT" w:eastAsia="等线" w:cs="Bodoni MT"/>
-          <w:sz w:val="22"/>
-          <w:szCs w:val="22"/>
-        </w:rPr>
-      </w:pPr>
-      <w:r>
-        <w:rPr>
-          <w:rFonts w:hint="default" w:ascii="Bodoni MT" w:hAnsi="Bodoni MT" w:eastAsia="等线" w:cs="Bodoni MT"/>
-          <w:sz w:val="22"/>
-          <w:szCs w:val="22"/>
-          <w:lang w:val="en-IN"/>
-        </w:rPr>
-        <w:t>Lets say you install all inside one VM.</w:t>
-      </w:r>
-    </w:p>
-    <w:p>
-      <w:pPr>
-        <w:keepNext w:val="0"/>
-        <w:keepLines w:val="0"/>
-        <w:widowControl/>
-        <w:numPr>
-          <w:ilvl w:val="2"/>
-          <w:numId w:val="11"/>
-        </w:numPr>
-        <w:suppressLineNumbers w:val="0"/>
-        <w:spacing w:before="0" w:beforeAutospacing="0" w:after="0" w:afterAutospacing="0" w:line="360" w:lineRule="auto"/>
-        <w:ind w:left="1260" w:leftChars="0" w:right="0" w:hanging="420" w:firstLineChars="0"/>
-        <w:jc w:val="left"/>
-        <w:rPr>
-          <w:rFonts w:hint="default" w:ascii="Bodoni MT" w:hAnsi="Bodoni MT" w:eastAsia="等线" w:cs="Bodoni MT"/>
-          <w:sz w:val="22"/>
-          <w:szCs w:val="22"/>
-        </w:rPr>
-      </w:pPr>
-      <w:r>
-        <w:rPr>
-          <w:rFonts w:hint="default" w:ascii="Bodoni MT" w:hAnsi="Bodoni MT" w:eastAsia="等线" w:cs="Bodoni MT"/>
-          <w:sz w:val="22"/>
-          <w:szCs w:val="22"/>
-          <w:lang w:val="en-IN"/>
-        </w:rPr>
-        <w:t xml:space="preserve">It’ll have control plane processes like: </w:t>
-      </w:r>
-      <w:r>
-        <w:rPr>
-          <w:rFonts w:hint="default" w:ascii="Bodoni MT" w:hAnsi="Bodoni MT" w:eastAsia="等线" w:cs="Bodoni MT"/>
-          <w:b/>
-          <w:bCs/>
-          <w:sz w:val="22"/>
-          <w:szCs w:val="22"/>
-          <w:lang w:val="en-IN"/>
-        </w:rPr>
-        <w:t>c-c-m</w:t>
-      </w:r>
-      <w:r>
-        <w:rPr>
-          <w:rFonts w:hint="default" w:ascii="Bodoni MT" w:hAnsi="Bodoni MT" w:eastAsia="等线" w:cs="Bodoni MT"/>
-          <w:b w:val="0"/>
-          <w:bCs w:val="0"/>
-          <w:sz w:val="22"/>
-          <w:szCs w:val="22"/>
-          <w:lang w:val="en-IN"/>
-        </w:rPr>
-        <w:t xml:space="preserve"> (only if VM is provided by a cloud provider), </w:t>
-      </w:r>
-      <w:r>
-        <w:rPr>
-          <w:rFonts w:hint="default" w:ascii="Bodoni MT" w:hAnsi="Bodoni MT" w:eastAsia="等线" w:cs="Bodoni MT"/>
-          <w:b/>
-          <w:bCs/>
-          <w:sz w:val="22"/>
-          <w:szCs w:val="22"/>
-          <w:lang w:val="en-IN"/>
-        </w:rPr>
-        <w:t>c-m</w:t>
-      </w:r>
-      <w:r>
-        <w:rPr>
-          <w:rFonts w:hint="default" w:ascii="Bodoni MT" w:hAnsi="Bodoni MT" w:eastAsia="等线" w:cs="Bodoni MT"/>
-          <w:b w:val="0"/>
-          <w:bCs w:val="0"/>
-          <w:sz w:val="22"/>
-          <w:szCs w:val="22"/>
-          <w:lang w:val="en-IN"/>
-        </w:rPr>
-        <w:t xml:space="preserve">, </w:t>
-      </w:r>
-      <w:r>
-        <w:rPr>
-          <w:rFonts w:hint="default" w:ascii="Bodoni MT" w:hAnsi="Bodoni MT" w:eastAsia="等线" w:cs="Bodoni MT"/>
-          <w:b/>
-          <w:bCs/>
-          <w:sz w:val="22"/>
-          <w:szCs w:val="22"/>
-          <w:lang w:val="en-IN"/>
-        </w:rPr>
-        <w:t>etcd</w:t>
-      </w:r>
-      <w:r>
-        <w:rPr>
-          <w:rFonts w:hint="default" w:ascii="Bodoni MT" w:hAnsi="Bodoni MT" w:eastAsia="等线" w:cs="Bodoni MT"/>
-          <w:b w:val="0"/>
-          <w:bCs w:val="0"/>
-          <w:sz w:val="22"/>
-          <w:szCs w:val="22"/>
-          <w:lang w:val="en-IN"/>
-        </w:rPr>
-        <w:t xml:space="preserve">, </w:t>
-      </w:r>
-      <w:r>
-        <w:rPr>
-          <w:rFonts w:hint="default" w:ascii="Bodoni MT" w:hAnsi="Bodoni MT" w:eastAsia="等线" w:cs="Bodoni MT"/>
-          <w:b/>
-          <w:bCs/>
-          <w:sz w:val="22"/>
-          <w:szCs w:val="22"/>
-          <w:lang w:val="en-IN"/>
-        </w:rPr>
-        <w:t>sched</w:t>
-      </w:r>
-      <w:r>
-        <w:rPr>
-          <w:rFonts w:hint="default" w:ascii="Bodoni MT" w:hAnsi="Bodoni MT" w:eastAsia="等线" w:cs="Bodoni MT"/>
-          <w:b w:val="0"/>
-          <w:bCs w:val="0"/>
-          <w:sz w:val="22"/>
-          <w:szCs w:val="22"/>
-          <w:lang w:val="en-IN"/>
-        </w:rPr>
-        <w:t xml:space="preserve">, </w:t>
-      </w:r>
-      <w:r>
-        <w:rPr>
-          <w:rFonts w:hint="default" w:ascii="Bodoni MT" w:hAnsi="Bodoni MT" w:eastAsia="等线" w:cs="Bodoni MT"/>
-          <w:b/>
-          <w:bCs/>
-          <w:sz w:val="22"/>
-          <w:szCs w:val="22"/>
-          <w:lang w:val="en-IN"/>
-        </w:rPr>
-        <w:t>api</w:t>
-      </w:r>
-      <w:r>
-        <w:rPr>
-          <w:rFonts w:hint="default" w:ascii="Bodoni MT" w:hAnsi="Bodoni MT" w:eastAsia="等线" w:cs="Bodoni MT"/>
-          <w:b w:val="0"/>
-          <w:bCs w:val="0"/>
-          <w:sz w:val="22"/>
-          <w:szCs w:val="22"/>
-          <w:lang w:val="en-IN"/>
-        </w:rPr>
-        <w:t>.</w:t>
-      </w:r>
-    </w:p>
-    <w:p>
-      <w:pPr>
-        <w:keepNext w:val="0"/>
-        <w:keepLines w:val="0"/>
-        <w:widowControl/>
-        <w:numPr>
-          <w:ilvl w:val="2"/>
-          <w:numId w:val="11"/>
-        </w:numPr>
-        <w:suppressLineNumbers w:val="0"/>
-        <w:spacing w:before="0" w:beforeAutospacing="0" w:after="0" w:afterAutospacing="0" w:line="360" w:lineRule="auto"/>
-        <w:ind w:left="1260" w:leftChars="0" w:right="0" w:hanging="420" w:firstLineChars="0"/>
-        <w:jc w:val="left"/>
-        <w:rPr>
-          <w:rFonts w:hint="default" w:ascii="Bodoni MT" w:hAnsi="Bodoni MT" w:eastAsia="等线" w:cs="Bodoni MT"/>
-          <w:sz w:val="22"/>
-          <w:szCs w:val="22"/>
-        </w:rPr>
-      </w:pPr>
-      <w:r>
-        <w:rPr>
-          <w:rFonts w:hint="default" w:ascii="Bodoni MT" w:hAnsi="Bodoni MT" w:eastAsia="等线" w:cs="Bodoni MT"/>
-          <w:sz w:val="22"/>
-          <w:szCs w:val="22"/>
-          <w:lang w:val="en-IN"/>
-        </w:rPr>
-        <w:t xml:space="preserve">Also, it’ll have data plane processes like: </w:t>
-      </w:r>
-      <w:r>
-        <w:rPr>
-          <w:rFonts w:hint="default" w:ascii="Bodoni MT" w:hAnsi="Bodoni MT" w:eastAsia="等线" w:cs="Bodoni MT"/>
-          <w:b/>
-          <w:bCs/>
-          <w:sz w:val="22"/>
-          <w:szCs w:val="22"/>
-          <w:lang w:val="en-IN"/>
-        </w:rPr>
-        <w:t>pods</w:t>
-      </w:r>
-      <w:r>
-        <w:rPr>
-          <w:rFonts w:hint="default" w:ascii="Bodoni MT" w:hAnsi="Bodoni MT" w:eastAsia="等线" w:cs="Bodoni MT"/>
-          <w:b w:val="0"/>
-          <w:bCs w:val="0"/>
-          <w:sz w:val="22"/>
-          <w:szCs w:val="22"/>
-          <w:lang w:val="en-IN"/>
-        </w:rPr>
-        <w:t xml:space="preserve">, </w:t>
-      </w:r>
-      <w:r>
-        <w:rPr>
-          <w:rFonts w:hint="default" w:ascii="Bodoni MT" w:hAnsi="Bodoni MT" w:eastAsia="等线" w:cs="Bodoni MT"/>
-          <w:b/>
-          <w:bCs/>
-          <w:sz w:val="22"/>
-          <w:szCs w:val="22"/>
-          <w:lang w:val="en-IN"/>
-        </w:rPr>
-        <w:t>kubelet</w:t>
-      </w:r>
-      <w:r>
-        <w:rPr>
-          <w:rFonts w:hint="default" w:ascii="Bodoni MT" w:hAnsi="Bodoni MT" w:eastAsia="等线" w:cs="Bodoni MT"/>
-          <w:b w:val="0"/>
-          <w:bCs w:val="0"/>
-          <w:sz w:val="22"/>
-          <w:szCs w:val="22"/>
-          <w:lang w:val="en-IN"/>
-        </w:rPr>
-        <w:t xml:space="preserve">, </w:t>
-      </w:r>
-      <w:r>
-        <w:rPr>
-          <w:rFonts w:hint="default" w:ascii="Bodoni MT" w:hAnsi="Bodoni MT" w:eastAsia="等线" w:cs="Bodoni MT"/>
-          <w:b/>
-          <w:bCs/>
-          <w:sz w:val="22"/>
-          <w:szCs w:val="22"/>
-          <w:lang w:val="en-IN"/>
-        </w:rPr>
-        <w:t>k-proxy</w:t>
-      </w:r>
-      <w:r>
-        <w:rPr>
-          <w:rFonts w:hint="default" w:ascii="Bodoni MT" w:hAnsi="Bodoni MT" w:eastAsia="等线" w:cs="Bodoni MT"/>
-          <w:b w:val="0"/>
-          <w:bCs w:val="0"/>
-          <w:sz w:val="22"/>
-          <w:szCs w:val="22"/>
-          <w:lang w:val="en-IN"/>
-        </w:rPr>
-        <w:t>.</w:t>
-      </w:r>
-    </w:p>
-    <w:p>
-      <w:pPr>
-        <w:keepNext w:val="0"/>
-        <w:keepLines w:val="0"/>
-        <w:widowControl/>
-        <w:numPr>
-          <w:ilvl w:val="2"/>
-          <w:numId w:val="11"/>
-        </w:numPr>
-        <w:suppressLineNumbers w:val="0"/>
-        <w:spacing w:before="0" w:beforeAutospacing="0" w:after="0" w:afterAutospacing="0" w:line="360" w:lineRule="auto"/>
-        <w:ind w:left="1260" w:leftChars="0" w:right="0" w:hanging="420" w:firstLineChars="0"/>
-        <w:jc w:val="left"/>
-        <w:rPr>
-          <w:rFonts w:hint="default" w:ascii="Bodoni MT" w:hAnsi="Bodoni MT" w:eastAsia="等线" w:cs="Bodoni MT"/>
-          <w:sz w:val="22"/>
-          <w:szCs w:val="22"/>
-        </w:rPr>
-      </w:pPr>
-      <w:r>
-        <w:rPr>
-          <w:rFonts w:hint="default" w:ascii="Bodoni MT" w:hAnsi="Bodoni MT" w:eastAsia="等线" w:cs="Bodoni MT"/>
-          <w:sz w:val="22"/>
-          <w:szCs w:val="22"/>
-          <w:lang w:val="en-IN"/>
-        </w:rPr>
-        <w:t xml:space="preserve">Now, when you tell it the number of instances you want to create, same like before, </w:t>
-      </w:r>
-      <w:r>
-        <w:rPr>
-          <w:rFonts w:hint="default" w:ascii="Bodoni MT" w:hAnsi="Bodoni MT" w:eastAsia="等线" w:cs="Bodoni MT"/>
-          <w:b/>
-          <w:bCs/>
-          <w:sz w:val="22"/>
-          <w:szCs w:val="22"/>
-          <w:lang w:val="en-IN"/>
-        </w:rPr>
-        <w:t>c-m</w:t>
-      </w:r>
-      <w:r>
-        <w:rPr>
-          <w:rFonts w:hint="default" w:ascii="Bodoni MT" w:hAnsi="Bodoni MT" w:eastAsia="等线" w:cs="Bodoni MT"/>
-          <w:b w:val="0"/>
-          <w:bCs w:val="0"/>
-          <w:sz w:val="22"/>
-          <w:szCs w:val="22"/>
-          <w:lang w:val="en-IN"/>
-        </w:rPr>
-        <w:t xml:space="preserve"> will create pods objects, </w:t>
-      </w:r>
-      <w:r>
-        <w:rPr>
-          <w:rFonts w:hint="default" w:ascii="Bodoni MT" w:hAnsi="Bodoni MT" w:eastAsia="等线" w:cs="Bodoni MT"/>
-          <w:b/>
-          <w:bCs/>
-          <w:sz w:val="22"/>
-          <w:szCs w:val="22"/>
-          <w:lang w:val="en-IN"/>
-        </w:rPr>
-        <w:t>sched</w:t>
-      </w:r>
-      <w:r>
-        <w:rPr>
-          <w:rFonts w:hint="default" w:ascii="Bodoni MT" w:hAnsi="Bodoni MT" w:eastAsia="等线" w:cs="Bodoni MT"/>
-          <w:b w:val="0"/>
-          <w:bCs w:val="0"/>
-          <w:sz w:val="22"/>
-          <w:szCs w:val="22"/>
-          <w:lang w:val="en-IN"/>
-        </w:rPr>
-        <w:t xml:space="preserve"> will assign the pods to the node.</w:t>
-      </w:r>
-      <w:r>
-        <w:rPr>
-          <w:rFonts w:hint="default" w:ascii="Bodoni MT" w:hAnsi="Bodoni MT" w:eastAsia="等线" w:cs="Bodoni MT"/>
-          <w:b w:val="0"/>
-          <w:bCs w:val="0"/>
-          <w:sz w:val="22"/>
-          <w:szCs w:val="22"/>
-          <w:lang w:val="en-IN"/>
-        </w:rPr>
-        <w:br w:type="textWrapping"/>
-      </w:r>
-      <w:r>
-        <w:rPr>
-          <w:rFonts w:hint="default" w:ascii="Bodoni MT" w:hAnsi="Bodoni MT" w:eastAsia="等线" w:cs="Bodoni MT"/>
-          <w:b w:val="0"/>
-          <w:bCs w:val="0"/>
-          <w:sz w:val="22"/>
-          <w:szCs w:val="22"/>
-          <w:lang w:val="en-IN"/>
-        </w:rPr>
-        <w:tab/>
-        <w:t xml:space="preserve">As we have only node inside which all processes are running, so </w:t>
-      </w:r>
-      <w:r>
-        <w:rPr>
-          <w:rFonts w:hint="default" w:ascii="Bodoni MT" w:hAnsi="Bodoni MT" w:eastAsia="等线" w:cs="Bodoni MT"/>
-          <w:b/>
-          <w:bCs/>
-          <w:sz w:val="22"/>
-          <w:szCs w:val="22"/>
-          <w:lang w:val="en-IN"/>
-        </w:rPr>
-        <w:t>sched</w:t>
-      </w:r>
-      <w:r>
-        <w:rPr>
-          <w:rFonts w:hint="default" w:ascii="Bodoni MT" w:hAnsi="Bodoni MT" w:eastAsia="等线" w:cs="Bodoni MT"/>
-          <w:b w:val="0"/>
-          <w:bCs w:val="0"/>
-          <w:sz w:val="22"/>
-          <w:szCs w:val="22"/>
-          <w:lang w:val="en-IN"/>
-        </w:rPr>
-        <w:t xml:space="preserve"> will assign this node for all the pods.</w:t>
-      </w:r>
-      <w:r>
-        <w:rPr>
-          <w:rFonts w:hint="default" w:ascii="Bodoni MT" w:hAnsi="Bodoni MT" w:eastAsia="等线" w:cs="Bodoni MT"/>
-          <w:b w:val="0"/>
-          <w:bCs w:val="0"/>
-          <w:sz w:val="22"/>
-          <w:szCs w:val="22"/>
-          <w:lang w:val="en-IN"/>
-        </w:rPr>
-        <w:br w:type="textWrapping"/>
-      </w:r>
-      <w:r>
-        <w:rPr>
-          <w:rFonts w:hint="default" w:ascii="Bodoni MT" w:hAnsi="Bodoni MT" w:eastAsia="等线" w:cs="Bodoni MT"/>
-          <w:b w:val="0"/>
-          <w:bCs w:val="0"/>
-          <w:sz w:val="22"/>
-          <w:szCs w:val="22"/>
-          <w:lang w:val="en-IN"/>
-        </w:rPr>
-        <w:tab/>
-        <w:t>So, all the pods will be running inside the same VM.</w:t>
+          <w:color w:val="auto"/>
+          <w:kern w:val="0"/>
+          <w:sz w:val="22"/>
+          <w:szCs w:val="22"/>
+          <w:lang w:val="en-IN" w:eastAsia="zh-CN" w:bidi="ar"/>
+        </w:rPr>
+        <w:t>F</w:t>
       </w:r>
     </w:p>
     <w:p>
@@ -4510,226 +9044,13 @@
       <w:r>
         <w:rPr>
           <w:rFonts w:hint="default" w:ascii="Bodoni MT" w:hAnsi="Bodoni MT" w:eastAsia="等线" w:cs="Bodoni MT"/>
-          <w:b w:val="0"/>
-          <w:bCs w:val="0"/>
-          <w:sz w:val="22"/>
-          <w:szCs w:val="22"/>
-          <w:lang w:val="en-IN"/>
-        </w:rPr>
-        <w:t xml:space="preserve">Now, as we saw before, </w:t>
-      </w:r>
-      <w:r>
-        <w:rPr>
-          <w:rFonts w:hint="default" w:ascii="Bodoni MT" w:hAnsi="Bodoni MT" w:eastAsia="等线" w:cs="Bodoni MT"/>
-          <w:b/>
-          <w:bCs/>
-          <w:sz w:val="22"/>
-          <w:szCs w:val="22"/>
-          <w:lang w:val="en-IN"/>
-        </w:rPr>
-        <w:t>c-m</w:t>
-      </w:r>
-      <w:r>
-        <w:rPr>
-          <w:rFonts w:hint="default" w:ascii="Bodoni MT" w:hAnsi="Bodoni MT" w:eastAsia="等线" w:cs="Bodoni MT"/>
-          <w:b w:val="0"/>
-          <w:bCs w:val="0"/>
-          <w:sz w:val="22"/>
-          <w:szCs w:val="22"/>
-          <w:lang w:val="en-IN"/>
-        </w:rPr>
-        <w:t xml:space="preserve"> checks if pods are gone (when node gets down) then it creates new pods objects to get the desired state and then </w:t>
-      </w:r>
-      <w:r>
-        <w:rPr>
-          <w:rFonts w:hint="default" w:ascii="Bodoni MT" w:hAnsi="Bodoni MT" w:eastAsia="等线" w:cs="Bodoni MT"/>
-          <w:b/>
-          <w:bCs/>
-          <w:sz w:val="22"/>
-          <w:szCs w:val="22"/>
-          <w:lang w:val="en-IN"/>
-        </w:rPr>
-        <w:t>sched</w:t>
-      </w:r>
-      <w:r>
-        <w:rPr>
-          <w:rFonts w:hint="default" w:ascii="Bodoni MT" w:hAnsi="Bodoni MT" w:eastAsia="等线" w:cs="Bodoni MT"/>
-          <w:b w:val="0"/>
-          <w:bCs w:val="0"/>
-          <w:sz w:val="22"/>
-          <w:szCs w:val="22"/>
-          <w:lang w:val="en-IN"/>
-        </w:rPr>
-        <w:t xml:space="preserve"> will assign those pods to some nodes. So </w:t>
-      </w:r>
-      <w:r>
-        <w:rPr>
-          <w:rFonts w:hint="default" w:ascii="Bodoni MT" w:hAnsi="Bodoni MT" w:eastAsia="等线" w:cs="Bodoni MT"/>
-          <w:b w:val="0"/>
-          <w:bCs w:val="0"/>
-          <w:color w:val="FF0000"/>
-          <w:sz w:val="22"/>
-          <w:szCs w:val="22"/>
-          <w:lang w:val="en-IN"/>
-        </w:rPr>
-        <w:t>“Are the Nodes get created and deleted automatically?”</w:t>
-      </w:r>
-      <w:r>
-        <w:rPr>
-          <w:rFonts w:hint="default" w:ascii="Bodoni MT" w:hAnsi="Bodoni MT" w:eastAsia="等线" w:cs="Bodoni MT"/>
-          <w:b w:val="0"/>
-          <w:bCs w:val="0"/>
-          <w:sz w:val="22"/>
-          <w:szCs w:val="22"/>
-          <w:lang w:val="en-IN"/>
-        </w:rPr>
-        <w:t xml:space="preserve">  </w:t>
-      </w:r>
-    </w:p>
-    <w:p>
-      <w:pPr>
-        <w:keepNext w:val="0"/>
-        <w:keepLines w:val="0"/>
-        <w:widowControl/>
-        <w:numPr>
-          <w:ilvl w:val="1"/>
-          <w:numId w:val="11"/>
-        </w:numPr>
-        <w:suppressLineNumbers w:val="0"/>
-        <w:spacing w:before="0" w:beforeAutospacing="0" w:after="0" w:afterAutospacing="0" w:line="360" w:lineRule="auto"/>
-        <w:ind w:left="840" w:leftChars="0" w:right="0" w:hanging="420" w:firstLineChars="0"/>
-        <w:jc w:val="left"/>
-        <w:rPr>
-          <w:rFonts w:hint="default" w:ascii="Bodoni MT" w:hAnsi="Bodoni MT" w:eastAsia="等线" w:cs="Bodoni MT"/>
-          <w:sz w:val="22"/>
-          <w:szCs w:val="22"/>
-        </w:rPr>
-      </w:pPr>
-      <w:r>
-        <w:rPr>
-          <w:rFonts w:hint="default" w:ascii="Bodoni MT" w:hAnsi="Bodoni MT" w:eastAsia="等线" w:cs="Bodoni MT"/>
-          <w:color w:val="00B050"/>
-          <w:sz w:val="22"/>
-          <w:szCs w:val="22"/>
-          <w:shd w:val="clear" w:color="FFFFFF" w:fill="D9D9D9"/>
-          <w:lang w:val="en-IN"/>
-        </w:rPr>
-        <w:t>No, nodes are constant, only the pods are created.</w:t>
-      </w:r>
-      <w:r>
-        <w:rPr>
-          <w:rFonts w:hint="default" w:ascii="Bodoni MT" w:hAnsi="Bodoni MT" w:eastAsia="等线" w:cs="Bodoni MT"/>
-          <w:sz w:val="22"/>
-          <w:szCs w:val="22"/>
-          <w:lang w:val="en-IN"/>
-        </w:rPr>
-        <w:t xml:space="preserve">  </w:t>
-      </w:r>
-    </w:p>
-    <w:p>
-      <w:pPr>
-        <w:keepNext w:val="0"/>
-        <w:keepLines w:val="0"/>
-        <w:widowControl/>
-        <w:numPr>
-          <w:ilvl w:val="1"/>
-          <w:numId w:val="11"/>
-        </w:numPr>
-        <w:suppressLineNumbers w:val="0"/>
-        <w:spacing w:before="0" w:beforeAutospacing="0" w:after="0" w:afterAutospacing="0" w:line="360" w:lineRule="auto"/>
-        <w:ind w:left="840" w:leftChars="0" w:right="0" w:hanging="420" w:firstLineChars="0"/>
-        <w:jc w:val="left"/>
-        <w:rPr>
-          <w:rFonts w:hint="default" w:ascii="Bodoni MT" w:hAnsi="Bodoni MT" w:eastAsia="等线" w:cs="Bodoni MT"/>
-          <w:sz w:val="22"/>
-          <w:szCs w:val="22"/>
-        </w:rPr>
-      </w:pPr>
-      <w:r>
-        <w:rPr>
-          <w:rFonts w:hint="default" w:ascii="Bodoni MT" w:hAnsi="Bodoni MT" w:eastAsia="等线" w:cs="Bodoni MT"/>
-          <w:sz w:val="22"/>
-          <w:szCs w:val="22"/>
-          <w:lang w:val="en-IN"/>
-        </w:rPr>
-        <w:t>We create VMs from a cloud provider and assign those to our Kubernetes cluster.</w:t>
-      </w:r>
-    </w:p>
-    <w:p>
-      <w:pPr>
-        <w:keepNext w:val="0"/>
-        <w:keepLines w:val="0"/>
-        <w:widowControl/>
-        <w:numPr>
-          <w:ilvl w:val="1"/>
-          <w:numId w:val="11"/>
-        </w:numPr>
-        <w:suppressLineNumbers w:val="0"/>
-        <w:spacing w:before="0" w:beforeAutospacing="0" w:after="0" w:afterAutospacing="0" w:line="360" w:lineRule="auto"/>
-        <w:ind w:left="840" w:leftChars="0" w:right="0" w:hanging="420" w:firstLineChars="0"/>
-        <w:jc w:val="left"/>
-        <w:rPr>
-          <w:rFonts w:hint="default" w:ascii="Bodoni MT" w:hAnsi="Bodoni MT" w:eastAsia="等线" w:cs="Bodoni MT"/>
-          <w:sz w:val="22"/>
-          <w:szCs w:val="22"/>
-        </w:rPr>
-      </w:pPr>
-      <w:r>
-        <w:rPr>
-          <w:rFonts w:hint="default" w:ascii="Bodoni MT" w:hAnsi="Bodoni MT" w:eastAsia="等线" w:cs="Bodoni MT"/>
-          <w:sz w:val="22"/>
-          <w:szCs w:val="22"/>
-          <w:lang w:val="en-IN"/>
-        </w:rPr>
-        <w:t xml:space="preserve">Now, the </w:t>
-      </w:r>
-      <w:r>
-        <w:rPr>
-          <w:rFonts w:hint="default" w:ascii="Bodoni MT" w:hAnsi="Bodoni MT" w:eastAsia="等线" w:cs="Bodoni MT"/>
-          <w:b/>
-          <w:bCs/>
-          <w:sz w:val="22"/>
-          <w:szCs w:val="22"/>
-          <w:lang w:val="en-IN"/>
-        </w:rPr>
-        <w:t>sched</w:t>
-      </w:r>
-      <w:r>
-        <w:rPr>
-          <w:rFonts w:hint="default" w:ascii="Bodoni MT" w:hAnsi="Bodoni MT" w:eastAsia="等线" w:cs="Bodoni MT"/>
-          <w:b w:val="0"/>
-          <w:bCs w:val="0"/>
-          <w:sz w:val="22"/>
-          <w:szCs w:val="22"/>
-          <w:lang w:val="en-IN"/>
-        </w:rPr>
-        <w:t xml:space="preserve"> will schedule the </w:t>
-      </w:r>
-      <w:r>
-        <w:rPr>
-          <w:rFonts w:hint="default" w:ascii="Bodoni MT" w:hAnsi="Bodoni MT" w:eastAsia="等线" w:cs="Bodoni MT"/>
-          <w:b w:val="0"/>
-          <w:bCs w:val="0"/>
-          <w:i/>
-          <w:iCs/>
-          <w:sz w:val="22"/>
-          <w:szCs w:val="22"/>
-          <w:lang w:val="en-IN"/>
-        </w:rPr>
-        <w:t>pods</w:t>
-      </w:r>
-      <w:r>
-        <w:rPr>
-          <w:rFonts w:hint="default" w:ascii="Bodoni MT" w:hAnsi="Bodoni MT" w:eastAsia="等线" w:cs="Bodoni MT"/>
-          <w:b w:val="0"/>
-          <w:bCs w:val="0"/>
-          <w:i w:val="0"/>
-          <w:iCs w:val="0"/>
-          <w:sz w:val="22"/>
-          <w:szCs w:val="22"/>
-          <w:lang w:val="en-IN"/>
-        </w:rPr>
-        <w:t xml:space="preserve"> to the available nodes only if it is up.</w:t>
+          <w:color w:val="auto"/>
+          <w:kern w:val="0"/>
+          <w:sz w:val="22"/>
+          <w:szCs w:val="22"/>
+          <w:lang w:val="en-IN" w:eastAsia="zh-CN" w:bidi="ar"/>
+        </w:rPr>
+        <w:t>F</w:t>
       </w:r>
     </w:p>
     <w:p>
@@ -4754,573 +9075,13 @@
       <w:r>
         <w:rPr>
           <w:rFonts w:hint="default" w:ascii="Bodoni MT" w:hAnsi="Bodoni MT" w:eastAsia="等线" w:cs="Bodoni MT"/>
-          <w:sz w:val="22"/>
-          <w:szCs w:val="22"/>
-          <w:lang w:val="en-IN"/>
-        </w:rPr>
-        <w:t xml:space="preserve">Now, the question may be, if the nodes are directly assigned to the cluster, then </w:t>
-      </w:r>
-      <w:r>
-        <w:rPr>
-          <w:rFonts w:hint="default" w:ascii="Bodoni MT" w:hAnsi="Bodoni MT" w:eastAsia="等线" w:cs="Bodoni MT"/>
-          <w:color w:val="FF0000"/>
-          <w:sz w:val="22"/>
-          <w:szCs w:val="22"/>
-          <w:lang w:val="en-IN"/>
-        </w:rPr>
-        <w:t xml:space="preserve">what is the use of </w:t>
-      </w:r>
-      <w:r>
-        <w:rPr>
-          <w:rFonts w:hint="default" w:ascii="Bodoni MT" w:hAnsi="Bodoni MT" w:eastAsia="等线" w:cs="Bodoni MT"/>
-          <w:b/>
-          <w:bCs/>
-          <w:color w:val="FF0000"/>
-          <w:sz w:val="22"/>
-          <w:szCs w:val="22"/>
-          <w:lang w:val="en-IN"/>
-        </w:rPr>
-        <w:t>c-c-m</w:t>
-      </w:r>
-      <w:r>
-        <w:rPr>
-          <w:rFonts w:hint="default" w:ascii="Bodoni MT" w:hAnsi="Bodoni MT" w:eastAsia="等线" w:cs="Bodoni MT"/>
-          <w:b w:val="0"/>
-          <w:bCs w:val="0"/>
-          <w:color w:val="FF0000"/>
-          <w:sz w:val="22"/>
-          <w:szCs w:val="22"/>
-          <w:lang w:val="en-IN"/>
-        </w:rPr>
-        <w:t xml:space="preserve"> to talk to cloud provider?</w:t>
-      </w:r>
-    </w:p>
-    <w:p>
-      <w:pPr>
-        <w:keepNext w:val="0"/>
-        <w:keepLines w:val="0"/>
-        <w:widowControl/>
-        <w:numPr>
-          <w:ilvl w:val="1"/>
-          <w:numId w:val="11"/>
-        </w:numPr>
-        <w:suppressLineNumbers w:val="0"/>
-        <w:spacing w:before="0" w:beforeAutospacing="0" w:after="0" w:afterAutospacing="0" w:line="360" w:lineRule="auto"/>
-        <w:ind w:left="840" w:leftChars="0" w:right="0" w:hanging="420" w:firstLineChars="0"/>
-        <w:jc w:val="left"/>
-        <w:rPr>
-          <w:rFonts w:hint="default" w:ascii="Bodoni MT" w:hAnsi="Bodoni MT" w:eastAsia="等线" w:cs="Bodoni MT"/>
-          <w:sz w:val="22"/>
-          <w:szCs w:val="22"/>
-        </w:rPr>
-      </w:pPr>
-      <w:r>
-        <w:rPr>
-          <w:rFonts w:hint="default" w:ascii="Bodoni MT" w:hAnsi="Bodoni MT" w:eastAsia="等线" w:cs="Bodoni MT"/>
-          <w:sz w:val="22"/>
-          <w:szCs w:val="22"/>
-          <w:lang w:val="en-IN"/>
-        </w:rPr>
-        <w:t>One of the use-case can be creating Load Balancer (ex: AWS ELB)</w:t>
-      </w:r>
-    </w:p>
-    <w:p>
-      <w:pPr>
-        <w:keepNext w:val="0"/>
-        <w:keepLines w:val="0"/>
-        <w:widowControl/>
-        <w:numPr>
-          <w:ilvl w:val="1"/>
-          <w:numId w:val="11"/>
-        </w:numPr>
-        <w:suppressLineNumbers w:val="0"/>
-        <w:spacing w:before="0" w:beforeAutospacing="0" w:after="0" w:afterAutospacing="0" w:line="360" w:lineRule="auto"/>
-        <w:ind w:left="840" w:leftChars="0" w:right="0" w:hanging="420" w:firstLineChars="0"/>
-        <w:jc w:val="left"/>
-        <w:rPr>
-          <w:rFonts w:hint="default" w:ascii="Bodoni MT" w:hAnsi="Bodoni MT" w:eastAsia="等线" w:cs="Bodoni MT"/>
-          <w:sz w:val="22"/>
-          <w:szCs w:val="22"/>
-        </w:rPr>
-      </w:pPr>
-      <w:r>
-        <w:rPr>
-          <w:rFonts w:hint="default" w:ascii="Bodoni MT" w:hAnsi="Bodoni MT" w:eastAsia="等线" w:cs="Bodoni MT"/>
-          <w:sz w:val="22"/>
-          <w:szCs w:val="22"/>
-          <w:lang w:val="en-IN"/>
-        </w:rPr>
-        <w:t>The flow is like the below:</w:t>
-      </w:r>
-    </w:p>
-    <w:p>
-      <w:pPr>
-        <w:keepNext w:val="0"/>
-        <w:keepLines w:val="0"/>
-        <w:widowControl/>
-        <w:numPr>
-          <w:ilvl w:val="2"/>
-          <w:numId w:val="11"/>
-        </w:numPr>
-        <w:suppressLineNumbers w:val="0"/>
-        <w:spacing w:before="0" w:beforeAutospacing="0" w:after="0" w:afterAutospacing="0" w:line="360" w:lineRule="auto"/>
-        <w:ind w:left="1260" w:leftChars="0" w:right="0" w:hanging="420" w:firstLineChars="0"/>
-        <w:jc w:val="left"/>
-        <w:rPr>
-          <w:rFonts w:hint="default" w:ascii="Bodoni MT" w:hAnsi="Bodoni MT" w:eastAsia="等线" w:cs="Bodoni MT"/>
-          <w:sz w:val="22"/>
-          <w:szCs w:val="22"/>
-        </w:rPr>
-      </w:pPr>
-      <w:r>
-        <w:rPr>
-          <w:rFonts w:hint="default" w:ascii="Bodoni MT" w:hAnsi="Bodoni MT" w:eastAsia="等线" w:cs="Bodoni MT"/>
-          <w:sz w:val="22"/>
-          <w:szCs w:val="22"/>
-          <w:lang w:val="en-IN"/>
-        </w:rPr>
-        <w:t>User will trigger request to the Load Balancer (provided by Cloud Provider, Ex: AWS ELB).</w:t>
-      </w:r>
-    </w:p>
-    <w:p>
-      <w:pPr>
-        <w:keepNext w:val="0"/>
-        <w:keepLines w:val="0"/>
-        <w:widowControl/>
-        <w:numPr>
-          <w:ilvl w:val="2"/>
-          <w:numId w:val="11"/>
-        </w:numPr>
-        <w:suppressLineNumbers w:val="0"/>
-        <w:spacing w:before="0" w:beforeAutospacing="0" w:after="0" w:afterAutospacing="0" w:line="360" w:lineRule="auto"/>
-        <w:ind w:left="1260" w:leftChars="0" w:right="0" w:hanging="420" w:firstLineChars="0"/>
-        <w:jc w:val="left"/>
-        <w:rPr>
-          <w:rFonts w:hint="default" w:ascii="Bodoni MT" w:hAnsi="Bodoni MT" w:eastAsia="等线" w:cs="Bodoni MT"/>
-          <w:sz w:val="22"/>
-          <w:szCs w:val="22"/>
-        </w:rPr>
-      </w:pPr>
-      <w:r>
-        <w:rPr>
-          <w:rFonts w:hint="default" w:ascii="Bodoni MT" w:hAnsi="Bodoni MT" w:eastAsia="等线" w:cs="Bodoni MT"/>
-          <w:sz w:val="22"/>
-          <w:szCs w:val="22"/>
-          <w:lang w:val="en-IN"/>
-        </w:rPr>
-        <w:t>Load Balancer doesn’t know about the pods inside which the containers running our application are present.</w:t>
-      </w:r>
-      <w:r>
-        <w:rPr>
-          <w:rFonts w:hint="default" w:ascii="Bodoni MT" w:hAnsi="Bodoni MT" w:eastAsia="等线" w:cs="Bodoni MT"/>
-          <w:sz w:val="22"/>
-          <w:szCs w:val="22"/>
-          <w:lang w:val="en-IN"/>
-        </w:rPr>
-        <w:br w:type="textWrapping"/>
-      </w:r>
-      <w:r>
-        <w:rPr>
-          <w:rFonts w:hint="default" w:ascii="Bodoni MT" w:hAnsi="Bodoni MT" w:eastAsia="等线" w:cs="Bodoni MT"/>
-          <w:sz w:val="22"/>
-          <w:szCs w:val="22"/>
-          <w:lang w:val="en-IN"/>
-        </w:rPr>
-        <w:tab/>
-        <w:t>It only knows about the nodes. Because the nodes are VMs of the same Cloud Provider only. It can forward the request to those.</w:t>
-      </w:r>
-    </w:p>
-    <w:p>
-      <w:pPr>
-        <w:keepNext w:val="0"/>
-        <w:keepLines w:val="0"/>
-        <w:widowControl/>
-        <w:numPr>
-          <w:ilvl w:val="2"/>
-          <w:numId w:val="11"/>
-        </w:numPr>
-        <w:suppressLineNumbers w:val="0"/>
-        <w:spacing w:before="0" w:beforeAutospacing="0" w:after="0" w:afterAutospacing="0" w:line="360" w:lineRule="auto"/>
-        <w:ind w:left="1260" w:leftChars="0" w:right="0" w:hanging="420" w:firstLineChars="0"/>
-        <w:jc w:val="left"/>
-        <w:rPr>
-          <w:rFonts w:hint="default" w:ascii="Bodoni MT" w:hAnsi="Bodoni MT" w:eastAsia="等线" w:cs="Bodoni MT"/>
-          <w:sz w:val="22"/>
-          <w:szCs w:val="22"/>
-        </w:rPr>
-      </w:pPr>
-      <w:r>
-        <w:rPr>
-          <w:rFonts w:hint="default" w:ascii="Bodoni MT" w:hAnsi="Bodoni MT" w:eastAsia="等线" w:cs="Bodoni MT"/>
-          <w:sz w:val="22"/>
-          <w:szCs w:val="22"/>
-          <w:lang w:val="en-IN"/>
-        </w:rPr>
-        <w:t xml:space="preserve"> Now, lets say the Load Balancer sends the request to one node (Worker Node of course).</w:t>
-      </w:r>
-    </w:p>
-    <w:p>
-      <w:pPr>
-        <w:keepNext w:val="0"/>
-        <w:keepLines w:val="0"/>
-        <w:widowControl/>
-        <w:numPr>
-          <w:ilvl w:val="2"/>
-          <w:numId w:val="11"/>
-        </w:numPr>
-        <w:suppressLineNumbers w:val="0"/>
-        <w:spacing w:before="0" w:beforeAutospacing="0" w:after="0" w:afterAutospacing="0" w:line="360" w:lineRule="auto"/>
-        <w:ind w:left="1260" w:leftChars="0" w:right="0" w:hanging="420" w:firstLineChars="0"/>
-        <w:jc w:val="left"/>
-        <w:rPr>
-          <w:rFonts w:hint="default" w:ascii="Bodoni MT" w:hAnsi="Bodoni MT" w:eastAsia="等线" w:cs="Bodoni MT"/>
-          <w:sz w:val="22"/>
-          <w:szCs w:val="22"/>
-        </w:rPr>
-      </w:pPr>
-      <w:r>
-        <w:rPr>
-          <w:rFonts w:hint="default" w:ascii="Bodoni MT" w:hAnsi="Bodoni MT" w:eastAsia="等线" w:cs="Bodoni MT"/>
-          <w:sz w:val="22"/>
-          <w:szCs w:val="22"/>
-          <w:lang w:val="en-IN"/>
-        </w:rPr>
-        <w:t xml:space="preserve">Now, </w:t>
-      </w:r>
-      <w:r>
-        <w:rPr>
-          <w:rFonts w:hint="default" w:ascii="Bodoni MT" w:hAnsi="Bodoni MT" w:eastAsia="等线" w:cs="Bodoni MT"/>
-          <w:b/>
-          <w:bCs/>
-          <w:sz w:val="22"/>
-          <w:szCs w:val="22"/>
-          <w:lang w:val="en-IN"/>
-        </w:rPr>
-        <w:t>k-proxy</w:t>
-      </w:r>
-      <w:r>
-        <w:rPr>
-          <w:rFonts w:hint="default" w:ascii="Bodoni MT" w:hAnsi="Bodoni MT" w:eastAsia="等线" w:cs="Bodoni MT"/>
-          <w:b w:val="0"/>
-          <w:bCs w:val="0"/>
-          <w:sz w:val="22"/>
-          <w:szCs w:val="22"/>
-          <w:lang w:val="en-IN"/>
-        </w:rPr>
-        <w:t xml:space="preserve"> is there inside the worker node which will decide to which pods the request should go to.</w:t>
-      </w:r>
-      <w:r>
-        <w:rPr>
-          <w:rFonts w:hint="default" w:ascii="Bodoni MT" w:hAnsi="Bodoni MT" w:eastAsia="等线" w:cs="Bodoni MT"/>
-          <w:b w:val="0"/>
-          <w:bCs w:val="0"/>
-          <w:sz w:val="22"/>
-          <w:szCs w:val="22"/>
-          <w:lang w:val="en-IN"/>
-        </w:rPr>
-        <w:br w:type="textWrapping"/>
-      </w:r>
-      <w:r>
-        <w:rPr>
-          <w:rFonts w:hint="default" w:ascii="Bodoni MT" w:hAnsi="Bodoni MT" w:eastAsia="等线" w:cs="Bodoni MT"/>
-          <w:b w:val="0"/>
-          <w:bCs w:val="0"/>
-          <w:sz w:val="22"/>
-          <w:szCs w:val="22"/>
-          <w:lang w:val="en-IN"/>
-        </w:rPr>
-        <w:tab/>
-        <w:t xml:space="preserve">Means, there can be multiple pods running inside the same Node, here </w:t>
-      </w:r>
-      <w:r>
-        <w:rPr>
-          <w:rFonts w:hint="default" w:ascii="Bodoni MT" w:hAnsi="Bodoni MT" w:eastAsia="等线" w:cs="Bodoni MT"/>
-          <w:b/>
-          <w:bCs/>
-          <w:sz w:val="22"/>
-          <w:szCs w:val="22"/>
-          <w:lang w:val="en-IN"/>
-        </w:rPr>
-        <w:t>k-proxy</w:t>
-      </w:r>
-      <w:r>
-        <w:rPr>
-          <w:rFonts w:hint="default" w:ascii="Bodoni MT" w:hAnsi="Bodoni MT" w:eastAsia="等线" w:cs="Bodoni MT"/>
-          <w:b w:val="0"/>
-          <w:bCs w:val="0"/>
-          <w:sz w:val="22"/>
-          <w:szCs w:val="22"/>
-          <w:lang w:val="en-IN"/>
-        </w:rPr>
-        <w:t xml:space="preserve"> does its work.</w:t>
-      </w:r>
-    </w:p>
-    <w:p>
-      <w:pPr>
-        <w:keepNext w:val="0"/>
-        <w:keepLines w:val="0"/>
-        <w:widowControl/>
-        <w:numPr>
-          <w:ilvl w:val="2"/>
-          <w:numId w:val="11"/>
-        </w:numPr>
-        <w:suppressLineNumbers w:val="0"/>
-        <w:spacing w:before="0" w:beforeAutospacing="0" w:after="0" w:afterAutospacing="0" w:line="360" w:lineRule="auto"/>
-        <w:ind w:left="1260" w:leftChars="0" w:right="0" w:hanging="420" w:firstLineChars="0"/>
-        <w:jc w:val="left"/>
-        <w:rPr>
-          <w:rFonts w:hint="default" w:ascii="Bodoni MT" w:hAnsi="Bodoni MT" w:eastAsia="等线" w:cs="Bodoni MT"/>
-          <w:sz w:val="22"/>
-          <w:szCs w:val="22"/>
-        </w:rPr>
-      </w:pPr>
-      <w:r>
-        <w:rPr>
-          <w:rFonts w:hint="default" w:ascii="Bodoni MT" w:hAnsi="Bodoni MT" w:eastAsia="等线" w:cs="Bodoni MT"/>
-          <w:b/>
-          <w:bCs/>
-          <w:sz w:val="22"/>
-          <w:szCs w:val="22"/>
-          <w:lang w:val="en-IN"/>
-        </w:rPr>
-        <w:t>User → Cloud Provider’s Load Balancer → Worker Node (VM) → Pods</w:t>
-      </w:r>
-    </w:p>
-    <w:p>
-      <w:pPr>
-        <w:keepNext w:val="0"/>
-        <w:keepLines w:val="0"/>
-        <w:widowControl/>
-        <w:numPr>
-          <w:ilvl w:val="2"/>
-          <w:numId w:val="11"/>
-        </w:numPr>
-        <w:suppressLineNumbers w:val="0"/>
-        <w:spacing w:before="0" w:beforeAutospacing="0" w:after="0" w:afterAutospacing="0" w:line="360" w:lineRule="auto"/>
-        <w:ind w:left="1260" w:leftChars="0" w:right="0" w:hanging="420" w:firstLineChars="0"/>
-        <w:jc w:val="left"/>
-        <w:rPr>
-          <w:rFonts w:hint="default" w:ascii="Bodoni MT" w:hAnsi="Bodoni MT" w:eastAsia="等线" w:cs="Bodoni MT"/>
-          <w:color w:val="C00000"/>
-          <w:sz w:val="22"/>
-          <w:szCs w:val="22"/>
-          <w:shd w:val="clear" w:color="FFFFFF" w:fill="D9D9D9"/>
-        </w:rPr>
-      </w:pPr>
-      <w:r>
-        <w:rPr>
-          <w:rFonts w:hint="default" w:ascii="Bodoni MT" w:hAnsi="Bodoni MT" w:eastAsia="等线" w:cs="Bodoni MT"/>
-          <w:b w:val="0"/>
-          <w:bCs w:val="0"/>
-          <w:color w:val="C00000"/>
-          <w:sz w:val="22"/>
-          <w:szCs w:val="22"/>
-          <w:shd w:val="clear" w:color="FFFFFF" w:fill="D9D9D9"/>
-          <w:lang w:val="en-IN"/>
-        </w:rPr>
-        <w:t>The user’s request doesn’t go to control plane. Because Control Plane is to manage the data plane, not for user’s traffic.</w:t>
-      </w:r>
-    </w:p>
-    <w:p>
-      <w:pPr>
-        <w:keepNext w:val="0"/>
-        <w:keepLines w:val="0"/>
-        <w:widowControl/>
-        <w:numPr>
-          <w:ilvl w:val="1"/>
-          <w:numId w:val="11"/>
-        </w:numPr>
-        <w:suppressLineNumbers w:val="0"/>
-        <w:spacing w:before="0" w:beforeAutospacing="0" w:after="0" w:afterAutospacing="0" w:line="360" w:lineRule="auto"/>
-        <w:ind w:left="840" w:leftChars="0" w:right="0" w:hanging="420" w:firstLineChars="0"/>
-        <w:jc w:val="left"/>
-        <w:rPr>
-          <w:rFonts w:hint="default" w:ascii="Bodoni MT" w:hAnsi="Bodoni MT" w:eastAsia="等线" w:cs="Bodoni MT"/>
-          <w:sz w:val="22"/>
-          <w:szCs w:val="22"/>
-        </w:rPr>
-      </w:pPr>
-      <w:r>
-        <w:rPr>
-          <w:rFonts w:hint="default" w:ascii="Bodoni MT" w:hAnsi="Bodoni MT" w:eastAsia="等线" w:cs="Bodoni MT"/>
-          <w:sz w:val="22"/>
-          <w:szCs w:val="22"/>
-          <w:lang w:val="en-IN"/>
-        </w:rPr>
-        <w:t xml:space="preserve">Other use cases of </w:t>
-      </w:r>
-      <w:r>
-        <w:rPr>
-          <w:rFonts w:hint="default" w:ascii="Bodoni MT" w:hAnsi="Bodoni MT" w:eastAsia="等线" w:cs="Bodoni MT"/>
-          <w:b/>
-          <w:bCs/>
-          <w:sz w:val="22"/>
-          <w:szCs w:val="22"/>
-          <w:lang w:val="en-IN"/>
-        </w:rPr>
-        <w:t>c-c-m</w:t>
-      </w:r>
-      <w:r>
-        <w:rPr>
-          <w:rFonts w:hint="default" w:ascii="Bodoni MT" w:hAnsi="Bodoni MT" w:eastAsia="等线" w:cs="Bodoni MT"/>
-          <w:b w:val="0"/>
-          <w:bCs w:val="0"/>
-          <w:sz w:val="22"/>
-          <w:szCs w:val="22"/>
-          <w:lang w:val="en-IN"/>
-        </w:rPr>
-        <w:t xml:space="preserve"> are like</w:t>
-      </w:r>
-    </w:p>
-    <w:p>
-      <w:pPr>
-        <w:keepNext w:val="0"/>
-        <w:keepLines w:val="0"/>
-        <w:widowControl/>
-        <w:numPr>
-          <w:ilvl w:val="2"/>
-          <w:numId w:val="11"/>
-        </w:numPr>
-        <w:suppressLineNumbers w:val="0"/>
-        <w:spacing w:before="0" w:beforeAutospacing="0" w:after="0" w:afterAutospacing="0" w:line="360" w:lineRule="auto"/>
-        <w:ind w:left="1260" w:leftChars="0" w:right="0" w:hanging="420" w:firstLineChars="0"/>
-        <w:jc w:val="left"/>
-        <w:rPr>
-          <w:rFonts w:hint="default" w:ascii="Bodoni MT" w:hAnsi="Bodoni MT" w:eastAsia="等线" w:cs="Bodoni MT"/>
-          <w:sz w:val="22"/>
-          <w:szCs w:val="22"/>
-        </w:rPr>
-      </w:pPr>
-      <w:r>
-        <w:rPr>
-          <w:rFonts w:hint="default" w:ascii="Bodoni MT" w:hAnsi="Bodoni MT" w:eastAsia="等线" w:cs="Bodoni MT"/>
-          <w:sz w:val="22"/>
-          <w:szCs w:val="22"/>
-          <w:lang w:val="en-IN"/>
-        </w:rPr>
-        <w:t>Storage (volumes)</w:t>
-      </w:r>
-    </w:p>
-    <w:p>
-      <w:pPr>
-        <w:keepNext w:val="0"/>
-        <w:keepLines w:val="0"/>
-        <w:widowControl/>
-        <w:numPr>
-          <w:ilvl w:val="2"/>
-          <w:numId w:val="11"/>
-        </w:numPr>
-        <w:suppressLineNumbers w:val="0"/>
-        <w:spacing w:before="0" w:beforeAutospacing="0" w:after="0" w:afterAutospacing="0" w:line="360" w:lineRule="auto"/>
-        <w:ind w:left="1260" w:leftChars="0" w:right="0" w:hanging="420" w:firstLineChars="0"/>
-        <w:jc w:val="left"/>
-        <w:rPr>
-          <w:rFonts w:hint="default" w:ascii="Bodoni MT" w:hAnsi="Bodoni MT" w:eastAsia="等线" w:cs="Bodoni MT"/>
-          <w:sz w:val="22"/>
-          <w:szCs w:val="22"/>
-        </w:rPr>
-      </w:pPr>
-      <w:r>
-        <w:rPr>
-          <w:rFonts w:hint="default" w:ascii="Bodoni MT" w:hAnsi="Bodoni MT" w:eastAsia="等线" w:cs="Bodoni MT"/>
-          <w:sz w:val="22"/>
-          <w:szCs w:val="22"/>
-          <w:lang w:val="en-IN"/>
-        </w:rPr>
-        <w:t>Node lifecycle and metadata</w:t>
-      </w:r>
-    </w:p>
-    <w:p>
-      <w:pPr>
-        <w:keepNext w:val="0"/>
-        <w:keepLines w:val="0"/>
-        <w:widowControl/>
-        <w:numPr>
-          <w:ilvl w:val="2"/>
-          <w:numId w:val="11"/>
-        </w:numPr>
-        <w:suppressLineNumbers w:val="0"/>
-        <w:spacing w:before="0" w:beforeAutospacing="0" w:after="0" w:afterAutospacing="0" w:line="360" w:lineRule="auto"/>
-        <w:ind w:left="1260" w:leftChars="0" w:right="0" w:hanging="420" w:firstLineChars="0"/>
-        <w:jc w:val="left"/>
-        <w:rPr>
-          <w:rFonts w:hint="default" w:ascii="Bodoni MT" w:hAnsi="Bodoni MT" w:eastAsia="等线" w:cs="Bodoni MT"/>
-          <w:sz w:val="22"/>
-          <w:szCs w:val="22"/>
-        </w:rPr>
-      </w:pPr>
-      <w:r>
-        <w:rPr>
-          <w:rFonts w:hint="default" w:ascii="Bodoni MT" w:hAnsi="Bodoni MT" w:eastAsia="等线" w:cs="Bodoni MT"/>
-          <w:sz w:val="22"/>
-          <w:szCs w:val="22"/>
-          <w:lang w:val="en-IN"/>
-        </w:rPr>
-        <w:t>Cloud networking (like pods from different nodes can communicate with each other)</w:t>
-      </w:r>
-    </w:p>
-    <w:p>
-      <w:pPr>
-        <w:keepNext w:val="0"/>
-        <w:keepLines w:val="0"/>
-        <w:widowControl/>
-        <w:numPr>
-          <w:ilvl w:val="1"/>
-          <w:numId w:val="11"/>
-        </w:numPr>
-        <w:suppressLineNumbers w:val="0"/>
-        <w:spacing w:before="0" w:beforeAutospacing="0" w:after="0" w:afterAutospacing="0" w:line="360" w:lineRule="auto"/>
-        <w:ind w:left="840" w:leftChars="0" w:right="0" w:hanging="420" w:firstLineChars="0"/>
-        <w:jc w:val="left"/>
-        <w:rPr>
-          <w:rFonts w:hint="default" w:ascii="Bodoni MT" w:hAnsi="Bodoni MT" w:eastAsia="等线" w:cs="Bodoni MT"/>
-          <w:sz w:val="22"/>
-          <w:szCs w:val="22"/>
-        </w:rPr>
-      </w:pPr>
-      <w:r>
-        <w:rPr>
-          <w:rFonts w:hint="default" w:ascii="Bodoni MT" w:hAnsi="Bodoni MT" w:eastAsia="等线" w:cs="Bodoni MT"/>
-          <w:sz w:val="22"/>
-          <w:szCs w:val="22"/>
-          <w:lang w:val="en-IN"/>
-        </w:rPr>
-        <w:t xml:space="preserve">In simple words, </w:t>
-      </w:r>
-      <w:bookmarkStart w:id="0" w:name="_GoBack"/>
-      <w:r>
-        <w:rPr>
-          <w:rFonts w:hint="default" w:ascii="Bodoni MT" w:hAnsi="Bodoni MT" w:eastAsia="等线" w:cs="Bodoni MT"/>
-          <w:b/>
-          <w:bCs/>
-          <w:color w:val="C00000"/>
-          <w:sz w:val="22"/>
-          <w:szCs w:val="22"/>
-          <w:shd w:val="clear" w:color="FFFFFF" w:fill="D9D9D9"/>
-          <w:lang w:val="en-IN"/>
-        </w:rPr>
-        <w:t xml:space="preserve">CCM </w:t>
-      </w:r>
-      <w:r>
-        <w:rPr>
-          <w:rFonts w:hint="default" w:ascii="Bodoni MT" w:hAnsi="Bodoni MT" w:eastAsia="等线" w:cs="Bodoni MT"/>
-          <w:color w:val="C00000"/>
-          <w:sz w:val="22"/>
-          <w:szCs w:val="22"/>
-          <w:shd w:val="clear" w:color="FFFFFF" w:fill="D9D9D9"/>
-          <w:lang w:val="en-IN"/>
-        </w:rPr>
-        <w:t>lets Kubernetes use cloud resources like storage, networking, and node info — not just load balancers</w:t>
-      </w:r>
-      <w:bookmarkEnd w:id="0"/>
-      <w:r>
-        <w:rPr>
-          <w:rFonts w:hint="default" w:ascii="Bodoni MT" w:hAnsi="Bodoni MT" w:eastAsia="等线" w:cs="Bodoni MT"/>
-          <w:sz w:val="22"/>
-          <w:szCs w:val="22"/>
-          <w:lang w:val="en-IN"/>
-        </w:rPr>
-        <w:t>.</w:t>
+          <w:color w:val="auto"/>
+          <w:kern w:val="0"/>
+          <w:sz w:val="22"/>
+          <w:szCs w:val="22"/>
+          <w:lang w:val="en-IN" w:eastAsia="zh-CN" w:bidi="ar"/>
+        </w:rPr>
+        <w:t>F</w:t>
       </w:r>
     </w:p>
     <w:p>
@@ -5376,11 +9137,9 @@
       <w:r>
         <w:rPr>
           <w:rFonts w:hint="default" w:ascii="Bodoni MT" w:hAnsi="Bodoni MT" w:eastAsia="等线" w:cs="Bodoni MT"/>
-          <w:color w:val="auto"/>
-          <w:kern w:val="0"/>
-          <w:sz w:val="22"/>
-          <w:szCs w:val="22"/>
-          <w:lang w:val="en-IN" w:eastAsia="zh-CN" w:bidi="ar"/>
+          <w:sz w:val="22"/>
+          <w:szCs w:val="22"/>
+          <w:lang w:val="en-IN"/>
         </w:rPr>
         <w:t>F</w:t>
       </w:r>
@@ -5407,11 +9166,9 @@
       <w:r>
         <w:rPr>
           <w:rFonts w:hint="default" w:ascii="Bodoni MT" w:hAnsi="Bodoni MT" w:eastAsia="等线" w:cs="Bodoni MT"/>
-          <w:color w:val="auto"/>
-          <w:kern w:val="0"/>
-          <w:sz w:val="22"/>
-          <w:szCs w:val="22"/>
-          <w:lang w:val="en-IN" w:eastAsia="zh-CN" w:bidi="ar"/>
+          <w:sz w:val="22"/>
+          <w:szCs w:val="22"/>
+          <w:lang w:val="en-IN"/>
         </w:rPr>
         <w:t>F</w:t>
       </w:r>
@@ -5438,11 +9195,9 @@
       <w:r>
         <w:rPr>
           <w:rFonts w:hint="default" w:ascii="Bodoni MT" w:hAnsi="Bodoni MT" w:eastAsia="等线" w:cs="Bodoni MT"/>
-          <w:color w:val="auto"/>
-          <w:kern w:val="0"/>
-          <w:sz w:val="22"/>
-          <w:szCs w:val="22"/>
-          <w:lang w:val="en-IN" w:eastAsia="zh-CN" w:bidi="ar"/>
+          <w:sz w:val="22"/>
+          <w:szCs w:val="22"/>
+          <w:lang w:val="en-IN"/>
         </w:rPr>
         <w:t>F</w:t>
       </w:r>
@@ -5469,11 +9224,9 @@
       <w:r>
         <w:rPr>
           <w:rFonts w:hint="default" w:ascii="Bodoni MT" w:hAnsi="Bodoni MT" w:eastAsia="等线" w:cs="Bodoni MT"/>
-          <w:color w:val="auto"/>
-          <w:kern w:val="0"/>
-          <w:sz w:val="22"/>
-          <w:szCs w:val="22"/>
-          <w:lang w:val="en-IN" w:eastAsia="zh-CN" w:bidi="ar"/>
+          <w:sz w:val="22"/>
+          <w:szCs w:val="22"/>
+          <w:lang w:val="en-IN"/>
         </w:rPr>
         <w:t>F</w:t>
       </w:r>
@@ -5500,11 +9253,9 @@
       <w:r>
         <w:rPr>
           <w:rFonts w:hint="default" w:ascii="Bodoni MT" w:hAnsi="Bodoni MT" w:eastAsia="等线" w:cs="Bodoni MT"/>
-          <w:color w:val="auto"/>
-          <w:kern w:val="0"/>
-          <w:sz w:val="22"/>
-          <w:szCs w:val="22"/>
-          <w:lang w:val="en-IN" w:eastAsia="zh-CN" w:bidi="ar"/>
+          <w:sz w:val="22"/>
+          <w:szCs w:val="22"/>
+          <w:lang w:val="en-IN"/>
         </w:rPr>
         <w:t>F</w:t>
       </w:r>
@@ -5531,11 +9282,9 @@
       <w:r>
         <w:rPr>
           <w:rFonts w:hint="default" w:ascii="Bodoni MT" w:hAnsi="Bodoni MT" w:eastAsia="等线" w:cs="Bodoni MT"/>
-          <w:color w:val="auto"/>
-          <w:kern w:val="0"/>
-          <w:sz w:val="22"/>
-          <w:szCs w:val="22"/>
-          <w:lang w:val="en-IN" w:eastAsia="zh-CN" w:bidi="ar"/>
+          <w:sz w:val="22"/>
+          <w:szCs w:val="22"/>
+          <w:lang w:val="en-IN"/>
         </w:rPr>
         <w:t>F</w:t>
       </w:r>
@@ -5562,11 +9311,9 @@
       <w:r>
         <w:rPr>
           <w:rFonts w:hint="default" w:ascii="Bodoni MT" w:hAnsi="Bodoni MT" w:eastAsia="等线" w:cs="Bodoni MT"/>
-          <w:color w:val="auto"/>
-          <w:kern w:val="0"/>
-          <w:sz w:val="22"/>
-          <w:szCs w:val="22"/>
-          <w:lang w:val="en-IN" w:eastAsia="zh-CN" w:bidi="ar"/>
+          <w:sz w:val="22"/>
+          <w:szCs w:val="22"/>
+          <w:lang w:val="en-IN"/>
         </w:rPr>
         <w:t>F</w:t>
       </w:r>
@@ -5593,11 +9340,9 @@
       <w:r>
         <w:rPr>
           <w:rFonts w:hint="default" w:ascii="Bodoni MT" w:hAnsi="Bodoni MT" w:eastAsia="等线" w:cs="Bodoni MT"/>
-          <w:color w:val="auto"/>
-          <w:kern w:val="0"/>
-          <w:sz w:val="22"/>
-          <w:szCs w:val="22"/>
-          <w:lang w:val="en-IN" w:eastAsia="zh-CN" w:bidi="ar"/>
+          <w:sz w:val="22"/>
+          <w:szCs w:val="22"/>
+          <w:lang w:val="en-IN"/>
         </w:rPr>
         <w:t>F</w:t>
       </w:r>
@@ -5624,11 +9369,9 @@
       <w:r>
         <w:rPr>
           <w:rFonts w:hint="default" w:ascii="Bodoni MT" w:hAnsi="Bodoni MT" w:eastAsia="等线" w:cs="Bodoni MT"/>
-          <w:color w:val="auto"/>
-          <w:kern w:val="0"/>
-          <w:sz w:val="22"/>
-          <w:szCs w:val="22"/>
-          <w:lang w:val="en-IN" w:eastAsia="zh-CN" w:bidi="ar"/>
+          <w:sz w:val="22"/>
+          <w:szCs w:val="22"/>
+          <w:lang w:val="en-IN"/>
         </w:rPr>
         <w:t>F</w:t>
       </w:r>
@@ -5655,11 +9398,444 @@
       <w:r>
         <w:rPr>
           <w:rFonts w:hint="default" w:ascii="Bodoni MT" w:hAnsi="Bodoni MT" w:eastAsia="等线" w:cs="Bodoni MT"/>
-          <w:color w:val="auto"/>
-          <w:kern w:val="0"/>
-          <w:sz w:val="22"/>
-          <w:szCs w:val="22"/>
-          <w:lang w:val="en-IN" w:eastAsia="zh-CN" w:bidi="ar"/>
+          <w:sz w:val="22"/>
+          <w:szCs w:val="22"/>
+          <w:lang w:val="en-IN"/>
+        </w:rPr>
+        <w:t>F</w:t>
+      </w:r>
+    </w:p>
+    <w:p>
+      <w:pPr>
+        <w:keepNext w:val="0"/>
+        <w:keepLines w:val="0"/>
+        <w:widowControl/>
+        <w:numPr>
+          <w:ilvl w:val="0"/>
+          <w:numId w:val="11"/>
+        </w:numPr>
+        <w:suppressLineNumbers w:val="0"/>
+        <w:spacing w:before="0" w:beforeAutospacing="0" w:after="0" w:afterAutospacing="0" w:line="360" w:lineRule="auto"/>
+        <w:ind w:left="420" w:leftChars="0" w:right="0" w:hanging="420" w:firstLineChars="0"/>
+        <w:jc w:val="left"/>
+        <w:rPr>
+          <w:rFonts w:hint="default" w:ascii="Bodoni MT" w:hAnsi="Bodoni MT" w:eastAsia="等线" w:cs="Bodoni MT"/>
+          <w:sz w:val="22"/>
+          <w:szCs w:val="22"/>
+        </w:rPr>
+      </w:pPr>
+      <w:r>
+        <w:rPr>
+          <w:rFonts w:hint="default" w:ascii="Bodoni MT" w:hAnsi="Bodoni MT" w:eastAsia="等线" w:cs="Bodoni MT"/>
+          <w:sz w:val="22"/>
+          <w:szCs w:val="22"/>
+          <w:lang w:val="en-IN"/>
+        </w:rPr>
+        <w:t>F</w:t>
+      </w:r>
+    </w:p>
+    <w:p>
+      <w:pPr>
+        <w:keepNext w:val="0"/>
+        <w:keepLines w:val="0"/>
+        <w:widowControl/>
+        <w:numPr>
+          <w:ilvl w:val="0"/>
+          <w:numId w:val="11"/>
+        </w:numPr>
+        <w:suppressLineNumbers w:val="0"/>
+        <w:spacing w:before="0" w:beforeAutospacing="0" w:after="0" w:afterAutospacing="0" w:line="360" w:lineRule="auto"/>
+        <w:ind w:left="420" w:leftChars="0" w:right="0" w:hanging="420" w:firstLineChars="0"/>
+        <w:jc w:val="left"/>
+        <w:rPr>
+          <w:rFonts w:hint="default" w:ascii="Bodoni MT" w:hAnsi="Bodoni MT" w:eastAsia="等线" w:cs="Bodoni MT"/>
+          <w:sz w:val="22"/>
+          <w:szCs w:val="22"/>
+        </w:rPr>
+      </w:pPr>
+      <w:r>
+        <w:rPr>
+          <w:rFonts w:hint="default" w:ascii="Bodoni MT" w:hAnsi="Bodoni MT" w:eastAsia="等线" w:cs="Bodoni MT"/>
+          <w:sz w:val="22"/>
+          <w:szCs w:val="22"/>
+          <w:lang w:val="en-IN"/>
+        </w:rPr>
+        <w:t>F</w:t>
+      </w:r>
+    </w:p>
+    <w:p>
+      <w:pPr>
+        <w:keepNext w:val="0"/>
+        <w:keepLines w:val="0"/>
+        <w:widowControl/>
+        <w:numPr>
+          <w:ilvl w:val="0"/>
+          <w:numId w:val="11"/>
+        </w:numPr>
+        <w:suppressLineNumbers w:val="0"/>
+        <w:spacing w:before="0" w:beforeAutospacing="0" w:after="0" w:afterAutospacing="0" w:line="360" w:lineRule="auto"/>
+        <w:ind w:left="420" w:leftChars="0" w:right="0" w:hanging="420" w:firstLineChars="0"/>
+        <w:jc w:val="left"/>
+        <w:rPr>
+          <w:rFonts w:hint="default" w:ascii="Bodoni MT" w:hAnsi="Bodoni MT" w:eastAsia="等线" w:cs="Bodoni MT"/>
+          <w:sz w:val="22"/>
+          <w:szCs w:val="22"/>
+        </w:rPr>
+      </w:pPr>
+      <w:r>
+        <w:rPr>
+          <w:rFonts w:hint="default" w:ascii="Bodoni MT" w:hAnsi="Bodoni MT" w:eastAsia="等线" w:cs="Bodoni MT"/>
+          <w:sz w:val="22"/>
+          <w:szCs w:val="22"/>
+          <w:lang w:val="en-IN"/>
+        </w:rPr>
+        <w:t>F</w:t>
+      </w:r>
+    </w:p>
+    <w:p>
+      <w:pPr>
+        <w:keepNext w:val="0"/>
+        <w:keepLines w:val="0"/>
+        <w:widowControl/>
+        <w:numPr>
+          <w:ilvl w:val="0"/>
+          <w:numId w:val="11"/>
+        </w:numPr>
+        <w:suppressLineNumbers w:val="0"/>
+        <w:spacing w:before="0" w:beforeAutospacing="0" w:after="0" w:afterAutospacing="0" w:line="360" w:lineRule="auto"/>
+        <w:ind w:left="420" w:leftChars="0" w:right="0" w:hanging="420" w:firstLineChars="0"/>
+        <w:jc w:val="left"/>
+        <w:rPr>
+          <w:rFonts w:hint="default" w:ascii="Bodoni MT" w:hAnsi="Bodoni MT" w:eastAsia="等线" w:cs="Bodoni MT"/>
+          <w:sz w:val="22"/>
+          <w:szCs w:val="22"/>
+        </w:rPr>
+      </w:pPr>
+      <w:r>
+        <w:rPr>
+          <w:rFonts w:hint="default" w:ascii="Bodoni MT" w:hAnsi="Bodoni MT" w:eastAsia="等线" w:cs="Bodoni MT"/>
+          <w:sz w:val="22"/>
+          <w:szCs w:val="22"/>
+          <w:lang w:val="en-IN"/>
+        </w:rPr>
+        <w:t>F</w:t>
+      </w:r>
+    </w:p>
+    <w:p>
+      <w:pPr>
+        <w:keepNext w:val="0"/>
+        <w:keepLines w:val="0"/>
+        <w:widowControl/>
+        <w:numPr>
+          <w:ilvl w:val="0"/>
+          <w:numId w:val="11"/>
+        </w:numPr>
+        <w:suppressLineNumbers w:val="0"/>
+        <w:spacing w:before="0" w:beforeAutospacing="0" w:after="0" w:afterAutospacing="0" w:line="360" w:lineRule="auto"/>
+        <w:ind w:left="420" w:leftChars="0" w:right="0" w:hanging="420" w:firstLineChars="0"/>
+        <w:jc w:val="left"/>
+        <w:rPr>
+          <w:rFonts w:hint="default" w:ascii="Bodoni MT" w:hAnsi="Bodoni MT" w:eastAsia="等线" w:cs="Bodoni MT"/>
+          <w:sz w:val="22"/>
+          <w:szCs w:val="22"/>
+        </w:rPr>
+      </w:pPr>
+      <w:r>
+        <w:rPr>
+          <w:rFonts w:hint="default" w:ascii="Bodoni MT" w:hAnsi="Bodoni MT" w:eastAsia="等线" w:cs="Bodoni MT"/>
+          <w:sz w:val="22"/>
+          <w:szCs w:val="22"/>
+          <w:lang w:val="en-IN"/>
+        </w:rPr>
+        <w:t>F</w:t>
+      </w:r>
+    </w:p>
+    <w:p>
+      <w:pPr>
+        <w:keepNext w:val="0"/>
+        <w:keepLines w:val="0"/>
+        <w:widowControl/>
+        <w:numPr>
+          <w:ilvl w:val="0"/>
+          <w:numId w:val="11"/>
+        </w:numPr>
+        <w:suppressLineNumbers w:val="0"/>
+        <w:spacing w:before="0" w:beforeAutospacing="0" w:after="0" w:afterAutospacing="0" w:line="360" w:lineRule="auto"/>
+        <w:ind w:left="420" w:leftChars="0" w:right="0" w:hanging="420" w:firstLineChars="0"/>
+        <w:jc w:val="left"/>
+        <w:rPr>
+          <w:rFonts w:hint="default" w:ascii="Bodoni MT" w:hAnsi="Bodoni MT" w:eastAsia="等线" w:cs="Bodoni MT"/>
+          <w:sz w:val="22"/>
+          <w:szCs w:val="22"/>
+        </w:rPr>
+      </w:pPr>
+      <w:r>
+        <w:rPr>
+          <w:rFonts w:hint="default" w:ascii="Bodoni MT" w:hAnsi="Bodoni MT" w:eastAsia="等线" w:cs="Bodoni MT"/>
+          <w:sz w:val="22"/>
+          <w:szCs w:val="22"/>
+          <w:lang w:val="en-IN"/>
+        </w:rPr>
+        <w:t>F</w:t>
+      </w:r>
+    </w:p>
+    <w:p>
+      <w:pPr>
+        <w:keepNext w:val="0"/>
+        <w:keepLines w:val="0"/>
+        <w:widowControl/>
+        <w:numPr>
+          <w:ilvl w:val="0"/>
+          <w:numId w:val="11"/>
+        </w:numPr>
+        <w:suppressLineNumbers w:val="0"/>
+        <w:spacing w:before="0" w:beforeAutospacing="0" w:after="0" w:afterAutospacing="0" w:line="360" w:lineRule="auto"/>
+        <w:ind w:left="420" w:leftChars="0" w:right="0" w:hanging="420" w:firstLineChars="0"/>
+        <w:jc w:val="left"/>
+        <w:rPr>
+          <w:rFonts w:hint="default" w:ascii="Bodoni MT" w:hAnsi="Bodoni MT" w:eastAsia="等线" w:cs="Bodoni MT"/>
+          <w:sz w:val="22"/>
+          <w:szCs w:val="22"/>
+        </w:rPr>
+      </w:pPr>
+      <w:r>
+        <w:rPr>
+          <w:rFonts w:hint="default" w:ascii="Bodoni MT" w:hAnsi="Bodoni MT" w:eastAsia="等线" w:cs="Bodoni MT"/>
+          <w:sz w:val="22"/>
+          <w:szCs w:val="22"/>
+          <w:lang w:val="en-IN"/>
+        </w:rPr>
+        <w:t>F</w:t>
+      </w:r>
+    </w:p>
+    <w:p>
+      <w:pPr>
+        <w:keepNext w:val="0"/>
+        <w:keepLines w:val="0"/>
+        <w:widowControl/>
+        <w:numPr>
+          <w:ilvl w:val="0"/>
+          <w:numId w:val="11"/>
+        </w:numPr>
+        <w:suppressLineNumbers w:val="0"/>
+        <w:spacing w:before="0" w:beforeAutospacing="0" w:after="0" w:afterAutospacing="0" w:line="360" w:lineRule="auto"/>
+        <w:ind w:left="420" w:leftChars="0" w:right="0" w:hanging="420" w:firstLineChars="0"/>
+        <w:jc w:val="left"/>
+        <w:rPr>
+          <w:rFonts w:hint="default" w:ascii="Bodoni MT" w:hAnsi="Bodoni MT" w:eastAsia="等线" w:cs="Bodoni MT"/>
+          <w:sz w:val="22"/>
+          <w:szCs w:val="22"/>
+        </w:rPr>
+      </w:pPr>
+      <w:r>
+        <w:rPr>
+          <w:rFonts w:hint="default" w:ascii="Bodoni MT" w:hAnsi="Bodoni MT" w:eastAsia="等线" w:cs="Bodoni MT"/>
+          <w:sz w:val="22"/>
+          <w:szCs w:val="22"/>
+          <w:lang w:val="en-IN"/>
+        </w:rPr>
+        <w:t>F</w:t>
+      </w:r>
+    </w:p>
+    <w:p>
+      <w:pPr>
+        <w:keepNext w:val="0"/>
+        <w:keepLines w:val="0"/>
+        <w:widowControl/>
+        <w:numPr>
+          <w:ilvl w:val="0"/>
+          <w:numId w:val="11"/>
+        </w:numPr>
+        <w:suppressLineNumbers w:val="0"/>
+        <w:spacing w:before="0" w:beforeAutospacing="0" w:after="0" w:afterAutospacing="0" w:line="360" w:lineRule="auto"/>
+        <w:ind w:left="420" w:leftChars="0" w:right="0" w:hanging="420" w:firstLineChars="0"/>
+        <w:jc w:val="left"/>
+        <w:rPr>
+          <w:rFonts w:hint="default" w:ascii="Bodoni MT" w:hAnsi="Bodoni MT" w:eastAsia="等线" w:cs="Bodoni MT"/>
+          <w:sz w:val="22"/>
+          <w:szCs w:val="22"/>
+        </w:rPr>
+      </w:pPr>
+      <w:r>
+        <w:rPr>
+          <w:rFonts w:hint="default" w:ascii="Bodoni MT" w:hAnsi="Bodoni MT" w:eastAsia="等线" w:cs="Bodoni MT"/>
+          <w:sz w:val="22"/>
+          <w:szCs w:val="22"/>
+          <w:lang w:val="en-IN"/>
+        </w:rPr>
+        <w:t>F</w:t>
+      </w:r>
+    </w:p>
+    <w:p>
+      <w:pPr>
+        <w:keepNext w:val="0"/>
+        <w:keepLines w:val="0"/>
+        <w:widowControl/>
+        <w:numPr>
+          <w:ilvl w:val="0"/>
+          <w:numId w:val="11"/>
+        </w:numPr>
+        <w:suppressLineNumbers w:val="0"/>
+        <w:spacing w:before="0" w:beforeAutospacing="0" w:after="0" w:afterAutospacing="0" w:line="360" w:lineRule="auto"/>
+        <w:ind w:left="420" w:leftChars="0" w:right="0" w:hanging="420" w:firstLineChars="0"/>
+        <w:jc w:val="left"/>
+        <w:rPr>
+          <w:rFonts w:hint="default" w:ascii="Bodoni MT" w:hAnsi="Bodoni MT" w:eastAsia="等线" w:cs="Bodoni MT"/>
+          <w:sz w:val="22"/>
+          <w:szCs w:val="22"/>
+        </w:rPr>
+      </w:pPr>
+      <w:r>
+        <w:rPr>
+          <w:rFonts w:hint="default" w:ascii="Bodoni MT" w:hAnsi="Bodoni MT" w:eastAsia="等线" w:cs="Bodoni MT"/>
+          <w:sz w:val="22"/>
+          <w:szCs w:val="22"/>
+          <w:lang w:val="en-IN"/>
+        </w:rPr>
+        <w:t>F</w:t>
+      </w:r>
+    </w:p>
+    <w:p>
+      <w:pPr>
+        <w:keepNext w:val="0"/>
+        <w:keepLines w:val="0"/>
+        <w:widowControl/>
+        <w:numPr>
+          <w:ilvl w:val="0"/>
+          <w:numId w:val="11"/>
+        </w:numPr>
+        <w:suppressLineNumbers w:val="0"/>
+        <w:spacing w:before="0" w:beforeAutospacing="0" w:after="0" w:afterAutospacing="0" w:line="360" w:lineRule="auto"/>
+        <w:ind w:left="420" w:leftChars="0" w:right="0" w:hanging="420" w:firstLineChars="0"/>
+        <w:jc w:val="left"/>
+        <w:rPr>
+          <w:rFonts w:hint="default" w:ascii="Bodoni MT" w:hAnsi="Bodoni MT" w:eastAsia="等线" w:cs="Bodoni MT"/>
+          <w:sz w:val="22"/>
+          <w:szCs w:val="22"/>
+        </w:rPr>
+      </w:pPr>
+      <w:r>
+        <w:rPr>
+          <w:rFonts w:hint="default" w:ascii="Bodoni MT" w:hAnsi="Bodoni MT" w:eastAsia="等线" w:cs="Bodoni MT"/>
+          <w:sz w:val="22"/>
+          <w:szCs w:val="22"/>
+          <w:lang w:val="en-IN"/>
+        </w:rPr>
+        <w:t>F</w:t>
+      </w:r>
+    </w:p>
+    <w:p>
+      <w:pPr>
+        <w:keepNext w:val="0"/>
+        <w:keepLines w:val="0"/>
+        <w:widowControl/>
+        <w:numPr>
+          <w:ilvl w:val="0"/>
+          <w:numId w:val="11"/>
+        </w:numPr>
+        <w:suppressLineNumbers w:val="0"/>
+        <w:spacing w:before="0" w:beforeAutospacing="0" w:after="0" w:afterAutospacing="0" w:line="360" w:lineRule="auto"/>
+        <w:ind w:left="420" w:leftChars="0" w:right="0" w:hanging="420" w:firstLineChars="0"/>
+        <w:jc w:val="left"/>
+        <w:rPr>
+          <w:rFonts w:hint="default" w:ascii="Bodoni MT" w:hAnsi="Bodoni MT" w:eastAsia="等线" w:cs="Bodoni MT"/>
+          <w:sz w:val="22"/>
+          <w:szCs w:val="22"/>
+        </w:rPr>
+      </w:pPr>
+      <w:r>
+        <w:rPr>
+          <w:rFonts w:hint="default" w:ascii="Bodoni MT" w:hAnsi="Bodoni MT" w:eastAsia="等线" w:cs="Bodoni MT"/>
+          <w:sz w:val="22"/>
+          <w:szCs w:val="22"/>
+          <w:lang w:val="en-IN"/>
+        </w:rPr>
+        <w:t>F</w:t>
+      </w:r>
+    </w:p>
+    <w:p>
+      <w:pPr>
+        <w:keepNext w:val="0"/>
+        <w:keepLines w:val="0"/>
+        <w:widowControl/>
+        <w:numPr>
+          <w:ilvl w:val="0"/>
+          <w:numId w:val="11"/>
+        </w:numPr>
+        <w:suppressLineNumbers w:val="0"/>
+        <w:spacing w:before="0" w:beforeAutospacing="0" w:after="0" w:afterAutospacing="0" w:line="360" w:lineRule="auto"/>
+        <w:ind w:left="420" w:leftChars="0" w:right="0" w:hanging="420" w:firstLineChars="0"/>
+        <w:jc w:val="left"/>
+        <w:rPr>
+          <w:rFonts w:hint="default" w:ascii="Bodoni MT" w:hAnsi="Bodoni MT" w:eastAsia="等线" w:cs="Bodoni MT"/>
+          <w:sz w:val="22"/>
+          <w:szCs w:val="22"/>
+        </w:rPr>
+      </w:pPr>
+      <w:r>
+        <w:rPr>
+          <w:rFonts w:hint="default" w:ascii="Bodoni MT" w:hAnsi="Bodoni MT" w:eastAsia="等线" w:cs="Bodoni MT"/>
+          <w:sz w:val="22"/>
+          <w:szCs w:val="22"/>
+          <w:lang w:val="en-IN"/>
+        </w:rPr>
+        <w:t>F</w:t>
+      </w:r>
+    </w:p>
+    <w:p>
+      <w:pPr>
+        <w:keepNext w:val="0"/>
+        <w:keepLines w:val="0"/>
+        <w:widowControl/>
+        <w:numPr>
+          <w:ilvl w:val="0"/>
+          <w:numId w:val="11"/>
+        </w:numPr>
+        <w:suppressLineNumbers w:val="0"/>
+        <w:spacing w:before="0" w:beforeAutospacing="0" w:after="0" w:afterAutospacing="0" w:line="360" w:lineRule="auto"/>
+        <w:ind w:left="420" w:leftChars="0" w:right="0" w:hanging="420" w:firstLineChars="0"/>
+        <w:jc w:val="left"/>
+        <w:rPr>
+          <w:rFonts w:hint="default" w:ascii="Bodoni MT" w:hAnsi="Bodoni MT" w:eastAsia="等线" w:cs="Bodoni MT"/>
+          <w:sz w:val="22"/>
+          <w:szCs w:val="22"/>
+        </w:rPr>
+      </w:pPr>
+      <w:r>
+        <w:rPr>
+          <w:rFonts w:hint="default" w:ascii="Bodoni MT" w:hAnsi="Bodoni MT" w:eastAsia="等线" w:cs="Bodoni MT"/>
+          <w:sz w:val="22"/>
+          <w:szCs w:val="22"/>
+          <w:lang w:val="en-IN"/>
+        </w:rPr>
+        <w:t>F</w:t>
+      </w:r>
+    </w:p>
+    <w:p>
+      <w:pPr>
+        <w:keepNext w:val="0"/>
+        <w:keepLines w:val="0"/>
+        <w:widowControl/>
+        <w:numPr>
+          <w:ilvl w:val="0"/>
+          <w:numId w:val="11"/>
+        </w:numPr>
+        <w:suppressLineNumbers w:val="0"/>
+        <w:spacing w:before="0" w:beforeAutospacing="0" w:after="0" w:afterAutospacing="0" w:line="360" w:lineRule="auto"/>
+        <w:ind w:left="420" w:leftChars="0" w:right="0" w:hanging="420" w:firstLineChars="0"/>
+        <w:jc w:val="left"/>
+        <w:rPr>
+          <w:rFonts w:hint="default" w:ascii="Bodoni MT" w:hAnsi="Bodoni MT" w:eastAsia="等线" w:cs="Bodoni MT"/>
+          <w:sz w:val="22"/>
+          <w:szCs w:val="22"/>
+        </w:rPr>
+      </w:pPr>
+      <w:r>
+        <w:rPr>
+          <w:rFonts w:hint="default" w:ascii="Bodoni MT" w:hAnsi="Bodoni MT" w:eastAsia="等线" w:cs="Bodoni MT"/>
+          <w:sz w:val="22"/>
+          <w:szCs w:val="22"/>
+          <w:lang w:val="en-IN"/>
         </w:rPr>
         <w:t>F</w:t>
       </w:r>

--- a/docs (kubernetes)/youtube_devops_directive.docx
+++ b/docs (kubernetes)/youtube_devops_directive.docx
@@ -131,7 +131,7 @@
       </w:pPr>
       <w:r>
         <w:rPr>
-          <w:rFonts w:ascii="SimSun" w:hAnsi="SimSun" w:eastAsia="SimSun" w:cs="SimSun"/>
+          <w:rFonts w:hint="default" w:ascii="Bodoni MT" w:hAnsi="Bodoni MT" w:eastAsia="SimSun" w:cs="Bodoni MT"/>
           <w:sz w:val="24"/>
           <w:szCs w:val="24"/>
         </w:rPr>
@@ -1163,7 +1163,7 @@
       </w:pPr>
       <w:r>
         <w:rPr>
-          <w:rFonts w:ascii="SimSun" w:hAnsi="SimSun" w:eastAsia="SimSun" w:cs="SimSun"/>
+          <w:rFonts w:hint="default" w:ascii="Bodoni MT" w:hAnsi="Bodoni MT" w:eastAsia="SimSun" w:cs="Bodoni MT"/>
           <w:sz w:val="24"/>
           <w:szCs w:val="24"/>
         </w:rPr>
@@ -1342,6 +1342,7 @@
         <w:keepLines w:val="0"/>
         <w:widowControl/>
         <w:numPr>
+          <w:ilvl w:val="0"/>
           <w:numId w:val="0"/>
         </w:numPr>
         <w:suppressLineNumbers w:val="0"/>
@@ -1499,6 +1500,7 @@
         <w:keepLines w:val="0"/>
         <w:widowControl/>
         <w:numPr>
+          <w:ilvl w:val="0"/>
           <w:numId w:val="0"/>
         </w:numPr>
         <w:suppressLineNumbers w:val="0"/>
@@ -1607,6 +1609,7 @@
         <w:keepLines w:val="0"/>
         <w:widowControl/>
         <w:numPr>
+          <w:ilvl w:val="0"/>
           <w:numId w:val="0"/>
         </w:numPr>
         <w:suppressLineNumbers w:val="0"/>
@@ -1797,6 +1800,7 @@
         <w:keepLines w:val="0"/>
         <w:widowControl/>
         <w:numPr>
+          <w:ilvl w:val="0"/>
           <w:numId w:val="0"/>
         </w:numPr>
         <w:suppressLineNumbers w:val="0"/>
@@ -2177,6 +2181,7 @@
         <w:keepLines w:val="0"/>
         <w:widowControl/>
         <w:numPr>
+          <w:ilvl w:val="0"/>
           <w:numId w:val="0"/>
         </w:numPr>
         <w:suppressLineNumbers w:val="0"/>
@@ -2457,6 +2462,7 @@
         <w:keepLines w:val="0"/>
         <w:widowControl/>
         <w:numPr>
+          <w:ilvl w:val="0"/>
           <w:numId w:val="0"/>
         </w:numPr>
         <w:suppressLineNumbers w:val="0"/>
@@ -2625,6 +2631,7 @@
         <w:keepLines w:val="0"/>
         <w:widowControl/>
         <w:numPr>
+          <w:ilvl w:val="0"/>
           <w:numId w:val="0"/>
         </w:numPr>
         <w:suppressLineNumbers w:val="0"/>
@@ -3926,6 +3933,7 @@
         <w:keepLines w:val="0"/>
         <w:widowControl/>
         <w:numPr>
+          <w:ilvl w:val="0"/>
           <w:numId w:val="0"/>
         </w:numPr>
         <w:suppressLineNumbers w:val="0"/>
@@ -4151,7 +4159,32 @@
           <w:szCs w:val="22"/>
           <w:lang w:val="en-IN"/>
         </w:rPr>
-        <w:t>Lets say you install all inside one VM.</w:t>
+        <w:t xml:space="preserve">Lets say you install </w:t>
+      </w:r>
+      <w:r>
+        <w:rPr>
+          <w:rFonts w:hint="default" w:ascii="Bodoni MT" w:hAnsi="Bodoni MT" w:eastAsia="等线" w:cs="Bodoni MT"/>
+          <w:color w:val="FFFFFF" w:themeColor="background1"/>
+          <w:sz w:val="22"/>
+          <w:szCs w:val="22"/>
+          <w:highlight w:val="darkMagenta"/>
+          <w:lang w:val="en-IN"/>
+          <w14:textFill>
+            <w14:solidFill>
+              <w14:schemeClr w14:val="bg1"/>
+            </w14:solidFill>
+          </w14:textFill>
+        </w:rPr>
+        <w:t>all inside one VM</w:t>
+      </w:r>
+      <w:r>
+        <w:rPr>
+          <w:rFonts w:hint="default" w:ascii="Bodoni MT" w:hAnsi="Bodoni MT" w:eastAsia="等线" w:cs="Bodoni MT"/>
+          <w:sz w:val="22"/>
+          <w:szCs w:val="22"/>
+          <w:lang w:val="en-IN"/>
+        </w:rPr>
+        <w:t>.</w:t>
       </w:r>
     </w:p>
     <w:p>
@@ -4481,6 +4514,16 @@
           <w:lang w:val="en-IN"/>
         </w:rPr>
         <w:tab/>
+      </w:r>
+      <w:r>
+        <w:rPr>
+          <w:rFonts w:hint="default" w:ascii="Bodoni MT" w:hAnsi="Bodoni MT" w:eastAsia="等线" w:cs="Bodoni MT"/>
+          <w:b w:val="0"/>
+          <w:bCs w:val="0"/>
+          <w:sz w:val="22"/>
+          <w:szCs w:val="22"/>
+          <w:lang w:val="en-IN"/>
+        </w:rPr>
         <w:t xml:space="preserve">As we have only node inside which all processes are running, so </w:t>
       </w:r>
       <w:r>
@@ -4526,6 +4569,16 @@
           <w:lang w:val="en-IN"/>
         </w:rPr>
         <w:tab/>
+      </w:r>
+      <w:r>
+        <w:rPr>
+          <w:rFonts w:hint="default" w:ascii="Bodoni MT" w:hAnsi="Bodoni MT" w:eastAsia="等线" w:cs="Bodoni MT"/>
+          <w:b w:val="0"/>
+          <w:bCs w:val="0"/>
+          <w:sz w:val="22"/>
+          <w:szCs w:val="22"/>
+          <w:lang w:val="en-IN"/>
+        </w:rPr>
         <w:t>So, all the pods will be running inside the same VM.</w:t>
       </w:r>
     </w:p>
@@ -4968,6 +5021,14 @@
           <w:lang w:val="en-IN"/>
         </w:rPr>
         <w:tab/>
+      </w:r>
+      <w:r>
+        <w:rPr>
+          <w:rFonts w:hint="default" w:ascii="Bodoni MT" w:hAnsi="Bodoni MT" w:eastAsia="等线" w:cs="Bodoni MT"/>
+          <w:sz w:val="22"/>
+          <w:szCs w:val="22"/>
+          <w:lang w:val="en-IN"/>
+        </w:rPr>
         <w:t>It only knows about the nodes. Because the nodes are VMs of the same Cloud Provider only. It can forward the request to those.</w:t>
       </w:r>
     </w:p>
@@ -5071,6 +5132,16 @@
           <w:lang w:val="en-IN"/>
         </w:rPr>
         <w:tab/>
+      </w:r>
+      <w:r>
+        <w:rPr>
+          <w:rFonts w:hint="default" w:ascii="Bodoni MT" w:hAnsi="Bodoni MT" w:eastAsia="等线" w:cs="Bodoni MT"/>
+          <w:b w:val="0"/>
+          <w:bCs w:val="0"/>
+          <w:sz w:val="22"/>
+          <w:szCs w:val="22"/>
+          <w:lang w:val="en-IN"/>
+        </w:rPr>
         <w:t xml:space="preserve">Means, there can be multiple pods running inside the same Node, here </w:t>
       </w:r>
       <w:r>
@@ -5419,6 +5490,7 @@
         <w:keepLines w:val="0"/>
         <w:widowControl/>
         <w:numPr>
+          <w:ilvl w:val="0"/>
           <w:numId w:val="0"/>
         </w:numPr>
         <w:suppressLineNumbers w:val="0"/>
@@ -5718,6 +5790,9 @@
         </w:rPr>
       </w:pPr>
       <w:r>
+        <w:rPr>
+          <w:rFonts w:hint="default" w:ascii="Bodoni MT" w:hAnsi="Bodoni MT" w:cs="Bodoni MT"/>
+        </w:rPr>
         <w:drawing>
           <wp:inline distT="0" distB="0" distL="114300" distR="114300">
             <wp:extent cx="4312920" cy="1626235"/>
@@ -7654,6 +7729,9 @@
         <w:br w:type="textWrapping"/>
       </w:r>
       <w:r>
+        <w:rPr>
+          <w:rFonts w:hint="default" w:ascii="Bodoni MT" w:hAnsi="Bodoni MT" w:cs="Bodoni MT"/>
+        </w:rPr>
         <w:drawing>
           <wp:inline distT="0" distB="0" distL="114300" distR="114300">
             <wp:extent cx="4806950" cy="228600"/>
@@ -8717,6 +8795,9 @@
         <w:br w:type="textWrapping"/>
       </w:r>
       <w:r>
+        <w:rPr>
+          <w:rFonts w:hint="default" w:ascii="Bodoni MT" w:hAnsi="Bodoni MT" w:cs="Bodoni MT"/>
+        </w:rPr>
         <w:drawing>
           <wp:inline distT="0" distB="0" distL="114300" distR="114300">
             <wp:extent cx="2308860" cy="243205"/>
@@ -8963,7 +9044,6 @@
         </w:rPr>
         <w:t xml:space="preserve">, and </w:t>
       </w:r>
-      <w:bookmarkStart w:id="0" w:name="_GoBack"/>
       <w:r>
         <w:rPr>
           <w:rFonts w:hint="default" w:ascii="Bodoni MT" w:hAnsi="Bodoni MT" w:eastAsia="等线" w:cs="Bodoni MT"/>
@@ -8978,7 +9058,6 @@
         </w:rPr>
         <w:t xml:space="preserve">connecting them to the cluster </w:t>
       </w:r>
-      <w:bookmarkEnd w:id="0"/>
       <w:r>
         <w:rPr>
           <w:rFonts w:hint="default" w:ascii="Bodoni MT" w:hAnsi="Bodoni MT" w:eastAsia="等线" w:cs="Bodoni MT"/>
@@ -8989,6 +9068,674 @@
           <w:lang w:val="en-IN"/>
         </w:rPr>
         <w:t>network using plugins.</w:t>
+      </w:r>
+    </w:p>
+    <w:p>
+      <w:pPr>
+        <w:keepNext w:val="0"/>
+        <w:keepLines w:val="0"/>
+        <w:widowControl/>
+        <w:numPr>
+          <w:ilvl w:val="1"/>
+          <w:numId w:val="11"/>
+        </w:numPr>
+        <w:suppressLineNumbers w:val="0"/>
+        <w:spacing w:before="0" w:beforeAutospacing="0" w:after="0" w:afterAutospacing="0" w:line="360" w:lineRule="auto"/>
+        <w:ind w:left="840" w:leftChars="0" w:right="0" w:hanging="420" w:firstLineChars="0"/>
+        <w:jc w:val="left"/>
+        <w:rPr>
+          <w:rFonts w:hint="default" w:ascii="Bodoni MT" w:hAnsi="Bodoni MT" w:eastAsia="等线" w:cs="Bodoni MT"/>
+          <w:sz w:val="22"/>
+          <w:szCs w:val="22"/>
+        </w:rPr>
+      </w:pPr>
+      <w:r>
+        <w:rPr>
+          <w:rFonts w:hint="default" w:ascii="Bodoni MT" w:hAnsi="Bodoni MT" w:eastAsia="等线" w:cs="Bodoni MT"/>
+          <w:sz w:val="22"/>
+          <w:szCs w:val="22"/>
+          <w:lang w:val="en-US"/>
+        </w:rPr>
+        <w:t>In context of AWS, how VPC and CNI work together and how K-Proxy work in this case?</w:t>
+      </w:r>
+    </w:p>
+    <w:p>
+      <w:pPr>
+        <w:keepNext w:val="0"/>
+        <w:keepLines w:val="0"/>
+        <w:widowControl/>
+        <w:numPr>
+          <w:ilvl w:val="2"/>
+          <w:numId w:val="11"/>
+        </w:numPr>
+        <w:suppressLineNumbers w:val="0"/>
+        <w:spacing w:before="0" w:beforeAutospacing="0" w:after="0" w:afterAutospacing="0" w:line="360" w:lineRule="auto"/>
+        <w:ind w:left="1260" w:leftChars="0" w:right="0" w:hanging="420" w:firstLineChars="0"/>
+        <w:jc w:val="left"/>
+        <w:rPr>
+          <w:rFonts w:hint="default" w:ascii="Bodoni MT" w:hAnsi="Bodoni MT" w:eastAsia="等线" w:cs="Bodoni MT"/>
+          <w:sz w:val="22"/>
+          <w:szCs w:val="22"/>
+        </w:rPr>
+      </w:pPr>
+      <w:r>
+        <w:rPr>
+          <w:rFonts w:hint="default" w:ascii="Bodoni MT" w:hAnsi="Bodoni MT" w:eastAsia="等线" w:cs="Bodoni MT"/>
+          <w:sz w:val="22"/>
+          <w:szCs w:val="22"/>
+          <w:lang w:val="en-US"/>
+        </w:rPr>
+        <w:t xml:space="preserve">First thing is, CNI is there to </w:t>
+      </w:r>
+      <w:r>
+        <w:rPr>
+          <w:rFonts w:hint="default" w:ascii="Bodoni MT" w:hAnsi="Bodoni MT" w:eastAsia="等线" w:cs="Bodoni MT"/>
+          <w:color w:val="C00000"/>
+          <w:sz w:val="22"/>
+          <w:szCs w:val="22"/>
+          <w:shd w:val="clear" w:color="auto" w:fill="auto"/>
+          <w:lang w:val="en-US"/>
+        </w:rPr>
+        <w:t>assign IP</w:t>
+      </w:r>
+      <w:r>
+        <w:rPr>
+          <w:rFonts w:hint="default" w:ascii="Bodoni MT" w:hAnsi="Bodoni MT" w:eastAsia="等线" w:cs="Bodoni MT"/>
+          <w:sz w:val="22"/>
+          <w:szCs w:val="22"/>
+          <w:lang w:val="en-US"/>
+        </w:rPr>
+        <w:t xml:space="preserve"> to the pods where as K-Proxy is there to</w:t>
+      </w:r>
+      <w:r>
+        <w:rPr>
+          <w:rFonts w:hint="default" w:ascii="Bodoni MT" w:hAnsi="Bodoni MT" w:eastAsia="等线" w:cs="Bodoni MT"/>
+          <w:color w:val="C00000"/>
+          <w:sz w:val="22"/>
+          <w:szCs w:val="22"/>
+          <w:lang w:val="en-US"/>
+        </w:rPr>
+        <w:t xml:space="preserve"> select the pods to which the request will be forwarded</w:t>
+      </w:r>
+      <w:r>
+        <w:rPr>
+          <w:rFonts w:hint="default" w:ascii="Bodoni MT" w:hAnsi="Bodoni MT" w:eastAsia="等线" w:cs="Bodoni MT"/>
+          <w:sz w:val="22"/>
+          <w:szCs w:val="22"/>
+          <w:lang w:val="en-US"/>
+        </w:rPr>
+        <w:t>.</w:t>
+      </w:r>
+      <w:r>
+        <w:rPr>
+          <w:rFonts w:hint="default" w:ascii="Bodoni MT" w:hAnsi="Bodoni MT" w:eastAsia="等线" w:cs="Bodoni MT"/>
+          <w:sz w:val="22"/>
+          <w:szCs w:val="22"/>
+          <w:lang w:val="en-US"/>
+        </w:rPr>
+        <w:br w:type="textWrapping"/>
+      </w:r>
+      <w:r>
+        <w:rPr>
+          <w:rFonts w:hint="default" w:ascii="Bodoni MT" w:hAnsi="Bodoni MT" w:eastAsia="等线" w:cs="Bodoni MT"/>
+          <w:sz w:val="22"/>
+          <w:szCs w:val="22"/>
+          <w:lang w:val="en-US"/>
+        </w:rPr>
+        <w:t>Both have different purpose.</w:t>
+      </w:r>
+    </w:p>
+    <w:p>
+      <w:pPr>
+        <w:keepNext w:val="0"/>
+        <w:keepLines w:val="0"/>
+        <w:widowControl/>
+        <w:numPr>
+          <w:ilvl w:val="2"/>
+          <w:numId w:val="11"/>
+        </w:numPr>
+        <w:suppressLineNumbers w:val="0"/>
+        <w:spacing w:before="0" w:beforeAutospacing="0" w:after="0" w:afterAutospacing="0" w:line="360" w:lineRule="auto"/>
+        <w:ind w:left="1260" w:leftChars="0" w:right="0" w:hanging="420" w:firstLineChars="0"/>
+        <w:jc w:val="left"/>
+        <w:rPr>
+          <w:rFonts w:hint="default" w:ascii="Bodoni MT" w:hAnsi="Bodoni MT" w:eastAsia="等线" w:cs="Bodoni MT"/>
+          <w:sz w:val="22"/>
+          <w:szCs w:val="22"/>
+        </w:rPr>
+      </w:pPr>
+      <w:r>
+        <w:rPr>
+          <w:rFonts w:hint="default" w:ascii="Bodoni MT" w:hAnsi="Bodoni MT" w:eastAsia="等线" w:cs="Bodoni MT"/>
+          <w:sz w:val="22"/>
+          <w:szCs w:val="22"/>
+          <w:lang w:val="en-US"/>
+        </w:rPr>
+        <w:t>In AWS, each EC2 instances gets a set of IP from the VPC subnets like</w:t>
+      </w:r>
+      <w:r>
+        <w:rPr>
+          <w:rFonts w:hint="default" w:ascii="Bodoni MT" w:hAnsi="Bodoni MT" w:eastAsia="等线" w:cs="Bodoni MT"/>
+          <w:sz w:val="22"/>
+          <w:szCs w:val="22"/>
+          <w:lang w:val="en-US"/>
+        </w:rPr>
+        <w:br w:type="textWrapping"/>
+      </w:r>
+      <w:r>
+        <w:rPr>
+          <w:rFonts w:hint="default" w:ascii="Bodoni MT" w:hAnsi="Bodoni MT" w:eastAsia="等线" w:cs="Bodoni MT"/>
+          <w:sz w:val="22"/>
+          <w:szCs w:val="22"/>
+          <w:lang w:val="en-US"/>
+        </w:rPr>
+        <w:t>10.0.0.10, 10.0.0.11 … (Node-1)</w:t>
+      </w:r>
+      <w:r>
+        <w:rPr>
+          <w:rFonts w:hint="default" w:ascii="Bodoni MT" w:hAnsi="Bodoni MT" w:eastAsia="等线" w:cs="Bodoni MT"/>
+          <w:sz w:val="22"/>
+          <w:szCs w:val="22"/>
+          <w:lang w:val="en-US"/>
+        </w:rPr>
+        <w:br w:type="textWrapping"/>
+      </w:r>
+      <w:r>
+        <w:rPr>
+          <w:rFonts w:hint="default" w:ascii="Bodoni MT" w:hAnsi="Bodoni MT" w:eastAsia="等线" w:cs="Bodoni MT"/>
+          <w:sz w:val="22"/>
+          <w:szCs w:val="22"/>
+          <w:lang w:val="en-US"/>
+        </w:rPr>
+        <w:t>10.0.0.20, 10.0.0.21 … (Node-2) ..etc</w:t>
+      </w:r>
+    </w:p>
+    <w:p>
+      <w:pPr>
+        <w:keepNext w:val="0"/>
+        <w:keepLines w:val="0"/>
+        <w:widowControl/>
+        <w:numPr>
+          <w:ilvl w:val="3"/>
+          <w:numId w:val="11"/>
+        </w:numPr>
+        <w:suppressLineNumbers w:val="0"/>
+        <w:spacing w:before="0" w:beforeAutospacing="0" w:after="0" w:afterAutospacing="0" w:line="360" w:lineRule="auto"/>
+        <w:ind w:left="1680" w:leftChars="0" w:right="0" w:hanging="420" w:firstLineChars="0"/>
+        <w:jc w:val="left"/>
+        <w:rPr>
+          <w:rFonts w:hint="default" w:ascii="Bodoni MT" w:hAnsi="Bodoni MT" w:eastAsia="等线" w:cs="Bodoni MT"/>
+          <w:sz w:val="22"/>
+          <w:szCs w:val="22"/>
+        </w:rPr>
+      </w:pPr>
+      <w:r>
+        <w:rPr>
+          <w:rFonts w:hint="default" w:ascii="Bodoni MT" w:hAnsi="Bodoni MT" w:eastAsia="等线" w:cs="Bodoni MT"/>
+          <w:sz w:val="22"/>
+          <w:szCs w:val="22"/>
+          <w:lang w:val="en-US"/>
+        </w:rPr>
+        <w:t>And from these set of IPs, the pods will get one one IP.</w:t>
+      </w:r>
+    </w:p>
+    <w:p>
+      <w:pPr>
+        <w:keepNext w:val="0"/>
+        <w:keepLines w:val="0"/>
+        <w:widowControl/>
+        <w:numPr>
+          <w:ilvl w:val="3"/>
+          <w:numId w:val="11"/>
+        </w:numPr>
+        <w:suppressLineNumbers w:val="0"/>
+        <w:spacing w:before="0" w:beforeAutospacing="0" w:after="0" w:afterAutospacing="0" w:line="360" w:lineRule="auto"/>
+        <w:ind w:left="1680" w:leftChars="0" w:right="0" w:hanging="420" w:firstLineChars="0"/>
+        <w:jc w:val="left"/>
+        <w:rPr>
+          <w:rFonts w:hint="default" w:ascii="Bodoni MT" w:hAnsi="Bodoni MT" w:eastAsia="等线" w:cs="Bodoni MT"/>
+          <w:sz w:val="22"/>
+          <w:szCs w:val="22"/>
+        </w:rPr>
+      </w:pPr>
+      <w:r>
+        <w:rPr>
+          <w:rFonts w:hint="default" w:ascii="Bodoni MT" w:hAnsi="Bodoni MT" w:eastAsia="等线" w:cs="Bodoni MT"/>
+          <w:sz w:val="22"/>
+          <w:szCs w:val="22"/>
+          <w:lang w:val="en-US"/>
+        </w:rPr>
+        <w:t>The pods should not be called using their IPs directly, because Pods are dynamic and can be deleted and created depending upon the requirements.</w:t>
+      </w:r>
+      <w:r>
+        <w:rPr>
+          <w:rFonts w:hint="default" w:ascii="Bodoni MT" w:hAnsi="Bodoni MT" w:eastAsia="等线" w:cs="Bodoni MT"/>
+          <w:sz w:val="22"/>
+          <w:szCs w:val="22"/>
+          <w:lang w:val="en-US"/>
+        </w:rPr>
+        <w:br w:type="textWrapping"/>
+      </w:r>
+      <w:r>
+        <w:rPr>
+          <w:rFonts w:hint="default" w:ascii="Bodoni MT" w:hAnsi="Bodoni MT" w:eastAsia="等线" w:cs="Bodoni MT"/>
+          <w:sz w:val="22"/>
+          <w:szCs w:val="22"/>
+          <w:lang w:val="en-US"/>
+        </w:rPr>
+        <w:t>So, it should be called using the services only.</w:t>
+      </w:r>
+    </w:p>
+    <w:p>
+      <w:pPr>
+        <w:keepNext w:val="0"/>
+        <w:keepLines w:val="0"/>
+        <w:widowControl/>
+        <w:numPr>
+          <w:ilvl w:val="2"/>
+          <w:numId w:val="11"/>
+        </w:numPr>
+        <w:suppressLineNumbers w:val="0"/>
+        <w:spacing w:before="0" w:beforeAutospacing="0" w:after="0" w:afterAutospacing="0" w:line="360" w:lineRule="auto"/>
+        <w:ind w:left="1260" w:leftChars="0" w:right="0" w:hanging="420" w:firstLineChars="0"/>
+        <w:jc w:val="left"/>
+        <w:rPr>
+          <w:rFonts w:hint="default" w:ascii="Bodoni MT" w:hAnsi="Bodoni MT" w:eastAsia="等线" w:cs="Bodoni MT"/>
+          <w:sz w:val="22"/>
+          <w:szCs w:val="22"/>
+        </w:rPr>
+      </w:pPr>
+      <w:r>
+        <w:rPr>
+          <w:rFonts w:hint="default" w:ascii="Bodoni MT" w:hAnsi="Bodoni MT" w:eastAsia="等线" w:cs="Bodoni MT"/>
+          <w:sz w:val="22"/>
+          <w:szCs w:val="22"/>
+          <w:lang w:val="en-US"/>
+        </w:rPr>
+        <w:t xml:space="preserve">User </w:t>
+      </w:r>
+      <w:r>
+        <w:rPr>
+          <w:rFonts w:hint="default" w:ascii="Bodoni MT" w:hAnsi="Bodoni MT" w:eastAsia="等线" w:cs="Bodoni MT"/>
+          <w:sz w:val="22"/>
+          <w:szCs w:val="22"/>
+          <w:lang w:val="en-US"/>
+        </w:rPr>
+        <w:t>→ ELB → EC2 (worker node) → Pods</w:t>
+      </w:r>
+    </w:p>
+    <w:p>
+      <w:pPr>
+        <w:keepNext w:val="0"/>
+        <w:keepLines w:val="0"/>
+        <w:widowControl/>
+        <w:numPr>
+          <w:ilvl w:val="1"/>
+          <w:numId w:val="11"/>
+        </w:numPr>
+        <w:suppressLineNumbers w:val="0"/>
+        <w:spacing w:before="0" w:beforeAutospacing="0" w:after="0" w:afterAutospacing="0" w:line="360" w:lineRule="auto"/>
+        <w:ind w:left="840" w:leftChars="0" w:right="0" w:hanging="420" w:firstLineChars="0"/>
+        <w:jc w:val="left"/>
+        <w:rPr>
+          <w:rFonts w:hint="default" w:ascii="Bodoni MT" w:hAnsi="Bodoni MT" w:eastAsia="等线" w:cs="Bodoni MT"/>
+          <w:sz w:val="22"/>
+          <w:szCs w:val="22"/>
+        </w:rPr>
+      </w:pPr>
+      <w:r>
+        <w:rPr>
+          <w:rFonts w:hint="default" w:ascii="Bodoni MT" w:hAnsi="Bodoni MT" w:eastAsia="等线" w:cs="Bodoni MT"/>
+          <w:color w:val="C00000"/>
+          <w:sz w:val="22"/>
+          <w:szCs w:val="22"/>
+          <w:shd w:val="clear" w:color="FFFFFF" w:fill="D9D9D9"/>
+          <w:lang w:val="en-US"/>
+        </w:rPr>
+        <w:t>Kube-proxy continuously watches the cluster and updates iptables rules.</w:t>
+      </w:r>
+      <w:r>
+        <w:rPr>
+          <w:rFonts w:hint="default" w:ascii="Bodoni MT" w:hAnsi="Bodoni MT" w:eastAsia="等线" w:cs="Bodoni MT"/>
+          <w:color w:val="C00000"/>
+          <w:sz w:val="22"/>
+          <w:szCs w:val="22"/>
+          <w:shd w:val="clear" w:color="FFFFFF" w:fill="D9D9D9"/>
+          <w:lang w:val="en-US"/>
+        </w:rPr>
+        <w:br w:type="textWrapping"/>
+      </w:r>
+      <w:r>
+        <w:rPr>
+          <w:rFonts w:hint="default" w:ascii="Bodoni MT" w:hAnsi="Bodoni MT" w:eastAsia="等线" w:cs="Bodoni MT"/>
+          <w:color w:val="C00000"/>
+          <w:sz w:val="22"/>
+          <w:szCs w:val="22"/>
+          <w:shd w:val="clear" w:color="FFFFFF" w:fill="D9D9D9"/>
+          <w:lang w:val="en-US"/>
+        </w:rPr>
+        <w:t>Actual traffic forwarding is done by the OS using those rules</w:t>
+      </w:r>
+      <w:r>
+        <w:rPr>
+          <w:rFonts w:hint="default" w:ascii="Bodoni MT" w:hAnsi="Bodoni MT" w:eastAsia="等线" w:cs="Bodoni MT"/>
+          <w:sz w:val="22"/>
+          <w:szCs w:val="22"/>
+          <w:lang w:val="en-US"/>
+        </w:rPr>
+        <w:br w:type="textWrapping"/>
+      </w:r>
+      <w:r>
+        <w:rPr>
+          <w:rFonts w:hint="default" w:ascii="Bodoni MT" w:hAnsi="Bodoni MT" w:eastAsia="等线" w:cs="Bodoni MT"/>
+          <w:sz w:val="22"/>
+          <w:szCs w:val="22"/>
+          <w:lang w:val="en-US"/>
+        </w:rPr>
+        <w:t>Its like, K-Proxy writes the rulebook, Kernel execute that.</w:t>
+      </w:r>
+    </w:p>
+    <w:p>
+      <w:pPr>
+        <w:keepNext w:val="0"/>
+        <w:keepLines w:val="0"/>
+        <w:widowControl/>
+        <w:numPr>
+          <w:ilvl w:val="1"/>
+          <w:numId w:val="11"/>
+        </w:numPr>
+        <w:suppressLineNumbers w:val="0"/>
+        <w:spacing w:before="0" w:beforeAutospacing="0" w:after="0" w:afterAutospacing="0" w:line="360" w:lineRule="auto"/>
+        <w:ind w:left="840" w:leftChars="0" w:right="0" w:hanging="420" w:firstLineChars="0"/>
+        <w:jc w:val="left"/>
+        <w:rPr>
+          <w:rFonts w:hint="default" w:ascii="Bodoni MT" w:hAnsi="Bodoni MT" w:eastAsia="等线" w:cs="Bodoni MT"/>
+          <w:sz w:val="22"/>
+          <w:szCs w:val="22"/>
+        </w:rPr>
+      </w:pPr>
+      <w:r>
+        <w:rPr>
+          <w:rFonts w:hint="default" w:ascii="Bodoni MT" w:hAnsi="Bodoni MT" w:eastAsia="等线" w:cs="Bodoni MT"/>
+          <w:sz w:val="22"/>
+          <w:szCs w:val="22"/>
+          <w:lang w:val="en-US"/>
+        </w:rPr>
+        <w:t xml:space="preserve">One more thing, </w:t>
+      </w:r>
+      <w:r>
+        <w:rPr>
+          <w:rFonts w:hint="default" w:ascii="Bodoni MT" w:hAnsi="Bodoni MT" w:eastAsia="等线" w:cs="Bodoni MT"/>
+          <w:color w:val="002060"/>
+          <w:sz w:val="22"/>
+          <w:szCs w:val="22"/>
+          <w:shd w:val="clear" w:color="FFFFFF" w:fill="D9D9D9"/>
+          <w:lang w:val="en-US"/>
+        </w:rPr>
+        <w:t>Load Balancer is not part of the Kubernetes cluster. But the K-Proxy is.</w:t>
+      </w:r>
+      <w:r>
+        <w:rPr>
+          <w:rFonts w:hint="default" w:ascii="Bodoni MT" w:hAnsi="Bodoni MT" w:eastAsia="等线" w:cs="Bodoni MT"/>
+          <w:color w:val="002060"/>
+          <w:sz w:val="22"/>
+          <w:szCs w:val="22"/>
+          <w:shd w:val="clear" w:color="FFFFFF" w:fill="D9D9D9"/>
+          <w:lang w:val="en-US"/>
+        </w:rPr>
+        <w:br w:type="textWrapping"/>
+      </w:r>
+      <w:r>
+        <w:rPr>
+          <w:rFonts w:hint="default" w:ascii="Bodoni MT" w:hAnsi="Bodoni MT" w:eastAsia="等线" w:cs="Bodoni MT"/>
+          <w:color w:val="002060"/>
+          <w:sz w:val="22"/>
+          <w:szCs w:val="22"/>
+          <w:shd w:val="clear" w:color="FFFFFF" w:fill="D9D9D9"/>
+          <w:lang w:val="en-US"/>
+        </w:rPr>
+        <w:t>User ----- (EC2)Node’s port   (outside of kubernetes cluster)</w:t>
+      </w:r>
+      <w:r>
+        <w:rPr>
+          <w:rFonts w:hint="default" w:ascii="Bodoni MT" w:hAnsi="Bodoni MT" w:eastAsia="等线" w:cs="Bodoni MT"/>
+          <w:color w:val="002060"/>
+          <w:sz w:val="22"/>
+          <w:szCs w:val="22"/>
+          <w:shd w:val="clear" w:color="FFFFFF" w:fill="D9D9D9"/>
+          <w:lang w:val="en-US"/>
+        </w:rPr>
+        <w:br w:type="textWrapping"/>
+      </w:r>
+      <w:r>
+        <w:rPr>
+          <w:rFonts w:hint="default" w:ascii="Bodoni MT" w:hAnsi="Bodoni MT" w:eastAsia="等线" w:cs="Bodoni MT"/>
+          <w:color w:val="002060"/>
+          <w:sz w:val="22"/>
+          <w:szCs w:val="22"/>
+          <w:shd w:val="clear" w:color="auto" w:fill="auto"/>
+          <w:lang w:val="en-US"/>
+        </w:rPr>
+        <w:tab/>
+      </w:r>
+      <w:r>
+        <w:rPr>
+          <w:rFonts w:hint="default" w:ascii="Bodoni MT" w:hAnsi="Bodoni MT" w:eastAsia="等线" w:cs="Bodoni MT"/>
+          <w:color w:val="002060"/>
+          <w:sz w:val="22"/>
+          <w:szCs w:val="22"/>
+          <w:shd w:val="clear" w:color="FFFFFF" w:fill="D9D9D9"/>
+          <w:lang w:val="en-US"/>
+        </w:rPr>
+        <w:t>After getting into the node, the K-Proxy will route to the matching pod and you can access the application.</w:t>
+      </w:r>
+      <w:r>
+        <w:rPr>
+          <w:rFonts w:hint="default" w:ascii="Bodoni MT" w:hAnsi="Bodoni MT" w:eastAsia="等线" w:cs="Bodoni MT"/>
+          <w:color w:val="002060"/>
+          <w:sz w:val="22"/>
+          <w:szCs w:val="22"/>
+          <w:shd w:val="clear" w:color="FFFFFF" w:fill="D9D9D9"/>
+          <w:lang w:val="en-US"/>
+        </w:rPr>
+        <w:br w:type="textWrapping"/>
+      </w:r>
+      <w:r>
+        <w:rPr>
+          <w:rFonts w:hint="default" w:ascii="Bodoni MT" w:hAnsi="Bodoni MT" w:eastAsia="等线" w:cs="Bodoni MT"/>
+          <w:color w:val="002060"/>
+          <w:sz w:val="22"/>
+          <w:szCs w:val="22"/>
+          <w:shd w:val="clear" w:color="auto" w:fill="auto"/>
+          <w:lang w:val="en-US"/>
+        </w:rPr>
+        <w:tab/>
+      </w:r>
+      <w:r>
+        <w:rPr>
+          <w:rFonts w:hint="default" w:ascii="Bodoni MT" w:hAnsi="Bodoni MT" w:eastAsia="等线" w:cs="Bodoni MT"/>
+          <w:color w:val="C00000"/>
+          <w:sz w:val="22"/>
+          <w:szCs w:val="22"/>
+          <w:shd w:val="clear" w:color="auto" w:fill="auto"/>
+          <w:lang w:val="en-US"/>
+        </w:rPr>
+        <w:t>Matching pod means, if the request is for order service, and multiple services are running on different pods like payment service, inventory service, then the request will be forwarded only the pods running order service</w:t>
+      </w:r>
+      <w:r>
+        <w:rPr>
+          <w:rFonts w:hint="default" w:ascii="Bodoni MT" w:hAnsi="Bodoni MT" w:eastAsia="等线" w:cs="Bodoni MT"/>
+          <w:color w:val="002060"/>
+          <w:sz w:val="22"/>
+          <w:szCs w:val="22"/>
+          <w:shd w:val="clear" w:color="auto" w:fill="auto"/>
+          <w:lang w:val="en-US"/>
+        </w:rPr>
+        <w:t>.</w:t>
+      </w:r>
+    </w:p>
+    <w:p>
+      <w:pPr>
+        <w:keepNext w:val="0"/>
+        <w:keepLines w:val="0"/>
+        <w:widowControl/>
+        <w:numPr>
+          <w:ilvl w:val="1"/>
+          <w:numId w:val="11"/>
+        </w:numPr>
+        <w:suppressLineNumbers w:val="0"/>
+        <w:spacing w:before="0" w:beforeAutospacing="0" w:after="0" w:afterAutospacing="0" w:line="360" w:lineRule="auto"/>
+        <w:ind w:left="840" w:leftChars="0" w:right="0" w:hanging="420" w:firstLineChars="0"/>
+        <w:jc w:val="left"/>
+        <w:rPr>
+          <w:rFonts w:hint="default" w:ascii="Bodoni MT" w:hAnsi="Bodoni MT" w:eastAsia="等线" w:cs="Bodoni MT"/>
+          <w:sz w:val="22"/>
+          <w:szCs w:val="22"/>
+        </w:rPr>
+      </w:pPr>
+      <w:r>
+        <w:rPr>
+          <w:rFonts w:hint="default" w:ascii="Bodoni MT" w:hAnsi="Bodoni MT" w:eastAsia="等线" w:cs="Bodoni MT"/>
+          <w:sz w:val="22"/>
+          <w:szCs w:val="22"/>
+        </w:rPr>
+        <w:t>User → Load balancer → Node</w:t>
+      </w:r>
+      <w:r>
+        <w:rPr>
+          <w:rFonts w:hint="default" w:ascii="Bodoni MT" w:hAnsi="Bodoni MT" w:eastAsia="等线" w:cs="Bodoni MT"/>
+          <w:sz w:val="22"/>
+          <w:szCs w:val="22"/>
+          <w:lang w:val="en-US"/>
+        </w:rPr>
+        <w:t xml:space="preserve"> </w:t>
+      </w:r>
+      <w:r>
+        <w:rPr>
+          <w:rFonts w:hint="default" w:ascii="Bodoni MT" w:hAnsi="Bodoni MT" w:eastAsia="等线" w:cs="Bodoni MT"/>
+          <w:sz w:val="22"/>
+          <w:szCs w:val="22"/>
+        </w:rPr>
+        <w:t>→ K Proxy</w:t>
+      </w:r>
+      <w:r>
+        <w:rPr>
+          <w:rFonts w:hint="default" w:ascii="Bodoni MT" w:hAnsi="Bodoni MT" w:eastAsia="等线" w:cs="Bodoni MT"/>
+          <w:sz w:val="22"/>
+          <w:szCs w:val="22"/>
+          <w:lang w:val="en-US"/>
+        </w:rPr>
+        <w:t xml:space="preserve"> →</w:t>
+      </w:r>
+      <w:r>
+        <w:rPr>
+          <w:rFonts w:hint="default" w:ascii="Bodoni MT" w:hAnsi="Bodoni MT" w:eastAsia="等线" w:cs="Bodoni MT"/>
+          <w:sz w:val="22"/>
+          <w:szCs w:val="22"/>
+        </w:rPr>
+        <w:t xml:space="preserve"> Pod</w:t>
+      </w:r>
+    </w:p>
+    <w:p>
+      <w:pPr>
+        <w:keepNext w:val="0"/>
+        <w:keepLines w:val="0"/>
+        <w:widowControl/>
+        <w:numPr>
+          <w:ilvl w:val="1"/>
+          <w:numId w:val="11"/>
+        </w:numPr>
+        <w:suppressLineNumbers w:val="0"/>
+        <w:spacing w:before="0" w:beforeAutospacing="0" w:after="0" w:afterAutospacing="0" w:line="360" w:lineRule="auto"/>
+        <w:ind w:left="840" w:leftChars="0" w:right="0" w:hanging="420" w:firstLineChars="0"/>
+        <w:jc w:val="left"/>
+        <w:rPr>
+          <w:rFonts w:hint="default" w:ascii="Bodoni MT" w:hAnsi="Bodoni MT" w:eastAsia="等线" w:cs="Bodoni MT"/>
+          <w:sz w:val="22"/>
+          <w:szCs w:val="22"/>
+        </w:rPr>
+      </w:pPr>
+      <w:r>
+        <w:rPr>
+          <w:rFonts w:hint="default" w:ascii="Bodoni MT" w:hAnsi="Bodoni MT" w:cs="Bodoni MT"/>
+        </w:rPr>
+        <w:drawing>
+          <wp:inline distT="0" distB="0" distL="114300" distR="114300">
+            <wp:extent cx="3874135" cy="1510030"/>
+            <wp:effectExtent l="0" t="0" r="12065" b="1270"/>
+            <wp:docPr id="6" name="Picture 1"/>
+            <wp:cNvGraphicFramePr>
+              <a:graphicFrameLocks xmlns:a="http://schemas.openxmlformats.org/drawingml/2006/main" noChangeAspect="1"/>
+            </wp:cNvGraphicFramePr>
+            <a:graphic xmlns:a="http://schemas.openxmlformats.org/drawingml/2006/main">
+              <a:graphicData uri="http://schemas.openxmlformats.org/drawingml/2006/picture">
+                <pic:pic xmlns:pic="http://schemas.openxmlformats.org/drawingml/2006/picture">
+                  <pic:nvPicPr>
+                    <pic:cNvPr id="6" name="Picture 1"/>
+                    <pic:cNvPicPr>
+                      <a:picLocks noChangeAspect="1"/>
+                    </pic:cNvPicPr>
+                  </pic:nvPicPr>
+                  <pic:blipFill>
+                    <a:blip r:embed="rId9"/>
+                    <a:stretch>
+                      <a:fillRect/>
+                    </a:stretch>
+                  </pic:blipFill>
+                  <pic:spPr>
+                    <a:xfrm>
+                      <a:off x="0" y="0"/>
+                      <a:ext cx="3874135" cy="1510030"/>
+                    </a:xfrm>
+                    <a:prstGeom prst="rect">
+                      <a:avLst/>
+                    </a:prstGeom>
+                    <a:noFill/>
+                    <a:ln>
+                      <a:noFill/>
+                    </a:ln>
+                  </pic:spPr>
+                </pic:pic>
+              </a:graphicData>
+            </a:graphic>
+          </wp:inline>
+        </w:drawing>
+      </w:r>
+      <w:r>
+        <w:rPr>
+          <w:rFonts w:hint="default" w:ascii="Bodoni MT" w:hAnsi="Bodoni MT" w:cs="Bodoni MT"/>
+        </w:rPr>
+        <w:br w:type="textWrapping"/>
+      </w:r>
+      <w:r>
+        <w:rPr>
+          <w:rFonts w:hint="default" w:ascii="Bodoni MT" w:hAnsi="Bodoni MT" w:cs="Bodoni MT"/>
+          <w:b/>
+          <w:bCs/>
+          <w:color w:val="FFFFFF" w:themeColor="background1"/>
+          <w:highlight w:val="darkMagenta"/>
+          <w:lang w:val="en-US"/>
+          <w14:textFill>
+            <w14:solidFill>
+              <w14:schemeClr w14:val="bg1"/>
+            </w14:solidFill>
+          </w14:textFill>
+        </w:rPr>
+        <w:t xml:space="preserve">Kubelet </w:t>
+      </w:r>
+      <w:r>
+        <w:rPr>
+          <w:rFonts w:hint="default" w:ascii="Bodoni MT" w:hAnsi="Bodoni MT" w:cs="Bodoni MT"/>
+          <w:color w:val="FFFFFF" w:themeColor="background1"/>
+          <w:highlight w:val="darkMagenta"/>
+          <w:lang w:val="en-US"/>
+          <w14:textFill>
+            <w14:solidFill>
+              <w14:schemeClr w14:val="bg1"/>
+            </w14:solidFill>
+          </w14:textFill>
+        </w:rPr>
+        <w:t>calls CNI plugin.</w:t>
       </w:r>
     </w:p>
     <w:p>
@@ -9008,18 +9755,337 @@
           <w:rFonts w:hint="default" w:ascii="Bodoni MT" w:hAnsi="Bodoni MT" w:eastAsia="等线" w:cs="Bodoni MT"/>
           <w:sz w:val="22"/>
           <w:szCs w:val="22"/>
-        </w:rPr>
-      </w:pPr>
-      <w:r>
-        <w:rPr>
-          <w:rFonts w:hint="default" w:ascii="Bodoni MT" w:hAnsi="Bodoni MT" w:eastAsia="等线" w:cs="Bodoni MT"/>
-          <w:color w:val="auto"/>
-          <w:kern w:val="0"/>
-          <w:sz w:val="22"/>
-          <w:szCs w:val="22"/>
-          <w:lang w:val="en-IN" w:eastAsia="zh-CN" w:bidi="ar"/>
-        </w:rPr>
-        <w:t>F</w:t>
+          <w:u w:val="single"/>
+        </w:rPr>
+      </w:pPr>
+      <w:r>
+        <w:rPr>
+          <w:rFonts w:hint="default" w:ascii="Bodoni MT" w:hAnsi="Bodoni MT" w:eastAsia="等线" w:cs="Bodoni MT"/>
+          <w:b/>
+          <w:bCs/>
+          <w:sz w:val="22"/>
+          <w:szCs w:val="22"/>
+          <w:u w:val="single"/>
+          <w:lang w:val="en-US"/>
+        </w:rPr>
+        <w:t>CSI</w:t>
+      </w:r>
+      <w:r>
+        <w:rPr>
+          <w:rFonts w:hint="default" w:ascii="Bodoni MT" w:hAnsi="Bodoni MT" w:eastAsia="等线" w:cs="Bodoni MT"/>
+          <w:b w:val="0"/>
+          <w:bCs w:val="0"/>
+          <w:sz w:val="22"/>
+          <w:szCs w:val="22"/>
+          <w:u w:val="single"/>
+          <w:lang w:val="en-US"/>
+        </w:rPr>
+        <w:t xml:space="preserve"> (Container Storate Interface)</w:t>
+      </w:r>
+    </w:p>
+    <w:p>
+      <w:pPr>
+        <w:keepNext w:val="0"/>
+        <w:keepLines w:val="0"/>
+        <w:widowControl/>
+        <w:numPr>
+          <w:ilvl w:val="1"/>
+          <w:numId w:val="11"/>
+        </w:numPr>
+        <w:suppressLineNumbers w:val="0"/>
+        <w:spacing w:before="0" w:beforeAutospacing="0" w:after="0" w:afterAutospacing="0" w:line="360" w:lineRule="auto"/>
+        <w:ind w:left="840" w:leftChars="0" w:right="0" w:hanging="420" w:firstLineChars="0"/>
+        <w:jc w:val="left"/>
+        <w:rPr>
+          <w:rFonts w:hint="default" w:ascii="Bodoni MT" w:hAnsi="Bodoni MT" w:eastAsia="等线" w:cs="Bodoni MT"/>
+          <w:sz w:val="22"/>
+          <w:szCs w:val="22"/>
+        </w:rPr>
+      </w:pPr>
+      <w:r>
+        <w:rPr>
+          <w:rFonts w:hint="default" w:ascii="Bodoni MT" w:hAnsi="Bodoni MT" w:eastAsia="等线" w:cs="Bodoni MT"/>
+          <w:sz w:val="22"/>
+          <w:szCs w:val="22"/>
+          <w:lang w:val="en-US"/>
+        </w:rPr>
+        <w:t xml:space="preserve">In this, both </w:t>
+      </w:r>
+      <w:r>
+        <w:rPr>
+          <w:rFonts w:hint="default" w:ascii="Bodoni MT" w:hAnsi="Bodoni MT" w:eastAsia="等线" w:cs="Bodoni MT"/>
+          <w:b/>
+          <w:bCs/>
+          <w:sz w:val="22"/>
+          <w:szCs w:val="22"/>
+          <w:lang w:val="en-US"/>
+        </w:rPr>
+        <w:t>Control plane + Kubelet</w:t>
+      </w:r>
+      <w:r>
+        <w:rPr>
+          <w:rFonts w:hint="default" w:ascii="Bodoni MT" w:hAnsi="Bodoni MT" w:eastAsia="等线" w:cs="Bodoni MT"/>
+          <w:b w:val="0"/>
+          <w:bCs w:val="0"/>
+          <w:sz w:val="22"/>
+          <w:szCs w:val="22"/>
+          <w:lang w:val="en-US"/>
+        </w:rPr>
+        <w:t xml:space="preserve"> are involved.</w:t>
+      </w:r>
+      <w:r>
+        <w:rPr>
+          <w:rFonts w:hint="default" w:ascii="Bodoni MT" w:hAnsi="Bodoni MT" w:eastAsia="等线" w:cs="Bodoni MT"/>
+          <w:b w:val="0"/>
+          <w:bCs w:val="0"/>
+          <w:sz w:val="22"/>
+          <w:szCs w:val="22"/>
+          <w:lang w:val="en-US"/>
+        </w:rPr>
+        <w:br w:type="textWrapping"/>
+      </w:r>
+      <w:r>
+        <w:rPr>
+          <w:rFonts w:hint="default" w:ascii="Bodoni MT" w:hAnsi="Bodoni MT" w:eastAsia="等线" w:cs="Bodoni MT"/>
+          <w:b w:val="0"/>
+          <w:bCs w:val="0"/>
+          <w:color w:val="0070C0"/>
+          <w:sz w:val="22"/>
+          <w:szCs w:val="22"/>
+          <w:shd w:val="clear" w:color="FFFFFF" w:fill="D9D9D9"/>
+          <w:lang w:val="en-US"/>
+        </w:rPr>
+        <w:t>Control plane uses CSI to create or delete volumes.</w:t>
+      </w:r>
+      <w:r>
+        <w:rPr>
+          <w:rFonts w:hint="default" w:ascii="Bodoni MT" w:hAnsi="Bodoni MT" w:eastAsia="等线" w:cs="Bodoni MT"/>
+          <w:b w:val="0"/>
+          <w:bCs w:val="0"/>
+          <w:color w:val="0070C0"/>
+          <w:sz w:val="22"/>
+          <w:szCs w:val="22"/>
+          <w:shd w:val="clear" w:color="FFFFFF" w:fill="D9D9D9"/>
+          <w:lang w:val="en-US"/>
+        </w:rPr>
+        <w:br w:type="textWrapping"/>
+      </w:r>
+      <w:r>
+        <w:rPr>
+          <w:rFonts w:hint="default" w:ascii="Bodoni MT" w:hAnsi="Bodoni MT" w:eastAsia="等线" w:cs="Bodoni MT"/>
+          <w:b w:val="0"/>
+          <w:bCs w:val="0"/>
+          <w:color w:val="0070C0"/>
+          <w:sz w:val="22"/>
+          <w:szCs w:val="22"/>
+          <w:shd w:val="clear" w:color="FFFFFF" w:fill="D9D9D9"/>
+          <w:lang w:val="en-US"/>
+        </w:rPr>
+        <w:t>Kubelet uses CSI to attach disk to node, and mount to pod.</w:t>
+      </w:r>
+    </w:p>
+    <w:p>
+      <w:pPr>
+        <w:keepNext w:val="0"/>
+        <w:keepLines w:val="0"/>
+        <w:widowControl/>
+        <w:numPr>
+          <w:ilvl w:val="1"/>
+          <w:numId w:val="11"/>
+        </w:numPr>
+        <w:suppressLineNumbers w:val="0"/>
+        <w:spacing w:before="0" w:beforeAutospacing="0" w:after="0" w:afterAutospacing="0" w:line="360" w:lineRule="auto"/>
+        <w:ind w:left="840" w:leftChars="0" w:right="0" w:hanging="420" w:firstLineChars="0"/>
+        <w:jc w:val="left"/>
+        <w:rPr>
+          <w:rFonts w:hint="default" w:ascii="Bodoni MT" w:hAnsi="Bodoni MT" w:eastAsia="等线" w:cs="Bodoni MT"/>
+          <w:sz w:val="22"/>
+          <w:szCs w:val="22"/>
+        </w:rPr>
+      </w:pPr>
+      <w:r>
+        <w:rPr>
+          <w:rFonts w:hint="default" w:ascii="Bodoni MT" w:hAnsi="Bodoni MT" w:eastAsia="等线"/>
+          <w:sz w:val="22"/>
+          <w:szCs w:val="22"/>
+        </w:rPr>
+        <w:t>Kubernetes doesn’t manage storage itself</w:t>
+      </w:r>
+      <w:r>
+        <w:rPr>
+          <w:rFonts w:hint="default" w:ascii="Bodoni MT" w:hAnsi="Bodoni MT" w:eastAsia="等线"/>
+          <w:sz w:val="22"/>
+          <w:szCs w:val="22"/>
+          <w:lang w:val="en-US"/>
+        </w:rPr>
+        <w:t xml:space="preserve">, </w:t>
+      </w:r>
+      <w:r>
+        <w:rPr>
+          <w:rFonts w:hint="default" w:ascii="Bodoni MT" w:hAnsi="Bodoni MT" w:eastAsia="等线"/>
+          <w:sz w:val="22"/>
+          <w:szCs w:val="22"/>
+        </w:rPr>
+        <w:t>It delegates to CSI drivers</w:t>
+      </w:r>
+      <w:r>
+        <w:rPr>
+          <w:rFonts w:hint="default" w:ascii="Bodoni MT" w:hAnsi="Bodoni MT" w:eastAsia="等线"/>
+          <w:sz w:val="22"/>
+          <w:szCs w:val="22"/>
+          <w:lang w:val="en-US"/>
+        </w:rPr>
+        <w:t>.</w:t>
+      </w:r>
+    </w:p>
+    <w:p>
+      <w:pPr>
+        <w:keepNext w:val="0"/>
+        <w:keepLines w:val="0"/>
+        <w:widowControl/>
+        <w:numPr>
+          <w:ilvl w:val="1"/>
+          <w:numId w:val="11"/>
+        </w:numPr>
+        <w:suppressLineNumbers w:val="0"/>
+        <w:spacing w:before="0" w:beforeAutospacing="0" w:after="0" w:afterAutospacing="0" w:line="360" w:lineRule="auto"/>
+        <w:ind w:left="840" w:leftChars="0" w:right="0" w:hanging="420" w:firstLineChars="0"/>
+        <w:jc w:val="left"/>
+        <w:rPr>
+          <w:rFonts w:hint="default" w:ascii="Bodoni MT" w:hAnsi="Bodoni MT" w:eastAsia="等线" w:cs="Bodoni MT"/>
+          <w:sz w:val="22"/>
+          <w:szCs w:val="22"/>
+        </w:rPr>
+      </w:pPr>
+      <w:r>
+        <w:drawing>
+          <wp:inline distT="0" distB="0" distL="114300" distR="114300">
+            <wp:extent cx="3162300" cy="1715770"/>
+            <wp:effectExtent l="0" t="0" r="0" b="11430"/>
+            <wp:docPr id="9" name="Picture 4"/>
+            <wp:cNvGraphicFramePr>
+              <a:graphicFrameLocks xmlns:a="http://schemas.openxmlformats.org/drawingml/2006/main" noChangeAspect="1"/>
+            </wp:cNvGraphicFramePr>
+            <a:graphic xmlns:a="http://schemas.openxmlformats.org/drawingml/2006/main">
+              <a:graphicData uri="http://schemas.openxmlformats.org/drawingml/2006/picture">
+                <pic:pic xmlns:pic="http://schemas.openxmlformats.org/drawingml/2006/picture">
+                  <pic:nvPicPr>
+                    <pic:cNvPr id="9" name="Picture 4"/>
+                    <pic:cNvPicPr>
+                      <a:picLocks noChangeAspect="1"/>
+                    </pic:cNvPicPr>
+                  </pic:nvPicPr>
+                  <pic:blipFill>
+                    <a:blip r:embed="rId10"/>
+                    <a:stretch>
+                      <a:fillRect/>
+                    </a:stretch>
+                  </pic:blipFill>
+                  <pic:spPr>
+                    <a:xfrm>
+                      <a:off x="0" y="0"/>
+                      <a:ext cx="3162300" cy="1715770"/>
+                    </a:xfrm>
+                    <a:prstGeom prst="rect">
+                      <a:avLst/>
+                    </a:prstGeom>
+                    <a:noFill/>
+                    <a:ln>
+                      <a:noFill/>
+                    </a:ln>
+                  </pic:spPr>
+                </pic:pic>
+              </a:graphicData>
+            </a:graphic>
+          </wp:inline>
+        </w:drawing>
+      </w:r>
+    </w:p>
+    <w:p>
+      <w:pPr>
+        <w:keepNext w:val="0"/>
+        <w:keepLines w:val="0"/>
+        <w:widowControl/>
+        <w:numPr>
+          <w:ilvl w:val="2"/>
+          <w:numId w:val="11"/>
+        </w:numPr>
+        <w:suppressLineNumbers w:val="0"/>
+        <w:spacing w:before="0" w:beforeAutospacing="0" w:after="0" w:afterAutospacing="0" w:line="360" w:lineRule="auto"/>
+        <w:ind w:left="1260" w:leftChars="0" w:right="0" w:hanging="420" w:firstLineChars="0"/>
+        <w:jc w:val="left"/>
+        <w:rPr>
+          <w:rFonts w:hint="default" w:ascii="Bodoni MT" w:hAnsi="Bodoni MT" w:eastAsia="等线" w:cs="Bodoni MT"/>
+          <w:sz w:val="22"/>
+          <w:szCs w:val="22"/>
+        </w:rPr>
+      </w:pPr>
+      <w:r>
+        <w:rPr>
+          <w:rFonts w:hint="default" w:ascii="Bodoni MT" w:hAnsi="Bodoni MT" w:eastAsia="等线" w:cs="Bodoni MT"/>
+          <w:sz w:val="22"/>
+          <w:szCs w:val="22"/>
+          <w:lang w:val="en-US"/>
+        </w:rPr>
+        <w:t xml:space="preserve">PVC: </w:t>
+      </w:r>
+      <w:r>
+        <w:rPr>
+          <w:rFonts w:hint="default" w:ascii="Bodoni MT" w:hAnsi="Bodoni MT" w:eastAsia="等线"/>
+          <w:sz w:val="22"/>
+          <w:szCs w:val="22"/>
+          <w:lang w:val="en-US"/>
+        </w:rPr>
+        <w:t>PersistentVolumeClaim</w:t>
+      </w:r>
+    </w:p>
+    <w:p>
+      <w:pPr>
+        <w:keepNext w:val="0"/>
+        <w:keepLines w:val="0"/>
+        <w:widowControl/>
+        <w:numPr>
+          <w:ilvl w:val="1"/>
+          <w:numId w:val="11"/>
+        </w:numPr>
+        <w:suppressLineNumbers w:val="0"/>
+        <w:spacing w:before="0" w:beforeAutospacing="0" w:after="0" w:afterAutospacing="0" w:line="360" w:lineRule="auto"/>
+        <w:ind w:left="840" w:leftChars="0" w:right="0" w:hanging="420" w:firstLineChars="0"/>
+        <w:jc w:val="left"/>
+        <w:rPr>
+          <w:rFonts w:hint="default" w:ascii="Bodoni MT" w:hAnsi="Bodoni MT" w:eastAsia="等线" w:cs="Bodoni MT"/>
+          <w:sz w:val="22"/>
+          <w:szCs w:val="22"/>
+        </w:rPr>
+      </w:pPr>
+      <w:r>
+        <w:rPr>
+          <w:rFonts w:hint="default" w:ascii="Bodoni MT" w:hAnsi="Bodoni MT" w:eastAsia="等线"/>
+          <w:sz w:val="22"/>
+          <w:szCs w:val="22"/>
+          <w:lang w:val="en-US"/>
+        </w:rPr>
+        <w:t>In simple terms,</w:t>
+      </w:r>
+      <w:r>
+        <w:rPr>
+          <w:rFonts w:hint="default" w:ascii="Bodoni MT" w:hAnsi="Bodoni MT" w:eastAsia="等线"/>
+          <w:color w:val="C00000"/>
+          <w:sz w:val="22"/>
+          <w:szCs w:val="22"/>
+          <w:shd w:val="clear" w:color="FFFFFF" w:fill="D9D9D9"/>
+          <w:lang w:val="en-US"/>
+        </w:rPr>
+        <w:t xml:space="preserve"> CSI is the interface that allows Kubernetes to interact with external storage systems to create, attach, and mount volumes for Pods</w:t>
+      </w:r>
+      <w:r>
+        <w:rPr>
+          <w:rFonts w:hint="default" w:ascii="Bodoni MT" w:hAnsi="Bodoni MT" w:eastAsia="等线"/>
+          <w:sz w:val="22"/>
+          <w:szCs w:val="22"/>
+          <w:lang w:val="en-US"/>
+        </w:rPr>
+        <w:t>.</w:t>
       </w:r>
     </w:p>
     <w:p>
@@ -9055,6 +10121,63 @@
     </w:p>
     <w:p>
       <w:pPr>
+        <w:rPr>
+          <w:rFonts w:hint="default" w:ascii="Bodoni MT" w:hAnsi="Bodoni MT" w:eastAsia="等线" w:cs="Bodoni MT"/>
+          <w:sz w:val="22"/>
+          <w:szCs w:val="22"/>
+        </w:rPr>
+      </w:pPr>
+      <w:r>
+        <w:rPr>
+          <w:rFonts w:hint="default" w:ascii="Bodoni MT" w:hAnsi="Bodoni MT" w:eastAsia="等线" w:cs="Bodoni MT"/>
+          <w:sz w:val="22"/>
+          <w:szCs w:val="22"/>
+          <w:lang w:val="en-IN"/>
+        </w:rPr>
+        <w:br w:type="page"/>
+      </w:r>
+    </w:p>
+    <w:p>
+      <w:pPr>
+        <w:keepNext w:val="0"/>
+        <w:keepLines w:val="0"/>
+        <w:widowControl/>
+        <w:numPr>
+          <w:numId w:val="0"/>
+        </w:numPr>
+        <w:suppressLineNumbers w:val="0"/>
+        <w:spacing w:before="0" w:beforeAutospacing="0" w:after="0" w:afterAutospacing="0" w:line="360" w:lineRule="auto"/>
+        <w:ind w:leftChars="0" w:right="0" w:rightChars="0"/>
+        <w:jc w:val="center"/>
+        <w:rPr>
+          <w:rFonts w:hint="default" w:ascii="Bodoni MT" w:hAnsi="Bodoni MT" w:eastAsia="等线" w:cs="Bodoni MT"/>
+          <w:b/>
+          <w:bCs/>
+          <w:color w:val="002060"/>
+          <w:sz w:val="28"/>
+          <w:szCs w:val="28"/>
+          <w:highlight w:val="lightGray"/>
+          <w:u w:val="single"/>
+          <w:lang w:val="en-US"/>
+        </w:rPr>
+      </w:pPr>
+      <w:r>
+        <w:rPr>
+          <w:rFonts w:hint="default" w:ascii="Bodoni MT" w:hAnsi="Bodoni MT" w:eastAsia="等线" w:cs="Bodoni MT"/>
+          <w:b/>
+          <w:bCs/>
+          <w:color w:val="002060"/>
+          <w:sz w:val="28"/>
+          <w:szCs w:val="28"/>
+          <w:highlight w:val="lightGray"/>
+          <w:u w:val="single"/>
+          <w:lang w:val="en-US"/>
+        </w:rPr>
+        <w:t xml:space="preserve">  Installing and Setup (KinD, Civo, GKE)  </w:t>
+      </w:r>
+    </w:p>
+    <w:p>
+      <w:pPr>
         <w:keepNext w:val="0"/>
         <w:keepLines w:val="0"/>
         <w:widowControl/>
@@ -9075,14 +10198,749 @@
       <w:r>
         <w:rPr>
           <w:rFonts w:hint="default" w:ascii="Bodoni MT" w:hAnsi="Bodoni MT" w:eastAsia="等线" w:cs="Bodoni MT"/>
-          <w:color w:val="auto"/>
-          <w:kern w:val="0"/>
-          <w:sz w:val="22"/>
-          <w:szCs w:val="22"/>
-          <w:lang w:val="en-IN" w:eastAsia="zh-CN" w:bidi="ar"/>
-        </w:rPr>
-        <w:t>F</w:t>
-      </w:r>
+          <w:b/>
+          <w:bCs/>
+          <w:sz w:val="22"/>
+          <w:szCs w:val="22"/>
+          <w:lang w:val="en-IN"/>
+        </w:rPr>
+        <w:t>KinD</w:t>
+      </w:r>
+    </w:p>
+    <w:p>
+      <w:pPr>
+        <w:keepNext w:val="0"/>
+        <w:keepLines w:val="0"/>
+        <w:widowControl/>
+        <w:numPr>
+          <w:ilvl w:val="1"/>
+          <w:numId w:val="11"/>
+        </w:numPr>
+        <w:suppressLineNumbers w:val="0"/>
+        <w:spacing w:before="0" w:beforeAutospacing="0" w:after="0" w:afterAutospacing="0" w:line="360" w:lineRule="auto"/>
+        <w:ind w:left="840" w:leftChars="0" w:right="0" w:hanging="420" w:firstLineChars="0"/>
+        <w:jc w:val="left"/>
+        <w:rPr>
+          <w:rFonts w:hint="default" w:ascii="Bodoni MT" w:hAnsi="Bodoni MT" w:eastAsia="等线" w:cs="Bodoni MT"/>
+          <w:sz w:val="22"/>
+          <w:szCs w:val="22"/>
+        </w:rPr>
+      </w:pPr>
+      <w:r>
+        <w:rPr>
+          <w:rFonts w:hint="default" w:ascii="Bodoni MT" w:hAnsi="Bodoni MT" w:eastAsia="等线" w:cs="Bodoni MT"/>
+          <w:b w:val="0"/>
+          <w:bCs w:val="0"/>
+          <w:sz w:val="22"/>
+          <w:szCs w:val="22"/>
+          <w:lang w:val="en-IN"/>
+        </w:rPr>
+        <w:t>It is used to run the Kubernetes cluster inside Docker container without involving any cloud.</w:t>
+      </w:r>
+      <w:r>
+        <w:rPr>
+          <w:rFonts w:hint="default" w:ascii="Bodoni MT" w:hAnsi="Bodoni MT" w:eastAsia="等线" w:cs="Bodoni MT"/>
+          <w:b w:val="0"/>
+          <w:bCs w:val="0"/>
+          <w:sz w:val="22"/>
+          <w:szCs w:val="22"/>
+          <w:lang w:val="en-IN"/>
+        </w:rPr>
+        <w:br w:type="textWrapping"/>
+      </w:r>
+      <w:r>
+        <w:rPr>
+          <w:rFonts w:hint="default" w:ascii="Bodoni MT" w:hAnsi="Bodoni MT" w:eastAsia="等线" w:cs="Bodoni MT"/>
+          <w:b w:val="0"/>
+          <w:bCs w:val="0"/>
+          <w:sz w:val="22"/>
+          <w:szCs w:val="22"/>
+          <w:lang w:val="en-IN"/>
+        </w:rPr>
+        <w:t>It is just used for learning, testing, CI pipelines.</w:t>
+      </w:r>
+    </w:p>
+    <w:p>
+      <w:pPr>
+        <w:keepNext w:val="0"/>
+        <w:keepLines w:val="0"/>
+        <w:widowControl/>
+        <w:numPr>
+          <w:ilvl w:val="1"/>
+          <w:numId w:val="11"/>
+        </w:numPr>
+        <w:suppressLineNumbers w:val="0"/>
+        <w:spacing w:before="0" w:beforeAutospacing="0" w:after="0" w:afterAutospacing="0" w:line="360" w:lineRule="auto"/>
+        <w:ind w:left="840" w:leftChars="0" w:right="0" w:hanging="420" w:firstLineChars="0"/>
+        <w:jc w:val="left"/>
+        <w:rPr>
+          <w:rFonts w:hint="default" w:ascii="Bodoni MT" w:hAnsi="Bodoni MT" w:eastAsia="等线" w:cs="Bodoni MT"/>
+          <w:sz w:val="22"/>
+          <w:szCs w:val="22"/>
+        </w:rPr>
+      </w:pPr>
+      <w:r>
+        <w:rPr>
+          <w:rFonts w:hint="default" w:ascii="Bodoni MT" w:hAnsi="Bodoni MT" w:eastAsia="等线" w:cs="Bodoni MT"/>
+          <w:sz w:val="22"/>
+          <w:szCs w:val="22"/>
+          <w:lang w:val="en-IN"/>
+        </w:rPr>
+        <w:t>You can create as many containers as you want. All containers will be treated as a Node.</w:t>
+      </w:r>
+      <w:r>
+        <w:rPr>
+          <w:rFonts w:hint="default" w:ascii="Bodoni MT" w:hAnsi="Bodoni MT" w:eastAsia="等线" w:cs="Bodoni MT"/>
+          <w:sz w:val="22"/>
+          <w:szCs w:val="22"/>
+          <w:lang w:val="en-IN"/>
+        </w:rPr>
+        <w:br w:type="textWrapping"/>
+      </w:r>
+      <w:r>
+        <w:drawing>
+          <wp:inline distT="0" distB="0" distL="114300" distR="114300">
+            <wp:extent cx="1831340" cy="775335"/>
+            <wp:effectExtent l="0" t="0" r="10160" b="12065"/>
+            <wp:docPr id="11" name="Picture 6"/>
+            <wp:cNvGraphicFramePr>
+              <a:graphicFrameLocks xmlns:a="http://schemas.openxmlformats.org/drawingml/2006/main" noChangeAspect="1"/>
+            </wp:cNvGraphicFramePr>
+            <a:graphic xmlns:a="http://schemas.openxmlformats.org/drawingml/2006/main">
+              <a:graphicData uri="http://schemas.openxmlformats.org/drawingml/2006/picture">
+                <pic:pic xmlns:pic="http://schemas.openxmlformats.org/drawingml/2006/picture">
+                  <pic:nvPicPr>
+                    <pic:cNvPr id="11" name="Picture 6"/>
+                    <pic:cNvPicPr>
+                      <a:picLocks noChangeAspect="1"/>
+                    </pic:cNvPicPr>
+                  </pic:nvPicPr>
+                  <pic:blipFill>
+                    <a:blip r:embed="rId11"/>
+                    <a:stretch>
+                      <a:fillRect/>
+                    </a:stretch>
+                  </pic:blipFill>
+                  <pic:spPr>
+                    <a:xfrm>
+                      <a:off x="0" y="0"/>
+                      <a:ext cx="1831340" cy="775335"/>
+                    </a:xfrm>
+                    <a:prstGeom prst="rect">
+                      <a:avLst/>
+                    </a:prstGeom>
+                    <a:noFill/>
+                    <a:ln>
+                      <a:noFill/>
+                    </a:ln>
+                  </pic:spPr>
+                </pic:pic>
+              </a:graphicData>
+            </a:graphic>
+          </wp:inline>
+        </w:drawing>
+      </w:r>
+    </w:p>
+    <w:p>
+      <w:pPr>
+        <w:keepNext w:val="0"/>
+        <w:keepLines w:val="0"/>
+        <w:widowControl/>
+        <w:numPr>
+          <w:ilvl w:val="1"/>
+          <w:numId w:val="11"/>
+        </w:numPr>
+        <w:suppressLineNumbers w:val="0"/>
+        <w:spacing w:before="0" w:beforeAutospacing="0" w:after="0" w:afterAutospacing="0" w:line="360" w:lineRule="auto"/>
+        <w:ind w:left="840" w:leftChars="0" w:right="0" w:hanging="420" w:firstLineChars="0"/>
+        <w:jc w:val="left"/>
+        <w:rPr>
+          <w:rFonts w:hint="default" w:ascii="Bodoni MT" w:hAnsi="Bodoni MT" w:eastAsia="等线" w:cs="Bodoni MT"/>
+          <w:sz w:val="22"/>
+          <w:szCs w:val="22"/>
+        </w:rPr>
+      </w:pPr>
+      <w:r>
+        <w:rPr>
+          <w:rFonts w:hint="default" w:ascii="Bodoni MT" w:hAnsi="Bodoni MT" w:eastAsia="等线" w:cs="Bodoni MT"/>
+          <w:sz w:val="22"/>
+          <w:szCs w:val="22"/>
+          <w:lang w:val="en-IN"/>
+        </w:rPr>
+        <w:t>Lets say you creates only one container, and install all the services of both control plane and data plane inside that.</w:t>
+      </w:r>
+      <w:r>
+        <w:rPr>
+          <w:rFonts w:hint="default" w:ascii="Bodoni MT" w:hAnsi="Bodoni MT" w:eastAsia="等线" w:cs="Bodoni MT"/>
+          <w:sz w:val="22"/>
+          <w:szCs w:val="22"/>
+          <w:lang w:val="en-IN"/>
+        </w:rPr>
+        <w:br w:type="textWrapping"/>
+      </w:r>
+      <w:r>
+        <w:rPr>
+          <w:rFonts w:hint="default" w:ascii="Bodoni MT" w:hAnsi="Bodoni MT" w:eastAsia="等线" w:cs="Bodoni MT"/>
+          <w:sz w:val="22"/>
+          <w:szCs w:val="22"/>
+          <w:lang w:val="en-IN"/>
+        </w:rPr>
+        <w:tab/>
+        <w:t xml:space="preserve">Then just like the single node setup, the </w:t>
+      </w:r>
+      <w:r>
+        <w:rPr>
+          <w:rFonts w:hint="default" w:ascii="Bodoni MT" w:hAnsi="Bodoni MT" w:eastAsia="等线" w:cs="Bodoni MT"/>
+          <w:b/>
+          <w:bCs/>
+          <w:sz w:val="22"/>
+          <w:szCs w:val="22"/>
+          <w:lang w:val="en-IN"/>
+        </w:rPr>
+        <w:t>sched</w:t>
+      </w:r>
+      <w:r>
+        <w:rPr>
+          <w:rFonts w:hint="default" w:ascii="Bodoni MT" w:hAnsi="Bodoni MT" w:eastAsia="等线" w:cs="Bodoni MT"/>
+          <w:b w:val="0"/>
+          <w:bCs w:val="0"/>
+          <w:sz w:val="22"/>
+          <w:szCs w:val="22"/>
+          <w:lang w:val="en-IN"/>
+        </w:rPr>
+        <w:t xml:space="preserve"> will assign all the pods to the same node (the container that is running all services).</w:t>
+      </w:r>
+    </w:p>
+    <w:p>
+      <w:pPr>
+        <w:keepNext w:val="0"/>
+        <w:keepLines w:val="0"/>
+        <w:widowControl/>
+        <w:numPr>
+          <w:ilvl w:val="1"/>
+          <w:numId w:val="11"/>
+        </w:numPr>
+        <w:suppressLineNumbers w:val="0"/>
+        <w:spacing w:before="0" w:beforeAutospacing="0" w:after="0" w:afterAutospacing="0" w:line="360" w:lineRule="auto"/>
+        <w:ind w:left="840" w:leftChars="0" w:right="0" w:hanging="420" w:firstLineChars="0"/>
+        <w:jc w:val="left"/>
+        <w:rPr>
+          <w:rFonts w:hint="default" w:ascii="Bodoni MT" w:hAnsi="Bodoni MT" w:eastAsia="等线" w:cs="Bodoni MT"/>
+          <w:sz w:val="22"/>
+          <w:szCs w:val="22"/>
+        </w:rPr>
+      </w:pPr>
+      <w:r>
+        <w:rPr>
+          <w:rFonts w:hint="default" w:ascii="Bodoni MT" w:hAnsi="Bodoni MT" w:eastAsia="等线" w:cs="Bodoni MT"/>
+          <w:b w:val="0"/>
+          <w:bCs w:val="0"/>
+          <w:sz w:val="22"/>
+          <w:szCs w:val="22"/>
+          <w:lang w:val="en-IN"/>
+        </w:rPr>
+        <w:t xml:space="preserve">Basically the container runs </w:t>
+      </w:r>
+      <w:r>
+        <w:rPr>
+          <w:rFonts w:hint="default" w:ascii="Bodoni MT" w:hAnsi="Bodoni MT" w:eastAsia="等线" w:cs="Bodoni MT"/>
+          <w:b w:val="0"/>
+          <w:bCs w:val="0"/>
+          <w:i/>
+          <w:iCs/>
+          <w:sz w:val="22"/>
+          <w:szCs w:val="22"/>
+          <w:lang w:val="en-IN"/>
+        </w:rPr>
+        <w:t xml:space="preserve">Kubelet, containerd </w:t>
+      </w:r>
+      <w:r>
+        <w:rPr>
+          <w:rFonts w:hint="default" w:ascii="Bodoni MT" w:hAnsi="Bodoni MT" w:eastAsia="等线" w:cs="Bodoni MT"/>
+          <w:b w:val="0"/>
+          <w:bCs w:val="0"/>
+          <w:i w:val="0"/>
+          <w:iCs w:val="0"/>
+          <w:sz w:val="22"/>
+          <w:szCs w:val="22"/>
+          <w:lang w:val="en-IN"/>
+        </w:rPr>
+        <w:t>(container runtime)</w:t>
+      </w:r>
+      <w:r>
+        <w:rPr>
+          <w:rFonts w:hint="default" w:ascii="Bodoni MT" w:hAnsi="Bodoni MT" w:eastAsia="等线" w:cs="Bodoni MT"/>
+          <w:b w:val="0"/>
+          <w:bCs w:val="0"/>
+          <w:i/>
+          <w:iCs/>
+          <w:sz w:val="22"/>
+          <w:szCs w:val="22"/>
+          <w:lang w:val="en-IN"/>
+        </w:rPr>
+        <w:t xml:space="preserve">, </w:t>
+      </w:r>
+      <w:r>
+        <w:rPr>
+          <w:rFonts w:hint="default" w:ascii="Bodoni MT" w:hAnsi="Bodoni MT" w:eastAsia="等线" w:cs="Bodoni MT"/>
+          <w:b w:val="0"/>
+          <w:bCs w:val="0"/>
+          <w:i w:val="0"/>
+          <w:iCs w:val="0"/>
+          <w:sz w:val="22"/>
+          <w:szCs w:val="22"/>
+          <w:lang w:val="en-IN"/>
+        </w:rPr>
+        <w:t xml:space="preserve">kube-proxy, and </w:t>
+      </w:r>
+      <w:r>
+        <w:rPr>
+          <w:rFonts w:hint="default" w:ascii="Bodoni MT" w:hAnsi="Bodoni MT" w:eastAsia="等线" w:cs="Bodoni MT"/>
+          <w:b w:val="0"/>
+          <w:bCs w:val="0"/>
+          <w:i/>
+          <w:iCs/>
+          <w:sz w:val="22"/>
+          <w:szCs w:val="22"/>
+          <w:lang w:val="en-IN"/>
+        </w:rPr>
+        <w:t xml:space="preserve">control plane components </w:t>
+      </w:r>
+      <w:r>
+        <w:rPr>
+          <w:rFonts w:hint="default" w:ascii="Bodoni MT" w:hAnsi="Bodoni MT" w:eastAsia="等线" w:cs="Bodoni MT"/>
+          <w:b w:val="0"/>
+          <w:bCs w:val="0"/>
+          <w:i w:val="0"/>
+          <w:iCs w:val="0"/>
+          <w:sz w:val="22"/>
+          <w:szCs w:val="22"/>
+          <w:lang w:val="en-IN"/>
+        </w:rPr>
+        <w:t>(if it’s a control plane node).</w:t>
+      </w:r>
+    </w:p>
+    <w:p>
+      <w:pPr>
+        <w:keepNext w:val="0"/>
+        <w:keepLines w:val="0"/>
+        <w:widowControl/>
+        <w:numPr>
+          <w:ilvl w:val="1"/>
+          <w:numId w:val="11"/>
+        </w:numPr>
+        <w:suppressLineNumbers w:val="0"/>
+        <w:spacing w:before="0" w:beforeAutospacing="0" w:after="0" w:afterAutospacing="0" w:line="360" w:lineRule="auto"/>
+        <w:ind w:left="840" w:leftChars="0" w:right="0" w:hanging="420" w:firstLineChars="0"/>
+        <w:jc w:val="left"/>
+        <w:rPr>
+          <w:rFonts w:hint="default" w:ascii="Bodoni MT" w:hAnsi="Bodoni MT" w:eastAsia="等线" w:cs="Bodoni MT"/>
+          <w:sz w:val="22"/>
+          <w:szCs w:val="22"/>
+        </w:rPr>
+      </w:pPr>
+      <w:r>
+        <w:drawing>
+          <wp:inline distT="0" distB="0" distL="114300" distR="114300">
+            <wp:extent cx="2409825" cy="1527175"/>
+            <wp:effectExtent l="0" t="0" r="3175" b="9525"/>
+            <wp:docPr id="10" name="Picture 5"/>
+            <wp:cNvGraphicFramePr>
+              <a:graphicFrameLocks xmlns:a="http://schemas.openxmlformats.org/drawingml/2006/main" noChangeAspect="1"/>
+            </wp:cNvGraphicFramePr>
+            <a:graphic xmlns:a="http://schemas.openxmlformats.org/drawingml/2006/main">
+              <a:graphicData uri="http://schemas.openxmlformats.org/drawingml/2006/picture">
+                <pic:pic xmlns:pic="http://schemas.openxmlformats.org/drawingml/2006/picture">
+                  <pic:nvPicPr>
+                    <pic:cNvPr id="10" name="Picture 5"/>
+                    <pic:cNvPicPr>
+                      <a:picLocks noChangeAspect="1"/>
+                    </pic:cNvPicPr>
+                  </pic:nvPicPr>
+                  <pic:blipFill>
+                    <a:blip r:embed="rId12"/>
+                    <a:stretch>
+                      <a:fillRect/>
+                    </a:stretch>
+                  </pic:blipFill>
+                  <pic:spPr>
+                    <a:xfrm>
+                      <a:off x="0" y="0"/>
+                      <a:ext cx="2409825" cy="1527175"/>
+                    </a:xfrm>
+                    <a:prstGeom prst="rect">
+                      <a:avLst/>
+                    </a:prstGeom>
+                    <a:noFill/>
+                    <a:ln>
+                      <a:noFill/>
+                    </a:ln>
+                  </pic:spPr>
+                </pic:pic>
+              </a:graphicData>
+            </a:graphic>
+          </wp:inline>
+        </w:drawing>
+      </w:r>
+    </w:p>
+    <w:p>
+      <w:pPr>
+        <w:keepNext w:val="0"/>
+        <w:keepLines w:val="0"/>
+        <w:widowControl/>
+        <w:numPr>
+          <w:ilvl w:val="1"/>
+          <w:numId w:val="11"/>
+        </w:numPr>
+        <w:suppressLineNumbers w:val="0"/>
+        <w:spacing w:before="0" w:beforeAutospacing="0" w:after="0" w:afterAutospacing="0" w:line="360" w:lineRule="auto"/>
+        <w:ind w:left="840" w:leftChars="0" w:right="0" w:hanging="420" w:firstLineChars="0"/>
+        <w:jc w:val="left"/>
+        <w:rPr>
+          <w:rFonts w:hint="default" w:ascii="Bodoni MT" w:hAnsi="Bodoni MT" w:eastAsia="等线" w:cs="Bodoni MT"/>
+          <w:sz w:val="22"/>
+          <w:szCs w:val="22"/>
+        </w:rPr>
+      </w:pPr>
+      <w:r>
+        <w:rPr>
+          <w:rFonts w:hint="default" w:ascii="Bodoni MT" w:hAnsi="Bodoni MT" w:eastAsia="等线" w:cs="Bodoni MT"/>
+          <w:sz w:val="22"/>
+          <w:szCs w:val="22"/>
+          <w:lang w:val="en-IN"/>
+        </w:rPr>
+        <w:t xml:space="preserve">In simple words: </w:t>
+      </w:r>
+      <w:r>
+        <w:rPr>
+          <w:rFonts w:hint="default" w:ascii="Bodoni MT" w:hAnsi="Bodoni MT" w:eastAsia="等线" w:cs="Bodoni MT"/>
+          <w:b/>
+          <w:bCs/>
+          <w:sz w:val="22"/>
+          <w:szCs w:val="22"/>
+          <w:lang w:val="en-IN"/>
+        </w:rPr>
+        <w:t>KinD</w:t>
+      </w:r>
+      <w:r>
+        <w:rPr>
+          <w:rFonts w:hint="default" w:ascii="Bodoni MT" w:hAnsi="Bodoni MT" w:eastAsia="等线" w:cs="Bodoni MT"/>
+          <w:b w:val="0"/>
+          <w:bCs w:val="0"/>
+          <w:sz w:val="22"/>
+          <w:szCs w:val="22"/>
+          <w:lang w:val="en-IN"/>
+        </w:rPr>
+        <w:t xml:space="preserve"> uses Docker containers as </w:t>
+      </w:r>
+      <w:r>
+        <w:rPr>
+          <w:rFonts w:hint="default" w:ascii="Bodoni MT" w:hAnsi="Bodoni MT" w:eastAsia="等线" w:cs="Bodoni MT"/>
+          <w:b w:val="0"/>
+          <w:bCs w:val="0"/>
+          <w:i/>
+          <w:iCs/>
+          <w:sz w:val="22"/>
+          <w:szCs w:val="22"/>
+          <w:lang w:val="en-IN"/>
+        </w:rPr>
+        <w:t>fake VMs</w:t>
+      </w:r>
+      <w:r>
+        <w:rPr>
+          <w:rFonts w:hint="default" w:ascii="Bodoni MT" w:hAnsi="Bodoni MT" w:eastAsia="等线" w:cs="Bodoni MT"/>
+          <w:b w:val="0"/>
+          <w:bCs w:val="0"/>
+          <w:i w:val="0"/>
+          <w:iCs w:val="0"/>
+          <w:sz w:val="22"/>
+          <w:szCs w:val="22"/>
+          <w:lang w:val="en-IN"/>
+        </w:rPr>
+        <w:t xml:space="preserve"> to simulate Nodes.</w:t>
+      </w:r>
+    </w:p>
+    <w:p>
+      <w:pPr>
+        <w:keepNext w:val="0"/>
+        <w:keepLines w:val="0"/>
+        <w:widowControl/>
+        <w:numPr>
+          <w:ilvl w:val="1"/>
+          <w:numId w:val="11"/>
+        </w:numPr>
+        <w:suppressLineNumbers w:val="0"/>
+        <w:spacing w:before="0" w:beforeAutospacing="0" w:after="0" w:afterAutospacing="0" w:line="360" w:lineRule="auto"/>
+        <w:ind w:left="840" w:leftChars="0" w:right="0" w:hanging="420" w:firstLineChars="0"/>
+        <w:jc w:val="left"/>
+        <w:rPr>
+          <w:rFonts w:hint="default" w:ascii="Bodoni MT" w:hAnsi="Bodoni MT" w:eastAsia="等线" w:cs="Bodoni MT"/>
+          <w:sz w:val="22"/>
+          <w:szCs w:val="22"/>
+        </w:rPr>
+      </w:pPr>
+      <w:r>
+        <w:rPr>
+          <w:rFonts w:hint="default" w:ascii="Bodoni MT" w:hAnsi="Bodoni MT" w:eastAsia="等线"/>
+          <w:color w:val="C00000"/>
+          <w:sz w:val="22"/>
+          <w:szCs w:val="22"/>
+        </w:rPr>
+        <w:t>Every Kubernetes cluster MUST have control plane</w:t>
+      </w:r>
+      <w:r>
+        <w:rPr>
+          <w:rFonts w:hint="default" w:ascii="Bodoni MT" w:hAnsi="Bodoni MT" w:eastAsia="等线"/>
+          <w:sz w:val="22"/>
+          <w:szCs w:val="22"/>
+          <w:lang w:val="en-IN"/>
+        </w:rPr>
+        <w:t xml:space="preserve">. </w:t>
+      </w:r>
+      <w:r>
+        <w:rPr>
+          <w:rFonts w:hint="default" w:ascii="Bodoni MT" w:hAnsi="Bodoni MT" w:eastAsia="等线"/>
+          <w:sz w:val="22"/>
+          <w:szCs w:val="22"/>
+          <w:lang w:val="en-IN"/>
+        </w:rPr>
+        <w:br w:type="textWrapping"/>
+      </w:r>
+      <w:r>
+        <w:rPr>
+          <w:rFonts w:hint="default" w:ascii="Bodoni MT" w:hAnsi="Bodoni MT" w:eastAsia="等线"/>
+          <w:color w:val="C00000"/>
+          <w:sz w:val="22"/>
+          <w:szCs w:val="22"/>
+          <w:lang w:val="en-IN"/>
+        </w:rPr>
+        <w:t xml:space="preserve">At least one KinD container </w:t>
+      </w:r>
+      <w:r>
+        <w:rPr>
+          <w:rFonts w:hint="default" w:ascii="Bodoni MT" w:hAnsi="Bodoni MT" w:eastAsia="等线"/>
+          <w:b/>
+          <w:bCs/>
+          <w:color w:val="C00000"/>
+          <w:sz w:val="22"/>
+          <w:szCs w:val="22"/>
+          <w:lang w:val="en-IN"/>
+        </w:rPr>
+        <w:t>must be a control-plane</w:t>
+      </w:r>
+      <w:r>
+        <w:rPr>
+          <w:rFonts w:hint="default" w:ascii="Bodoni MT" w:hAnsi="Bodoni MT" w:eastAsia="等线"/>
+          <w:color w:val="C00000"/>
+          <w:sz w:val="22"/>
+          <w:szCs w:val="22"/>
+          <w:lang w:val="en-IN"/>
+        </w:rPr>
+        <w:t xml:space="preserve"> node. Worker (data plane) containers are </w:t>
+      </w:r>
+      <w:r>
+        <w:rPr>
+          <w:rFonts w:hint="default" w:ascii="Bodoni MT" w:hAnsi="Bodoni MT" w:eastAsia="等线"/>
+          <w:b/>
+          <w:bCs/>
+          <w:color w:val="C00000"/>
+          <w:sz w:val="22"/>
+          <w:szCs w:val="22"/>
+          <w:lang w:val="en-IN"/>
+        </w:rPr>
+        <w:t>optional</w:t>
+      </w:r>
+    </w:p>
+    <w:p>
+      <w:pPr>
+        <w:keepNext w:val="0"/>
+        <w:keepLines w:val="0"/>
+        <w:widowControl/>
+        <w:numPr>
+          <w:ilvl w:val="1"/>
+          <w:numId w:val="11"/>
+        </w:numPr>
+        <w:suppressLineNumbers w:val="0"/>
+        <w:spacing w:before="0" w:beforeAutospacing="0" w:after="0" w:afterAutospacing="0" w:line="360" w:lineRule="auto"/>
+        <w:ind w:left="840" w:leftChars="0" w:right="0" w:hanging="420" w:firstLineChars="0"/>
+        <w:jc w:val="left"/>
+        <w:rPr>
+          <w:rFonts w:hint="default" w:ascii="Bodoni MT" w:hAnsi="Bodoni MT" w:eastAsia="等线" w:cs="Bodoni MT"/>
+          <w:sz w:val="22"/>
+          <w:szCs w:val="22"/>
+        </w:rPr>
+      </w:pPr>
+      <w:r>
+        <w:rPr>
+          <w:rFonts w:hint="default" w:ascii="Bodoni MT" w:hAnsi="Bodoni MT" w:eastAsia="等线" w:cs="Bodoni MT"/>
+          <w:sz w:val="22"/>
+          <w:szCs w:val="22"/>
+          <w:lang w:val="en-IN"/>
+        </w:rPr>
+        <w:t>It looks like container inside container (when pods runs the container within it, but the pod is there inside KinD container)</w:t>
+      </w:r>
+    </w:p>
+    <w:p>
+      <w:pPr>
+        <w:keepNext w:val="0"/>
+        <w:keepLines w:val="0"/>
+        <w:widowControl/>
+        <w:numPr>
+          <w:ilvl w:val="2"/>
+          <w:numId w:val="11"/>
+        </w:numPr>
+        <w:suppressLineNumbers w:val="0"/>
+        <w:spacing w:before="0" w:beforeAutospacing="0" w:after="0" w:afterAutospacing="0" w:line="360" w:lineRule="auto"/>
+        <w:ind w:left="1260" w:leftChars="0" w:right="0" w:hanging="420" w:firstLineChars="0"/>
+        <w:jc w:val="left"/>
+        <w:rPr>
+          <w:rFonts w:hint="default" w:ascii="Bodoni MT" w:hAnsi="Bodoni MT" w:eastAsia="等线" w:cs="Bodoni MT"/>
+          <w:sz w:val="22"/>
+          <w:szCs w:val="22"/>
+        </w:rPr>
+      </w:pPr>
+      <w:r>
+        <w:rPr>
+          <w:rFonts w:hint="default" w:ascii="Bodoni MT" w:hAnsi="Bodoni MT" w:eastAsia="等线" w:cs="Bodoni MT"/>
+          <w:sz w:val="22"/>
+          <w:szCs w:val="22"/>
+          <w:lang w:val="en-IN"/>
+        </w:rPr>
+        <w:t xml:space="preserve">Containers are nothing but a namespace and cgroups. </w:t>
+      </w:r>
+      <w:r>
+        <w:rPr>
+          <w:rFonts w:hint="default" w:ascii="Bodoni MT" w:hAnsi="Bodoni MT" w:eastAsia="等线" w:cs="Bodoni MT"/>
+          <w:sz w:val="22"/>
+          <w:szCs w:val="22"/>
+          <w:lang w:val="en-IN"/>
+        </w:rPr>
+        <w:br w:type="textWrapping"/>
+      </w:r>
+      <w:r>
+        <w:rPr>
+          <w:rFonts w:hint="default" w:ascii="Bodoni MT" w:hAnsi="Bodoni MT" w:eastAsia="等线" w:cs="Bodoni MT"/>
+          <w:sz w:val="22"/>
+          <w:szCs w:val="22"/>
+          <w:lang w:val="en-IN"/>
+        </w:rPr>
+        <w:t>At kernel level, it is just a process.</w:t>
+      </w:r>
+    </w:p>
+    <w:p>
+      <w:pPr>
+        <w:keepNext w:val="0"/>
+        <w:keepLines w:val="0"/>
+        <w:widowControl/>
+        <w:numPr>
+          <w:ilvl w:val="2"/>
+          <w:numId w:val="11"/>
+        </w:numPr>
+        <w:suppressLineNumbers w:val="0"/>
+        <w:spacing w:before="0" w:beforeAutospacing="0" w:after="0" w:afterAutospacing="0" w:line="360" w:lineRule="auto"/>
+        <w:ind w:left="1260" w:leftChars="0" w:right="0" w:hanging="420" w:firstLineChars="0"/>
+        <w:jc w:val="left"/>
+        <w:rPr>
+          <w:rFonts w:hint="default" w:ascii="Bodoni MT" w:hAnsi="Bodoni MT" w:eastAsia="等线" w:cs="Bodoni MT"/>
+          <w:sz w:val="22"/>
+          <w:szCs w:val="22"/>
+        </w:rPr>
+      </w:pPr>
+      <w:r>
+        <w:rPr>
+          <w:rFonts w:hint="default" w:ascii="Bodoni MT" w:hAnsi="Bodoni MT" w:eastAsia="等线" w:cs="Bodoni MT"/>
+          <w:sz w:val="22"/>
+          <w:szCs w:val="22"/>
+          <w:lang w:val="en-IN"/>
+        </w:rPr>
+        <w:t>So, when kubelet will call containerd (inside KinD container (node)) it’ll create a new container.</w:t>
+      </w:r>
+      <w:r>
+        <w:rPr>
+          <w:rFonts w:hint="default" w:ascii="Bodoni MT" w:hAnsi="Bodoni MT" w:eastAsia="等线" w:cs="Bodoni MT"/>
+          <w:sz w:val="22"/>
+          <w:szCs w:val="22"/>
+          <w:lang w:val="en-IN"/>
+        </w:rPr>
+        <w:br w:type="textWrapping"/>
+      </w:r>
+      <w:r>
+        <w:rPr>
+          <w:rFonts w:hint="default" w:ascii="Bodoni MT" w:hAnsi="Bodoni MT" w:eastAsia="等线" w:cs="Bodoni MT"/>
+          <w:sz w:val="22"/>
+          <w:szCs w:val="22"/>
+          <w:lang w:val="en-IN"/>
+        </w:rPr>
+        <w:t>It looks nested, but its actually not. The new container will have a new set of namespace and cgroups.</w:t>
+      </w:r>
+    </w:p>
+    <w:p>
+      <w:pPr>
+        <w:keepNext w:val="0"/>
+        <w:keepLines w:val="0"/>
+        <w:widowControl/>
+        <w:numPr>
+          <w:ilvl w:val="2"/>
+          <w:numId w:val="11"/>
+        </w:numPr>
+        <w:suppressLineNumbers w:val="0"/>
+        <w:spacing w:before="0" w:beforeAutospacing="0" w:after="0" w:afterAutospacing="0" w:line="360" w:lineRule="auto"/>
+        <w:ind w:left="1260" w:leftChars="0" w:right="0" w:hanging="420" w:firstLineChars="0"/>
+        <w:jc w:val="left"/>
+        <w:rPr>
+          <w:rFonts w:hint="default" w:ascii="Bodoni MT" w:hAnsi="Bodoni MT" w:eastAsia="等线" w:cs="Bodoni MT"/>
+          <w:sz w:val="22"/>
+          <w:szCs w:val="22"/>
+        </w:rPr>
+      </w:pPr>
+      <w:r>
+        <w:rPr>
+          <w:rFonts w:hint="default" w:ascii="Bodoni MT" w:hAnsi="Bodoni MT" w:eastAsia="等线" w:cs="Bodoni MT"/>
+          <w:sz w:val="22"/>
+          <w:szCs w:val="22"/>
+          <w:lang w:val="en-IN"/>
+        </w:rPr>
+        <w:t>At kernel level, both the containers (KinD container, container inside Pod) are same only (both are having an unique combination of namespace and cgroups).</w:t>
+      </w:r>
+      <w:r>
+        <w:rPr>
+          <w:rFonts w:hint="default" w:ascii="Bodoni MT" w:hAnsi="Bodoni MT" w:eastAsia="等线" w:cs="Bodoni MT"/>
+          <w:sz w:val="22"/>
+          <w:szCs w:val="22"/>
+          <w:lang w:val="en-IN"/>
+        </w:rPr>
+        <w:br w:type="textWrapping"/>
+      </w:r>
+      <w:r>
+        <w:rPr>
+          <w:rFonts w:hint="default" w:ascii="Bodoni MT" w:hAnsi="Bodoni MT" w:eastAsia="等线" w:cs="Bodoni MT"/>
+          <w:sz w:val="22"/>
+          <w:szCs w:val="22"/>
+          <w:lang w:val="en-IN"/>
+        </w:rPr>
+        <w:tab/>
+        <w:t>But from outside, it looks nested.</w:t>
+      </w:r>
+    </w:p>
+    <w:p>
+      <w:pPr>
+        <w:keepNext w:val="0"/>
+        <w:keepLines w:val="0"/>
+        <w:widowControl/>
+        <w:numPr>
+          <w:ilvl w:val="2"/>
+          <w:numId w:val="11"/>
+        </w:numPr>
+        <w:suppressLineNumbers w:val="0"/>
+        <w:spacing w:before="0" w:beforeAutospacing="0" w:after="0" w:afterAutospacing="0" w:line="360" w:lineRule="auto"/>
+        <w:ind w:left="1260" w:leftChars="0" w:right="0" w:hanging="420" w:firstLineChars="0"/>
+        <w:jc w:val="left"/>
+        <w:rPr>
+          <w:rFonts w:hint="default" w:ascii="Bodoni MT" w:hAnsi="Bodoni MT" w:eastAsia="等线" w:cs="Bodoni MT"/>
+          <w:sz w:val="22"/>
+          <w:szCs w:val="22"/>
+        </w:rPr>
+      </w:pPr>
     </w:p>
     <w:p>
       <w:pPr>
@@ -9106,13 +10964,73 @@
       <w:r>
         <w:rPr>
           <w:rFonts w:hint="default" w:ascii="Bodoni MT" w:hAnsi="Bodoni MT" w:eastAsia="等线" w:cs="Bodoni MT"/>
-          <w:color w:val="auto"/>
-          <w:kern w:val="0"/>
-          <w:sz w:val="22"/>
-          <w:szCs w:val="22"/>
-          <w:lang w:val="en-IN" w:eastAsia="zh-CN" w:bidi="ar"/>
-        </w:rPr>
-        <w:t>F</w:t>
+          <w:b/>
+          <w:bCs/>
+          <w:sz w:val="22"/>
+          <w:szCs w:val="22"/>
+          <w:lang w:val="en-IN"/>
+        </w:rPr>
+        <w:t>Civo</w:t>
+      </w:r>
+    </w:p>
+    <w:p>
+      <w:pPr>
+        <w:keepNext w:val="0"/>
+        <w:keepLines w:val="0"/>
+        <w:widowControl/>
+        <w:numPr>
+          <w:ilvl w:val="1"/>
+          <w:numId w:val="11"/>
+        </w:numPr>
+        <w:suppressLineNumbers w:val="0"/>
+        <w:spacing w:before="0" w:beforeAutospacing="0" w:after="0" w:afterAutospacing="0" w:line="360" w:lineRule="auto"/>
+        <w:ind w:left="840" w:leftChars="0" w:right="0" w:hanging="420" w:firstLineChars="0"/>
+        <w:jc w:val="left"/>
+        <w:rPr>
+          <w:rFonts w:hint="default" w:ascii="Bodoni MT" w:hAnsi="Bodoni MT" w:eastAsia="等线" w:cs="Bodoni MT"/>
+          <w:sz w:val="22"/>
+          <w:szCs w:val="22"/>
+        </w:rPr>
+      </w:pPr>
+      <w:r>
+        <w:rPr>
+          <w:rFonts w:hint="default" w:ascii="Bodoni MT" w:hAnsi="Bodoni MT" w:eastAsia="等线" w:cs="Bodoni MT"/>
+          <w:b w:val="0"/>
+          <w:bCs w:val="0"/>
+          <w:sz w:val="22"/>
+          <w:szCs w:val="22"/>
+          <w:lang w:val="en-IN"/>
+        </w:rPr>
+        <w:t>It is a cloud provide (like AWS, Azure, GCP) which provides managed Kubernetes (and cloud infrastructure).</w:t>
+      </w:r>
+    </w:p>
+    <w:p>
+      <w:pPr>
+        <w:keepNext w:val="0"/>
+        <w:keepLines w:val="0"/>
+        <w:widowControl/>
+        <w:numPr>
+          <w:ilvl w:val="1"/>
+          <w:numId w:val="11"/>
+        </w:numPr>
+        <w:suppressLineNumbers w:val="0"/>
+        <w:spacing w:before="0" w:beforeAutospacing="0" w:after="0" w:afterAutospacing="0" w:line="360" w:lineRule="auto"/>
+        <w:ind w:left="840" w:leftChars="0" w:right="0" w:hanging="420" w:firstLineChars="0"/>
+        <w:jc w:val="left"/>
+        <w:rPr>
+          <w:rFonts w:hint="default" w:ascii="Bodoni MT" w:hAnsi="Bodoni MT" w:eastAsia="等线" w:cs="Bodoni MT"/>
+          <w:sz w:val="22"/>
+          <w:szCs w:val="22"/>
+        </w:rPr>
+      </w:pPr>
+      <w:r>
+        <w:rPr>
+          <w:rFonts w:hint="default" w:ascii="Bodoni MT" w:hAnsi="Bodoni MT" w:eastAsia="等线" w:cs="Bodoni MT"/>
+          <w:sz w:val="22"/>
+          <w:szCs w:val="22"/>
+          <w:lang w:val="en-IN"/>
+        </w:rPr>
+        <w:t>It provides managed Kubernetes cluster, networking, virtual machines, storage.</w:t>
       </w:r>
     </w:p>
     <w:p>
@@ -9137,12 +11055,153 @@
       <w:r>
         <w:rPr>
           <w:rFonts w:hint="default" w:ascii="Bodoni MT" w:hAnsi="Bodoni MT" w:eastAsia="等线" w:cs="Bodoni MT"/>
-          <w:sz w:val="22"/>
-          <w:szCs w:val="22"/>
-          <w:lang w:val="en-IN"/>
-        </w:rPr>
-        <w:t>F</w:t>
-      </w:r>
+          <w:b/>
+          <w:bCs/>
+          <w:sz w:val="22"/>
+          <w:szCs w:val="22"/>
+          <w:lang w:val="en-IN"/>
+        </w:rPr>
+        <w:t>Nix</w:t>
+      </w:r>
+    </w:p>
+    <w:p>
+      <w:pPr>
+        <w:keepNext w:val="0"/>
+        <w:keepLines w:val="0"/>
+        <w:widowControl/>
+        <w:numPr>
+          <w:ilvl w:val="1"/>
+          <w:numId w:val="11"/>
+        </w:numPr>
+        <w:suppressLineNumbers w:val="0"/>
+        <w:spacing w:before="0" w:beforeAutospacing="0" w:after="0" w:afterAutospacing="0" w:line="360" w:lineRule="auto"/>
+        <w:ind w:left="840" w:leftChars="0" w:right="0" w:hanging="420" w:firstLineChars="0"/>
+        <w:jc w:val="left"/>
+        <w:rPr>
+          <w:rFonts w:hint="default" w:ascii="Bodoni MT" w:hAnsi="Bodoni MT" w:eastAsia="等线" w:cs="Bodoni MT"/>
+          <w:sz w:val="22"/>
+          <w:szCs w:val="22"/>
+        </w:rPr>
+      </w:pPr>
+      <w:r>
+        <w:rPr>
+          <w:rFonts w:hint="default" w:ascii="Bodoni MT" w:hAnsi="Bodoni MT" w:eastAsia="等线" w:cs="Bodoni MT"/>
+          <w:b w:val="0"/>
+          <w:bCs w:val="0"/>
+          <w:sz w:val="22"/>
+          <w:szCs w:val="22"/>
+          <w:lang w:val="en-IN"/>
+        </w:rPr>
+        <w:t>It is a package manager that just download the dependencies directly in your machine of any version you specifies but in a specific directory.</w:t>
+      </w:r>
+    </w:p>
+    <w:p>
+      <w:pPr>
+        <w:keepNext w:val="0"/>
+        <w:keepLines w:val="0"/>
+        <w:widowControl/>
+        <w:numPr>
+          <w:ilvl w:val="1"/>
+          <w:numId w:val="11"/>
+        </w:numPr>
+        <w:suppressLineNumbers w:val="0"/>
+        <w:spacing w:before="0" w:beforeAutospacing="0" w:after="0" w:afterAutospacing="0" w:line="360" w:lineRule="auto"/>
+        <w:ind w:left="840" w:leftChars="0" w:right="0" w:hanging="420" w:firstLineChars="0"/>
+        <w:jc w:val="left"/>
+        <w:rPr>
+          <w:rFonts w:hint="default" w:ascii="Bodoni MT" w:hAnsi="Bodoni MT" w:eastAsia="等线" w:cs="Bodoni MT"/>
+          <w:sz w:val="22"/>
+          <w:szCs w:val="22"/>
+        </w:rPr>
+      </w:pPr>
+      <w:r>
+        <w:rPr>
+          <w:rFonts w:hint="default" w:ascii="Bodoni MT" w:hAnsi="Bodoni MT" w:eastAsia="等线" w:cs="Bodoni MT"/>
+          <w:b w:val="0"/>
+          <w:bCs w:val="0"/>
+          <w:sz w:val="22"/>
+          <w:szCs w:val="22"/>
+          <w:lang w:val="en-IN"/>
+        </w:rPr>
+        <w:t>Its similar to docker in context of keeping dependencies at some directory but it doesn’t have any containers.</w:t>
+      </w:r>
+    </w:p>
+    <w:p>
+      <w:pPr>
+        <w:keepNext w:val="0"/>
+        <w:keepLines w:val="0"/>
+        <w:widowControl/>
+        <w:numPr>
+          <w:ilvl w:val="1"/>
+          <w:numId w:val="11"/>
+        </w:numPr>
+        <w:suppressLineNumbers w:val="0"/>
+        <w:spacing w:before="0" w:beforeAutospacing="0" w:after="0" w:afterAutospacing="0" w:line="360" w:lineRule="auto"/>
+        <w:ind w:left="840" w:leftChars="0" w:right="0" w:hanging="420" w:firstLineChars="0"/>
+        <w:jc w:val="left"/>
+        <w:rPr>
+          <w:rFonts w:hint="default" w:ascii="Bodoni MT" w:hAnsi="Bodoni MT" w:eastAsia="等线" w:cs="Bodoni MT"/>
+          <w:sz w:val="22"/>
+          <w:szCs w:val="22"/>
+        </w:rPr>
+      </w:pPr>
+      <w:bookmarkStart w:id="0" w:name="_GoBack"/>
+      <w:r>
+        <w:rPr>
+          <w:rFonts w:hint="default" w:ascii="Bodoni MT" w:hAnsi="Bodoni MT" w:eastAsia="等线" w:cs="Bodoni MT"/>
+          <w:b/>
+          <w:bCs/>
+          <w:color w:val="C00000"/>
+          <w:sz w:val="22"/>
+          <w:szCs w:val="22"/>
+          <w:lang w:val="en-IN"/>
+        </w:rPr>
+        <w:t>DevBox</w:t>
+      </w:r>
+      <w:r>
+        <w:rPr>
+          <w:rFonts w:hint="default" w:ascii="Bodoni MT" w:hAnsi="Bodoni MT" w:eastAsia="等线" w:cs="Bodoni MT"/>
+          <w:b w:val="0"/>
+          <w:bCs w:val="0"/>
+          <w:color w:val="C00000"/>
+          <w:sz w:val="22"/>
+          <w:szCs w:val="22"/>
+          <w:lang w:val="en-IN"/>
+        </w:rPr>
+        <w:t xml:space="preserve"> </w:t>
+      </w:r>
+      <w:bookmarkEnd w:id="0"/>
+      <w:r>
+        <w:rPr>
+          <w:rFonts w:hint="default" w:ascii="Bodoni MT" w:hAnsi="Bodoni MT" w:eastAsia="等线" w:cs="Bodoni MT"/>
+          <w:b w:val="0"/>
+          <w:bCs w:val="0"/>
+          <w:sz w:val="22"/>
+          <w:szCs w:val="22"/>
+          <w:lang w:val="en-IN"/>
+        </w:rPr>
+        <w:t>is a wrapper written on the top of Nix to make it simpler.</w:t>
+      </w:r>
+    </w:p>
+    <w:p>
+      <w:pPr>
+        <w:keepNext w:val="0"/>
+        <w:keepLines w:val="0"/>
+        <w:widowControl/>
+        <w:numPr>
+          <w:ilvl w:val="1"/>
+          <w:numId w:val="11"/>
+        </w:numPr>
+        <w:suppressLineNumbers w:val="0"/>
+        <w:spacing w:before="0" w:beforeAutospacing="0" w:after="0" w:afterAutospacing="0" w:line="360" w:lineRule="auto"/>
+        <w:ind w:left="840" w:leftChars="0" w:right="0" w:hanging="420" w:firstLineChars="0"/>
+        <w:jc w:val="left"/>
+        <w:rPr>
+          <w:rFonts w:hint="default" w:ascii="Bodoni MT" w:hAnsi="Bodoni MT" w:eastAsia="等线" w:cs="Bodoni MT"/>
+          <w:sz w:val="22"/>
+          <w:szCs w:val="22"/>
+        </w:rPr>
+      </w:pPr>
     </w:p>
     <w:p>
       <w:pPr>
@@ -9801,66 +11860,14 @@
           <w:szCs w:val="22"/>
         </w:rPr>
       </w:pPr>
-      <w:r>
-        <w:rPr>
-          <w:rFonts w:hint="default" w:ascii="Bodoni MT" w:hAnsi="Bodoni MT" w:eastAsia="等线" w:cs="Bodoni MT"/>
-          <w:sz w:val="22"/>
-          <w:szCs w:val="22"/>
-          <w:lang w:val="en-IN"/>
-        </w:rPr>
-        <w:t>F</w:t>
-      </w:r>
     </w:p>
     <w:p>
       <w:pPr>
-        <w:keepNext w:val="0"/>
-        <w:keepLines w:val="0"/>
-        <w:widowControl/>
-        <w:numPr>
-          <w:ilvl w:val="0"/>
-          <w:numId w:val="11"/>
-        </w:numPr>
-        <w:suppressLineNumbers w:val="0"/>
-        <w:spacing w:before="0" w:beforeAutospacing="0" w:after="0" w:afterAutospacing="0" w:line="360" w:lineRule="auto"/>
-        <w:ind w:left="420" w:leftChars="0" w:right="0" w:hanging="420" w:firstLineChars="0"/>
-        <w:jc w:val="left"/>
-        <w:rPr>
-          <w:rFonts w:hint="default" w:ascii="Bodoni MT" w:hAnsi="Bodoni MT" w:eastAsia="等线" w:cs="Bodoni MT"/>
-          <w:sz w:val="22"/>
-          <w:szCs w:val="22"/>
-        </w:rPr>
-      </w:pPr>
-      <w:r>
-        <w:rPr>
-          <w:rFonts w:hint="default" w:ascii="Bodoni MT" w:hAnsi="Bodoni MT" w:eastAsia="等线" w:cs="Bodoni MT"/>
-          <w:sz w:val="22"/>
-          <w:szCs w:val="22"/>
-          <w:lang w:val="en-IN"/>
-        </w:rPr>
-        <w:t>F</w:t>
-      </w:r>
+        <w:rPr>
+          <w:rFonts w:hint="default" w:ascii="Bodoni MT" w:hAnsi="Bodoni MT" w:cs="Bodoni MT"/>
+        </w:rPr>
+      </w:pPr>
     </w:p>
-    <w:p>
-      <w:pPr>
-        <w:keepNext w:val="0"/>
-        <w:keepLines w:val="0"/>
-        <w:widowControl/>
-        <w:numPr>
-          <w:ilvl w:val="0"/>
-          <w:numId w:val="11"/>
-        </w:numPr>
-        <w:suppressLineNumbers w:val="0"/>
-        <w:spacing w:before="0" w:beforeAutospacing="0" w:after="0" w:afterAutospacing="0" w:line="360" w:lineRule="auto"/>
-        <w:ind w:left="420" w:leftChars="0" w:right="0" w:hanging="420" w:firstLineChars="0"/>
-        <w:jc w:val="left"/>
-        <w:rPr>
-          <w:rFonts w:hint="default" w:ascii="Bodoni MT" w:hAnsi="Bodoni MT" w:eastAsia="等线" w:cs="Bodoni MT"/>
-          <w:sz w:val="22"/>
-          <w:szCs w:val="22"/>
-        </w:rPr>
-      </w:pPr>
-    </w:p>
-    <w:p/>
     <w:sectPr>
       <w:pgSz w:w="11906" w:h="16838"/>
       <w:pgMar w:top="1440" w:right="1800" w:bottom="1440" w:left="1800" w:header="720" w:footer="720" w:gutter="0"/>
@@ -10446,7 +12453,7 @@
     <w:lsdException w:qFormat="1" w:unhideWhenUsed="0" w:uiPriority="0" w:semiHidden="0" w:name="macro"/>
     <w:lsdException w:unhideWhenUsed="0" w:uiPriority="0" w:semiHidden="0" w:name="toa heading"/>
     <w:lsdException w:qFormat="1" w:unhideWhenUsed="0" w:uiPriority="0" w:semiHidden="0" w:name="List"/>
-    <w:lsdException w:unhideWhenUsed="0" w:uiPriority="0" w:semiHidden="0" w:name="List Bullet"/>
+    <w:lsdException w:qFormat="1" w:unhideWhenUsed="0" w:uiPriority="0" w:semiHidden="0" w:name="List Bullet"/>
     <w:lsdException w:qFormat="1" w:unhideWhenUsed="0" w:uiPriority="0" w:semiHidden="0" w:name="List Number"/>
     <w:lsdException w:qFormat="1" w:unhideWhenUsed="0" w:uiPriority="0" w:semiHidden="0" w:name="List 2"/>
     <w:lsdException w:qFormat="1" w:unhideWhenUsed="0" w:uiPriority="0" w:semiHidden="0" w:name="List 3"/>
@@ -10467,7 +12474,7 @@
     <w:lsdException w:qFormat="1" w:unhideWhenUsed="0" w:uiPriority="0" w:semiHidden="0" w:name="Body Text"/>
     <w:lsdException w:qFormat="1" w:unhideWhenUsed="0" w:uiPriority="0" w:semiHidden="0" w:name="Body Text Indent"/>
     <w:lsdException w:qFormat="1" w:unhideWhenUsed="0" w:uiPriority="0" w:semiHidden="0" w:name="List Continue"/>
-    <w:lsdException w:unhideWhenUsed="0" w:uiPriority="0" w:semiHidden="0" w:name="List Continue 2"/>
+    <w:lsdException w:qFormat="1" w:unhideWhenUsed="0" w:uiPriority="0" w:semiHidden="0" w:name="List Continue 2"/>
     <w:lsdException w:qFormat="1" w:unhideWhenUsed="0" w:uiPriority="0" w:semiHidden="0" w:name="List Continue 3"/>
     <w:lsdException w:qFormat="1" w:unhideWhenUsed="0" w:uiPriority="0" w:semiHidden="0" w:name="List Continue 4"/>
     <w:lsdException w:qFormat="1" w:unhideWhenUsed="0" w:uiPriority="0" w:semiHidden="0" w:name="List Continue 5"/>
@@ -10483,7 +12490,7 @@
     <w:lsdException w:qFormat="1" w:unhideWhenUsed="0" w:uiPriority="0" w:semiHidden="0" w:name="Body Text Indent 2"/>
     <w:lsdException w:qFormat="1" w:unhideWhenUsed="0" w:uiPriority="0" w:semiHidden="0" w:name="Body Text Indent 3"/>
     <w:lsdException w:qFormat="1" w:unhideWhenUsed="0" w:uiPriority="0" w:semiHidden="0" w:name="Block Text"/>
-    <w:lsdException w:unhideWhenUsed="0" w:uiPriority="0" w:semiHidden="0" w:name="Hyperlink"/>
+    <w:lsdException w:qFormat="1" w:unhideWhenUsed="0" w:uiPriority="0" w:semiHidden="0" w:name="Hyperlink"/>
     <w:lsdException w:qFormat="1" w:unhideWhenUsed="0" w:uiPriority="0" w:semiHidden="0" w:name="FollowedHyperlink"/>
     <w:lsdException w:qFormat="1" w:unhideWhenUsed="0" w:uiPriority="0" w:semiHidden="0" w:name="Strong"/>
     <w:lsdException w:qFormat="1" w:unhideWhenUsed="0" w:uiPriority="0" w:semiHidden="0" w:name="Emphasis"/>
@@ -10497,10 +12504,10 @@
     <w:lsdException w:qFormat="1" w:unhideWhenUsed="0" w:uiPriority="0" w:semiHidden="0" w:name="HTML Code"/>
     <w:lsdException w:qFormat="1" w:unhideWhenUsed="0" w:uiPriority="0" w:semiHidden="0" w:name="HTML Definition"/>
     <w:lsdException w:qFormat="1" w:unhideWhenUsed="0" w:uiPriority="0" w:semiHidden="0" w:name="HTML Keyboard"/>
-    <w:lsdException w:unhideWhenUsed="0" w:uiPriority="0" w:semiHidden="0" w:name="HTML Preformatted"/>
+    <w:lsdException w:qFormat="1" w:unhideWhenUsed="0" w:uiPriority="0" w:semiHidden="0" w:name="HTML Preformatted"/>
     <w:lsdException w:qFormat="1" w:unhideWhenUsed="0" w:uiPriority="0" w:semiHidden="0" w:name="HTML Sample"/>
     <w:lsdException w:qFormat="1" w:unhideWhenUsed="0" w:uiPriority="0" w:semiHidden="0" w:name="HTML Typewriter"/>
-    <w:lsdException w:unhideWhenUsed="0" w:uiPriority="0" w:semiHidden="0" w:name="HTML Variable"/>
+    <w:lsdException w:qFormat="1" w:unhideWhenUsed="0" w:uiPriority="0" w:semiHidden="0" w:name="HTML Variable"/>
     <w:lsdException w:qFormat="1" w:unhideWhenUsed="0" w:uiPriority="0" w:name="Normal Table"/>
     <w:lsdException w:qFormat="1" w:unhideWhenUsed="0" w:uiPriority="0" w:semiHidden="0" w:name="annotation subject"/>
     <w:lsdException w:unhideWhenUsed="0" w:uiPriority="0" w:semiHidden="0" w:name="Table Simple 1"/>
@@ -10508,13 +12515,13 @@
     <w:lsdException w:unhideWhenUsed="0" w:uiPriority="0" w:semiHidden="0" w:name="Table Simple 3"/>
     <w:lsdException w:qFormat="1" w:unhideWhenUsed="0" w:uiPriority="0" w:semiHidden="0" w:name="Table Classic 1"/>
     <w:lsdException w:qFormat="1" w:unhideWhenUsed="0" w:uiPriority="0" w:semiHidden="0" w:name="Table Classic 2"/>
-    <w:lsdException w:unhideWhenUsed="0" w:uiPriority="0" w:semiHidden="0" w:name="Table Classic 3"/>
-    <w:lsdException w:unhideWhenUsed="0" w:uiPriority="0" w:semiHidden="0" w:name="Table Classic 4"/>
-    <w:lsdException w:unhideWhenUsed="0" w:uiPriority="0" w:semiHidden="0" w:name="Table Colorful 1"/>
-    <w:lsdException w:unhideWhenUsed="0" w:uiPriority="0" w:semiHidden="0" w:name="Table Colorful 2"/>
-    <w:lsdException w:unhideWhenUsed="0" w:uiPriority="0" w:semiHidden="0" w:name="Table Colorful 3"/>
-    <w:lsdException w:unhideWhenUsed="0" w:uiPriority="0" w:semiHidden="0" w:name="Table Columns 1"/>
-    <w:lsdException w:unhideWhenUsed="0" w:uiPriority="0" w:semiHidden="0" w:name="Table Columns 2"/>
+    <w:lsdException w:qFormat="1" w:unhideWhenUsed="0" w:uiPriority="0" w:semiHidden="0" w:name="Table Classic 3"/>
+    <w:lsdException w:qFormat="1" w:unhideWhenUsed="0" w:uiPriority="0" w:semiHidden="0" w:name="Table Classic 4"/>
+    <w:lsdException w:qFormat="1" w:unhideWhenUsed="0" w:uiPriority="0" w:semiHidden="0" w:name="Table Colorful 1"/>
+    <w:lsdException w:qFormat="1" w:unhideWhenUsed="0" w:uiPriority="0" w:semiHidden="0" w:name="Table Colorful 2"/>
+    <w:lsdException w:qFormat="1" w:unhideWhenUsed="0" w:uiPriority="0" w:semiHidden="0" w:name="Table Colorful 3"/>
+    <w:lsdException w:qFormat="1" w:unhideWhenUsed="0" w:uiPriority="0" w:semiHidden="0" w:name="Table Columns 1"/>
+    <w:lsdException w:qFormat="1" w:unhideWhenUsed="0" w:uiPriority="0" w:semiHidden="0" w:name="Table Columns 2"/>
     <w:lsdException w:unhideWhenUsed="0" w:uiPriority="0" w:semiHidden="0" w:name="Table Columns 3"/>
     <w:lsdException w:unhideWhenUsed="0" w:uiPriority="0" w:semiHidden="0" w:name="Table Columns 4"/>
     <w:lsdException w:unhideWhenUsed="0" w:uiPriority="0" w:semiHidden="0" w:name="Table Columns 5"/>
@@ -11228,6 +13235,7 @@
   <w:style w:type="paragraph" w:styleId="47">
     <w:name w:val="HTML Preformatted"/>
     <w:basedOn w:val="1"/>
+    <w:qFormat/>
     <w:uiPriority w:val="0"/>
     <w:rPr>
       <w:rFonts w:ascii="Courier New" w:hAnsi="Courier New" w:cs="Courier New"/>
@@ -11257,6 +13265,7 @@
   <w:style w:type="character" w:styleId="50">
     <w:name w:val="HTML Variable"/>
     <w:basedOn w:val="11"/>
+    <w:qFormat/>
     <w:uiPriority w:val="0"/>
     <w:rPr>
       <w:i/>
@@ -11266,6 +13275,7 @@
   <w:style w:type="character" w:styleId="51">
     <w:name w:val="Hyperlink"/>
     <w:basedOn w:val="11"/>
+    <w:qFormat/>
     <w:uiPriority w:val="0"/>
     <w:rPr>
       <w:color w:val="0000FF"/>
@@ -11425,6 +13435,7 @@
   <w:style w:type="paragraph" w:styleId="68">
     <w:name w:val="List Bullet"/>
     <w:basedOn w:val="1"/>
+    <w:qFormat/>
     <w:uiPriority w:val="0"/>
     <w:pPr>
       <w:numPr>
@@ -11494,6 +13505,7 @@
   <w:style w:type="paragraph" w:styleId="74">
     <w:name w:val="List Continue 2"/>
     <w:basedOn w:val="1"/>
+    <w:qFormat/>
     <w:uiPriority w:val="0"/>
     <w:pPr>
       <w:spacing w:after="120"/>
@@ -12187,6 +14199,7 @@
   <w:style w:type="table" w:styleId="99">
     <w:name w:val="Table Classic 3"/>
     <w:basedOn w:val="12"/>
+    <w:qFormat/>
     <w:uiPriority w:val="0"/>
     <w:pPr>
       <w:widowControl w:val="0"/>
@@ -12256,6 +14269,7 @@
   <w:style w:type="table" w:styleId="100">
     <w:name w:val="Table Classic 4"/>
     <w:basedOn w:val="12"/>
+    <w:qFormat/>
     <w:uiPriority w:val="0"/>
     <w:pPr>
       <w:widowControl w:val="0"/>
@@ -12346,6 +14360,7 @@
   <w:style w:type="table" w:styleId="101">
     <w:name w:val="Table Colorful 1"/>
     <w:basedOn w:val="12"/>
+    <w:qFormat/>
     <w:uiPriority w:val="0"/>
     <w:pPr>
       <w:widowControl w:val="0"/>
@@ -12427,6 +14442,7 @@
   <w:style w:type="table" w:styleId="102">
     <w:name w:val="Table Colorful 2"/>
     <w:basedOn w:val="12"/>
+    <w:qFormat/>
     <w:uiPriority w:val="0"/>
     <w:pPr>
       <w:widowControl w:val="0"/>
@@ -12502,6 +14518,7 @@
   <w:style w:type="table" w:styleId="103">
     <w:name w:val="Table Colorful 3"/>
     <w:basedOn w:val="12"/>
+    <w:qFormat/>
     <w:uiPriority w:val="0"/>
     <w:pPr>
       <w:widowControl w:val="0"/>
@@ -12561,6 +14578,7 @@
   <w:style w:type="table" w:styleId="104">
     <w:name w:val="Table Columns 1"/>
     <w:basedOn w:val="12"/>
+    <w:qFormat/>
     <w:uiPriority w:val="0"/>
     <w:pPr>
       <w:widowControl w:val="0"/>
@@ -12679,6 +14697,7 @@
   <w:style w:type="table" w:styleId="105">
     <w:name w:val="Table Columns 2"/>
     <w:basedOn w:val="12"/>
+    <w:qFormat/>
     <w:uiPriority w:val="0"/>
     <w:pPr>
       <w:widowControl w:val="0"/>

--- a/docs (kubernetes)/youtube_devops_directive.docx
+++ b/docs (kubernetes)/youtube_devops_directive.docx
@@ -1322,8 +1322,50 @@
         <w:keepLines w:val="0"/>
         <w:widowControl/>
         <w:numPr>
+          <w:ilvl w:val="0"/>
+          <w:numId w:val="0"/>
+        </w:numPr>
+        <w:suppressLineNumbers w:val="0"/>
+        <w:spacing w:before="0" w:beforeAutospacing="0" w:after="0" w:afterAutospacing="0" w:line="360" w:lineRule="auto"/>
+        <w:ind w:left="840" w:leftChars="0" w:right="0" w:rightChars="0"/>
+        <w:jc w:val="left"/>
+        <w:rPr>
+          <w:rFonts w:hint="default" w:ascii="Bodoni MT" w:hAnsi="Bodoni MT" w:eastAsia="等线" w:cs="Bodoni MT"/>
+          <w:sz w:val="22"/>
+          <w:szCs w:val="22"/>
+        </w:rPr>
+      </w:pPr>
+      <w:r>
+        <w:rPr>
+          <w:rFonts w:hint="default" w:ascii="Bodoni MT" w:hAnsi="Bodoni MT" w:eastAsia="等线" w:cs="Bodoni MT"/>
+          <w:b/>
+          <w:bCs/>
+          <w:sz w:val="22"/>
+          <w:szCs w:val="22"/>
+          <w:lang w:val="en-US"/>
+        </w:rPr>
+        <w:t xml:space="preserve">api </w:t>
+      </w:r>
+      <w:r>
+        <w:rPr>
+          <w:rFonts w:hint="default" w:ascii="Bodoni MT" w:hAnsi="Bodoni MT" w:eastAsia="等线" w:cs="Bodoni MT"/>
+          <w:b w:val="0"/>
+          <w:bCs w:val="0"/>
+          <w:sz w:val="22"/>
+          <w:szCs w:val="22"/>
+          <w:lang w:val="en-US"/>
+        </w:rPr>
+        <w:t>(Api Server)</w:t>
+      </w:r>
+    </w:p>
+    <w:p>
+      <w:pPr>
+        <w:keepNext w:val="0"/>
+        <w:keepLines w:val="0"/>
+        <w:widowControl/>
+        <w:numPr>
           <w:ilvl w:val="2"/>
-          <w:numId w:val="12"/>
+          <w:numId w:val="11"/>
         </w:numPr>
         <w:suppressLineNumbers w:val="0"/>
         <w:spacing w:before="0" w:beforeAutospacing="0" w:after="0" w:afterAutospacing="0" w:line="360" w:lineRule="auto"/>
@@ -1335,6 +1377,102 @@
           <w:szCs w:val="22"/>
         </w:rPr>
       </w:pPr>
+      <w:r>
+        <w:rPr>
+          <w:rFonts w:hint="default" w:ascii="Bodoni MT" w:hAnsi="Bodoni MT" w:eastAsia="等线" w:cs="Bodoni MT"/>
+          <w:sz w:val="22"/>
+          <w:szCs w:val="22"/>
+          <w:lang w:val="en-US"/>
+        </w:rPr>
+        <w:t>Entry point of kubernetes.</w:t>
+      </w:r>
+    </w:p>
+    <w:p>
+      <w:pPr>
+        <w:keepNext w:val="0"/>
+        <w:keepLines w:val="0"/>
+        <w:widowControl/>
+        <w:numPr>
+          <w:ilvl w:val="2"/>
+          <w:numId w:val="11"/>
+        </w:numPr>
+        <w:suppressLineNumbers w:val="0"/>
+        <w:spacing w:before="0" w:beforeAutospacing="0" w:after="0" w:afterAutospacing="0" w:line="360" w:lineRule="auto"/>
+        <w:ind w:left="1260" w:leftChars="0" w:right="0" w:hanging="420" w:firstLineChars="0"/>
+        <w:jc w:val="left"/>
+        <w:rPr>
+          <w:rFonts w:hint="default" w:ascii="Bodoni MT" w:hAnsi="Bodoni MT" w:eastAsia="等线" w:cs="Bodoni MT"/>
+          <w:sz w:val="22"/>
+          <w:szCs w:val="22"/>
+        </w:rPr>
+      </w:pPr>
+      <w:r>
+        <w:rPr>
+          <w:rFonts w:hint="default" w:ascii="Bodoni MT" w:hAnsi="Bodoni MT" w:eastAsia="等线" w:cs="Bodoni MT"/>
+          <w:sz w:val="22"/>
+          <w:szCs w:val="22"/>
+          <w:lang w:val="en-US"/>
+        </w:rPr>
+        <w:t>Every command (kubectl, UI, scripts) comes here.</w:t>
+      </w:r>
+    </w:p>
+    <w:p>
+      <w:pPr>
+        <w:keepNext w:val="0"/>
+        <w:keepLines w:val="0"/>
+        <w:widowControl/>
+        <w:numPr>
+          <w:ilvl w:val="2"/>
+          <w:numId w:val="11"/>
+        </w:numPr>
+        <w:suppressLineNumbers w:val="0"/>
+        <w:spacing w:before="0" w:beforeAutospacing="0" w:after="0" w:afterAutospacing="0" w:line="360" w:lineRule="auto"/>
+        <w:ind w:left="1260" w:leftChars="0" w:right="0" w:hanging="420" w:firstLineChars="0"/>
+        <w:jc w:val="left"/>
+        <w:rPr>
+          <w:rFonts w:hint="default" w:ascii="Bodoni MT" w:hAnsi="Bodoni MT" w:eastAsia="等线" w:cs="Bodoni MT"/>
+          <w:sz w:val="22"/>
+          <w:szCs w:val="22"/>
+        </w:rPr>
+      </w:pPr>
+      <w:r>
+        <w:rPr>
+          <w:rFonts w:hint="default" w:ascii="Bodoni MT" w:hAnsi="Bodoni MT" w:eastAsia="等线" w:cs="Bodoni MT"/>
+          <w:sz w:val="22"/>
+          <w:szCs w:val="22"/>
+          <w:lang w:val="en-US"/>
+        </w:rPr>
+        <w:t>Validates requests</w:t>
+      </w:r>
+    </w:p>
+    <w:p>
+      <w:pPr>
+        <w:keepNext w:val="0"/>
+        <w:keepLines w:val="0"/>
+        <w:widowControl/>
+        <w:numPr>
+          <w:ilvl w:val="2"/>
+          <w:numId w:val="11"/>
+        </w:numPr>
+        <w:suppressLineNumbers w:val="0"/>
+        <w:spacing w:before="0" w:beforeAutospacing="0" w:after="0" w:afterAutospacing="0" w:line="360" w:lineRule="auto"/>
+        <w:ind w:left="1260" w:leftChars="0" w:right="0" w:hanging="420" w:firstLineChars="0"/>
+        <w:jc w:val="left"/>
+        <w:rPr>
+          <w:rFonts w:hint="default" w:ascii="Bodoni MT" w:hAnsi="Bodoni MT" w:eastAsia="等线" w:cs="Bodoni MT"/>
+          <w:sz w:val="22"/>
+          <w:szCs w:val="22"/>
+        </w:rPr>
+      </w:pPr>
+      <w:r>
+        <w:rPr>
+          <w:rFonts w:hint="default" w:ascii="Bodoni MT" w:hAnsi="Bodoni MT" w:eastAsia="等线" w:cs="Bodoni MT"/>
+          <w:sz w:val="22"/>
+          <w:szCs w:val="22"/>
+          <w:lang w:val="en-US"/>
+        </w:rPr>
+        <w:t>Talks to other components.</w:t>
+      </w:r>
     </w:p>
     <w:p>
       <w:pPr>
@@ -1353,6 +1491,7 @@
           <w:rFonts w:hint="default" w:ascii="Bodoni MT" w:hAnsi="Bodoni MT" w:eastAsia="等线" w:cs="Bodoni MT"/>
           <w:sz w:val="22"/>
           <w:szCs w:val="22"/>
+          <w:lang w:val="en-US"/>
         </w:rPr>
       </w:pPr>
       <w:r>
@@ -1364,18 +1503,26 @@
           <w:szCs w:val="22"/>
           <w:lang w:val="en-US"/>
         </w:rPr>
-        <w:t xml:space="preserve">api </w:t>
-      </w:r>
-      <w:r>
-        <w:rPr>
-          <w:rFonts w:hint="default" w:ascii="Bodoni MT" w:hAnsi="Bodoni MT" w:eastAsia="等线" w:cs="Bodoni MT"/>
-          <w:b w:val="0"/>
-          <w:bCs w:val="0"/>
+        <w:t>e</w:t>
+      </w:r>
+      <w:r>
+        <w:rPr>
+          <w:rFonts w:hint="default" w:ascii="Bodoni MT" w:hAnsi="Bodoni MT" w:eastAsia="等线" w:cs="Bodoni MT"/>
+          <w:b/>
+          <w:bCs/>
+          <w:sz w:val="22"/>
+          <w:szCs w:val="22"/>
+        </w:rPr>
+        <w:t>tcd</w:t>
+      </w:r>
+      <w:r>
+        <w:rPr>
+          <w:rFonts w:hint="default" w:ascii="Bodoni MT" w:hAnsi="Bodoni MT" w:eastAsia="等线" w:cs="Bodoni MT"/>
           <w:sz w:val="22"/>
           <w:szCs w:val="22"/>
           <w:lang w:val="en-US"/>
         </w:rPr>
-        <w:t>(Api Server)</w:t>
+        <w:t xml:space="preserve"> (Database)</w:t>
       </w:r>
     </w:p>
     <w:p>
@@ -1404,7 +1551,7 @@
           <w:szCs w:val="22"/>
           <w:lang w:val="en-US"/>
         </w:rPr>
-        <w:t>Entry point of kubernetes.</w:t>
+        <w:t>It is the database of Kubernetes.</w:t>
       </w:r>
     </w:p>
     <w:p>
@@ -1433,7 +1580,69 @@
           <w:szCs w:val="22"/>
           <w:lang w:val="en-US"/>
         </w:rPr>
-        <w:t>Every command (kubectl, UI, scripts) comes here.</w:t>
+        <w:t>Stores entire cluster data like, pods info, nodes info, configs.</w:t>
+      </w:r>
+    </w:p>
+    <w:p>
+      <w:pPr>
+        <w:keepNext w:val="0"/>
+        <w:keepLines w:val="0"/>
+        <w:widowControl/>
+        <w:numPr>
+          <w:ilvl w:val="0"/>
+          <w:numId w:val="0"/>
+        </w:numPr>
+        <w:suppressLineNumbers w:val="0"/>
+        <w:spacing w:before="0" w:beforeAutospacing="0" w:after="0" w:afterAutospacing="0" w:line="360" w:lineRule="auto"/>
+        <w:ind w:left="840" w:leftChars="0" w:right="0" w:rightChars="0"/>
+        <w:jc w:val="left"/>
+        <w:rPr>
+          <w:rFonts w:hint="default" w:ascii="Bodoni MT" w:hAnsi="Bodoni MT" w:eastAsia="等线" w:cs="Bodoni MT"/>
+          <w:sz w:val="22"/>
+          <w:szCs w:val="22"/>
+          <w:lang w:val="en-US"/>
+        </w:rPr>
+      </w:pPr>
+      <w:r>
+        <w:rPr>
+          <w:rFonts w:hint="default" w:ascii="Bodoni MT" w:hAnsi="Bodoni MT" w:eastAsia="等线" w:cs="Bodoni MT"/>
+          <w:b/>
+          <w:bCs/>
+          <w:sz w:val="22"/>
+          <w:szCs w:val="22"/>
+          <w:lang w:val="en-US"/>
+        </w:rPr>
+        <w:t>s</w:t>
+      </w:r>
+      <w:r>
+        <w:rPr>
+          <w:rFonts w:hint="default" w:ascii="Bodoni MT" w:hAnsi="Bodoni MT" w:eastAsia="等线" w:cs="Bodoni MT"/>
+          <w:b/>
+          <w:bCs/>
+          <w:sz w:val="22"/>
+          <w:szCs w:val="22"/>
+        </w:rPr>
+        <w:t>ched</w:t>
+      </w:r>
+      <w:r>
+        <w:rPr>
+          <w:rFonts w:hint="default" w:ascii="Bodoni MT" w:hAnsi="Bodoni MT" w:eastAsia="等线" w:cs="Bodoni MT"/>
+          <w:b/>
+          <w:bCs/>
+          <w:sz w:val="22"/>
+          <w:szCs w:val="22"/>
+          <w:lang w:val="en-US"/>
+        </w:rPr>
+        <w:t xml:space="preserve"> </w:t>
+      </w:r>
+      <w:r>
+        <w:rPr>
+          <w:rFonts w:hint="default" w:ascii="Bodoni MT" w:hAnsi="Bodoni MT" w:eastAsia="等线" w:cs="Bodoni MT"/>
+          <w:sz w:val="22"/>
+          <w:szCs w:val="22"/>
+          <w:lang w:val="en-US"/>
+        </w:rPr>
+        <w:t>(Scheduler)</w:t>
       </w:r>
     </w:p>
     <w:p>
@@ -1462,7 +1671,7 @@
           <w:szCs w:val="22"/>
           <w:lang w:val="en-US"/>
         </w:rPr>
-        <w:t>Validates requests</w:t>
+        <w:t>Decides where pods to run.</w:t>
       </w:r>
     </w:p>
     <w:p>
@@ -1491,7 +1700,78 @@
           <w:szCs w:val="22"/>
           <w:lang w:val="en-US"/>
         </w:rPr>
-        <w:t>Talks to other components.</w:t>
+        <w:t>Choose the best worker node based on CPU/Memory, Availability.</w:t>
+      </w:r>
+    </w:p>
+    <w:p>
+      <w:pPr>
+        <w:keepNext w:val="0"/>
+        <w:keepLines w:val="0"/>
+        <w:widowControl/>
+        <w:numPr>
+          <w:ilvl w:val="2"/>
+          <w:numId w:val="11"/>
+        </w:numPr>
+        <w:suppressLineNumbers w:val="0"/>
+        <w:spacing w:before="0" w:beforeAutospacing="0" w:after="0" w:afterAutospacing="0" w:line="360" w:lineRule="auto"/>
+        <w:ind w:left="1260" w:leftChars="0" w:right="0" w:hanging="420" w:firstLineChars="0"/>
+        <w:jc w:val="left"/>
+        <w:rPr>
+          <w:rFonts w:hint="default" w:ascii="Bodoni MT" w:hAnsi="Bodoni MT" w:eastAsia="等线" w:cs="Bodoni MT"/>
+          <w:sz w:val="22"/>
+          <w:szCs w:val="22"/>
+        </w:rPr>
+      </w:pPr>
+      <w:r>
+        <w:rPr>
+          <w:rFonts w:hint="default" w:ascii="Bodoni MT" w:hAnsi="Bodoni MT" w:eastAsia="等线" w:cs="Bodoni MT"/>
+          <w:sz w:val="22"/>
+          <w:szCs w:val="22"/>
+          <w:lang w:val="en-US"/>
+        </w:rPr>
+        <w:t xml:space="preserve">It decides, </w:t>
+      </w:r>
+      <w:r>
+        <w:rPr>
+          <w:rFonts w:hint="default" w:ascii="Bodoni MT" w:hAnsi="Bodoni MT" w:eastAsia="等线" w:cs="Bodoni MT"/>
+          <w:color w:val="0070C0"/>
+          <w:sz w:val="22"/>
+          <w:szCs w:val="22"/>
+          <w:lang w:val="en-US"/>
+        </w:rPr>
+        <w:t>“</w:t>
+      </w:r>
+      <w:r>
+        <w:rPr>
+          <w:rFonts w:hint="default" w:ascii="Bodoni MT" w:hAnsi="Bodoni MT" w:eastAsia="等线" w:cs="Bodoni MT"/>
+          <w:color w:val="0070C0"/>
+          <w:sz w:val="22"/>
+          <w:szCs w:val="22"/>
+          <w:shd w:val="clear" w:color="FFFFFF" w:fill="D9D9D9"/>
+          <w:lang w:val="en-US"/>
+        </w:rPr>
+        <w:t>where</w:t>
+      </w:r>
+      <w:r>
+        <w:rPr>
+          <w:rFonts w:hint="default" w:ascii="Bodoni MT" w:hAnsi="Bodoni MT" w:eastAsia="等线" w:cs="Bodoni MT"/>
+          <w:color w:val="0070C0"/>
+          <w:sz w:val="22"/>
+          <w:szCs w:val="22"/>
+          <w:shd w:val="clear" w:color="auto" w:fill="auto"/>
+          <w:lang w:val="en-US"/>
+        </w:rPr>
+        <w:t xml:space="preserve"> </w:t>
+      </w:r>
+      <w:r>
+        <w:rPr>
+          <w:rFonts w:hint="default" w:ascii="Bodoni MT" w:hAnsi="Bodoni MT" w:eastAsia="等线" w:cs="Bodoni MT"/>
+          <w:color w:val="0070C0"/>
+          <w:sz w:val="22"/>
+          <w:szCs w:val="22"/>
+          <w:lang w:val="en-US"/>
+        </w:rPr>
+        <w:t>should run?”</w:t>
       </w:r>
     </w:p>
     <w:p>
@@ -1509,6 +1789,8 @@
         <w:jc w:val="left"/>
         <w:rPr>
           <w:rFonts w:hint="default" w:ascii="Bodoni MT" w:hAnsi="Bodoni MT" w:eastAsia="等线" w:cs="Bodoni MT"/>
+          <w:b w:val="0"/>
+          <w:bCs w:val="0"/>
           <w:sz w:val="22"/>
           <w:szCs w:val="22"/>
           <w:lang w:val="en-US"/>
@@ -1523,26 +1805,18 @@
           <w:szCs w:val="22"/>
           <w:lang w:val="en-US"/>
         </w:rPr>
-        <w:t>e</w:t>
-      </w:r>
-      <w:r>
-        <w:rPr>
-          <w:rFonts w:hint="default" w:ascii="Bodoni MT" w:hAnsi="Bodoni MT" w:eastAsia="等线" w:cs="Bodoni MT"/>
-          <w:b/>
-          <w:bCs/>
-          <w:sz w:val="22"/>
-          <w:szCs w:val="22"/>
-        </w:rPr>
-        <w:t>tcd</w:t>
-      </w:r>
-      <w:r>
-        <w:rPr>
-          <w:rFonts w:hint="default" w:ascii="Bodoni MT" w:hAnsi="Bodoni MT" w:eastAsia="等线" w:cs="Bodoni MT"/>
+        <w:t>c-m</w:t>
+      </w:r>
+      <w:r>
+        <w:rPr>
+          <w:rFonts w:hint="default" w:ascii="Bodoni MT" w:hAnsi="Bodoni MT" w:eastAsia="等线" w:cs="Bodoni MT"/>
+          <w:b w:val="0"/>
+          <w:bCs w:val="0"/>
           <w:sz w:val="22"/>
           <w:szCs w:val="22"/>
           <w:lang w:val="en-US"/>
         </w:rPr>
-        <w:t xml:space="preserve"> (Database)</w:t>
+        <w:t xml:space="preserve"> (Controller Manager)</w:t>
       </w:r>
     </w:p>
     <w:p>
@@ -1571,7 +1845,7 @@
           <w:szCs w:val="22"/>
           <w:lang w:val="en-US"/>
         </w:rPr>
-        <w:t>It is the database of Kubernetes.</w:t>
+        <w:t>Maintains desired state.</w:t>
       </w:r>
     </w:p>
     <w:p>
@@ -1596,11 +1870,289 @@
       <w:r>
         <w:rPr>
           <w:rFonts w:hint="default" w:ascii="Bodoni MT" w:hAnsi="Bodoni MT" w:eastAsia="等线" w:cs="Bodoni MT"/>
+          <w:color w:val="C00000"/>
+          <w:sz w:val="22"/>
+          <w:szCs w:val="22"/>
+          <w:shd w:val="clear" w:color="FFFFFF" w:fill="D9D9D9"/>
+          <w:lang w:val="en-IN"/>
+        </w:rPr>
+        <w:t>Its actually a container that contains all the controllers.</w:t>
+      </w:r>
+      <w:r>
+        <w:rPr>
+          <w:rFonts w:hint="default" w:ascii="Bodoni MT" w:hAnsi="Bodoni MT" w:eastAsia="等线" w:cs="Bodoni MT"/>
+          <w:color w:val="C00000"/>
+          <w:sz w:val="22"/>
+          <w:szCs w:val="22"/>
+          <w:shd w:val="clear" w:color="FFFFFF" w:fill="D9D9D9"/>
+          <w:lang w:val="en-IN"/>
+        </w:rPr>
+        <w:br w:type="textWrapping"/>
+      </w:r>
+      <w:r>
+        <w:rPr>
+          <w:rFonts w:hint="default" w:ascii="Bodoni MT" w:hAnsi="Bodoni MT" w:eastAsia="等线" w:cs="Bodoni MT"/>
+          <w:color w:val="C00000"/>
+          <w:sz w:val="22"/>
+          <w:szCs w:val="22"/>
+          <w:shd w:val="clear" w:color="FFFFFF" w:fill="D9D9D9"/>
+          <w:lang w:val="en-IN"/>
+        </w:rPr>
+        <w:t>Controllers are not any separate machine, these are just logic/processes running inside CM</w:t>
+      </w:r>
+      <w:r>
+        <w:rPr>
+          <w:rFonts w:hint="default" w:ascii="Bodoni MT" w:hAnsi="Bodoni MT" w:eastAsia="等线" w:cs="Bodoni MT"/>
+          <w:b w:val="0"/>
+          <w:bCs w:val="0"/>
+          <w:sz w:val="22"/>
+          <w:szCs w:val="22"/>
+          <w:lang w:val="en-IN"/>
+        </w:rPr>
+        <w:t>.</w:t>
+      </w:r>
+    </w:p>
+    <w:p>
+      <w:pPr>
+        <w:keepNext w:val="0"/>
+        <w:keepLines w:val="0"/>
+        <w:widowControl/>
+        <w:numPr>
+          <w:ilvl w:val="2"/>
+          <w:numId w:val="11"/>
+        </w:numPr>
+        <w:suppressLineNumbers w:val="0"/>
+        <w:spacing w:before="0" w:beforeAutospacing="0" w:after="0" w:afterAutospacing="0" w:line="360" w:lineRule="auto"/>
+        <w:ind w:left="1260" w:leftChars="0" w:right="0" w:hanging="420" w:firstLineChars="0"/>
+        <w:jc w:val="left"/>
+        <w:rPr>
+          <w:rFonts w:hint="default" w:ascii="Bodoni MT" w:hAnsi="Bodoni MT" w:eastAsia="等线" w:cs="Bodoni MT"/>
+          <w:sz w:val="22"/>
+          <w:szCs w:val="22"/>
+        </w:rPr>
+      </w:pPr>
+      <w:r>
+        <w:rPr>
+          <w:rFonts w:hint="default" w:ascii="Bodoni MT" w:hAnsi="Bodoni MT" w:eastAsia="等线" w:cs="Bodoni MT"/>
           <w:sz w:val="22"/>
           <w:szCs w:val="22"/>
           <w:lang w:val="en-US"/>
         </w:rPr>
-        <w:t>Stores entire cluster data like, pods info, nodes info, configs.</w:t>
+        <w:t>Pods crashes → recreate it</w:t>
+      </w:r>
+    </w:p>
+    <w:p>
+      <w:pPr>
+        <w:keepNext w:val="0"/>
+        <w:keepLines w:val="0"/>
+        <w:widowControl/>
+        <w:numPr>
+          <w:ilvl w:val="2"/>
+          <w:numId w:val="11"/>
+        </w:numPr>
+        <w:suppressLineNumbers w:val="0"/>
+        <w:spacing w:before="0" w:beforeAutospacing="0" w:after="0" w:afterAutospacing="0" w:line="360" w:lineRule="auto"/>
+        <w:ind w:left="1260" w:leftChars="0" w:right="0" w:hanging="420" w:firstLineChars="0"/>
+        <w:jc w:val="left"/>
+        <w:rPr>
+          <w:rFonts w:hint="default" w:ascii="Bodoni MT" w:hAnsi="Bodoni MT" w:eastAsia="等线" w:cs="Bodoni MT"/>
+          <w:sz w:val="22"/>
+          <w:szCs w:val="22"/>
+        </w:rPr>
+      </w:pPr>
+      <w:r>
+        <w:rPr>
+          <w:rFonts w:hint="default" w:ascii="Bodoni MT" w:hAnsi="Bodoni MT" w:eastAsia="等线" w:cs="Bodoni MT"/>
+          <w:sz w:val="22"/>
+          <w:szCs w:val="22"/>
+          <w:lang w:val="en-US"/>
+        </w:rPr>
+        <w:t>Nodes down → reschedule pods</w:t>
+      </w:r>
+    </w:p>
+    <w:p>
+      <w:pPr>
+        <w:keepNext w:val="0"/>
+        <w:keepLines w:val="0"/>
+        <w:widowControl/>
+        <w:numPr>
+          <w:ilvl w:val="2"/>
+          <w:numId w:val="11"/>
+        </w:numPr>
+        <w:suppressLineNumbers w:val="0"/>
+        <w:spacing w:before="0" w:beforeAutospacing="0" w:after="0" w:afterAutospacing="0" w:line="360" w:lineRule="auto"/>
+        <w:ind w:left="1260" w:leftChars="0" w:right="0" w:hanging="420" w:firstLineChars="0"/>
+        <w:jc w:val="left"/>
+        <w:rPr>
+          <w:rFonts w:hint="default" w:ascii="Bodoni MT" w:hAnsi="Bodoni MT" w:eastAsia="等线" w:cs="Bodoni MT"/>
+          <w:sz w:val="22"/>
+          <w:szCs w:val="22"/>
+        </w:rPr>
+      </w:pPr>
+      <w:r>
+        <w:rPr>
+          <w:rFonts w:hint="default" w:ascii="Bodoni MT" w:hAnsi="Bodoni MT" w:eastAsia="等线" w:cs="Bodoni MT"/>
+          <w:sz w:val="22"/>
+          <w:szCs w:val="22"/>
+          <w:lang w:val="en-US"/>
+        </w:rPr>
+        <w:t xml:space="preserve">You can think it as a </w:t>
+      </w:r>
+      <w:r>
+        <w:rPr>
+          <w:rFonts w:hint="default" w:ascii="Bodoni MT" w:hAnsi="Bodoni MT" w:eastAsia="等线" w:cs="Bodoni MT"/>
+          <w:b w:val="0"/>
+          <w:bCs w:val="0"/>
+          <w:i/>
+          <w:iCs/>
+          <w:sz w:val="22"/>
+          <w:szCs w:val="22"/>
+          <w:lang w:val="en-US"/>
+        </w:rPr>
+        <w:t>Auto Healing System</w:t>
+      </w:r>
+      <w:r>
+        <w:rPr>
+          <w:rFonts w:hint="default" w:ascii="Bodoni MT" w:hAnsi="Bodoni MT" w:eastAsia="等线" w:cs="Bodoni MT"/>
+          <w:b w:val="0"/>
+          <w:bCs w:val="0"/>
+          <w:i w:val="0"/>
+          <w:iCs w:val="0"/>
+          <w:sz w:val="22"/>
+          <w:szCs w:val="22"/>
+          <w:lang w:val="en-US"/>
+        </w:rPr>
+        <w:t>.</w:t>
+      </w:r>
+    </w:p>
+    <w:p>
+      <w:pPr>
+        <w:keepNext w:val="0"/>
+        <w:keepLines w:val="0"/>
+        <w:widowControl/>
+        <w:numPr>
+          <w:ilvl w:val="2"/>
+          <w:numId w:val="11"/>
+        </w:numPr>
+        <w:suppressLineNumbers w:val="0"/>
+        <w:spacing w:before="0" w:beforeAutospacing="0" w:after="0" w:afterAutospacing="0" w:line="360" w:lineRule="auto"/>
+        <w:ind w:left="1260" w:leftChars="0" w:right="0" w:hanging="420" w:firstLineChars="0"/>
+        <w:jc w:val="left"/>
+        <w:rPr>
+          <w:rFonts w:hint="default" w:ascii="Bodoni MT" w:hAnsi="Bodoni MT" w:eastAsia="等线" w:cs="Bodoni MT"/>
+          <w:sz w:val="22"/>
+          <w:szCs w:val="22"/>
+        </w:rPr>
+      </w:pPr>
+      <w:r>
+        <w:rPr>
+          <w:rFonts w:hint="default" w:ascii="Bodoni MT" w:hAnsi="Bodoni MT" w:eastAsia="等线" w:cs="Bodoni MT"/>
+          <w:b w:val="0"/>
+          <w:bCs w:val="0"/>
+          <w:i w:val="0"/>
+          <w:iCs w:val="0"/>
+          <w:sz w:val="22"/>
+          <w:szCs w:val="22"/>
+          <w:lang w:val="en-US"/>
+        </w:rPr>
+        <w:t xml:space="preserve">It decides </w:t>
+      </w:r>
+      <w:r>
+        <w:rPr>
+          <w:rFonts w:hint="default" w:ascii="Bodoni MT" w:hAnsi="Bodoni MT" w:eastAsia="等线" w:cs="Bodoni MT"/>
+          <w:b w:val="0"/>
+          <w:bCs w:val="0"/>
+          <w:i w:val="0"/>
+          <w:iCs w:val="0"/>
+          <w:color w:val="0070C0"/>
+          <w:sz w:val="22"/>
+          <w:szCs w:val="22"/>
+          <w:lang w:val="en-US"/>
+        </w:rPr>
+        <w:t>“</w:t>
+      </w:r>
+      <w:r>
+        <w:rPr>
+          <w:rFonts w:hint="default" w:ascii="Bodoni MT" w:hAnsi="Bodoni MT" w:eastAsia="等线" w:cs="Bodoni MT"/>
+          <w:b w:val="0"/>
+          <w:bCs w:val="0"/>
+          <w:i w:val="0"/>
+          <w:iCs w:val="0"/>
+          <w:color w:val="0070C0"/>
+          <w:sz w:val="22"/>
+          <w:szCs w:val="22"/>
+          <w:highlight w:val="none"/>
+          <w:shd w:val="clear" w:color="FFFFFF" w:fill="D9D9D9"/>
+          <w:lang w:val="en-US"/>
+        </w:rPr>
+        <w:t>what</w:t>
+      </w:r>
+      <w:r>
+        <w:rPr>
+          <w:rFonts w:hint="default" w:ascii="Bodoni MT" w:hAnsi="Bodoni MT" w:eastAsia="等线" w:cs="Bodoni MT"/>
+          <w:b w:val="0"/>
+          <w:bCs w:val="0"/>
+          <w:i w:val="0"/>
+          <w:iCs w:val="0"/>
+          <w:color w:val="0070C0"/>
+          <w:sz w:val="22"/>
+          <w:szCs w:val="22"/>
+          <w:highlight w:val="none"/>
+          <w:shd w:val="clear" w:color="auto" w:fill="auto"/>
+          <w:lang w:val="en-US"/>
+        </w:rPr>
+        <w:t xml:space="preserve"> </w:t>
+      </w:r>
+      <w:r>
+        <w:rPr>
+          <w:rFonts w:hint="default" w:ascii="Bodoni MT" w:hAnsi="Bodoni MT" w:eastAsia="等线" w:cs="Bodoni MT"/>
+          <w:b w:val="0"/>
+          <w:bCs w:val="0"/>
+          <w:i w:val="0"/>
+          <w:iCs w:val="0"/>
+          <w:color w:val="0070C0"/>
+          <w:sz w:val="22"/>
+          <w:szCs w:val="22"/>
+          <w:lang w:val="en-US"/>
+        </w:rPr>
+        <w:t>should exist?”</w:t>
+      </w:r>
+    </w:p>
+    <w:p>
+      <w:pPr>
+        <w:keepNext w:val="0"/>
+        <w:keepLines w:val="0"/>
+        <w:widowControl/>
+        <w:numPr>
+          <w:ilvl w:val="1"/>
+          <w:numId w:val="11"/>
+        </w:numPr>
+        <w:suppressLineNumbers w:val="0"/>
+        <w:spacing w:before="0" w:beforeAutospacing="0" w:after="0" w:afterAutospacing="0" w:line="360" w:lineRule="auto"/>
+        <w:ind w:left="840" w:leftChars="0" w:right="0" w:hanging="420" w:firstLineChars="0"/>
+        <w:jc w:val="left"/>
+        <w:rPr>
+          <w:rFonts w:hint="default" w:ascii="Bodoni MT" w:hAnsi="Bodoni MT" w:eastAsia="等线" w:cs="Bodoni MT"/>
+          <w:color w:val="auto"/>
+          <w:sz w:val="22"/>
+          <w:szCs w:val="22"/>
+          <w:u w:val="single"/>
+        </w:rPr>
+      </w:pPr>
+      <w:r>
+        <w:rPr>
+          <w:rFonts w:hint="default" w:ascii="Bodoni MT" w:hAnsi="Bodoni MT" w:eastAsia="等线" w:cs="Bodoni MT"/>
+          <w:b w:val="0"/>
+          <w:bCs w:val="0"/>
+          <w:i w:val="0"/>
+          <w:iCs w:val="0"/>
+          <w:color w:val="auto"/>
+          <w:sz w:val="22"/>
+          <w:szCs w:val="22"/>
+          <w:u w:val="single"/>
+          <w:lang w:val="en-US"/>
+        </w:rPr>
+        <w:t>Data Plane Node</w:t>
       </w:r>
     </w:p>
     <w:p>
@@ -1618,6 +2170,9 @@
         <w:jc w:val="left"/>
         <w:rPr>
           <w:rFonts w:hint="default" w:ascii="Bodoni MT" w:hAnsi="Bodoni MT" w:eastAsia="等线" w:cs="Bodoni MT"/>
+          <w:b w:val="0"/>
+          <w:bCs w:val="0"/>
+          <w:color w:val="auto"/>
           <w:sz w:val="22"/>
           <w:szCs w:val="22"/>
           <w:lang w:val="en-US"/>
@@ -1628,41 +2183,12 @@
           <w:rFonts w:hint="default" w:ascii="Bodoni MT" w:hAnsi="Bodoni MT" w:eastAsia="等线" w:cs="Bodoni MT"/>
           <w:b/>
           <w:bCs/>
+          <w:color w:val="auto"/>
           <w:sz w:val="22"/>
           <w:szCs w:val="22"/>
           <w:lang w:val="en-US"/>
         </w:rPr>
-        <w:t>s</w:t>
-      </w:r>
-      <w:r>
-        <w:rPr>
-          <w:rFonts w:hint="default" w:ascii="Bodoni MT" w:hAnsi="Bodoni MT" w:eastAsia="等线" w:cs="Bodoni MT"/>
-          <w:b/>
-          <w:bCs/>
-          <w:sz w:val="22"/>
-          <w:szCs w:val="22"/>
-        </w:rPr>
-        <w:t>ched</w:t>
-      </w:r>
-      <w:r>
-        <w:rPr>
-          <w:rFonts w:hint="default" w:ascii="Bodoni MT" w:hAnsi="Bodoni MT" w:eastAsia="等线" w:cs="Bodoni MT"/>
-          <w:b/>
-          <w:bCs/>
-          <w:sz w:val="22"/>
-          <w:szCs w:val="22"/>
-          <w:lang w:val="en-US"/>
-        </w:rPr>
-        <w:t xml:space="preserve"> </w:t>
-      </w:r>
-      <w:r>
-        <w:rPr>
-          <w:rFonts w:hint="default" w:ascii="Bodoni MT" w:hAnsi="Bodoni MT" w:eastAsia="等线" w:cs="Bodoni MT"/>
-          <w:sz w:val="22"/>
-          <w:szCs w:val="22"/>
-          <w:lang w:val="en-US"/>
-        </w:rPr>
-        <w:t>(Scheduler)</w:t>
+        <w:t>kubelet</w:t>
       </w:r>
     </w:p>
     <w:p>
@@ -1680,18 +2206,20 @@
         <w:jc w:val="left"/>
         <w:rPr>
           <w:rFonts w:hint="default" w:ascii="Bodoni MT" w:hAnsi="Bodoni MT" w:eastAsia="等线" w:cs="Bodoni MT"/>
-          <w:sz w:val="22"/>
-          <w:szCs w:val="22"/>
-        </w:rPr>
-      </w:pPr>
-      <w:r>
-        <w:rPr>
-          <w:rFonts w:hint="default" w:ascii="Bodoni MT" w:hAnsi="Bodoni MT" w:eastAsia="等线" w:cs="Bodoni MT"/>
+          <w:color w:val="auto"/>
+          <w:sz w:val="22"/>
+          <w:szCs w:val="22"/>
+        </w:rPr>
+      </w:pPr>
+      <w:r>
+        <w:rPr>
+          <w:rFonts w:hint="default" w:ascii="Bodoni MT" w:hAnsi="Bodoni MT" w:eastAsia="等线" w:cs="Bodoni MT"/>
+          <w:color w:val="auto"/>
           <w:sz w:val="22"/>
           <w:szCs w:val="22"/>
           <w:lang w:val="en-US"/>
         </w:rPr>
-        <w:t>Decides where pods to run.</w:t>
+        <w:t>It runs on every worker node.</w:t>
       </w:r>
     </w:p>
     <w:p>
@@ -1709,18 +2237,20 @@
         <w:jc w:val="left"/>
         <w:rPr>
           <w:rFonts w:hint="default" w:ascii="Bodoni MT" w:hAnsi="Bodoni MT" w:eastAsia="等线" w:cs="Bodoni MT"/>
-          <w:sz w:val="22"/>
-          <w:szCs w:val="22"/>
-        </w:rPr>
-      </w:pPr>
-      <w:r>
-        <w:rPr>
-          <w:rFonts w:hint="default" w:ascii="Bodoni MT" w:hAnsi="Bodoni MT" w:eastAsia="等线" w:cs="Bodoni MT"/>
+          <w:color w:val="auto"/>
+          <w:sz w:val="22"/>
+          <w:szCs w:val="22"/>
+        </w:rPr>
+      </w:pPr>
+      <w:r>
+        <w:rPr>
+          <w:rFonts w:hint="default" w:ascii="Bodoni MT" w:hAnsi="Bodoni MT" w:eastAsia="等线" w:cs="Bodoni MT"/>
+          <w:color w:val="auto"/>
           <w:sz w:val="22"/>
           <w:szCs w:val="22"/>
           <w:lang w:val="en-US"/>
         </w:rPr>
-        <w:t>Choose the best worker node based on CPU/Memory, Availability.</w:t>
+        <w:t>Talks to API server.</w:t>
       </w:r>
     </w:p>
     <w:p>
@@ -1738,19 +2268,153 @@
         <w:jc w:val="left"/>
         <w:rPr>
           <w:rFonts w:hint="default" w:ascii="Bodoni MT" w:hAnsi="Bodoni MT" w:eastAsia="等线" w:cs="Bodoni MT"/>
-          <w:sz w:val="22"/>
-          <w:szCs w:val="22"/>
-        </w:rPr>
-      </w:pPr>
-      <w:r>
-        <w:rPr>
-          <w:rFonts w:hint="default" w:ascii="Bodoni MT" w:hAnsi="Bodoni MT" w:eastAsia="等线" w:cs="Bodoni MT"/>
+          <w:color w:val="auto"/>
+          <w:sz w:val="22"/>
+          <w:szCs w:val="22"/>
+        </w:rPr>
+      </w:pPr>
+      <w:r>
+        <w:rPr>
+          <w:rFonts w:hint="default" w:ascii="Bodoni MT" w:hAnsi="Bodoni MT" w:eastAsia="等线" w:cs="Bodoni MT"/>
+          <w:color w:val="auto"/>
           <w:sz w:val="22"/>
           <w:szCs w:val="22"/>
           <w:lang w:val="en-US"/>
         </w:rPr>
-        <w:t xml:space="preserve">It decides, </w:t>
-      </w:r>
+        <w:t>Ensures pods are running.</w:t>
+      </w:r>
+    </w:p>
+    <w:p>
+      <w:pPr>
+        <w:keepNext w:val="0"/>
+        <w:keepLines w:val="0"/>
+        <w:widowControl/>
+        <w:numPr>
+          <w:ilvl w:val="2"/>
+          <w:numId w:val="11"/>
+        </w:numPr>
+        <w:suppressLineNumbers w:val="0"/>
+        <w:spacing w:before="0" w:beforeAutospacing="0" w:after="0" w:afterAutospacing="0" w:line="360" w:lineRule="auto"/>
+        <w:ind w:left="1260" w:leftChars="0" w:right="0" w:hanging="420" w:firstLineChars="0"/>
+        <w:jc w:val="left"/>
+        <w:rPr>
+          <w:rFonts w:hint="default" w:ascii="Bodoni MT" w:hAnsi="Bodoni MT" w:eastAsia="等线" w:cs="Bodoni MT"/>
+          <w:color w:val="auto"/>
+          <w:sz w:val="22"/>
+          <w:szCs w:val="22"/>
+        </w:rPr>
+      </w:pPr>
+      <w:r>
+        <w:rPr>
+          <w:rFonts w:hint="default" w:ascii="Bodoni MT" w:hAnsi="Bodoni MT" w:eastAsia="等线" w:cs="Bodoni MT"/>
+          <w:color w:val="auto"/>
+          <w:sz w:val="22"/>
+          <w:szCs w:val="22"/>
+          <w:lang w:val="en-US"/>
+        </w:rPr>
+        <w:t>What i</w:t>
+      </w:r>
+      <w:r>
+        <w:rPr>
+          <w:rFonts w:hint="default" w:ascii="Bodoni MT" w:hAnsi="Bodoni MT" w:eastAsia="等线" w:cs="Bodoni MT"/>
+          <w:color w:val="auto"/>
+          <w:sz w:val="22"/>
+          <w:szCs w:val="22"/>
+          <w:lang w:val="en-IN"/>
+        </w:rPr>
+        <w:t>t</w:t>
+      </w:r>
+      <w:r>
+        <w:rPr>
+          <w:rFonts w:hint="default" w:ascii="Bodoni MT" w:hAnsi="Bodoni MT" w:eastAsia="等线" w:cs="Bodoni MT"/>
+          <w:color w:val="auto"/>
+          <w:sz w:val="22"/>
+          <w:szCs w:val="22"/>
+          <w:lang w:val="en-US"/>
+        </w:rPr>
+        <w:t xml:space="preserve"> does?</w:t>
+      </w:r>
+      <w:r>
+        <w:rPr>
+          <w:rFonts w:hint="default" w:ascii="Bodoni MT" w:hAnsi="Bodoni MT" w:eastAsia="等线" w:cs="Bodoni MT"/>
+          <w:color w:val="auto"/>
+          <w:sz w:val="22"/>
+          <w:szCs w:val="22"/>
+          <w:lang w:val="en-US"/>
+        </w:rPr>
+        <w:br w:type="textWrapping"/>
+      </w:r>
+      <w:r>
+        <w:rPr>
+          <w:rFonts w:hint="default" w:ascii="Bodoni MT" w:hAnsi="Bodoni MT" w:eastAsia="等线" w:cs="Bodoni MT"/>
+          <w:color w:val="auto"/>
+          <w:sz w:val="22"/>
+          <w:szCs w:val="22"/>
+          <w:lang w:val="en-US"/>
+        </w:rPr>
+        <w:t>Pods assigned to its node.</w:t>
+      </w:r>
+      <w:r>
+        <w:rPr>
+          <w:rFonts w:hint="default" w:ascii="Bodoni MT" w:hAnsi="Bodoni MT" w:eastAsia="等线" w:cs="Bodoni MT"/>
+          <w:color w:val="auto"/>
+          <w:sz w:val="22"/>
+          <w:szCs w:val="22"/>
+          <w:lang w:val="en-US"/>
+        </w:rPr>
+        <w:br w:type="textWrapping"/>
+      </w:r>
+      <w:r>
+        <w:rPr>
+          <w:rFonts w:hint="default" w:ascii="Bodoni MT" w:hAnsi="Bodoni MT" w:eastAsia="等线" w:cs="Bodoni MT"/>
+          <w:color w:val="auto"/>
+          <w:sz w:val="22"/>
+          <w:szCs w:val="22"/>
+          <w:lang w:val="en-US"/>
+        </w:rPr>
+        <w:t>Pull docker image, starts the container.</w:t>
+      </w:r>
+      <w:r>
+        <w:rPr>
+          <w:rFonts w:hint="default" w:ascii="Bodoni MT" w:hAnsi="Bodoni MT" w:eastAsia="等线" w:cs="Bodoni MT"/>
+          <w:color w:val="auto"/>
+          <w:sz w:val="22"/>
+          <w:szCs w:val="22"/>
+          <w:lang w:val="en-US"/>
+        </w:rPr>
+        <w:br w:type="textWrapping"/>
+      </w:r>
+      <w:r>
+        <w:rPr>
+          <w:rFonts w:hint="default" w:ascii="Bodoni MT" w:hAnsi="Bodoni MT" w:eastAsia="等线" w:cs="Bodoni MT"/>
+          <w:color w:val="auto"/>
+          <w:sz w:val="22"/>
+          <w:szCs w:val="22"/>
+          <w:lang w:val="en-US"/>
+        </w:rPr>
+        <w:t>Monitors health, restart if crashes.</w:t>
+      </w:r>
+    </w:p>
+    <w:p>
+      <w:pPr>
+        <w:keepNext w:val="0"/>
+        <w:keepLines w:val="0"/>
+        <w:widowControl/>
+        <w:numPr>
+          <w:ilvl w:val="2"/>
+          <w:numId w:val="11"/>
+        </w:numPr>
+        <w:suppressLineNumbers w:val="0"/>
+        <w:spacing w:before="0" w:beforeAutospacing="0" w:after="0" w:afterAutospacing="0" w:line="360" w:lineRule="auto"/>
+        <w:ind w:left="1260" w:leftChars="0" w:right="0" w:hanging="420" w:firstLineChars="0"/>
+        <w:jc w:val="left"/>
+        <w:rPr>
+          <w:rFonts w:hint="default" w:ascii="Bodoni MT" w:hAnsi="Bodoni MT" w:eastAsia="等线" w:cs="Bodoni MT"/>
+          <w:color w:val="auto"/>
+          <w:sz w:val="22"/>
+          <w:szCs w:val="22"/>
+        </w:rPr>
+      </w:pPr>
       <w:r>
         <w:rPr>
           <w:rFonts w:hint="default" w:ascii="Bodoni MT" w:hAnsi="Bodoni MT" w:eastAsia="等线" w:cs="Bodoni MT"/>
@@ -1759,39 +2423,17 @@
           <w:szCs w:val="22"/>
           <w:lang w:val="en-US"/>
         </w:rPr>
-        <w:t>“</w:t>
-      </w:r>
-      <w:r>
-        <w:rPr>
-          <w:rFonts w:hint="default" w:ascii="Bodoni MT" w:hAnsi="Bodoni MT" w:eastAsia="等线" w:cs="Bodoni MT"/>
-          <w:color w:val="0070C0"/>
-          <w:sz w:val="22"/>
-          <w:szCs w:val="22"/>
-          <w:shd w:val="clear" w:color="FFFFFF" w:fill="D9D9D9"/>
+        <w:t>Scheduler assigns Pods, Kubelet runs that.</w:t>
+      </w:r>
+      <w:r>
+        <w:rPr>
+          <w:rFonts w:hint="default" w:ascii="Bodoni MT" w:hAnsi="Bodoni MT" w:eastAsia="等线" w:cs="Bodoni MT"/>
+          <w:color w:val="auto"/>
+          <w:sz w:val="22"/>
+          <w:szCs w:val="22"/>
           <w:lang w:val="en-US"/>
         </w:rPr>
-        <w:t>where</w:t>
-      </w:r>
-      <w:r>
-        <w:rPr>
-          <w:rFonts w:hint="default" w:ascii="Bodoni MT" w:hAnsi="Bodoni MT" w:eastAsia="等线" w:cs="Bodoni MT"/>
-          <w:color w:val="0070C0"/>
-          <w:sz w:val="22"/>
-          <w:szCs w:val="22"/>
-          <w:shd w:val="clear" w:color="auto" w:fill="auto"/>
-          <w:lang w:val="en-US"/>
-        </w:rPr>
-        <w:t xml:space="preserve"> </w:t>
-      </w:r>
-      <w:r>
-        <w:rPr>
-          <w:rFonts w:hint="default" w:ascii="Bodoni MT" w:hAnsi="Bodoni MT" w:eastAsia="等线" w:cs="Bodoni MT"/>
-          <w:color w:val="0070C0"/>
-          <w:sz w:val="22"/>
-          <w:szCs w:val="22"/>
-          <w:lang w:val="en-US"/>
-        </w:rPr>
-        <w:t>should run?”</w:t>
+        <w:t xml:space="preserve">  </w:t>
       </w:r>
     </w:p>
     <w:p>
@@ -1811,6 +2453,7 @@
           <w:rFonts w:hint="default" w:ascii="Bodoni MT" w:hAnsi="Bodoni MT" w:eastAsia="等线" w:cs="Bodoni MT"/>
           <w:b w:val="0"/>
           <w:bCs w:val="0"/>
+          <w:color w:val="auto"/>
           <w:sz w:val="22"/>
           <w:szCs w:val="22"/>
           <w:lang w:val="en-US"/>
@@ -1821,22 +2464,12 @@
           <w:rFonts w:hint="default" w:ascii="Bodoni MT" w:hAnsi="Bodoni MT" w:eastAsia="等线" w:cs="Bodoni MT"/>
           <w:b/>
           <w:bCs/>
+          <w:color w:val="auto"/>
           <w:sz w:val="22"/>
           <w:szCs w:val="22"/>
           <w:lang w:val="en-US"/>
         </w:rPr>
-        <w:t>c-m</w:t>
-      </w:r>
-      <w:r>
-        <w:rPr>
-          <w:rFonts w:hint="default" w:ascii="Bodoni MT" w:hAnsi="Bodoni MT" w:eastAsia="等线" w:cs="Bodoni MT"/>
-          <w:b w:val="0"/>
-          <w:bCs w:val="0"/>
-          <w:sz w:val="22"/>
-          <w:szCs w:val="22"/>
-          <w:lang w:val="en-US"/>
-        </w:rPr>
-        <w:t xml:space="preserve"> (Controller Manager)</w:t>
+        <w:t>Kube Proxy</w:t>
       </w:r>
     </w:p>
     <w:p>
@@ -1854,18 +2487,20 @@
         <w:jc w:val="left"/>
         <w:rPr>
           <w:rFonts w:hint="default" w:ascii="Bodoni MT" w:hAnsi="Bodoni MT" w:eastAsia="等线" w:cs="Bodoni MT"/>
-          <w:sz w:val="22"/>
-          <w:szCs w:val="22"/>
-        </w:rPr>
-      </w:pPr>
-      <w:r>
-        <w:rPr>
-          <w:rFonts w:hint="default" w:ascii="Bodoni MT" w:hAnsi="Bodoni MT" w:eastAsia="等线" w:cs="Bodoni MT"/>
+          <w:color w:val="auto"/>
+          <w:sz w:val="22"/>
+          <w:szCs w:val="22"/>
+        </w:rPr>
+      </w:pPr>
+      <w:r>
+        <w:rPr>
+          <w:rFonts w:hint="default" w:ascii="Bodoni MT" w:hAnsi="Bodoni MT" w:eastAsia="等线" w:cs="Bodoni MT"/>
+          <w:color w:val="auto"/>
           <w:sz w:val="22"/>
           <w:szCs w:val="22"/>
           <w:lang w:val="en-US"/>
         </w:rPr>
-        <w:t>Maintains desired state.</w:t>
+        <w:t>Handles networking inside node.</w:t>
       </w:r>
     </w:p>
     <w:p>
@@ -1883,53 +2518,20 @@
         <w:jc w:val="left"/>
         <w:rPr>
           <w:rFonts w:hint="default" w:ascii="Bodoni MT" w:hAnsi="Bodoni MT" w:eastAsia="等线" w:cs="Bodoni MT"/>
-          <w:sz w:val="22"/>
-          <w:szCs w:val="22"/>
-        </w:rPr>
-      </w:pPr>
-      <w:r>
-        <w:rPr>
-          <w:rFonts w:hint="default" w:ascii="Bodoni MT" w:hAnsi="Bodoni MT" w:eastAsia="等线" w:cs="Bodoni MT"/>
-          <w:color w:val="C00000"/>
-          <w:sz w:val="22"/>
-          <w:szCs w:val="22"/>
-          <w:shd w:val="clear" w:color="FFFFFF" w:fill="D9D9D9"/>
-          <w:lang w:val="en-IN"/>
-        </w:rPr>
-        <w:t>Its actually a container that contains all the controllers.</w:t>
-      </w:r>
-      <w:r>
-        <w:rPr>
-          <w:rFonts w:hint="default" w:ascii="Bodoni MT" w:hAnsi="Bodoni MT" w:eastAsia="等线" w:cs="Bodoni MT"/>
-          <w:color w:val="C00000"/>
-          <w:sz w:val="22"/>
-          <w:szCs w:val="22"/>
-          <w:shd w:val="clear" w:color="FFFFFF" w:fill="D9D9D9"/>
-          <w:lang w:val="en-IN"/>
-        </w:rPr>
-        <w:br w:type="textWrapping"/>
-      </w:r>
-      <w:r>
-        <w:rPr>
-          <w:rFonts w:hint="default" w:ascii="Bodoni MT" w:hAnsi="Bodoni MT" w:eastAsia="等线" w:cs="Bodoni MT"/>
-          <w:color w:val="C00000"/>
-          <w:sz w:val="22"/>
-          <w:szCs w:val="22"/>
-          <w:shd w:val="clear" w:color="FFFFFF" w:fill="D9D9D9"/>
-          <w:lang w:val="en-IN"/>
-        </w:rPr>
-        <w:t>Controllers are not any separate machine, these are just logic/processes running inside CM</w:t>
-      </w:r>
-      <w:r>
-        <w:rPr>
-          <w:rFonts w:hint="default" w:ascii="Bodoni MT" w:hAnsi="Bodoni MT" w:eastAsia="等线" w:cs="Bodoni MT"/>
-          <w:b w:val="0"/>
-          <w:bCs w:val="0"/>
-          <w:sz w:val="22"/>
-          <w:szCs w:val="22"/>
-          <w:lang w:val="en-IN"/>
-        </w:rPr>
-        <w:t>.</w:t>
+          <w:color w:val="auto"/>
+          <w:sz w:val="22"/>
+          <w:szCs w:val="22"/>
+        </w:rPr>
+      </w:pPr>
+      <w:r>
+        <w:rPr>
+          <w:rFonts w:hint="default" w:ascii="Bodoni MT" w:hAnsi="Bodoni MT" w:eastAsia="等线" w:cs="Bodoni MT"/>
+          <w:color w:val="auto"/>
+          <w:sz w:val="22"/>
+          <w:szCs w:val="22"/>
+          <w:lang w:val="en-US"/>
+        </w:rPr>
+        <w:t>Routes traffic to correct pod.</w:t>
       </w:r>
     </w:p>
     <w:p>
@@ -1947,18 +2549,108 @@
         <w:jc w:val="left"/>
         <w:rPr>
           <w:rFonts w:hint="default" w:ascii="Bodoni MT" w:hAnsi="Bodoni MT" w:eastAsia="等线" w:cs="Bodoni MT"/>
-          <w:sz w:val="22"/>
-          <w:szCs w:val="22"/>
-        </w:rPr>
-      </w:pPr>
-      <w:r>
-        <w:rPr>
-          <w:rFonts w:hint="default" w:ascii="Bodoni MT" w:hAnsi="Bodoni MT" w:eastAsia="等线" w:cs="Bodoni MT"/>
+          <w:color w:val="auto"/>
+          <w:sz w:val="22"/>
+          <w:szCs w:val="22"/>
+        </w:rPr>
+      </w:pPr>
+      <w:r>
+        <w:rPr>
+          <w:rFonts w:hint="default" w:ascii="Bodoni MT" w:hAnsi="Bodoni MT" w:eastAsia="等线" w:cs="Bodoni MT"/>
+          <w:color w:val="auto"/>
           <w:sz w:val="22"/>
           <w:szCs w:val="22"/>
           <w:lang w:val="en-US"/>
         </w:rPr>
-        <w:t>Pods crashes → recreate it</w:t>
+        <w:t>What it does?</w:t>
+      </w:r>
+      <w:r>
+        <w:rPr>
+          <w:rFonts w:hint="default" w:ascii="Bodoni MT" w:hAnsi="Bodoni MT" w:eastAsia="等线" w:cs="Bodoni MT"/>
+          <w:color w:val="auto"/>
+          <w:sz w:val="22"/>
+          <w:szCs w:val="22"/>
+          <w:lang w:val="en-US"/>
+        </w:rPr>
+        <w:br w:type="textWrapping"/>
+      </w:r>
+      <w:r>
+        <w:rPr>
+          <w:rFonts w:hint="default" w:ascii="Bodoni MT" w:hAnsi="Bodoni MT" w:eastAsia="等线" w:cs="Bodoni MT"/>
+          <w:color w:val="auto"/>
+          <w:sz w:val="22"/>
+          <w:szCs w:val="22"/>
+          <w:lang w:val="en-US"/>
+        </w:rPr>
+        <w:t>Maintains network rules (iptables/ipvs)</w:t>
+      </w:r>
+      <w:r>
+        <w:rPr>
+          <w:rFonts w:hint="default" w:ascii="Bodoni MT" w:hAnsi="Bodoni MT" w:eastAsia="等线" w:cs="Bodoni MT"/>
+          <w:color w:val="auto"/>
+          <w:sz w:val="22"/>
+          <w:szCs w:val="22"/>
+          <w:lang w:val="en-US"/>
+        </w:rPr>
+        <w:br w:type="textWrapping"/>
+      </w:r>
+      <w:r>
+        <w:rPr>
+          <w:rFonts w:hint="default" w:ascii="Bodoni MT" w:hAnsi="Bodoni MT" w:eastAsia="等线" w:cs="Bodoni MT"/>
+          <w:color w:val="auto"/>
+          <w:sz w:val="22"/>
+          <w:szCs w:val="22"/>
+          <w:lang w:val="en-US"/>
+        </w:rPr>
+        <w:t>Enable service → Pod communication.</w:t>
+      </w:r>
+    </w:p>
+    <w:p>
+      <w:pPr>
+        <w:keepNext w:val="0"/>
+        <w:keepLines w:val="0"/>
+        <w:widowControl/>
+        <w:numPr>
+          <w:ilvl w:val="0"/>
+          <w:numId w:val="0"/>
+        </w:numPr>
+        <w:suppressLineNumbers w:val="0"/>
+        <w:spacing w:before="0" w:beforeAutospacing="0" w:after="0" w:afterAutospacing="0" w:line="360" w:lineRule="auto"/>
+        <w:ind w:left="840" w:leftChars="0" w:right="0" w:rightChars="0"/>
+        <w:jc w:val="left"/>
+        <w:rPr>
+          <w:rFonts w:hint="default" w:ascii="Bodoni MT" w:hAnsi="Bodoni MT" w:eastAsia="等线" w:cs="Bodoni MT"/>
+          <w:b w:val="0"/>
+          <w:bCs w:val="0"/>
+          <w:color w:val="auto"/>
+          <w:sz w:val="22"/>
+          <w:szCs w:val="22"/>
+          <w:lang w:val="en-US"/>
+        </w:rPr>
+      </w:pPr>
+      <w:r>
+        <w:rPr>
+          <w:rFonts w:hint="default" w:ascii="Bodoni MT" w:hAnsi="Bodoni MT" w:eastAsia="等线" w:cs="Bodoni MT"/>
+          <w:b/>
+          <w:bCs/>
+          <w:color w:val="auto"/>
+          <w:sz w:val="22"/>
+          <w:szCs w:val="22"/>
+          <w:lang w:val="en-US"/>
+        </w:rPr>
+        <w:t>Pods</w:t>
+      </w:r>
+      <w:r>
+        <w:rPr>
+          <w:rFonts w:hint="default" w:ascii="Bodoni MT" w:hAnsi="Bodoni MT" w:eastAsia="等线" w:cs="Bodoni MT"/>
+          <w:b w:val="0"/>
+          <w:bCs w:val="0"/>
+          <w:color w:val="auto"/>
+          <w:sz w:val="22"/>
+          <w:szCs w:val="22"/>
+          <w:lang w:val="en-US"/>
+        </w:rPr>
+        <w:t xml:space="preserve"> (Workloads)</w:t>
       </w:r>
     </w:p>
     <w:p>
@@ -1976,18 +2668,20 @@
         <w:jc w:val="left"/>
         <w:rPr>
           <w:rFonts w:hint="default" w:ascii="Bodoni MT" w:hAnsi="Bodoni MT" w:eastAsia="等线" w:cs="Bodoni MT"/>
-          <w:sz w:val="22"/>
-          <w:szCs w:val="22"/>
-        </w:rPr>
-      </w:pPr>
-      <w:r>
-        <w:rPr>
-          <w:rFonts w:hint="default" w:ascii="Bodoni MT" w:hAnsi="Bodoni MT" w:eastAsia="等线" w:cs="Bodoni MT"/>
+          <w:color w:val="auto"/>
+          <w:sz w:val="22"/>
+          <w:szCs w:val="22"/>
+        </w:rPr>
+      </w:pPr>
+      <w:r>
+        <w:rPr>
+          <w:rFonts w:hint="default" w:ascii="Bodoni MT" w:hAnsi="Bodoni MT" w:eastAsia="等线" w:cs="Bodoni MT"/>
+          <w:color w:val="auto"/>
           <w:sz w:val="22"/>
           <w:szCs w:val="22"/>
           <w:lang w:val="en-US"/>
         </w:rPr>
-        <w:t>Nodes down → reschedule pods</w:t>
+        <w:t>These are the actual applications.</w:t>
       </w:r>
     </w:p>
     <w:p>
@@ -2005,31 +2699,25 @@
         <w:jc w:val="left"/>
         <w:rPr>
           <w:rFonts w:hint="default" w:ascii="Bodoni MT" w:hAnsi="Bodoni MT" w:eastAsia="等线" w:cs="Bodoni MT"/>
-          <w:sz w:val="22"/>
-          <w:szCs w:val="22"/>
-        </w:rPr>
-      </w:pPr>
-      <w:r>
-        <w:rPr>
-          <w:rFonts w:hint="default" w:ascii="Bodoni MT" w:hAnsi="Bodoni MT" w:eastAsia="等线" w:cs="Bodoni MT"/>
-          <w:sz w:val="22"/>
-          <w:szCs w:val="22"/>
-          <w:lang w:val="en-US"/>
-        </w:rPr>
-        <w:t xml:space="preserve">You can think it as a </w:t>
-      </w:r>
-      <w:r>
-        <w:rPr>
-          <w:rFonts w:hint="default" w:ascii="Bodoni MT" w:hAnsi="Bodoni MT" w:eastAsia="等线" w:cs="Bodoni MT"/>
-          <w:b w:val="0"/>
-          <w:bCs w:val="0"/>
+          <w:color w:val="auto"/>
+          <w:sz w:val="22"/>
+          <w:szCs w:val="22"/>
+        </w:rPr>
+      </w:pPr>
+      <w:r>
+        <w:rPr>
+          <w:rFonts w:hint="default" w:ascii="Bodoni MT" w:hAnsi="Bodoni MT" w:eastAsia="等线" w:cs="Bodoni MT"/>
+          <w:b/>
+          <w:bCs/>
           <w:i/>
           <w:iCs/>
-          <w:sz w:val="22"/>
-          <w:szCs w:val="22"/>
-          <w:lang w:val="en-US"/>
-        </w:rPr>
-        <w:t>Auto Healing System</w:t>
+          <w:color w:val="C00000"/>
+          <w:sz w:val="22"/>
+          <w:szCs w:val="22"/>
+          <w:shd w:val="clear" w:color="FFFFFF" w:fill="D9D9D9"/>
+          <w:lang w:val="en-IN"/>
+        </w:rPr>
+        <w:t>Pods</w:t>
       </w:r>
       <w:r>
         <w:rPr>
@@ -2038,11 +2726,43 @@
           <w:bCs w:val="0"/>
           <w:i w:val="0"/>
           <w:iCs w:val="0"/>
-          <w:sz w:val="22"/>
-          <w:szCs w:val="22"/>
-          <w:lang w:val="en-US"/>
-        </w:rPr>
-        <w:t>.</w:t>
+          <w:color w:val="C00000"/>
+          <w:sz w:val="22"/>
+          <w:szCs w:val="22"/>
+          <w:shd w:val="clear" w:color="FFFFFF" w:fill="D9D9D9"/>
+          <w:lang w:val="en-IN"/>
+        </w:rPr>
+        <w:t xml:space="preserve"> are just logical units, the </w:t>
+      </w:r>
+      <w:r>
+        <w:rPr>
+          <w:rFonts w:hint="default" w:ascii="Bodoni MT" w:hAnsi="Bodoni MT" w:eastAsia="等线" w:cs="Bodoni MT"/>
+          <w:b/>
+          <w:bCs/>
+          <w:i/>
+          <w:iCs/>
+          <w:color w:val="C00000"/>
+          <w:sz w:val="22"/>
+          <w:szCs w:val="22"/>
+          <w:shd w:val="clear" w:color="FFFFFF" w:fill="D9D9D9"/>
+          <w:lang w:val="en-IN"/>
+        </w:rPr>
+        <w:t>containers</w:t>
+      </w:r>
+      <w:r>
+        <w:rPr>
+          <w:rFonts w:hint="default" w:ascii="Bodoni MT" w:hAnsi="Bodoni MT" w:eastAsia="等线" w:cs="Bodoni MT"/>
+          <w:b w:val="0"/>
+          <w:bCs w:val="0"/>
+          <w:i w:val="0"/>
+          <w:iCs w:val="0"/>
+          <w:color w:val="C00000"/>
+          <w:sz w:val="22"/>
+          <w:szCs w:val="22"/>
+          <w:shd w:val="clear" w:color="FFFFFF" w:fill="D9D9D9"/>
+          <w:lang w:val="en-IN"/>
+        </w:rPr>
+        <w:t xml:space="preserve"> are actual running processes.</w:t>
       </w:r>
     </w:p>
     <w:p>
@@ -2060,82 +2780,131 @@
         <w:jc w:val="left"/>
         <w:rPr>
           <w:rFonts w:hint="default" w:ascii="Bodoni MT" w:hAnsi="Bodoni MT" w:eastAsia="等线" w:cs="Bodoni MT"/>
-          <w:sz w:val="22"/>
-          <w:szCs w:val="22"/>
-        </w:rPr>
-      </w:pPr>
+          <w:color w:val="auto"/>
+          <w:sz w:val="22"/>
+          <w:szCs w:val="22"/>
+        </w:rPr>
+      </w:pPr>
+      <w:r>
+        <w:rPr>
+          <w:rFonts w:hint="default" w:ascii="Bodoni MT" w:hAnsi="Bodoni MT" w:eastAsia="等线" w:cs="Bodoni MT"/>
+          <w:color w:val="auto"/>
+          <w:sz w:val="22"/>
+          <w:szCs w:val="22"/>
+          <w:lang w:val="en-US"/>
+        </w:rPr>
+        <w:t>Each pod → 1 running instance.</w:t>
+      </w:r>
+    </w:p>
+    <w:p>
+      <w:pPr>
+        <w:keepNext w:val="0"/>
+        <w:keepLines w:val="0"/>
+        <w:widowControl/>
+        <w:numPr>
+          <w:ilvl w:val="2"/>
+          <w:numId w:val="11"/>
+        </w:numPr>
+        <w:suppressLineNumbers w:val="0"/>
+        <w:spacing w:before="0" w:beforeAutospacing="0" w:after="0" w:afterAutospacing="0" w:line="360" w:lineRule="auto"/>
+        <w:ind w:left="1260" w:leftChars="0" w:right="0" w:hanging="420" w:firstLineChars="0"/>
+        <w:jc w:val="left"/>
+        <w:rPr>
+          <w:rFonts w:hint="default" w:ascii="Bodoni MT" w:hAnsi="Bodoni MT" w:eastAsia="等线" w:cs="Bodoni MT"/>
+          <w:color w:val="auto"/>
+          <w:sz w:val="22"/>
+          <w:szCs w:val="22"/>
+        </w:rPr>
+      </w:pPr>
+      <w:r>
+        <w:rPr>
+          <w:rFonts w:hint="default" w:ascii="Bodoni MT" w:hAnsi="Bodoni MT" w:eastAsia="等线" w:cs="Bodoni MT"/>
+          <w:color w:val="auto"/>
+          <w:sz w:val="22"/>
+          <w:szCs w:val="22"/>
+          <w:lang w:val="en-US"/>
+        </w:rPr>
+        <w:t>Inside each pod: container (your app), shared network, optional storage.</w:t>
+      </w:r>
+    </w:p>
+    <w:p>
+      <w:pPr>
+        <w:keepNext w:val="0"/>
+        <w:keepLines w:val="0"/>
+        <w:widowControl/>
+        <w:numPr>
+          <w:ilvl w:val="0"/>
+          <w:numId w:val="11"/>
+        </w:numPr>
+        <w:suppressLineNumbers w:val="0"/>
+        <w:spacing w:before="0" w:beforeAutospacing="0" w:after="0" w:afterAutospacing="0" w:line="360" w:lineRule="auto"/>
+        <w:ind w:left="420" w:leftChars="0" w:right="0" w:hanging="420" w:firstLineChars="0"/>
+        <w:jc w:val="left"/>
+        <w:rPr>
+          <w:rFonts w:hint="default" w:ascii="Bodoni MT" w:hAnsi="Bodoni MT" w:eastAsia="等线" w:cs="Bodoni MT"/>
+          <w:color w:val="auto"/>
+          <w:sz w:val="22"/>
+          <w:szCs w:val="22"/>
+        </w:rPr>
+      </w:pPr>
+      <w:r>
+        <w:rPr>
+          <w:rFonts w:hint="default" w:ascii="Bodoni MT" w:hAnsi="Bodoni MT" w:eastAsia="等线" w:cs="Bodoni MT"/>
+          <w:color w:val="auto"/>
+          <w:sz w:val="22"/>
+          <w:szCs w:val="22"/>
+          <w:lang w:val="en-US"/>
+        </w:rPr>
+        <w:t xml:space="preserve">Now the question is, </w:t>
+      </w:r>
+      <w:r>
+        <w:rPr>
+          <w:rFonts w:hint="default" w:ascii="Bodoni MT" w:hAnsi="Bodoni MT" w:eastAsia="等线" w:cs="Bodoni MT"/>
+          <w:b/>
+          <w:bCs/>
+          <w:color w:val="auto"/>
+          <w:sz w:val="22"/>
+          <w:szCs w:val="22"/>
+          <w:lang w:val="en-US"/>
+        </w:rPr>
+        <w:t>kubelet</w:t>
+      </w:r>
       <w:r>
         <w:rPr>
           <w:rFonts w:hint="default" w:ascii="Bodoni MT" w:hAnsi="Bodoni MT" w:eastAsia="等线" w:cs="Bodoni MT"/>
           <w:b w:val="0"/>
           <w:bCs w:val="0"/>
-          <w:i w:val="0"/>
-          <w:iCs w:val="0"/>
+          <w:color w:val="auto"/>
           <w:sz w:val="22"/>
           <w:szCs w:val="22"/>
           <w:lang w:val="en-US"/>
         </w:rPr>
-        <w:t xml:space="preserve">It decides </w:t>
+        <w:t xml:space="preserve"> restarts the </w:t>
       </w:r>
       <w:r>
         <w:rPr>
           <w:rFonts w:hint="default" w:ascii="Bodoni MT" w:hAnsi="Bodoni MT" w:eastAsia="等线" w:cs="Bodoni MT"/>
           <w:b w:val="0"/>
           <w:bCs w:val="0"/>
-          <w:i w:val="0"/>
-          <w:iCs w:val="0"/>
-          <w:color w:val="0070C0"/>
-          <w:sz w:val="22"/>
-          <w:szCs w:val="22"/>
+          <w:color w:val="C00000"/>
+          <w:sz w:val="22"/>
+          <w:szCs w:val="22"/>
+          <w:shd w:val="clear" w:color="FFFFFF" w:fill="D9D9D9"/>
           <w:lang w:val="en-US"/>
         </w:rPr>
-        <w:t>“</w:t>
+        <w:t>containers (not pods)</w:t>
       </w:r>
       <w:r>
         <w:rPr>
           <w:rFonts w:hint="default" w:ascii="Bodoni MT" w:hAnsi="Bodoni MT" w:eastAsia="等线" w:cs="Bodoni MT"/>
           <w:b w:val="0"/>
           <w:bCs w:val="0"/>
-          <w:i w:val="0"/>
-          <w:iCs w:val="0"/>
-          <w:color w:val="0070C0"/>
-          <w:sz w:val="22"/>
-          <w:szCs w:val="22"/>
-          <w:highlight w:val="none"/>
-          <w:shd w:val="clear" w:color="FFFFFF" w:fill="D9D9D9"/>
+          <w:color w:val="auto"/>
+          <w:sz w:val="22"/>
+          <w:szCs w:val="22"/>
           <w:lang w:val="en-US"/>
         </w:rPr>
-        <w:t>what</w:t>
-      </w:r>
-      <w:r>
-        <w:rPr>
-          <w:rFonts w:hint="default" w:ascii="Bodoni MT" w:hAnsi="Bodoni MT" w:eastAsia="等线" w:cs="Bodoni MT"/>
-          <w:b w:val="0"/>
-          <w:bCs w:val="0"/>
-          <w:i w:val="0"/>
-          <w:iCs w:val="0"/>
-          <w:color w:val="0070C0"/>
-          <w:sz w:val="22"/>
-          <w:szCs w:val="22"/>
-          <w:highlight w:val="none"/>
-          <w:shd w:val="clear" w:color="auto" w:fill="auto"/>
-          <w:lang w:val="en-US"/>
-        </w:rPr>
-        <w:t xml:space="preserve"> </w:t>
-      </w:r>
-      <w:r>
-        <w:rPr>
-          <w:rFonts w:hint="default" w:ascii="Bodoni MT" w:hAnsi="Bodoni MT" w:eastAsia="等线" w:cs="Bodoni MT"/>
-          <w:b w:val="0"/>
-          <w:bCs w:val="0"/>
-          <w:i w:val="0"/>
-          <w:iCs w:val="0"/>
-          <w:color w:val="0070C0"/>
-          <w:sz w:val="22"/>
-          <w:szCs w:val="22"/>
-          <w:lang w:val="en-US"/>
-        </w:rPr>
-        <w:t>should exist?”</w:t>
+        <w:t xml:space="preserve"> if crashes, then why CM exists.</w:t>
       </w:r>
     </w:p>
     <w:p>
@@ -2156,23 +2925,305 @@
           <w:color w:val="auto"/>
           <w:sz w:val="22"/>
           <w:szCs w:val="22"/>
-          <w:u w:val="single"/>
-        </w:rPr>
-      </w:pPr>
+        </w:rPr>
+      </w:pPr>
+      <w:r>
+        <w:rPr>
+          <w:rFonts w:hint="default" w:ascii="Bodoni MT" w:hAnsi="Bodoni MT" w:eastAsia="等线" w:cs="Bodoni MT"/>
+          <w:color w:val="auto"/>
+          <w:sz w:val="22"/>
+          <w:szCs w:val="22"/>
+          <w:lang w:val="en-US"/>
+        </w:rPr>
+        <w:t>Lets say one node goes down, it means the kubelet present inside that node is also gone.</w:t>
+      </w:r>
+    </w:p>
+    <w:p>
+      <w:pPr>
+        <w:keepNext w:val="0"/>
+        <w:keepLines w:val="0"/>
+        <w:widowControl/>
+        <w:numPr>
+          <w:ilvl w:val="1"/>
+          <w:numId w:val="11"/>
+        </w:numPr>
+        <w:suppressLineNumbers w:val="0"/>
+        <w:spacing w:before="0" w:beforeAutospacing="0" w:after="0" w:afterAutospacing="0" w:line="360" w:lineRule="auto"/>
+        <w:ind w:left="840" w:leftChars="0" w:right="0" w:hanging="420" w:firstLineChars="0"/>
+        <w:jc w:val="left"/>
+        <w:rPr>
+          <w:rFonts w:hint="default" w:ascii="Bodoni MT" w:hAnsi="Bodoni MT" w:eastAsia="等线" w:cs="Bodoni MT"/>
+          <w:color w:val="auto"/>
+          <w:sz w:val="22"/>
+          <w:szCs w:val="22"/>
+        </w:rPr>
+      </w:pPr>
+      <w:r>
+        <w:rPr>
+          <w:rFonts w:hint="default" w:ascii="Bodoni MT" w:hAnsi="Bodoni MT" w:eastAsia="等线" w:cs="Bodoni MT"/>
+          <w:color w:val="auto"/>
+          <w:sz w:val="22"/>
+          <w:szCs w:val="22"/>
+          <w:lang w:val="en-US"/>
+        </w:rPr>
+        <w:t>Now CM checks if the required number of pods are running or not (according to the desired state)</w:t>
+      </w:r>
+    </w:p>
+    <w:p>
+      <w:pPr>
+        <w:keepNext w:val="0"/>
+        <w:keepLines w:val="0"/>
+        <w:widowControl/>
+        <w:numPr>
+          <w:ilvl w:val="1"/>
+          <w:numId w:val="11"/>
+        </w:numPr>
+        <w:suppressLineNumbers w:val="0"/>
+        <w:spacing w:before="0" w:beforeAutospacing="0" w:after="0" w:afterAutospacing="0" w:line="360" w:lineRule="auto"/>
+        <w:ind w:left="840" w:leftChars="0" w:right="0" w:hanging="420" w:firstLineChars="0"/>
+        <w:jc w:val="left"/>
+        <w:rPr>
+          <w:rFonts w:hint="default" w:ascii="Bodoni MT" w:hAnsi="Bodoni MT" w:eastAsia="等线" w:cs="Bodoni MT"/>
+          <w:color w:val="auto"/>
+          <w:sz w:val="22"/>
+          <w:szCs w:val="22"/>
+        </w:rPr>
+      </w:pPr>
+      <w:r>
+        <w:rPr>
+          <w:rFonts w:hint="default" w:ascii="Bodoni MT" w:hAnsi="Bodoni MT" w:eastAsia="等线" w:cs="Bodoni MT"/>
+          <w:color w:val="auto"/>
+          <w:sz w:val="22"/>
+          <w:szCs w:val="22"/>
+          <w:lang w:val="en-US"/>
+        </w:rPr>
+        <w:t>If not, then it creates new pods objects (not containers)</w:t>
+      </w:r>
+    </w:p>
+    <w:p>
+      <w:pPr>
+        <w:keepNext w:val="0"/>
+        <w:keepLines w:val="0"/>
+        <w:widowControl/>
+        <w:numPr>
+          <w:ilvl w:val="1"/>
+          <w:numId w:val="11"/>
+        </w:numPr>
+        <w:suppressLineNumbers w:val="0"/>
+        <w:spacing w:before="0" w:beforeAutospacing="0" w:after="0" w:afterAutospacing="0" w:line="360" w:lineRule="auto"/>
+        <w:ind w:left="840" w:leftChars="0" w:right="0" w:hanging="420" w:firstLineChars="0"/>
+        <w:jc w:val="left"/>
+        <w:rPr>
+          <w:rFonts w:hint="default" w:ascii="Bodoni MT" w:hAnsi="Bodoni MT" w:eastAsia="等线" w:cs="Bodoni MT"/>
+          <w:color w:val="auto"/>
+          <w:sz w:val="22"/>
+          <w:szCs w:val="22"/>
+        </w:rPr>
+      </w:pPr>
+      <w:r>
+        <w:rPr>
+          <w:rFonts w:hint="default" w:ascii="Bodoni MT" w:hAnsi="Bodoni MT" w:eastAsia="等线" w:cs="Bodoni MT"/>
+          <w:color w:val="auto"/>
+          <w:sz w:val="22"/>
+          <w:szCs w:val="22"/>
+          <w:lang w:val="en-US"/>
+        </w:rPr>
+        <w:t>After that, scheduler decides on which node that pods will be running.</w:t>
+      </w:r>
+    </w:p>
+    <w:p>
+      <w:pPr>
+        <w:keepNext w:val="0"/>
+        <w:keepLines w:val="0"/>
+        <w:widowControl/>
+        <w:numPr>
+          <w:ilvl w:val="1"/>
+          <w:numId w:val="11"/>
+        </w:numPr>
+        <w:suppressLineNumbers w:val="0"/>
+        <w:spacing w:before="0" w:beforeAutospacing="0" w:after="0" w:afterAutospacing="0" w:line="360" w:lineRule="auto"/>
+        <w:ind w:left="840" w:leftChars="0" w:right="0" w:hanging="420" w:firstLineChars="0"/>
+        <w:jc w:val="left"/>
+        <w:rPr>
+          <w:rFonts w:hint="default" w:ascii="Bodoni MT" w:hAnsi="Bodoni MT" w:eastAsia="等线" w:cs="Bodoni MT"/>
+          <w:color w:val="auto"/>
+          <w:sz w:val="22"/>
+          <w:szCs w:val="22"/>
+        </w:rPr>
+      </w:pPr>
+      <w:r>
+        <w:rPr>
+          <w:rFonts w:hint="default" w:ascii="Bodoni MT" w:hAnsi="Bodoni MT" w:eastAsia="等线" w:cs="Bodoni MT"/>
+          <w:color w:val="auto"/>
+          <w:sz w:val="22"/>
+          <w:szCs w:val="22"/>
+          <w:lang w:val="en-US"/>
+        </w:rPr>
+        <w:t xml:space="preserve">Now, </w:t>
+      </w:r>
+      <w:r>
+        <w:rPr>
+          <w:rFonts w:hint="default" w:ascii="Bodoni MT" w:hAnsi="Bodoni MT" w:eastAsia="等线" w:cs="Bodoni MT"/>
+          <w:b/>
+          <w:bCs/>
+          <w:color w:val="auto"/>
+          <w:sz w:val="22"/>
+          <w:szCs w:val="22"/>
+          <w:lang w:val="en-US"/>
+        </w:rPr>
+        <w:t xml:space="preserve">kubelet </w:t>
+      </w:r>
+      <w:r>
+        <w:rPr>
+          <w:rFonts w:hint="default" w:ascii="Bodoni MT" w:hAnsi="Bodoni MT" w:eastAsia="等线" w:cs="Bodoni MT"/>
+          <w:color w:val="auto"/>
+          <w:sz w:val="22"/>
+          <w:szCs w:val="22"/>
+          <w:lang w:val="en-US"/>
+        </w:rPr>
+        <w:t>present inside each node (</w:t>
+      </w:r>
+      <w:r>
+        <w:rPr>
+          <w:rFonts w:hint="default" w:ascii="Bodoni MT" w:hAnsi="Bodoni MT" w:eastAsia="等线" w:cs="Bodoni MT"/>
+          <w:color w:val="auto"/>
+          <w:sz w:val="22"/>
+          <w:szCs w:val="22"/>
+          <w:lang w:val="en-IN"/>
+        </w:rPr>
+        <w:t>which is chosen for a pod</w:t>
+      </w:r>
+      <w:r>
+        <w:rPr>
+          <w:rFonts w:hint="default" w:ascii="Bodoni MT" w:hAnsi="Bodoni MT" w:eastAsia="等线" w:cs="Bodoni MT"/>
+          <w:color w:val="auto"/>
+          <w:sz w:val="22"/>
+          <w:szCs w:val="22"/>
+          <w:lang w:val="en-US"/>
+        </w:rPr>
+        <w:t>), will run the containers inside the specific pods.</w:t>
+      </w:r>
+    </w:p>
+    <w:p>
+      <w:pPr>
+        <w:keepNext w:val="0"/>
+        <w:keepLines w:val="0"/>
+        <w:widowControl/>
+        <w:numPr>
+          <w:ilvl w:val="1"/>
+          <w:numId w:val="11"/>
+        </w:numPr>
+        <w:suppressLineNumbers w:val="0"/>
+        <w:spacing w:before="0" w:beforeAutospacing="0" w:after="0" w:afterAutospacing="0" w:line="360" w:lineRule="auto"/>
+        <w:ind w:left="840" w:leftChars="0" w:right="0" w:hanging="420" w:firstLineChars="0"/>
+        <w:jc w:val="left"/>
+        <w:rPr>
+          <w:rFonts w:hint="default" w:ascii="Bodoni MT" w:hAnsi="Bodoni MT" w:eastAsia="等线" w:cs="Bodoni MT"/>
+          <w:color w:val="auto"/>
+          <w:sz w:val="22"/>
+          <w:szCs w:val="22"/>
+        </w:rPr>
+      </w:pPr>
+      <w:r>
+        <w:rPr>
+          <w:rFonts w:hint="default" w:ascii="Bodoni MT" w:hAnsi="Bodoni MT" w:eastAsia="等线" w:cs="Bodoni MT"/>
+          <w:color w:val="auto"/>
+          <w:sz w:val="22"/>
+          <w:szCs w:val="22"/>
+          <w:lang w:val="en-US"/>
+        </w:rPr>
+        <w:t xml:space="preserve">One pod can run multiple </w:t>
+      </w:r>
+      <w:r>
+        <w:rPr>
+          <w:rFonts w:hint="default" w:ascii="Bodoni MT" w:hAnsi="Bodoni MT" w:eastAsia="等线" w:cs="Bodoni MT"/>
+          <w:i/>
+          <w:iCs/>
+          <w:color w:val="auto"/>
+          <w:sz w:val="22"/>
+          <w:szCs w:val="22"/>
+          <w:lang w:val="en-US"/>
+        </w:rPr>
+        <w:t>containers</w:t>
+      </w:r>
+      <w:r>
+        <w:rPr>
+          <w:rFonts w:hint="default" w:ascii="Bodoni MT" w:hAnsi="Bodoni MT" w:eastAsia="等线" w:cs="Bodoni MT"/>
+          <w:color w:val="auto"/>
+          <w:sz w:val="22"/>
+          <w:szCs w:val="22"/>
+          <w:lang w:val="en-US"/>
+        </w:rPr>
+        <w:t>, but they will share same ip and resources, it is advanced if you want to use logging or some functionality like that.</w:t>
+      </w:r>
+    </w:p>
+    <w:p>
+      <w:pPr>
+        <w:keepNext w:val="0"/>
+        <w:keepLines w:val="0"/>
+        <w:widowControl/>
+        <w:numPr>
+          <w:ilvl w:val="1"/>
+          <w:numId w:val="11"/>
+        </w:numPr>
+        <w:suppressLineNumbers w:val="0"/>
+        <w:spacing w:before="0" w:beforeAutospacing="0" w:after="0" w:afterAutospacing="0" w:line="360" w:lineRule="auto"/>
+        <w:ind w:left="840" w:leftChars="0" w:right="0" w:hanging="420" w:firstLineChars="0"/>
+        <w:jc w:val="left"/>
+        <w:rPr>
+          <w:rFonts w:hint="default" w:ascii="Bodoni MT" w:hAnsi="Bodoni MT" w:eastAsia="等线" w:cs="Bodoni MT"/>
+          <w:color w:val="auto"/>
+          <w:sz w:val="22"/>
+          <w:szCs w:val="22"/>
+        </w:rPr>
+      </w:pPr>
+      <w:r>
+        <w:rPr>
+          <w:rFonts w:hint="default" w:ascii="Bodoni MT" w:hAnsi="Bodoni MT" w:eastAsia="等线" w:cs="Bodoni MT"/>
+          <w:b/>
+          <w:bCs/>
+          <w:color w:val="C00000"/>
+          <w:sz w:val="22"/>
+          <w:szCs w:val="22"/>
+          <w:lang w:val="en-US"/>
+        </w:rPr>
+        <w:t>Kubelet restart the containers if crashes, because pods are just objects which is created by CM</w:t>
+      </w:r>
       <w:r>
         <w:rPr>
           <w:rFonts w:hint="default" w:ascii="Bodoni MT" w:hAnsi="Bodoni MT" w:eastAsia="等线" w:cs="Bodoni MT"/>
           <w:b w:val="0"/>
           <w:bCs w:val="0"/>
-          <w:i w:val="0"/>
-          <w:iCs w:val="0"/>
+          <w:color w:val="C00000"/>
+          <w:sz w:val="22"/>
+          <w:szCs w:val="22"/>
+          <w:lang w:val="en-US"/>
+        </w:rPr>
+        <w:t xml:space="preserve"> </w:t>
+      </w:r>
+      <w:r>
+        <w:rPr>
+          <w:rFonts w:hint="default" w:ascii="Bodoni MT" w:hAnsi="Bodoni MT" w:eastAsia="等线" w:cs="Bodoni MT"/>
+          <w:b/>
+          <w:bCs/>
+          <w:color w:val="C00000"/>
+          <w:sz w:val="22"/>
+          <w:szCs w:val="22"/>
+          <w:lang w:val="en-US"/>
+        </w:rPr>
+        <w:t>inside which Containers are run</w:t>
+      </w:r>
+      <w:r>
+        <w:rPr>
+          <w:rFonts w:hint="default" w:ascii="Bodoni MT" w:hAnsi="Bodoni MT" w:eastAsia="等线" w:cs="Bodoni MT"/>
+          <w:b/>
+          <w:bCs/>
           <w:color w:val="auto"/>
           <w:sz w:val="22"/>
           <w:szCs w:val="22"/>
-          <w:u w:val="single"/>
           <w:lang w:val="en-US"/>
         </w:rPr>
-        <w:t>Data Plane Node</w:t>
+        <w:t>.</w:t>
       </w:r>
     </w:p>
     <w:p>
@@ -2182,33 +3233,414 @@
         <w:widowControl/>
         <w:numPr>
           <w:ilvl w:val="0"/>
-          <w:numId w:val="0"/>
+          <w:numId w:val="11"/>
         </w:numPr>
         <w:suppressLineNumbers w:val="0"/>
         <w:spacing w:before="0" w:beforeAutospacing="0" w:after="0" w:afterAutospacing="0" w:line="360" w:lineRule="auto"/>
-        <w:ind w:left="840" w:leftChars="0" w:right="0" w:rightChars="0"/>
+        <w:ind w:left="420" w:leftChars="0" w:right="0" w:hanging="420" w:firstLineChars="0"/>
         <w:jc w:val="left"/>
+        <w:rPr>
+          <w:rFonts w:hint="default" w:ascii="Bodoni MT" w:hAnsi="Bodoni MT" w:eastAsia="等线" w:cs="Bodoni MT"/>
+          <w:b/>
+          <w:bCs/>
+          <w:color w:val="FFFFFF" w:themeColor="background1"/>
+          <w:sz w:val="22"/>
+          <w:szCs w:val="22"/>
+          <w:highlight w:val="darkMagenta"/>
+          <w14:textFill>
+            <w14:solidFill>
+              <w14:schemeClr w14:val="bg1"/>
+            </w14:solidFill>
+          </w14:textFill>
+        </w:rPr>
+      </w:pPr>
+      <w:r>
+        <w:rPr>
+          <w:rFonts w:hint="default" w:ascii="Bodoni MT" w:hAnsi="Bodoni MT" w:eastAsia="等线" w:cs="Bodoni MT"/>
+          <w:b/>
+          <w:bCs/>
+          <w:color w:val="FFFFFF" w:themeColor="background1"/>
+          <w:sz w:val="22"/>
+          <w:szCs w:val="22"/>
+          <w:highlight w:val="darkMagenta"/>
+          <w:lang w:val="en-US"/>
+          <w14:textFill>
+            <w14:solidFill>
+              <w14:schemeClr w14:val="bg1"/>
+            </w14:solidFill>
+          </w14:textFill>
+        </w:rPr>
+        <w:t xml:space="preserve">CM and Schd                                                             </w:t>
+      </w:r>
+    </w:p>
+    <w:p>
+      <w:pPr>
+        <w:keepNext w:val="0"/>
+        <w:keepLines w:val="0"/>
+        <w:widowControl/>
+        <w:numPr>
+          <w:ilvl w:val="1"/>
+          <w:numId w:val="11"/>
+        </w:numPr>
+        <w:suppressLineNumbers w:val="0"/>
+        <w:spacing w:before="0" w:beforeAutospacing="0" w:after="0" w:afterAutospacing="0" w:line="360" w:lineRule="auto"/>
+        <w:ind w:left="840" w:leftChars="0" w:right="0" w:hanging="420" w:firstLineChars="0"/>
+        <w:jc w:val="left"/>
+        <w:rPr>
+          <w:rFonts w:hint="default" w:ascii="Bodoni MT" w:hAnsi="Bodoni MT" w:eastAsia="等线" w:cs="Bodoni MT"/>
+          <w:sz w:val="22"/>
+          <w:szCs w:val="22"/>
+        </w:rPr>
+      </w:pPr>
+      <w:r>
+        <w:rPr>
+          <w:rFonts w:hint="default" w:ascii="Bodoni MT" w:hAnsi="Bodoni MT" w:eastAsia="等线" w:cs="Bodoni MT"/>
+          <w:b/>
+          <w:bCs/>
+          <w:color w:val="C00000"/>
+          <w:sz w:val="22"/>
+          <w:szCs w:val="22"/>
+          <w:lang w:val="en-US"/>
+        </w:rPr>
+        <w:t>CM</w:t>
+      </w:r>
+      <w:r>
+        <w:rPr>
+          <w:rFonts w:hint="default" w:ascii="Bodoni MT" w:hAnsi="Bodoni MT" w:eastAsia="等线" w:cs="Bodoni MT"/>
+          <w:sz w:val="22"/>
+          <w:szCs w:val="22"/>
+          <w:lang w:val="en-US"/>
+        </w:rPr>
+        <w:t>: We need 4 pods (create pods objects)</w:t>
+      </w:r>
+    </w:p>
+    <w:p>
+      <w:pPr>
+        <w:keepNext w:val="0"/>
+        <w:keepLines w:val="0"/>
+        <w:widowControl/>
+        <w:numPr>
+          <w:ilvl w:val="1"/>
+          <w:numId w:val="11"/>
+        </w:numPr>
+        <w:suppressLineNumbers w:val="0"/>
+        <w:spacing w:before="0" w:beforeAutospacing="0" w:after="0" w:afterAutospacing="0" w:line="360" w:lineRule="auto"/>
+        <w:ind w:left="840" w:leftChars="0" w:right="0" w:hanging="420" w:firstLineChars="0"/>
+        <w:jc w:val="left"/>
+        <w:rPr>
+          <w:rFonts w:hint="default" w:ascii="Bodoni MT" w:hAnsi="Bodoni MT" w:eastAsia="等线" w:cs="Bodoni MT"/>
+          <w:sz w:val="22"/>
+          <w:szCs w:val="22"/>
+        </w:rPr>
+      </w:pPr>
+      <w:r>
+        <w:rPr>
+          <w:rFonts w:hint="default" w:ascii="Bodoni MT" w:hAnsi="Bodoni MT" w:eastAsia="等线" w:cs="Bodoni MT"/>
+          <w:b/>
+          <w:bCs/>
+          <w:color w:val="C00000"/>
+          <w:sz w:val="22"/>
+          <w:szCs w:val="22"/>
+          <w:lang w:val="en-US"/>
+        </w:rPr>
+        <w:t>SCHD</w:t>
+      </w:r>
+      <w:r>
+        <w:rPr>
+          <w:rFonts w:hint="default" w:ascii="Bodoni MT" w:hAnsi="Bodoni MT" w:eastAsia="等线" w:cs="Bodoni MT"/>
+          <w:sz w:val="22"/>
+          <w:szCs w:val="22"/>
+          <w:lang w:val="en-US"/>
+        </w:rPr>
+        <w:t>: Where should these pods go? Pod-1 → Node-1, Pod-2 → Node-2 ..etc</w:t>
+      </w:r>
+    </w:p>
+    <w:p>
+      <w:pPr>
+        <w:keepNext w:val="0"/>
+        <w:keepLines w:val="0"/>
+        <w:widowControl/>
+        <w:numPr>
+          <w:ilvl w:val="1"/>
+          <w:numId w:val="11"/>
+        </w:numPr>
+        <w:suppressLineNumbers w:val="0"/>
+        <w:spacing w:before="0" w:beforeAutospacing="0" w:after="0" w:afterAutospacing="0" w:line="360" w:lineRule="auto"/>
+        <w:ind w:left="840" w:leftChars="0" w:right="0" w:hanging="420" w:firstLineChars="0"/>
+        <w:jc w:val="left"/>
+        <w:rPr>
+          <w:rFonts w:hint="default" w:ascii="Bodoni MT" w:hAnsi="Bodoni MT" w:eastAsia="等线" w:cs="Bodoni MT"/>
+          <w:sz w:val="22"/>
+          <w:szCs w:val="22"/>
+        </w:rPr>
+      </w:pPr>
+      <w:r>
+        <w:rPr>
+          <w:rFonts w:hint="default" w:ascii="Bodoni MT" w:hAnsi="Bodoni MT" w:eastAsia="等线" w:cs="Bodoni MT"/>
+          <w:b/>
+          <w:bCs/>
+          <w:color w:val="C00000"/>
+          <w:sz w:val="22"/>
+          <w:szCs w:val="22"/>
+          <w:lang w:val="en-US"/>
+        </w:rPr>
+        <w:t>Kubelet</w:t>
+      </w:r>
+      <w:r>
+        <w:rPr>
+          <w:rFonts w:hint="default" w:ascii="Bodoni MT" w:hAnsi="Bodoni MT" w:eastAsia="等线" w:cs="Bodoni MT"/>
+          <w:sz w:val="22"/>
+          <w:szCs w:val="22"/>
+          <w:lang w:val="en-US"/>
+        </w:rPr>
+        <w:t>: Runs on each worker node.</w:t>
+      </w:r>
+      <w:r>
+        <w:rPr>
+          <w:rFonts w:hint="default" w:ascii="Bodoni MT" w:hAnsi="Bodoni MT" w:eastAsia="等线" w:cs="Bodoni MT"/>
+          <w:sz w:val="22"/>
+          <w:szCs w:val="22"/>
+          <w:lang w:val="en-US"/>
+        </w:rPr>
+        <w:br w:type="textWrapping"/>
+      </w:r>
+      <w:r>
+        <w:rPr>
+          <w:rFonts w:hint="default" w:ascii="Bodoni MT" w:hAnsi="Bodoni MT" w:eastAsia="等线" w:cs="Bodoni MT"/>
+          <w:sz w:val="22"/>
+          <w:szCs w:val="22"/>
+          <w:lang w:val="en-US"/>
+        </w:rPr>
+        <w:t>It sees, Pod-1 is assigned to my node, then pull docker image, starts container and keep running.</w:t>
+      </w:r>
+    </w:p>
+    <w:p>
+      <w:pPr>
+        <w:keepNext w:val="0"/>
+        <w:keepLines w:val="0"/>
+        <w:widowControl/>
+        <w:numPr>
+          <w:ilvl w:val="1"/>
+          <w:numId w:val="11"/>
+        </w:numPr>
+        <w:suppressLineNumbers w:val="0"/>
+        <w:spacing w:before="0" w:beforeAutospacing="0" w:after="0" w:afterAutospacing="0" w:line="360" w:lineRule="auto"/>
+        <w:ind w:left="840" w:leftChars="0" w:right="0" w:hanging="420" w:firstLineChars="0"/>
+        <w:jc w:val="left"/>
+        <w:rPr>
+          <w:rFonts w:hint="default" w:ascii="Bodoni MT" w:hAnsi="Bodoni MT" w:eastAsia="等线" w:cs="Bodoni MT"/>
+          <w:color w:val="FFFFFF" w:themeColor="background1"/>
+          <w:sz w:val="22"/>
+          <w:szCs w:val="22"/>
+          <w:highlight w:val="darkMagenta"/>
+          <w14:textFill>
+            <w14:solidFill>
+              <w14:schemeClr w14:val="bg1"/>
+            </w14:solidFill>
+          </w14:textFill>
+        </w:rPr>
+      </w:pPr>
+      <w:r>
+        <w:rPr>
+          <w:rFonts w:hint="default" w:ascii="Bodoni MT" w:hAnsi="Bodoni MT" w:eastAsia="等线" w:cs="Bodoni MT"/>
+          <w:color w:val="FFFFFF" w:themeColor="background1"/>
+          <w:sz w:val="22"/>
+          <w:szCs w:val="22"/>
+          <w:highlight w:val="darkMagenta"/>
+          <w:lang w:val="en-US"/>
+          <w14:textFill>
+            <w14:solidFill>
+              <w14:schemeClr w14:val="bg1"/>
+            </w14:solidFill>
+          </w14:textFill>
+        </w:rPr>
+        <w:t xml:space="preserve">                                                                    </w:t>
+      </w:r>
+    </w:p>
+    <w:p>
+      <w:pPr>
+        <w:keepNext w:val="0"/>
+        <w:keepLines w:val="0"/>
+        <w:widowControl/>
+        <w:numPr>
+          <w:ilvl w:val="0"/>
+          <w:numId w:val="11"/>
+        </w:numPr>
+        <w:suppressLineNumbers w:val="0"/>
+        <w:spacing w:before="0" w:beforeAutospacing="0" w:after="0" w:afterAutospacing="0" w:line="360" w:lineRule="auto"/>
+        <w:ind w:left="420" w:leftChars="0" w:right="0" w:hanging="420" w:firstLineChars="0"/>
+        <w:jc w:val="left"/>
+        <w:rPr>
+          <w:rFonts w:hint="default" w:ascii="Bodoni MT" w:hAnsi="Bodoni MT" w:eastAsia="等线" w:cs="Bodoni MT"/>
+          <w:color w:val="FFFFFF" w:themeColor="background1"/>
+          <w:sz w:val="22"/>
+          <w:szCs w:val="22"/>
+          <w:highlight w:val="darkMagenta"/>
+          <w14:textFill>
+            <w14:solidFill>
+              <w14:schemeClr w14:val="bg1"/>
+            </w14:solidFill>
+          </w14:textFill>
+        </w:rPr>
+      </w:pPr>
+      <w:r>
+        <w:rPr>
+          <w:rFonts w:hint="default" w:ascii="Bodoni MT" w:hAnsi="Bodoni MT" w:eastAsia="等线" w:cs="Bodoni MT"/>
+          <w:b/>
+          <w:bCs/>
+          <w:color w:val="FFFFFF" w:themeColor="background1"/>
+          <w:sz w:val="22"/>
+          <w:szCs w:val="22"/>
+          <w:highlight w:val="darkMagenta"/>
+          <w:lang w:val="en-US"/>
+          <w14:textFill>
+            <w14:solidFill>
+              <w14:schemeClr w14:val="bg1"/>
+            </w14:solidFill>
+          </w14:textFill>
+        </w:rPr>
+        <w:t xml:space="preserve">Nodes </w:t>
+      </w:r>
+      <w:r>
         <w:rPr>
           <w:rFonts w:hint="default" w:ascii="Bodoni MT" w:hAnsi="Bodoni MT" w:eastAsia="等线" w:cs="Bodoni MT"/>
           <w:b w:val="0"/>
           <w:bCs w:val="0"/>
-          <w:color w:val="auto"/>
-          <w:sz w:val="22"/>
-          <w:szCs w:val="22"/>
+          <w:color w:val="FFFFFF" w:themeColor="background1"/>
+          <w:sz w:val="22"/>
+          <w:szCs w:val="22"/>
+          <w:highlight w:val="darkMagenta"/>
           <w:lang w:val="en-US"/>
-        </w:rPr>
-      </w:pPr>
+          <w14:textFill>
+            <w14:solidFill>
+              <w14:schemeClr w14:val="bg1"/>
+            </w14:solidFill>
+          </w14:textFill>
+        </w:rPr>
+        <w:t xml:space="preserve">vs </w:t>
+      </w:r>
       <w:r>
         <w:rPr>
           <w:rFonts w:hint="default" w:ascii="Bodoni MT" w:hAnsi="Bodoni MT" w:eastAsia="等线" w:cs="Bodoni MT"/>
           <w:b/>
           <w:bCs/>
-          <w:color w:val="auto"/>
-          <w:sz w:val="22"/>
-          <w:szCs w:val="22"/>
+          <w:color w:val="FFFFFF" w:themeColor="background1"/>
+          <w:sz w:val="22"/>
+          <w:szCs w:val="22"/>
+          <w:highlight w:val="darkMagenta"/>
           <w:lang w:val="en-US"/>
-        </w:rPr>
-        <w:t>kubelet</w:t>
+          <w14:textFill>
+            <w14:solidFill>
+              <w14:schemeClr w14:val="bg1"/>
+            </w14:solidFill>
+          </w14:textFill>
+        </w:rPr>
+        <w:t xml:space="preserve">Pods                                                            </w:t>
+      </w:r>
+    </w:p>
+    <w:p>
+      <w:pPr>
+        <w:keepNext w:val="0"/>
+        <w:keepLines w:val="0"/>
+        <w:widowControl/>
+        <w:numPr>
+          <w:ilvl w:val="1"/>
+          <w:numId w:val="11"/>
+        </w:numPr>
+        <w:suppressLineNumbers w:val="0"/>
+        <w:spacing w:before="0" w:beforeAutospacing="0" w:after="0" w:afterAutospacing="0" w:line="360" w:lineRule="auto"/>
+        <w:ind w:left="840" w:leftChars="0" w:right="0" w:hanging="420" w:firstLineChars="0"/>
+        <w:jc w:val="left"/>
+        <w:rPr>
+          <w:rFonts w:hint="default" w:ascii="Bodoni MT" w:hAnsi="Bodoni MT" w:eastAsia="等线" w:cs="Bodoni MT"/>
+          <w:sz w:val="22"/>
+          <w:szCs w:val="22"/>
+        </w:rPr>
+      </w:pPr>
+      <w:r>
+        <w:rPr>
+          <w:rFonts w:hint="default" w:ascii="Bodoni MT" w:hAnsi="Bodoni MT" w:eastAsia="等线" w:cs="Bodoni MT"/>
+          <w:sz w:val="22"/>
+          <w:szCs w:val="22"/>
+          <w:lang w:val="en-US"/>
+        </w:rPr>
+        <w:t xml:space="preserve">Pod is application level, it is </w:t>
+      </w:r>
+      <w:r>
+        <w:rPr>
+          <w:rFonts w:hint="default" w:ascii="Bodoni MT" w:hAnsi="Bodoni MT" w:eastAsia="等线" w:cs="Bodoni MT"/>
+          <w:sz w:val="22"/>
+          <w:szCs w:val="22"/>
+          <w:lang w:val="en-IN"/>
+        </w:rPr>
+        <w:t>the one which</w:t>
+      </w:r>
+      <w:r>
+        <w:rPr>
+          <w:rFonts w:hint="default" w:ascii="Bodoni MT" w:hAnsi="Bodoni MT" w:eastAsia="等线" w:cs="Bodoni MT"/>
+          <w:sz w:val="22"/>
+          <w:szCs w:val="22"/>
+          <w:lang w:val="en-US"/>
+        </w:rPr>
+        <w:t xml:space="preserve"> runs the container.</w:t>
+      </w:r>
+    </w:p>
+    <w:p>
+      <w:pPr>
+        <w:keepNext w:val="0"/>
+        <w:keepLines w:val="0"/>
+        <w:widowControl/>
+        <w:numPr>
+          <w:ilvl w:val="1"/>
+          <w:numId w:val="11"/>
+        </w:numPr>
+        <w:suppressLineNumbers w:val="0"/>
+        <w:spacing w:before="0" w:beforeAutospacing="0" w:after="0" w:afterAutospacing="0" w:line="360" w:lineRule="auto"/>
+        <w:ind w:left="840" w:leftChars="0" w:right="0" w:hanging="420" w:firstLineChars="0"/>
+        <w:jc w:val="left"/>
+        <w:rPr>
+          <w:rFonts w:hint="default" w:ascii="Bodoni MT" w:hAnsi="Bodoni MT" w:eastAsia="等线" w:cs="Bodoni MT"/>
+          <w:sz w:val="22"/>
+          <w:szCs w:val="22"/>
+        </w:rPr>
+      </w:pPr>
+      <w:r>
+        <w:rPr>
+          <w:rFonts w:hint="default" w:ascii="Bodoni MT" w:hAnsi="Bodoni MT" w:eastAsia="等线" w:cs="Bodoni MT"/>
+          <w:sz w:val="22"/>
+          <w:szCs w:val="22"/>
+          <w:lang w:val="en-US"/>
+        </w:rPr>
+        <w:t>Node, you can think of a computer, that can run multiple pods inside it.</w:t>
+      </w:r>
+    </w:p>
+    <w:p>
+      <w:pPr>
+        <w:keepNext w:val="0"/>
+        <w:keepLines w:val="0"/>
+        <w:widowControl/>
+        <w:numPr>
+          <w:ilvl w:val="1"/>
+          <w:numId w:val="11"/>
+        </w:numPr>
+        <w:suppressLineNumbers w:val="0"/>
+        <w:spacing w:before="0" w:beforeAutospacing="0" w:after="0" w:afterAutospacing="0" w:line="360" w:lineRule="auto"/>
+        <w:ind w:left="840" w:leftChars="0" w:right="0" w:hanging="420" w:firstLineChars="0"/>
+        <w:jc w:val="left"/>
+        <w:rPr>
+          <w:rFonts w:hint="default" w:ascii="Bodoni MT" w:hAnsi="Bodoni MT" w:eastAsia="等线" w:cs="Bodoni MT"/>
+          <w:sz w:val="22"/>
+          <w:szCs w:val="22"/>
+        </w:rPr>
+      </w:pPr>
+      <w:r>
+        <w:rPr>
+          <w:rFonts w:hint="default" w:ascii="Bodoni MT" w:hAnsi="Bodoni MT" w:eastAsia="等线" w:cs="Bodoni MT"/>
+          <w:sz w:val="22"/>
+          <w:szCs w:val="22"/>
+          <w:lang w:val="en-US"/>
+        </w:rPr>
+        <w:t>Now the question is, if a Node can run multiple Pods, then why do we need multiple Worker Nodes?</w:t>
       </w:r>
     </w:p>
     <w:p>
@@ -2226,20 +3658,18 @@
         <w:jc w:val="left"/>
         <w:rPr>
           <w:rFonts w:hint="default" w:ascii="Bodoni MT" w:hAnsi="Bodoni MT" w:eastAsia="等线" w:cs="Bodoni MT"/>
-          <w:color w:val="auto"/>
-          <w:sz w:val="22"/>
-          <w:szCs w:val="22"/>
-        </w:rPr>
-      </w:pPr>
-      <w:r>
-        <w:rPr>
-          <w:rFonts w:hint="default" w:ascii="Bodoni MT" w:hAnsi="Bodoni MT" w:eastAsia="等线" w:cs="Bodoni MT"/>
-          <w:color w:val="auto"/>
+          <w:sz w:val="22"/>
+          <w:szCs w:val="22"/>
+        </w:rPr>
+      </w:pPr>
+      <w:r>
+        <w:rPr>
+          <w:rFonts w:hint="default" w:ascii="Bodoni MT" w:hAnsi="Bodoni MT" w:eastAsia="等线" w:cs="Bodoni MT"/>
           <w:sz w:val="22"/>
           <w:szCs w:val="22"/>
           <w:lang w:val="en-US"/>
         </w:rPr>
-        <w:t>It runs on every worker node.</w:t>
+        <w:t>First thing is high availability and avoiding single point of failure.</w:t>
       </w:r>
     </w:p>
     <w:p>
@@ -2257,20 +3687,484 @@
         <w:jc w:val="left"/>
         <w:rPr>
           <w:rFonts w:hint="default" w:ascii="Bodoni MT" w:hAnsi="Bodoni MT" w:eastAsia="等线" w:cs="Bodoni MT"/>
+          <w:sz w:val="22"/>
+          <w:szCs w:val="22"/>
+        </w:rPr>
+      </w:pPr>
+      <w:r>
+        <w:rPr>
+          <w:rFonts w:hint="default" w:ascii="Bodoni MT" w:hAnsi="Bodoni MT" w:eastAsia="等线" w:cs="Bodoni MT"/>
+          <w:sz w:val="22"/>
+          <w:szCs w:val="22"/>
+          <w:lang w:val="en-US"/>
+        </w:rPr>
+        <w:t>2</w:t>
+      </w:r>
+      <w:r>
+        <w:rPr>
+          <w:rFonts w:hint="default" w:ascii="Bodoni MT" w:hAnsi="Bodoni MT" w:eastAsia="等线" w:cs="Bodoni MT"/>
+          <w:sz w:val="22"/>
+          <w:szCs w:val="22"/>
+          <w:vertAlign w:val="superscript"/>
+          <w:lang w:val="en-US"/>
+        </w:rPr>
+        <w:t>nd</w:t>
+      </w:r>
+      <w:r>
+        <w:rPr>
+          <w:rFonts w:hint="default" w:ascii="Bodoni MT" w:hAnsi="Bodoni MT" w:eastAsia="等线" w:cs="Bodoni MT"/>
+          <w:sz w:val="22"/>
+          <w:szCs w:val="22"/>
+          <w:lang w:val="en-US"/>
+        </w:rPr>
+        <w:t xml:space="preserve"> reason can be cpu and ram.</w:t>
+      </w:r>
+      <w:r>
+        <w:rPr>
+          <w:rFonts w:hint="default" w:ascii="Bodoni MT" w:hAnsi="Bodoni MT" w:eastAsia="等线" w:cs="Bodoni MT"/>
+          <w:sz w:val="22"/>
+          <w:szCs w:val="22"/>
+          <w:lang w:val="en-US"/>
+        </w:rPr>
+        <w:br w:type="textWrapping"/>
+      </w:r>
+      <w:r>
+        <w:rPr>
+          <w:rFonts w:hint="default" w:ascii="Bodoni MT" w:hAnsi="Bodoni MT" w:eastAsia="等线" w:cs="Bodoni MT"/>
+          <w:sz w:val="22"/>
+          <w:szCs w:val="22"/>
+          <w:lang w:val="en-US"/>
+        </w:rPr>
+        <w:t>Lets say you have one node having 2 cores and 4 GB of ram.</w:t>
+      </w:r>
+      <w:r>
+        <w:rPr>
+          <w:rFonts w:hint="default" w:ascii="Bodoni MT" w:hAnsi="Bodoni MT" w:eastAsia="等线" w:cs="Bodoni MT"/>
+          <w:sz w:val="22"/>
+          <w:szCs w:val="22"/>
+          <w:lang w:val="en-US"/>
+        </w:rPr>
+        <w:br w:type="textWrapping"/>
+      </w:r>
+      <w:r>
+        <w:rPr>
+          <w:rFonts w:hint="default" w:ascii="Bodoni MT" w:hAnsi="Bodoni MT" w:eastAsia="等线" w:cs="Bodoni MT"/>
+          <w:sz w:val="22"/>
+          <w:szCs w:val="22"/>
+          <w:lang w:val="en-US"/>
+        </w:rPr>
+        <w:t>You have to run 4 pods, each will use 1 core and 2 GB of ram.</w:t>
+      </w:r>
+      <w:r>
+        <w:rPr>
+          <w:rFonts w:hint="default" w:ascii="Bodoni MT" w:hAnsi="Bodoni MT" w:eastAsia="等线" w:cs="Bodoni MT"/>
+          <w:sz w:val="22"/>
+          <w:szCs w:val="22"/>
+          <w:lang w:val="en-US"/>
+        </w:rPr>
+        <w:br w:type="textWrapping"/>
+      </w:r>
+      <w:r>
+        <w:rPr>
+          <w:rFonts w:hint="default" w:ascii="Bodoni MT" w:hAnsi="Bodoni MT" w:eastAsia="等线" w:cs="Bodoni MT"/>
+          <w:sz w:val="22"/>
+          <w:szCs w:val="22"/>
+          <w:lang w:val="en-US"/>
+        </w:rPr>
+        <w:t>Here, you need 2 worker node to run 4 pods.</w:t>
+      </w:r>
+      <w:r>
+        <w:rPr>
+          <w:rFonts w:hint="default" w:ascii="Bodoni MT" w:hAnsi="Bodoni MT" w:eastAsia="等线" w:cs="Bodoni MT"/>
+          <w:sz w:val="22"/>
+          <w:szCs w:val="22"/>
+          <w:lang w:val="en-US"/>
+        </w:rPr>
+        <w:br w:type="textWrapping"/>
+      </w:r>
+      <w:r>
+        <w:rPr>
+          <w:rFonts w:hint="default" w:ascii="Bodoni MT" w:hAnsi="Bodoni MT" w:eastAsia="等线" w:cs="Bodoni MT"/>
+          <w:sz w:val="22"/>
+          <w:szCs w:val="22"/>
+          <w:lang w:val="en-US"/>
+        </w:rPr>
+        <w:t>Pod-1, Pod-2 → Node-1, Pod-3, Pod-4 → Node-2</w:t>
+      </w:r>
+    </w:p>
+    <w:p>
+      <w:pPr>
+        <w:keepNext w:val="0"/>
+        <w:keepLines w:val="0"/>
+        <w:widowControl/>
+        <w:numPr>
+          <w:ilvl w:val="1"/>
+          <w:numId w:val="11"/>
+        </w:numPr>
+        <w:suppressLineNumbers w:val="0"/>
+        <w:spacing w:before="0" w:beforeAutospacing="0" w:after="0" w:afterAutospacing="0" w:line="360" w:lineRule="auto"/>
+        <w:ind w:left="840" w:leftChars="0" w:right="0" w:hanging="420" w:firstLineChars="0"/>
+        <w:jc w:val="left"/>
+        <w:rPr>
+          <w:rFonts w:hint="default" w:ascii="Bodoni MT" w:hAnsi="Bodoni MT" w:eastAsia="等线" w:cs="Bodoni MT"/>
+          <w:sz w:val="22"/>
+          <w:szCs w:val="22"/>
+        </w:rPr>
+      </w:pPr>
+      <w:r>
+        <w:rPr>
+          <w:rFonts w:hint="default" w:ascii="Bodoni MT" w:hAnsi="Bodoni MT" w:eastAsia="等线" w:cs="Bodoni MT"/>
+          <w:color w:val="0070C0"/>
+          <w:sz w:val="22"/>
+          <w:szCs w:val="22"/>
+          <w:shd w:val="clear" w:color="FFFFFF" w:fill="D9D9D9"/>
+        </w:rPr>
+        <w:t xml:space="preserve">You define how many app instances you want, and Kubernetes </w:t>
+      </w:r>
+      <w:r>
+        <w:rPr>
+          <w:rFonts w:hint="default" w:ascii="Bodoni MT" w:hAnsi="Bodoni MT" w:eastAsia="等线" w:cs="Bodoni MT"/>
+          <w:b/>
+          <w:bCs/>
+          <w:color w:val="0070C0"/>
+          <w:sz w:val="22"/>
+          <w:szCs w:val="22"/>
+          <w:shd w:val="clear" w:color="FFFFFF" w:fill="D9D9D9"/>
+        </w:rPr>
+        <w:t xml:space="preserve">automatically </w:t>
+      </w:r>
+      <w:r>
+        <w:rPr>
+          <w:rFonts w:hint="default" w:ascii="Bodoni MT" w:hAnsi="Bodoni MT" w:eastAsia="等线" w:cs="Bodoni MT"/>
+          <w:color w:val="0070C0"/>
+          <w:sz w:val="22"/>
+          <w:szCs w:val="22"/>
+          <w:shd w:val="clear" w:color="FFFFFF" w:fill="D9D9D9"/>
+        </w:rPr>
+        <w:t>creates pods and distributes them across nodes based on available resources and load balancing.</w:t>
+      </w:r>
+    </w:p>
+    <w:p>
+      <w:pPr>
+        <w:keepNext w:val="0"/>
+        <w:keepLines w:val="0"/>
+        <w:widowControl/>
+        <w:numPr>
+          <w:ilvl w:val="1"/>
+          <w:numId w:val="11"/>
+        </w:numPr>
+        <w:suppressLineNumbers w:val="0"/>
+        <w:spacing w:before="0" w:beforeAutospacing="0" w:after="0" w:afterAutospacing="0" w:line="360" w:lineRule="auto"/>
+        <w:ind w:left="840" w:leftChars="0" w:right="0" w:hanging="420" w:firstLineChars="0"/>
+        <w:jc w:val="left"/>
+        <w:rPr>
+          <w:rFonts w:hint="default" w:ascii="Bodoni MT" w:hAnsi="Bodoni MT" w:eastAsia="等线" w:cs="Bodoni MT"/>
+          <w:color w:val="FFFFFF" w:themeColor="background1"/>
+          <w:sz w:val="22"/>
+          <w:szCs w:val="22"/>
+          <w:highlight w:val="darkMagenta"/>
+          <w14:textFill>
+            <w14:solidFill>
+              <w14:schemeClr w14:val="bg1"/>
+            </w14:solidFill>
+          </w14:textFill>
+        </w:rPr>
+      </w:pPr>
+      <w:r>
+        <w:rPr>
+          <w:rFonts w:hint="default" w:ascii="Bodoni MT" w:hAnsi="Bodoni MT" w:eastAsia="等线" w:cs="Bodoni MT"/>
+          <w:color w:val="FFFFFF" w:themeColor="background1"/>
+          <w:sz w:val="22"/>
+          <w:szCs w:val="22"/>
+          <w:highlight w:val="darkMagenta"/>
+          <w:lang w:val="en-US"/>
+          <w14:textFill>
+            <w14:solidFill>
+              <w14:schemeClr w14:val="bg1"/>
+            </w14:solidFill>
+          </w14:textFill>
+        </w:rPr>
+        <w:t xml:space="preserve">                                                                    </w:t>
+      </w:r>
+    </w:p>
+    <w:p>
+      <w:pPr>
+        <w:rPr>
+          <w:rFonts w:hint="default" w:ascii="Bodoni MT" w:hAnsi="Bodoni MT" w:eastAsia="等线" w:cs="Bodoni MT"/>
+          <w:sz w:val="22"/>
+          <w:szCs w:val="22"/>
+        </w:rPr>
+      </w:pPr>
+      <w:r>
+        <w:rPr>
+          <w:rFonts w:hint="default" w:ascii="Bodoni MT" w:hAnsi="Bodoni MT" w:eastAsia="等线" w:cs="Bodoni MT"/>
           <w:color w:val="auto"/>
-          <w:sz w:val="22"/>
-          <w:szCs w:val="22"/>
-        </w:rPr>
-      </w:pPr>
-      <w:r>
-        <w:rPr>
-          <w:rFonts w:hint="default" w:ascii="Bodoni MT" w:hAnsi="Bodoni MT" w:eastAsia="等线" w:cs="Bodoni MT"/>
-          <w:color w:val="auto"/>
-          <w:sz w:val="22"/>
-          <w:szCs w:val="22"/>
-          <w:lang w:val="en-US"/>
-        </w:rPr>
-        <w:t>Talks to API server.</w:t>
+          <w:kern w:val="0"/>
+          <w:sz w:val="22"/>
+          <w:szCs w:val="22"/>
+          <w:lang w:val="en-IN" w:eastAsia="zh-CN" w:bidi="ar"/>
+        </w:rPr>
+        <w:br w:type="page"/>
+      </w:r>
+    </w:p>
+    <w:p>
+      <w:pPr>
+        <w:keepNext w:val="0"/>
+        <w:keepLines w:val="0"/>
+        <w:widowControl/>
+        <w:numPr>
+          <w:ilvl w:val="0"/>
+          <w:numId w:val="0"/>
+        </w:numPr>
+        <w:suppressLineNumbers w:val="0"/>
+        <w:spacing w:before="0" w:beforeAutospacing="0" w:after="0" w:afterAutospacing="0" w:line="360" w:lineRule="auto"/>
+        <w:ind w:leftChars="0" w:right="0" w:rightChars="0"/>
+        <w:jc w:val="center"/>
+        <w:rPr>
+          <w:rFonts w:hint="default" w:ascii="Bodoni MT" w:hAnsi="Bodoni MT" w:eastAsia="等线" w:cs="Bodoni MT"/>
+          <w:b/>
+          <w:bCs/>
+          <w:color w:val="002060"/>
+          <w:sz w:val="28"/>
+          <w:szCs w:val="28"/>
+          <w:highlight w:val="lightGray"/>
+          <w:u w:val="single"/>
+          <w:lang w:val="en-IN"/>
+        </w:rPr>
+      </w:pPr>
+      <w:r>
+        <w:rPr>
+          <w:rFonts w:hint="default" w:ascii="Bodoni MT" w:hAnsi="Bodoni MT" w:eastAsia="等线" w:cs="Bodoni MT"/>
+          <w:b/>
+          <w:bCs/>
+          <w:color w:val="002060"/>
+          <w:sz w:val="28"/>
+          <w:szCs w:val="28"/>
+          <w:highlight w:val="lightGray"/>
+          <w:u w:val="single"/>
+          <w:lang w:val="en-IN"/>
+        </w:rPr>
+        <w:t xml:space="preserve">  Node, Kubernetes, VMs (provided by Cloud providers or Bare metal)  </w:t>
+      </w:r>
+    </w:p>
+    <w:p>
+      <w:pPr>
+        <w:keepNext w:val="0"/>
+        <w:keepLines w:val="0"/>
+        <w:widowControl/>
+        <w:numPr>
+          <w:ilvl w:val="0"/>
+          <w:numId w:val="11"/>
+        </w:numPr>
+        <w:suppressLineNumbers w:val="0"/>
+        <w:spacing w:before="0" w:beforeAutospacing="0" w:after="0" w:afterAutospacing="0" w:line="360" w:lineRule="auto"/>
+        <w:ind w:left="420" w:leftChars="0" w:right="0" w:hanging="420" w:firstLineChars="0"/>
+        <w:jc w:val="left"/>
+        <w:rPr>
+          <w:rFonts w:hint="default" w:ascii="Bodoni MT" w:hAnsi="Bodoni MT" w:eastAsia="等线" w:cs="Bodoni MT"/>
+          <w:sz w:val="22"/>
+          <w:szCs w:val="22"/>
+        </w:rPr>
+      </w:pPr>
+      <w:r>
+        <w:rPr>
+          <w:rFonts w:hint="default" w:ascii="Bodoni MT" w:hAnsi="Bodoni MT" w:eastAsia="等线" w:cs="Bodoni MT"/>
+          <w:sz w:val="22"/>
+          <w:szCs w:val="22"/>
+          <w:lang w:val="en-IN"/>
+        </w:rPr>
+        <w:t xml:space="preserve">You must be thinking what is the work of </w:t>
+      </w:r>
+      <w:r>
+        <w:rPr>
+          <w:rFonts w:hint="default" w:ascii="Bodoni MT" w:hAnsi="Bodoni MT" w:eastAsia="等线" w:cs="Bodoni MT"/>
+          <w:b/>
+          <w:bCs/>
+          <w:sz w:val="22"/>
+          <w:szCs w:val="22"/>
+          <w:lang w:val="en-IN"/>
+        </w:rPr>
+        <w:t>c-c-m</w:t>
+      </w:r>
+      <w:r>
+        <w:rPr>
+          <w:rFonts w:hint="default" w:ascii="Bodoni MT" w:hAnsi="Bodoni MT" w:eastAsia="等线" w:cs="Bodoni MT"/>
+          <w:b w:val="0"/>
+          <w:bCs w:val="0"/>
+          <w:sz w:val="22"/>
+          <w:szCs w:val="22"/>
+          <w:lang w:val="en-IN"/>
+        </w:rPr>
+        <w:t xml:space="preserve"> and if all the nodes and things are there inside Kubernetes cluster, then why do we need cloud provider’s VMs.</w:t>
+      </w:r>
+    </w:p>
+    <w:p>
+      <w:pPr>
+        <w:keepNext w:val="0"/>
+        <w:keepLines w:val="0"/>
+        <w:widowControl/>
+        <w:numPr>
+          <w:ilvl w:val="0"/>
+          <w:numId w:val="11"/>
+        </w:numPr>
+        <w:suppressLineNumbers w:val="0"/>
+        <w:spacing w:before="0" w:beforeAutospacing="0" w:after="0" w:afterAutospacing="0" w:line="360" w:lineRule="auto"/>
+        <w:ind w:left="420" w:leftChars="0" w:right="0" w:hanging="420" w:firstLineChars="0"/>
+        <w:jc w:val="left"/>
+        <w:rPr>
+          <w:rFonts w:hint="default" w:ascii="Bodoni MT" w:hAnsi="Bodoni MT" w:eastAsia="等线" w:cs="Bodoni MT"/>
+          <w:sz w:val="22"/>
+          <w:szCs w:val="22"/>
+        </w:rPr>
+      </w:pPr>
+      <w:r>
+        <w:rPr>
+          <w:rFonts w:hint="default" w:ascii="Bodoni MT" w:hAnsi="Bodoni MT" w:eastAsia="等线" w:cs="Bodoni MT"/>
+          <w:b w:val="0"/>
+          <w:bCs w:val="0"/>
+          <w:sz w:val="22"/>
+          <w:szCs w:val="22"/>
+          <w:lang w:val="en-IN"/>
+        </w:rPr>
+        <w:t xml:space="preserve">First, What is a </w:t>
+      </w:r>
+      <w:r>
+        <w:rPr>
+          <w:rFonts w:hint="default" w:ascii="Bodoni MT" w:hAnsi="Bodoni MT" w:eastAsia="等线" w:cs="Bodoni MT"/>
+          <w:b/>
+          <w:bCs/>
+          <w:sz w:val="22"/>
+          <w:szCs w:val="22"/>
+          <w:lang w:val="en-IN"/>
+        </w:rPr>
+        <w:t>Node</w:t>
+      </w:r>
+      <w:r>
+        <w:rPr>
+          <w:rFonts w:hint="default" w:ascii="Bodoni MT" w:hAnsi="Bodoni MT" w:eastAsia="等线" w:cs="Bodoni MT"/>
+          <w:b w:val="0"/>
+          <w:bCs w:val="0"/>
+          <w:sz w:val="22"/>
+          <w:szCs w:val="22"/>
+          <w:lang w:val="en-IN"/>
+        </w:rPr>
+        <w:t>?</w:t>
+      </w:r>
+    </w:p>
+    <w:p>
+      <w:pPr>
+        <w:keepNext w:val="0"/>
+        <w:keepLines w:val="0"/>
+        <w:widowControl/>
+        <w:numPr>
+          <w:ilvl w:val="1"/>
+          <w:numId w:val="11"/>
+        </w:numPr>
+        <w:suppressLineNumbers w:val="0"/>
+        <w:spacing w:before="0" w:beforeAutospacing="0" w:after="0" w:afterAutospacing="0" w:line="360" w:lineRule="auto"/>
+        <w:ind w:left="840" w:leftChars="0" w:right="0" w:hanging="420" w:firstLineChars="0"/>
+        <w:jc w:val="left"/>
+        <w:rPr>
+          <w:rFonts w:hint="default" w:ascii="Bodoni MT" w:hAnsi="Bodoni MT" w:eastAsia="等线" w:cs="Bodoni MT"/>
+          <w:sz w:val="22"/>
+          <w:szCs w:val="22"/>
+        </w:rPr>
+      </w:pPr>
+      <w:r>
+        <w:rPr>
+          <w:rFonts w:hint="default" w:ascii="Bodoni MT" w:hAnsi="Bodoni MT" w:eastAsia="等线" w:cs="Bodoni MT"/>
+          <w:b w:val="0"/>
+          <w:bCs w:val="0"/>
+          <w:sz w:val="22"/>
+          <w:szCs w:val="22"/>
+          <w:lang w:val="en-IN"/>
+        </w:rPr>
+        <w:t>Its just a machine that runs multiple processes (services).</w:t>
+      </w:r>
+    </w:p>
+    <w:p>
+      <w:pPr>
+        <w:keepNext w:val="0"/>
+        <w:keepLines w:val="0"/>
+        <w:widowControl/>
+        <w:numPr>
+          <w:ilvl w:val="1"/>
+          <w:numId w:val="11"/>
+        </w:numPr>
+        <w:suppressLineNumbers w:val="0"/>
+        <w:spacing w:before="0" w:beforeAutospacing="0" w:after="0" w:afterAutospacing="0" w:line="360" w:lineRule="auto"/>
+        <w:ind w:left="840" w:leftChars="0" w:right="0" w:hanging="420" w:firstLineChars="0"/>
+        <w:jc w:val="left"/>
+        <w:rPr>
+          <w:rFonts w:hint="default" w:ascii="Bodoni MT" w:hAnsi="Bodoni MT" w:eastAsia="等线" w:cs="Bodoni MT"/>
+          <w:sz w:val="22"/>
+          <w:szCs w:val="22"/>
+        </w:rPr>
+      </w:pPr>
+      <w:r>
+        <w:rPr>
+          <w:rFonts w:hint="default" w:ascii="Bodoni MT" w:hAnsi="Bodoni MT" w:eastAsia="等线" w:cs="Bodoni MT"/>
+          <w:b w:val="0"/>
+          <w:bCs w:val="0"/>
+          <w:sz w:val="22"/>
+          <w:szCs w:val="22"/>
+          <w:lang w:val="en-IN"/>
+        </w:rPr>
+        <w:t>Its not necessary that the control plane processes and data plane processes will run in different Node, they can run in a single Node as well.</w:t>
+      </w:r>
+    </w:p>
+    <w:p>
+      <w:pPr>
+        <w:keepNext w:val="0"/>
+        <w:keepLines w:val="0"/>
+        <w:widowControl/>
+        <w:numPr>
+          <w:ilvl w:val="1"/>
+          <w:numId w:val="11"/>
+        </w:numPr>
+        <w:suppressLineNumbers w:val="0"/>
+        <w:spacing w:before="0" w:beforeAutospacing="0" w:after="0" w:afterAutospacing="0" w:line="360" w:lineRule="auto"/>
+        <w:ind w:left="840" w:leftChars="0" w:right="0" w:hanging="420" w:firstLineChars="0"/>
+        <w:jc w:val="left"/>
+        <w:rPr>
+          <w:rFonts w:hint="default" w:ascii="Bodoni MT" w:hAnsi="Bodoni MT" w:eastAsia="等线" w:cs="Bodoni MT"/>
+          <w:sz w:val="22"/>
+          <w:szCs w:val="22"/>
+        </w:rPr>
+      </w:pPr>
+      <w:r>
+        <w:rPr>
+          <w:rFonts w:hint="default" w:ascii="Bodoni MT" w:hAnsi="Bodoni MT" w:eastAsia="等线" w:cs="Bodoni MT"/>
+          <w:sz w:val="22"/>
+          <w:szCs w:val="22"/>
+          <w:lang w:val="en-IN"/>
+        </w:rPr>
+        <w:t xml:space="preserve">Lets say you install </w:t>
+      </w:r>
+      <w:r>
+        <w:rPr>
+          <w:rFonts w:hint="default" w:ascii="Bodoni MT" w:hAnsi="Bodoni MT" w:eastAsia="等线" w:cs="Bodoni MT"/>
+          <w:color w:val="FFFFFF" w:themeColor="background1"/>
+          <w:sz w:val="22"/>
+          <w:szCs w:val="22"/>
+          <w:highlight w:val="darkMagenta"/>
+          <w:lang w:val="en-IN"/>
+          <w14:textFill>
+            <w14:solidFill>
+              <w14:schemeClr w14:val="bg1"/>
+            </w14:solidFill>
+          </w14:textFill>
+        </w:rPr>
+        <w:t>all inside one VM</w:t>
+      </w:r>
+      <w:r>
+        <w:rPr>
+          <w:rFonts w:hint="default" w:ascii="Bodoni MT" w:hAnsi="Bodoni MT" w:eastAsia="等线" w:cs="Bodoni MT"/>
+          <w:sz w:val="22"/>
+          <w:szCs w:val="22"/>
+          <w:lang w:val="en-IN"/>
+        </w:rPr>
+        <w:t>.</w:t>
       </w:r>
     </w:p>
     <w:p>
@@ -2288,20 +4182,128 @@
         <w:jc w:val="left"/>
         <w:rPr>
           <w:rFonts w:hint="default" w:ascii="Bodoni MT" w:hAnsi="Bodoni MT" w:eastAsia="等线" w:cs="Bodoni MT"/>
-          <w:color w:val="auto"/>
-          <w:sz w:val="22"/>
-          <w:szCs w:val="22"/>
-        </w:rPr>
-      </w:pPr>
-      <w:r>
-        <w:rPr>
-          <w:rFonts w:hint="default" w:ascii="Bodoni MT" w:hAnsi="Bodoni MT" w:eastAsia="等线" w:cs="Bodoni MT"/>
-          <w:color w:val="auto"/>
-          <w:sz w:val="22"/>
-          <w:szCs w:val="22"/>
-          <w:lang w:val="en-US"/>
-        </w:rPr>
-        <w:t>Ensures pods are running.</w:t>
+          <w:sz w:val="22"/>
+          <w:szCs w:val="22"/>
+        </w:rPr>
+      </w:pPr>
+      <w:r>
+        <w:rPr>
+          <w:rFonts w:hint="default" w:ascii="Bodoni MT" w:hAnsi="Bodoni MT" w:eastAsia="等线" w:cs="Bodoni MT"/>
+          <w:sz w:val="22"/>
+          <w:szCs w:val="22"/>
+          <w:lang w:val="en-IN"/>
+        </w:rPr>
+        <w:t xml:space="preserve">It’ll have control plane processes like: </w:t>
+      </w:r>
+      <w:r>
+        <w:rPr>
+          <w:rFonts w:hint="default" w:ascii="Bodoni MT" w:hAnsi="Bodoni MT" w:eastAsia="等线" w:cs="Bodoni MT"/>
+          <w:b/>
+          <w:bCs/>
+          <w:sz w:val="22"/>
+          <w:szCs w:val="22"/>
+          <w:lang w:val="en-IN"/>
+        </w:rPr>
+        <w:t>c-c-m</w:t>
+      </w:r>
+      <w:r>
+        <w:rPr>
+          <w:rFonts w:hint="default" w:ascii="Bodoni MT" w:hAnsi="Bodoni MT" w:eastAsia="等线" w:cs="Bodoni MT"/>
+          <w:b w:val="0"/>
+          <w:bCs w:val="0"/>
+          <w:sz w:val="22"/>
+          <w:szCs w:val="22"/>
+          <w:lang w:val="en-IN"/>
+        </w:rPr>
+        <w:t xml:space="preserve"> (only if VM is provided by a cloud provider), </w:t>
+      </w:r>
+      <w:r>
+        <w:rPr>
+          <w:rFonts w:hint="default" w:ascii="Bodoni MT" w:hAnsi="Bodoni MT" w:eastAsia="等线" w:cs="Bodoni MT"/>
+          <w:b/>
+          <w:bCs/>
+          <w:sz w:val="22"/>
+          <w:szCs w:val="22"/>
+          <w:lang w:val="en-IN"/>
+        </w:rPr>
+        <w:t>c-m</w:t>
+      </w:r>
+      <w:r>
+        <w:rPr>
+          <w:rFonts w:hint="default" w:ascii="Bodoni MT" w:hAnsi="Bodoni MT" w:eastAsia="等线" w:cs="Bodoni MT"/>
+          <w:b w:val="0"/>
+          <w:bCs w:val="0"/>
+          <w:sz w:val="22"/>
+          <w:szCs w:val="22"/>
+          <w:lang w:val="en-IN"/>
+        </w:rPr>
+        <w:t xml:space="preserve">, </w:t>
+      </w:r>
+      <w:r>
+        <w:rPr>
+          <w:rFonts w:hint="default" w:ascii="Bodoni MT" w:hAnsi="Bodoni MT" w:eastAsia="等线" w:cs="Bodoni MT"/>
+          <w:b/>
+          <w:bCs/>
+          <w:sz w:val="22"/>
+          <w:szCs w:val="22"/>
+          <w:lang w:val="en-IN"/>
+        </w:rPr>
+        <w:t>etcd</w:t>
+      </w:r>
+      <w:r>
+        <w:rPr>
+          <w:rFonts w:hint="default" w:ascii="Bodoni MT" w:hAnsi="Bodoni MT" w:eastAsia="等线" w:cs="Bodoni MT"/>
+          <w:b w:val="0"/>
+          <w:bCs w:val="0"/>
+          <w:sz w:val="22"/>
+          <w:szCs w:val="22"/>
+          <w:lang w:val="en-IN"/>
+        </w:rPr>
+        <w:t xml:space="preserve">, </w:t>
+      </w:r>
+      <w:r>
+        <w:rPr>
+          <w:rFonts w:hint="default" w:ascii="Bodoni MT" w:hAnsi="Bodoni MT" w:eastAsia="等线" w:cs="Bodoni MT"/>
+          <w:b/>
+          <w:bCs/>
+          <w:sz w:val="22"/>
+          <w:szCs w:val="22"/>
+          <w:lang w:val="en-IN"/>
+        </w:rPr>
+        <w:t>sched</w:t>
+      </w:r>
+      <w:r>
+        <w:rPr>
+          <w:rFonts w:hint="default" w:ascii="Bodoni MT" w:hAnsi="Bodoni MT" w:eastAsia="等线" w:cs="Bodoni MT"/>
+          <w:b w:val="0"/>
+          <w:bCs w:val="0"/>
+          <w:sz w:val="22"/>
+          <w:szCs w:val="22"/>
+          <w:lang w:val="en-IN"/>
+        </w:rPr>
+        <w:t xml:space="preserve">, </w:t>
+      </w:r>
+      <w:r>
+        <w:rPr>
+          <w:rFonts w:hint="default" w:ascii="Bodoni MT" w:hAnsi="Bodoni MT" w:eastAsia="等线" w:cs="Bodoni MT"/>
+          <w:b/>
+          <w:bCs/>
+          <w:sz w:val="22"/>
+          <w:szCs w:val="22"/>
+          <w:lang w:val="en-IN"/>
+        </w:rPr>
+        <w:t>api</w:t>
+      </w:r>
+      <w:r>
+        <w:rPr>
+          <w:rFonts w:hint="default" w:ascii="Bodoni MT" w:hAnsi="Bodoni MT" w:eastAsia="等线" w:cs="Bodoni MT"/>
+          <w:b w:val="0"/>
+          <w:bCs w:val="0"/>
+          <w:sz w:val="22"/>
+          <w:szCs w:val="22"/>
+          <w:lang w:val="en-IN"/>
+        </w:rPr>
+        <w:t>.</w:t>
       </w:r>
     </w:p>
     <w:p>
@@ -2319,100 +4321,84 @@
         <w:jc w:val="left"/>
         <w:rPr>
           <w:rFonts w:hint="default" w:ascii="Bodoni MT" w:hAnsi="Bodoni MT" w:eastAsia="等线" w:cs="Bodoni MT"/>
-          <w:color w:val="auto"/>
-          <w:sz w:val="22"/>
-          <w:szCs w:val="22"/>
-        </w:rPr>
-      </w:pPr>
-      <w:r>
-        <w:rPr>
-          <w:rFonts w:hint="default" w:ascii="Bodoni MT" w:hAnsi="Bodoni MT" w:eastAsia="等线" w:cs="Bodoni MT"/>
-          <w:color w:val="auto"/>
-          <w:sz w:val="22"/>
-          <w:szCs w:val="22"/>
-          <w:lang w:val="en-US"/>
-        </w:rPr>
-        <w:t>What i</w:t>
-      </w:r>
-      <w:r>
-        <w:rPr>
-          <w:rFonts w:hint="default" w:ascii="Bodoni MT" w:hAnsi="Bodoni MT" w:eastAsia="等线" w:cs="Bodoni MT"/>
-          <w:color w:val="auto"/>
-          <w:sz w:val="22"/>
-          <w:szCs w:val="22"/>
-          <w:lang w:val="en-IN"/>
-        </w:rPr>
-        <w:t>t</w:t>
-      </w:r>
-      <w:r>
-        <w:rPr>
-          <w:rFonts w:hint="default" w:ascii="Bodoni MT" w:hAnsi="Bodoni MT" w:eastAsia="等线" w:cs="Bodoni MT"/>
-          <w:color w:val="auto"/>
-          <w:sz w:val="22"/>
-          <w:szCs w:val="22"/>
-          <w:lang w:val="en-US"/>
-        </w:rPr>
-        <w:t xml:space="preserve"> does?</w:t>
-      </w:r>
-      <w:r>
-        <w:rPr>
-          <w:rFonts w:hint="default" w:ascii="Bodoni MT" w:hAnsi="Bodoni MT" w:eastAsia="等线" w:cs="Bodoni MT"/>
-          <w:color w:val="auto"/>
-          <w:sz w:val="22"/>
-          <w:szCs w:val="22"/>
-          <w:lang w:val="en-US"/>
-        </w:rPr>
-        <w:br w:type="textWrapping"/>
-      </w:r>
-      <w:r>
-        <w:rPr>
-          <w:rFonts w:hint="default" w:ascii="Bodoni MT" w:hAnsi="Bodoni MT" w:eastAsia="等线" w:cs="Bodoni MT"/>
-          <w:color w:val="auto"/>
-          <w:sz w:val="22"/>
-          <w:szCs w:val="22"/>
-          <w:lang w:val="en-US"/>
-        </w:rPr>
-        <w:t>Pods assigned to its node.</w:t>
-      </w:r>
-      <w:r>
-        <w:rPr>
-          <w:rFonts w:hint="default" w:ascii="Bodoni MT" w:hAnsi="Bodoni MT" w:eastAsia="等线" w:cs="Bodoni MT"/>
-          <w:color w:val="auto"/>
-          <w:sz w:val="22"/>
-          <w:szCs w:val="22"/>
-          <w:lang w:val="en-US"/>
-        </w:rPr>
-        <w:br w:type="textWrapping"/>
-      </w:r>
-      <w:r>
-        <w:rPr>
-          <w:rFonts w:hint="default" w:ascii="Bodoni MT" w:hAnsi="Bodoni MT" w:eastAsia="等线" w:cs="Bodoni MT"/>
-          <w:color w:val="auto"/>
-          <w:sz w:val="22"/>
-          <w:szCs w:val="22"/>
-          <w:lang w:val="en-US"/>
-        </w:rPr>
-        <w:t>Pull docker image, starts the container.</w:t>
-      </w:r>
-      <w:r>
-        <w:rPr>
-          <w:rFonts w:hint="default" w:ascii="Bodoni MT" w:hAnsi="Bodoni MT" w:eastAsia="等线" w:cs="Bodoni MT"/>
-          <w:color w:val="auto"/>
-          <w:sz w:val="22"/>
-          <w:szCs w:val="22"/>
-          <w:lang w:val="en-US"/>
-        </w:rPr>
-        <w:br w:type="textWrapping"/>
-      </w:r>
-      <w:r>
-        <w:rPr>
-          <w:rFonts w:hint="default" w:ascii="Bodoni MT" w:hAnsi="Bodoni MT" w:eastAsia="等线" w:cs="Bodoni MT"/>
-          <w:color w:val="auto"/>
-          <w:sz w:val="22"/>
-          <w:szCs w:val="22"/>
-          <w:lang w:val="en-US"/>
-        </w:rPr>
-        <w:t>Monitors health, restart if crashes.</w:t>
+          <w:sz w:val="22"/>
+          <w:szCs w:val="22"/>
+        </w:rPr>
+      </w:pPr>
+      <w:r>
+        <w:rPr>
+          <w:rFonts w:hint="default" w:ascii="Bodoni MT" w:hAnsi="Bodoni MT" w:eastAsia="等线" w:cs="Bodoni MT"/>
+          <w:sz w:val="22"/>
+          <w:szCs w:val="22"/>
+          <w:lang w:val="en-IN"/>
+        </w:rPr>
+        <w:t xml:space="preserve">Also, it’ll have data plane processes like: </w:t>
+      </w:r>
+      <w:r>
+        <w:rPr>
+          <w:rFonts w:hint="default" w:ascii="Bodoni MT" w:hAnsi="Bodoni MT" w:eastAsia="等线" w:cs="Bodoni MT"/>
+          <w:b/>
+          <w:bCs/>
+          <w:sz w:val="22"/>
+          <w:szCs w:val="22"/>
+          <w:lang w:val="en-IN"/>
+        </w:rPr>
+        <w:t>pods</w:t>
+      </w:r>
+      <w:r>
+        <w:rPr>
+          <w:rFonts w:hint="default" w:ascii="Bodoni MT" w:hAnsi="Bodoni MT" w:eastAsia="等线" w:cs="Bodoni MT"/>
+          <w:b w:val="0"/>
+          <w:bCs w:val="0"/>
+          <w:sz w:val="22"/>
+          <w:szCs w:val="22"/>
+          <w:lang w:val="en-IN"/>
+        </w:rPr>
+        <w:t xml:space="preserve">, </w:t>
+      </w:r>
+      <w:r>
+        <w:rPr>
+          <w:rFonts w:hint="default" w:ascii="Bodoni MT" w:hAnsi="Bodoni MT" w:eastAsia="等线" w:cs="Bodoni MT"/>
+          <w:b/>
+          <w:bCs/>
+          <w:sz w:val="22"/>
+          <w:szCs w:val="22"/>
+          <w:lang w:val="en-IN"/>
+        </w:rPr>
+        <w:t>kubelet</w:t>
+      </w:r>
+      <w:r>
+        <w:rPr>
+          <w:rFonts w:hint="default" w:ascii="Bodoni MT" w:hAnsi="Bodoni MT" w:eastAsia="等线" w:cs="Bodoni MT"/>
+          <w:b w:val="0"/>
+          <w:bCs w:val="0"/>
+          <w:sz w:val="22"/>
+          <w:szCs w:val="22"/>
+          <w:lang w:val="en-IN"/>
+        </w:rPr>
+        <w:t xml:space="preserve">, </w:t>
+      </w:r>
+      <w:r>
+        <w:rPr>
+          <w:rFonts w:hint="default" w:ascii="Bodoni MT" w:hAnsi="Bodoni MT" w:eastAsia="等线" w:cs="Bodoni MT"/>
+          <w:b/>
+          <w:bCs/>
+          <w:sz w:val="22"/>
+          <w:szCs w:val="22"/>
+          <w:lang w:val="en-IN"/>
+        </w:rPr>
+        <w:t>k-proxy</w:t>
+      </w:r>
+      <w:r>
+        <w:rPr>
+          <w:rFonts w:hint="default" w:ascii="Bodoni MT" w:hAnsi="Bodoni MT" w:eastAsia="等线" w:cs="Bodoni MT"/>
+          <w:b w:val="0"/>
+          <w:bCs w:val="0"/>
+          <w:sz w:val="22"/>
+          <w:szCs w:val="22"/>
+          <w:lang w:val="en-IN"/>
+        </w:rPr>
+        <w:t>.</w:t>
       </w:r>
     </w:p>
     <w:p>
@@ -2430,30 +4416,150 @@
         <w:jc w:val="left"/>
         <w:rPr>
           <w:rFonts w:hint="default" w:ascii="Bodoni MT" w:hAnsi="Bodoni MT" w:eastAsia="等线" w:cs="Bodoni MT"/>
-          <w:color w:val="auto"/>
-          <w:sz w:val="22"/>
-          <w:szCs w:val="22"/>
-        </w:rPr>
-      </w:pPr>
-      <w:r>
-        <w:rPr>
-          <w:rFonts w:hint="default" w:ascii="Bodoni MT" w:hAnsi="Bodoni MT" w:eastAsia="等线" w:cs="Bodoni MT"/>
-          <w:color w:val="0070C0"/>
-          <w:sz w:val="22"/>
-          <w:szCs w:val="22"/>
-          <w:lang w:val="en-US"/>
-        </w:rPr>
-        <w:t>Scheduler assigns Pods, Kubelet runs that.</w:t>
-      </w:r>
-      <w:r>
-        <w:rPr>
-          <w:rFonts w:hint="default" w:ascii="Bodoni MT" w:hAnsi="Bodoni MT" w:eastAsia="等线" w:cs="Bodoni MT"/>
-          <w:color w:val="auto"/>
-          <w:sz w:val="22"/>
-          <w:szCs w:val="22"/>
-          <w:lang w:val="en-US"/>
-        </w:rPr>
-        <w:t xml:space="preserve">  </w:t>
+          <w:sz w:val="22"/>
+          <w:szCs w:val="22"/>
+        </w:rPr>
+      </w:pPr>
+      <w:r>
+        <w:rPr>
+          <w:rFonts w:hint="default" w:ascii="Bodoni MT" w:hAnsi="Bodoni MT" w:eastAsia="等线" w:cs="Bodoni MT"/>
+          <w:sz w:val="22"/>
+          <w:szCs w:val="22"/>
+          <w:lang w:val="en-IN"/>
+        </w:rPr>
+        <w:t xml:space="preserve">Now, when you tell it the number of instances you want to create, same like before, </w:t>
+      </w:r>
+      <w:r>
+        <w:rPr>
+          <w:rFonts w:hint="default" w:ascii="Bodoni MT" w:hAnsi="Bodoni MT" w:eastAsia="等线" w:cs="Bodoni MT"/>
+          <w:b/>
+          <w:bCs/>
+          <w:sz w:val="22"/>
+          <w:szCs w:val="22"/>
+          <w:lang w:val="en-IN"/>
+        </w:rPr>
+        <w:t>c-m</w:t>
+      </w:r>
+      <w:r>
+        <w:rPr>
+          <w:rFonts w:hint="default" w:ascii="Bodoni MT" w:hAnsi="Bodoni MT" w:eastAsia="等线" w:cs="Bodoni MT"/>
+          <w:b w:val="0"/>
+          <w:bCs w:val="0"/>
+          <w:sz w:val="22"/>
+          <w:szCs w:val="22"/>
+          <w:lang w:val="en-IN"/>
+        </w:rPr>
+        <w:t xml:space="preserve"> will create pods objects, </w:t>
+      </w:r>
+      <w:r>
+        <w:rPr>
+          <w:rFonts w:hint="default" w:ascii="Bodoni MT" w:hAnsi="Bodoni MT" w:eastAsia="等线" w:cs="Bodoni MT"/>
+          <w:b/>
+          <w:bCs/>
+          <w:sz w:val="22"/>
+          <w:szCs w:val="22"/>
+          <w:lang w:val="en-IN"/>
+        </w:rPr>
+        <w:t>sched</w:t>
+      </w:r>
+      <w:r>
+        <w:rPr>
+          <w:rFonts w:hint="default" w:ascii="Bodoni MT" w:hAnsi="Bodoni MT" w:eastAsia="等线" w:cs="Bodoni MT"/>
+          <w:b w:val="0"/>
+          <w:bCs w:val="0"/>
+          <w:sz w:val="22"/>
+          <w:szCs w:val="22"/>
+          <w:lang w:val="en-IN"/>
+        </w:rPr>
+        <w:t xml:space="preserve"> will assign the pods to the node.</w:t>
+      </w:r>
+      <w:r>
+        <w:rPr>
+          <w:rFonts w:hint="default" w:ascii="Bodoni MT" w:hAnsi="Bodoni MT" w:eastAsia="等线" w:cs="Bodoni MT"/>
+          <w:b w:val="0"/>
+          <w:bCs w:val="0"/>
+          <w:sz w:val="22"/>
+          <w:szCs w:val="22"/>
+          <w:lang w:val="en-IN"/>
+        </w:rPr>
+        <w:br w:type="textWrapping"/>
+      </w:r>
+      <w:r>
+        <w:rPr>
+          <w:rFonts w:hint="default" w:ascii="Bodoni MT" w:hAnsi="Bodoni MT" w:eastAsia="等线" w:cs="Bodoni MT"/>
+          <w:b w:val="0"/>
+          <w:bCs w:val="0"/>
+          <w:sz w:val="22"/>
+          <w:szCs w:val="22"/>
+          <w:lang w:val="en-IN"/>
+        </w:rPr>
+        <w:tab/>
+      </w:r>
+      <w:r>
+        <w:rPr>
+          <w:rFonts w:hint="default" w:ascii="Bodoni MT" w:hAnsi="Bodoni MT" w:eastAsia="等线" w:cs="Bodoni MT"/>
+          <w:b w:val="0"/>
+          <w:bCs w:val="0"/>
+          <w:sz w:val="22"/>
+          <w:szCs w:val="22"/>
+          <w:lang w:val="en-IN"/>
+        </w:rPr>
+        <w:t xml:space="preserve">As we have only node inside which all processes are running, so </w:t>
+      </w:r>
+      <w:r>
+        <w:rPr>
+          <w:rFonts w:hint="default" w:ascii="Bodoni MT" w:hAnsi="Bodoni MT" w:eastAsia="等线" w:cs="Bodoni MT"/>
+          <w:b/>
+          <w:bCs/>
+          <w:sz w:val="22"/>
+          <w:szCs w:val="22"/>
+          <w:lang w:val="en-IN"/>
+        </w:rPr>
+        <w:t>sched</w:t>
+      </w:r>
+      <w:r>
+        <w:rPr>
+          <w:rFonts w:hint="default" w:ascii="Bodoni MT" w:hAnsi="Bodoni MT" w:eastAsia="等线" w:cs="Bodoni MT"/>
+          <w:b w:val="0"/>
+          <w:bCs w:val="0"/>
+          <w:sz w:val="22"/>
+          <w:szCs w:val="22"/>
+          <w:lang w:val="en-IN"/>
+        </w:rPr>
+        <w:t xml:space="preserve"> will assign this node only, for all the pods.</w:t>
+      </w:r>
+      <w:r>
+        <w:rPr>
+          <w:rFonts w:hint="default" w:ascii="Bodoni MT" w:hAnsi="Bodoni MT" w:eastAsia="等线" w:cs="Bodoni MT"/>
+          <w:b w:val="0"/>
+          <w:bCs w:val="0"/>
+          <w:sz w:val="22"/>
+          <w:szCs w:val="22"/>
+          <w:lang w:val="en-IN"/>
+        </w:rPr>
+        <w:br w:type="textWrapping"/>
+      </w:r>
+      <w:r>
+        <w:rPr>
+          <w:rFonts w:hint="default" w:ascii="Bodoni MT" w:hAnsi="Bodoni MT" w:eastAsia="等线" w:cs="Bodoni MT"/>
+          <w:b w:val="0"/>
+          <w:bCs w:val="0"/>
+          <w:sz w:val="22"/>
+          <w:szCs w:val="22"/>
+          <w:lang w:val="en-IN"/>
+        </w:rPr>
+        <w:tab/>
+      </w:r>
+      <w:r>
+        <w:rPr>
+          <w:rFonts w:hint="default" w:ascii="Bodoni MT" w:hAnsi="Bodoni MT" w:eastAsia="等线" w:cs="Bodoni MT"/>
+          <w:b w:val="0"/>
+          <w:bCs w:val="0"/>
+          <w:sz w:val="22"/>
+          <w:szCs w:val="22"/>
+          <w:lang w:val="en-IN"/>
+        </w:rPr>
+        <w:t>So, all the pods will be running inside the same VM.</w:t>
       </w:r>
     </w:p>
     <w:p>
@@ -2463,33 +4569,362 @@
         <w:widowControl/>
         <w:numPr>
           <w:ilvl w:val="0"/>
-          <w:numId w:val="0"/>
+          <w:numId w:val="11"/>
         </w:numPr>
         <w:suppressLineNumbers w:val="0"/>
         <w:spacing w:before="0" w:beforeAutospacing="0" w:after="0" w:afterAutospacing="0" w:line="360" w:lineRule="auto"/>
-        <w:ind w:left="840" w:leftChars="0" w:right="0" w:rightChars="0"/>
+        <w:ind w:left="420" w:leftChars="0" w:right="0" w:hanging="420" w:firstLineChars="0"/>
         <w:jc w:val="left"/>
+        <w:rPr>
+          <w:rFonts w:hint="default" w:ascii="Bodoni MT" w:hAnsi="Bodoni MT" w:eastAsia="等线" w:cs="Bodoni MT"/>
+          <w:sz w:val="22"/>
+          <w:szCs w:val="22"/>
+        </w:rPr>
+      </w:pPr>
+      <w:r>
         <w:rPr>
           <w:rFonts w:hint="default" w:ascii="Bodoni MT" w:hAnsi="Bodoni MT" w:eastAsia="等线" w:cs="Bodoni MT"/>
           <w:b w:val="0"/>
           <w:bCs w:val="0"/>
-          <w:color w:val="auto"/>
-          <w:sz w:val="22"/>
-          <w:szCs w:val="22"/>
-          <w:lang w:val="en-US"/>
-        </w:rPr>
-      </w:pPr>
+          <w:sz w:val="22"/>
+          <w:szCs w:val="22"/>
+          <w:lang w:val="en-IN"/>
+        </w:rPr>
+        <w:t xml:space="preserve">Now, as we saw before, </w:t>
+      </w:r>
       <w:r>
         <w:rPr>
           <w:rFonts w:hint="default" w:ascii="Bodoni MT" w:hAnsi="Bodoni MT" w:eastAsia="等线" w:cs="Bodoni MT"/>
           <w:b/>
           <w:bCs/>
-          <w:color w:val="auto"/>
-          <w:sz w:val="22"/>
-          <w:szCs w:val="22"/>
-          <w:lang w:val="en-US"/>
-        </w:rPr>
-        <w:t>Kube Proxy</w:t>
+          <w:sz w:val="22"/>
+          <w:szCs w:val="22"/>
+          <w:lang w:val="en-IN"/>
+        </w:rPr>
+        <w:t>c-m</w:t>
+      </w:r>
+      <w:r>
+        <w:rPr>
+          <w:rFonts w:hint="default" w:ascii="Bodoni MT" w:hAnsi="Bodoni MT" w:eastAsia="等线" w:cs="Bodoni MT"/>
+          <w:b w:val="0"/>
+          <w:bCs w:val="0"/>
+          <w:sz w:val="22"/>
+          <w:szCs w:val="22"/>
+          <w:lang w:val="en-IN"/>
+        </w:rPr>
+        <w:t xml:space="preserve"> checks if pods are gone (when node goes down) then it creates new pods objects to get the desired state and then </w:t>
+      </w:r>
+      <w:r>
+        <w:rPr>
+          <w:rFonts w:hint="default" w:ascii="Bodoni MT" w:hAnsi="Bodoni MT" w:eastAsia="等线" w:cs="Bodoni MT"/>
+          <w:b/>
+          <w:bCs/>
+          <w:sz w:val="22"/>
+          <w:szCs w:val="22"/>
+          <w:lang w:val="en-IN"/>
+        </w:rPr>
+        <w:t>sched</w:t>
+      </w:r>
+      <w:r>
+        <w:rPr>
+          <w:rFonts w:hint="default" w:ascii="Bodoni MT" w:hAnsi="Bodoni MT" w:eastAsia="等线" w:cs="Bodoni MT"/>
+          <w:b w:val="0"/>
+          <w:bCs w:val="0"/>
+          <w:sz w:val="22"/>
+          <w:szCs w:val="22"/>
+          <w:lang w:val="en-IN"/>
+        </w:rPr>
+        <w:t xml:space="preserve"> will assign those pods to some nodes. So </w:t>
+      </w:r>
+      <w:r>
+        <w:rPr>
+          <w:rFonts w:hint="default" w:ascii="Bodoni MT" w:hAnsi="Bodoni MT" w:eastAsia="等线" w:cs="Bodoni MT"/>
+          <w:b w:val="0"/>
+          <w:bCs w:val="0"/>
+          <w:color w:val="FF0000"/>
+          <w:sz w:val="22"/>
+          <w:szCs w:val="22"/>
+          <w:lang w:val="en-IN"/>
+        </w:rPr>
+        <w:t>“Are the Nodes get created and deleted automatically?”</w:t>
+      </w:r>
+      <w:r>
+        <w:rPr>
+          <w:rFonts w:hint="default" w:ascii="Bodoni MT" w:hAnsi="Bodoni MT" w:eastAsia="等线" w:cs="Bodoni MT"/>
+          <w:b w:val="0"/>
+          <w:bCs w:val="0"/>
+          <w:sz w:val="22"/>
+          <w:szCs w:val="22"/>
+          <w:lang w:val="en-IN"/>
+        </w:rPr>
+        <w:t xml:space="preserve">  </w:t>
+      </w:r>
+    </w:p>
+    <w:p>
+      <w:pPr>
+        <w:keepNext w:val="0"/>
+        <w:keepLines w:val="0"/>
+        <w:widowControl/>
+        <w:numPr>
+          <w:ilvl w:val="1"/>
+          <w:numId w:val="11"/>
+        </w:numPr>
+        <w:suppressLineNumbers w:val="0"/>
+        <w:spacing w:before="0" w:beforeAutospacing="0" w:after="0" w:afterAutospacing="0" w:line="360" w:lineRule="auto"/>
+        <w:ind w:left="840" w:leftChars="0" w:right="0" w:hanging="420" w:firstLineChars="0"/>
+        <w:jc w:val="left"/>
+        <w:rPr>
+          <w:rFonts w:hint="default" w:ascii="Bodoni MT" w:hAnsi="Bodoni MT" w:eastAsia="等线" w:cs="Bodoni MT"/>
+          <w:sz w:val="22"/>
+          <w:szCs w:val="22"/>
+        </w:rPr>
+      </w:pPr>
+      <w:r>
+        <w:rPr>
+          <w:rFonts w:hint="default" w:ascii="Bodoni MT" w:hAnsi="Bodoni MT" w:eastAsia="等线" w:cs="Bodoni MT"/>
+          <w:color w:val="00B050"/>
+          <w:sz w:val="22"/>
+          <w:szCs w:val="22"/>
+          <w:shd w:val="clear" w:color="FFFFFF" w:fill="D9D9D9"/>
+          <w:lang w:val="en-IN"/>
+        </w:rPr>
+        <w:t>No, nodes are constant, only the pods are created.</w:t>
+      </w:r>
+      <w:r>
+        <w:rPr>
+          <w:rFonts w:hint="default" w:ascii="Bodoni MT" w:hAnsi="Bodoni MT" w:eastAsia="等线" w:cs="Bodoni MT"/>
+          <w:sz w:val="22"/>
+          <w:szCs w:val="22"/>
+          <w:lang w:val="en-IN"/>
+        </w:rPr>
+        <w:t xml:space="preserve">  </w:t>
+      </w:r>
+    </w:p>
+    <w:p>
+      <w:pPr>
+        <w:keepNext w:val="0"/>
+        <w:keepLines w:val="0"/>
+        <w:widowControl/>
+        <w:numPr>
+          <w:ilvl w:val="1"/>
+          <w:numId w:val="11"/>
+        </w:numPr>
+        <w:suppressLineNumbers w:val="0"/>
+        <w:spacing w:before="0" w:beforeAutospacing="0" w:after="0" w:afterAutospacing="0" w:line="360" w:lineRule="auto"/>
+        <w:ind w:left="840" w:leftChars="0" w:right="0" w:hanging="420" w:firstLineChars="0"/>
+        <w:jc w:val="left"/>
+        <w:rPr>
+          <w:rFonts w:hint="default" w:ascii="Bodoni MT" w:hAnsi="Bodoni MT" w:eastAsia="等线" w:cs="Bodoni MT"/>
+          <w:sz w:val="22"/>
+          <w:szCs w:val="22"/>
+        </w:rPr>
+      </w:pPr>
+      <w:r>
+        <w:rPr>
+          <w:rFonts w:hint="default" w:ascii="Bodoni MT" w:hAnsi="Bodoni MT" w:eastAsia="等线" w:cs="Bodoni MT"/>
+          <w:sz w:val="22"/>
+          <w:szCs w:val="22"/>
+          <w:lang w:val="en-IN"/>
+        </w:rPr>
+        <w:t>We create VMs from a cloud provider and assign those to our Kubernetes cluster.</w:t>
+      </w:r>
+    </w:p>
+    <w:p>
+      <w:pPr>
+        <w:keepNext w:val="0"/>
+        <w:keepLines w:val="0"/>
+        <w:widowControl/>
+        <w:numPr>
+          <w:ilvl w:val="1"/>
+          <w:numId w:val="11"/>
+        </w:numPr>
+        <w:suppressLineNumbers w:val="0"/>
+        <w:spacing w:before="0" w:beforeAutospacing="0" w:after="0" w:afterAutospacing="0" w:line="360" w:lineRule="auto"/>
+        <w:ind w:left="840" w:leftChars="0" w:right="0" w:hanging="420" w:firstLineChars="0"/>
+        <w:jc w:val="left"/>
+        <w:rPr>
+          <w:rFonts w:hint="default" w:ascii="Bodoni MT" w:hAnsi="Bodoni MT" w:eastAsia="等线" w:cs="Bodoni MT"/>
+          <w:sz w:val="22"/>
+          <w:szCs w:val="22"/>
+        </w:rPr>
+      </w:pPr>
+      <w:r>
+        <w:rPr>
+          <w:rFonts w:hint="default" w:ascii="Bodoni MT" w:hAnsi="Bodoni MT" w:eastAsia="等线" w:cs="Bodoni MT"/>
+          <w:sz w:val="22"/>
+          <w:szCs w:val="22"/>
+          <w:lang w:val="en-IN"/>
+        </w:rPr>
+        <w:t xml:space="preserve">Now, the </w:t>
+      </w:r>
+      <w:r>
+        <w:rPr>
+          <w:rFonts w:hint="default" w:ascii="Bodoni MT" w:hAnsi="Bodoni MT" w:eastAsia="等线" w:cs="Bodoni MT"/>
+          <w:b/>
+          <w:bCs/>
+          <w:sz w:val="22"/>
+          <w:szCs w:val="22"/>
+          <w:lang w:val="en-IN"/>
+        </w:rPr>
+        <w:t>sched</w:t>
+      </w:r>
+      <w:r>
+        <w:rPr>
+          <w:rFonts w:hint="default" w:ascii="Bodoni MT" w:hAnsi="Bodoni MT" w:eastAsia="等线" w:cs="Bodoni MT"/>
+          <w:b w:val="0"/>
+          <w:bCs w:val="0"/>
+          <w:sz w:val="22"/>
+          <w:szCs w:val="22"/>
+          <w:lang w:val="en-IN"/>
+        </w:rPr>
+        <w:t xml:space="preserve"> will schedule the </w:t>
+      </w:r>
+      <w:r>
+        <w:rPr>
+          <w:rFonts w:hint="default" w:ascii="Bodoni MT" w:hAnsi="Bodoni MT" w:eastAsia="等线" w:cs="Bodoni MT"/>
+          <w:b w:val="0"/>
+          <w:bCs w:val="0"/>
+          <w:i/>
+          <w:iCs/>
+          <w:sz w:val="22"/>
+          <w:szCs w:val="22"/>
+          <w:lang w:val="en-IN"/>
+        </w:rPr>
+        <w:t>pods</w:t>
+      </w:r>
+      <w:r>
+        <w:rPr>
+          <w:rFonts w:hint="default" w:ascii="Bodoni MT" w:hAnsi="Bodoni MT" w:eastAsia="等线" w:cs="Bodoni MT"/>
+          <w:b w:val="0"/>
+          <w:bCs w:val="0"/>
+          <w:i w:val="0"/>
+          <w:iCs w:val="0"/>
+          <w:sz w:val="22"/>
+          <w:szCs w:val="22"/>
+          <w:lang w:val="en-IN"/>
+        </w:rPr>
+        <w:t xml:space="preserve"> to the available nodes only if it is up.</w:t>
+      </w:r>
+    </w:p>
+    <w:p>
+      <w:pPr>
+        <w:keepNext w:val="0"/>
+        <w:keepLines w:val="0"/>
+        <w:widowControl/>
+        <w:numPr>
+          <w:ilvl w:val="0"/>
+          <w:numId w:val="11"/>
+        </w:numPr>
+        <w:suppressLineNumbers w:val="0"/>
+        <w:spacing w:before="0" w:beforeAutospacing="0" w:after="0" w:afterAutospacing="0" w:line="360" w:lineRule="auto"/>
+        <w:ind w:left="420" w:leftChars="0" w:right="0" w:hanging="420" w:firstLineChars="0"/>
+        <w:jc w:val="left"/>
+        <w:rPr>
+          <w:rFonts w:hint="default" w:ascii="Bodoni MT" w:hAnsi="Bodoni MT" w:eastAsia="等线" w:cs="Bodoni MT"/>
+          <w:sz w:val="22"/>
+          <w:szCs w:val="22"/>
+        </w:rPr>
+      </w:pPr>
+      <w:r>
+        <w:rPr>
+          <w:rFonts w:hint="default" w:ascii="Bodoni MT" w:hAnsi="Bodoni MT" w:eastAsia="等线" w:cs="Bodoni MT"/>
+          <w:sz w:val="22"/>
+          <w:szCs w:val="22"/>
+          <w:lang w:val="en-IN"/>
+        </w:rPr>
+        <w:t xml:space="preserve">Now, the question may be, if the nodes are directly assigned to the cluster, then </w:t>
+      </w:r>
+      <w:r>
+        <w:rPr>
+          <w:rFonts w:hint="default" w:ascii="Bodoni MT" w:hAnsi="Bodoni MT" w:eastAsia="等线" w:cs="Bodoni MT"/>
+          <w:color w:val="FF0000"/>
+          <w:sz w:val="22"/>
+          <w:szCs w:val="22"/>
+          <w:lang w:val="en-IN"/>
+        </w:rPr>
+        <w:t xml:space="preserve">what is the use of </w:t>
+      </w:r>
+      <w:r>
+        <w:rPr>
+          <w:rFonts w:hint="default" w:ascii="Bodoni MT" w:hAnsi="Bodoni MT" w:eastAsia="等线" w:cs="Bodoni MT"/>
+          <w:b/>
+          <w:bCs/>
+          <w:color w:val="FF0000"/>
+          <w:sz w:val="22"/>
+          <w:szCs w:val="22"/>
+          <w:lang w:val="en-IN"/>
+        </w:rPr>
+        <w:t>c-c-m</w:t>
+      </w:r>
+      <w:r>
+        <w:rPr>
+          <w:rFonts w:hint="default" w:ascii="Bodoni MT" w:hAnsi="Bodoni MT" w:eastAsia="等线" w:cs="Bodoni MT"/>
+          <w:b w:val="0"/>
+          <w:bCs w:val="0"/>
+          <w:color w:val="FF0000"/>
+          <w:sz w:val="22"/>
+          <w:szCs w:val="22"/>
+          <w:lang w:val="en-IN"/>
+        </w:rPr>
+        <w:t xml:space="preserve"> to talk to cloud provider?</w:t>
+      </w:r>
+    </w:p>
+    <w:p>
+      <w:pPr>
+        <w:keepNext w:val="0"/>
+        <w:keepLines w:val="0"/>
+        <w:widowControl/>
+        <w:numPr>
+          <w:ilvl w:val="1"/>
+          <w:numId w:val="11"/>
+        </w:numPr>
+        <w:suppressLineNumbers w:val="0"/>
+        <w:spacing w:before="0" w:beforeAutospacing="0" w:after="0" w:afterAutospacing="0" w:line="360" w:lineRule="auto"/>
+        <w:ind w:left="840" w:leftChars="0" w:right="0" w:hanging="420" w:firstLineChars="0"/>
+        <w:jc w:val="left"/>
+        <w:rPr>
+          <w:rFonts w:hint="default" w:ascii="Bodoni MT" w:hAnsi="Bodoni MT" w:eastAsia="等线" w:cs="Bodoni MT"/>
+          <w:sz w:val="22"/>
+          <w:szCs w:val="22"/>
+        </w:rPr>
+      </w:pPr>
+      <w:r>
+        <w:rPr>
+          <w:rFonts w:hint="default" w:ascii="Bodoni MT" w:hAnsi="Bodoni MT" w:eastAsia="等线" w:cs="Bodoni MT"/>
+          <w:sz w:val="22"/>
+          <w:szCs w:val="22"/>
+          <w:lang w:val="en-IN"/>
+        </w:rPr>
+        <w:t>One of the use-case can be creating Load Balancer (ex: AWS ELB)</w:t>
+      </w:r>
+    </w:p>
+    <w:p>
+      <w:pPr>
+        <w:keepNext w:val="0"/>
+        <w:keepLines w:val="0"/>
+        <w:widowControl/>
+        <w:numPr>
+          <w:ilvl w:val="1"/>
+          <w:numId w:val="11"/>
+        </w:numPr>
+        <w:suppressLineNumbers w:val="0"/>
+        <w:spacing w:before="0" w:beforeAutospacing="0" w:after="0" w:afterAutospacing="0" w:line="360" w:lineRule="auto"/>
+        <w:ind w:left="840" w:leftChars="0" w:right="0" w:hanging="420" w:firstLineChars="0"/>
+        <w:jc w:val="left"/>
+        <w:rPr>
+          <w:rFonts w:hint="default" w:ascii="Bodoni MT" w:hAnsi="Bodoni MT" w:eastAsia="等线" w:cs="Bodoni MT"/>
+          <w:sz w:val="22"/>
+          <w:szCs w:val="22"/>
+        </w:rPr>
+      </w:pPr>
+      <w:r>
+        <w:rPr>
+          <w:rFonts w:hint="default" w:ascii="Bodoni MT" w:hAnsi="Bodoni MT" w:eastAsia="等线" w:cs="Bodoni MT"/>
+          <w:sz w:val="22"/>
+          <w:szCs w:val="22"/>
+          <w:lang w:val="en-IN"/>
+        </w:rPr>
+        <w:t>The flow is like the below:</w:t>
       </w:r>
     </w:p>
     <w:p>
@@ -2507,20 +4942,18 @@
         <w:jc w:val="left"/>
         <w:rPr>
           <w:rFonts w:hint="default" w:ascii="Bodoni MT" w:hAnsi="Bodoni MT" w:eastAsia="等线" w:cs="Bodoni MT"/>
-          <w:color w:val="auto"/>
-          <w:sz w:val="22"/>
-          <w:szCs w:val="22"/>
-        </w:rPr>
-      </w:pPr>
-      <w:r>
-        <w:rPr>
-          <w:rFonts w:hint="default" w:ascii="Bodoni MT" w:hAnsi="Bodoni MT" w:eastAsia="等线" w:cs="Bodoni MT"/>
-          <w:color w:val="auto"/>
-          <w:sz w:val="22"/>
-          <w:szCs w:val="22"/>
-          <w:lang w:val="en-US"/>
-        </w:rPr>
-        <w:t>Handles networking inside node.</w:t>
+          <w:sz w:val="22"/>
+          <w:szCs w:val="22"/>
+        </w:rPr>
+      </w:pPr>
+      <w:r>
+        <w:rPr>
+          <w:rFonts w:hint="default" w:ascii="Bodoni MT" w:hAnsi="Bodoni MT" w:eastAsia="等线" w:cs="Bodoni MT"/>
+          <w:sz w:val="22"/>
+          <w:szCs w:val="22"/>
+          <w:lang w:val="en-IN"/>
+        </w:rPr>
+        <w:t>User will trigger request to the Load Balancer (provided by Cloud Provider, Ex: AWS ELB).</w:t>
       </w:r>
     </w:p>
     <w:p>
@@ -2538,20 +4971,45 @@
         <w:jc w:val="left"/>
         <w:rPr>
           <w:rFonts w:hint="default" w:ascii="Bodoni MT" w:hAnsi="Bodoni MT" w:eastAsia="等线" w:cs="Bodoni MT"/>
-          <w:color w:val="auto"/>
-          <w:sz w:val="22"/>
-          <w:szCs w:val="22"/>
-        </w:rPr>
-      </w:pPr>
-      <w:r>
-        <w:rPr>
-          <w:rFonts w:hint="default" w:ascii="Bodoni MT" w:hAnsi="Bodoni MT" w:eastAsia="等线" w:cs="Bodoni MT"/>
-          <w:color w:val="auto"/>
-          <w:sz w:val="22"/>
-          <w:szCs w:val="22"/>
-          <w:lang w:val="en-US"/>
-        </w:rPr>
-        <w:t>Routes traffic to correct pod.</w:t>
+          <w:sz w:val="22"/>
+          <w:szCs w:val="22"/>
+        </w:rPr>
+      </w:pPr>
+      <w:r>
+        <w:rPr>
+          <w:rFonts w:hint="default" w:ascii="Bodoni MT" w:hAnsi="Bodoni MT" w:eastAsia="等线" w:cs="Bodoni MT"/>
+          <w:sz w:val="22"/>
+          <w:szCs w:val="22"/>
+          <w:lang w:val="en-IN"/>
+        </w:rPr>
+        <w:t>Load Balancer doesn’t know about the pods inside which the containers running our application are present.</w:t>
+      </w:r>
+      <w:r>
+        <w:rPr>
+          <w:rFonts w:hint="default" w:ascii="Bodoni MT" w:hAnsi="Bodoni MT" w:eastAsia="等线" w:cs="Bodoni MT"/>
+          <w:sz w:val="22"/>
+          <w:szCs w:val="22"/>
+          <w:lang w:val="en-IN"/>
+        </w:rPr>
+        <w:br w:type="textWrapping"/>
+      </w:r>
+      <w:r>
+        <w:rPr>
+          <w:rFonts w:hint="default" w:ascii="Bodoni MT" w:hAnsi="Bodoni MT" w:eastAsia="等线" w:cs="Bodoni MT"/>
+          <w:sz w:val="22"/>
+          <w:szCs w:val="22"/>
+          <w:lang w:val="en-IN"/>
+        </w:rPr>
+        <w:tab/>
+      </w:r>
+      <w:r>
+        <w:rPr>
+          <w:rFonts w:hint="default" w:ascii="Bodoni MT" w:hAnsi="Bodoni MT" w:eastAsia="等线" w:cs="Bodoni MT"/>
+          <w:sz w:val="22"/>
+          <w:szCs w:val="22"/>
+          <w:lang w:val="en-IN"/>
+        </w:rPr>
+        <w:t>It only knows about the nodes. Because the nodes are VMs of the same Cloud Provider only. It can forward the request to those.</w:t>
       </w:r>
     </w:p>
     <w:p>
@@ -2569,108 +5027,18 @@
         <w:jc w:val="left"/>
         <w:rPr>
           <w:rFonts w:hint="default" w:ascii="Bodoni MT" w:hAnsi="Bodoni MT" w:eastAsia="等线" w:cs="Bodoni MT"/>
-          <w:color w:val="auto"/>
-          <w:sz w:val="22"/>
-          <w:szCs w:val="22"/>
-        </w:rPr>
-      </w:pPr>
-      <w:r>
-        <w:rPr>
-          <w:rFonts w:hint="default" w:ascii="Bodoni MT" w:hAnsi="Bodoni MT" w:eastAsia="等线" w:cs="Bodoni MT"/>
-          <w:color w:val="auto"/>
-          <w:sz w:val="22"/>
-          <w:szCs w:val="22"/>
-          <w:lang w:val="en-US"/>
-        </w:rPr>
-        <w:t>What it does?</w:t>
-      </w:r>
-      <w:r>
-        <w:rPr>
-          <w:rFonts w:hint="default" w:ascii="Bodoni MT" w:hAnsi="Bodoni MT" w:eastAsia="等线" w:cs="Bodoni MT"/>
-          <w:color w:val="auto"/>
-          <w:sz w:val="22"/>
-          <w:szCs w:val="22"/>
-          <w:lang w:val="en-US"/>
-        </w:rPr>
-        <w:br w:type="textWrapping"/>
-      </w:r>
-      <w:r>
-        <w:rPr>
-          <w:rFonts w:hint="default" w:ascii="Bodoni MT" w:hAnsi="Bodoni MT" w:eastAsia="等线" w:cs="Bodoni MT"/>
-          <w:color w:val="auto"/>
-          <w:sz w:val="22"/>
-          <w:szCs w:val="22"/>
-          <w:lang w:val="en-US"/>
-        </w:rPr>
-        <w:t>Maintains network rules (iptables/ipvs)</w:t>
-      </w:r>
-      <w:r>
-        <w:rPr>
-          <w:rFonts w:hint="default" w:ascii="Bodoni MT" w:hAnsi="Bodoni MT" w:eastAsia="等线" w:cs="Bodoni MT"/>
-          <w:color w:val="auto"/>
-          <w:sz w:val="22"/>
-          <w:szCs w:val="22"/>
-          <w:lang w:val="en-US"/>
-        </w:rPr>
-        <w:br w:type="textWrapping"/>
-      </w:r>
-      <w:r>
-        <w:rPr>
-          <w:rFonts w:hint="default" w:ascii="Bodoni MT" w:hAnsi="Bodoni MT" w:eastAsia="等线" w:cs="Bodoni MT"/>
-          <w:color w:val="auto"/>
-          <w:sz w:val="22"/>
-          <w:szCs w:val="22"/>
-          <w:lang w:val="en-US"/>
-        </w:rPr>
-        <w:t>Enable service → Pod communication.</w:t>
-      </w:r>
-    </w:p>
-    <w:p>
-      <w:pPr>
-        <w:keepNext w:val="0"/>
-        <w:keepLines w:val="0"/>
-        <w:widowControl/>
-        <w:numPr>
-          <w:ilvl w:val="0"/>
-          <w:numId w:val="0"/>
-        </w:numPr>
-        <w:suppressLineNumbers w:val="0"/>
-        <w:spacing w:before="0" w:beforeAutospacing="0" w:after="0" w:afterAutospacing="0" w:line="360" w:lineRule="auto"/>
-        <w:ind w:left="840" w:leftChars="0" w:right="0" w:rightChars="0"/>
-        <w:jc w:val="left"/>
-        <w:rPr>
-          <w:rFonts w:hint="default" w:ascii="Bodoni MT" w:hAnsi="Bodoni MT" w:eastAsia="等线" w:cs="Bodoni MT"/>
-          <w:b w:val="0"/>
-          <w:bCs w:val="0"/>
-          <w:color w:val="auto"/>
-          <w:sz w:val="22"/>
-          <w:szCs w:val="22"/>
-          <w:lang w:val="en-US"/>
-        </w:rPr>
-      </w:pPr>
-      <w:r>
-        <w:rPr>
-          <w:rFonts w:hint="default" w:ascii="Bodoni MT" w:hAnsi="Bodoni MT" w:eastAsia="等线" w:cs="Bodoni MT"/>
-          <w:b/>
-          <w:bCs/>
-          <w:color w:val="auto"/>
-          <w:sz w:val="22"/>
-          <w:szCs w:val="22"/>
-          <w:lang w:val="en-US"/>
-        </w:rPr>
-        <w:t>Pods</w:t>
-      </w:r>
-      <w:r>
-        <w:rPr>
-          <w:rFonts w:hint="default" w:ascii="Bodoni MT" w:hAnsi="Bodoni MT" w:eastAsia="等线" w:cs="Bodoni MT"/>
-          <w:b w:val="0"/>
-          <w:bCs w:val="0"/>
-          <w:color w:val="auto"/>
-          <w:sz w:val="22"/>
-          <w:szCs w:val="22"/>
-          <w:lang w:val="en-US"/>
-        </w:rPr>
-        <w:t xml:space="preserve"> (Workloads)</w:t>
+          <w:sz w:val="22"/>
+          <w:szCs w:val="22"/>
+        </w:rPr>
+      </w:pPr>
+      <w:r>
+        <w:rPr>
+          <w:rFonts w:hint="default" w:ascii="Bodoni MT" w:hAnsi="Bodoni MT" w:eastAsia="等线" w:cs="Bodoni MT"/>
+          <w:sz w:val="22"/>
+          <w:szCs w:val="22"/>
+          <w:lang w:val="en-IN"/>
+        </w:rPr>
+        <w:t>Now, lets say the Load Balancer sends the request to one node (Worker Node of course).</w:t>
       </w:r>
     </w:p>
     <w:p>
@@ -2688,20 +5056,95 @@
         <w:jc w:val="left"/>
         <w:rPr>
           <w:rFonts w:hint="default" w:ascii="Bodoni MT" w:hAnsi="Bodoni MT" w:eastAsia="等线" w:cs="Bodoni MT"/>
-          <w:color w:val="auto"/>
-          <w:sz w:val="22"/>
-          <w:szCs w:val="22"/>
-        </w:rPr>
-      </w:pPr>
-      <w:r>
-        <w:rPr>
-          <w:rFonts w:hint="default" w:ascii="Bodoni MT" w:hAnsi="Bodoni MT" w:eastAsia="等线" w:cs="Bodoni MT"/>
-          <w:color w:val="auto"/>
-          <w:sz w:val="22"/>
-          <w:szCs w:val="22"/>
-          <w:lang w:val="en-US"/>
-        </w:rPr>
-        <w:t>These are the actual applications.</w:t>
+          <w:sz w:val="22"/>
+          <w:szCs w:val="22"/>
+        </w:rPr>
+      </w:pPr>
+      <w:r>
+        <w:rPr>
+          <w:rFonts w:hint="default" w:ascii="Bodoni MT" w:hAnsi="Bodoni MT" w:eastAsia="等线" w:cs="Bodoni MT"/>
+          <w:sz w:val="22"/>
+          <w:szCs w:val="22"/>
+          <w:lang w:val="en-IN"/>
+        </w:rPr>
+        <w:t xml:space="preserve">Now, </w:t>
+      </w:r>
+      <w:r>
+        <w:rPr>
+          <w:rFonts w:hint="default" w:ascii="Bodoni MT" w:hAnsi="Bodoni MT" w:eastAsia="等线" w:cs="Bodoni MT"/>
+          <w:b/>
+          <w:bCs/>
+          <w:sz w:val="22"/>
+          <w:szCs w:val="22"/>
+          <w:lang w:val="en-IN"/>
+        </w:rPr>
+        <w:t>k-proxy</w:t>
+      </w:r>
+      <w:r>
+        <w:rPr>
+          <w:rFonts w:hint="default" w:ascii="Bodoni MT" w:hAnsi="Bodoni MT" w:eastAsia="等线" w:cs="Bodoni MT"/>
+          <w:b w:val="0"/>
+          <w:bCs w:val="0"/>
+          <w:sz w:val="22"/>
+          <w:szCs w:val="22"/>
+          <w:lang w:val="en-IN"/>
+        </w:rPr>
+        <w:t xml:space="preserve"> is there inside the worker node which will decide to which pods the request should go to.</w:t>
+      </w:r>
+      <w:r>
+        <w:rPr>
+          <w:rFonts w:hint="default" w:ascii="Bodoni MT" w:hAnsi="Bodoni MT" w:eastAsia="等线" w:cs="Bodoni MT"/>
+          <w:b w:val="0"/>
+          <w:bCs w:val="0"/>
+          <w:sz w:val="22"/>
+          <w:szCs w:val="22"/>
+          <w:lang w:val="en-IN"/>
+        </w:rPr>
+        <w:br w:type="textWrapping"/>
+      </w:r>
+      <w:r>
+        <w:rPr>
+          <w:rFonts w:hint="default" w:ascii="Bodoni MT" w:hAnsi="Bodoni MT" w:eastAsia="等线" w:cs="Bodoni MT"/>
+          <w:b w:val="0"/>
+          <w:bCs w:val="0"/>
+          <w:sz w:val="22"/>
+          <w:szCs w:val="22"/>
+          <w:lang w:val="en-IN"/>
+        </w:rPr>
+        <w:tab/>
+      </w:r>
+      <w:r>
+        <w:rPr>
+          <w:rFonts w:hint="default" w:ascii="Bodoni MT" w:hAnsi="Bodoni MT" w:eastAsia="等线" w:cs="Bodoni MT"/>
+          <w:b w:val="0"/>
+          <w:bCs w:val="0"/>
+          <w:sz w:val="22"/>
+          <w:szCs w:val="22"/>
+          <w:lang w:val="en-IN"/>
+        </w:rPr>
+        <w:t xml:space="preserve">Means, there can be multiple pods running inside the same Node, here </w:t>
+      </w:r>
+      <w:r>
+        <w:rPr>
+          <w:rFonts w:hint="default" w:ascii="Bodoni MT" w:hAnsi="Bodoni MT" w:eastAsia="等线" w:cs="Bodoni MT"/>
+          <w:b/>
+          <w:bCs/>
+          <w:sz w:val="22"/>
+          <w:szCs w:val="22"/>
+          <w:lang w:val="en-IN"/>
+        </w:rPr>
+        <w:t>k-proxy</w:t>
+      </w:r>
+      <w:r>
+        <w:rPr>
+          <w:rFonts w:hint="default" w:ascii="Bodoni MT" w:hAnsi="Bodoni MT" w:eastAsia="等线" w:cs="Bodoni MT"/>
+          <w:b w:val="0"/>
+          <w:bCs w:val="0"/>
+          <w:sz w:val="22"/>
+          <w:szCs w:val="22"/>
+          <w:lang w:val="en-IN"/>
+        </w:rPr>
+        <w:t xml:space="preserve"> does its work.</w:t>
       </w:r>
     </w:p>
     <w:p>
@@ -2719,7 +5162,6 @@
         <w:jc w:val="left"/>
         <w:rPr>
           <w:rFonts w:hint="default" w:ascii="Bodoni MT" w:hAnsi="Bodoni MT" w:eastAsia="等线" w:cs="Bodoni MT"/>
-          <w:color w:val="auto"/>
           <w:sz w:val="22"/>
           <w:szCs w:val="22"/>
         </w:rPr>
@@ -2729,60 +5171,11 @@
           <w:rFonts w:hint="default" w:ascii="Bodoni MT" w:hAnsi="Bodoni MT" w:eastAsia="等线" w:cs="Bodoni MT"/>
           <w:b/>
           <w:bCs/>
-          <w:i/>
-          <w:iCs/>
-          <w:color w:val="C00000"/>
-          <w:sz w:val="22"/>
-          <w:szCs w:val="22"/>
-          <w:shd w:val="clear" w:color="FFFFFF" w:fill="D9D9D9"/>
-          <w:lang w:val="en-IN"/>
-        </w:rPr>
-        <w:t>Pods</w:t>
-      </w:r>
-      <w:r>
-        <w:rPr>
-          <w:rFonts w:hint="default" w:ascii="Bodoni MT" w:hAnsi="Bodoni MT" w:eastAsia="等线" w:cs="Bodoni MT"/>
-          <w:b w:val="0"/>
-          <w:bCs w:val="0"/>
-          <w:i w:val="0"/>
-          <w:iCs w:val="0"/>
-          <w:color w:val="C00000"/>
-          <w:sz w:val="22"/>
-          <w:szCs w:val="22"/>
-          <w:shd w:val="clear" w:color="FFFFFF" w:fill="D9D9D9"/>
-          <w:lang w:val="en-IN"/>
-        </w:rPr>
-        <w:t xml:space="preserve"> are just logical units, the </w:t>
-      </w:r>
-      <w:r>
-        <w:rPr>
-          <w:rFonts w:hint="default" w:ascii="Bodoni MT" w:hAnsi="Bodoni MT" w:eastAsia="等线" w:cs="Bodoni MT"/>
-          <w:b/>
-          <w:bCs/>
-          <w:i/>
-          <w:iCs/>
-          <w:color w:val="C00000"/>
-          <w:sz w:val="22"/>
-          <w:szCs w:val="22"/>
-          <w:shd w:val="clear" w:color="FFFFFF" w:fill="D9D9D9"/>
-          <w:lang w:val="en-IN"/>
-        </w:rPr>
-        <w:t>containers</w:t>
-      </w:r>
-      <w:r>
-        <w:rPr>
-          <w:rFonts w:hint="default" w:ascii="Bodoni MT" w:hAnsi="Bodoni MT" w:eastAsia="等线" w:cs="Bodoni MT"/>
-          <w:b w:val="0"/>
-          <w:bCs w:val="0"/>
-          <w:i w:val="0"/>
-          <w:iCs w:val="0"/>
-          <w:color w:val="C00000"/>
-          <w:sz w:val="22"/>
-          <w:szCs w:val="22"/>
-          <w:shd w:val="clear" w:color="FFFFFF" w:fill="D9D9D9"/>
-          <w:lang w:val="en-IN"/>
-        </w:rPr>
-        <w:t xml:space="preserve"> are actual running processes.</w:t>
+          <w:sz w:val="22"/>
+          <w:szCs w:val="22"/>
+          <w:lang w:val="en-IN"/>
+        </w:rPr>
+        <w:t>User → Cloud Provider’s Load Balancer → Worker Node (VM) → Pods</w:t>
       </w:r>
     </w:p>
     <w:p>
@@ -2800,20 +5193,75 @@
         <w:jc w:val="left"/>
         <w:rPr>
           <w:rFonts w:hint="default" w:ascii="Bodoni MT" w:hAnsi="Bodoni MT" w:eastAsia="等线" w:cs="Bodoni MT"/>
-          <w:color w:val="auto"/>
-          <w:sz w:val="22"/>
-          <w:szCs w:val="22"/>
-        </w:rPr>
-      </w:pPr>
-      <w:r>
-        <w:rPr>
-          <w:rFonts w:hint="default" w:ascii="Bodoni MT" w:hAnsi="Bodoni MT" w:eastAsia="等线" w:cs="Bodoni MT"/>
-          <w:color w:val="auto"/>
-          <w:sz w:val="22"/>
-          <w:szCs w:val="22"/>
-          <w:lang w:val="en-US"/>
-        </w:rPr>
-        <w:t>Each pod → 1 running instance.</w:t>
+          <w:color w:val="C00000"/>
+          <w:sz w:val="22"/>
+          <w:szCs w:val="22"/>
+          <w:shd w:val="clear" w:color="FFFFFF" w:fill="D9D9D9"/>
+        </w:rPr>
+      </w:pPr>
+      <w:r>
+        <w:rPr>
+          <w:rFonts w:hint="default" w:ascii="Bodoni MT" w:hAnsi="Bodoni MT" w:eastAsia="等线" w:cs="Bodoni MT"/>
+          <w:b w:val="0"/>
+          <w:bCs w:val="0"/>
+          <w:color w:val="C00000"/>
+          <w:sz w:val="22"/>
+          <w:szCs w:val="22"/>
+          <w:shd w:val="clear" w:color="FFFFFF" w:fill="D9D9D9"/>
+          <w:lang w:val="en-IN"/>
+        </w:rPr>
+        <w:t>The user’s request doesn’t go to control plane. Because Control Plane is only for managing the data plane, not for user’s traffic.</w:t>
+      </w:r>
+    </w:p>
+    <w:p>
+      <w:pPr>
+        <w:keepNext w:val="0"/>
+        <w:keepLines w:val="0"/>
+        <w:widowControl/>
+        <w:numPr>
+          <w:ilvl w:val="1"/>
+          <w:numId w:val="11"/>
+        </w:numPr>
+        <w:suppressLineNumbers w:val="0"/>
+        <w:spacing w:before="0" w:beforeAutospacing="0" w:after="0" w:afterAutospacing="0" w:line="360" w:lineRule="auto"/>
+        <w:ind w:left="840" w:leftChars="0" w:right="0" w:hanging="420" w:firstLineChars="0"/>
+        <w:jc w:val="left"/>
+        <w:rPr>
+          <w:rFonts w:hint="default" w:ascii="Bodoni MT" w:hAnsi="Bodoni MT" w:eastAsia="等线" w:cs="Bodoni MT"/>
+          <w:sz w:val="22"/>
+          <w:szCs w:val="22"/>
+        </w:rPr>
+      </w:pPr>
+      <w:r>
+        <w:rPr>
+          <w:rFonts w:hint="default" w:ascii="Bodoni MT" w:hAnsi="Bodoni MT" w:eastAsia="等线" w:cs="Bodoni MT"/>
+          <w:sz w:val="22"/>
+          <w:szCs w:val="22"/>
+          <w:lang w:val="en-IN"/>
+        </w:rPr>
+        <w:t xml:space="preserve">Other use cases of </w:t>
+      </w:r>
+      <w:r>
+        <w:rPr>
+          <w:rFonts w:hint="default" w:ascii="Bodoni MT" w:hAnsi="Bodoni MT" w:eastAsia="等线" w:cs="Bodoni MT"/>
+          <w:b/>
+          <w:bCs/>
+          <w:sz w:val="22"/>
+          <w:szCs w:val="22"/>
+          <w:lang w:val="en-IN"/>
+        </w:rPr>
+        <w:t>c-c-m</w:t>
+      </w:r>
+      <w:r>
+        <w:rPr>
+          <w:rFonts w:hint="default" w:ascii="Bodoni MT" w:hAnsi="Bodoni MT" w:eastAsia="等线" w:cs="Bodoni MT"/>
+          <w:b w:val="0"/>
+          <w:bCs w:val="0"/>
+          <w:sz w:val="22"/>
+          <w:szCs w:val="22"/>
+          <w:lang w:val="en-IN"/>
+        </w:rPr>
+        <w:t xml:space="preserve"> are like</w:t>
       </w:r>
     </w:p>
     <w:p>
@@ -2831,20 +5279,138 @@
         <w:jc w:val="left"/>
         <w:rPr>
           <w:rFonts w:hint="default" w:ascii="Bodoni MT" w:hAnsi="Bodoni MT" w:eastAsia="等线" w:cs="Bodoni MT"/>
-          <w:color w:val="auto"/>
-          <w:sz w:val="22"/>
-          <w:szCs w:val="22"/>
-        </w:rPr>
-      </w:pPr>
-      <w:r>
-        <w:rPr>
-          <w:rFonts w:hint="default" w:ascii="Bodoni MT" w:hAnsi="Bodoni MT" w:eastAsia="等线" w:cs="Bodoni MT"/>
-          <w:color w:val="auto"/>
-          <w:sz w:val="22"/>
-          <w:szCs w:val="22"/>
-          <w:lang w:val="en-US"/>
-        </w:rPr>
-        <w:t>Inside each pod: container (your app), shared network, optional storage.</w:t>
+          <w:sz w:val="22"/>
+          <w:szCs w:val="22"/>
+        </w:rPr>
+      </w:pPr>
+      <w:r>
+        <w:rPr>
+          <w:rFonts w:hint="default" w:ascii="Bodoni MT" w:hAnsi="Bodoni MT" w:eastAsia="等线" w:cs="Bodoni MT"/>
+          <w:sz w:val="22"/>
+          <w:szCs w:val="22"/>
+          <w:lang w:val="en-IN"/>
+        </w:rPr>
+        <w:t>Storage (volumes)</w:t>
+      </w:r>
+    </w:p>
+    <w:p>
+      <w:pPr>
+        <w:keepNext w:val="0"/>
+        <w:keepLines w:val="0"/>
+        <w:widowControl/>
+        <w:numPr>
+          <w:ilvl w:val="2"/>
+          <w:numId w:val="11"/>
+        </w:numPr>
+        <w:suppressLineNumbers w:val="0"/>
+        <w:spacing w:before="0" w:beforeAutospacing="0" w:after="0" w:afterAutospacing="0" w:line="360" w:lineRule="auto"/>
+        <w:ind w:left="1260" w:leftChars="0" w:right="0" w:hanging="420" w:firstLineChars="0"/>
+        <w:jc w:val="left"/>
+        <w:rPr>
+          <w:rFonts w:hint="default" w:ascii="Bodoni MT" w:hAnsi="Bodoni MT" w:eastAsia="等线" w:cs="Bodoni MT"/>
+          <w:sz w:val="22"/>
+          <w:szCs w:val="22"/>
+        </w:rPr>
+      </w:pPr>
+      <w:r>
+        <w:rPr>
+          <w:rFonts w:hint="default" w:ascii="Bodoni MT" w:hAnsi="Bodoni MT" w:eastAsia="等线" w:cs="Bodoni MT"/>
+          <w:sz w:val="22"/>
+          <w:szCs w:val="22"/>
+          <w:lang w:val="en-IN"/>
+        </w:rPr>
+        <w:t>Node lifecycle and metadata</w:t>
+      </w:r>
+    </w:p>
+    <w:p>
+      <w:pPr>
+        <w:keepNext w:val="0"/>
+        <w:keepLines w:val="0"/>
+        <w:widowControl/>
+        <w:numPr>
+          <w:ilvl w:val="2"/>
+          <w:numId w:val="11"/>
+        </w:numPr>
+        <w:suppressLineNumbers w:val="0"/>
+        <w:spacing w:before="0" w:beforeAutospacing="0" w:after="0" w:afterAutospacing="0" w:line="360" w:lineRule="auto"/>
+        <w:ind w:left="1260" w:leftChars="0" w:right="0" w:hanging="420" w:firstLineChars="0"/>
+        <w:jc w:val="left"/>
+        <w:rPr>
+          <w:rFonts w:hint="default" w:ascii="Bodoni MT" w:hAnsi="Bodoni MT" w:eastAsia="等线" w:cs="Bodoni MT"/>
+          <w:sz w:val="22"/>
+          <w:szCs w:val="22"/>
+        </w:rPr>
+      </w:pPr>
+      <w:r>
+        <w:rPr>
+          <w:rFonts w:hint="default" w:ascii="Bodoni MT" w:hAnsi="Bodoni MT" w:eastAsia="等线" w:cs="Bodoni MT"/>
+          <w:sz w:val="22"/>
+          <w:szCs w:val="22"/>
+          <w:lang w:val="en-IN"/>
+        </w:rPr>
+        <w:t>Cloud networking (like pods from different nodes can communicate with each other)</w:t>
+      </w:r>
+    </w:p>
+    <w:p>
+      <w:pPr>
+        <w:keepNext w:val="0"/>
+        <w:keepLines w:val="0"/>
+        <w:widowControl/>
+        <w:numPr>
+          <w:ilvl w:val="1"/>
+          <w:numId w:val="11"/>
+        </w:numPr>
+        <w:suppressLineNumbers w:val="0"/>
+        <w:spacing w:before="0" w:beforeAutospacing="0" w:after="0" w:afterAutospacing="0" w:line="360" w:lineRule="auto"/>
+        <w:ind w:left="840" w:leftChars="0" w:right="0" w:hanging="420" w:firstLineChars="0"/>
+        <w:jc w:val="left"/>
+        <w:rPr>
+          <w:rFonts w:hint="default" w:ascii="Bodoni MT" w:hAnsi="Bodoni MT" w:eastAsia="等线" w:cs="Bodoni MT"/>
+          <w:sz w:val="22"/>
+          <w:szCs w:val="22"/>
+        </w:rPr>
+      </w:pPr>
+      <w:r>
+        <w:rPr>
+          <w:rFonts w:hint="default" w:ascii="Bodoni MT" w:hAnsi="Bodoni MT" w:eastAsia="等线" w:cs="Bodoni MT"/>
+          <w:sz w:val="22"/>
+          <w:szCs w:val="22"/>
+          <w:lang w:val="en-IN"/>
+        </w:rPr>
+        <w:t xml:space="preserve">In simple words, </w:t>
+      </w:r>
+      <w:r>
+        <w:rPr>
+          <w:rFonts w:hint="default" w:ascii="Bodoni MT" w:hAnsi="Bodoni MT" w:eastAsia="等线" w:cs="Bodoni MT"/>
+          <w:b/>
+          <w:bCs/>
+          <w:color w:val="C00000"/>
+          <w:sz w:val="22"/>
+          <w:szCs w:val="22"/>
+          <w:shd w:val="clear" w:color="FFFFFF" w:fill="D9D9D9"/>
+          <w:lang w:val="en-IN"/>
+        </w:rPr>
+        <w:t xml:space="preserve">CCM </w:t>
+      </w:r>
+      <w:r>
+        <w:rPr>
+          <w:rFonts w:hint="default" w:ascii="Bodoni MT" w:hAnsi="Bodoni MT" w:eastAsia="等线" w:cs="Bodoni MT"/>
+          <w:color w:val="C00000"/>
+          <w:sz w:val="22"/>
+          <w:szCs w:val="22"/>
+          <w:shd w:val="clear" w:color="FFFFFF" w:fill="D9D9D9"/>
+          <w:lang w:val="en-IN"/>
+        </w:rPr>
+        <w:t>lets Kubernetes use cloud resources like storage, networking, and node info — not just load balancers</w:t>
+      </w:r>
+      <w:r>
+        <w:rPr>
+          <w:rFonts w:hint="default" w:ascii="Bodoni MT" w:hAnsi="Bodoni MT" w:eastAsia="等线" w:cs="Bodoni MT"/>
+          <w:sz w:val="22"/>
+          <w:szCs w:val="22"/>
+          <w:lang w:val="en-IN"/>
+        </w:rPr>
+        <w:t>.</w:t>
       </w:r>
     </w:p>
     <w:p>
@@ -2862,2606 +5428,18 @@
         <w:jc w:val="left"/>
         <w:rPr>
           <w:rFonts w:hint="default" w:ascii="Bodoni MT" w:hAnsi="Bodoni MT" w:eastAsia="等线" w:cs="Bodoni MT"/>
-          <w:color w:val="auto"/>
-          <w:sz w:val="22"/>
-          <w:szCs w:val="22"/>
-        </w:rPr>
-      </w:pPr>
-      <w:r>
-        <w:rPr>
-          <w:rFonts w:hint="default" w:ascii="Bodoni MT" w:hAnsi="Bodoni MT" w:eastAsia="等线" w:cs="Bodoni MT"/>
-          <w:color w:val="auto"/>
-          <w:sz w:val="22"/>
-          <w:szCs w:val="22"/>
-          <w:lang w:val="en-US"/>
-        </w:rPr>
-        <w:t xml:space="preserve">Now the question is, </w:t>
-      </w:r>
-      <w:r>
-        <w:rPr>
-          <w:rFonts w:hint="default" w:ascii="Bodoni MT" w:hAnsi="Bodoni MT" w:eastAsia="等线" w:cs="Bodoni MT"/>
-          <w:b/>
-          <w:bCs/>
-          <w:color w:val="auto"/>
-          <w:sz w:val="22"/>
-          <w:szCs w:val="22"/>
-          <w:lang w:val="en-US"/>
-        </w:rPr>
-        <w:t>kubelet</w:t>
-      </w:r>
-      <w:r>
-        <w:rPr>
-          <w:rFonts w:hint="default" w:ascii="Bodoni MT" w:hAnsi="Bodoni MT" w:eastAsia="等线" w:cs="Bodoni MT"/>
-          <w:b w:val="0"/>
-          <w:bCs w:val="0"/>
-          <w:color w:val="auto"/>
-          <w:sz w:val="22"/>
-          <w:szCs w:val="22"/>
-          <w:lang w:val="en-US"/>
-        </w:rPr>
-        <w:t xml:space="preserve"> restarts the </w:t>
-      </w:r>
-      <w:r>
-        <w:rPr>
-          <w:rFonts w:hint="default" w:ascii="Bodoni MT" w:hAnsi="Bodoni MT" w:eastAsia="等线" w:cs="Bodoni MT"/>
-          <w:b w:val="0"/>
-          <w:bCs w:val="0"/>
-          <w:color w:val="C00000"/>
-          <w:sz w:val="22"/>
-          <w:szCs w:val="22"/>
-          <w:shd w:val="clear" w:color="FFFFFF" w:fill="D9D9D9"/>
-          <w:lang w:val="en-US"/>
-        </w:rPr>
-        <w:t>containers (not pods)</w:t>
-      </w:r>
-      <w:r>
-        <w:rPr>
-          <w:rFonts w:hint="default" w:ascii="Bodoni MT" w:hAnsi="Bodoni MT" w:eastAsia="等线" w:cs="Bodoni MT"/>
-          <w:b w:val="0"/>
-          <w:bCs w:val="0"/>
-          <w:color w:val="auto"/>
-          <w:sz w:val="22"/>
-          <w:szCs w:val="22"/>
-          <w:lang w:val="en-US"/>
-        </w:rPr>
-        <w:t xml:space="preserve"> if crashes, then why CM exists.</w:t>
-      </w:r>
-    </w:p>
-    <w:p>
-      <w:pPr>
-        <w:keepNext w:val="0"/>
-        <w:keepLines w:val="0"/>
-        <w:widowControl/>
-        <w:numPr>
-          <w:ilvl w:val="1"/>
-          <w:numId w:val="11"/>
-        </w:numPr>
-        <w:suppressLineNumbers w:val="0"/>
-        <w:spacing w:before="0" w:beforeAutospacing="0" w:after="0" w:afterAutospacing="0" w:line="360" w:lineRule="auto"/>
-        <w:ind w:left="840" w:leftChars="0" w:right="0" w:hanging="420" w:firstLineChars="0"/>
-        <w:jc w:val="left"/>
-        <w:rPr>
-          <w:rFonts w:hint="default" w:ascii="Bodoni MT" w:hAnsi="Bodoni MT" w:eastAsia="等线" w:cs="Bodoni MT"/>
-          <w:color w:val="auto"/>
-          <w:sz w:val="22"/>
-          <w:szCs w:val="22"/>
-        </w:rPr>
-      </w:pPr>
-      <w:r>
-        <w:rPr>
-          <w:rFonts w:hint="default" w:ascii="Bodoni MT" w:hAnsi="Bodoni MT" w:eastAsia="等线" w:cs="Bodoni MT"/>
-          <w:color w:val="auto"/>
-          <w:sz w:val="22"/>
-          <w:szCs w:val="22"/>
-          <w:lang w:val="en-US"/>
-        </w:rPr>
-        <w:t>Lets say one node goes down, it means the kubelet present inside that node is also gone.</w:t>
-      </w:r>
-    </w:p>
-    <w:p>
-      <w:pPr>
-        <w:keepNext w:val="0"/>
-        <w:keepLines w:val="0"/>
-        <w:widowControl/>
-        <w:numPr>
-          <w:ilvl w:val="1"/>
-          <w:numId w:val="11"/>
-        </w:numPr>
-        <w:suppressLineNumbers w:val="0"/>
-        <w:spacing w:before="0" w:beforeAutospacing="0" w:after="0" w:afterAutospacing="0" w:line="360" w:lineRule="auto"/>
-        <w:ind w:left="840" w:leftChars="0" w:right="0" w:hanging="420" w:firstLineChars="0"/>
-        <w:jc w:val="left"/>
-        <w:rPr>
-          <w:rFonts w:hint="default" w:ascii="Bodoni MT" w:hAnsi="Bodoni MT" w:eastAsia="等线" w:cs="Bodoni MT"/>
-          <w:color w:val="auto"/>
-          <w:sz w:val="22"/>
-          <w:szCs w:val="22"/>
-        </w:rPr>
-      </w:pPr>
-      <w:r>
-        <w:rPr>
-          <w:rFonts w:hint="default" w:ascii="Bodoni MT" w:hAnsi="Bodoni MT" w:eastAsia="等线" w:cs="Bodoni MT"/>
-          <w:color w:val="auto"/>
-          <w:sz w:val="22"/>
-          <w:szCs w:val="22"/>
-          <w:lang w:val="en-US"/>
-        </w:rPr>
-        <w:t>Now CM checks if the required number of pods are running or not (according to the desired state)</w:t>
-      </w:r>
-    </w:p>
-    <w:p>
-      <w:pPr>
-        <w:keepNext w:val="0"/>
-        <w:keepLines w:val="0"/>
-        <w:widowControl/>
-        <w:numPr>
-          <w:ilvl w:val="1"/>
-          <w:numId w:val="11"/>
-        </w:numPr>
-        <w:suppressLineNumbers w:val="0"/>
-        <w:spacing w:before="0" w:beforeAutospacing="0" w:after="0" w:afterAutospacing="0" w:line="360" w:lineRule="auto"/>
-        <w:ind w:left="840" w:leftChars="0" w:right="0" w:hanging="420" w:firstLineChars="0"/>
-        <w:jc w:val="left"/>
-        <w:rPr>
-          <w:rFonts w:hint="default" w:ascii="Bodoni MT" w:hAnsi="Bodoni MT" w:eastAsia="等线" w:cs="Bodoni MT"/>
-          <w:color w:val="auto"/>
-          <w:sz w:val="22"/>
-          <w:szCs w:val="22"/>
-        </w:rPr>
-      </w:pPr>
-      <w:r>
-        <w:rPr>
-          <w:rFonts w:hint="default" w:ascii="Bodoni MT" w:hAnsi="Bodoni MT" w:eastAsia="等线" w:cs="Bodoni MT"/>
-          <w:color w:val="auto"/>
-          <w:sz w:val="22"/>
-          <w:szCs w:val="22"/>
-          <w:lang w:val="en-US"/>
-        </w:rPr>
-        <w:t>If not, then it creates new pods objects (not containers)</w:t>
-      </w:r>
-    </w:p>
-    <w:p>
-      <w:pPr>
-        <w:keepNext w:val="0"/>
-        <w:keepLines w:val="0"/>
-        <w:widowControl/>
-        <w:numPr>
-          <w:ilvl w:val="1"/>
-          <w:numId w:val="11"/>
-        </w:numPr>
-        <w:suppressLineNumbers w:val="0"/>
-        <w:spacing w:before="0" w:beforeAutospacing="0" w:after="0" w:afterAutospacing="0" w:line="360" w:lineRule="auto"/>
-        <w:ind w:left="840" w:leftChars="0" w:right="0" w:hanging="420" w:firstLineChars="0"/>
-        <w:jc w:val="left"/>
-        <w:rPr>
-          <w:rFonts w:hint="default" w:ascii="Bodoni MT" w:hAnsi="Bodoni MT" w:eastAsia="等线" w:cs="Bodoni MT"/>
-          <w:color w:val="auto"/>
-          <w:sz w:val="22"/>
-          <w:szCs w:val="22"/>
-        </w:rPr>
-      </w:pPr>
-      <w:r>
-        <w:rPr>
-          <w:rFonts w:hint="default" w:ascii="Bodoni MT" w:hAnsi="Bodoni MT" w:eastAsia="等线" w:cs="Bodoni MT"/>
-          <w:color w:val="auto"/>
-          <w:sz w:val="22"/>
-          <w:szCs w:val="22"/>
-          <w:lang w:val="en-US"/>
-        </w:rPr>
-        <w:t>After that, scheduler decides on which node that pods will be running.</w:t>
-      </w:r>
-    </w:p>
-    <w:p>
-      <w:pPr>
-        <w:keepNext w:val="0"/>
-        <w:keepLines w:val="0"/>
-        <w:widowControl/>
-        <w:numPr>
-          <w:ilvl w:val="1"/>
-          <w:numId w:val="11"/>
-        </w:numPr>
-        <w:suppressLineNumbers w:val="0"/>
-        <w:spacing w:before="0" w:beforeAutospacing="0" w:after="0" w:afterAutospacing="0" w:line="360" w:lineRule="auto"/>
-        <w:ind w:left="840" w:leftChars="0" w:right="0" w:hanging="420" w:firstLineChars="0"/>
-        <w:jc w:val="left"/>
-        <w:rPr>
-          <w:rFonts w:hint="default" w:ascii="Bodoni MT" w:hAnsi="Bodoni MT" w:eastAsia="等线" w:cs="Bodoni MT"/>
-          <w:color w:val="auto"/>
-          <w:sz w:val="22"/>
-          <w:szCs w:val="22"/>
-        </w:rPr>
-      </w:pPr>
-      <w:r>
-        <w:rPr>
-          <w:rFonts w:hint="default" w:ascii="Bodoni MT" w:hAnsi="Bodoni MT" w:eastAsia="等线" w:cs="Bodoni MT"/>
-          <w:color w:val="auto"/>
-          <w:sz w:val="22"/>
-          <w:szCs w:val="22"/>
-          <w:lang w:val="en-US"/>
-        </w:rPr>
-        <w:t xml:space="preserve">Now, </w:t>
-      </w:r>
-      <w:r>
-        <w:rPr>
-          <w:rFonts w:hint="default" w:ascii="Bodoni MT" w:hAnsi="Bodoni MT" w:eastAsia="等线" w:cs="Bodoni MT"/>
-          <w:b/>
-          <w:bCs/>
-          <w:color w:val="auto"/>
-          <w:sz w:val="22"/>
-          <w:szCs w:val="22"/>
-          <w:lang w:val="en-US"/>
-        </w:rPr>
-        <w:t xml:space="preserve">kubelet </w:t>
-      </w:r>
-      <w:r>
-        <w:rPr>
-          <w:rFonts w:hint="default" w:ascii="Bodoni MT" w:hAnsi="Bodoni MT" w:eastAsia="等线" w:cs="Bodoni MT"/>
-          <w:color w:val="auto"/>
-          <w:sz w:val="22"/>
-          <w:szCs w:val="22"/>
-          <w:lang w:val="en-US"/>
-        </w:rPr>
-        <w:t>present inside each node (that is decided), will run the containers inside the specific pods.</w:t>
-      </w:r>
-    </w:p>
-    <w:p>
-      <w:pPr>
-        <w:keepNext w:val="0"/>
-        <w:keepLines w:val="0"/>
-        <w:widowControl/>
-        <w:numPr>
-          <w:ilvl w:val="1"/>
-          <w:numId w:val="11"/>
-        </w:numPr>
-        <w:suppressLineNumbers w:val="0"/>
-        <w:spacing w:before="0" w:beforeAutospacing="0" w:after="0" w:afterAutospacing="0" w:line="360" w:lineRule="auto"/>
-        <w:ind w:left="840" w:leftChars="0" w:right="0" w:hanging="420" w:firstLineChars="0"/>
-        <w:jc w:val="left"/>
-        <w:rPr>
-          <w:rFonts w:hint="default" w:ascii="Bodoni MT" w:hAnsi="Bodoni MT" w:eastAsia="等线" w:cs="Bodoni MT"/>
-          <w:color w:val="auto"/>
-          <w:sz w:val="22"/>
-          <w:szCs w:val="22"/>
-        </w:rPr>
-      </w:pPr>
-      <w:r>
-        <w:rPr>
-          <w:rFonts w:hint="default" w:ascii="Bodoni MT" w:hAnsi="Bodoni MT" w:eastAsia="等线" w:cs="Bodoni MT"/>
-          <w:color w:val="auto"/>
-          <w:sz w:val="22"/>
-          <w:szCs w:val="22"/>
-          <w:lang w:val="en-US"/>
-        </w:rPr>
-        <w:t>One pods can run multiple containers, but they will share same ip and resources, it is advanced if you want to use logging or some functionality like that.</w:t>
-      </w:r>
-    </w:p>
-    <w:p>
-      <w:pPr>
-        <w:keepNext w:val="0"/>
-        <w:keepLines w:val="0"/>
-        <w:widowControl/>
-        <w:numPr>
-          <w:ilvl w:val="1"/>
-          <w:numId w:val="11"/>
-        </w:numPr>
-        <w:suppressLineNumbers w:val="0"/>
-        <w:spacing w:before="0" w:beforeAutospacing="0" w:after="0" w:afterAutospacing="0" w:line="360" w:lineRule="auto"/>
-        <w:ind w:left="840" w:leftChars="0" w:right="0" w:hanging="420" w:firstLineChars="0"/>
-        <w:jc w:val="left"/>
-        <w:rPr>
-          <w:rFonts w:hint="default" w:ascii="Bodoni MT" w:hAnsi="Bodoni MT" w:eastAsia="等线" w:cs="Bodoni MT"/>
-          <w:color w:val="auto"/>
-          <w:sz w:val="22"/>
-          <w:szCs w:val="22"/>
-        </w:rPr>
-      </w:pPr>
-      <w:r>
-        <w:rPr>
-          <w:rFonts w:hint="default" w:ascii="Bodoni MT" w:hAnsi="Bodoni MT" w:eastAsia="等线" w:cs="Bodoni MT"/>
-          <w:b/>
-          <w:bCs/>
-          <w:color w:val="C00000"/>
-          <w:sz w:val="22"/>
-          <w:szCs w:val="22"/>
-          <w:lang w:val="en-US"/>
-        </w:rPr>
-        <w:t>Kubelet restart the containers if crashes, because pods are just objects which is created by CM</w:t>
-      </w:r>
-      <w:r>
-        <w:rPr>
-          <w:rFonts w:hint="default" w:ascii="Bodoni MT" w:hAnsi="Bodoni MT" w:eastAsia="等线" w:cs="Bodoni MT"/>
-          <w:b w:val="0"/>
-          <w:bCs w:val="0"/>
-          <w:color w:val="C00000"/>
-          <w:sz w:val="22"/>
-          <w:szCs w:val="22"/>
-          <w:lang w:val="en-US"/>
-        </w:rPr>
-        <w:t xml:space="preserve"> </w:t>
-      </w:r>
-      <w:r>
-        <w:rPr>
-          <w:rFonts w:hint="default" w:ascii="Bodoni MT" w:hAnsi="Bodoni MT" w:eastAsia="等线" w:cs="Bodoni MT"/>
-          <w:b/>
-          <w:bCs/>
-          <w:color w:val="C00000"/>
-          <w:sz w:val="22"/>
-          <w:szCs w:val="22"/>
-          <w:lang w:val="en-US"/>
-        </w:rPr>
-        <w:t>inside which Containers are run</w:t>
-      </w:r>
-      <w:r>
-        <w:rPr>
-          <w:rFonts w:hint="default" w:ascii="Bodoni MT" w:hAnsi="Bodoni MT" w:eastAsia="等线" w:cs="Bodoni MT"/>
-          <w:b/>
-          <w:bCs/>
-          <w:color w:val="auto"/>
-          <w:sz w:val="22"/>
-          <w:szCs w:val="22"/>
-          <w:lang w:val="en-US"/>
-        </w:rPr>
-        <w:t>.</w:t>
-      </w:r>
-    </w:p>
-    <w:p>
-      <w:pPr>
-        <w:keepNext w:val="0"/>
-        <w:keepLines w:val="0"/>
-        <w:widowControl/>
-        <w:numPr>
-          <w:ilvl w:val="1"/>
-          <w:numId w:val="11"/>
-        </w:numPr>
-        <w:suppressLineNumbers w:val="0"/>
-        <w:spacing w:before="0" w:beforeAutospacing="0" w:after="0" w:afterAutospacing="0" w:line="360" w:lineRule="auto"/>
-        <w:ind w:left="840" w:leftChars="0" w:right="0" w:hanging="420" w:firstLineChars="0"/>
-        <w:jc w:val="left"/>
-        <w:rPr>
-          <w:rFonts w:hint="default" w:ascii="Bodoni MT" w:hAnsi="Bodoni MT" w:eastAsia="等线" w:cs="Bodoni MT"/>
-          <w:color w:val="auto"/>
-          <w:sz w:val="22"/>
-          <w:szCs w:val="22"/>
-        </w:rPr>
-      </w:pPr>
-      <w:r>
-        <w:rPr>
-          <w:rFonts w:hint="default" w:ascii="Bodoni MT" w:hAnsi="Bodoni MT" w:eastAsia="等线" w:cs="Bodoni MT"/>
-          <w:color w:val="auto"/>
-          <w:sz w:val="22"/>
-          <w:szCs w:val="22"/>
-          <w:lang w:val="en-US"/>
-        </w:rPr>
-        <w:t>F</w:t>
-      </w:r>
-    </w:p>
-    <w:p>
-      <w:pPr>
-        <w:keepNext w:val="0"/>
-        <w:keepLines w:val="0"/>
-        <w:widowControl/>
-        <w:numPr>
-          <w:ilvl w:val="0"/>
-          <w:numId w:val="11"/>
-        </w:numPr>
-        <w:suppressLineNumbers w:val="0"/>
-        <w:spacing w:before="0" w:beforeAutospacing="0" w:after="0" w:afterAutospacing="0" w:line="360" w:lineRule="auto"/>
-        <w:ind w:left="420" w:leftChars="0" w:right="0" w:hanging="420" w:firstLineChars="0"/>
-        <w:jc w:val="left"/>
-        <w:rPr>
-          <w:rFonts w:hint="default" w:ascii="Bodoni MT" w:hAnsi="Bodoni MT" w:eastAsia="等线" w:cs="Bodoni MT"/>
-          <w:b/>
-          <w:bCs/>
-          <w:color w:val="FFFFFF" w:themeColor="background1"/>
-          <w:sz w:val="22"/>
-          <w:szCs w:val="22"/>
-          <w:highlight w:val="darkMagenta"/>
-          <w14:textFill>
-            <w14:solidFill>
-              <w14:schemeClr w14:val="bg1"/>
-            </w14:solidFill>
-          </w14:textFill>
-        </w:rPr>
-      </w:pPr>
-      <w:r>
-        <w:rPr>
-          <w:rFonts w:hint="default" w:ascii="Bodoni MT" w:hAnsi="Bodoni MT" w:eastAsia="等线" w:cs="Bodoni MT"/>
-          <w:b/>
-          <w:bCs/>
-          <w:color w:val="FFFFFF" w:themeColor="background1"/>
-          <w:sz w:val="22"/>
-          <w:szCs w:val="22"/>
-          <w:highlight w:val="darkMagenta"/>
-          <w:lang w:val="en-US"/>
-          <w14:textFill>
-            <w14:solidFill>
-              <w14:schemeClr w14:val="bg1"/>
-            </w14:solidFill>
-          </w14:textFill>
-        </w:rPr>
-        <w:t xml:space="preserve">CM and Schd                                                             </w:t>
-      </w:r>
-    </w:p>
-    <w:p>
-      <w:pPr>
-        <w:keepNext w:val="0"/>
-        <w:keepLines w:val="0"/>
-        <w:widowControl/>
-        <w:numPr>
-          <w:ilvl w:val="1"/>
-          <w:numId w:val="11"/>
-        </w:numPr>
-        <w:suppressLineNumbers w:val="0"/>
-        <w:spacing w:before="0" w:beforeAutospacing="0" w:after="0" w:afterAutospacing="0" w:line="360" w:lineRule="auto"/>
-        <w:ind w:left="840" w:leftChars="0" w:right="0" w:hanging="420" w:firstLineChars="0"/>
-        <w:jc w:val="left"/>
-        <w:rPr>
-          <w:rFonts w:hint="default" w:ascii="Bodoni MT" w:hAnsi="Bodoni MT" w:eastAsia="等线" w:cs="Bodoni MT"/>
-          <w:sz w:val="22"/>
-          <w:szCs w:val="22"/>
-        </w:rPr>
-      </w:pPr>
-      <w:r>
-        <w:rPr>
-          <w:rFonts w:hint="default" w:ascii="Bodoni MT" w:hAnsi="Bodoni MT" w:eastAsia="等线" w:cs="Bodoni MT"/>
-          <w:b/>
-          <w:bCs/>
-          <w:color w:val="C00000"/>
-          <w:sz w:val="22"/>
-          <w:szCs w:val="22"/>
-          <w:lang w:val="en-US"/>
-        </w:rPr>
-        <w:t>CM</w:t>
-      </w:r>
-      <w:r>
-        <w:rPr>
-          <w:rFonts w:hint="default" w:ascii="Bodoni MT" w:hAnsi="Bodoni MT" w:eastAsia="等线" w:cs="Bodoni MT"/>
-          <w:sz w:val="22"/>
-          <w:szCs w:val="22"/>
-          <w:lang w:val="en-US"/>
-        </w:rPr>
-        <w:t>: We need 4 pods (create pods objects)</w:t>
-      </w:r>
-    </w:p>
-    <w:p>
-      <w:pPr>
-        <w:keepNext w:val="0"/>
-        <w:keepLines w:val="0"/>
-        <w:widowControl/>
-        <w:numPr>
-          <w:ilvl w:val="1"/>
-          <w:numId w:val="11"/>
-        </w:numPr>
-        <w:suppressLineNumbers w:val="0"/>
-        <w:spacing w:before="0" w:beforeAutospacing="0" w:after="0" w:afterAutospacing="0" w:line="360" w:lineRule="auto"/>
-        <w:ind w:left="840" w:leftChars="0" w:right="0" w:hanging="420" w:firstLineChars="0"/>
-        <w:jc w:val="left"/>
-        <w:rPr>
-          <w:rFonts w:hint="default" w:ascii="Bodoni MT" w:hAnsi="Bodoni MT" w:eastAsia="等线" w:cs="Bodoni MT"/>
-          <w:sz w:val="22"/>
-          <w:szCs w:val="22"/>
-        </w:rPr>
-      </w:pPr>
-      <w:r>
-        <w:rPr>
-          <w:rFonts w:hint="default" w:ascii="Bodoni MT" w:hAnsi="Bodoni MT" w:eastAsia="等线" w:cs="Bodoni MT"/>
-          <w:b/>
-          <w:bCs/>
-          <w:color w:val="C00000"/>
-          <w:sz w:val="22"/>
-          <w:szCs w:val="22"/>
-          <w:lang w:val="en-US"/>
-        </w:rPr>
-        <w:t>SCHD</w:t>
-      </w:r>
-      <w:r>
-        <w:rPr>
-          <w:rFonts w:hint="default" w:ascii="Bodoni MT" w:hAnsi="Bodoni MT" w:eastAsia="等线" w:cs="Bodoni MT"/>
-          <w:sz w:val="22"/>
-          <w:szCs w:val="22"/>
-          <w:lang w:val="en-US"/>
-        </w:rPr>
-        <w:t>: Where should these pods go? Pod-1 → Node-1, Pod-2 → Node-2 ..etc</w:t>
-      </w:r>
-    </w:p>
-    <w:p>
-      <w:pPr>
-        <w:keepNext w:val="0"/>
-        <w:keepLines w:val="0"/>
-        <w:widowControl/>
-        <w:numPr>
-          <w:ilvl w:val="1"/>
-          <w:numId w:val="11"/>
-        </w:numPr>
-        <w:suppressLineNumbers w:val="0"/>
-        <w:spacing w:before="0" w:beforeAutospacing="0" w:after="0" w:afterAutospacing="0" w:line="360" w:lineRule="auto"/>
-        <w:ind w:left="840" w:leftChars="0" w:right="0" w:hanging="420" w:firstLineChars="0"/>
-        <w:jc w:val="left"/>
-        <w:rPr>
-          <w:rFonts w:hint="default" w:ascii="Bodoni MT" w:hAnsi="Bodoni MT" w:eastAsia="等线" w:cs="Bodoni MT"/>
-          <w:sz w:val="22"/>
-          <w:szCs w:val="22"/>
-        </w:rPr>
-      </w:pPr>
-      <w:r>
-        <w:rPr>
-          <w:rFonts w:hint="default" w:ascii="Bodoni MT" w:hAnsi="Bodoni MT" w:eastAsia="等线" w:cs="Bodoni MT"/>
-          <w:b/>
-          <w:bCs/>
-          <w:color w:val="C00000"/>
-          <w:sz w:val="22"/>
-          <w:szCs w:val="22"/>
-          <w:lang w:val="en-US"/>
-        </w:rPr>
-        <w:t>Kubelet</w:t>
-      </w:r>
-      <w:r>
-        <w:rPr>
-          <w:rFonts w:hint="default" w:ascii="Bodoni MT" w:hAnsi="Bodoni MT" w:eastAsia="等线" w:cs="Bodoni MT"/>
-          <w:sz w:val="22"/>
-          <w:szCs w:val="22"/>
-          <w:lang w:val="en-US"/>
-        </w:rPr>
-        <w:t>: Runs on each worker node.</w:t>
-      </w:r>
-      <w:r>
-        <w:rPr>
-          <w:rFonts w:hint="default" w:ascii="Bodoni MT" w:hAnsi="Bodoni MT" w:eastAsia="等线" w:cs="Bodoni MT"/>
-          <w:sz w:val="22"/>
-          <w:szCs w:val="22"/>
-          <w:lang w:val="en-US"/>
-        </w:rPr>
-        <w:br w:type="textWrapping"/>
-      </w:r>
-      <w:r>
-        <w:rPr>
-          <w:rFonts w:hint="default" w:ascii="Bodoni MT" w:hAnsi="Bodoni MT" w:eastAsia="等线" w:cs="Bodoni MT"/>
-          <w:sz w:val="22"/>
-          <w:szCs w:val="22"/>
-          <w:lang w:val="en-US"/>
-        </w:rPr>
-        <w:t>It sees, Pod-1 is assigned to my node, then pull docker image, starts container and keep running.</w:t>
-      </w:r>
-    </w:p>
-    <w:p>
-      <w:pPr>
-        <w:keepNext w:val="0"/>
-        <w:keepLines w:val="0"/>
-        <w:widowControl/>
-        <w:numPr>
-          <w:ilvl w:val="1"/>
-          <w:numId w:val="11"/>
-        </w:numPr>
-        <w:suppressLineNumbers w:val="0"/>
-        <w:spacing w:before="0" w:beforeAutospacing="0" w:after="0" w:afterAutospacing="0" w:line="360" w:lineRule="auto"/>
-        <w:ind w:left="840" w:leftChars="0" w:right="0" w:hanging="420" w:firstLineChars="0"/>
-        <w:jc w:val="left"/>
-        <w:rPr>
-          <w:rFonts w:hint="default" w:ascii="Bodoni MT" w:hAnsi="Bodoni MT" w:eastAsia="等线" w:cs="Bodoni MT"/>
-          <w:color w:val="FFFFFF" w:themeColor="background1"/>
-          <w:sz w:val="22"/>
-          <w:szCs w:val="22"/>
-          <w:highlight w:val="darkMagenta"/>
-          <w14:textFill>
-            <w14:solidFill>
-              <w14:schemeClr w14:val="bg1"/>
-            </w14:solidFill>
-          </w14:textFill>
-        </w:rPr>
-      </w:pPr>
-      <w:r>
-        <w:rPr>
-          <w:rFonts w:hint="default" w:ascii="Bodoni MT" w:hAnsi="Bodoni MT" w:eastAsia="等线" w:cs="Bodoni MT"/>
-          <w:color w:val="FFFFFF" w:themeColor="background1"/>
-          <w:sz w:val="22"/>
-          <w:szCs w:val="22"/>
-          <w:highlight w:val="darkMagenta"/>
-          <w:lang w:val="en-US"/>
-          <w14:textFill>
-            <w14:solidFill>
-              <w14:schemeClr w14:val="bg1"/>
-            </w14:solidFill>
-          </w14:textFill>
-        </w:rPr>
-        <w:t xml:space="preserve">                                                                    </w:t>
-      </w:r>
-    </w:p>
-    <w:p>
-      <w:pPr>
-        <w:keepNext w:val="0"/>
-        <w:keepLines w:val="0"/>
-        <w:widowControl/>
-        <w:numPr>
-          <w:ilvl w:val="0"/>
-          <w:numId w:val="11"/>
-        </w:numPr>
-        <w:suppressLineNumbers w:val="0"/>
-        <w:spacing w:before="0" w:beforeAutospacing="0" w:after="0" w:afterAutospacing="0" w:line="360" w:lineRule="auto"/>
-        <w:ind w:left="420" w:leftChars="0" w:right="0" w:hanging="420" w:firstLineChars="0"/>
-        <w:jc w:val="left"/>
-        <w:rPr>
-          <w:rFonts w:hint="default" w:ascii="Bodoni MT" w:hAnsi="Bodoni MT" w:eastAsia="等线" w:cs="Bodoni MT"/>
-          <w:color w:val="FFFFFF" w:themeColor="background1"/>
-          <w:sz w:val="22"/>
-          <w:szCs w:val="22"/>
-          <w:highlight w:val="darkMagenta"/>
-          <w14:textFill>
-            <w14:solidFill>
-              <w14:schemeClr w14:val="bg1"/>
-            </w14:solidFill>
-          </w14:textFill>
-        </w:rPr>
-      </w:pPr>
-      <w:r>
-        <w:rPr>
-          <w:rFonts w:hint="default" w:ascii="Bodoni MT" w:hAnsi="Bodoni MT" w:eastAsia="等线" w:cs="Bodoni MT"/>
-          <w:b/>
-          <w:bCs/>
-          <w:color w:val="FFFFFF" w:themeColor="background1"/>
-          <w:sz w:val="22"/>
-          <w:szCs w:val="22"/>
-          <w:highlight w:val="darkMagenta"/>
-          <w:lang w:val="en-US"/>
-          <w14:textFill>
-            <w14:solidFill>
-              <w14:schemeClr w14:val="bg1"/>
-            </w14:solidFill>
-          </w14:textFill>
-        </w:rPr>
-        <w:t xml:space="preserve">Nodes </w:t>
-      </w:r>
-      <w:r>
-        <w:rPr>
-          <w:rFonts w:hint="default" w:ascii="Bodoni MT" w:hAnsi="Bodoni MT" w:eastAsia="等线" w:cs="Bodoni MT"/>
-          <w:b w:val="0"/>
-          <w:bCs w:val="0"/>
-          <w:color w:val="FFFFFF" w:themeColor="background1"/>
-          <w:sz w:val="22"/>
-          <w:szCs w:val="22"/>
-          <w:highlight w:val="darkMagenta"/>
-          <w:lang w:val="en-US"/>
-          <w14:textFill>
-            <w14:solidFill>
-              <w14:schemeClr w14:val="bg1"/>
-            </w14:solidFill>
-          </w14:textFill>
-        </w:rPr>
-        <w:t xml:space="preserve">vs </w:t>
-      </w:r>
-      <w:r>
-        <w:rPr>
-          <w:rFonts w:hint="default" w:ascii="Bodoni MT" w:hAnsi="Bodoni MT" w:eastAsia="等线" w:cs="Bodoni MT"/>
-          <w:b/>
-          <w:bCs/>
-          <w:color w:val="FFFFFF" w:themeColor="background1"/>
-          <w:sz w:val="22"/>
-          <w:szCs w:val="22"/>
-          <w:highlight w:val="darkMagenta"/>
-          <w:lang w:val="en-US"/>
-          <w14:textFill>
-            <w14:solidFill>
-              <w14:schemeClr w14:val="bg1"/>
-            </w14:solidFill>
-          </w14:textFill>
-        </w:rPr>
-        <w:t xml:space="preserve">Pods                                                            </w:t>
-      </w:r>
-    </w:p>
-    <w:p>
-      <w:pPr>
-        <w:keepNext w:val="0"/>
-        <w:keepLines w:val="0"/>
-        <w:widowControl/>
-        <w:numPr>
-          <w:ilvl w:val="1"/>
-          <w:numId w:val="11"/>
-        </w:numPr>
-        <w:suppressLineNumbers w:val="0"/>
-        <w:spacing w:before="0" w:beforeAutospacing="0" w:after="0" w:afterAutospacing="0" w:line="360" w:lineRule="auto"/>
-        <w:ind w:left="840" w:leftChars="0" w:right="0" w:hanging="420" w:firstLineChars="0"/>
-        <w:jc w:val="left"/>
-        <w:rPr>
-          <w:rFonts w:hint="default" w:ascii="Bodoni MT" w:hAnsi="Bodoni MT" w:eastAsia="等线" w:cs="Bodoni MT"/>
-          <w:sz w:val="22"/>
-          <w:szCs w:val="22"/>
-        </w:rPr>
-      </w:pPr>
-      <w:r>
-        <w:rPr>
-          <w:rFonts w:hint="default" w:ascii="Bodoni MT" w:hAnsi="Bodoni MT" w:eastAsia="等线" w:cs="Bodoni MT"/>
-          <w:sz w:val="22"/>
-          <w:szCs w:val="22"/>
-          <w:lang w:val="en-US"/>
-        </w:rPr>
-        <w:t>Pod is application level, it is what runs the container.</w:t>
-      </w:r>
-    </w:p>
-    <w:p>
-      <w:pPr>
-        <w:keepNext w:val="0"/>
-        <w:keepLines w:val="0"/>
-        <w:widowControl/>
-        <w:numPr>
-          <w:ilvl w:val="1"/>
-          <w:numId w:val="11"/>
-        </w:numPr>
-        <w:suppressLineNumbers w:val="0"/>
-        <w:spacing w:before="0" w:beforeAutospacing="0" w:after="0" w:afterAutospacing="0" w:line="360" w:lineRule="auto"/>
-        <w:ind w:left="840" w:leftChars="0" w:right="0" w:hanging="420" w:firstLineChars="0"/>
-        <w:jc w:val="left"/>
-        <w:rPr>
-          <w:rFonts w:hint="default" w:ascii="Bodoni MT" w:hAnsi="Bodoni MT" w:eastAsia="等线" w:cs="Bodoni MT"/>
-          <w:sz w:val="22"/>
-          <w:szCs w:val="22"/>
-        </w:rPr>
-      </w:pPr>
-      <w:r>
-        <w:rPr>
-          <w:rFonts w:hint="default" w:ascii="Bodoni MT" w:hAnsi="Bodoni MT" w:eastAsia="等线" w:cs="Bodoni MT"/>
-          <w:sz w:val="22"/>
-          <w:szCs w:val="22"/>
-          <w:lang w:val="en-US"/>
-        </w:rPr>
-        <w:t>Node, you can think of a computer, that can run multiple pods inside it.</w:t>
-      </w:r>
-    </w:p>
-    <w:p>
-      <w:pPr>
-        <w:keepNext w:val="0"/>
-        <w:keepLines w:val="0"/>
-        <w:widowControl/>
-        <w:numPr>
-          <w:ilvl w:val="1"/>
-          <w:numId w:val="11"/>
-        </w:numPr>
-        <w:suppressLineNumbers w:val="0"/>
-        <w:spacing w:before="0" w:beforeAutospacing="0" w:after="0" w:afterAutospacing="0" w:line="360" w:lineRule="auto"/>
-        <w:ind w:left="840" w:leftChars="0" w:right="0" w:hanging="420" w:firstLineChars="0"/>
-        <w:jc w:val="left"/>
-        <w:rPr>
-          <w:rFonts w:hint="default" w:ascii="Bodoni MT" w:hAnsi="Bodoni MT" w:eastAsia="等线" w:cs="Bodoni MT"/>
-          <w:sz w:val="22"/>
-          <w:szCs w:val="22"/>
-        </w:rPr>
-      </w:pPr>
-      <w:r>
-        <w:rPr>
-          <w:rFonts w:hint="default" w:ascii="Bodoni MT" w:hAnsi="Bodoni MT" w:eastAsia="等线" w:cs="Bodoni MT"/>
-          <w:sz w:val="22"/>
-          <w:szCs w:val="22"/>
-          <w:lang w:val="en-US"/>
-        </w:rPr>
-        <w:t>Now the question is, if a Node can run multiple Pods, then why do we need multiple Worker Nodes?</w:t>
-      </w:r>
-    </w:p>
-    <w:p>
-      <w:pPr>
-        <w:keepNext w:val="0"/>
-        <w:keepLines w:val="0"/>
-        <w:widowControl/>
-        <w:numPr>
-          <w:ilvl w:val="2"/>
-          <w:numId w:val="11"/>
-        </w:numPr>
-        <w:suppressLineNumbers w:val="0"/>
-        <w:spacing w:before="0" w:beforeAutospacing="0" w:after="0" w:afterAutospacing="0" w:line="360" w:lineRule="auto"/>
-        <w:ind w:left="1260" w:leftChars="0" w:right="0" w:hanging="420" w:firstLineChars="0"/>
-        <w:jc w:val="left"/>
-        <w:rPr>
-          <w:rFonts w:hint="default" w:ascii="Bodoni MT" w:hAnsi="Bodoni MT" w:eastAsia="等线" w:cs="Bodoni MT"/>
-          <w:sz w:val="22"/>
-          <w:szCs w:val="22"/>
-        </w:rPr>
-      </w:pPr>
-      <w:r>
-        <w:rPr>
-          <w:rFonts w:hint="default" w:ascii="Bodoni MT" w:hAnsi="Bodoni MT" w:eastAsia="等线" w:cs="Bodoni MT"/>
-          <w:sz w:val="22"/>
-          <w:szCs w:val="22"/>
-          <w:lang w:val="en-US"/>
-        </w:rPr>
-        <w:t>First thing is high availability and avoiding single point of failure.</w:t>
-      </w:r>
-    </w:p>
-    <w:p>
-      <w:pPr>
-        <w:keepNext w:val="0"/>
-        <w:keepLines w:val="0"/>
-        <w:widowControl/>
-        <w:numPr>
-          <w:ilvl w:val="2"/>
-          <w:numId w:val="11"/>
-        </w:numPr>
-        <w:suppressLineNumbers w:val="0"/>
-        <w:spacing w:before="0" w:beforeAutospacing="0" w:after="0" w:afterAutospacing="0" w:line="360" w:lineRule="auto"/>
-        <w:ind w:left="1260" w:leftChars="0" w:right="0" w:hanging="420" w:firstLineChars="0"/>
-        <w:jc w:val="left"/>
-        <w:rPr>
-          <w:rFonts w:hint="default" w:ascii="Bodoni MT" w:hAnsi="Bodoni MT" w:eastAsia="等线" w:cs="Bodoni MT"/>
-          <w:sz w:val="22"/>
-          <w:szCs w:val="22"/>
-        </w:rPr>
-      </w:pPr>
-      <w:r>
-        <w:rPr>
-          <w:rFonts w:hint="default" w:ascii="Bodoni MT" w:hAnsi="Bodoni MT" w:eastAsia="等线" w:cs="Bodoni MT"/>
-          <w:sz w:val="22"/>
-          <w:szCs w:val="22"/>
-          <w:lang w:val="en-US"/>
-        </w:rPr>
-        <w:t>2</w:t>
-      </w:r>
-      <w:r>
-        <w:rPr>
-          <w:rFonts w:hint="default" w:ascii="Bodoni MT" w:hAnsi="Bodoni MT" w:eastAsia="等线" w:cs="Bodoni MT"/>
-          <w:sz w:val="22"/>
-          <w:szCs w:val="22"/>
-          <w:vertAlign w:val="superscript"/>
-          <w:lang w:val="en-US"/>
-        </w:rPr>
-        <w:t>nd</w:t>
-      </w:r>
-      <w:r>
-        <w:rPr>
-          <w:rFonts w:hint="default" w:ascii="Bodoni MT" w:hAnsi="Bodoni MT" w:eastAsia="等线" w:cs="Bodoni MT"/>
-          <w:sz w:val="22"/>
-          <w:szCs w:val="22"/>
-          <w:lang w:val="en-US"/>
-        </w:rPr>
-        <w:t xml:space="preserve"> reason can be cpu and ram.</w:t>
-      </w:r>
-      <w:r>
-        <w:rPr>
-          <w:rFonts w:hint="default" w:ascii="Bodoni MT" w:hAnsi="Bodoni MT" w:eastAsia="等线" w:cs="Bodoni MT"/>
-          <w:sz w:val="22"/>
-          <w:szCs w:val="22"/>
-          <w:lang w:val="en-US"/>
-        </w:rPr>
-        <w:br w:type="textWrapping"/>
-      </w:r>
-      <w:r>
-        <w:rPr>
-          <w:rFonts w:hint="default" w:ascii="Bodoni MT" w:hAnsi="Bodoni MT" w:eastAsia="等线" w:cs="Bodoni MT"/>
-          <w:sz w:val="22"/>
-          <w:szCs w:val="22"/>
-          <w:lang w:val="en-US"/>
-        </w:rPr>
-        <w:t>Lets say you have one node having 2 cores and 4 GB of ram.</w:t>
-      </w:r>
-      <w:r>
-        <w:rPr>
-          <w:rFonts w:hint="default" w:ascii="Bodoni MT" w:hAnsi="Bodoni MT" w:eastAsia="等线" w:cs="Bodoni MT"/>
-          <w:sz w:val="22"/>
-          <w:szCs w:val="22"/>
-          <w:lang w:val="en-US"/>
-        </w:rPr>
-        <w:br w:type="textWrapping"/>
-      </w:r>
-      <w:r>
-        <w:rPr>
-          <w:rFonts w:hint="default" w:ascii="Bodoni MT" w:hAnsi="Bodoni MT" w:eastAsia="等线" w:cs="Bodoni MT"/>
-          <w:sz w:val="22"/>
-          <w:szCs w:val="22"/>
-          <w:lang w:val="en-US"/>
-        </w:rPr>
-        <w:t>You have to run 4 pods, each will use 1 core and 2 GB of ram.</w:t>
-      </w:r>
-      <w:r>
-        <w:rPr>
-          <w:rFonts w:hint="default" w:ascii="Bodoni MT" w:hAnsi="Bodoni MT" w:eastAsia="等线" w:cs="Bodoni MT"/>
-          <w:sz w:val="22"/>
-          <w:szCs w:val="22"/>
-          <w:lang w:val="en-US"/>
-        </w:rPr>
-        <w:br w:type="textWrapping"/>
-      </w:r>
-      <w:r>
-        <w:rPr>
-          <w:rFonts w:hint="default" w:ascii="Bodoni MT" w:hAnsi="Bodoni MT" w:eastAsia="等线" w:cs="Bodoni MT"/>
-          <w:sz w:val="22"/>
-          <w:szCs w:val="22"/>
-          <w:lang w:val="en-US"/>
-        </w:rPr>
-        <w:t>Here, you need 2 worker node to run 4 pods.</w:t>
-      </w:r>
-      <w:r>
-        <w:rPr>
-          <w:rFonts w:hint="default" w:ascii="Bodoni MT" w:hAnsi="Bodoni MT" w:eastAsia="等线" w:cs="Bodoni MT"/>
-          <w:sz w:val="22"/>
-          <w:szCs w:val="22"/>
-          <w:lang w:val="en-US"/>
-        </w:rPr>
-        <w:br w:type="textWrapping"/>
-      </w:r>
-      <w:r>
-        <w:rPr>
-          <w:rFonts w:hint="default" w:ascii="Bodoni MT" w:hAnsi="Bodoni MT" w:eastAsia="等线" w:cs="Bodoni MT"/>
-          <w:sz w:val="22"/>
-          <w:szCs w:val="22"/>
-          <w:lang w:val="en-US"/>
-        </w:rPr>
-        <w:t>Pod-1, Pod-2 → Node-1, Pod-3, Pod-4 → Node-2</w:t>
-      </w:r>
-    </w:p>
-    <w:p>
-      <w:pPr>
-        <w:keepNext w:val="0"/>
-        <w:keepLines w:val="0"/>
-        <w:widowControl/>
-        <w:numPr>
-          <w:ilvl w:val="1"/>
-          <w:numId w:val="11"/>
-        </w:numPr>
-        <w:suppressLineNumbers w:val="0"/>
-        <w:spacing w:before="0" w:beforeAutospacing="0" w:after="0" w:afterAutospacing="0" w:line="360" w:lineRule="auto"/>
-        <w:ind w:left="840" w:leftChars="0" w:right="0" w:hanging="420" w:firstLineChars="0"/>
-        <w:jc w:val="left"/>
-        <w:rPr>
-          <w:rFonts w:hint="default" w:ascii="Bodoni MT" w:hAnsi="Bodoni MT" w:eastAsia="等线" w:cs="Bodoni MT"/>
-          <w:sz w:val="22"/>
-          <w:szCs w:val="22"/>
-        </w:rPr>
-      </w:pPr>
-      <w:r>
-        <w:rPr>
-          <w:rFonts w:hint="default" w:ascii="Bodoni MT" w:hAnsi="Bodoni MT" w:eastAsia="等线" w:cs="Bodoni MT"/>
-          <w:color w:val="0070C0"/>
-          <w:sz w:val="22"/>
-          <w:szCs w:val="22"/>
-          <w:shd w:val="clear" w:color="FFFFFF" w:fill="D9D9D9"/>
-        </w:rPr>
-        <w:t xml:space="preserve">You define how many app instances you want, and Kubernetes </w:t>
-      </w:r>
-      <w:r>
-        <w:rPr>
-          <w:rFonts w:hint="default" w:ascii="Bodoni MT" w:hAnsi="Bodoni MT" w:eastAsia="等线" w:cs="Bodoni MT"/>
-          <w:b/>
-          <w:bCs/>
-          <w:color w:val="0070C0"/>
-          <w:sz w:val="22"/>
-          <w:szCs w:val="22"/>
-          <w:shd w:val="clear" w:color="FFFFFF" w:fill="D9D9D9"/>
-        </w:rPr>
-        <w:t xml:space="preserve">automatically </w:t>
-      </w:r>
-      <w:r>
-        <w:rPr>
-          <w:rFonts w:hint="default" w:ascii="Bodoni MT" w:hAnsi="Bodoni MT" w:eastAsia="等线" w:cs="Bodoni MT"/>
-          <w:color w:val="0070C0"/>
-          <w:sz w:val="22"/>
-          <w:szCs w:val="22"/>
-          <w:shd w:val="clear" w:color="FFFFFF" w:fill="D9D9D9"/>
-        </w:rPr>
-        <w:t>creates pods and distributes them across nodes based on available resources and load balancing.</w:t>
-      </w:r>
-    </w:p>
-    <w:p>
-      <w:pPr>
-        <w:keepNext w:val="0"/>
-        <w:keepLines w:val="0"/>
-        <w:widowControl/>
-        <w:numPr>
-          <w:ilvl w:val="1"/>
-          <w:numId w:val="11"/>
-        </w:numPr>
-        <w:suppressLineNumbers w:val="0"/>
-        <w:spacing w:before="0" w:beforeAutospacing="0" w:after="0" w:afterAutospacing="0" w:line="360" w:lineRule="auto"/>
-        <w:ind w:left="840" w:leftChars="0" w:right="0" w:hanging="420" w:firstLineChars="0"/>
-        <w:jc w:val="left"/>
-        <w:rPr>
-          <w:rFonts w:hint="default" w:ascii="Bodoni MT" w:hAnsi="Bodoni MT" w:eastAsia="等线" w:cs="Bodoni MT"/>
-          <w:sz w:val="22"/>
-          <w:szCs w:val="22"/>
-        </w:rPr>
-      </w:pPr>
-      <w:r>
-        <w:rPr>
-          <w:rFonts w:hint="default" w:ascii="Bodoni MT" w:hAnsi="Bodoni MT" w:eastAsia="等线" w:cs="Bodoni MT"/>
-          <w:sz w:val="22"/>
-          <w:szCs w:val="22"/>
-          <w:lang w:val="en-US"/>
-        </w:rPr>
-        <w:t>F</w:t>
-      </w:r>
-    </w:p>
-    <w:p>
-      <w:pPr>
-        <w:keepNext w:val="0"/>
-        <w:keepLines w:val="0"/>
-        <w:widowControl/>
-        <w:numPr>
-          <w:ilvl w:val="1"/>
-          <w:numId w:val="11"/>
-        </w:numPr>
-        <w:suppressLineNumbers w:val="0"/>
-        <w:spacing w:before="0" w:beforeAutospacing="0" w:after="0" w:afterAutospacing="0" w:line="360" w:lineRule="auto"/>
-        <w:ind w:left="840" w:leftChars="0" w:right="0" w:hanging="420" w:firstLineChars="0"/>
-        <w:jc w:val="left"/>
-        <w:rPr>
-          <w:rFonts w:hint="default" w:ascii="Bodoni MT" w:hAnsi="Bodoni MT" w:eastAsia="等线" w:cs="Bodoni MT"/>
-          <w:color w:val="FFFFFF" w:themeColor="background1"/>
-          <w:sz w:val="22"/>
-          <w:szCs w:val="22"/>
-          <w:highlight w:val="darkMagenta"/>
-          <w14:textFill>
-            <w14:solidFill>
-              <w14:schemeClr w14:val="bg1"/>
-            </w14:solidFill>
-          </w14:textFill>
-        </w:rPr>
-      </w:pPr>
-      <w:r>
-        <w:rPr>
-          <w:rFonts w:hint="default" w:ascii="Bodoni MT" w:hAnsi="Bodoni MT" w:eastAsia="等线" w:cs="Bodoni MT"/>
-          <w:color w:val="FFFFFF" w:themeColor="background1"/>
-          <w:sz w:val="22"/>
-          <w:szCs w:val="22"/>
-          <w:highlight w:val="darkMagenta"/>
-          <w:lang w:val="en-US"/>
-          <w14:textFill>
-            <w14:solidFill>
-              <w14:schemeClr w14:val="bg1"/>
-            </w14:solidFill>
-          </w14:textFill>
-        </w:rPr>
-        <w:t xml:space="preserve">                                                                    </w:t>
-      </w:r>
-    </w:p>
-    <w:p>
-      <w:pPr>
-        <w:rPr>
-          <w:rFonts w:hint="default" w:ascii="Bodoni MT" w:hAnsi="Bodoni MT" w:eastAsia="等线" w:cs="Bodoni MT"/>
-          <w:sz w:val="22"/>
-          <w:szCs w:val="22"/>
-        </w:rPr>
-      </w:pPr>
-      <w:r>
-        <w:rPr>
-          <w:rFonts w:hint="default" w:ascii="Bodoni MT" w:hAnsi="Bodoni MT" w:eastAsia="等线" w:cs="Bodoni MT"/>
-          <w:color w:val="auto"/>
-          <w:kern w:val="0"/>
-          <w:sz w:val="22"/>
-          <w:szCs w:val="22"/>
-          <w:lang w:val="en-IN" w:eastAsia="zh-CN" w:bidi="ar"/>
-        </w:rPr>
-        <w:br w:type="page"/>
-      </w:r>
-    </w:p>
-    <w:p>
-      <w:pPr>
-        <w:keepNext w:val="0"/>
-        <w:keepLines w:val="0"/>
-        <w:widowControl/>
-        <w:numPr>
-          <w:ilvl w:val="0"/>
-          <w:numId w:val="0"/>
-        </w:numPr>
-        <w:suppressLineNumbers w:val="0"/>
-        <w:spacing w:before="0" w:beforeAutospacing="0" w:after="0" w:afterAutospacing="0" w:line="360" w:lineRule="auto"/>
-        <w:ind w:leftChars="0" w:right="0" w:rightChars="0"/>
-        <w:jc w:val="center"/>
-        <w:rPr>
-          <w:rFonts w:hint="default" w:ascii="Bodoni MT" w:hAnsi="Bodoni MT" w:eastAsia="等线" w:cs="Bodoni MT"/>
-          <w:b/>
-          <w:bCs/>
-          <w:color w:val="002060"/>
-          <w:sz w:val="28"/>
-          <w:szCs w:val="28"/>
-          <w:highlight w:val="lightGray"/>
-          <w:u w:val="single"/>
-          <w:lang w:val="en-IN"/>
-        </w:rPr>
-      </w:pPr>
-      <w:r>
-        <w:rPr>
-          <w:rFonts w:hint="default" w:ascii="Bodoni MT" w:hAnsi="Bodoni MT" w:eastAsia="等线" w:cs="Bodoni MT"/>
-          <w:b/>
-          <w:bCs/>
-          <w:color w:val="002060"/>
-          <w:sz w:val="28"/>
-          <w:szCs w:val="28"/>
-          <w:highlight w:val="lightGray"/>
-          <w:u w:val="single"/>
-          <w:lang w:val="en-IN"/>
-        </w:rPr>
-        <w:t xml:space="preserve">  Node, Kubernetes, VMs (provided by Cloud providers or Bare metal)  </w:t>
-      </w:r>
-    </w:p>
-    <w:p>
-      <w:pPr>
-        <w:keepNext w:val="0"/>
-        <w:keepLines w:val="0"/>
-        <w:widowControl/>
-        <w:numPr>
-          <w:ilvl w:val="0"/>
-          <w:numId w:val="11"/>
-        </w:numPr>
-        <w:suppressLineNumbers w:val="0"/>
-        <w:spacing w:before="0" w:beforeAutospacing="0" w:after="0" w:afterAutospacing="0" w:line="360" w:lineRule="auto"/>
-        <w:ind w:left="420" w:leftChars="0" w:right="0" w:hanging="420" w:firstLineChars="0"/>
-        <w:jc w:val="left"/>
-        <w:rPr>
-          <w:rFonts w:hint="default" w:ascii="Bodoni MT" w:hAnsi="Bodoni MT" w:eastAsia="等线" w:cs="Bodoni MT"/>
-          <w:sz w:val="22"/>
-          <w:szCs w:val="22"/>
-        </w:rPr>
-      </w:pPr>
-      <w:r>
-        <w:rPr>
-          <w:rFonts w:hint="default" w:ascii="Bodoni MT" w:hAnsi="Bodoni MT" w:eastAsia="等线" w:cs="Bodoni MT"/>
-          <w:sz w:val="22"/>
-          <w:szCs w:val="22"/>
-          <w:lang w:val="en-IN"/>
-        </w:rPr>
-        <w:t xml:space="preserve">You must be thinking what is the work of </w:t>
-      </w:r>
-      <w:r>
-        <w:rPr>
-          <w:rFonts w:hint="default" w:ascii="Bodoni MT" w:hAnsi="Bodoni MT" w:eastAsia="等线" w:cs="Bodoni MT"/>
-          <w:b/>
-          <w:bCs/>
-          <w:sz w:val="22"/>
-          <w:szCs w:val="22"/>
-          <w:lang w:val="en-IN"/>
-        </w:rPr>
-        <w:t>c-c-m</w:t>
-      </w:r>
-      <w:r>
-        <w:rPr>
-          <w:rFonts w:hint="default" w:ascii="Bodoni MT" w:hAnsi="Bodoni MT" w:eastAsia="等线" w:cs="Bodoni MT"/>
-          <w:b w:val="0"/>
-          <w:bCs w:val="0"/>
-          <w:sz w:val="22"/>
-          <w:szCs w:val="22"/>
-          <w:lang w:val="en-IN"/>
-        </w:rPr>
-        <w:t xml:space="preserve"> and if all the nodes and things are there inside Kubernetes cluster, then why do we need cloud provider’s VMs.</w:t>
-      </w:r>
-    </w:p>
-    <w:p>
-      <w:pPr>
-        <w:keepNext w:val="0"/>
-        <w:keepLines w:val="0"/>
-        <w:widowControl/>
-        <w:numPr>
-          <w:ilvl w:val="0"/>
-          <w:numId w:val="11"/>
-        </w:numPr>
-        <w:suppressLineNumbers w:val="0"/>
-        <w:spacing w:before="0" w:beforeAutospacing="0" w:after="0" w:afterAutospacing="0" w:line="360" w:lineRule="auto"/>
-        <w:ind w:left="420" w:leftChars="0" w:right="0" w:hanging="420" w:firstLineChars="0"/>
-        <w:jc w:val="left"/>
-        <w:rPr>
-          <w:rFonts w:hint="default" w:ascii="Bodoni MT" w:hAnsi="Bodoni MT" w:eastAsia="等线" w:cs="Bodoni MT"/>
-          <w:sz w:val="22"/>
-          <w:szCs w:val="22"/>
-        </w:rPr>
-      </w:pPr>
-      <w:r>
-        <w:rPr>
-          <w:rFonts w:hint="default" w:ascii="Bodoni MT" w:hAnsi="Bodoni MT" w:eastAsia="等线" w:cs="Bodoni MT"/>
-          <w:b w:val="0"/>
-          <w:bCs w:val="0"/>
-          <w:sz w:val="22"/>
-          <w:szCs w:val="22"/>
-          <w:lang w:val="en-IN"/>
-        </w:rPr>
-        <w:t xml:space="preserve">First, What is a </w:t>
-      </w:r>
-      <w:r>
-        <w:rPr>
-          <w:rFonts w:hint="default" w:ascii="Bodoni MT" w:hAnsi="Bodoni MT" w:eastAsia="等线" w:cs="Bodoni MT"/>
-          <w:b/>
-          <w:bCs/>
-          <w:sz w:val="22"/>
-          <w:szCs w:val="22"/>
-          <w:lang w:val="en-IN"/>
-        </w:rPr>
-        <w:t>Node</w:t>
-      </w:r>
-      <w:r>
-        <w:rPr>
-          <w:rFonts w:hint="default" w:ascii="Bodoni MT" w:hAnsi="Bodoni MT" w:eastAsia="等线" w:cs="Bodoni MT"/>
-          <w:b w:val="0"/>
-          <w:bCs w:val="0"/>
-          <w:sz w:val="22"/>
-          <w:szCs w:val="22"/>
-          <w:lang w:val="en-IN"/>
-        </w:rPr>
-        <w:t>?</w:t>
-      </w:r>
-    </w:p>
-    <w:p>
-      <w:pPr>
-        <w:keepNext w:val="0"/>
-        <w:keepLines w:val="0"/>
-        <w:widowControl/>
-        <w:numPr>
-          <w:ilvl w:val="1"/>
-          <w:numId w:val="11"/>
-        </w:numPr>
-        <w:suppressLineNumbers w:val="0"/>
-        <w:spacing w:before="0" w:beforeAutospacing="0" w:after="0" w:afterAutospacing="0" w:line="360" w:lineRule="auto"/>
-        <w:ind w:left="840" w:leftChars="0" w:right="0" w:hanging="420" w:firstLineChars="0"/>
-        <w:jc w:val="left"/>
-        <w:rPr>
-          <w:rFonts w:hint="default" w:ascii="Bodoni MT" w:hAnsi="Bodoni MT" w:eastAsia="等线" w:cs="Bodoni MT"/>
-          <w:sz w:val="22"/>
-          <w:szCs w:val="22"/>
-        </w:rPr>
-      </w:pPr>
-      <w:r>
-        <w:rPr>
-          <w:rFonts w:hint="default" w:ascii="Bodoni MT" w:hAnsi="Bodoni MT" w:eastAsia="等线" w:cs="Bodoni MT"/>
-          <w:b w:val="0"/>
-          <w:bCs w:val="0"/>
-          <w:sz w:val="22"/>
-          <w:szCs w:val="22"/>
-          <w:lang w:val="en-IN"/>
-        </w:rPr>
-        <w:t>Its just a machine that runs multiple processes (services).</w:t>
-      </w:r>
-    </w:p>
-    <w:p>
-      <w:pPr>
-        <w:keepNext w:val="0"/>
-        <w:keepLines w:val="0"/>
-        <w:widowControl/>
-        <w:numPr>
-          <w:ilvl w:val="1"/>
-          <w:numId w:val="11"/>
-        </w:numPr>
-        <w:suppressLineNumbers w:val="0"/>
-        <w:spacing w:before="0" w:beforeAutospacing="0" w:after="0" w:afterAutospacing="0" w:line="360" w:lineRule="auto"/>
-        <w:ind w:left="840" w:leftChars="0" w:right="0" w:hanging="420" w:firstLineChars="0"/>
-        <w:jc w:val="left"/>
-        <w:rPr>
-          <w:rFonts w:hint="default" w:ascii="Bodoni MT" w:hAnsi="Bodoni MT" w:eastAsia="等线" w:cs="Bodoni MT"/>
-          <w:sz w:val="22"/>
-          <w:szCs w:val="22"/>
-        </w:rPr>
-      </w:pPr>
-      <w:r>
-        <w:rPr>
-          <w:rFonts w:hint="default" w:ascii="Bodoni MT" w:hAnsi="Bodoni MT" w:eastAsia="等线" w:cs="Bodoni MT"/>
-          <w:b w:val="0"/>
-          <w:bCs w:val="0"/>
-          <w:sz w:val="22"/>
-          <w:szCs w:val="22"/>
-          <w:lang w:val="en-IN"/>
-        </w:rPr>
-        <w:t>Its not necessary that the control plane processes and data plane processes will run in different Node, they can run in a single Node as well.</w:t>
-      </w:r>
-    </w:p>
-    <w:p>
-      <w:pPr>
-        <w:keepNext w:val="0"/>
-        <w:keepLines w:val="0"/>
-        <w:widowControl/>
-        <w:numPr>
-          <w:ilvl w:val="1"/>
-          <w:numId w:val="11"/>
-        </w:numPr>
-        <w:suppressLineNumbers w:val="0"/>
-        <w:spacing w:before="0" w:beforeAutospacing="0" w:after="0" w:afterAutospacing="0" w:line="360" w:lineRule="auto"/>
-        <w:ind w:left="840" w:leftChars="0" w:right="0" w:hanging="420" w:firstLineChars="0"/>
-        <w:jc w:val="left"/>
-        <w:rPr>
-          <w:rFonts w:hint="default" w:ascii="Bodoni MT" w:hAnsi="Bodoni MT" w:eastAsia="等线" w:cs="Bodoni MT"/>
-          <w:sz w:val="22"/>
-          <w:szCs w:val="22"/>
-        </w:rPr>
-      </w:pPr>
-      <w:r>
-        <w:rPr>
-          <w:rFonts w:hint="default" w:ascii="Bodoni MT" w:hAnsi="Bodoni MT" w:eastAsia="等线" w:cs="Bodoni MT"/>
-          <w:sz w:val="22"/>
-          <w:szCs w:val="22"/>
-          <w:lang w:val="en-IN"/>
-        </w:rPr>
-        <w:t xml:space="preserve">Lets say you install </w:t>
-      </w:r>
-      <w:r>
-        <w:rPr>
-          <w:rFonts w:hint="default" w:ascii="Bodoni MT" w:hAnsi="Bodoni MT" w:eastAsia="等线" w:cs="Bodoni MT"/>
-          <w:color w:val="FFFFFF" w:themeColor="background1"/>
-          <w:sz w:val="22"/>
-          <w:szCs w:val="22"/>
-          <w:highlight w:val="darkMagenta"/>
-          <w:lang w:val="en-IN"/>
-          <w14:textFill>
-            <w14:solidFill>
-              <w14:schemeClr w14:val="bg1"/>
-            </w14:solidFill>
-          </w14:textFill>
-        </w:rPr>
-        <w:t>all inside one VM</w:t>
-      </w:r>
-      <w:r>
-        <w:rPr>
-          <w:rFonts w:hint="default" w:ascii="Bodoni MT" w:hAnsi="Bodoni MT" w:eastAsia="等线" w:cs="Bodoni MT"/>
-          <w:sz w:val="22"/>
-          <w:szCs w:val="22"/>
-          <w:lang w:val="en-IN"/>
-        </w:rPr>
-        <w:t>.</w:t>
-      </w:r>
-    </w:p>
-    <w:p>
-      <w:pPr>
-        <w:keepNext w:val="0"/>
-        <w:keepLines w:val="0"/>
-        <w:widowControl/>
-        <w:numPr>
-          <w:ilvl w:val="2"/>
-          <w:numId w:val="11"/>
-        </w:numPr>
-        <w:suppressLineNumbers w:val="0"/>
-        <w:spacing w:before="0" w:beforeAutospacing="0" w:after="0" w:afterAutospacing="0" w:line="360" w:lineRule="auto"/>
-        <w:ind w:left="1260" w:leftChars="0" w:right="0" w:hanging="420" w:firstLineChars="0"/>
-        <w:jc w:val="left"/>
-        <w:rPr>
-          <w:rFonts w:hint="default" w:ascii="Bodoni MT" w:hAnsi="Bodoni MT" w:eastAsia="等线" w:cs="Bodoni MT"/>
-          <w:sz w:val="22"/>
-          <w:szCs w:val="22"/>
-        </w:rPr>
-      </w:pPr>
-      <w:r>
-        <w:rPr>
-          <w:rFonts w:hint="default" w:ascii="Bodoni MT" w:hAnsi="Bodoni MT" w:eastAsia="等线" w:cs="Bodoni MT"/>
-          <w:sz w:val="22"/>
-          <w:szCs w:val="22"/>
-          <w:lang w:val="en-IN"/>
-        </w:rPr>
-        <w:t xml:space="preserve">It’ll have control plane processes like: </w:t>
-      </w:r>
-      <w:r>
-        <w:rPr>
-          <w:rFonts w:hint="default" w:ascii="Bodoni MT" w:hAnsi="Bodoni MT" w:eastAsia="等线" w:cs="Bodoni MT"/>
-          <w:b/>
-          <w:bCs/>
-          <w:sz w:val="22"/>
-          <w:szCs w:val="22"/>
-          <w:lang w:val="en-IN"/>
-        </w:rPr>
-        <w:t>c-c-m</w:t>
-      </w:r>
-      <w:r>
-        <w:rPr>
-          <w:rFonts w:hint="default" w:ascii="Bodoni MT" w:hAnsi="Bodoni MT" w:eastAsia="等线" w:cs="Bodoni MT"/>
-          <w:b w:val="0"/>
-          <w:bCs w:val="0"/>
-          <w:sz w:val="22"/>
-          <w:szCs w:val="22"/>
-          <w:lang w:val="en-IN"/>
-        </w:rPr>
-        <w:t xml:space="preserve"> (only if VM is provided by a cloud provider), </w:t>
-      </w:r>
-      <w:r>
-        <w:rPr>
-          <w:rFonts w:hint="default" w:ascii="Bodoni MT" w:hAnsi="Bodoni MT" w:eastAsia="等线" w:cs="Bodoni MT"/>
-          <w:b/>
-          <w:bCs/>
-          <w:sz w:val="22"/>
-          <w:szCs w:val="22"/>
-          <w:lang w:val="en-IN"/>
-        </w:rPr>
-        <w:t>c-m</w:t>
-      </w:r>
-      <w:r>
-        <w:rPr>
-          <w:rFonts w:hint="default" w:ascii="Bodoni MT" w:hAnsi="Bodoni MT" w:eastAsia="等线" w:cs="Bodoni MT"/>
-          <w:b w:val="0"/>
-          <w:bCs w:val="0"/>
-          <w:sz w:val="22"/>
-          <w:szCs w:val="22"/>
-          <w:lang w:val="en-IN"/>
-        </w:rPr>
-        <w:t xml:space="preserve">, </w:t>
-      </w:r>
-      <w:r>
-        <w:rPr>
-          <w:rFonts w:hint="default" w:ascii="Bodoni MT" w:hAnsi="Bodoni MT" w:eastAsia="等线" w:cs="Bodoni MT"/>
-          <w:b/>
-          <w:bCs/>
-          <w:sz w:val="22"/>
-          <w:szCs w:val="22"/>
-          <w:lang w:val="en-IN"/>
-        </w:rPr>
-        <w:t>etcd</w:t>
-      </w:r>
-      <w:r>
-        <w:rPr>
-          <w:rFonts w:hint="default" w:ascii="Bodoni MT" w:hAnsi="Bodoni MT" w:eastAsia="等线" w:cs="Bodoni MT"/>
-          <w:b w:val="0"/>
-          <w:bCs w:val="0"/>
-          <w:sz w:val="22"/>
-          <w:szCs w:val="22"/>
-          <w:lang w:val="en-IN"/>
-        </w:rPr>
-        <w:t xml:space="preserve">, </w:t>
-      </w:r>
-      <w:r>
-        <w:rPr>
-          <w:rFonts w:hint="default" w:ascii="Bodoni MT" w:hAnsi="Bodoni MT" w:eastAsia="等线" w:cs="Bodoni MT"/>
-          <w:b/>
-          <w:bCs/>
-          <w:sz w:val="22"/>
-          <w:szCs w:val="22"/>
-          <w:lang w:val="en-IN"/>
-        </w:rPr>
-        <w:t>sched</w:t>
-      </w:r>
-      <w:r>
-        <w:rPr>
-          <w:rFonts w:hint="default" w:ascii="Bodoni MT" w:hAnsi="Bodoni MT" w:eastAsia="等线" w:cs="Bodoni MT"/>
-          <w:b w:val="0"/>
-          <w:bCs w:val="0"/>
-          <w:sz w:val="22"/>
-          <w:szCs w:val="22"/>
-          <w:lang w:val="en-IN"/>
-        </w:rPr>
-        <w:t xml:space="preserve">, </w:t>
-      </w:r>
-      <w:r>
-        <w:rPr>
-          <w:rFonts w:hint="default" w:ascii="Bodoni MT" w:hAnsi="Bodoni MT" w:eastAsia="等线" w:cs="Bodoni MT"/>
-          <w:b/>
-          <w:bCs/>
-          <w:sz w:val="22"/>
-          <w:szCs w:val="22"/>
-          <w:lang w:val="en-IN"/>
-        </w:rPr>
-        <w:t>api</w:t>
-      </w:r>
-      <w:r>
-        <w:rPr>
-          <w:rFonts w:hint="default" w:ascii="Bodoni MT" w:hAnsi="Bodoni MT" w:eastAsia="等线" w:cs="Bodoni MT"/>
-          <w:b w:val="0"/>
-          <w:bCs w:val="0"/>
-          <w:sz w:val="22"/>
-          <w:szCs w:val="22"/>
-          <w:lang w:val="en-IN"/>
-        </w:rPr>
-        <w:t>.</w:t>
-      </w:r>
-    </w:p>
-    <w:p>
-      <w:pPr>
-        <w:keepNext w:val="0"/>
-        <w:keepLines w:val="0"/>
-        <w:widowControl/>
-        <w:numPr>
-          <w:ilvl w:val="2"/>
-          <w:numId w:val="11"/>
-        </w:numPr>
-        <w:suppressLineNumbers w:val="0"/>
-        <w:spacing w:before="0" w:beforeAutospacing="0" w:after="0" w:afterAutospacing="0" w:line="360" w:lineRule="auto"/>
-        <w:ind w:left="1260" w:leftChars="0" w:right="0" w:hanging="420" w:firstLineChars="0"/>
-        <w:jc w:val="left"/>
-        <w:rPr>
-          <w:rFonts w:hint="default" w:ascii="Bodoni MT" w:hAnsi="Bodoni MT" w:eastAsia="等线" w:cs="Bodoni MT"/>
-          <w:sz w:val="22"/>
-          <w:szCs w:val="22"/>
-        </w:rPr>
-      </w:pPr>
-      <w:r>
-        <w:rPr>
-          <w:rFonts w:hint="default" w:ascii="Bodoni MT" w:hAnsi="Bodoni MT" w:eastAsia="等线" w:cs="Bodoni MT"/>
-          <w:sz w:val="22"/>
-          <w:szCs w:val="22"/>
-          <w:lang w:val="en-IN"/>
-        </w:rPr>
-        <w:t xml:space="preserve">Also, it’ll have data plane processes like: </w:t>
-      </w:r>
-      <w:r>
-        <w:rPr>
-          <w:rFonts w:hint="default" w:ascii="Bodoni MT" w:hAnsi="Bodoni MT" w:eastAsia="等线" w:cs="Bodoni MT"/>
-          <w:b/>
-          <w:bCs/>
-          <w:sz w:val="22"/>
-          <w:szCs w:val="22"/>
-          <w:lang w:val="en-IN"/>
-        </w:rPr>
-        <w:t>pods</w:t>
-      </w:r>
-      <w:r>
-        <w:rPr>
-          <w:rFonts w:hint="default" w:ascii="Bodoni MT" w:hAnsi="Bodoni MT" w:eastAsia="等线" w:cs="Bodoni MT"/>
-          <w:b w:val="0"/>
-          <w:bCs w:val="0"/>
-          <w:sz w:val="22"/>
-          <w:szCs w:val="22"/>
-          <w:lang w:val="en-IN"/>
-        </w:rPr>
-        <w:t xml:space="preserve">, </w:t>
-      </w:r>
-      <w:r>
-        <w:rPr>
-          <w:rFonts w:hint="default" w:ascii="Bodoni MT" w:hAnsi="Bodoni MT" w:eastAsia="等线" w:cs="Bodoni MT"/>
-          <w:b/>
-          <w:bCs/>
-          <w:sz w:val="22"/>
-          <w:szCs w:val="22"/>
-          <w:lang w:val="en-IN"/>
-        </w:rPr>
-        <w:t>kubelet</w:t>
-      </w:r>
-      <w:r>
-        <w:rPr>
-          <w:rFonts w:hint="default" w:ascii="Bodoni MT" w:hAnsi="Bodoni MT" w:eastAsia="等线" w:cs="Bodoni MT"/>
-          <w:b w:val="0"/>
-          <w:bCs w:val="0"/>
-          <w:sz w:val="22"/>
-          <w:szCs w:val="22"/>
-          <w:lang w:val="en-IN"/>
-        </w:rPr>
-        <w:t xml:space="preserve">, </w:t>
-      </w:r>
-      <w:r>
-        <w:rPr>
-          <w:rFonts w:hint="default" w:ascii="Bodoni MT" w:hAnsi="Bodoni MT" w:eastAsia="等线" w:cs="Bodoni MT"/>
-          <w:b/>
-          <w:bCs/>
-          <w:sz w:val="22"/>
-          <w:szCs w:val="22"/>
-          <w:lang w:val="en-IN"/>
-        </w:rPr>
-        <w:t>k-proxy</w:t>
-      </w:r>
-      <w:r>
-        <w:rPr>
-          <w:rFonts w:hint="default" w:ascii="Bodoni MT" w:hAnsi="Bodoni MT" w:eastAsia="等线" w:cs="Bodoni MT"/>
-          <w:b w:val="0"/>
-          <w:bCs w:val="0"/>
-          <w:sz w:val="22"/>
-          <w:szCs w:val="22"/>
-          <w:lang w:val="en-IN"/>
-        </w:rPr>
-        <w:t>.</w:t>
-      </w:r>
-    </w:p>
-    <w:p>
-      <w:pPr>
-        <w:keepNext w:val="0"/>
-        <w:keepLines w:val="0"/>
-        <w:widowControl/>
-        <w:numPr>
-          <w:ilvl w:val="2"/>
-          <w:numId w:val="11"/>
-        </w:numPr>
-        <w:suppressLineNumbers w:val="0"/>
-        <w:spacing w:before="0" w:beforeAutospacing="0" w:after="0" w:afterAutospacing="0" w:line="360" w:lineRule="auto"/>
-        <w:ind w:left="1260" w:leftChars="0" w:right="0" w:hanging="420" w:firstLineChars="0"/>
-        <w:jc w:val="left"/>
-        <w:rPr>
-          <w:rFonts w:hint="default" w:ascii="Bodoni MT" w:hAnsi="Bodoni MT" w:eastAsia="等线" w:cs="Bodoni MT"/>
-          <w:sz w:val="22"/>
-          <w:szCs w:val="22"/>
-        </w:rPr>
-      </w:pPr>
-      <w:r>
-        <w:rPr>
-          <w:rFonts w:hint="default" w:ascii="Bodoni MT" w:hAnsi="Bodoni MT" w:eastAsia="等线" w:cs="Bodoni MT"/>
-          <w:sz w:val="22"/>
-          <w:szCs w:val="22"/>
-          <w:lang w:val="en-IN"/>
-        </w:rPr>
-        <w:t xml:space="preserve">Now, when you tell it the number of instances you want to create, same like before, </w:t>
-      </w:r>
-      <w:r>
-        <w:rPr>
-          <w:rFonts w:hint="default" w:ascii="Bodoni MT" w:hAnsi="Bodoni MT" w:eastAsia="等线" w:cs="Bodoni MT"/>
-          <w:b/>
-          <w:bCs/>
-          <w:sz w:val="22"/>
-          <w:szCs w:val="22"/>
-          <w:lang w:val="en-IN"/>
-        </w:rPr>
-        <w:t>c-m</w:t>
-      </w:r>
-      <w:r>
-        <w:rPr>
-          <w:rFonts w:hint="default" w:ascii="Bodoni MT" w:hAnsi="Bodoni MT" w:eastAsia="等线" w:cs="Bodoni MT"/>
-          <w:b w:val="0"/>
-          <w:bCs w:val="0"/>
-          <w:sz w:val="22"/>
-          <w:szCs w:val="22"/>
-          <w:lang w:val="en-IN"/>
-        </w:rPr>
-        <w:t xml:space="preserve"> will create pods objects, </w:t>
-      </w:r>
-      <w:r>
-        <w:rPr>
-          <w:rFonts w:hint="default" w:ascii="Bodoni MT" w:hAnsi="Bodoni MT" w:eastAsia="等线" w:cs="Bodoni MT"/>
-          <w:b/>
-          <w:bCs/>
-          <w:sz w:val="22"/>
-          <w:szCs w:val="22"/>
-          <w:lang w:val="en-IN"/>
-        </w:rPr>
-        <w:t>sched</w:t>
-      </w:r>
-      <w:r>
-        <w:rPr>
-          <w:rFonts w:hint="default" w:ascii="Bodoni MT" w:hAnsi="Bodoni MT" w:eastAsia="等线" w:cs="Bodoni MT"/>
-          <w:b w:val="0"/>
-          <w:bCs w:val="0"/>
-          <w:sz w:val="22"/>
-          <w:szCs w:val="22"/>
-          <w:lang w:val="en-IN"/>
-        </w:rPr>
-        <w:t xml:space="preserve"> will assign the pods to the node.</w:t>
-      </w:r>
-      <w:r>
-        <w:rPr>
-          <w:rFonts w:hint="default" w:ascii="Bodoni MT" w:hAnsi="Bodoni MT" w:eastAsia="等线" w:cs="Bodoni MT"/>
-          <w:b w:val="0"/>
-          <w:bCs w:val="0"/>
-          <w:sz w:val="22"/>
-          <w:szCs w:val="22"/>
-          <w:lang w:val="en-IN"/>
-        </w:rPr>
-        <w:br w:type="textWrapping"/>
-      </w:r>
-      <w:r>
-        <w:rPr>
-          <w:rFonts w:hint="default" w:ascii="Bodoni MT" w:hAnsi="Bodoni MT" w:eastAsia="等线" w:cs="Bodoni MT"/>
-          <w:b w:val="0"/>
-          <w:bCs w:val="0"/>
-          <w:sz w:val="22"/>
-          <w:szCs w:val="22"/>
-          <w:lang w:val="en-IN"/>
-        </w:rPr>
-        <w:tab/>
-      </w:r>
-      <w:r>
-        <w:rPr>
-          <w:rFonts w:hint="default" w:ascii="Bodoni MT" w:hAnsi="Bodoni MT" w:eastAsia="等线" w:cs="Bodoni MT"/>
-          <w:b w:val="0"/>
-          <w:bCs w:val="0"/>
-          <w:sz w:val="22"/>
-          <w:szCs w:val="22"/>
-          <w:lang w:val="en-IN"/>
-        </w:rPr>
-        <w:t xml:space="preserve">As we have only node inside which all processes are running, so </w:t>
-      </w:r>
-      <w:r>
-        <w:rPr>
-          <w:rFonts w:hint="default" w:ascii="Bodoni MT" w:hAnsi="Bodoni MT" w:eastAsia="等线" w:cs="Bodoni MT"/>
-          <w:b/>
-          <w:bCs/>
-          <w:sz w:val="22"/>
-          <w:szCs w:val="22"/>
-          <w:lang w:val="en-IN"/>
-        </w:rPr>
-        <w:t>sched</w:t>
-      </w:r>
-      <w:r>
-        <w:rPr>
-          <w:rFonts w:hint="default" w:ascii="Bodoni MT" w:hAnsi="Bodoni MT" w:eastAsia="等线" w:cs="Bodoni MT"/>
-          <w:b w:val="0"/>
-          <w:bCs w:val="0"/>
-          <w:sz w:val="22"/>
-          <w:szCs w:val="22"/>
-          <w:lang w:val="en-IN"/>
-        </w:rPr>
-        <w:t xml:space="preserve"> will assign this node for all the pods.</w:t>
-      </w:r>
-      <w:r>
-        <w:rPr>
-          <w:rFonts w:hint="default" w:ascii="Bodoni MT" w:hAnsi="Bodoni MT" w:eastAsia="等线" w:cs="Bodoni MT"/>
-          <w:b w:val="0"/>
-          <w:bCs w:val="0"/>
-          <w:sz w:val="22"/>
-          <w:szCs w:val="22"/>
-          <w:lang w:val="en-IN"/>
-        </w:rPr>
-        <w:br w:type="textWrapping"/>
-      </w:r>
-      <w:r>
-        <w:rPr>
-          <w:rFonts w:hint="default" w:ascii="Bodoni MT" w:hAnsi="Bodoni MT" w:eastAsia="等线" w:cs="Bodoni MT"/>
-          <w:b w:val="0"/>
-          <w:bCs w:val="0"/>
-          <w:sz w:val="22"/>
-          <w:szCs w:val="22"/>
-          <w:lang w:val="en-IN"/>
-        </w:rPr>
-        <w:tab/>
-      </w:r>
-      <w:r>
-        <w:rPr>
-          <w:rFonts w:hint="default" w:ascii="Bodoni MT" w:hAnsi="Bodoni MT" w:eastAsia="等线" w:cs="Bodoni MT"/>
-          <w:b w:val="0"/>
-          <w:bCs w:val="0"/>
-          <w:sz w:val="22"/>
-          <w:szCs w:val="22"/>
-          <w:lang w:val="en-IN"/>
-        </w:rPr>
-        <w:t>So, all the pods will be running inside the same VM.</w:t>
-      </w:r>
-    </w:p>
-    <w:p>
-      <w:pPr>
-        <w:keepNext w:val="0"/>
-        <w:keepLines w:val="0"/>
-        <w:widowControl/>
-        <w:numPr>
-          <w:ilvl w:val="0"/>
-          <w:numId w:val="11"/>
-        </w:numPr>
-        <w:suppressLineNumbers w:val="0"/>
-        <w:spacing w:before="0" w:beforeAutospacing="0" w:after="0" w:afterAutospacing="0" w:line="360" w:lineRule="auto"/>
-        <w:ind w:left="420" w:leftChars="0" w:right="0" w:hanging="420" w:firstLineChars="0"/>
-        <w:jc w:val="left"/>
-        <w:rPr>
-          <w:rFonts w:hint="default" w:ascii="Bodoni MT" w:hAnsi="Bodoni MT" w:eastAsia="等线" w:cs="Bodoni MT"/>
-          <w:sz w:val="22"/>
-          <w:szCs w:val="22"/>
-        </w:rPr>
-      </w:pPr>
-      <w:r>
-        <w:rPr>
-          <w:rFonts w:hint="default" w:ascii="Bodoni MT" w:hAnsi="Bodoni MT" w:eastAsia="等线" w:cs="Bodoni MT"/>
-          <w:b w:val="0"/>
-          <w:bCs w:val="0"/>
-          <w:sz w:val="22"/>
-          <w:szCs w:val="22"/>
-          <w:lang w:val="en-IN"/>
-        </w:rPr>
-        <w:t xml:space="preserve">Now, as we saw before, </w:t>
-      </w:r>
-      <w:r>
-        <w:rPr>
-          <w:rFonts w:hint="default" w:ascii="Bodoni MT" w:hAnsi="Bodoni MT" w:eastAsia="等线" w:cs="Bodoni MT"/>
-          <w:b/>
-          <w:bCs/>
-          <w:sz w:val="22"/>
-          <w:szCs w:val="22"/>
-          <w:lang w:val="en-IN"/>
-        </w:rPr>
-        <w:t>c-m</w:t>
-      </w:r>
-      <w:r>
-        <w:rPr>
-          <w:rFonts w:hint="default" w:ascii="Bodoni MT" w:hAnsi="Bodoni MT" w:eastAsia="等线" w:cs="Bodoni MT"/>
-          <w:b w:val="0"/>
-          <w:bCs w:val="0"/>
-          <w:sz w:val="22"/>
-          <w:szCs w:val="22"/>
-          <w:lang w:val="en-IN"/>
-        </w:rPr>
-        <w:t xml:space="preserve"> checks if pods are gone (when node gets down) then it creates new pods objects to get the desired state and then </w:t>
-      </w:r>
-      <w:r>
-        <w:rPr>
-          <w:rFonts w:hint="default" w:ascii="Bodoni MT" w:hAnsi="Bodoni MT" w:eastAsia="等线" w:cs="Bodoni MT"/>
-          <w:b/>
-          <w:bCs/>
-          <w:sz w:val="22"/>
-          <w:szCs w:val="22"/>
-          <w:lang w:val="en-IN"/>
-        </w:rPr>
-        <w:t>sched</w:t>
-      </w:r>
-      <w:r>
-        <w:rPr>
-          <w:rFonts w:hint="default" w:ascii="Bodoni MT" w:hAnsi="Bodoni MT" w:eastAsia="等线" w:cs="Bodoni MT"/>
-          <w:b w:val="0"/>
-          <w:bCs w:val="0"/>
-          <w:sz w:val="22"/>
-          <w:szCs w:val="22"/>
-          <w:lang w:val="en-IN"/>
-        </w:rPr>
-        <w:t xml:space="preserve"> will assign those pods to some nodes. So </w:t>
-      </w:r>
-      <w:r>
-        <w:rPr>
-          <w:rFonts w:hint="default" w:ascii="Bodoni MT" w:hAnsi="Bodoni MT" w:eastAsia="等线" w:cs="Bodoni MT"/>
-          <w:b w:val="0"/>
-          <w:bCs w:val="0"/>
-          <w:color w:val="FF0000"/>
-          <w:sz w:val="22"/>
-          <w:szCs w:val="22"/>
-          <w:lang w:val="en-IN"/>
-        </w:rPr>
-        <w:t>“Are the Nodes get created and deleted automatically?”</w:t>
-      </w:r>
-      <w:r>
-        <w:rPr>
-          <w:rFonts w:hint="default" w:ascii="Bodoni MT" w:hAnsi="Bodoni MT" w:eastAsia="等线" w:cs="Bodoni MT"/>
-          <w:b w:val="0"/>
-          <w:bCs w:val="0"/>
-          <w:sz w:val="22"/>
-          <w:szCs w:val="22"/>
-          <w:lang w:val="en-IN"/>
-        </w:rPr>
-        <w:t xml:space="preserve">  </w:t>
-      </w:r>
-    </w:p>
-    <w:p>
-      <w:pPr>
-        <w:keepNext w:val="0"/>
-        <w:keepLines w:val="0"/>
-        <w:widowControl/>
-        <w:numPr>
-          <w:ilvl w:val="1"/>
-          <w:numId w:val="11"/>
-        </w:numPr>
-        <w:suppressLineNumbers w:val="0"/>
-        <w:spacing w:before="0" w:beforeAutospacing="0" w:after="0" w:afterAutospacing="0" w:line="360" w:lineRule="auto"/>
-        <w:ind w:left="840" w:leftChars="0" w:right="0" w:hanging="420" w:firstLineChars="0"/>
-        <w:jc w:val="left"/>
-        <w:rPr>
-          <w:rFonts w:hint="default" w:ascii="Bodoni MT" w:hAnsi="Bodoni MT" w:eastAsia="等线" w:cs="Bodoni MT"/>
-          <w:sz w:val="22"/>
-          <w:szCs w:val="22"/>
-        </w:rPr>
-      </w:pPr>
-      <w:r>
-        <w:rPr>
-          <w:rFonts w:hint="default" w:ascii="Bodoni MT" w:hAnsi="Bodoni MT" w:eastAsia="等线" w:cs="Bodoni MT"/>
-          <w:color w:val="00B050"/>
-          <w:sz w:val="22"/>
-          <w:szCs w:val="22"/>
-          <w:shd w:val="clear" w:color="FFFFFF" w:fill="D9D9D9"/>
-          <w:lang w:val="en-IN"/>
-        </w:rPr>
-        <w:t>No, nodes are constant, only the pods are created.</w:t>
-      </w:r>
-      <w:r>
-        <w:rPr>
-          <w:rFonts w:hint="default" w:ascii="Bodoni MT" w:hAnsi="Bodoni MT" w:eastAsia="等线" w:cs="Bodoni MT"/>
-          <w:sz w:val="22"/>
-          <w:szCs w:val="22"/>
-          <w:lang w:val="en-IN"/>
-        </w:rPr>
-        <w:t xml:space="preserve">  </w:t>
-      </w:r>
-    </w:p>
-    <w:p>
-      <w:pPr>
-        <w:keepNext w:val="0"/>
-        <w:keepLines w:val="0"/>
-        <w:widowControl/>
-        <w:numPr>
-          <w:ilvl w:val="1"/>
-          <w:numId w:val="11"/>
-        </w:numPr>
-        <w:suppressLineNumbers w:val="0"/>
-        <w:spacing w:before="0" w:beforeAutospacing="0" w:after="0" w:afterAutospacing="0" w:line="360" w:lineRule="auto"/>
-        <w:ind w:left="840" w:leftChars="0" w:right="0" w:hanging="420" w:firstLineChars="0"/>
-        <w:jc w:val="left"/>
-        <w:rPr>
-          <w:rFonts w:hint="default" w:ascii="Bodoni MT" w:hAnsi="Bodoni MT" w:eastAsia="等线" w:cs="Bodoni MT"/>
-          <w:sz w:val="22"/>
-          <w:szCs w:val="22"/>
-        </w:rPr>
-      </w:pPr>
-      <w:r>
-        <w:rPr>
-          <w:rFonts w:hint="default" w:ascii="Bodoni MT" w:hAnsi="Bodoni MT" w:eastAsia="等线" w:cs="Bodoni MT"/>
-          <w:sz w:val="22"/>
-          <w:szCs w:val="22"/>
-          <w:lang w:val="en-IN"/>
-        </w:rPr>
-        <w:t>We create VMs from a cloud provider and assign those to our Kubernetes cluster.</w:t>
-      </w:r>
-    </w:p>
-    <w:p>
-      <w:pPr>
-        <w:keepNext w:val="0"/>
-        <w:keepLines w:val="0"/>
-        <w:widowControl/>
-        <w:numPr>
-          <w:ilvl w:val="1"/>
-          <w:numId w:val="11"/>
-        </w:numPr>
-        <w:suppressLineNumbers w:val="0"/>
-        <w:spacing w:before="0" w:beforeAutospacing="0" w:after="0" w:afterAutospacing="0" w:line="360" w:lineRule="auto"/>
-        <w:ind w:left="840" w:leftChars="0" w:right="0" w:hanging="420" w:firstLineChars="0"/>
-        <w:jc w:val="left"/>
-        <w:rPr>
-          <w:rFonts w:hint="default" w:ascii="Bodoni MT" w:hAnsi="Bodoni MT" w:eastAsia="等线" w:cs="Bodoni MT"/>
-          <w:sz w:val="22"/>
-          <w:szCs w:val="22"/>
-        </w:rPr>
-      </w:pPr>
-      <w:r>
-        <w:rPr>
-          <w:rFonts w:hint="default" w:ascii="Bodoni MT" w:hAnsi="Bodoni MT" w:eastAsia="等线" w:cs="Bodoni MT"/>
-          <w:sz w:val="22"/>
-          <w:szCs w:val="22"/>
-          <w:lang w:val="en-IN"/>
-        </w:rPr>
-        <w:t xml:space="preserve">Now, the </w:t>
-      </w:r>
-      <w:r>
-        <w:rPr>
-          <w:rFonts w:hint="default" w:ascii="Bodoni MT" w:hAnsi="Bodoni MT" w:eastAsia="等线" w:cs="Bodoni MT"/>
-          <w:b/>
-          <w:bCs/>
-          <w:sz w:val="22"/>
-          <w:szCs w:val="22"/>
-          <w:lang w:val="en-IN"/>
-        </w:rPr>
-        <w:t>sched</w:t>
-      </w:r>
-      <w:r>
-        <w:rPr>
-          <w:rFonts w:hint="default" w:ascii="Bodoni MT" w:hAnsi="Bodoni MT" w:eastAsia="等线" w:cs="Bodoni MT"/>
-          <w:b w:val="0"/>
-          <w:bCs w:val="0"/>
-          <w:sz w:val="22"/>
-          <w:szCs w:val="22"/>
-          <w:lang w:val="en-IN"/>
-        </w:rPr>
-        <w:t xml:space="preserve"> will schedule the </w:t>
-      </w:r>
-      <w:r>
-        <w:rPr>
-          <w:rFonts w:hint="default" w:ascii="Bodoni MT" w:hAnsi="Bodoni MT" w:eastAsia="等线" w:cs="Bodoni MT"/>
-          <w:b w:val="0"/>
-          <w:bCs w:val="0"/>
-          <w:i/>
-          <w:iCs/>
-          <w:sz w:val="22"/>
-          <w:szCs w:val="22"/>
-          <w:lang w:val="en-IN"/>
-        </w:rPr>
-        <w:t>pods</w:t>
-      </w:r>
-      <w:r>
-        <w:rPr>
-          <w:rFonts w:hint="default" w:ascii="Bodoni MT" w:hAnsi="Bodoni MT" w:eastAsia="等线" w:cs="Bodoni MT"/>
-          <w:b w:val="0"/>
-          <w:bCs w:val="0"/>
-          <w:i w:val="0"/>
-          <w:iCs w:val="0"/>
-          <w:sz w:val="22"/>
-          <w:szCs w:val="22"/>
-          <w:lang w:val="en-IN"/>
-        </w:rPr>
-        <w:t xml:space="preserve"> to the available nodes only if it is up.</w:t>
-      </w:r>
-    </w:p>
-    <w:p>
-      <w:pPr>
-        <w:keepNext w:val="0"/>
-        <w:keepLines w:val="0"/>
-        <w:widowControl/>
-        <w:numPr>
-          <w:ilvl w:val="0"/>
-          <w:numId w:val="11"/>
-        </w:numPr>
-        <w:suppressLineNumbers w:val="0"/>
-        <w:spacing w:before="0" w:beforeAutospacing="0" w:after="0" w:afterAutospacing="0" w:line="360" w:lineRule="auto"/>
-        <w:ind w:left="420" w:leftChars="0" w:right="0" w:hanging="420" w:firstLineChars="0"/>
-        <w:jc w:val="left"/>
-        <w:rPr>
-          <w:rFonts w:hint="default" w:ascii="Bodoni MT" w:hAnsi="Bodoni MT" w:eastAsia="等线" w:cs="Bodoni MT"/>
-          <w:sz w:val="22"/>
-          <w:szCs w:val="22"/>
-        </w:rPr>
-      </w:pPr>
-      <w:r>
-        <w:rPr>
-          <w:rFonts w:hint="default" w:ascii="Bodoni MT" w:hAnsi="Bodoni MT" w:eastAsia="等线" w:cs="Bodoni MT"/>
-          <w:sz w:val="22"/>
-          <w:szCs w:val="22"/>
-          <w:lang w:val="en-IN"/>
-        </w:rPr>
-        <w:t xml:space="preserve">Now, the question may be, if the nodes are directly assigned to the cluster, then </w:t>
-      </w:r>
-      <w:r>
-        <w:rPr>
-          <w:rFonts w:hint="default" w:ascii="Bodoni MT" w:hAnsi="Bodoni MT" w:eastAsia="等线" w:cs="Bodoni MT"/>
-          <w:color w:val="FF0000"/>
-          <w:sz w:val="22"/>
-          <w:szCs w:val="22"/>
-          <w:lang w:val="en-IN"/>
-        </w:rPr>
-        <w:t xml:space="preserve">what is the use of </w:t>
-      </w:r>
-      <w:r>
-        <w:rPr>
-          <w:rFonts w:hint="default" w:ascii="Bodoni MT" w:hAnsi="Bodoni MT" w:eastAsia="等线" w:cs="Bodoni MT"/>
-          <w:b/>
-          <w:bCs/>
-          <w:color w:val="FF0000"/>
-          <w:sz w:val="22"/>
-          <w:szCs w:val="22"/>
-          <w:lang w:val="en-IN"/>
-        </w:rPr>
-        <w:t>c-c-m</w:t>
-      </w:r>
-      <w:r>
-        <w:rPr>
-          <w:rFonts w:hint="default" w:ascii="Bodoni MT" w:hAnsi="Bodoni MT" w:eastAsia="等线" w:cs="Bodoni MT"/>
-          <w:b w:val="0"/>
-          <w:bCs w:val="0"/>
-          <w:color w:val="FF0000"/>
-          <w:sz w:val="22"/>
-          <w:szCs w:val="22"/>
-          <w:lang w:val="en-IN"/>
-        </w:rPr>
-        <w:t xml:space="preserve"> to talk to cloud provider?</w:t>
-      </w:r>
-    </w:p>
-    <w:p>
-      <w:pPr>
-        <w:keepNext w:val="0"/>
-        <w:keepLines w:val="0"/>
-        <w:widowControl/>
-        <w:numPr>
-          <w:ilvl w:val="1"/>
-          <w:numId w:val="11"/>
-        </w:numPr>
-        <w:suppressLineNumbers w:val="0"/>
-        <w:spacing w:before="0" w:beforeAutospacing="0" w:after="0" w:afterAutospacing="0" w:line="360" w:lineRule="auto"/>
-        <w:ind w:left="840" w:leftChars="0" w:right="0" w:hanging="420" w:firstLineChars="0"/>
-        <w:jc w:val="left"/>
-        <w:rPr>
-          <w:rFonts w:hint="default" w:ascii="Bodoni MT" w:hAnsi="Bodoni MT" w:eastAsia="等线" w:cs="Bodoni MT"/>
-          <w:sz w:val="22"/>
-          <w:szCs w:val="22"/>
-        </w:rPr>
-      </w:pPr>
-      <w:r>
-        <w:rPr>
-          <w:rFonts w:hint="default" w:ascii="Bodoni MT" w:hAnsi="Bodoni MT" w:eastAsia="等线" w:cs="Bodoni MT"/>
-          <w:sz w:val="22"/>
-          <w:szCs w:val="22"/>
-          <w:lang w:val="en-IN"/>
-        </w:rPr>
-        <w:t>One of the use-case can be creating Load Balancer (ex: AWS ELB)</w:t>
-      </w:r>
-    </w:p>
-    <w:p>
-      <w:pPr>
-        <w:keepNext w:val="0"/>
-        <w:keepLines w:val="0"/>
-        <w:widowControl/>
-        <w:numPr>
-          <w:ilvl w:val="1"/>
-          <w:numId w:val="11"/>
-        </w:numPr>
-        <w:suppressLineNumbers w:val="0"/>
-        <w:spacing w:before="0" w:beforeAutospacing="0" w:after="0" w:afterAutospacing="0" w:line="360" w:lineRule="auto"/>
-        <w:ind w:left="840" w:leftChars="0" w:right="0" w:hanging="420" w:firstLineChars="0"/>
-        <w:jc w:val="left"/>
-        <w:rPr>
-          <w:rFonts w:hint="default" w:ascii="Bodoni MT" w:hAnsi="Bodoni MT" w:eastAsia="等线" w:cs="Bodoni MT"/>
-          <w:sz w:val="22"/>
-          <w:szCs w:val="22"/>
-        </w:rPr>
-      </w:pPr>
-      <w:r>
-        <w:rPr>
-          <w:rFonts w:hint="default" w:ascii="Bodoni MT" w:hAnsi="Bodoni MT" w:eastAsia="等线" w:cs="Bodoni MT"/>
-          <w:sz w:val="22"/>
-          <w:szCs w:val="22"/>
-          <w:lang w:val="en-IN"/>
-        </w:rPr>
-        <w:t>The flow is like the below:</w:t>
-      </w:r>
-    </w:p>
-    <w:p>
-      <w:pPr>
-        <w:keepNext w:val="0"/>
-        <w:keepLines w:val="0"/>
-        <w:widowControl/>
-        <w:numPr>
-          <w:ilvl w:val="2"/>
-          <w:numId w:val="11"/>
-        </w:numPr>
-        <w:suppressLineNumbers w:val="0"/>
-        <w:spacing w:before="0" w:beforeAutospacing="0" w:after="0" w:afterAutospacing="0" w:line="360" w:lineRule="auto"/>
-        <w:ind w:left="1260" w:leftChars="0" w:right="0" w:hanging="420" w:firstLineChars="0"/>
-        <w:jc w:val="left"/>
-        <w:rPr>
-          <w:rFonts w:hint="default" w:ascii="Bodoni MT" w:hAnsi="Bodoni MT" w:eastAsia="等线" w:cs="Bodoni MT"/>
-          <w:sz w:val="22"/>
-          <w:szCs w:val="22"/>
-        </w:rPr>
-      </w:pPr>
-      <w:r>
-        <w:rPr>
-          <w:rFonts w:hint="default" w:ascii="Bodoni MT" w:hAnsi="Bodoni MT" w:eastAsia="等线" w:cs="Bodoni MT"/>
-          <w:sz w:val="22"/>
-          <w:szCs w:val="22"/>
-          <w:lang w:val="en-IN"/>
-        </w:rPr>
-        <w:t>User will trigger request to the Load Balancer (provided by Cloud Provider, Ex: AWS ELB).</w:t>
-      </w:r>
-    </w:p>
-    <w:p>
-      <w:pPr>
-        <w:keepNext w:val="0"/>
-        <w:keepLines w:val="0"/>
-        <w:widowControl/>
-        <w:numPr>
-          <w:ilvl w:val="2"/>
-          <w:numId w:val="11"/>
-        </w:numPr>
-        <w:suppressLineNumbers w:val="0"/>
-        <w:spacing w:before="0" w:beforeAutospacing="0" w:after="0" w:afterAutospacing="0" w:line="360" w:lineRule="auto"/>
-        <w:ind w:left="1260" w:leftChars="0" w:right="0" w:hanging="420" w:firstLineChars="0"/>
-        <w:jc w:val="left"/>
-        <w:rPr>
-          <w:rFonts w:hint="default" w:ascii="Bodoni MT" w:hAnsi="Bodoni MT" w:eastAsia="等线" w:cs="Bodoni MT"/>
-          <w:sz w:val="22"/>
-          <w:szCs w:val="22"/>
-        </w:rPr>
-      </w:pPr>
-      <w:r>
-        <w:rPr>
-          <w:rFonts w:hint="default" w:ascii="Bodoni MT" w:hAnsi="Bodoni MT" w:eastAsia="等线" w:cs="Bodoni MT"/>
-          <w:sz w:val="22"/>
-          <w:szCs w:val="22"/>
-          <w:lang w:val="en-IN"/>
-        </w:rPr>
-        <w:t>Load Balancer doesn’t know about the pods inside which the containers running our application are present.</w:t>
-      </w:r>
-      <w:r>
-        <w:rPr>
-          <w:rFonts w:hint="default" w:ascii="Bodoni MT" w:hAnsi="Bodoni MT" w:eastAsia="等线" w:cs="Bodoni MT"/>
-          <w:sz w:val="22"/>
-          <w:szCs w:val="22"/>
-          <w:lang w:val="en-IN"/>
-        </w:rPr>
-        <w:br w:type="textWrapping"/>
-      </w:r>
-      <w:r>
-        <w:rPr>
-          <w:rFonts w:hint="default" w:ascii="Bodoni MT" w:hAnsi="Bodoni MT" w:eastAsia="等线" w:cs="Bodoni MT"/>
-          <w:sz w:val="22"/>
-          <w:szCs w:val="22"/>
-          <w:lang w:val="en-IN"/>
-        </w:rPr>
-        <w:tab/>
-      </w:r>
-      <w:r>
-        <w:rPr>
-          <w:rFonts w:hint="default" w:ascii="Bodoni MT" w:hAnsi="Bodoni MT" w:eastAsia="等线" w:cs="Bodoni MT"/>
-          <w:sz w:val="22"/>
-          <w:szCs w:val="22"/>
-          <w:lang w:val="en-IN"/>
-        </w:rPr>
-        <w:t>It only knows about the nodes. Because the nodes are VMs of the same Cloud Provider only. It can forward the request to those.</w:t>
-      </w:r>
-    </w:p>
-    <w:p>
-      <w:pPr>
-        <w:keepNext w:val="0"/>
-        <w:keepLines w:val="0"/>
-        <w:widowControl/>
-        <w:numPr>
-          <w:ilvl w:val="2"/>
-          <w:numId w:val="11"/>
-        </w:numPr>
-        <w:suppressLineNumbers w:val="0"/>
-        <w:spacing w:before="0" w:beforeAutospacing="0" w:after="0" w:afterAutospacing="0" w:line="360" w:lineRule="auto"/>
-        <w:ind w:left="1260" w:leftChars="0" w:right="0" w:hanging="420" w:firstLineChars="0"/>
-        <w:jc w:val="left"/>
-        <w:rPr>
-          <w:rFonts w:hint="default" w:ascii="Bodoni MT" w:hAnsi="Bodoni MT" w:eastAsia="等线" w:cs="Bodoni MT"/>
-          <w:sz w:val="22"/>
-          <w:szCs w:val="22"/>
-        </w:rPr>
-      </w:pPr>
-      <w:r>
-        <w:rPr>
-          <w:rFonts w:hint="default" w:ascii="Bodoni MT" w:hAnsi="Bodoni MT" w:eastAsia="等线" w:cs="Bodoni MT"/>
-          <w:sz w:val="22"/>
-          <w:szCs w:val="22"/>
-          <w:lang w:val="en-IN"/>
-        </w:rPr>
-        <w:t xml:space="preserve"> Now, lets say the Load Balancer sends the request to one node (Worker Node of course).</w:t>
-      </w:r>
-    </w:p>
-    <w:p>
-      <w:pPr>
-        <w:keepNext w:val="0"/>
-        <w:keepLines w:val="0"/>
-        <w:widowControl/>
-        <w:numPr>
-          <w:ilvl w:val="2"/>
-          <w:numId w:val="11"/>
-        </w:numPr>
-        <w:suppressLineNumbers w:val="0"/>
-        <w:spacing w:before="0" w:beforeAutospacing="0" w:after="0" w:afterAutospacing="0" w:line="360" w:lineRule="auto"/>
-        <w:ind w:left="1260" w:leftChars="0" w:right="0" w:hanging="420" w:firstLineChars="0"/>
-        <w:jc w:val="left"/>
-        <w:rPr>
-          <w:rFonts w:hint="default" w:ascii="Bodoni MT" w:hAnsi="Bodoni MT" w:eastAsia="等线" w:cs="Bodoni MT"/>
-          <w:sz w:val="22"/>
-          <w:szCs w:val="22"/>
-        </w:rPr>
-      </w:pPr>
-      <w:r>
-        <w:rPr>
-          <w:rFonts w:hint="default" w:ascii="Bodoni MT" w:hAnsi="Bodoni MT" w:eastAsia="等线" w:cs="Bodoni MT"/>
-          <w:sz w:val="22"/>
-          <w:szCs w:val="22"/>
-          <w:lang w:val="en-IN"/>
-        </w:rPr>
-        <w:t xml:space="preserve">Now, </w:t>
-      </w:r>
-      <w:r>
-        <w:rPr>
-          <w:rFonts w:hint="default" w:ascii="Bodoni MT" w:hAnsi="Bodoni MT" w:eastAsia="等线" w:cs="Bodoni MT"/>
-          <w:b/>
-          <w:bCs/>
-          <w:sz w:val="22"/>
-          <w:szCs w:val="22"/>
-          <w:lang w:val="en-IN"/>
-        </w:rPr>
-        <w:t>k-proxy</w:t>
-      </w:r>
-      <w:r>
-        <w:rPr>
-          <w:rFonts w:hint="default" w:ascii="Bodoni MT" w:hAnsi="Bodoni MT" w:eastAsia="等线" w:cs="Bodoni MT"/>
-          <w:b w:val="0"/>
-          <w:bCs w:val="0"/>
-          <w:sz w:val="22"/>
-          <w:szCs w:val="22"/>
-          <w:lang w:val="en-IN"/>
-        </w:rPr>
-        <w:t xml:space="preserve"> is there inside the worker node which will decide to which pods the request should go to.</w:t>
-      </w:r>
-      <w:r>
-        <w:rPr>
-          <w:rFonts w:hint="default" w:ascii="Bodoni MT" w:hAnsi="Bodoni MT" w:eastAsia="等线" w:cs="Bodoni MT"/>
-          <w:b w:val="0"/>
-          <w:bCs w:val="0"/>
-          <w:sz w:val="22"/>
-          <w:szCs w:val="22"/>
-          <w:lang w:val="en-IN"/>
-        </w:rPr>
-        <w:br w:type="textWrapping"/>
-      </w:r>
-      <w:r>
-        <w:rPr>
-          <w:rFonts w:hint="default" w:ascii="Bodoni MT" w:hAnsi="Bodoni MT" w:eastAsia="等线" w:cs="Bodoni MT"/>
-          <w:b w:val="0"/>
-          <w:bCs w:val="0"/>
-          <w:sz w:val="22"/>
-          <w:szCs w:val="22"/>
-          <w:lang w:val="en-IN"/>
-        </w:rPr>
-        <w:tab/>
-      </w:r>
-      <w:r>
-        <w:rPr>
-          <w:rFonts w:hint="default" w:ascii="Bodoni MT" w:hAnsi="Bodoni MT" w:eastAsia="等线" w:cs="Bodoni MT"/>
-          <w:b w:val="0"/>
-          <w:bCs w:val="0"/>
-          <w:sz w:val="22"/>
-          <w:szCs w:val="22"/>
-          <w:lang w:val="en-IN"/>
-        </w:rPr>
-        <w:t xml:space="preserve">Means, there can be multiple pods running inside the same Node, here </w:t>
-      </w:r>
-      <w:r>
-        <w:rPr>
-          <w:rFonts w:hint="default" w:ascii="Bodoni MT" w:hAnsi="Bodoni MT" w:eastAsia="等线" w:cs="Bodoni MT"/>
-          <w:b/>
-          <w:bCs/>
-          <w:sz w:val="22"/>
-          <w:szCs w:val="22"/>
-          <w:lang w:val="en-IN"/>
-        </w:rPr>
-        <w:t>k-proxy</w:t>
-      </w:r>
-      <w:r>
-        <w:rPr>
-          <w:rFonts w:hint="default" w:ascii="Bodoni MT" w:hAnsi="Bodoni MT" w:eastAsia="等线" w:cs="Bodoni MT"/>
-          <w:b w:val="0"/>
-          <w:bCs w:val="0"/>
-          <w:sz w:val="22"/>
-          <w:szCs w:val="22"/>
-          <w:lang w:val="en-IN"/>
-        </w:rPr>
-        <w:t xml:space="preserve"> does its work.</w:t>
-      </w:r>
-    </w:p>
-    <w:p>
-      <w:pPr>
-        <w:keepNext w:val="0"/>
-        <w:keepLines w:val="0"/>
-        <w:widowControl/>
-        <w:numPr>
-          <w:ilvl w:val="2"/>
-          <w:numId w:val="11"/>
-        </w:numPr>
-        <w:suppressLineNumbers w:val="0"/>
-        <w:spacing w:before="0" w:beforeAutospacing="0" w:after="0" w:afterAutospacing="0" w:line="360" w:lineRule="auto"/>
-        <w:ind w:left="1260" w:leftChars="0" w:right="0" w:hanging="420" w:firstLineChars="0"/>
-        <w:jc w:val="left"/>
-        <w:rPr>
-          <w:rFonts w:hint="default" w:ascii="Bodoni MT" w:hAnsi="Bodoni MT" w:eastAsia="等线" w:cs="Bodoni MT"/>
-          <w:sz w:val="22"/>
-          <w:szCs w:val="22"/>
-        </w:rPr>
-      </w:pPr>
-      <w:r>
-        <w:rPr>
-          <w:rFonts w:hint="default" w:ascii="Bodoni MT" w:hAnsi="Bodoni MT" w:eastAsia="等线" w:cs="Bodoni MT"/>
-          <w:b/>
-          <w:bCs/>
-          <w:sz w:val="22"/>
-          <w:szCs w:val="22"/>
-          <w:lang w:val="en-IN"/>
-        </w:rPr>
-        <w:t>User → Cloud Provider’s Load Balancer → Worker Node (VM) → Pods</w:t>
-      </w:r>
-    </w:p>
-    <w:p>
-      <w:pPr>
-        <w:keepNext w:val="0"/>
-        <w:keepLines w:val="0"/>
-        <w:widowControl/>
-        <w:numPr>
-          <w:ilvl w:val="2"/>
-          <w:numId w:val="11"/>
-        </w:numPr>
-        <w:suppressLineNumbers w:val="0"/>
-        <w:spacing w:before="0" w:beforeAutospacing="0" w:after="0" w:afterAutospacing="0" w:line="360" w:lineRule="auto"/>
-        <w:ind w:left="1260" w:leftChars="0" w:right="0" w:hanging="420" w:firstLineChars="0"/>
-        <w:jc w:val="left"/>
-        <w:rPr>
-          <w:rFonts w:hint="default" w:ascii="Bodoni MT" w:hAnsi="Bodoni MT" w:eastAsia="等线" w:cs="Bodoni MT"/>
-          <w:color w:val="C00000"/>
-          <w:sz w:val="22"/>
-          <w:szCs w:val="22"/>
-          <w:shd w:val="clear" w:color="FFFFFF" w:fill="D9D9D9"/>
-        </w:rPr>
-      </w:pPr>
-      <w:r>
-        <w:rPr>
-          <w:rFonts w:hint="default" w:ascii="Bodoni MT" w:hAnsi="Bodoni MT" w:eastAsia="等线" w:cs="Bodoni MT"/>
-          <w:b w:val="0"/>
-          <w:bCs w:val="0"/>
-          <w:color w:val="C00000"/>
-          <w:sz w:val="22"/>
-          <w:szCs w:val="22"/>
-          <w:shd w:val="clear" w:color="FFFFFF" w:fill="D9D9D9"/>
-          <w:lang w:val="en-IN"/>
-        </w:rPr>
-        <w:t>The user’s request doesn’t go to control plane. Because Control Plane is to manage the data plane, not for user’s traffic.</w:t>
-      </w:r>
-    </w:p>
-    <w:p>
-      <w:pPr>
-        <w:keepNext w:val="0"/>
-        <w:keepLines w:val="0"/>
-        <w:widowControl/>
-        <w:numPr>
-          <w:ilvl w:val="1"/>
-          <w:numId w:val="11"/>
-        </w:numPr>
-        <w:suppressLineNumbers w:val="0"/>
-        <w:spacing w:before="0" w:beforeAutospacing="0" w:after="0" w:afterAutospacing="0" w:line="360" w:lineRule="auto"/>
-        <w:ind w:left="840" w:leftChars="0" w:right="0" w:hanging="420" w:firstLineChars="0"/>
-        <w:jc w:val="left"/>
-        <w:rPr>
-          <w:rFonts w:hint="default" w:ascii="Bodoni MT" w:hAnsi="Bodoni MT" w:eastAsia="等线" w:cs="Bodoni MT"/>
-          <w:sz w:val="22"/>
-          <w:szCs w:val="22"/>
-        </w:rPr>
-      </w:pPr>
-      <w:r>
-        <w:rPr>
-          <w:rFonts w:hint="default" w:ascii="Bodoni MT" w:hAnsi="Bodoni MT" w:eastAsia="等线" w:cs="Bodoni MT"/>
-          <w:sz w:val="22"/>
-          <w:szCs w:val="22"/>
-          <w:lang w:val="en-IN"/>
-        </w:rPr>
-        <w:t xml:space="preserve">Other use cases of </w:t>
-      </w:r>
-      <w:r>
-        <w:rPr>
-          <w:rFonts w:hint="default" w:ascii="Bodoni MT" w:hAnsi="Bodoni MT" w:eastAsia="等线" w:cs="Bodoni MT"/>
-          <w:b/>
-          <w:bCs/>
-          <w:sz w:val="22"/>
-          <w:szCs w:val="22"/>
-          <w:lang w:val="en-IN"/>
-        </w:rPr>
-        <w:t>c-c-m</w:t>
-      </w:r>
-      <w:r>
-        <w:rPr>
-          <w:rFonts w:hint="default" w:ascii="Bodoni MT" w:hAnsi="Bodoni MT" w:eastAsia="等线" w:cs="Bodoni MT"/>
-          <w:b w:val="0"/>
-          <w:bCs w:val="0"/>
-          <w:sz w:val="22"/>
-          <w:szCs w:val="22"/>
-          <w:lang w:val="en-IN"/>
-        </w:rPr>
-        <w:t xml:space="preserve"> are like</w:t>
-      </w:r>
-    </w:p>
-    <w:p>
-      <w:pPr>
-        <w:keepNext w:val="0"/>
-        <w:keepLines w:val="0"/>
-        <w:widowControl/>
-        <w:numPr>
-          <w:ilvl w:val="2"/>
-          <w:numId w:val="11"/>
-        </w:numPr>
-        <w:suppressLineNumbers w:val="0"/>
-        <w:spacing w:before="0" w:beforeAutospacing="0" w:after="0" w:afterAutospacing="0" w:line="360" w:lineRule="auto"/>
-        <w:ind w:left="1260" w:leftChars="0" w:right="0" w:hanging="420" w:firstLineChars="0"/>
-        <w:jc w:val="left"/>
-        <w:rPr>
-          <w:rFonts w:hint="default" w:ascii="Bodoni MT" w:hAnsi="Bodoni MT" w:eastAsia="等线" w:cs="Bodoni MT"/>
-          <w:sz w:val="22"/>
-          <w:szCs w:val="22"/>
-        </w:rPr>
-      </w:pPr>
-      <w:r>
-        <w:rPr>
-          <w:rFonts w:hint="default" w:ascii="Bodoni MT" w:hAnsi="Bodoni MT" w:eastAsia="等线" w:cs="Bodoni MT"/>
-          <w:sz w:val="22"/>
-          <w:szCs w:val="22"/>
-          <w:lang w:val="en-IN"/>
-        </w:rPr>
-        <w:t>Storage (volumes)</w:t>
-      </w:r>
-    </w:p>
-    <w:p>
-      <w:pPr>
-        <w:keepNext w:val="0"/>
-        <w:keepLines w:val="0"/>
-        <w:widowControl/>
-        <w:numPr>
-          <w:ilvl w:val="2"/>
-          <w:numId w:val="11"/>
-        </w:numPr>
-        <w:suppressLineNumbers w:val="0"/>
-        <w:spacing w:before="0" w:beforeAutospacing="0" w:after="0" w:afterAutospacing="0" w:line="360" w:lineRule="auto"/>
-        <w:ind w:left="1260" w:leftChars="0" w:right="0" w:hanging="420" w:firstLineChars="0"/>
-        <w:jc w:val="left"/>
-        <w:rPr>
-          <w:rFonts w:hint="default" w:ascii="Bodoni MT" w:hAnsi="Bodoni MT" w:eastAsia="等线" w:cs="Bodoni MT"/>
-          <w:sz w:val="22"/>
-          <w:szCs w:val="22"/>
-        </w:rPr>
-      </w:pPr>
-      <w:r>
-        <w:rPr>
-          <w:rFonts w:hint="default" w:ascii="Bodoni MT" w:hAnsi="Bodoni MT" w:eastAsia="等线" w:cs="Bodoni MT"/>
-          <w:sz w:val="22"/>
-          <w:szCs w:val="22"/>
-          <w:lang w:val="en-IN"/>
-        </w:rPr>
-        <w:t>Node lifecycle and metadata</w:t>
-      </w:r>
-    </w:p>
-    <w:p>
-      <w:pPr>
-        <w:keepNext w:val="0"/>
-        <w:keepLines w:val="0"/>
-        <w:widowControl/>
-        <w:numPr>
-          <w:ilvl w:val="2"/>
-          <w:numId w:val="11"/>
-        </w:numPr>
-        <w:suppressLineNumbers w:val="0"/>
-        <w:spacing w:before="0" w:beforeAutospacing="0" w:after="0" w:afterAutospacing="0" w:line="360" w:lineRule="auto"/>
-        <w:ind w:left="1260" w:leftChars="0" w:right="0" w:hanging="420" w:firstLineChars="0"/>
-        <w:jc w:val="left"/>
-        <w:rPr>
-          <w:rFonts w:hint="default" w:ascii="Bodoni MT" w:hAnsi="Bodoni MT" w:eastAsia="等线" w:cs="Bodoni MT"/>
-          <w:sz w:val="22"/>
-          <w:szCs w:val="22"/>
-        </w:rPr>
-      </w:pPr>
-      <w:r>
-        <w:rPr>
-          <w:rFonts w:hint="default" w:ascii="Bodoni MT" w:hAnsi="Bodoni MT" w:eastAsia="等线" w:cs="Bodoni MT"/>
-          <w:sz w:val="22"/>
-          <w:szCs w:val="22"/>
-          <w:lang w:val="en-IN"/>
-        </w:rPr>
-        <w:t>Cloud networking (like pods from different nodes can communicate with each other)</w:t>
-      </w:r>
-    </w:p>
-    <w:p>
-      <w:pPr>
-        <w:keepNext w:val="0"/>
-        <w:keepLines w:val="0"/>
-        <w:widowControl/>
-        <w:numPr>
-          <w:ilvl w:val="1"/>
-          <w:numId w:val="11"/>
-        </w:numPr>
-        <w:suppressLineNumbers w:val="0"/>
-        <w:spacing w:before="0" w:beforeAutospacing="0" w:after="0" w:afterAutospacing="0" w:line="360" w:lineRule="auto"/>
-        <w:ind w:left="840" w:leftChars="0" w:right="0" w:hanging="420" w:firstLineChars="0"/>
-        <w:jc w:val="left"/>
-        <w:rPr>
-          <w:rFonts w:hint="default" w:ascii="Bodoni MT" w:hAnsi="Bodoni MT" w:eastAsia="等线" w:cs="Bodoni MT"/>
-          <w:sz w:val="22"/>
-          <w:szCs w:val="22"/>
-        </w:rPr>
-      </w:pPr>
-      <w:r>
-        <w:rPr>
-          <w:rFonts w:hint="default" w:ascii="Bodoni MT" w:hAnsi="Bodoni MT" w:eastAsia="等线" w:cs="Bodoni MT"/>
-          <w:sz w:val="22"/>
-          <w:szCs w:val="22"/>
-          <w:lang w:val="en-IN"/>
-        </w:rPr>
-        <w:t xml:space="preserve">In simple words, </w:t>
-      </w:r>
-      <w:r>
-        <w:rPr>
-          <w:rFonts w:hint="default" w:ascii="Bodoni MT" w:hAnsi="Bodoni MT" w:eastAsia="等线" w:cs="Bodoni MT"/>
-          <w:b/>
-          <w:bCs/>
-          <w:color w:val="C00000"/>
-          <w:sz w:val="22"/>
-          <w:szCs w:val="22"/>
-          <w:shd w:val="clear" w:color="FFFFFF" w:fill="D9D9D9"/>
-          <w:lang w:val="en-IN"/>
-        </w:rPr>
-        <w:t xml:space="preserve">CCM </w:t>
-      </w:r>
-      <w:r>
-        <w:rPr>
-          <w:rFonts w:hint="default" w:ascii="Bodoni MT" w:hAnsi="Bodoni MT" w:eastAsia="等线" w:cs="Bodoni MT"/>
-          <w:color w:val="C00000"/>
-          <w:sz w:val="22"/>
-          <w:szCs w:val="22"/>
-          <w:shd w:val="clear" w:color="FFFFFF" w:fill="D9D9D9"/>
-          <w:lang w:val="en-IN"/>
-        </w:rPr>
-        <w:t>lets Kubernetes use cloud resources like storage, networking, and node info — not just load balancers</w:t>
-      </w:r>
-      <w:r>
-        <w:rPr>
-          <w:rFonts w:hint="default" w:ascii="Bodoni MT" w:hAnsi="Bodoni MT" w:eastAsia="等线" w:cs="Bodoni MT"/>
-          <w:sz w:val="22"/>
-          <w:szCs w:val="22"/>
-          <w:lang w:val="en-IN"/>
-        </w:rPr>
-        <w:t>.</w:t>
-      </w:r>
-    </w:p>
-    <w:p>
-      <w:pPr>
-        <w:keepNext w:val="0"/>
-        <w:keepLines w:val="0"/>
-        <w:widowControl/>
-        <w:numPr>
-          <w:ilvl w:val="0"/>
-          <w:numId w:val="11"/>
-        </w:numPr>
-        <w:suppressLineNumbers w:val="0"/>
-        <w:spacing w:before="0" w:beforeAutospacing="0" w:after="0" w:afterAutospacing="0" w:line="360" w:lineRule="auto"/>
-        <w:ind w:left="420" w:leftChars="0" w:right="0" w:hanging="420" w:firstLineChars="0"/>
-        <w:jc w:val="left"/>
-        <w:rPr>
-          <w:rFonts w:hint="default" w:ascii="Bodoni MT" w:hAnsi="Bodoni MT" w:eastAsia="等线" w:cs="Bodoni MT"/>
-          <w:sz w:val="22"/>
-          <w:szCs w:val="22"/>
-        </w:rPr>
-      </w:pPr>
-      <w:r>
-        <w:rPr>
-          <w:rFonts w:hint="default" w:ascii="Bodoni MT" w:hAnsi="Bodoni MT" w:eastAsia="等线" w:cs="Bodoni MT"/>
-          <w:color w:val="auto"/>
-          <w:kern w:val="0"/>
-          <w:sz w:val="22"/>
-          <w:szCs w:val="22"/>
-          <w:lang w:val="en-IN" w:eastAsia="zh-CN" w:bidi="ar"/>
-        </w:rPr>
-        <w:t>F</w:t>
+          <w:sz w:val="22"/>
+          <w:szCs w:val="22"/>
+        </w:rPr>
+      </w:pPr>
+      <w:r>
+        <w:rPr>
+          <w:rFonts w:hint="default" w:ascii="Bodoni MT" w:hAnsi="Bodoni MT" w:eastAsia="等线" w:cs="Bodoni MT"/>
+          <w:sz w:val="22"/>
+          <w:szCs w:val="22"/>
+          <w:lang w:val="en-IN"/>
+        </w:rPr>
+        <w:t>-</w:t>
       </w:r>
     </w:p>
     <w:p>
@@ -9352,16 +9330,7 @@
           <w:szCs w:val="22"/>
           <w:lang w:val="en-US"/>
         </w:rPr>
-        <w:t xml:space="preserve">User </w:t>
-      </w:r>
-      <w:r>
-        <w:rPr>
-          <w:rFonts w:hint="default" w:ascii="Bodoni MT" w:hAnsi="Bodoni MT" w:eastAsia="等线" w:cs="Bodoni MT"/>
-          <w:sz w:val="22"/>
-          <w:szCs w:val="22"/>
-          <w:lang w:val="en-US"/>
-        </w:rPr>
-        <w:t>→ ELB → EC2 (worker node) → Pods</w:t>
+        <w:t>User → ELB → EC2 (worker node) → Pods</w:t>
       </w:r>
     </w:p>
     <w:p>
@@ -9780,7 +9749,31 @@
           <w:u w:val="single"/>
           <w:lang w:val="en-US"/>
         </w:rPr>
-        <w:t xml:space="preserve"> (Container Storate Interface)</w:t>
+        <w:t xml:space="preserve"> (Container Stora</w:t>
+      </w:r>
+      <w:r>
+        <w:rPr>
+          <w:rFonts w:hint="default" w:ascii="Bodoni MT" w:hAnsi="Bodoni MT" w:eastAsia="等线" w:cs="Bodoni MT"/>
+          <w:b w:val="0"/>
+          <w:bCs w:val="0"/>
+          <w:sz w:val="22"/>
+          <w:szCs w:val="22"/>
+          <w:u w:val="single"/>
+          <w:lang w:val="en-IN"/>
+        </w:rPr>
+        <w:t>g</w:t>
+      </w:r>
+      <w:r>
+        <w:rPr>
+          <w:rFonts w:hint="default" w:ascii="Bodoni MT" w:hAnsi="Bodoni MT" w:eastAsia="等线" w:cs="Bodoni MT"/>
+          <w:b w:val="0"/>
+          <w:bCs w:val="0"/>
+          <w:sz w:val="22"/>
+          <w:szCs w:val="22"/>
+          <w:u w:val="single"/>
+          <w:lang w:val="en-US"/>
+        </w:rPr>
+        <w:t>e Interface)</w:t>
       </w:r>
     </w:p>
     <w:p>
@@ -9905,7 +9898,7 @@
       </w:pPr>
       <w:r>
         <w:rPr>
-          <w:rFonts w:hint="default" w:ascii="Bodoni MT" w:hAnsi="Bodoni MT" w:eastAsia="等线"/>
+          <w:rFonts w:hint="default" w:ascii="Bodoni MT" w:hAnsi="Bodoni MT" w:eastAsia="等线" w:cs="Bodoni MT"/>
           <w:sz w:val="22"/>
           <w:szCs w:val="22"/>
         </w:rPr>
@@ -9913,7 +9906,7 @@
       </w:r>
       <w:r>
         <w:rPr>
-          <w:rFonts w:hint="default" w:ascii="Bodoni MT" w:hAnsi="Bodoni MT" w:eastAsia="等线"/>
+          <w:rFonts w:hint="default" w:ascii="Bodoni MT" w:hAnsi="Bodoni MT" w:eastAsia="等线" w:cs="Bodoni MT"/>
           <w:sz w:val="22"/>
           <w:szCs w:val="22"/>
           <w:lang w:val="en-US"/>
@@ -9922,7 +9915,7 @@
       </w:r>
       <w:r>
         <w:rPr>
-          <w:rFonts w:hint="default" w:ascii="Bodoni MT" w:hAnsi="Bodoni MT" w:eastAsia="等线"/>
+          <w:rFonts w:hint="default" w:ascii="Bodoni MT" w:hAnsi="Bodoni MT" w:eastAsia="等线" w:cs="Bodoni MT"/>
           <w:sz w:val="22"/>
           <w:szCs w:val="22"/>
         </w:rPr>
@@ -9930,7 +9923,7 @@
       </w:r>
       <w:r>
         <w:rPr>
-          <w:rFonts w:hint="default" w:ascii="Bodoni MT" w:hAnsi="Bodoni MT" w:eastAsia="等线"/>
+          <w:rFonts w:hint="default" w:ascii="Bodoni MT" w:hAnsi="Bodoni MT" w:eastAsia="等线" w:cs="Bodoni MT"/>
           <w:sz w:val="22"/>
           <w:szCs w:val="22"/>
           <w:lang w:val="en-US"/>
@@ -9958,6 +9951,9 @@
         </w:rPr>
       </w:pPr>
       <w:r>
+        <w:rPr>
+          <w:rFonts w:hint="default" w:ascii="Bodoni MT" w:hAnsi="Bodoni MT" w:cs="Bodoni MT"/>
+        </w:rPr>
         <w:drawing>
           <wp:inline distT="0" distB="0" distL="114300" distR="114300">
             <wp:extent cx="3162300" cy="1715770"/>
@@ -10031,7 +10027,7 @@
       </w:r>
       <w:r>
         <w:rPr>
-          <w:rFonts w:hint="default" w:ascii="Bodoni MT" w:hAnsi="Bodoni MT" w:eastAsia="等线"/>
+          <w:rFonts w:hint="default" w:ascii="Bodoni MT" w:hAnsi="Bodoni MT" w:eastAsia="等线" w:cs="Bodoni MT"/>
           <w:sz w:val="22"/>
           <w:szCs w:val="22"/>
           <w:lang w:val="en-US"/>
@@ -10060,7 +10056,7 @@
       </w:pPr>
       <w:r>
         <w:rPr>
-          <w:rFonts w:hint="default" w:ascii="Bodoni MT" w:hAnsi="Bodoni MT" w:eastAsia="等线"/>
+          <w:rFonts w:hint="default" w:ascii="Bodoni MT" w:hAnsi="Bodoni MT" w:eastAsia="等线" w:cs="Bodoni MT"/>
           <w:sz w:val="22"/>
           <w:szCs w:val="22"/>
           <w:lang w:val="en-US"/>
@@ -10069,7 +10065,7 @@
       </w:r>
       <w:r>
         <w:rPr>
-          <w:rFonts w:hint="default" w:ascii="Bodoni MT" w:hAnsi="Bodoni MT" w:eastAsia="等线"/>
+          <w:rFonts w:hint="default" w:ascii="Bodoni MT" w:hAnsi="Bodoni MT" w:eastAsia="等线" w:cs="Bodoni MT"/>
           <w:color w:val="C00000"/>
           <w:sz w:val="22"/>
           <w:szCs w:val="22"/>
@@ -10080,7 +10076,7 @@
       </w:r>
       <w:r>
         <w:rPr>
-          <w:rFonts w:hint="default" w:ascii="Bodoni MT" w:hAnsi="Bodoni MT" w:eastAsia="等线"/>
+          <w:rFonts w:hint="default" w:ascii="Bodoni MT" w:hAnsi="Bodoni MT" w:eastAsia="等线" w:cs="Bodoni MT"/>
           <w:sz w:val="22"/>
           <w:szCs w:val="22"/>
           <w:lang w:val="en-US"/>
@@ -10110,13 +10106,11 @@
       <w:r>
         <w:rPr>
           <w:rFonts w:hint="default" w:ascii="Bodoni MT" w:hAnsi="Bodoni MT" w:eastAsia="等线" w:cs="Bodoni MT"/>
-          <w:color w:val="auto"/>
-          <w:kern w:val="0"/>
-          <w:sz w:val="22"/>
-          <w:szCs w:val="22"/>
-          <w:lang w:val="en-IN" w:eastAsia="zh-CN" w:bidi="ar"/>
-        </w:rPr>
-        <w:t>F</w:t>
+          <w:sz w:val="22"/>
+          <w:szCs w:val="22"/>
+          <w:lang w:val="en-IN"/>
+        </w:rPr>
+        <w:t>-</w:t>
       </w:r>
     </w:p>
     <w:p>
@@ -10143,6 +10137,7 @@
         <w:keepLines w:val="0"/>
         <w:widowControl/>
         <w:numPr>
+          <w:ilvl w:val="0"/>
           <w:numId w:val="0"/>
         </w:numPr>
         <w:suppressLineNumbers w:val="0"/>
@@ -10298,6 +10293,9 @@
         <w:br w:type="textWrapping"/>
       </w:r>
       <w:r>
+        <w:rPr>
+          <w:rFonts w:hint="default" w:ascii="Bodoni MT" w:hAnsi="Bodoni MT" w:cs="Bodoni MT"/>
+        </w:rPr>
         <w:drawing>
           <wp:inline distT="0" distB="0" distL="114300" distR="114300">
             <wp:extent cx="1831340" cy="775335"/>
@@ -10386,6 +10384,14 @@
           <w:lang w:val="en-IN"/>
         </w:rPr>
         <w:tab/>
+      </w:r>
+      <w:r>
+        <w:rPr>
+          <w:rFonts w:hint="default" w:ascii="Bodoni MT" w:hAnsi="Bodoni MT" w:eastAsia="等线" w:cs="Bodoni MT"/>
+          <w:sz w:val="22"/>
+          <w:szCs w:val="22"/>
+          <w:lang w:val="en-IN"/>
+        </w:rPr>
         <w:t xml:space="preserve">Then just like the single node setup, the </w:t>
       </w:r>
       <w:r>
@@ -10540,6 +10546,9 @@
         </w:rPr>
       </w:pPr>
       <w:r>
+        <w:rPr>
+          <w:rFonts w:hint="default" w:ascii="Bodoni MT" w:hAnsi="Bodoni MT" w:cs="Bodoni MT"/>
+        </w:rPr>
         <w:drawing>
           <wp:inline distT="0" distB="0" distL="114300" distR="114300">
             <wp:extent cx="2409825" cy="1527175"/>
@@ -10681,7 +10690,7 @@
       </w:pPr>
       <w:r>
         <w:rPr>
-          <w:rFonts w:hint="default" w:ascii="Bodoni MT" w:hAnsi="Bodoni MT" w:eastAsia="等线"/>
+          <w:rFonts w:hint="default" w:ascii="Bodoni MT" w:hAnsi="Bodoni MT" w:eastAsia="等线" w:cs="Bodoni MT"/>
           <w:color w:val="C00000"/>
           <w:sz w:val="22"/>
           <w:szCs w:val="22"/>
@@ -10690,7 +10699,7 @@
       </w:r>
       <w:r>
         <w:rPr>
-          <w:rFonts w:hint="default" w:ascii="Bodoni MT" w:hAnsi="Bodoni MT" w:eastAsia="等线"/>
+          <w:rFonts w:hint="default" w:ascii="Bodoni MT" w:hAnsi="Bodoni MT" w:eastAsia="等线" w:cs="Bodoni MT"/>
           <w:sz w:val="22"/>
           <w:szCs w:val="22"/>
           <w:lang w:val="en-IN"/>
@@ -10699,7 +10708,7 @@
       </w:r>
       <w:r>
         <w:rPr>
-          <w:rFonts w:hint="default" w:ascii="Bodoni MT" w:hAnsi="Bodoni MT" w:eastAsia="等线"/>
+          <w:rFonts w:hint="default" w:ascii="Bodoni MT" w:hAnsi="Bodoni MT" w:eastAsia="等线" w:cs="Bodoni MT"/>
           <w:sz w:val="22"/>
           <w:szCs w:val="22"/>
           <w:lang w:val="en-IN"/>
@@ -10708,7 +10717,7 @@
       </w:r>
       <w:r>
         <w:rPr>
-          <w:rFonts w:hint="default" w:ascii="Bodoni MT" w:hAnsi="Bodoni MT" w:eastAsia="等线"/>
+          <w:rFonts w:hint="default" w:ascii="Bodoni MT" w:hAnsi="Bodoni MT" w:eastAsia="等线" w:cs="Bodoni MT"/>
           <w:color w:val="C00000"/>
           <w:sz w:val="22"/>
           <w:szCs w:val="22"/>
@@ -10718,7 +10727,7 @@
       </w:r>
       <w:r>
         <w:rPr>
-          <w:rFonts w:hint="default" w:ascii="Bodoni MT" w:hAnsi="Bodoni MT" w:eastAsia="等线"/>
+          <w:rFonts w:hint="default" w:ascii="Bodoni MT" w:hAnsi="Bodoni MT" w:eastAsia="等线" w:cs="Bodoni MT"/>
           <w:b/>
           <w:bCs/>
           <w:color w:val="C00000"/>
@@ -10730,7 +10739,7 @@
       </w:r>
       <w:r>
         <w:rPr>
-          <w:rFonts w:hint="default" w:ascii="Bodoni MT" w:hAnsi="Bodoni MT" w:eastAsia="等线"/>
+          <w:rFonts w:hint="default" w:ascii="Bodoni MT" w:hAnsi="Bodoni MT" w:eastAsia="等线" w:cs="Bodoni MT"/>
           <w:color w:val="C00000"/>
           <w:sz w:val="22"/>
           <w:szCs w:val="22"/>
@@ -10740,7 +10749,7 @@
       </w:r>
       <w:r>
         <w:rPr>
-          <w:rFonts w:hint="default" w:ascii="Bodoni MT" w:hAnsi="Bodoni MT" w:eastAsia="等线"/>
+          <w:rFonts w:hint="default" w:ascii="Bodoni MT" w:hAnsi="Bodoni MT" w:eastAsia="等线" w:cs="Bodoni MT"/>
           <w:b/>
           <w:bCs/>
           <w:color w:val="C00000"/>
@@ -10919,7 +10928,1089 @@
           <w:lang w:val="en-IN"/>
         </w:rPr>
         <w:tab/>
+      </w:r>
+      <w:r>
+        <w:rPr>
+          <w:rFonts w:hint="default" w:ascii="Bodoni MT" w:hAnsi="Bodoni MT" w:eastAsia="等线" w:cs="Bodoni MT"/>
+          <w:sz w:val="22"/>
+          <w:szCs w:val="22"/>
+          <w:lang w:val="en-IN"/>
+        </w:rPr>
         <w:t>But from outside, it looks nested.</w:t>
+      </w:r>
+    </w:p>
+    <w:p>
+      <w:pPr>
+        <w:keepNext w:val="0"/>
+        <w:keepLines w:val="0"/>
+        <w:widowControl/>
+        <w:numPr>
+          <w:ilvl w:val="0"/>
+          <w:numId w:val="11"/>
+        </w:numPr>
+        <w:suppressLineNumbers w:val="0"/>
+        <w:spacing w:before="0" w:beforeAutospacing="0" w:after="0" w:afterAutospacing="0" w:line="360" w:lineRule="auto"/>
+        <w:ind w:left="420" w:leftChars="0" w:right="0" w:hanging="420" w:firstLineChars="0"/>
+        <w:jc w:val="left"/>
+        <w:rPr>
+          <w:rFonts w:hint="default" w:ascii="Bodoni MT" w:hAnsi="Bodoni MT" w:eastAsia="等线" w:cs="Bodoni MT"/>
+          <w:sz w:val="22"/>
+          <w:szCs w:val="22"/>
+        </w:rPr>
+      </w:pPr>
+      <w:r>
+        <w:rPr>
+          <w:rFonts w:hint="default" w:ascii="Bodoni MT" w:hAnsi="Bodoni MT" w:eastAsia="等线" w:cs="Bodoni MT"/>
+          <w:b/>
+          <w:bCs/>
+          <w:sz w:val="22"/>
+          <w:szCs w:val="22"/>
+          <w:lang w:val="en-IN"/>
+        </w:rPr>
+        <w:t>Civo</w:t>
+      </w:r>
+    </w:p>
+    <w:p>
+      <w:pPr>
+        <w:keepNext w:val="0"/>
+        <w:keepLines w:val="0"/>
+        <w:widowControl/>
+        <w:numPr>
+          <w:ilvl w:val="1"/>
+          <w:numId w:val="11"/>
+        </w:numPr>
+        <w:suppressLineNumbers w:val="0"/>
+        <w:spacing w:before="0" w:beforeAutospacing="0" w:after="0" w:afterAutospacing="0" w:line="360" w:lineRule="auto"/>
+        <w:ind w:left="840" w:leftChars="0" w:right="0" w:hanging="420" w:firstLineChars="0"/>
+        <w:jc w:val="left"/>
+        <w:rPr>
+          <w:rFonts w:hint="default" w:ascii="Bodoni MT" w:hAnsi="Bodoni MT" w:eastAsia="等线" w:cs="Bodoni MT"/>
+          <w:sz w:val="22"/>
+          <w:szCs w:val="22"/>
+        </w:rPr>
+      </w:pPr>
+      <w:r>
+        <w:rPr>
+          <w:rFonts w:hint="default" w:ascii="Bodoni MT" w:hAnsi="Bodoni MT" w:eastAsia="等线" w:cs="Bodoni MT"/>
+          <w:b w:val="0"/>
+          <w:bCs w:val="0"/>
+          <w:sz w:val="22"/>
+          <w:szCs w:val="22"/>
+          <w:lang w:val="en-IN"/>
+        </w:rPr>
+        <w:t>It is a cloud provide (like AWS, Azure, GCP) which provides managed Kubernetes (and cloud infrastructure).</w:t>
+      </w:r>
+    </w:p>
+    <w:p>
+      <w:pPr>
+        <w:keepNext w:val="0"/>
+        <w:keepLines w:val="0"/>
+        <w:widowControl/>
+        <w:numPr>
+          <w:ilvl w:val="1"/>
+          <w:numId w:val="11"/>
+        </w:numPr>
+        <w:suppressLineNumbers w:val="0"/>
+        <w:spacing w:before="0" w:beforeAutospacing="0" w:after="0" w:afterAutospacing="0" w:line="360" w:lineRule="auto"/>
+        <w:ind w:left="840" w:leftChars="0" w:right="0" w:hanging="420" w:firstLineChars="0"/>
+        <w:jc w:val="left"/>
+        <w:rPr>
+          <w:rFonts w:hint="default" w:ascii="Bodoni MT" w:hAnsi="Bodoni MT" w:eastAsia="等线" w:cs="Bodoni MT"/>
+          <w:sz w:val="22"/>
+          <w:szCs w:val="22"/>
+        </w:rPr>
+      </w:pPr>
+      <w:r>
+        <w:rPr>
+          <w:rFonts w:hint="default" w:ascii="Bodoni MT" w:hAnsi="Bodoni MT" w:eastAsia="等线" w:cs="Bodoni MT"/>
+          <w:sz w:val="22"/>
+          <w:szCs w:val="22"/>
+          <w:lang w:val="en-IN"/>
+        </w:rPr>
+        <w:t>It provides managed Kubernetes cluster, networking, virtual machines, storage.</w:t>
+      </w:r>
+    </w:p>
+    <w:p>
+      <w:pPr>
+        <w:keepNext w:val="0"/>
+        <w:keepLines w:val="0"/>
+        <w:widowControl/>
+        <w:numPr>
+          <w:ilvl w:val="0"/>
+          <w:numId w:val="11"/>
+        </w:numPr>
+        <w:suppressLineNumbers w:val="0"/>
+        <w:spacing w:before="0" w:beforeAutospacing="0" w:after="0" w:afterAutospacing="0" w:line="360" w:lineRule="auto"/>
+        <w:ind w:left="420" w:leftChars="0" w:right="0" w:hanging="420" w:firstLineChars="0"/>
+        <w:jc w:val="left"/>
+        <w:rPr>
+          <w:rFonts w:hint="default" w:ascii="Bodoni MT" w:hAnsi="Bodoni MT" w:eastAsia="等线" w:cs="Bodoni MT"/>
+          <w:sz w:val="22"/>
+          <w:szCs w:val="22"/>
+        </w:rPr>
+      </w:pPr>
+      <w:r>
+        <w:rPr>
+          <w:rFonts w:hint="default" w:ascii="Bodoni MT" w:hAnsi="Bodoni MT" w:eastAsia="等线" w:cs="Bodoni MT"/>
+          <w:b/>
+          <w:bCs/>
+          <w:sz w:val="22"/>
+          <w:szCs w:val="22"/>
+          <w:lang w:val="en-IN"/>
+        </w:rPr>
+        <w:t>Nix</w:t>
+      </w:r>
+    </w:p>
+    <w:p>
+      <w:pPr>
+        <w:keepNext w:val="0"/>
+        <w:keepLines w:val="0"/>
+        <w:widowControl/>
+        <w:numPr>
+          <w:ilvl w:val="1"/>
+          <w:numId w:val="11"/>
+        </w:numPr>
+        <w:suppressLineNumbers w:val="0"/>
+        <w:spacing w:before="0" w:beforeAutospacing="0" w:after="0" w:afterAutospacing="0" w:line="360" w:lineRule="auto"/>
+        <w:ind w:left="840" w:leftChars="0" w:right="0" w:hanging="420" w:firstLineChars="0"/>
+        <w:jc w:val="left"/>
+        <w:rPr>
+          <w:rFonts w:hint="default" w:ascii="Bodoni MT" w:hAnsi="Bodoni MT" w:eastAsia="等线" w:cs="Bodoni MT"/>
+          <w:sz w:val="22"/>
+          <w:szCs w:val="22"/>
+        </w:rPr>
+      </w:pPr>
+      <w:r>
+        <w:rPr>
+          <w:rFonts w:hint="default" w:ascii="Bodoni MT" w:hAnsi="Bodoni MT" w:eastAsia="等线" w:cs="Bodoni MT"/>
+          <w:b w:val="0"/>
+          <w:bCs w:val="0"/>
+          <w:sz w:val="22"/>
+          <w:szCs w:val="22"/>
+          <w:lang w:val="en-IN"/>
+        </w:rPr>
+        <w:t>It is a package manager that just download the dependencies directly in your machine of any version you specifies but in a specific directory.</w:t>
+      </w:r>
+    </w:p>
+    <w:p>
+      <w:pPr>
+        <w:keepNext w:val="0"/>
+        <w:keepLines w:val="0"/>
+        <w:widowControl/>
+        <w:numPr>
+          <w:ilvl w:val="1"/>
+          <w:numId w:val="11"/>
+        </w:numPr>
+        <w:suppressLineNumbers w:val="0"/>
+        <w:spacing w:before="0" w:beforeAutospacing="0" w:after="0" w:afterAutospacing="0" w:line="360" w:lineRule="auto"/>
+        <w:ind w:left="840" w:leftChars="0" w:right="0" w:hanging="420" w:firstLineChars="0"/>
+        <w:jc w:val="left"/>
+        <w:rPr>
+          <w:rFonts w:hint="default" w:ascii="Bodoni MT" w:hAnsi="Bodoni MT" w:eastAsia="等线" w:cs="Bodoni MT"/>
+          <w:sz w:val="22"/>
+          <w:szCs w:val="22"/>
+        </w:rPr>
+      </w:pPr>
+      <w:r>
+        <w:rPr>
+          <w:rFonts w:hint="default" w:ascii="Bodoni MT" w:hAnsi="Bodoni MT" w:eastAsia="等线" w:cs="Bodoni MT"/>
+          <w:b w:val="0"/>
+          <w:bCs w:val="0"/>
+          <w:sz w:val="22"/>
+          <w:szCs w:val="22"/>
+          <w:lang w:val="en-IN"/>
+        </w:rPr>
+        <w:t>Its similar to docker in context of keeping dependencies at some directory but it doesn’t have any containers.</w:t>
+      </w:r>
+    </w:p>
+    <w:p>
+      <w:pPr>
+        <w:keepNext w:val="0"/>
+        <w:keepLines w:val="0"/>
+        <w:widowControl/>
+        <w:numPr>
+          <w:ilvl w:val="1"/>
+          <w:numId w:val="11"/>
+        </w:numPr>
+        <w:suppressLineNumbers w:val="0"/>
+        <w:spacing w:before="0" w:beforeAutospacing="0" w:after="0" w:afterAutospacing="0" w:line="360" w:lineRule="auto"/>
+        <w:ind w:left="840" w:leftChars="0" w:right="0" w:hanging="420" w:firstLineChars="0"/>
+        <w:jc w:val="left"/>
+        <w:rPr>
+          <w:rFonts w:hint="default" w:ascii="Bodoni MT" w:hAnsi="Bodoni MT" w:eastAsia="等线" w:cs="Bodoni MT"/>
+          <w:sz w:val="22"/>
+          <w:szCs w:val="22"/>
+        </w:rPr>
+      </w:pPr>
+      <w:r>
+        <w:rPr>
+          <w:rFonts w:hint="default" w:ascii="Bodoni MT" w:hAnsi="Bodoni MT" w:eastAsia="等线" w:cs="Bodoni MT"/>
+          <w:b/>
+          <w:bCs/>
+          <w:color w:val="C00000"/>
+          <w:sz w:val="22"/>
+          <w:szCs w:val="22"/>
+          <w:lang w:val="en-IN"/>
+        </w:rPr>
+        <w:t>DevBox</w:t>
+      </w:r>
+      <w:r>
+        <w:rPr>
+          <w:rFonts w:hint="default" w:ascii="Bodoni MT" w:hAnsi="Bodoni MT" w:eastAsia="等线" w:cs="Bodoni MT"/>
+          <w:b w:val="0"/>
+          <w:bCs w:val="0"/>
+          <w:color w:val="C00000"/>
+          <w:sz w:val="22"/>
+          <w:szCs w:val="22"/>
+          <w:lang w:val="en-IN"/>
+        </w:rPr>
+        <w:t xml:space="preserve"> </w:t>
+      </w:r>
+      <w:r>
+        <w:rPr>
+          <w:rFonts w:hint="default" w:ascii="Bodoni MT" w:hAnsi="Bodoni MT" w:eastAsia="等线" w:cs="Bodoni MT"/>
+          <w:b w:val="0"/>
+          <w:bCs w:val="0"/>
+          <w:sz w:val="22"/>
+          <w:szCs w:val="22"/>
+          <w:lang w:val="en-IN"/>
+        </w:rPr>
+        <w:t>is a wrapper written on the top of Nix to make it simpler.</w:t>
+      </w:r>
+    </w:p>
+    <w:p>
+      <w:pPr>
+        <w:keepNext w:val="0"/>
+        <w:keepLines w:val="0"/>
+        <w:widowControl/>
+        <w:numPr>
+          <w:ilvl w:val="1"/>
+          <w:numId w:val="11"/>
+        </w:numPr>
+        <w:suppressLineNumbers w:val="0"/>
+        <w:spacing w:before="0" w:beforeAutospacing="0" w:after="0" w:afterAutospacing="0" w:line="360" w:lineRule="auto"/>
+        <w:ind w:left="840" w:leftChars="0" w:right="0" w:hanging="420" w:firstLineChars="0"/>
+        <w:jc w:val="left"/>
+        <w:rPr>
+          <w:rFonts w:hint="default" w:ascii="Bodoni MT" w:hAnsi="Bodoni MT" w:eastAsia="等线" w:cs="Bodoni MT"/>
+          <w:sz w:val="22"/>
+          <w:szCs w:val="22"/>
+        </w:rPr>
+      </w:pPr>
+    </w:p>
+    <w:p>
+      <w:pPr>
+        <w:rPr>
+          <w:rFonts w:hint="default" w:ascii="Bodoni MT" w:hAnsi="Bodoni MT" w:eastAsia="等线" w:cs="Bodoni MT"/>
+          <w:sz w:val="22"/>
+          <w:szCs w:val="22"/>
+        </w:rPr>
+      </w:pPr>
+      <w:r>
+        <w:rPr>
+          <w:rFonts w:hint="default" w:ascii="Bodoni MT" w:hAnsi="Bodoni MT" w:eastAsia="等线" w:cs="Bodoni MT"/>
+          <w:sz w:val="22"/>
+          <w:szCs w:val="22"/>
+          <w:lang w:val="en-IN"/>
+        </w:rPr>
+        <w:br w:type="page"/>
+      </w:r>
+    </w:p>
+    <w:p>
+      <w:pPr>
+        <w:keepNext w:val="0"/>
+        <w:keepLines w:val="0"/>
+        <w:widowControl/>
+        <w:numPr>
+          <w:numId w:val="0"/>
+        </w:numPr>
+        <w:suppressLineNumbers w:val="0"/>
+        <w:spacing w:before="0" w:beforeAutospacing="0" w:after="0" w:afterAutospacing="0" w:line="360" w:lineRule="auto"/>
+        <w:ind w:leftChars="0" w:right="0" w:rightChars="0"/>
+        <w:jc w:val="center"/>
+        <w:rPr>
+          <w:rFonts w:hint="default" w:ascii="Bodoni MT" w:hAnsi="Bodoni MT" w:eastAsia="等线" w:cs="Bodoni MT"/>
+          <w:b/>
+          <w:bCs/>
+          <w:color w:val="002060"/>
+          <w:sz w:val="36"/>
+          <w:szCs w:val="36"/>
+          <w:highlight w:val="lightGray"/>
+          <w:u w:val="single"/>
+          <w:lang w:val="en-IN"/>
+        </w:rPr>
+      </w:pPr>
+      <w:r>
+        <w:rPr>
+          <w:rFonts w:hint="default" w:ascii="Bodoni MT" w:hAnsi="Bodoni MT" w:eastAsia="等线" w:cs="Bodoni MT"/>
+          <w:b/>
+          <w:bCs/>
+          <w:color w:val="002060"/>
+          <w:sz w:val="36"/>
+          <w:szCs w:val="36"/>
+          <w:highlight w:val="lightGray"/>
+          <w:u w:val="single"/>
+          <w:lang w:val="en-IN"/>
+        </w:rPr>
+        <w:t xml:space="preserve">  Tools for Simplicity </w:t>
+      </w:r>
+      <w:r>
+        <w:rPr>
+          <w:rFonts w:hint="default" w:ascii="Bodoni MT" w:hAnsi="Bodoni MT" w:eastAsia="等线" w:cs="Bodoni MT"/>
+          <w:b w:val="0"/>
+          <w:bCs w:val="0"/>
+          <w:color w:val="002060"/>
+          <w:sz w:val="36"/>
+          <w:szCs w:val="36"/>
+          <w:highlight w:val="lightGray"/>
+          <w:u w:val="single"/>
+          <w:lang w:val="en-IN"/>
+        </w:rPr>
+        <w:t>(not related to Kubernetes)</w:t>
+      </w:r>
+      <w:r>
+        <w:rPr>
+          <w:rFonts w:hint="default" w:ascii="Bodoni MT" w:hAnsi="Bodoni MT" w:eastAsia="等线" w:cs="Bodoni MT"/>
+          <w:b/>
+          <w:bCs/>
+          <w:color w:val="002060"/>
+          <w:sz w:val="36"/>
+          <w:szCs w:val="36"/>
+          <w:highlight w:val="lightGray"/>
+          <w:u w:val="single"/>
+          <w:lang w:val="en-IN"/>
+        </w:rPr>
+        <w:t xml:space="preserve"> </w:t>
+      </w:r>
+    </w:p>
+    <w:p>
+      <w:pPr>
+        <w:keepNext w:val="0"/>
+        <w:keepLines w:val="0"/>
+        <w:widowControl/>
+        <w:numPr>
+          <w:ilvl w:val="0"/>
+          <w:numId w:val="11"/>
+        </w:numPr>
+        <w:suppressLineNumbers w:val="0"/>
+        <w:spacing w:before="0" w:beforeAutospacing="0" w:after="0" w:afterAutospacing="0" w:line="360" w:lineRule="auto"/>
+        <w:ind w:left="420" w:leftChars="0" w:right="0" w:hanging="420" w:firstLineChars="0"/>
+        <w:jc w:val="left"/>
+        <w:rPr>
+          <w:rFonts w:hint="default" w:ascii="Bodoni MT" w:hAnsi="Bodoni MT" w:eastAsia="等线" w:cs="Bodoni MT"/>
+          <w:sz w:val="22"/>
+          <w:szCs w:val="22"/>
+        </w:rPr>
+      </w:pPr>
+      <w:r>
+        <w:rPr>
+          <w:rFonts w:hint="default" w:ascii="Bodoni MT" w:hAnsi="Bodoni MT" w:eastAsia="等线" w:cs="Bodoni MT"/>
+          <w:b/>
+          <w:bCs/>
+          <w:sz w:val="22"/>
+          <w:szCs w:val="22"/>
+          <w:lang w:val="en-IN"/>
+        </w:rPr>
+        <w:t>Devbox</w:t>
+      </w:r>
+    </w:p>
+    <w:p>
+      <w:pPr>
+        <w:keepNext w:val="0"/>
+        <w:keepLines w:val="0"/>
+        <w:widowControl/>
+        <w:numPr>
+          <w:ilvl w:val="1"/>
+          <w:numId w:val="11"/>
+        </w:numPr>
+        <w:suppressLineNumbers w:val="0"/>
+        <w:spacing w:before="0" w:beforeAutospacing="0" w:after="0" w:afterAutospacing="0" w:line="360" w:lineRule="auto"/>
+        <w:ind w:left="840" w:leftChars="0" w:right="0" w:hanging="420" w:firstLineChars="0"/>
+        <w:jc w:val="left"/>
+        <w:rPr>
+          <w:rFonts w:hint="default" w:ascii="Bodoni MT" w:hAnsi="Bodoni MT" w:eastAsia="等线" w:cs="Bodoni MT"/>
+          <w:sz w:val="22"/>
+          <w:szCs w:val="22"/>
+        </w:rPr>
+      </w:pPr>
+      <w:r>
+        <w:rPr>
+          <w:rFonts w:hint="default" w:ascii="Bodoni MT" w:hAnsi="Bodoni MT" w:eastAsia="等线" w:cs="Bodoni MT"/>
+          <w:b w:val="0"/>
+          <w:bCs w:val="0"/>
+          <w:sz w:val="22"/>
+          <w:szCs w:val="22"/>
+          <w:lang w:val="en-IN"/>
+        </w:rPr>
+        <w:t xml:space="preserve">It is a wrapper around </w:t>
+      </w:r>
+      <w:r>
+        <w:rPr>
+          <w:rFonts w:hint="default" w:ascii="Bodoni MT" w:hAnsi="Bodoni MT" w:eastAsia="等线" w:cs="Bodoni MT"/>
+          <w:b/>
+          <w:bCs/>
+          <w:sz w:val="22"/>
+          <w:szCs w:val="22"/>
+          <w:lang w:val="en-IN"/>
+        </w:rPr>
+        <w:t>Nix</w:t>
+      </w:r>
+      <w:r>
+        <w:rPr>
+          <w:rFonts w:hint="default" w:ascii="Bodoni MT" w:hAnsi="Bodoni MT" w:eastAsia="等线" w:cs="Bodoni MT"/>
+          <w:b w:val="0"/>
+          <w:bCs w:val="0"/>
+          <w:sz w:val="22"/>
+          <w:szCs w:val="22"/>
+          <w:lang w:val="en-IN"/>
+        </w:rPr>
+        <w:t xml:space="preserve"> to make the things simple.</w:t>
+      </w:r>
+    </w:p>
+    <w:p>
+      <w:pPr>
+        <w:keepNext w:val="0"/>
+        <w:keepLines w:val="0"/>
+        <w:widowControl/>
+        <w:numPr>
+          <w:ilvl w:val="1"/>
+          <w:numId w:val="11"/>
+        </w:numPr>
+        <w:suppressLineNumbers w:val="0"/>
+        <w:spacing w:before="0" w:beforeAutospacing="0" w:after="0" w:afterAutospacing="0" w:line="360" w:lineRule="auto"/>
+        <w:ind w:left="840" w:leftChars="0" w:right="0" w:hanging="420" w:firstLineChars="0"/>
+        <w:jc w:val="left"/>
+        <w:rPr>
+          <w:rFonts w:hint="default" w:ascii="Bodoni MT" w:hAnsi="Bodoni MT" w:eastAsia="等线" w:cs="Bodoni MT"/>
+          <w:sz w:val="22"/>
+          <w:szCs w:val="22"/>
+        </w:rPr>
+      </w:pPr>
+      <w:r>
+        <w:rPr>
+          <w:rFonts w:hint="default" w:ascii="Bodoni MT" w:hAnsi="Bodoni MT" w:eastAsia="等线" w:cs="Bodoni MT"/>
+          <w:b w:val="0"/>
+          <w:bCs w:val="0"/>
+          <w:sz w:val="22"/>
+          <w:szCs w:val="22"/>
+          <w:lang w:val="en-IN"/>
+        </w:rPr>
+        <w:t>Create a json file, and write all the dependencies there.</w:t>
+      </w:r>
+      <w:r>
+        <w:rPr>
+          <w:rFonts w:hint="default" w:ascii="Bodoni MT" w:hAnsi="Bodoni MT" w:eastAsia="等线" w:cs="Bodoni MT"/>
+          <w:b w:val="0"/>
+          <w:bCs w:val="0"/>
+          <w:sz w:val="22"/>
+          <w:szCs w:val="22"/>
+          <w:lang w:val="en-IN"/>
+        </w:rPr>
+        <w:br w:type="textWrapping"/>
+      </w:r>
+      <w:r>
+        <w:rPr>
+          <w:rFonts w:hint="default" w:ascii="Bodoni MT" w:hAnsi="Bodoni MT" w:eastAsia="等线" w:cs="Bodoni MT"/>
+          <w:b w:val="0"/>
+          <w:bCs w:val="0"/>
+          <w:sz w:val="22"/>
+          <w:szCs w:val="22"/>
+          <w:lang w:val="en-IN"/>
+        </w:rPr>
+        <w:t>Nix installs packages in its</w:t>
+      </w:r>
+      <w:r>
+        <w:rPr>
+          <w:rFonts w:hint="default" w:ascii="Bodoni MT" w:hAnsi="Bodoni MT" w:eastAsia="等线" w:cs="Bodoni MT"/>
+          <w:b w:val="0"/>
+          <w:bCs w:val="0"/>
+          <w:i/>
+          <w:iCs/>
+          <w:sz w:val="22"/>
+          <w:szCs w:val="22"/>
+          <w:lang w:val="en-IN"/>
+        </w:rPr>
+        <w:t xml:space="preserve"> own store</w:t>
+      </w:r>
+      <w:r>
+        <w:rPr>
+          <w:rFonts w:hint="default" w:ascii="Bodoni MT" w:hAnsi="Bodoni MT" w:eastAsia="等线" w:cs="Bodoni MT"/>
+          <w:b w:val="0"/>
+          <w:bCs w:val="0"/>
+          <w:sz w:val="22"/>
+          <w:szCs w:val="22"/>
+          <w:lang w:val="en-IN"/>
+        </w:rPr>
+        <w:t>.</w:t>
+      </w:r>
+    </w:p>
+    <w:p>
+      <w:pPr>
+        <w:keepNext w:val="0"/>
+        <w:keepLines w:val="0"/>
+        <w:widowControl/>
+        <w:numPr>
+          <w:ilvl w:val="1"/>
+          <w:numId w:val="11"/>
+        </w:numPr>
+        <w:suppressLineNumbers w:val="0"/>
+        <w:spacing w:before="0" w:beforeAutospacing="0" w:after="0" w:afterAutospacing="0" w:line="360" w:lineRule="auto"/>
+        <w:ind w:left="840" w:leftChars="0" w:right="0" w:hanging="420" w:firstLineChars="0"/>
+        <w:jc w:val="left"/>
+        <w:rPr>
+          <w:rFonts w:hint="default" w:ascii="Bodoni MT" w:hAnsi="Bodoni MT" w:eastAsia="等线" w:cs="Bodoni MT"/>
+          <w:sz w:val="22"/>
+          <w:szCs w:val="22"/>
+        </w:rPr>
+      </w:pPr>
+      <w:r>
+        <w:rPr>
+          <w:rFonts w:hint="default" w:ascii="Bodoni MT" w:hAnsi="Bodoni MT" w:eastAsia="等线" w:cs="Bodoni MT"/>
+          <w:b w:val="0"/>
+          <w:bCs w:val="0"/>
+          <w:sz w:val="22"/>
+          <w:szCs w:val="22"/>
+          <w:lang w:val="en-IN"/>
+        </w:rPr>
+        <w:t xml:space="preserve">when you run </w:t>
+      </w:r>
+      <w:r>
+        <w:rPr>
+          <w:rFonts w:hint="default" w:ascii="Bodoni MT" w:hAnsi="Bodoni MT" w:eastAsia="等线" w:cs="Bodoni MT"/>
+          <w:b/>
+          <w:bCs/>
+          <w:sz w:val="22"/>
+          <w:szCs w:val="22"/>
+          <w:lang w:val="en-IN"/>
+        </w:rPr>
+        <w:t>devbox shell</w:t>
+      </w:r>
+      <w:r>
+        <w:rPr>
+          <w:rFonts w:hint="default" w:ascii="Bodoni MT" w:hAnsi="Bodoni MT" w:eastAsia="等线" w:cs="Bodoni MT"/>
+          <w:b w:val="0"/>
+          <w:bCs w:val="0"/>
+          <w:sz w:val="22"/>
+          <w:szCs w:val="22"/>
+          <w:lang w:val="en-IN"/>
+        </w:rPr>
+        <w:t>, it’ll open a shell where all the dependencies which are installed will be available and you can use those (kind of python virtual env).</w:t>
+      </w:r>
+      <w:r>
+        <w:rPr>
+          <w:rFonts w:hint="default" w:ascii="Bodoni MT" w:hAnsi="Bodoni MT" w:eastAsia="等线" w:cs="Bodoni MT"/>
+          <w:b w:val="0"/>
+          <w:bCs w:val="0"/>
+          <w:sz w:val="22"/>
+          <w:szCs w:val="22"/>
+          <w:lang w:val="en-IN"/>
+        </w:rPr>
+        <w:br w:type="textWrapping"/>
+      </w:r>
+      <w:r>
+        <w:rPr>
+          <w:rFonts w:hint="default" w:ascii="Bodoni MT" w:hAnsi="Bodoni MT" w:cs="Bodoni MT"/>
+        </w:rPr>
+        <w:drawing>
+          <wp:inline distT="0" distB="0" distL="114300" distR="114300">
+            <wp:extent cx="4982210" cy="949325"/>
+            <wp:effectExtent l="0" t="0" r="8890" b="3175"/>
+            <wp:docPr id="7" name="Picture 1"/>
+            <wp:cNvGraphicFramePr>
+              <a:graphicFrameLocks xmlns:a="http://schemas.openxmlformats.org/drawingml/2006/main" noChangeAspect="1"/>
+            </wp:cNvGraphicFramePr>
+            <a:graphic xmlns:a="http://schemas.openxmlformats.org/drawingml/2006/main">
+              <a:graphicData uri="http://schemas.openxmlformats.org/drawingml/2006/picture">
+                <pic:pic xmlns:pic="http://schemas.openxmlformats.org/drawingml/2006/picture">
+                  <pic:nvPicPr>
+                    <pic:cNvPr id="7" name="Picture 1"/>
+                    <pic:cNvPicPr>
+                      <a:picLocks noChangeAspect="1"/>
+                    </pic:cNvPicPr>
+                  </pic:nvPicPr>
+                  <pic:blipFill>
+                    <a:blip r:embed="rId13"/>
+                    <a:stretch>
+                      <a:fillRect/>
+                    </a:stretch>
+                  </pic:blipFill>
+                  <pic:spPr>
+                    <a:xfrm>
+                      <a:off x="0" y="0"/>
+                      <a:ext cx="4982210" cy="949325"/>
+                    </a:xfrm>
+                    <a:prstGeom prst="rect">
+                      <a:avLst/>
+                    </a:prstGeom>
+                    <a:noFill/>
+                    <a:ln>
+                      <a:noFill/>
+                    </a:ln>
+                  </pic:spPr>
+                </pic:pic>
+              </a:graphicData>
+            </a:graphic>
+          </wp:inline>
+        </w:drawing>
+      </w:r>
+    </w:p>
+    <w:p>
+      <w:pPr>
+        <w:keepNext w:val="0"/>
+        <w:keepLines w:val="0"/>
+        <w:widowControl/>
+        <w:numPr>
+          <w:ilvl w:val="1"/>
+          <w:numId w:val="11"/>
+        </w:numPr>
+        <w:suppressLineNumbers w:val="0"/>
+        <w:spacing w:before="0" w:beforeAutospacing="0" w:after="0" w:afterAutospacing="0" w:line="360" w:lineRule="auto"/>
+        <w:ind w:left="840" w:leftChars="0" w:right="0" w:hanging="420" w:firstLineChars="0"/>
+        <w:jc w:val="left"/>
+        <w:rPr>
+          <w:rFonts w:hint="default" w:ascii="Bodoni MT" w:hAnsi="Bodoni MT" w:eastAsia="等线" w:cs="Bodoni MT"/>
+          <w:sz w:val="22"/>
+          <w:szCs w:val="22"/>
+        </w:rPr>
+      </w:pPr>
+      <w:r>
+        <w:rPr>
+          <w:rFonts w:hint="default" w:ascii="Bodoni MT" w:hAnsi="Bodoni MT" w:eastAsia="等线" w:cs="Bodoni MT"/>
+          <w:sz w:val="22"/>
+          <w:szCs w:val="22"/>
+          <w:lang w:val="en-IN"/>
+        </w:rPr>
+        <w:t xml:space="preserve">In simple words, </w:t>
+      </w:r>
+      <w:r>
+        <w:rPr>
+          <w:rFonts w:hint="default" w:ascii="Bodoni MT" w:hAnsi="Bodoni MT" w:eastAsia="等线" w:cs="Bodoni MT"/>
+          <w:b/>
+          <w:bCs/>
+          <w:sz w:val="22"/>
+          <w:szCs w:val="22"/>
+          <w:lang w:val="en-IN"/>
+        </w:rPr>
+        <w:t xml:space="preserve">Devbox </w:t>
+      </w:r>
+      <w:r>
+        <w:rPr>
+          <w:rFonts w:hint="default" w:ascii="Bodoni MT" w:hAnsi="Bodoni MT" w:eastAsia="等线" w:cs="Bodoni MT"/>
+          <w:sz w:val="22"/>
+          <w:szCs w:val="22"/>
+          <w:lang w:val="en-IN"/>
+        </w:rPr>
+        <w:t xml:space="preserve">is a wrapper over </w:t>
+      </w:r>
+      <w:r>
+        <w:rPr>
+          <w:rFonts w:hint="default" w:ascii="Bodoni MT" w:hAnsi="Bodoni MT" w:eastAsia="等线" w:cs="Bodoni MT"/>
+          <w:b/>
+          <w:bCs/>
+          <w:sz w:val="22"/>
+          <w:szCs w:val="22"/>
+          <w:lang w:val="en-IN"/>
+        </w:rPr>
+        <w:t xml:space="preserve">Nix </w:t>
+      </w:r>
+      <w:r>
+        <w:rPr>
+          <w:rFonts w:hint="default" w:ascii="Bodoni MT" w:hAnsi="Bodoni MT" w:eastAsia="等线" w:cs="Bodoni MT"/>
+          <w:sz w:val="22"/>
+          <w:szCs w:val="22"/>
+          <w:lang w:val="en-IN"/>
+        </w:rPr>
+        <w:t xml:space="preserve">that lets you define project dependencies in a config file and provides an </w:t>
+      </w:r>
+      <w:r>
+        <w:rPr>
+          <w:rFonts w:hint="default" w:ascii="Bodoni MT" w:hAnsi="Bodoni MT" w:eastAsia="等线" w:cs="Bodoni MT"/>
+          <w:i/>
+          <w:iCs/>
+          <w:sz w:val="22"/>
+          <w:szCs w:val="22"/>
+          <w:lang w:val="en-IN"/>
+        </w:rPr>
+        <w:t>isolated shell environment where those dependencies are available</w:t>
+      </w:r>
+      <w:r>
+        <w:rPr>
+          <w:rFonts w:hint="default" w:ascii="Bodoni MT" w:hAnsi="Bodoni MT" w:eastAsia="等线" w:cs="Bodoni MT"/>
+          <w:sz w:val="22"/>
+          <w:szCs w:val="22"/>
+          <w:lang w:val="en-IN"/>
+        </w:rPr>
+        <w:t>, similar to a virtual environment but for any kind of tool.</w:t>
+      </w:r>
+    </w:p>
+    <w:p>
+      <w:pPr>
+        <w:keepNext w:val="0"/>
+        <w:keepLines w:val="0"/>
+        <w:widowControl/>
+        <w:numPr>
+          <w:ilvl w:val="1"/>
+          <w:numId w:val="11"/>
+        </w:numPr>
+        <w:suppressLineNumbers w:val="0"/>
+        <w:spacing w:before="0" w:beforeAutospacing="0" w:after="0" w:afterAutospacing="0" w:line="360" w:lineRule="auto"/>
+        <w:ind w:left="840" w:leftChars="0" w:right="0" w:hanging="420" w:firstLineChars="0"/>
+        <w:jc w:val="left"/>
+        <w:rPr>
+          <w:rFonts w:hint="default" w:ascii="Bodoni MT" w:hAnsi="Bodoni MT" w:eastAsia="等线" w:cs="Bodoni MT"/>
+          <w:sz w:val="22"/>
+          <w:szCs w:val="22"/>
+        </w:rPr>
+      </w:pPr>
+      <w:r>
+        <w:rPr>
+          <w:rFonts w:hint="default" w:ascii="Bodoni MT" w:hAnsi="Bodoni MT" w:eastAsia="等线" w:cs="Bodoni MT"/>
+          <w:b/>
+          <w:bCs/>
+          <w:sz w:val="22"/>
+          <w:szCs w:val="22"/>
+          <w:lang w:val="en-IN"/>
+        </w:rPr>
+        <w:t>json</w:t>
+      </w:r>
+      <w:r>
+        <w:rPr>
+          <w:rFonts w:hint="default" w:ascii="Bodoni MT" w:hAnsi="Bodoni MT" w:eastAsia="等线" w:cs="Bodoni MT"/>
+          <w:b w:val="0"/>
+          <w:bCs w:val="0"/>
+          <w:sz w:val="22"/>
+          <w:szCs w:val="22"/>
+          <w:lang w:val="en-IN"/>
+        </w:rPr>
+        <w:t xml:space="preserve"> file will contain the list of dependencies, </w:t>
+      </w:r>
+      <w:r>
+        <w:rPr>
+          <w:rFonts w:hint="default" w:ascii="Bodoni MT" w:hAnsi="Bodoni MT" w:eastAsia="等线" w:cs="Bodoni MT"/>
+          <w:b/>
+          <w:bCs/>
+          <w:sz w:val="22"/>
+          <w:szCs w:val="22"/>
+          <w:lang w:val="en-IN"/>
+        </w:rPr>
+        <w:t>lock</w:t>
+      </w:r>
+      <w:r>
+        <w:rPr>
+          <w:rFonts w:hint="default" w:ascii="Bodoni MT" w:hAnsi="Bodoni MT" w:eastAsia="等线" w:cs="Bodoni MT"/>
+          <w:b w:val="0"/>
+          <w:bCs w:val="0"/>
+          <w:sz w:val="22"/>
+          <w:szCs w:val="22"/>
+          <w:lang w:val="en-IN"/>
+        </w:rPr>
+        <w:t xml:space="preserve"> file will contain the versions of those dependencies.</w:t>
+      </w:r>
+    </w:p>
+    <w:p>
+      <w:pPr>
+        <w:keepNext w:val="0"/>
+        <w:keepLines w:val="0"/>
+        <w:widowControl/>
+        <w:numPr>
+          <w:ilvl w:val="1"/>
+          <w:numId w:val="11"/>
+        </w:numPr>
+        <w:suppressLineNumbers w:val="0"/>
+        <w:spacing w:before="0" w:beforeAutospacing="0" w:after="0" w:afterAutospacing="0" w:line="360" w:lineRule="auto"/>
+        <w:ind w:left="840" w:leftChars="0" w:right="0" w:hanging="420" w:firstLineChars="0"/>
+        <w:jc w:val="left"/>
+        <w:rPr>
+          <w:rFonts w:hint="default" w:ascii="Bodoni MT" w:hAnsi="Bodoni MT" w:eastAsia="等线" w:cs="Bodoni MT"/>
+          <w:sz w:val="22"/>
+          <w:szCs w:val="22"/>
+        </w:rPr>
+      </w:pPr>
+      <w:r>
+        <w:rPr>
+          <w:rFonts w:hint="default" w:ascii="Bodoni MT" w:hAnsi="Bodoni MT" w:eastAsia="等线" w:cs="Bodoni MT"/>
+          <w:b w:val="0"/>
+          <w:bCs w:val="0"/>
+          <w:sz w:val="22"/>
+          <w:szCs w:val="22"/>
+          <w:lang w:val="en-IN"/>
+        </w:rPr>
+        <w:t xml:space="preserve">If you are running </w:t>
+      </w:r>
+      <w:r>
+        <w:rPr>
+          <w:rFonts w:hint="default" w:ascii="Bodoni MT" w:hAnsi="Bodoni MT" w:eastAsia="等线" w:cs="Bodoni MT"/>
+          <w:b/>
+          <w:bCs/>
+          <w:sz w:val="22"/>
+          <w:szCs w:val="22"/>
+          <w:lang w:val="en-IN"/>
+        </w:rPr>
+        <w:t>Devbox</w:t>
+      </w:r>
+      <w:r>
+        <w:rPr>
+          <w:rFonts w:hint="default" w:ascii="Bodoni MT" w:hAnsi="Bodoni MT" w:eastAsia="等线" w:cs="Bodoni MT"/>
+          <w:b w:val="0"/>
+          <w:bCs w:val="0"/>
+          <w:sz w:val="22"/>
+          <w:szCs w:val="22"/>
+          <w:lang w:val="en-IN"/>
+        </w:rPr>
+        <w:t xml:space="preserve"> in windows, then always choose the </w:t>
+      </w:r>
+      <w:r>
+        <w:rPr>
+          <w:rFonts w:hint="default" w:ascii="Bodoni MT" w:hAnsi="Bodoni MT" w:eastAsia="等线" w:cs="Bodoni MT"/>
+          <w:b w:val="0"/>
+          <w:bCs w:val="0"/>
+          <w:i/>
+          <w:iCs/>
+          <w:sz w:val="22"/>
+          <w:szCs w:val="22"/>
+          <w:lang w:val="en-IN"/>
+        </w:rPr>
+        <w:t>WSL</w:t>
+      </w:r>
+      <w:r>
+        <w:rPr>
+          <w:rFonts w:hint="default" w:ascii="Bodoni MT" w:hAnsi="Bodoni MT" w:eastAsia="等线" w:cs="Bodoni MT"/>
+          <w:b w:val="0"/>
+          <w:bCs w:val="0"/>
+          <w:i w:val="0"/>
+          <w:iCs w:val="0"/>
+          <w:sz w:val="22"/>
+          <w:szCs w:val="22"/>
+          <w:lang w:val="en-IN"/>
+        </w:rPr>
+        <w:t xml:space="preserve"> shell, not git bash or cmd or powershell.</w:t>
+      </w:r>
+      <w:r>
+        <w:rPr>
+          <w:rFonts w:hint="default" w:ascii="Bodoni MT" w:hAnsi="Bodoni MT" w:eastAsia="等线" w:cs="Bodoni MT"/>
+          <w:b w:val="0"/>
+          <w:bCs w:val="0"/>
+          <w:i w:val="0"/>
+          <w:iCs w:val="0"/>
+          <w:sz w:val="22"/>
+          <w:szCs w:val="22"/>
+          <w:lang w:val="en-IN"/>
+        </w:rPr>
+        <w:br w:type="textWrapping"/>
+      </w:r>
+      <w:r>
+        <w:rPr>
+          <w:rFonts w:hint="default" w:ascii="Bodoni MT" w:hAnsi="Bodoni MT" w:eastAsia="等线" w:cs="Bodoni MT"/>
+          <w:b w:val="0"/>
+          <w:bCs w:val="0"/>
+          <w:i w:val="0"/>
+          <w:iCs w:val="0"/>
+          <w:sz w:val="22"/>
+          <w:szCs w:val="22"/>
+          <w:lang w:val="en-IN"/>
+        </w:rPr>
+        <w:t>In case of Mac or Linux, you can directly run.</w:t>
+      </w:r>
+    </w:p>
+    <w:p>
+      <w:pPr>
+        <w:keepNext w:val="0"/>
+        <w:keepLines w:val="0"/>
+        <w:widowControl/>
+        <w:numPr>
+          <w:ilvl w:val="1"/>
+          <w:numId w:val="11"/>
+        </w:numPr>
+        <w:suppressLineNumbers w:val="0"/>
+        <w:spacing w:before="0" w:beforeAutospacing="0" w:after="0" w:afterAutospacing="0" w:line="360" w:lineRule="auto"/>
+        <w:ind w:left="840" w:leftChars="0" w:right="0" w:hanging="420" w:firstLineChars="0"/>
+        <w:jc w:val="left"/>
+        <w:rPr>
+          <w:rFonts w:hint="default" w:ascii="Bodoni MT" w:hAnsi="Bodoni MT" w:eastAsia="等线" w:cs="Bodoni MT"/>
+          <w:sz w:val="22"/>
+          <w:szCs w:val="22"/>
+        </w:rPr>
+      </w:pPr>
+      <w:r>
+        <w:rPr>
+          <w:rFonts w:hint="default" w:ascii="Bodoni MT" w:hAnsi="Bodoni MT" w:eastAsia="等线" w:cs="Bodoni MT"/>
+          <w:color w:val="C00000"/>
+          <w:sz w:val="22"/>
+          <w:szCs w:val="22"/>
+          <w:lang w:val="en-IN"/>
+        </w:rPr>
+        <w:t>O</w:t>
+      </w:r>
+      <w:r>
+        <w:rPr>
+          <w:rFonts w:hint="default" w:ascii="Bodoni MT" w:hAnsi="Bodoni MT" w:eastAsia="等线" w:cs="Bodoni MT"/>
+          <w:color w:val="C00000"/>
+          <w:sz w:val="22"/>
+          <w:szCs w:val="22"/>
+          <w:lang w:val="en-IN"/>
+        </w:rPr>
+        <w:t>nly inside devbox shell you can use those installed dependencies, not outside.</w:t>
+      </w:r>
+      <w:r>
+        <w:rPr>
+          <w:rFonts w:hint="default" w:ascii="Bodoni MT" w:hAnsi="Bodoni MT" w:eastAsia="等线" w:cs="Bodoni MT"/>
+          <w:sz w:val="22"/>
+          <w:szCs w:val="22"/>
+          <w:lang w:val="en-IN"/>
+        </w:rPr>
+        <w:br w:type="textWrapping"/>
+      </w:r>
+      <w:r>
+        <w:rPr>
+          <w:rFonts w:hint="default" w:ascii="Bodoni MT" w:hAnsi="Bodoni MT" w:eastAsia="等线" w:cs="Bodoni MT"/>
+          <w:sz w:val="22"/>
+          <w:szCs w:val="22"/>
+          <w:lang w:val="en-IN"/>
+        </w:rPr>
+        <w:t>Its completely isolated from the other dependencies running inside your system.</w:t>
+      </w:r>
+    </w:p>
+    <w:p>
+      <w:pPr>
+        <w:keepNext w:val="0"/>
+        <w:keepLines w:val="0"/>
+        <w:widowControl/>
+        <w:numPr>
+          <w:ilvl w:val="0"/>
+          <w:numId w:val="11"/>
+        </w:numPr>
+        <w:suppressLineNumbers w:val="0"/>
+        <w:spacing w:before="0" w:beforeAutospacing="0" w:after="0" w:afterAutospacing="0" w:line="360" w:lineRule="auto"/>
+        <w:ind w:left="420" w:leftChars="0" w:right="0" w:hanging="420" w:firstLineChars="0"/>
+        <w:jc w:val="left"/>
+        <w:rPr>
+          <w:rFonts w:hint="default" w:ascii="Bodoni MT" w:hAnsi="Bodoni MT" w:eastAsia="等线" w:cs="Bodoni MT"/>
+          <w:sz w:val="22"/>
+          <w:szCs w:val="22"/>
+        </w:rPr>
+      </w:pPr>
+      <w:r>
+        <w:rPr>
+          <w:rFonts w:hint="default" w:ascii="Bodoni MT" w:hAnsi="Bodoni MT" w:eastAsia="等线" w:cs="Bodoni MT"/>
+          <w:b/>
+          <w:bCs/>
+          <w:sz w:val="22"/>
+          <w:szCs w:val="22"/>
+          <w:lang w:val="en-IN"/>
+        </w:rPr>
+        <w:t>Taskfile</w:t>
+      </w:r>
+    </w:p>
+    <w:p>
+      <w:pPr>
+        <w:keepNext w:val="0"/>
+        <w:keepLines w:val="0"/>
+        <w:widowControl/>
+        <w:numPr>
+          <w:ilvl w:val="1"/>
+          <w:numId w:val="11"/>
+        </w:numPr>
+        <w:suppressLineNumbers w:val="0"/>
+        <w:spacing w:before="0" w:beforeAutospacing="0" w:after="0" w:afterAutospacing="0" w:line="360" w:lineRule="auto"/>
+        <w:ind w:left="840" w:leftChars="0" w:right="0" w:hanging="420" w:firstLineChars="0"/>
+        <w:jc w:val="left"/>
+        <w:rPr>
+          <w:rFonts w:hint="default" w:ascii="Bodoni MT" w:hAnsi="Bodoni MT" w:eastAsia="等线" w:cs="Bodoni MT"/>
+          <w:sz w:val="22"/>
+          <w:szCs w:val="22"/>
+        </w:rPr>
+      </w:pPr>
+      <w:r>
+        <w:rPr>
+          <w:rFonts w:hint="default" w:ascii="Bodoni MT" w:hAnsi="Bodoni MT" w:eastAsia="等线" w:cs="Bodoni MT"/>
+          <w:sz w:val="22"/>
+          <w:szCs w:val="22"/>
+        </w:rPr>
+        <w:t>Taskfile is a YAML-based way to define and run project tasks (like scripts/commands)</w:t>
+      </w:r>
+    </w:p>
+    <w:p>
+      <w:pPr>
+        <w:keepNext w:val="0"/>
+        <w:keepLines w:val="0"/>
+        <w:widowControl/>
+        <w:numPr>
+          <w:ilvl w:val="1"/>
+          <w:numId w:val="11"/>
+        </w:numPr>
+        <w:suppressLineNumbers w:val="0"/>
+        <w:spacing w:before="0" w:beforeAutospacing="0" w:after="0" w:afterAutospacing="0" w:line="360" w:lineRule="auto"/>
+        <w:ind w:left="840" w:leftChars="0" w:right="0" w:hanging="420" w:firstLineChars="0"/>
+        <w:jc w:val="left"/>
+        <w:rPr>
+          <w:rFonts w:hint="default" w:ascii="Bodoni MT" w:hAnsi="Bodoni MT" w:eastAsia="等线" w:cs="Bodoni MT"/>
+          <w:sz w:val="22"/>
+          <w:szCs w:val="22"/>
+        </w:rPr>
+      </w:pPr>
+      <w:r>
+        <w:rPr>
+          <w:rFonts w:hint="default" w:ascii="Bodoni MT" w:hAnsi="Bodoni MT" w:eastAsia="等线" w:cs="Bodoni MT"/>
+          <w:sz w:val="22"/>
+          <w:szCs w:val="22"/>
+          <w:lang w:val="en-IN"/>
+        </w:rPr>
+        <w:t>Example:</w:t>
+      </w:r>
+      <w:r>
+        <w:rPr>
+          <w:rFonts w:hint="default" w:ascii="Bodoni MT" w:hAnsi="Bodoni MT" w:eastAsia="等线" w:cs="Bodoni MT"/>
+          <w:sz w:val="22"/>
+          <w:szCs w:val="22"/>
+          <w:lang w:val="en-IN"/>
+        </w:rPr>
+        <w:br w:type="textWrapping"/>
+      </w:r>
+      <w:r>
+        <w:rPr>
+          <w:rFonts w:hint="default" w:ascii="Bodoni MT" w:hAnsi="Bodoni MT" w:cs="Bodoni MT"/>
+        </w:rPr>
+        <w:drawing>
+          <wp:inline distT="0" distB="0" distL="114300" distR="114300">
+            <wp:extent cx="2670810" cy="1902460"/>
+            <wp:effectExtent l="0" t="0" r="8890" b="2540"/>
+            <wp:docPr id="8" name="Picture 2"/>
+            <wp:cNvGraphicFramePr>
+              <a:graphicFrameLocks xmlns:a="http://schemas.openxmlformats.org/drawingml/2006/main" noChangeAspect="1"/>
+            </wp:cNvGraphicFramePr>
+            <a:graphic xmlns:a="http://schemas.openxmlformats.org/drawingml/2006/main">
+              <a:graphicData uri="http://schemas.openxmlformats.org/drawingml/2006/picture">
+                <pic:pic xmlns:pic="http://schemas.openxmlformats.org/drawingml/2006/picture">
+                  <pic:nvPicPr>
+                    <pic:cNvPr id="8" name="Picture 2"/>
+                    <pic:cNvPicPr>
+                      <a:picLocks noChangeAspect="1"/>
+                    </pic:cNvPicPr>
+                  </pic:nvPicPr>
+                  <pic:blipFill>
+                    <a:blip r:embed="rId14"/>
+                    <a:stretch>
+                      <a:fillRect/>
+                    </a:stretch>
+                  </pic:blipFill>
+                  <pic:spPr>
+                    <a:xfrm>
+                      <a:off x="0" y="0"/>
+                      <a:ext cx="2670810" cy="1902460"/>
+                    </a:xfrm>
+                    <a:prstGeom prst="rect">
+                      <a:avLst/>
+                    </a:prstGeom>
+                    <a:noFill/>
+                    <a:ln>
+                      <a:noFill/>
+                    </a:ln>
+                  </pic:spPr>
+                </pic:pic>
+              </a:graphicData>
+            </a:graphic>
+          </wp:inline>
+        </w:drawing>
       </w:r>
     </w:p>
     <w:p>
@@ -10941,6 +12032,420 @@
           <w:szCs w:val="22"/>
         </w:rPr>
       </w:pPr>
+      <w:r>
+        <w:rPr>
+          <w:rFonts w:hint="default" w:ascii="Bodoni MT" w:hAnsi="Bodoni MT" w:cs="Bodoni MT"/>
+          <w:lang w:val="en-IN"/>
+        </w:rPr>
+        <w:t>Instead of writing the commands again and again, you can just write like this</w:t>
+      </w:r>
+      <w:r>
+        <w:rPr>
+          <w:rFonts w:hint="default" w:ascii="Bodoni MT" w:hAnsi="Bodoni MT" w:cs="Bodoni MT"/>
+          <w:lang w:val="en-IN"/>
+        </w:rPr>
+        <w:br w:type="textWrapping"/>
+      </w:r>
+      <w:r>
+        <w:rPr>
+          <w:rFonts w:hint="default" w:ascii="Bodoni MT" w:hAnsi="Bodoni MT" w:cs="Bodoni MT"/>
+          <w:i/>
+          <w:iCs/>
+          <w:lang w:val="en-IN"/>
+        </w:rPr>
+        <w:t>task build</w:t>
+      </w:r>
+      <w:r>
+        <w:rPr>
+          <w:rFonts w:hint="default" w:ascii="Bodoni MT" w:hAnsi="Bodoni MT" w:cs="Bodoni MT"/>
+          <w:i w:val="0"/>
+          <w:iCs w:val="0"/>
+          <w:lang w:val="en-IN"/>
+        </w:rPr>
+        <w:t xml:space="preserve"> </w:t>
+      </w:r>
+      <w:r>
+        <w:rPr>
+          <w:rFonts w:hint="default" w:ascii="Bodoni MT" w:hAnsi="Bodoni MT" w:cs="Bodoni MT"/>
+          <w:i w:val="0"/>
+          <w:iCs w:val="0"/>
+          <w:lang w:val="en-IN"/>
+        </w:rPr>
+        <w:br w:type="textWrapping"/>
+      </w:r>
+      <w:r>
+        <w:rPr>
+          <w:rFonts w:hint="default" w:ascii="Bodoni MT" w:hAnsi="Bodoni MT" w:cs="Bodoni MT"/>
+          <w:i/>
+          <w:iCs/>
+          <w:lang w:val="en-IN"/>
+        </w:rPr>
+        <w:t>task run</w:t>
+      </w:r>
+      <w:r>
+        <w:rPr>
+          <w:rFonts w:hint="default" w:ascii="Bodoni MT" w:hAnsi="Bodoni MT" w:cs="Bodoni MT"/>
+          <w:i w:val="0"/>
+          <w:iCs w:val="0"/>
+          <w:lang w:val="en-IN"/>
+        </w:rPr>
+        <w:t xml:space="preserve"> </w:t>
+      </w:r>
+      <w:r>
+        <w:rPr>
+          <w:rFonts w:hint="default" w:ascii="Bodoni MT" w:hAnsi="Bodoni MT" w:cs="Bodoni MT"/>
+          <w:i w:val="0"/>
+          <w:iCs w:val="0"/>
+          <w:lang w:val="en-IN"/>
+        </w:rPr>
+        <w:br w:type="textWrapping"/>
+      </w:r>
+      <w:r>
+        <w:rPr>
+          <w:rFonts w:hint="default" w:ascii="Bodoni MT" w:hAnsi="Bodoni MT" w:cs="Bodoni MT"/>
+          <w:i w:val="0"/>
+          <w:iCs w:val="0"/>
+          <w:lang w:val="en-IN"/>
+        </w:rPr>
+        <w:t>(just like package.json in nodejs, npm start, npm build ..)</w:t>
+      </w:r>
+    </w:p>
+    <w:p>
+      <w:pPr>
+        <w:keepNext w:val="0"/>
+        <w:keepLines w:val="0"/>
+        <w:widowControl/>
+        <w:numPr>
+          <w:ilvl w:val="1"/>
+          <w:numId w:val="11"/>
+        </w:numPr>
+        <w:suppressLineNumbers w:val="0"/>
+        <w:spacing w:before="0" w:beforeAutospacing="0" w:after="0" w:afterAutospacing="0" w:line="360" w:lineRule="auto"/>
+        <w:ind w:left="840" w:leftChars="0" w:right="0" w:hanging="420" w:firstLineChars="0"/>
+        <w:jc w:val="left"/>
+        <w:rPr>
+          <w:rFonts w:hint="default" w:ascii="Bodoni MT" w:hAnsi="Bodoni MT" w:eastAsia="等线" w:cs="Bodoni MT"/>
+          <w:sz w:val="22"/>
+          <w:szCs w:val="22"/>
+        </w:rPr>
+      </w:pPr>
+      <w:r>
+        <w:rPr>
+          <w:rFonts w:hint="default" w:ascii="Bodoni MT" w:hAnsi="Bodoni MT" w:cs="Bodoni MT"/>
+          <w:i w:val="0"/>
+          <w:iCs w:val="0"/>
+          <w:lang w:val="en-IN"/>
+        </w:rPr>
+        <w:t xml:space="preserve">So, we’ll use </w:t>
+      </w:r>
+      <w:r>
+        <w:rPr>
+          <w:rFonts w:hint="default" w:ascii="Bodoni MT" w:hAnsi="Bodoni MT" w:cs="Bodoni MT"/>
+          <w:b/>
+          <w:bCs/>
+          <w:i/>
+          <w:iCs/>
+          <w:lang w:val="en-IN"/>
+        </w:rPr>
+        <w:t>Devbox</w:t>
+      </w:r>
+      <w:r>
+        <w:rPr>
+          <w:rFonts w:hint="default" w:ascii="Bodoni MT" w:hAnsi="Bodoni MT" w:cs="Bodoni MT"/>
+          <w:b w:val="0"/>
+          <w:bCs w:val="0"/>
+          <w:i w:val="0"/>
+          <w:iCs w:val="0"/>
+          <w:lang w:val="en-IN"/>
+        </w:rPr>
+        <w:t xml:space="preserve"> to install dependencies and open a shell which is linked to all those dependencies.</w:t>
+      </w:r>
+      <w:r>
+        <w:rPr>
+          <w:rFonts w:hint="default" w:ascii="Bodoni MT" w:hAnsi="Bodoni MT" w:cs="Bodoni MT"/>
+          <w:b w:val="0"/>
+          <w:bCs w:val="0"/>
+          <w:i w:val="0"/>
+          <w:iCs w:val="0"/>
+          <w:lang w:val="en-IN"/>
+        </w:rPr>
+        <w:br w:type="textWrapping"/>
+      </w:r>
+      <w:r>
+        <w:rPr>
+          <w:rFonts w:hint="default" w:ascii="Bodoni MT" w:hAnsi="Bodoni MT" w:cs="Bodoni MT"/>
+          <w:b w:val="0"/>
+          <w:bCs w:val="0"/>
+          <w:i w:val="0"/>
+          <w:iCs w:val="0"/>
+          <w:lang w:val="en-IN"/>
+        </w:rPr>
+        <w:t xml:space="preserve">And, </w:t>
+      </w:r>
+      <w:r>
+        <w:rPr>
+          <w:rFonts w:hint="default" w:ascii="Bodoni MT" w:hAnsi="Bodoni MT" w:cs="Bodoni MT"/>
+          <w:b/>
+          <w:bCs/>
+          <w:i/>
+          <w:iCs/>
+          <w:lang w:val="en-IN"/>
+        </w:rPr>
+        <w:t>Taskfile</w:t>
+      </w:r>
+      <w:r>
+        <w:rPr>
+          <w:rFonts w:hint="default" w:ascii="Bodoni MT" w:hAnsi="Bodoni MT" w:cs="Bodoni MT"/>
+          <w:b w:val="0"/>
+          <w:bCs w:val="0"/>
+          <w:i w:val="0"/>
+          <w:iCs w:val="0"/>
+          <w:lang w:val="en-IN"/>
+        </w:rPr>
+        <w:t xml:space="preserve"> to execute the reusable commands instead of writing those commands manually.</w:t>
+      </w:r>
+    </w:p>
+    <w:p>
+      <w:pPr>
+        <w:keepNext w:val="0"/>
+        <w:keepLines w:val="0"/>
+        <w:widowControl/>
+        <w:numPr>
+          <w:ilvl w:val="1"/>
+          <w:numId w:val="11"/>
+        </w:numPr>
+        <w:suppressLineNumbers w:val="0"/>
+        <w:spacing w:before="0" w:beforeAutospacing="0" w:after="0" w:afterAutospacing="0" w:line="360" w:lineRule="auto"/>
+        <w:ind w:left="840" w:leftChars="0" w:right="0" w:hanging="420" w:firstLineChars="0"/>
+        <w:jc w:val="left"/>
+        <w:rPr>
+          <w:rFonts w:hint="default" w:ascii="Bodoni MT" w:hAnsi="Bodoni MT" w:eastAsia="等线" w:cs="Bodoni MT"/>
+          <w:sz w:val="22"/>
+          <w:szCs w:val="22"/>
+        </w:rPr>
+      </w:pPr>
+      <w:r>
+        <w:rPr>
+          <w:rFonts w:hint="default" w:ascii="Bodoni MT" w:hAnsi="Bodoni MT" w:cs="Bodoni MT"/>
+        </w:rPr>
+        <w:drawing>
+          <wp:inline distT="0" distB="0" distL="114300" distR="114300">
+            <wp:extent cx="5274310" cy="4377690"/>
+            <wp:effectExtent l="0" t="0" r="8890" b="3810"/>
+            <wp:docPr id="12" name="Picture 3"/>
+            <wp:cNvGraphicFramePr>
+              <a:graphicFrameLocks xmlns:a="http://schemas.openxmlformats.org/drawingml/2006/main" noChangeAspect="1"/>
+            </wp:cNvGraphicFramePr>
+            <a:graphic xmlns:a="http://schemas.openxmlformats.org/drawingml/2006/main">
+              <a:graphicData uri="http://schemas.openxmlformats.org/drawingml/2006/picture">
+                <pic:pic xmlns:pic="http://schemas.openxmlformats.org/drawingml/2006/picture">
+                  <pic:nvPicPr>
+                    <pic:cNvPr id="12" name="Picture 3"/>
+                    <pic:cNvPicPr>
+                      <a:picLocks noChangeAspect="1"/>
+                    </pic:cNvPicPr>
+                  </pic:nvPicPr>
+                  <pic:blipFill>
+                    <a:blip r:embed="rId15"/>
+                    <a:stretch>
+                      <a:fillRect/>
+                    </a:stretch>
+                  </pic:blipFill>
+                  <pic:spPr>
+                    <a:xfrm>
+                      <a:off x="0" y="0"/>
+                      <a:ext cx="5274310" cy="4377690"/>
+                    </a:xfrm>
+                    <a:prstGeom prst="rect">
+                      <a:avLst/>
+                    </a:prstGeom>
+                    <a:noFill/>
+                    <a:ln>
+                      <a:noFill/>
+                    </a:ln>
+                  </pic:spPr>
+                </pic:pic>
+              </a:graphicData>
+            </a:graphic>
+          </wp:inline>
+        </w:drawing>
+      </w:r>
+      <w:r>
+        <w:rPr>
+          <w:rFonts w:hint="default" w:ascii="Bodoni MT" w:hAnsi="Bodoni MT" w:cs="Bodoni MT"/>
+        </w:rPr>
+        <w:br w:type="textWrapping"/>
+      </w:r>
+      <w:r>
+        <w:rPr>
+          <w:rFonts w:hint="default" w:ascii="Bodoni MT" w:hAnsi="Bodoni MT" w:cs="Bodoni MT"/>
+          <w:lang w:val="en-IN"/>
+        </w:rPr>
+        <w:t>(example of a TaskFile.yaml)</w:t>
+      </w:r>
+    </w:p>
+    <w:p>
+      <w:pPr>
+        <w:keepNext w:val="0"/>
+        <w:keepLines w:val="0"/>
+        <w:widowControl/>
+        <w:numPr>
+          <w:ilvl w:val="1"/>
+          <w:numId w:val="11"/>
+        </w:numPr>
+        <w:suppressLineNumbers w:val="0"/>
+        <w:spacing w:before="0" w:beforeAutospacing="0" w:after="0" w:afterAutospacing="0" w:line="360" w:lineRule="auto"/>
+        <w:ind w:left="840" w:leftChars="0" w:right="0" w:hanging="420" w:firstLineChars="0"/>
+        <w:jc w:val="left"/>
+        <w:rPr>
+          <w:rFonts w:hint="default" w:ascii="Bodoni MT" w:hAnsi="Bodoni MT" w:eastAsia="等线" w:cs="Bodoni MT"/>
+          <w:sz w:val="22"/>
+          <w:szCs w:val="22"/>
+        </w:rPr>
+      </w:pPr>
+      <w:r>
+        <w:rPr>
+          <w:rFonts w:hint="default" w:ascii="Bodoni MT" w:hAnsi="Bodoni MT" w:cs="Bodoni MT"/>
+          <w:lang w:val="en-IN"/>
+        </w:rPr>
+        <w:t xml:space="preserve">When you execute, </w:t>
+      </w:r>
+      <w:r>
+        <w:rPr>
+          <w:rFonts w:hint="default" w:ascii="Bodoni MT" w:hAnsi="Bodoni MT" w:cs="Bodoni MT"/>
+          <w:b/>
+          <w:bCs/>
+          <w:lang w:val="en-IN"/>
+        </w:rPr>
+        <w:t>task --list</w:t>
+      </w:r>
+      <w:r>
+        <w:rPr>
+          <w:rFonts w:hint="default" w:ascii="Bodoni MT" w:hAnsi="Bodoni MT" w:cs="Bodoni MT"/>
+          <w:b w:val="0"/>
+          <w:bCs w:val="0"/>
+          <w:i w:val="0"/>
+          <w:iCs w:val="0"/>
+          <w:lang w:val="en-IN"/>
+        </w:rPr>
+        <w:t xml:space="preserve">, it’ll display all the tasks you have configured inside this file. For example </w:t>
+      </w:r>
+      <w:r>
+        <w:rPr>
+          <w:rFonts w:hint="default" w:ascii="Bodoni MT" w:hAnsi="Bodoni MT" w:cs="Bodoni MT"/>
+          <w:b w:val="0"/>
+          <w:bCs w:val="0"/>
+          <w:i w:val="0"/>
+          <w:iCs w:val="0"/>
+          <w:lang w:val="en-IN"/>
+        </w:rPr>
+        <w:br w:type="textWrapping"/>
+      </w:r>
+      <w:r>
+        <w:rPr>
+          <w:rFonts w:hint="default" w:ascii="Bodoni MT" w:hAnsi="Bodoni MT" w:cs="Bodoni MT"/>
+          <w:b w:val="0"/>
+          <w:bCs w:val="0"/>
+          <w:i w:val="0"/>
+          <w:iCs w:val="0"/>
+          <w:lang w:val="en-IN"/>
+        </w:rPr>
+        <w:t>kind:01-generate-config</w:t>
+      </w:r>
+      <w:r>
+        <w:rPr>
+          <w:rFonts w:hint="default" w:ascii="Bodoni MT" w:hAnsi="Bodoni MT" w:cs="Bodoni MT"/>
+          <w:b w:val="0"/>
+          <w:bCs w:val="0"/>
+          <w:i w:val="0"/>
+          <w:iCs w:val="0"/>
+          <w:lang w:val="en-IN"/>
+        </w:rPr>
+        <w:br w:type="textWrapping"/>
+      </w:r>
+      <w:r>
+        <w:rPr>
+          <w:rFonts w:hint="default" w:ascii="Bodoni MT" w:hAnsi="Bodoni MT" w:cs="Bodoni MT"/>
+          <w:b w:val="0"/>
+          <w:bCs w:val="0"/>
+          <w:i w:val="0"/>
+          <w:iCs w:val="0"/>
+          <w:lang w:val="en-IN"/>
+        </w:rPr>
+        <w:t>kind:02 … etc etc</w:t>
+      </w:r>
+      <w:r>
+        <w:rPr>
+          <w:rFonts w:hint="default" w:ascii="Bodoni MT" w:hAnsi="Bodoni MT" w:cs="Bodoni MT"/>
+          <w:b w:val="0"/>
+          <w:bCs w:val="0"/>
+          <w:i w:val="0"/>
+          <w:iCs w:val="0"/>
+          <w:lang w:val="en-IN"/>
+        </w:rPr>
+        <w:br w:type="textWrapping"/>
+      </w:r>
+      <w:r>
+        <w:drawing>
+          <wp:inline distT="0" distB="0" distL="114300" distR="114300">
+            <wp:extent cx="5261610" cy="412750"/>
+            <wp:effectExtent l="0" t="0" r="8890" b="6350"/>
+            <wp:docPr id="13" name="Picture 4"/>
+            <wp:cNvGraphicFramePr>
+              <a:graphicFrameLocks xmlns:a="http://schemas.openxmlformats.org/drawingml/2006/main" noChangeAspect="1"/>
+            </wp:cNvGraphicFramePr>
+            <a:graphic xmlns:a="http://schemas.openxmlformats.org/drawingml/2006/main">
+              <a:graphicData uri="http://schemas.openxmlformats.org/drawingml/2006/picture">
+                <pic:pic xmlns:pic="http://schemas.openxmlformats.org/drawingml/2006/picture">
+                  <pic:nvPicPr>
+                    <pic:cNvPr id="13" name="Picture 4"/>
+                    <pic:cNvPicPr>
+                      <a:picLocks noChangeAspect="1"/>
+                    </pic:cNvPicPr>
+                  </pic:nvPicPr>
+                  <pic:blipFill>
+                    <a:blip r:embed="rId16"/>
+                    <a:stretch>
+                      <a:fillRect/>
+                    </a:stretch>
+                  </pic:blipFill>
+                  <pic:spPr>
+                    <a:xfrm>
+                      <a:off x="0" y="0"/>
+                      <a:ext cx="5261610" cy="412750"/>
+                    </a:xfrm>
+                    <a:prstGeom prst="rect">
+                      <a:avLst/>
+                    </a:prstGeom>
+                    <a:noFill/>
+                    <a:ln>
+                      <a:noFill/>
+                    </a:ln>
+                  </pic:spPr>
+                </pic:pic>
+              </a:graphicData>
+            </a:graphic>
+          </wp:inline>
+        </w:drawing>
+      </w:r>
+    </w:p>
+    <w:p>
+      <w:pPr>
+        <w:rPr>
+          <w:rFonts w:hint="default" w:ascii="Bodoni MT" w:hAnsi="Bodoni MT" w:eastAsia="等线" w:cs="Bodoni MT"/>
+          <w:sz w:val="22"/>
+          <w:szCs w:val="22"/>
+        </w:rPr>
+      </w:pPr>
+      <w:r>
+        <w:rPr>
+          <w:rFonts w:hint="default" w:ascii="Bodoni MT" w:hAnsi="Bodoni MT" w:eastAsia="等线" w:cs="Bodoni MT"/>
+          <w:sz w:val="22"/>
+          <w:szCs w:val="22"/>
+          <w:lang w:val="en-IN"/>
+        </w:rPr>
+        <w:br w:type="page"/>
+      </w:r>
     </w:p>
     <w:p>
       <w:pPr>
@@ -10964,13 +12469,11 @@
       <w:r>
         <w:rPr>
           <w:rFonts w:hint="default" w:ascii="Bodoni MT" w:hAnsi="Bodoni MT" w:eastAsia="等线" w:cs="Bodoni MT"/>
-          <w:b/>
-          <w:bCs/>
-          <w:sz w:val="22"/>
-          <w:szCs w:val="22"/>
-          <w:lang w:val="en-IN"/>
-        </w:rPr>
-        <w:t>Civo</w:t>
+          <w:sz w:val="22"/>
+          <w:szCs w:val="22"/>
+          <w:lang w:val="en-IN"/>
+        </w:rPr>
+        <w:t>Kind config</w:t>
       </w:r>
     </w:p>
     <w:p>
@@ -10993,15 +12496,47 @@
         </w:rPr>
       </w:pPr>
       <w:r>
-        <w:rPr>
-          <w:rFonts w:hint="default" w:ascii="Bodoni MT" w:hAnsi="Bodoni MT" w:eastAsia="等线" w:cs="Bodoni MT"/>
-          <w:b w:val="0"/>
-          <w:bCs w:val="0"/>
-          <w:sz w:val="22"/>
-          <w:szCs w:val="22"/>
-          <w:lang w:val="en-IN"/>
-        </w:rPr>
-        <w:t>It is a cloud provide (like AWS, Azure, GCP) which provides managed Kubernetes (and cloud infrastructure).</w:t>
+        <w:drawing>
+          <wp:inline distT="0" distB="0" distL="114300" distR="114300">
+            <wp:extent cx="5268595" cy="2319020"/>
+            <wp:effectExtent l="0" t="0" r="1905" b="5080"/>
+            <wp:docPr id="15" name="Picture 6"/>
+            <wp:cNvGraphicFramePr>
+              <a:graphicFrameLocks xmlns:a="http://schemas.openxmlformats.org/drawingml/2006/main" noChangeAspect="1"/>
+            </wp:cNvGraphicFramePr>
+            <a:graphic xmlns:a="http://schemas.openxmlformats.org/drawingml/2006/main">
+              <a:graphicData uri="http://schemas.openxmlformats.org/drawingml/2006/picture">
+                <pic:pic xmlns:pic="http://schemas.openxmlformats.org/drawingml/2006/picture">
+                  <pic:nvPicPr>
+                    <pic:cNvPr id="15" name="Picture 6"/>
+                    <pic:cNvPicPr>
+                      <a:picLocks noChangeAspect="1"/>
+                    </pic:cNvPicPr>
+                  </pic:nvPicPr>
+                  <pic:blipFill>
+                    <a:blip r:embed="rId17"/>
+                    <a:stretch>
+                      <a:fillRect/>
+                    </a:stretch>
+                  </pic:blipFill>
+                  <pic:spPr>
+                    <a:xfrm>
+                      <a:off x="0" y="0"/>
+                      <a:ext cx="5268595" cy="2319020"/>
+                    </a:xfrm>
+                    <a:prstGeom prst="rect">
+                      <a:avLst/>
+                    </a:prstGeom>
+                    <a:noFill/>
+                    <a:ln>
+                      <a:noFill/>
+                    </a:ln>
+                  </pic:spPr>
+                </pic:pic>
+              </a:graphicData>
+            </a:graphic>
+          </wp:inline>
+        </w:drawing>
       </w:r>
     </w:p>
     <w:p>
@@ -11030,38 +12565,7 @@
           <w:szCs w:val="22"/>
           <w:lang w:val="en-IN"/>
         </w:rPr>
-        <w:t>It provides managed Kubernetes cluster, networking, virtual machines, storage.</w:t>
-      </w:r>
-    </w:p>
-    <w:p>
-      <w:pPr>
-        <w:keepNext w:val="0"/>
-        <w:keepLines w:val="0"/>
-        <w:widowControl/>
-        <w:numPr>
-          <w:ilvl w:val="0"/>
-          <w:numId w:val="11"/>
-        </w:numPr>
-        <w:suppressLineNumbers w:val="0"/>
-        <w:spacing w:before="0" w:beforeAutospacing="0" w:after="0" w:afterAutospacing="0" w:line="360" w:lineRule="auto"/>
-        <w:ind w:left="420" w:leftChars="0" w:right="0" w:hanging="420" w:firstLineChars="0"/>
-        <w:jc w:val="left"/>
-        <w:rPr>
-          <w:rFonts w:hint="default" w:ascii="Bodoni MT" w:hAnsi="Bodoni MT" w:eastAsia="等线" w:cs="Bodoni MT"/>
-          <w:sz w:val="22"/>
-          <w:szCs w:val="22"/>
-        </w:rPr>
-      </w:pPr>
-      <w:r>
-        <w:rPr>
-          <w:rFonts w:hint="default" w:ascii="Bodoni MT" w:hAnsi="Bodoni MT" w:eastAsia="等线" w:cs="Bodoni MT"/>
-          <w:b/>
-          <w:bCs/>
-          <w:sz w:val="22"/>
-          <w:szCs w:val="22"/>
-          <w:lang w:val="en-IN"/>
-        </w:rPr>
-        <w:t>Nix</w:t>
+        <w:t>You can see the task kind:02-create-cluster in the previous image, that was using this yaml file.</w:t>
       </w:r>
     </w:p>
     <w:p>
@@ -11086,13 +12590,11 @@
       <w:r>
         <w:rPr>
           <w:rFonts w:hint="default" w:ascii="Bodoni MT" w:hAnsi="Bodoni MT" w:eastAsia="等线" w:cs="Bodoni MT"/>
-          <w:b w:val="0"/>
-          <w:bCs w:val="0"/>
-          <w:sz w:val="22"/>
-          <w:szCs w:val="22"/>
-          <w:lang w:val="en-IN"/>
-        </w:rPr>
-        <w:t>It is a package manager that just download the dependencies directly in your machine of any version you specifies but in a specific directory.</w:t>
+          <w:sz w:val="22"/>
+          <w:szCs w:val="22"/>
+          <w:lang w:val="en-IN"/>
+        </w:rPr>
+        <w:t>3 containers (here nodes) are created. One will be having control plane and other 2 will be worker nodes.</w:t>
       </w:r>
     </w:p>
     <w:p>
@@ -11115,15 +12617,47 @@
         </w:rPr>
       </w:pPr>
       <w:r>
-        <w:rPr>
-          <w:rFonts w:hint="default" w:ascii="Bodoni MT" w:hAnsi="Bodoni MT" w:eastAsia="等线" w:cs="Bodoni MT"/>
-          <w:b w:val="0"/>
-          <w:bCs w:val="0"/>
-          <w:sz w:val="22"/>
-          <w:szCs w:val="22"/>
-          <w:lang w:val="en-IN"/>
-        </w:rPr>
-        <w:t>Its similar to docker in context of keeping dependencies at some directory but it doesn’t have any containers.</w:t>
+        <w:drawing>
+          <wp:inline distT="0" distB="0" distL="114300" distR="114300">
+            <wp:extent cx="5270500" cy="1649095"/>
+            <wp:effectExtent l="0" t="0" r="0" b="1905"/>
+            <wp:docPr id="16" name="Picture 7"/>
+            <wp:cNvGraphicFramePr>
+              <a:graphicFrameLocks xmlns:a="http://schemas.openxmlformats.org/drawingml/2006/main" noChangeAspect="1"/>
+            </wp:cNvGraphicFramePr>
+            <a:graphic xmlns:a="http://schemas.openxmlformats.org/drawingml/2006/main">
+              <a:graphicData uri="http://schemas.openxmlformats.org/drawingml/2006/picture">
+                <pic:pic xmlns:pic="http://schemas.openxmlformats.org/drawingml/2006/picture">
+                  <pic:nvPicPr>
+                    <pic:cNvPr id="16" name="Picture 7"/>
+                    <pic:cNvPicPr>
+                      <a:picLocks noChangeAspect="1"/>
+                    </pic:cNvPicPr>
+                  </pic:nvPicPr>
+                  <pic:blipFill>
+                    <a:blip r:embed="rId18"/>
+                    <a:stretch>
+                      <a:fillRect/>
+                    </a:stretch>
+                  </pic:blipFill>
+                  <pic:spPr>
+                    <a:xfrm>
+                      <a:off x="0" y="0"/>
+                      <a:ext cx="5270500" cy="1649095"/>
+                    </a:xfrm>
+                    <a:prstGeom prst="rect">
+                      <a:avLst/>
+                    </a:prstGeom>
+                    <a:noFill/>
+                    <a:ln>
+                      <a:noFill/>
+                    </a:ln>
+                  </pic:spPr>
+                </pic:pic>
+              </a:graphicData>
+            </a:graphic>
+          </wp:inline>
+        </w:drawing>
       </w:r>
     </w:p>
     <w:p>
@@ -11145,208 +12679,85 @@
           <w:szCs w:val="22"/>
         </w:rPr>
       </w:pPr>
-      <w:bookmarkStart w:id="0" w:name="_GoBack"/>
-      <w:r>
-        <w:rPr>
-          <w:rFonts w:hint="default" w:ascii="Bodoni MT" w:hAnsi="Bodoni MT" w:eastAsia="等线" w:cs="Bodoni MT"/>
+      <w:r>
+        <w:rPr>
+          <w:rFonts w:hint="default" w:ascii="Bodoni MT"/>
+          <w:lang w:val="en-IN"/>
+        </w:rPr>
+        <w:t xml:space="preserve">Execute the command </w:t>
+      </w:r>
+      <w:r>
+        <w:rPr>
+          <w:rFonts w:hint="default" w:ascii="Bodoni MT"/>
           <w:b/>
           <w:bCs/>
-          <w:color w:val="C00000"/>
-          <w:sz w:val="22"/>
-          <w:szCs w:val="22"/>
-          <w:lang w:val="en-IN"/>
-        </w:rPr>
-        <w:t>DevBox</w:t>
-      </w:r>
-      <w:r>
-        <w:rPr>
-          <w:rFonts w:hint="default" w:ascii="Bodoni MT" w:hAnsi="Bodoni MT" w:eastAsia="等线" w:cs="Bodoni MT"/>
+          <w:lang w:val="en-IN"/>
+        </w:rPr>
+        <w:t>kubectl get nodes</w:t>
+      </w:r>
+      <w:r>
+        <w:rPr>
+          <w:rFonts w:hint="default" w:ascii="Bodoni MT"/>
           <w:b w:val="0"/>
           <w:bCs w:val="0"/>
-          <w:color w:val="C00000"/>
-          <w:sz w:val="22"/>
-          <w:szCs w:val="22"/>
-          <w:lang w:val="en-IN"/>
-        </w:rPr>
-        <w:t xml:space="preserve"> </w:t>
-      </w:r>
-      <w:bookmarkEnd w:id="0"/>
-      <w:r>
-        <w:rPr>
-          <w:rFonts w:hint="default" w:ascii="Bodoni MT" w:hAnsi="Bodoni MT" w:eastAsia="等线" w:cs="Bodoni MT"/>
+          <w:lang w:val="en-IN"/>
+        </w:rPr>
+        <w:t xml:space="preserve"> to see the list of nodes.</w:t>
+      </w:r>
+      <w:r>
+        <w:rPr>
+          <w:rFonts w:hint="default" w:ascii="Bodoni MT"/>
           <w:b w:val="0"/>
           <w:bCs w:val="0"/>
-          <w:sz w:val="22"/>
-          <w:szCs w:val="22"/>
-          <w:lang w:val="en-IN"/>
-        </w:rPr>
-        <w:t>is a wrapper written on the top of Nix to make it simpler.</w:t>
-      </w:r>
-    </w:p>
-    <w:p>
-      <w:pPr>
-        <w:keepNext w:val="0"/>
-        <w:keepLines w:val="0"/>
-        <w:widowControl/>
-        <w:numPr>
-          <w:ilvl w:val="1"/>
-          <w:numId w:val="11"/>
-        </w:numPr>
-        <w:suppressLineNumbers w:val="0"/>
-        <w:spacing w:before="0" w:beforeAutospacing="0" w:after="0" w:afterAutospacing="0" w:line="360" w:lineRule="auto"/>
-        <w:ind w:left="840" w:leftChars="0" w:right="0" w:hanging="420" w:firstLineChars="0"/>
-        <w:jc w:val="left"/>
-        <w:rPr>
-          <w:rFonts w:hint="default" w:ascii="Bodoni MT" w:hAnsi="Bodoni MT" w:eastAsia="等线" w:cs="Bodoni MT"/>
-          <w:sz w:val="22"/>
-          <w:szCs w:val="22"/>
-        </w:rPr>
-      </w:pPr>
-    </w:p>
-    <w:p>
-      <w:pPr>
-        <w:keepNext w:val="0"/>
-        <w:keepLines w:val="0"/>
-        <w:widowControl/>
-        <w:numPr>
-          <w:ilvl w:val="0"/>
-          <w:numId w:val="11"/>
-        </w:numPr>
-        <w:suppressLineNumbers w:val="0"/>
-        <w:spacing w:before="0" w:beforeAutospacing="0" w:after="0" w:afterAutospacing="0" w:line="360" w:lineRule="auto"/>
-        <w:ind w:left="420" w:leftChars="0" w:right="0" w:hanging="420" w:firstLineChars="0"/>
-        <w:jc w:val="left"/>
-        <w:rPr>
-          <w:rFonts w:hint="default" w:ascii="Bodoni MT" w:hAnsi="Bodoni MT" w:eastAsia="等线" w:cs="Bodoni MT"/>
-          <w:sz w:val="22"/>
-          <w:szCs w:val="22"/>
-        </w:rPr>
-      </w:pPr>
-      <w:r>
-        <w:rPr>
-          <w:rFonts w:hint="default" w:ascii="Bodoni MT" w:hAnsi="Bodoni MT" w:eastAsia="等线" w:cs="Bodoni MT"/>
-          <w:sz w:val="22"/>
-          <w:szCs w:val="22"/>
-          <w:lang w:val="en-IN"/>
-        </w:rPr>
-        <w:t>F</w:t>
-      </w:r>
-    </w:p>
-    <w:p>
-      <w:pPr>
-        <w:keepNext w:val="0"/>
-        <w:keepLines w:val="0"/>
-        <w:widowControl/>
-        <w:numPr>
-          <w:ilvl w:val="0"/>
-          <w:numId w:val="11"/>
-        </w:numPr>
-        <w:suppressLineNumbers w:val="0"/>
-        <w:spacing w:before="0" w:beforeAutospacing="0" w:after="0" w:afterAutospacing="0" w:line="360" w:lineRule="auto"/>
-        <w:ind w:left="420" w:leftChars="0" w:right="0" w:hanging="420" w:firstLineChars="0"/>
-        <w:jc w:val="left"/>
-        <w:rPr>
-          <w:rFonts w:hint="default" w:ascii="Bodoni MT" w:hAnsi="Bodoni MT" w:eastAsia="等线" w:cs="Bodoni MT"/>
-          <w:sz w:val="22"/>
-          <w:szCs w:val="22"/>
-        </w:rPr>
-      </w:pPr>
-      <w:r>
-        <w:rPr>
-          <w:rFonts w:hint="default" w:ascii="Bodoni MT" w:hAnsi="Bodoni MT" w:eastAsia="等线" w:cs="Bodoni MT"/>
-          <w:sz w:val="22"/>
-          <w:szCs w:val="22"/>
-          <w:lang w:val="en-IN"/>
-        </w:rPr>
-        <w:t>F</w:t>
-      </w:r>
-    </w:p>
-    <w:p>
-      <w:pPr>
-        <w:keepNext w:val="0"/>
-        <w:keepLines w:val="0"/>
-        <w:widowControl/>
-        <w:numPr>
-          <w:ilvl w:val="0"/>
-          <w:numId w:val="11"/>
-        </w:numPr>
-        <w:suppressLineNumbers w:val="0"/>
-        <w:spacing w:before="0" w:beforeAutospacing="0" w:after="0" w:afterAutospacing="0" w:line="360" w:lineRule="auto"/>
-        <w:ind w:left="420" w:leftChars="0" w:right="0" w:hanging="420" w:firstLineChars="0"/>
-        <w:jc w:val="left"/>
-        <w:rPr>
-          <w:rFonts w:hint="default" w:ascii="Bodoni MT" w:hAnsi="Bodoni MT" w:eastAsia="等线" w:cs="Bodoni MT"/>
-          <w:sz w:val="22"/>
-          <w:szCs w:val="22"/>
-        </w:rPr>
-      </w:pPr>
-      <w:r>
-        <w:rPr>
-          <w:rFonts w:hint="default" w:ascii="Bodoni MT" w:hAnsi="Bodoni MT" w:eastAsia="等线" w:cs="Bodoni MT"/>
-          <w:sz w:val="22"/>
-          <w:szCs w:val="22"/>
-          <w:lang w:val="en-IN"/>
-        </w:rPr>
-        <w:t>F</w:t>
-      </w:r>
-    </w:p>
-    <w:p>
-      <w:pPr>
-        <w:keepNext w:val="0"/>
-        <w:keepLines w:val="0"/>
-        <w:widowControl/>
-        <w:numPr>
-          <w:ilvl w:val="0"/>
-          <w:numId w:val="11"/>
-        </w:numPr>
-        <w:suppressLineNumbers w:val="0"/>
-        <w:spacing w:before="0" w:beforeAutospacing="0" w:after="0" w:afterAutospacing="0" w:line="360" w:lineRule="auto"/>
-        <w:ind w:left="420" w:leftChars="0" w:right="0" w:hanging="420" w:firstLineChars="0"/>
-        <w:jc w:val="left"/>
-        <w:rPr>
-          <w:rFonts w:hint="default" w:ascii="Bodoni MT" w:hAnsi="Bodoni MT" w:eastAsia="等线" w:cs="Bodoni MT"/>
-          <w:sz w:val="22"/>
-          <w:szCs w:val="22"/>
-        </w:rPr>
-      </w:pPr>
-      <w:r>
-        <w:rPr>
-          <w:rFonts w:hint="default" w:ascii="Bodoni MT" w:hAnsi="Bodoni MT" w:eastAsia="等线" w:cs="Bodoni MT"/>
-          <w:sz w:val="22"/>
-          <w:szCs w:val="22"/>
-          <w:lang w:val="en-IN"/>
-        </w:rPr>
-        <w:t>F</w:t>
-      </w:r>
-    </w:p>
-    <w:p>
-      <w:pPr>
-        <w:keepNext w:val="0"/>
-        <w:keepLines w:val="0"/>
-        <w:widowControl/>
-        <w:numPr>
-          <w:ilvl w:val="0"/>
-          <w:numId w:val="11"/>
-        </w:numPr>
-        <w:suppressLineNumbers w:val="0"/>
-        <w:spacing w:before="0" w:beforeAutospacing="0" w:after="0" w:afterAutospacing="0" w:line="360" w:lineRule="auto"/>
-        <w:ind w:left="420" w:leftChars="0" w:right="0" w:hanging="420" w:firstLineChars="0"/>
-        <w:jc w:val="left"/>
-        <w:rPr>
-          <w:rFonts w:hint="default" w:ascii="Bodoni MT" w:hAnsi="Bodoni MT" w:eastAsia="等线" w:cs="Bodoni MT"/>
-          <w:sz w:val="22"/>
-          <w:szCs w:val="22"/>
-        </w:rPr>
-      </w:pPr>
-      <w:r>
-        <w:rPr>
-          <w:rFonts w:hint="default" w:ascii="Bodoni MT" w:hAnsi="Bodoni MT" w:eastAsia="等线" w:cs="Bodoni MT"/>
-          <w:sz w:val="22"/>
-          <w:szCs w:val="22"/>
-          <w:lang w:val="en-IN"/>
-        </w:rPr>
-        <w:t>F</w:t>
-      </w:r>
+          <w:lang w:val="en-IN"/>
+        </w:rPr>
+        <w:br w:type="textWrapping"/>
+      </w:r>
+      <w:bookmarkStart w:id="0" w:name="_GoBack"/>
+      <w:r>
+        <w:drawing>
+          <wp:inline distT="0" distB="0" distL="114300" distR="114300">
+            <wp:extent cx="4387215" cy="709930"/>
+            <wp:effectExtent l="0" t="0" r="6985" b="1270"/>
+            <wp:docPr id="17" name="Picture 8"/>
+            <wp:cNvGraphicFramePr>
+              <a:graphicFrameLocks xmlns:a="http://schemas.openxmlformats.org/drawingml/2006/main" noChangeAspect="1"/>
+            </wp:cNvGraphicFramePr>
+            <a:graphic xmlns:a="http://schemas.openxmlformats.org/drawingml/2006/main">
+              <a:graphicData uri="http://schemas.openxmlformats.org/drawingml/2006/picture">
+                <pic:pic xmlns:pic="http://schemas.openxmlformats.org/drawingml/2006/picture">
+                  <pic:nvPicPr>
+                    <pic:cNvPr id="17" name="Picture 8"/>
+                    <pic:cNvPicPr>
+                      <a:picLocks noChangeAspect="1"/>
+                    </pic:cNvPicPr>
+                  </pic:nvPicPr>
+                  <pic:blipFill>
+                    <a:blip r:embed="rId19"/>
+                    <a:stretch>
+                      <a:fillRect/>
+                    </a:stretch>
+                  </pic:blipFill>
+                  <pic:spPr>
+                    <a:xfrm>
+                      <a:off x="0" y="0"/>
+                      <a:ext cx="4387215" cy="709930"/>
+                    </a:xfrm>
+                    <a:prstGeom prst="rect">
+                      <a:avLst/>
+                    </a:prstGeom>
+                    <a:noFill/>
+                    <a:ln>
+                      <a:noFill/>
+                    </a:ln>
+                  </pic:spPr>
+                </pic:pic>
+              </a:graphicData>
+            </a:graphic>
+          </wp:inline>
+        </w:drawing>
+      </w:r>
+      <w:bookmarkEnd w:id="0"/>
     </w:p>
     <w:p>
       <w:pPr>
